--- a/data/outputs/v2/Maths/SS2.1_Similarity_and_Enlargement/Mathematics_Similarity_and_Enlargement_CBE_LessonSequence.docx
+++ b/data/outputs/v2/Maths/SS2.1_Similarity_and_Enlargement/Mathematics_Similarity_and_Enlargement_CBE_LessonSequence.docx
@@ -3429,7 +3429,25 @@
             </w:tcMar>
             <w:vAlign w:val="top"/>
           </w:tcPr>
-          <w:p/>
+          <w:p>
+            <w:pPr>
+              <w:spacing w:after="40" w:before="0"/>
+              <w:jc w:val="left"/>
+            </w:pPr>
+            <w:r>
+              <w:rPr>
+                <w:rFonts w:ascii="Arial" w:cs="Arial" w:eastAsia="Arial" w:hAnsi="Arial"/>
+                <w:b w:val="false"/>
+                <w:bCs w:val="false"/>
+                <w:i w:val="false"/>
+                <w:iCs w:val="false"/>
+                <w:color w:val="000000"/>
+                <w:sz w:val="18"/>
+                <w:szCs w:val="18"/>
+              </w:rPr>
+              <w:t xml:space="preserve">No hazardous materials. If printed photos are laminated, ensure scissors or sharp edges are kept away from learners during any handling. Ensure printed photos are handled respectfully if they show a real student face — use a generic stock image or a drawn face to protect privacy.</w:t>
+            </w:r>
+          </w:p>
         </w:tc>
       </w:tr>
     </w:tbl>
@@ -3803,7 +3821,7 @@
             <w:pPr>
               <w:spacing w:after="20" w:before="0"/>
             </w:pPr>
-            <w:hyperlink w:history="1" r:id="rIdjrd1ctzgmeo6qjzgblo-o">
+            <w:hyperlink w:history="1" r:id="rIdmgtw-hf_9fcbc4s-ihnzo">
               <w:r>
                 <w:rPr>
                   <w:rFonts w:ascii="Arial" w:cs="Arial" w:eastAsia="Arial" w:hAnsi="Arial"/>
@@ -3836,7 +3854,7 @@
               <w:spacing w:after="10" w:before="0"/>
               <w:ind w:left="120"/>
             </w:pPr>
-            <w:hyperlink w:history="1" r:id="rIda7dumisjbk2tr3bwknr3g">
+            <w:hyperlink w:history="1" r:id="rIdrkj0rxppncmst_ootp6gk">
               <w:r>
                 <w:rPr>
                   <w:rFonts w:ascii="Arial" w:cs="Arial" w:eastAsia="Arial" w:hAnsi="Arial"/>
@@ -3881,7 +3899,7 @@
             <w:pPr>
               <w:spacing w:after="20" w:before="0"/>
             </w:pPr>
-            <w:hyperlink w:history="1" r:id="rIdliywjccpa_ojnt8a0axh0">
+            <w:hyperlink w:history="1" r:id="rIdtv2pnhe6_qsosmo60kenh">
               <w:r>
                 <w:rPr>
                   <w:rFonts w:ascii="Arial" w:cs="Arial" w:eastAsia="Arial" w:hAnsi="Arial"/>
@@ -3914,7 +3932,7 @@
               <w:spacing w:after="10" w:before="0"/>
               <w:ind w:left="120"/>
             </w:pPr>
-            <w:hyperlink w:history="1" r:id="rIdzeiwphl_bpba5smchj-te">
+            <w:hyperlink w:history="1" r:id="rIdustsfumkc0tnurrr_4kqo">
               <w:r>
                 <w:rPr>
                   <w:rFonts w:ascii="Arial" w:cs="Arial" w:eastAsia="Arial" w:hAnsi="Arial"/>
@@ -4109,7 +4127,7 @@
             <w:pPr>
               <w:spacing w:after="20" w:before="0"/>
             </w:pPr>
-            <w:hyperlink w:history="1" r:id="rIdazgwesk4dpg1apy5gb2km">
+            <w:hyperlink w:history="1" r:id="rIdgujy41sxvtnovdgdi-qz2">
               <w:r>
                 <w:rPr>
                   <w:rFonts w:ascii="Arial" w:cs="Arial" w:eastAsia="Arial" w:hAnsi="Arial"/>
@@ -4142,7 +4160,7 @@
               <w:spacing w:after="10" w:before="0"/>
               <w:ind w:left="120"/>
             </w:pPr>
-            <w:hyperlink w:history="1" r:id="rIdf0i5hkyd6d1r2gmw2jy66">
+            <w:hyperlink w:history="1" r:id="rId1ius5nbkqzvytl-qdli5z">
               <w:r>
                 <w:rPr>
                   <w:rFonts w:ascii="Arial" w:cs="Arial" w:eastAsia="Arial" w:hAnsi="Arial"/>
@@ -4187,7 +4205,7 @@
             <w:pPr>
               <w:spacing w:after="20" w:before="0"/>
             </w:pPr>
-            <w:hyperlink w:history="1" r:id="rIdnh2hnpd5vqms8jtzruglj">
+            <w:hyperlink w:history="1" r:id="rIdli792tybo83pykxzymth9">
               <w:r>
                 <w:rPr>
                   <w:rFonts w:ascii="Arial" w:cs="Arial" w:eastAsia="Arial" w:hAnsi="Arial"/>
@@ -4220,7 +4238,7 @@
               <w:spacing w:after="10" w:before="0"/>
               <w:ind w:left="120"/>
             </w:pPr>
-            <w:hyperlink w:history="1" r:id="rIdwnfb4vytwo-8npoqf7pwi">
+            <w:hyperlink w:history="1" r:id="rIdv-087vpusc4dey90_dngg">
               <w:r>
                 <w:rPr>
                   <w:rFonts w:ascii="Arial" w:cs="Arial" w:eastAsia="Arial" w:hAnsi="Arial"/>
@@ -4415,7 +4433,7 @@
             <w:pPr>
               <w:spacing w:after="20" w:before="0"/>
             </w:pPr>
-            <w:hyperlink w:history="1" r:id="rIdmqkct39c2jru7ey3dimyq">
+            <w:hyperlink w:history="1" r:id="rIdm-jxx9ijae0ttp-f6ndmz">
               <w:r>
                 <w:rPr>
                   <w:rFonts w:ascii="Arial" w:cs="Arial" w:eastAsia="Arial" w:hAnsi="Arial"/>
@@ -4448,7 +4466,7 @@
               <w:spacing w:after="10" w:before="0"/>
               <w:ind w:left="120"/>
             </w:pPr>
-            <w:hyperlink w:history="1" r:id="rIdfpzs3cadcqpq3etbkywyy">
+            <w:hyperlink w:history="1" r:id="rIdjt_xcadxhyzylowvm3zre">
               <w:r>
                 <w:rPr>
                   <w:rFonts w:ascii="Arial" w:cs="Arial" w:eastAsia="Arial" w:hAnsi="Arial"/>
@@ -4493,7 +4511,7 @@
             <w:pPr>
               <w:spacing w:after="20" w:before="0"/>
             </w:pPr>
-            <w:hyperlink w:history="1" r:id="rIdjfw9bodpbj7wummhaqlwp">
+            <w:hyperlink w:history="1" r:id="rIdmzdw6u5kkjuzezipzyntz">
               <w:r>
                 <w:rPr>
                   <w:rFonts w:ascii="Arial" w:cs="Arial" w:eastAsia="Arial" w:hAnsi="Arial"/>
@@ -4526,7 +4544,7 @@
               <w:spacing w:after="10" w:before="0"/>
               <w:ind w:left="120"/>
             </w:pPr>
-            <w:hyperlink w:history="1" r:id="rIdjfbnllkjdchhbnjuxix2i">
+            <w:hyperlink w:history="1" r:id="rIdwhz2cxodasu00sengkat6">
               <w:r>
                 <w:rPr>
                   <w:rFonts w:ascii="Arial" w:cs="Arial" w:eastAsia="Arial" w:hAnsi="Arial"/>
@@ -4721,7 +4739,7 @@
             <w:pPr>
               <w:spacing w:after="20" w:before="0"/>
             </w:pPr>
-            <w:hyperlink w:history="1" r:id="rIdr-iybynf8bpotv87c081j">
+            <w:hyperlink w:history="1" r:id="rIdyvy34s2tde58x-qqomb0b">
               <w:r>
                 <w:rPr>
                   <w:rFonts w:ascii="Arial" w:cs="Arial" w:eastAsia="Arial" w:hAnsi="Arial"/>
@@ -4754,7 +4772,7 @@
               <w:spacing w:after="10" w:before="0"/>
               <w:ind w:left="120"/>
             </w:pPr>
-            <w:hyperlink w:history="1" r:id="rIduq9_czqtwxjuzjfvub-jl">
+            <w:hyperlink w:history="1" r:id="rIdvrdszryfs-zye6cvuk9j9">
               <w:r>
                 <w:rPr>
                   <w:rFonts w:ascii="Arial" w:cs="Arial" w:eastAsia="Arial" w:hAnsi="Arial"/>
@@ -4799,7 +4817,7 @@
             <w:pPr>
               <w:spacing w:after="20" w:before="0"/>
             </w:pPr>
-            <w:hyperlink w:history="1" r:id="rId2lkbcsw208k2y3cqvwnx8">
+            <w:hyperlink w:history="1" r:id="rIdxm_o48ewxbztg7traodqm">
               <w:r>
                 <w:rPr>
                   <w:rFonts w:ascii="Arial" w:cs="Arial" w:eastAsia="Arial" w:hAnsi="Arial"/>
@@ -4832,7 +4850,7 @@
               <w:spacing w:after="10" w:before="0"/>
               <w:ind w:left="120"/>
             </w:pPr>
-            <w:hyperlink w:history="1" r:id="rId2npz4v-dmadgefcoqj3y-">
+            <w:hyperlink w:history="1" r:id="rIdbkmils3-b2ltqbwyqen7x">
               <w:r>
                 <w:rPr>
                   <w:rFonts w:ascii="Arial" w:cs="Arial" w:eastAsia="Arial" w:hAnsi="Arial"/>
@@ -5027,7 +5045,7 @@
             <w:pPr>
               <w:spacing w:after="20" w:before="0"/>
             </w:pPr>
-            <w:hyperlink w:history="1" r:id="rIdvfzkmutlp_uqd8xcc-exn">
+            <w:hyperlink w:history="1" r:id="rId1yjrpzc3wiefffmufgbg3">
               <w:r>
                 <w:rPr>
                   <w:rFonts w:ascii="Arial" w:cs="Arial" w:eastAsia="Arial" w:hAnsi="Arial"/>
@@ -5060,7 +5078,7 @@
               <w:spacing w:after="10" w:before="0"/>
               <w:ind w:left="120"/>
             </w:pPr>
-            <w:hyperlink w:history="1" r:id="rIdg6vywfjxrisrczocdt54g">
+            <w:hyperlink w:history="1" r:id="rIdxdmvzppveuxtcyde1gehm">
               <w:r>
                 <w:rPr>
                   <w:rFonts w:ascii="Arial" w:cs="Arial" w:eastAsia="Arial" w:hAnsi="Arial"/>
@@ -5105,7 +5123,7 @@
             <w:pPr>
               <w:spacing w:after="20" w:before="0"/>
             </w:pPr>
-            <w:hyperlink w:history="1" r:id="rIdea3karqgodyktolifysmd">
+            <w:hyperlink w:history="1" r:id="rIdx5jo7ct_sms8ggdgpee9f">
               <w:r>
                 <w:rPr>
                   <w:rFonts w:ascii="Arial" w:cs="Arial" w:eastAsia="Arial" w:hAnsi="Arial"/>
@@ -5138,7 +5156,7 @@
               <w:spacing w:after="10" w:before="0"/>
               <w:ind w:left="120"/>
             </w:pPr>
-            <w:hyperlink w:history="1" r:id="rIdp8lzbqi07hr3isqayy31d">
+            <w:hyperlink w:history="1" r:id="rIdwkqn3wfxymvtbyhs0dbeq">
               <w:r>
                 <w:rPr>
                   <w:rFonts w:ascii="Arial" w:cs="Arial" w:eastAsia="Arial" w:hAnsi="Arial"/>
@@ -6577,32 +6595,32 @@
         <w:tc>
           <w:tcPr>
             <w:tcW w:type="dxa" w:w="1520"/>
-            <w:shd w:fill="F2F2F2" w:color="auto" w:val="clear"/>
-            <w:tcMar>
-              <w:top w:type="dxa" w:w="60"/>
-              <w:left w:type="dxa" w:w="120"/>
-              <w:bottom w:type="dxa" w:w="60"/>
-              <w:right w:type="dxa" w:w="120"/>
-            </w:tcMar>
-            <w:vAlign w:val="top"/>
-          </w:tcPr>
-          <w:p>
-            <w:pPr>
-              <w:spacing w:after="40" w:before="0"/>
-              <w:jc w:val="left"/>
-            </w:pPr>
-            <w:r>
-              <w:rPr>
-                <w:rFonts w:ascii="Arial" w:cs="Arial" w:eastAsia="Arial" w:hAnsi="Arial"/>
-                <w:b/>
-                <w:bCs/>
-                <w:i w:val="false"/>
-                <w:iCs w:val="false"/>
-                <w:color w:val="000000"/>
-                <w:sz w:val="18"/>
-                <w:szCs w:val="18"/>
-              </w:rPr>
-              <w:t xml:space="preserve">Phase 1 — PREDICT (15 minutes)</w:t>
+            <w:shd w:fill="EAD1F5" w:color="auto" w:val="clear"/>
+            <w:tcMar>
+              <w:top w:type="dxa" w:w="60"/>
+              <w:left w:type="dxa" w:w="120"/>
+              <w:bottom w:type="dxa" w:w="60"/>
+              <w:right w:type="dxa" w:w="120"/>
+            </w:tcMar>
+            <w:vAlign w:val="top"/>
+          </w:tcPr>
+          <w:p>
+            <w:pPr>
+              <w:spacing w:after="40" w:before="0"/>
+              <w:jc w:val="left"/>
+            </w:pPr>
+            <w:r>
+              <w:rPr>
+                <w:rFonts w:ascii="Arial" w:cs="Arial" w:eastAsia="Arial" w:hAnsi="Arial"/>
+                <w:b/>
+                <w:bCs/>
+                <w:i w:val="false"/>
+                <w:iCs w:val="false"/>
+                <w:color w:val="000000"/>
+                <w:sz w:val="18"/>
+                <w:szCs w:val="18"/>
+              </w:rPr>
+              <w:t xml:space="preserve">Predict Phase</w:t>
             </w:r>
           </w:p>
           <w:p>
@@ -6625,7 +6643,7 @@
             <w:pPr>
               <w:spacing w:after="20" w:before="0"/>
             </w:pPr>
-            <w:hyperlink w:history="1" r:id="rIdpisdvbvwejmkqm7nubchl">
+            <w:hyperlink w:history="1" r:id="rIdzzfjca8hnhd4ef0kaegff">
               <w:r>
                 <w:rPr>
                   <w:rFonts w:ascii="Arial" w:cs="Arial" w:eastAsia="Arial" w:hAnsi="Arial"/>
@@ -6658,7 +6676,7 @@
               <w:spacing w:after="10" w:before="0"/>
               <w:ind w:left="120"/>
             </w:pPr>
-            <w:hyperlink w:history="1" r:id="rIdk4gp_bfk0gub84p98haz6">
+            <w:hyperlink w:history="1" r:id="rIdktpda-qvs9joduj_c2e9e">
               <w:r>
                 <w:rPr>
                   <w:rFonts w:ascii="Arial" w:cs="Arial" w:eastAsia="Arial" w:hAnsi="Arial"/>
@@ -6703,7 +6721,7 @@
             <w:pPr>
               <w:spacing w:after="20" w:before="0"/>
             </w:pPr>
-            <w:hyperlink w:history="1" r:id="rId8mjk8kiyfgh4uoqwvvnla">
+            <w:hyperlink w:history="1" r:id="rIdxxbrvq215o9yirh4mf0f6">
               <w:r>
                 <w:rPr>
                   <w:rFonts w:ascii="Arial" w:cs="Arial" w:eastAsia="Arial" w:hAnsi="Arial"/>
@@ -6736,7 +6754,7 @@
               <w:spacing w:after="10" w:before="0"/>
               <w:ind w:left="120"/>
             </w:pPr>
-            <w:hyperlink w:history="1" r:id="rIdgtrxgkkk5vylsetcosorn">
+            <w:hyperlink w:history="1" r:id="rIdyx1oyzvyzqqup9r7zixsa">
               <w:r>
                 <w:rPr>
                   <w:rFonts w:ascii="Arial" w:cs="Arial" w:eastAsia="Arial" w:hAnsi="Arial"/>
@@ -6883,32 +6901,32 @@
         <w:tc>
           <w:tcPr>
             <w:tcW w:type="dxa" w:w="1520"/>
-            <w:shd w:fill="F2F2F2" w:color="auto" w:val="clear"/>
-            <w:tcMar>
-              <w:top w:type="dxa" w:w="60"/>
-              <w:left w:type="dxa" w:w="120"/>
-              <w:bottom w:type="dxa" w:w="60"/>
-              <w:right w:type="dxa" w:w="120"/>
-            </w:tcMar>
-            <w:vAlign w:val="top"/>
-          </w:tcPr>
-          <w:p>
-            <w:pPr>
-              <w:spacing w:after="40" w:before="0"/>
-              <w:jc w:val="left"/>
-            </w:pPr>
-            <w:r>
-              <w:rPr>
-                <w:rFonts w:ascii="Arial" w:cs="Arial" w:eastAsia="Arial" w:hAnsi="Arial"/>
-                <w:b/>
-                <w:bCs/>
-                <w:i w:val="false"/>
-                <w:iCs w:val="false"/>
-                <w:color w:val="000000"/>
-                <w:sz w:val="18"/>
-                <w:szCs w:val="18"/>
-              </w:rPr>
-              <w:t xml:space="preserve">Phase 2 — OBSERVE / EVIDENCE GATHERING (25 minutes)</w:t>
+            <w:shd w:fill="D9EEF1" w:color="auto" w:val="clear"/>
+            <w:tcMar>
+              <w:top w:type="dxa" w:w="60"/>
+              <w:left w:type="dxa" w:w="120"/>
+              <w:bottom w:type="dxa" w:w="60"/>
+              <w:right w:type="dxa" w:w="120"/>
+            </w:tcMar>
+            <w:vAlign w:val="top"/>
+          </w:tcPr>
+          <w:p>
+            <w:pPr>
+              <w:spacing w:after="40" w:before="0"/>
+              <w:jc w:val="left"/>
+            </w:pPr>
+            <w:r>
+              <w:rPr>
+                <w:rFonts w:ascii="Arial" w:cs="Arial" w:eastAsia="Arial" w:hAnsi="Arial"/>
+                <w:b/>
+                <w:bCs/>
+                <w:i w:val="false"/>
+                <w:iCs w:val="false"/>
+                <w:color w:val="000000"/>
+                <w:sz w:val="18"/>
+                <w:szCs w:val="18"/>
+              </w:rPr>
+              <w:t xml:space="preserve">Observe Phase</w:t>
             </w:r>
           </w:p>
           <w:p>
@@ -6931,7 +6949,7 @@
             <w:pPr>
               <w:spacing w:after="20" w:before="0"/>
             </w:pPr>
-            <w:hyperlink w:history="1" r:id="rId209suid_xuuh1w4dwhody">
+            <w:hyperlink w:history="1" r:id="rIdytcteh2qspwzxz106uhjb">
               <w:r>
                 <w:rPr>
                   <w:rFonts w:ascii="Arial" w:cs="Arial" w:eastAsia="Arial" w:hAnsi="Arial"/>
@@ -6964,7 +6982,7 @@
               <w:spacing w:after="10" w:before="0"/>
               <w:ind w:left="120"/>
             </w:pPr>
-            <w:hyperlink w:history="1" r:id="rIdgj-j1gwqyxozrafozemcs">
+            <w:hyperlink w:history="1" r:id="rIdtdrurb5mqcxgvajne-slr">
               <w:r>
                 <w:rPr>
                   <w:rFonts w:ascii="Arial" w:cs="Arial" w:eastAsia="Arial" w:hAnsi="Arial"/>
@@ -7009,7 +7027,7 @@
             <w:pPr>
               <w:spacing w:after="20" w:before="0"/>
             </w:pPr>
-            <w:hyperlink w:history="1" r:id="rIdwyqlkh5dnfjwuzy64cv0q">
+            <w:hyperlink w:history="1" r:id="rId1a6butzf42r7vvxyhkusk">
               <w:r>
                 <w:rPr>
                   <w:rFonts w:ascii="Arial" w:cs="Arial" w:eastAsia="Arial" w:hAnsi="Arial"/>
@@ -7042,7 +7060,7 @@
               <w:spacing w:after="10" w:before="0"/>
               <w:ind w:left="120"/>
             </w:pPr>
-            <w:hyperlink w:history="1" r:id="rIdoftxgfk8uresgu4juzowb">
+            <w:hyperlink w:history="1" r:id="rId3on3wk_dah3nqnzire5ka">
               <w:r>
                 <w:rPr>
                   <w:rFonts w:ascii="Arial" w:cs="Arial" w:eastAsia="Arial" w:hAnsi="Arial"/>
@@ -7189,32 +7207,32 @@
         <w:tc>
           <w:tcPr>
             <w:tcW w:type="dxa" w:w="1520"/>
-            <w:shd w:fill="F2F2F2" w:color="auto" w:val="clear"/>
-            <w:tcMar>
-              <w:top w:type="dxa" w:w="60"/>
-              <w:left w:type="dxa" w:w="120"/>
-              <w:bottom w:type="dxa" w:w="60"/>
-              <w:right w:type="dxa" w:w="120"/>
-            </w:tcMar>
-            <w:vAlign w:val="top"/>
-          </w:tcPr>
-          <w:p>
-            <w:pPr>
-              <w:spacing w:after="40" w:before="0"/>
-              <w:jc w:val="left"/>
-            </w:pPr>
-            <w:r>
-              <w:rPr>
-                <w:rFonts w:ascii="Arial" w:cs="Arial" w:eastAsia="Arial" w:hAnsi="Arial"/>
-                <w:b/>
-                <w:bCs/>
-                <w:i w:val="false"/>
-                <w:iCs w:val="false"/>
-                <w:color w:val="000000"/>
-                <w:sz w:val="18"/>
-                <w:szCs w:val="18"/>
-              </w:rPr>
-              <w:t xml:space="preserve">Phase 3 — EXPLAIN / SENSEMAKING (20 minutes)</w:t>
+            <w:shd w:fill="E2EFDA" w:color="auto" w:val="clear"/>
+            <w:tcMar>
+              <w:top w:type="dxa" w:w="60"/>
+              <w:left w:type="dxa" w:w="120"/>
+              <w:bottom w:type="dxa" w:w="60"/>
+              <w:right w:type="dxa" w:w="120"/>
+            </w:tcMar>
+            <w:vAlign w:val="top"/>
+          </w:tcPr>
+          <w:p>
+            <w:pPr>
+              <w:spacing w:after="40" w:before="0"/>
+              <w:jc w:val="left"/>
+            </w:pPr>
+            <w:r>
+              <w:rPr>
+                <w:rFonts w:ascii="Arial" w:cs="Arial" w:eastAsia="Arial" w:hAnsi="Arial"/>
+                <w:b/>
+                <w:bCs/>
+                <w:i w:val="false"/>
+                <w:iCs w:val="false"/>
+                <w:color w:val="000000"/>
+                <w:sz w:val="18"/>
+                <w:szCs w:val="18"/>
+              </w:rPr>
+              <w:t xml:space="preserve">Explain Phase</w:t>
             </w:r>
           </w:p>
           <w:p>
@@ -7237,7 +7255,7 @@
             <w:pPr>
               <w:spacing w:after="20" w:before="0"/>
             </w:pPr>
-            <w:hyperlink w:history="1" r:id="rIdjje8yupwewt84ssnatyam">
+            <w:hyperlink w:history="1" r:id="rIdsosl8aja6hru0vh1ad94_">
               <w:r>
                 <w:rPr>
                   <w:rFonts w:ascii="Arial" w:cs="Arial" w:eastAsia="Arial" w:hAnsi="Arial"/>
@@ -7270,7 +7288,7 @@
               <w:spacing w:after="10" w:before="0"/>
               <w:ind w:left="120"/>
             </w:pPr>
-            <w:hyperlink w:history="1" r:id="rIdx5fnbgc6euj6hidmsdqhw">
+            <w:hyperlink w:history="1" r:id="rIdvy7awa-g3_cxn998mig_5">
               <w:r>
                 <w:rPr>
                   <w:rFonts w:ascii="Arial" w:cs="Arial" w:eastAsia="Arial" w:hAnsi="Arial"/>
@@ -7315,7 +7333,7 @@
             <w:pPr>
               <w:spacing w:after="20" w:before="0"/>
             </w:pPr>
-            <w:hyperlink w:history="1" r:id="rIdpejns4yo2raaumvf-qpk2">
+            <w:hyperlink w:history="1" r:id="rIdcszpx4i7vjuhu8nnugv5m">
               <w:r>
                 <w:rPr>
                   <w:rFonts w:ascii="Arial" w:cs="Arial" w:eastAsia="Arial" w:hAnsi="Arial"/>
@@ -7348,7 +7366,7 @@
               <w:spacing w:after="10" w:before="0"/>
               <w:ind w:left="120"/>
             </w:pPr>
-            <w:hyperlink w:history="1" r:id="rIdzwzep6tdphirw7wk24h5z">
+            <w:hyperlink w:history="1" r:id="rId2ftwgp_49pewnqt3lezm1">
               <w:r>
                 <w:rPr>
                   <w:rFonts w:ascii="Arial" w:cs="Arial" w:eastAsia="Arial" w:hAnsi="Arial"/>
@@ -7495,32 +7513,32 @@
         <w:tc>
           <w:tcPr>
             <w:tcW w:type="dxa" w:w="1520"/>
-            <w:shd w:fill="F2F2F2" w:color="auto" w:val="clear"/>
-            <w:tcMar>
-              <w:top w:type="dxa" w:w="60"/>
-              <w:left w:type="dxa" w:w="120"/>
-              <w:bottom w:type="dxa" w:w="60"/>
-              <w:right w:type="dxa" w:w="120"/>
-            </w:tcMar>
-            <w:vAlign w:val="top"/>
-          </w:tcPr>
-          <w:p>
-            <w:pPr>
-              <w:spacing w:after="40" w:before="0"/>
-              <w:jc w:val="left"/>
-            </w:pPr>
-            <w:r>
-              <w:rPr>
-                <w:rFonts w:ascii="Arial" w:cs="Arial" w:eastAsia="Arial" w:hAnsi="Arial"/>
-                <w:b/>
-                <w:bCs/>
-                <w:i w:val="false"/>
-                <w:iCs w:val="false"/>
-                <w:color w:val="000000"/>
-                <w:sz w:val="18"/>
-                <w:szCs w:val="18"/>
-              </w:rPr>
-              <w:t xml:space="preserve">Phase 4 — DRIVING QUESTION BOARD (DQB) UPDATE (10 minutes)</w:t>
+            <w:shd w:fill="FCE4D6" w:color="auto" w:val="clear"/>
+            <w:tcMar>
+              <w:top w:type="dxa" w:w="60"/>
+              <w:left w:type="dxa" w:w="120"/>
+              <w:bottom w:type="dxa" w:w="60"/>
+              <w:right w:type="dxa" w:w="120"/>
+            </w:tcMar>
+            <w:vAlign w:val="top"/>
+          </w:tcPr>
+          <w:p>
+            <w:pPr>
+              <w:spacing w:after="40" w:before="0"/>
+              <w:jc w:val="left"/>
+            </w:pPr>
+            <w:r>
+              <w:rPr>
+                <w:rFonts w:ascii="Arial" w:cs="Arial" w:eastAsia="Arial" w:hAnsi="Arial"/>
+                <w:b/>
+                <w:bCs/>
+                <w:i w:val="false"/>
+                <w:iCs w:val="false"/>
+                <w:color w:val="000000"/>
+                <w:sz w:val="18"/>
+                <w:szCs w:val="18"/>
+              </w:rPr>
+              <w:t xml:space="preserve">Driving Question Board (DQB) Creation</w:t>
             </w:r>
           </w:p>
           <w:p>
@@ -7543,7 +7561,7 @@
             <w:pPr>
               <w:spacing w:after="20" w:before="0"/>
             </w:pPr>
-            <w:hyperlink w:history="1" r:id="rIdfcb2l_jqupxlvaefrppy7">
+            <w:hyperlink w:history="1" r:id="rId7e15p_h4elf_asmkachth">
               <w:r>
                 <w:rPr>
                   <w:rFonts w:ascii="Arial" w:cs="Arial" w:eastAsia="Arial" w:hAnsi="Arial"/>
@@ -7576,7 +7594,7 @@
               <w:spacing w:after="10" w:before="0"/>
               <w:ind w:left="120"/>
             </w:pPr>
-            <w:hyperlink w:history="1" r:id="rIddp8qd5eybyhlpykkhminw">
+            <w:hyperlink w:history="1" r:id="rIdns5_lfmimbyw5vhxa8lfd">
               <w:r>
                 <w:rPr>
                   <w:rFonts w:ascii="Arial" w:cs="Arial" w:eastAsia="Arial" w:hAnsi="Arial"/>
@@ -7621,7 +7639,7 @@
             <w:pPr>
               <w:spacing w:after="20" w:before="0"/>
             </w:pPr>
-            <w:hyperlink w:history="1" r:id="rIdeamqxzbkbasnuos1v_mgp">
+            <w:hyperlink w:history="1" r:id="rIdvfz-gkwv-zbqfjnr0kpy3">
               <w:r>
                 <w:rPr>
                   <w:rFonts w:ascii="Arial" w:cs="Arial" w:eastAsia="Arial" w:hAnsi="Arial"/>
@@ -7654,7 +7672,7 @@
               <w:spacing w:after="10" w:before="0"/>
               <w:ind w:left="120"/>
             </w:pPr>
-            <w:hyperlink w:history="1" r:id="rIdkoszpczqcaoln6s18tixz">
+            <w:hyperlink w:history="1" r:id="rIdscphvwsacmboxg0yvd3ur">
               <w:r>
                 <w:rPr>
                   <w:rFonts w:ascii="Arial" w:cs="Arial" w:eastAsia="Arial" w:hAnsi="Arial"/>
@@ -7801,32 +7819,32 @@
         <w:tc>
           <w:tcPr>
             <w:tcW w:type="dxa" w:w="1520"/>
-            <w:shd w:fill="F2F2F2" w:color="auto" w:val="clear"/>
-            <w:tcMar>
-              <w:top w:type="dxa" w:w="60"/>
-              <w:left w:type="dxa" w:w="120"/>
-              <w:bottom w:type="dxa" w:w="60"/>
-              <w:right w:type="dxa" w:w="120"/>
-            </w:tcMar>
-            <w:vAlign w:val="top"/>
-          </w:tcPr>
-          <w:p>
-            <w:pPr>
-              <w:spacing w:after="40" w:before="0"/>
-              <w:jc w:val="left"/>
-            </w:pPr>
-            <w:r>
-              <w:rPr>
-                <w:rFonts w:ascii="Arial" w:cs="Arial" w:eastAsia="Arial" w:hAnsi="Arial"/>
-                <w:b/>
-                <w:bCs/>
-                <w:i w:val="false"/>
-                <w:iCs w:val="false"/>
-                <w:color w:val="000000"/>
-                <w:sz w:val="18"/>
-                <w:szCs w:val="18"/>
-              </w:rPr>
-              <w:t xml:space="preserve">Phase 5 — MODEL BUILDING (10 minutes)</w:t>
+            <w:shd w:fill="D5E8F0" w:color="auto" w:val="clear"/>
+            <w:tcMar>
+              <w:top w:type="dxa" w:w="60"/>
+              <w:left w:type="dxa" w:w="120"/>
+              <w:bottom w:type="dxa" w:w="60"/>
+              <w:right w:type="dxa" w:w="120"/>
+            </w:tcMar>
+            <w:vAlign w:val="top"/>
+          </w:tcPr>
+          <w:p>
+            <w:pPr>
+              <w:spacing w:after="40" w:before="0"/>
+              <w:jc w:val="left"/>
+            </w:pPr>
+            <w:r>
+              <w:rPr>
+                <w:rFonts w:ascii="Arial" w:cs="Arial" w:eastAsia="Arial" w:hAnsi="Arial"/>
+                <w:b/>
+                <w:bCs/>
+                <w:i w:val="false"/>
+                <w:iCs w:val="false"/>
+                <w:color w:val="000000"/>
+                <w:sz w:val="18"/>
+                <w:szCs w:val="18"/>
+              </w:rPr>
+              <w:t xml:space="preserve">Model Building Phase</w:t>
             </w:r>
           </w:p>
           <w:p>
@@ -7849,7 +7867,7 @@
             <w:pPr>
               <w:spacing w:after="20" w:before="0"/>
             </w:pPr>
-            <w:hyperlink w:history="1" r:id="rIdnxj8m9ii-0wkoesijm3tf">
+            <w:hyperlink w:history="1" r:id="rIdhyujkp5hq-t9yizalhbzg">
               <w:r>
                 <w:rPr>
                   <w:rFonts w:ascii="Arial" w:cs="Arial" w:eastAsia="Arial" w:hAnsi="Arial"/>
@@ -7882,7 +7900,7 @@
               <w:spacing w:after="10" w:before="0"/>
               <w:ind w:left="120"/>
             </w:pPr>
-            <w:hyperlink w:history="1" r:id="rIdbdbmhqyk2x6t7_6kuvhjk">
+            <w:hyperlink w:history="1" r:id="rIdvte81b0lpxsfuq8e6yvt-">
               <w:r>
                 <w:rPr>
                   <w:rFonts w:ascii="Arial" w:cs="Arial" w:eastAsia="Arial" w:hAnsi="Arial"/>
@@ -7927,7 +7945,7 @@
             <w:pPr>
               <w:spacing w:after="20" w:before="0"/>
             </w:pPr>
-            <w:hyperlink w:history="1" r:id="rIdw0byvth_zhc1ewnhzpfnm">
+            <w:hyperlink w:history="1" r:id="rIdsuka-cxjgoaz71z1ykeof">
               <w:r>
                 <w:rPr>
                   <w:rFonts w:ascii="Arial" w:cs="Arial" w:eastAsia="Arial" w:hAnsi="Arial"/>
@@ -7960,7 +7978,7 @@
               <w:spacing w:after="10" w:before="0"/>
               <w:ind w:left="120"/>
             </w:pPr>
-            <w:hyperlink w:history="1" r:id="rId7tcjgj74_k8j2kbb-hum0">
+            <w:hyperlink w:history="1" r:id="rIdp-polcbzmwpyvynrq9br_">
               <w:r>
                 <w:rPr>
                   <w:rFonts w:ascii="Arial" w:cs="Arial" w:eastAsia="Arial" w:hAnsi="Arial"/>
@@ -9494,32 +9512,32 @@
         <w:tc>
           <w:tcPr>
             <w:tcW w:type="dxa" w:w="1520"/>
-            <w:shd w:fill="F2F2F2" w:color="auto" w:val="clear"/>
-            <w:tcMar>
-              <w:top w:type="dxa" w:w="60"/>
-              <w:left w:type="dxa" w:w="120"/>
-              <w:bottom w:type="dxa" w:w="60"/>
-              <w:right w:type="dxa" w:w="120"/>
-            </w:tcMar>
-            <w:vAlign w:val="top"/>
-          </w:tcPr>
-          <w:p>
-            <w:pPr>
-              <w:spacing w:after="40" w:before="0"/>
-              <w:jc w:val="left"/>
-            </w:pPr>
-            <w:r>
-              <w:rPr>
-                <w:rFonts w:ascii="Arial" w:cs="Arial" w:eastAsia="Arial" w:hAnsi="Arial"/>
-                <w:b/>
-                <w:bCs/>
-                <w:i w:val="false"/>
-                <w:iCs w:val="false"/>
-                <w:color w:val="000000"/>
-                <w:sz w:val="18"/>
-                <w:szCs w:val="18"/>
-              </w:rPr>
-              <w:t xml:space="preserve">Phase 1 — PREDICT (10 minutes)</w:t>
+            <w:shd w:fill="EAD1F5" w:color="auto" w:val="clear"/>
+            <w:tcMar>
+              <w:top w:type="dxa" w:w="60"/>
+              <w:left w:type="dxa" w:w="120"/>
+              <w:bottom w:type="dxa" w:w="60"/>
+              <w:right w:type="dxa" w:w="120"/>
+            </w:tcMar>
+            <w:vAlign w:val="top"/>
+          </w:tcPr>
+          <w:p>
+            <w:pPr>
+              <w:spacing w:after="40" w:before="0"/>
+              <w:jc w:val="left"/>
+            </w:pPr>
+            <w:r>
+              <w:rPr>
+                <w:rFonts w:ascii="Arial" w:cs="Arial" w:eastAsia="Arial" w:hAnsi="Arial"/>
+                <w:b/>
+                <w:bCs/>
+                <w:i w:val="false"/>
+                <w:iCs w:val="false"/>
+                <w:color w:val="000000"/>
+                <w:sz w:val="18"/>
+                <w:szCs w:val="18"/>
+              </w:rPr>
+              <w:t xml:space="preserve">Predict Phase</w:t>
             </w:r>
           </w:p>
           <w:p>
@@ -9542,7 +9560,7 @@
             <w:pPr>
               <w:spacing w:after="20" w:before="0"/>
             </w:pPr>
-            <w:hyperlink w:history="1" r:id="rIdr-jcl8kq0fcbofizzz4ef">
+            <w:hyperlink w:history="1" r:id="rIdimfmr3ihnvkbgjqlf9txi">
               <w:r>
                 <w:rPr>
                   <w:rFonts w:ascii="Arial" w:cs="Arial" w:eastAsia="Arial" w:hAnsi="Arial"/>
@@ -9575,7 +9593,7 @@
               <w:spacing w:after="10" w:before="0"/>
               <w:ind w:left="120"/>
             </w:pPr>
-            <w:hyperlink w:history="1" r:id="rIdx1dzc4bvnul3e19t6o2em">
+            <w:hyperlink w:history="1" r:id="rId9uaxsutdiunkisguuuhxf">
               <w:r>
                 <w:rPr>
                   <w:rFonts w:ascii="Arial" w:cs="Arial" w:eastAsia="Arial" w:hAnsi="Arial"/>
@@ -9620,7 +9638,7 @@
             <w:pPr>
               <w:spacing w:after="20" w:before="0"/>
             </w:pPr>
-            <w:hyperlink w:history="1" r:id="rIdddeq6drs1nkt6tcc-yzbm">
+            <w:hyperlink w:history="1" r:id="rIded4_shbfmvc54sfcsng6g">
               <w:r>
                 <w:rPr>
                   <w:rFonts w:ascii="Arial" w:cs="Arial" w:eastAsia="Arial" w:hAnsi="Arial"/>
@@ -9653,7 +9671,7 @@
               <w:spacing w:after="10" w:before="0"/>
               <w:ind w:left="120"/>
             </w:pPr>
-            <w:hyperlink w:history="1" r:id="rIdgddbxwiukmuo9wqzlp6iy">
+            <w:hyperlink w:history="1" r:id="rIda1ojjrx9vtjhun4ivdmwp">
               <w:r>
                 <w:rPr>
                   <w:rFonts w:ascii="Arial" w:cs="Arial" w:eastAsia="Arial" w:hAnsi="Arial"/>
@@ -9800,32 +9818,32 @@
         <w:tc>
           <w:tcPr>
             <w:tcW w:type="dxa" w:w="1520"/>
-            <w:shd w:fill="F2F2F2" w:color="auto" w:val="clear"/>
-            <w:tcMar>
-              <w:top w:type="dxa" w:w="60"/>
-              <w:left w:type="dxa" w:w="120"/>
-              <w:bottom w:type="dxa" w:w="60"/>
-              <w:right w:type="dxa" w:w="120"/>
-            </w:tcMar>
-            <w:vAlign w:val="top"/>
-          </w:tcPr>
-          <w:p>
-            <w:pPr>
-              <w:spacing w:after="40" w:before="0"/>
-              <w:jc w:val="left"/>
-            </w:pPr>
-            <w:r>
-              <w:rPr>
-                <w:rFonts w:ascii="Arial" w:cs="Arial" w:eastAsia="Arial" w:hAnsi="Arial"/>
-                <w:b/>
-                <w:bCs/>
-                <w:i w:val="false"/>
-                <w:iCs w:val="false"/>
-                <w:color w:val="000000"/>
-                <w:sz w:val="18"/>
-                <w:szCs w:val="18"/>
-              </w:rPr>
-              <w:t xml:space="preserve">Phase 2 — OBSERVE &amp; EXPLORE (30 minutes)</w:t>
+            <w:shd w:fill="D9EEF1" w:color="auto" w:val="clear"/>
+            <w:tcMar>
+              <w:top w:type="dxa" w:w="60"/>
+              <w:left w:type="dxa" w:w="120"/>
+              <w:bottom w:type="dxa" w:w="60"/>
+              <w:right w:type="dxa" w:w="120"/>
+            </w:tcMar>
+            <w:vAlign w:val="top"/>
+          </w:tcPr>
+          <w:p>
+            <w:pPr>
+              <w:spacing w:after="40" w:before="0"/>
+              <w:jc w:val="left"/>
+            </w:pPr>
+            <w:r>
+              <w:rPr>
+                <w:rFonts w:ascii="Arial" w:cs="Arial" w:eastAsia="Arial" w:hAnsi="Arial"/>
+                <w:b/>
+                <w:bCs/>
+                <w:i w:val="false"/>
+                <w:iCs w:val="false"/>
+                <w:color w:val="000000"/>
+                <w:sz w:val="18"/>
+                <w:szCs w:val="18"/>
+              </w:rPr>
+              <w:t xml:space="preserve">Observe Phase</w:t>
             </w:r>
           </w:p>
           <w:p>
@@ -9848,7 +9866,7 @@
             <w:pPr>
               <w:spacing w:after="20" w:before="0"/>
             </w:pPr>
-            <w:hyperlink w:history="1" r:id="rIdxhz-aw_ql8nvu9pychaok">
+            <w:hyperlink w:history="1" r:id="rId7wmmiuefida8bkhqzwglf">
               <w:r>
                 <w:rPr>
                   <w:rFonts w:ascii="Arial" w:cs="Arial" w:eastAsia="Arial" w:hAnsi="Arial"/>
@@ -9881,7 +9899,7 @@
               <w:spacing w:after="10" w:before="0"/>
               <w:ind w:left="120"/>
             </w:pPr>
-            <w:hyperlink w:history="1" r:id="rId3xpirckjuta5ko-srgivu">
+            <w:hyperlink w:history="1" r:id="rIdjphl7jtj9a-pqo6njv1wm">
               <w:r>
                 <w:rPr>
                   <w:rFonts w:ascii="Arial" w:cs="Arial" w:eastAsia="Arial" w:hAnsi="Arial"/>
@@ -9926,7 +9944,7 @@
             <w:pPr>
               <w:spacing w:after="20" w:before="0"/>
             </w:pPr>
-            <w:hyperlink w:history="1" r:id="rIdahqkv0jtlq2v2vsra2mbq">
+            <w:hyperlink w:history="1" r:id="rIdt5zd2kicbxqyedu5h0rs9">
               <w:r>
                 <w:rPr>
                   <w:rFonts w:ascii="Arial" w:cs="Arial" w:eastAsia="Arial" w:hAnsi="Arial"/>
@@ -9959,7 +9977,7 @@
               <w:spacing w:after="10" w:before="0"/>
               <w:ind w:left="120"/>
             </w:pPr>
-            <w:hyperlink w:history="1" r:id="rIdtnrneszufm2couum40sh2">
+            <w:hyperlink w:history="1" r:id="rIdhvu0uhtnw10ppc-x2q8i4">
               <w:r>
                 <w:rPr>
                   <w:rFonts w:ascii="Arial" w:cs="Arial" w:eastAsia="Arial" w:hAnsi="Arial"/>
@@ -10106,32 +10124,32 @@
         <w:tc>
           <w:tcPr>
             <w:tcW w:type="dxa" w:w="1520"/>
-            <w:shd w:fill="F2F2F2" w:color="auto" w:val="clear"/>
-            <w:tcMar>
-              <w:top w:type="dxa" w:w="60"/>
-              <w:left w:type="dxa" w:w="120"/>
-              <w:bottom w:type="dxa" w:w="60"/>
-              <w:right w:type="dxa" w:w="120"/>
-            </w:tcMar>
-            <w:vAlign w:val="top"/>
-          </w:tcPr>
-          <w:p>
-            <w:pPr>
-              <w:spacing w:after="40" w:before="0"/>
-              <w:jc w:val="left"/>
-            </w:pPr>
-            <w:r>
-              <w:rPr>
-                <w:rFonts w:ascii="Arial" w:cs="Arial" w:eastAsia="Arial" w:hAnsi="Arial"/>
-                <w:b/>
-                <w:bCs/>
-                <w:i w:val="false"/>
-                <w:iCs w:val="false"/>
-                <w:color w:val="000000"/>
-                <w:sz w:val="18"/>
-                <w:szCs w:val="18"/>
-              </w:rPr>
-              <w:t xml:space="preserve">Phase 3 — EXPLAIN &amp; SENSEMAKING (20 minutes)</w:t>
+            <w:shd w:fill="E2EFDA" w:color="auto" w:val="clear"/>
+            <w:tcMar>
+              <w:top w:type="dxa" w:w="60"/>
+              <w:left w:type="dxa" w:w="120"/>
+              <w:bottom w:type="dxa" w:w="60"/>
+              <w:right w:type="dxa" w:w="120"/>
+            </w:tcMar>
+            <w:vAlign w:val="top"/>
+          </w:tcPr>
+          <w:p>
+            <w:pPr>
+              <w:spacing w:after="40" w:before="0"/>
+              <w:jc w:val="left"/>
+            </w:pPr>
+            <w:r>
+              <w:rPr>
+                <w:rFonts w:ascii="Arial" w:cs="Arial" w:eastAsia="Arial" w:hAnsi="Arial"/>
+                <w:b/>
+                <w:bCs/>
+                <w:i w:val="false"/>
+                <w:iCs w:val="false"/>
+                <w:color w:val="000000"/>
+                <w:sz w:val="18"/>
+                <w:szCs w:val="18"/>
+              </w:rPr>
+              <w:t xml:space="preserve">Explain Phase</w:t>
             </w:r>
           </w:p>
           <w:p>
@@ -10154,7 +10172,7 @@
             <w:pPr>
               <w:spacing w:after="20" w:before="0"/>
             </w:pPr>
-            <w:hyperlink w:history="1" r:id="rIdyl_tyyy0v_tbf79aacjpq">
+            <w:hyperlink w:history="1" r:id="rId1s2lf_xcjy886gbetmq74">
               <w:r>
                 <w:rPr>
                   <w:rFonts w:ascii="Arial" w:cs="Arial" w:eastAsia="Arial" w:hAnsi="Arial"/>
@@ -10187,7 +10205,7 @@
               <w:spacing w:after="10" w:before="0"/>
               <w:ind w:left="120"/>
             </w:pPr>
-            <w:hyperlink w:history="1" r:id="rId8jdkhm_svsp9dw8aq_ffy">
+            <w:hyperlink w:history="1" r:id="rIdud9g-rq7vv8c_qdc_gdnr">
               <w:r>
                 <w:rPr>
                   <w:rFonts w:ascii="Arial" w:cs="Arial" w:eastAsia="Arial" w:hAnsi="Arial"/>
@@ -10232,7 +10250,7 @@
             <w:pPr>
               <w:spacing w:after="20" w:before="0"/>
             </w:pPr>
-            <w:hyperlink w:history="1" r:id="rIdkdx-krksl6esp6yl4xzvh">
+            <w:hyperlink w:history="1" r:id="rId2wtnx9gjbr4osxttl_w5c">
               <w:r>
                 <w:rPr>
                   <w:rFonts w:ascii="Arial" w:cs="Arial" w:eastAsia="Arial" w:hAnsi="Arial"/>
@@ -10265,7 +10283,7 @@
               <w:spacing w:after="10" w:before="0"/>
               <w:ind w:left="120"/>
             </w:pPr>
-            <w:hyperlink w:history="1" r:id="rId2g6atibv5dmylnlvnxt1x">
+            <w:hyperlink w:history="1" r:id="rIdfduzh5coynafncgdjols5">
               <w:r>
                 <w:rPr>
                   <w:rFonts w:ascii="Arial" w:cs="Arial" w:eastAsia="Arial" w:hAnsi="Arial"/>
@@ -10412,32 +10430,32 @@
         <w:tc>
           <w:tcPr>
             <w:tcW w:type="dxa" w:w="1520"/>
-            <w:shd w:fill="F2F2F2" w:color="auto" w:val="clear"/>
-            <w:tcMar>
-              <w:top w:type="dxa" w:w="60"/>
-              <w:left w:type="dxa" w:w="120"/>
-              <w:bottom w:type="dxa" w:w="60"/>
-              <w:right w:type="dxa" w:w="120"/>
-            </w:tcMar>
-            <w:vAlign w:val="top"/>
-          </w:tcPr>
-          <w:p>
-            <w:pPr>
-              <w:spacing w:after="40" w:before="0"/>
-              <w:jc w:val="left"/>
-            </w:pPr>
-            <w:r>
-              <w:rPr>
-                <w:rFonts w:ascii="Arial" w:cs="Arial" w:eastAsia="Arial" w:hAnsi="Arial"/>
-                <w:b/>
-                <w:bCs/>
-                <w:i w:val="false"/>
-                <w:iCs w:val="false"/>
-                <w:color w:val="000000"/>
-                <w:sz w:val="18"/>
-                <w:szCs w:val="18"/>
-              </w:rPr>
-              <w:t xml:space="preserve">Phase 4 — DRIVING QUESTION BOARD UPDATE (10 minutes)</w:t>
+            <w:shd w:fill="FCE4D6" w:color="auto" w:val="clear"/>
+            <w:tcMar>
+              <w:top w:type="dxa" w:w="60"/>
+              <w:left w:type="dxa" w:w="120"/>
+              <w:bottom w:type="dxa" w:w="60"/>
+              <w:right w:type="dxa" w:w="120"/>
+            </w:tcMar>
+            <w:vAlign w:val="top"/>
+          </w:tcPr>
+          <w:p>
+            <w:pPr>
+              <w:spacing w:after="40" w:before="0"/>
+              <w:jc w:val="left"/>
+            </w:pPr>
+            <w:r>
+              <w:rPr>
+                <w:rFonts w:ascii="Arial" w:cs="Arial" w:eastAsia="Arial" w:hAnsi="Arial"/>
+                <w:b/>
+                <w:bCs/>
+                <w:i w:val="false"/>
+                <w:iCs w:val="false"/>
+                <w:color w:val="000000"/>
+                <w:sz w:val="18"/>
+                <w:szCs w:val="18"/>
+              </w:rPr>
+              <w:t xml:space="preserve">Driving Question Board (DQB) Creation</w:t>
             </w:r>
           </w:p>
           <w:p>
@@ -10460,7 +10478,7 @@
             <w:pPr>
               <w:spacing w:after="20" w:before="0"/>
             </w:pPr>
-            <w:hyperlink w:history="1" r:id="rIdx_qym4fg1sbhvm578gf5i">
+            <w:hyperlink w:history="1" r:id="rIdqscslkrk0tm0n_vybpho_">
               <w:r>
                 <w:rPr>
                   <w:rFonts w:ascii="Arial" w:cs="Arial" w:eastAsia="Arial" w:hAnsi="Arial"/>
@@ -10493,7 +10511,7 @@
               <w:spacing w:after="10" w:before="0"/>
               <w:ind w:left="120"/>
             </w:pPr>
-            <w:hyperlink w:history="1" r:id="rIdxwreg9g4_1rbmw2u4pyix">
+            <w:hyperlink w:history="1" r:id="rIdyeypz_pcgmp0kzk8bpppq">
               <w:r>
                 <w:rPr>
                   <w:rFonts w:ascii="Arial" w:cs="Arial" w:eastAsia="Arial" w:hAnsi="Arial"/>
@@ -10538,7 +10556,7 @@
             <w:pPr>
               <w:spacing w:after="20" w:before="0"/>
             </w:pPr>
-            <w:hyperlink w:history="1" r:id="rId0xnlogpi1l85xqbpkiola">
+            <w:hyperlink w:history="1" r:id="rIdjf0ympqkeu1ngyps-dvry">
               <w:r>
                 <w:rPr>
                   <w:rFonts w:ascii="Arial" w:cs="Arial" w:eastAsia="Arial" w:hAnsi="Arial"/>
@@ -10571,7 +10589,7 @@
               <w:spacing w:after="10" w:before="0"/>
               <w:ind w:left="120"/>
             </w:pPr>
-            <w:hyperlink w:history="1" r:id="rId312baswtf8yo2sd7pe0zo">
+            <w:hyperlink w:history="1" r:id="rIdvcr5xe38tfv4zewmcjzdn">
               <w:r>
                 <w:rPr>
                   <w:rFonts w:ascii="Arial" w:cs="Arial" w:eastAsia="Arial" w:hAnsi="Arial"/>
@@ -10718,32 +10736,32 @@
         <w:tc>
           <w:tcPr>
             <w:tcW w:type="dxa" w:w="1520"/>
-            <w:shd w:fill="F2F2F2" w:color="auto" w:val="clear"/>
-            <w:tcMar>
-              <w:top w:type="dxa" w:w="60"/>
-              <w:left w:type="dxa" w:w="120"/>
-              <w:bottom w:type="dxa" w:w="60"/>
-              <w:right w:type="dxa" w:w="120"/>
-            </w:tcMar>
-            <w:vAlign w:val="top"/>
-          </w:tcPr>
-          <w:p>
-            <w:pPr>
-              <w:spacing w:after="40" w:before="0"/>
-              <w:jc w:val="left"/>
-            </w:pPr>
-            <w:r>
-              <w:rPr>
-                <w:rFonts w:ascii="Arial" w:cs="Arial" w:eastAsia="Arial" w:hAnsi="Arial"/>
-                <w:b/>
-                <w:bCs/>
-                <w:i w:val="false"/>
-                <w:iCs w:val="false"/>
-                <w:color w:val="000000"/>
-                <w:sz w:val="18"/>
-                <w:szCs w:val="18"/>
-              </w:rPr>
-              <w:t xml:space="preserve">Phase 5 — MODEL BUILDING &amp; REVISION (10 minutes)</w:t>
+            <w:shd w:fill="D5E8F0" w:color="auto" w:val="clear"/>
+            <w:tcMar>
+              <w:top w:type="dxa" w:w="60"/>
+              <w:left w:type="dxa" w:w="120"/>
+              <w:bottom w:type="dxa" w:w="60"/>
+              <w:right w:type="dxa" w:w="120"/>
+            </w:tcMar>
+            <w:vAlign w:val="top"/>
+          </w:tcPr>
+          <w:p>
+            <w:pPr>
+              <w:spacing w:after="40" w:before="0"/>
+              <w:jc w:val="left"/>
+            </w:pPr>
+            <w:r>
+              <w:rPr>
+                <w:rFonts w:ascii="Arial" w:cs="Arial" w:eastAsia="Arial" w:hAnsi="Arial"/>
+                <w:b/>
+                <w:bCs/>
+                <w:i w:val="false"/>
+                <w:iCs w:val="false"/>
+                <w:color w:val="000000"/>
+                <w:sz w:val="18"/>
+                <w:szCs w:val="18"/>
+              </w:rPr>
+              <w:t xml:space="preserve">Model Building Phase</w:t>
             </w:r>
           </w:p>
           <w:p>
@@ -10766,7 +10784,7 @@
             <w:pPr>
               <w:spacing w:after="20" w:before="0"/>
             </w:pPr>
-            <w:hyperlink w:history="1" r:id="rIddxkrunolb1vwjjuoesswo">
+            <w:hyperlink w:history="1" r:id="rIdo5ufjicisw4fvi4p7dklz">
               <w:r>
                 <w:rPr>
                   <w:rFonts w:ascii="Arial" w:cs="Arial" w:eastAsia="Arial" w:hAnsi="Arial"/>
@@ -10799,7 +10817,7 @@
               <w:spacing w:after="10" w:before="0"/>
               <w:ind w:left="120"/>
             </w:pPr>
-            <w:hyperlink w:history="1" r:id="rIdctobzx5wof_ohenjmixye">
+            <w:hyperlink w:history="1" r:id="rId7twtk7pdyw337nrwhx_ce">
               <w:r>
                 <w:rPr>
                   <w:rFonts w:ascii="Arial" w:cs="Arial" w:eastAsia="Arial" w:hAnsi="Arial"/>
@@ -10844,7 +10862,7 @@
             <w:pPr>
               <w:spacing w:after="20" w:before="0"/>
             </w:pPr>
-            <w:hyperlink w:history="1" r:id="rId9ysabzltfrd-bwglmj68d">
+            <w:hyperlink w:history="1" r:id="rIdjryp1lxiso0z3kfxbhoec">
               <w:r>
                 <w:rPr>
                   <w:rFonts w:ascii="Arial" w:cs="Arial" w:eastAsia="Arial" w:hAnsi="Arial"/>
@@ -10877,7 +10895,7 @@
               <w:spacing w:after="10" w:before="0"/>
               <w:ind w:left="120"/>
             </w:pPr>
-            <w:hyperlink w:history="1" r:id="rId0xyojmckyekgrnodczn_r">
+            <w:hyperlink w:history="1" r:id="rIdf_ejr8nugvdo7kirz1pqk">
               <w:r>
                 <w:rPr>
                   <w:rFonts w:ascii="Arial" w:cs="Arial" w:eastAsia="Arial" w:hAnsi="Arial"/>
@@ -12316,32 +12334,32 @@
         <w:tc>
           <w:tcPr>
             <w:tcW w:type="dxa" w:w="1520"/>
-            <w:shd w:fill="F2F2F2" w:color="auto" w:val="clear"/>
-            <w:tcMar>
-              <w:top w:type="dxa" w:w="60"/>
-              <w:left w:type="dxa" w:w="120"/>
-              <w:bottom w:type="dxa" w:w="60"/>
-              <w:right w:type="dxa" w:w="120"/>
-            </w:tcMar>
-            <w:vAlign w:val="top"/>
-          </w:tcPr>
-          <w:p>
-            <w:pPr>
-              <w:spacing w:after="40" w:before="0"/>
-              <w:jc w:val="left"/>
-            </w:pPr>
-            <w:r>
-              <w:rPr>
-                <w:rFonts w:ascii="Arial" w:cs="Arial" w:eastAsia="Arial" w:hAnsi="Arial"/>
-                <w:b/>
-                <w:bCs/>
-                <w:i w:val="false"/>
-                <w:iCs w:val="false"/>
-                <w:color w:val="000000"/>
-                <w:sz w:val="18"/>
-                <w:szCs w:val="18"/>
-              </w:rPr>
-              <w:t xml:space="preserve">Phase 1 — Predict</w:t>
+            <w:shd w:fill="EAD1F5" w:color="auto" w:val="clear"/>
+            <w:tcMar>
+              <w:top w:type="dxa" w:w="60"/>
+              <w:left w:type="dxa" w:w="120"/>
+              <w:bottom w:type="dxa" w:w="60"/>
+              <w:right w:type="dxa" w:w="120"/>
+            </w:tcMar>
+            <w:vAlign w:val="top"/>
+          </w:tcPr>
+          <w:p>
+            <w:pPr>
+              <w:spacing w:after="40" w:before="0"/>
+              <w:jc w:val="left"/>
+            </w:pPr>
+            <w:r>
+              <w:rPr>
+                <w:rFonts w:ascii="Arial" w:cs="Arial" w:eastAsia="Arial" w:hAnsi="Arial"/>
+                <w:b/>
+                <w:bCs/>
+                <w:i w:val="false"/>
+                <w:iCs w:val="false"/>
+                <w:color w:val="000000"/>
+                <w:sz w:val="18"/>
+                <w:szCs w:val="18"/>
+              </w:rPr>
+              <w:t xml:space="preserve">Predict Phase</w:t>
             </w:r>
           </w:p>
           <w:p>
@@ -12364,7 +12382,7 @@
             <w:pPr>
               <w:spacing w:after="20" w:before="0"/>
             </w:pPr>
-            <w:hyperlink w:history="1" r:id="rIdqfnewea2zawxi2_w74gr3">
+            <w:hyperlink w:history="1" r:id="rIdmcuzrowrl_cri9ph7ajt3">
               <w:r>
                 <w:rPr>
                   <w:rFonts w:ascii="Arial" w:cs="Arial" w:eastAsia="Arial" w:hAnsi="Arial"/>
@@ -12397,7 +12415,7 @@
               <w:spacing w:after="10" w:before="0"/>
               <w:ind w:left="120"/>
             </w:pPr>
-            <w:hyperlink w:history="1" r:id="rId_sijgptpmxemk4nnvtc8v">
+            <w:hyperlink w:history="1" r:id="rIdgzsa8otomyeiaxvbgawrr">
               <w:r>
                 <w:rPr>
                   <w:rFonts w:ascii="Arial" w:cs="Arial" w:eastAsia="Arial" w:hAnsi="Arial"/>
@@ -12442,7 +12460,7 @@
             <w:pPr>
               <w:spacing w:after="20" w:before="0"/>
             </w:pPr>
-            <w:hyperlink w:history="1" r:id="rIdk7muzkdhayizp5seu2xrn">
+            <w:hyperlink w:history="1" r:id="rIdv0cd0e9yvnfelnaiosxar">
               <w:r>
                 <w:rPr>
                   <w:rFonts w:ascii="Arial" w:cs="Arial" w:eastAsia="Arial" w:hAnsi="Arial"/>
@@ -12475,7 +12493,7 @@
               <w:spacing w:after="10" w:before="0"/>
               <w:ind w:left="120"/>
             </w:pPr>
-            <w:hyperlink w:history="1" r:id="rIdsovhv7qewpykmuf-mnejh">
+            <w:hyperlink w:history="1" r:id="rIdp1o2nurgahe3zxeu7khi1">
               <w:r>
                 <w:rPr>
                   <w:rFonts w:ascii="Arial" w:cs="Arial" w:eastAsia="Arial" w:hAnsi="Arial"/>
@@ -12622,32 +12640,32 @@
         <w:tc>
           <w:tcPr>
             <w:tcW w:type="dxa" w:w="1520"/>
-            <w:shd w:fill="F2F2F2" w:color="auto" w:val="clear"/>
-            <w:tcMar>
-              <w:top w:type="dxa" w:w="60"/>
-              <w:left w:type="dxa" w:w="120"/>
-              <w:bottom w:type="dxa" w:w="60"/>
-              <w:right w:type="dxa" w:w="120"/>
-            </w:tcMar>
-            <w:vAlign w:val="top"/>
-          </w:tcPr>
-          <w:p>
-            <w:pPr>
-              <w:spacing w:after="40" w:before="0"/>
-              <w:jc w:val="left"/>
-            </w:pPr>
-            <w:r>
-              <w:rPr>
-                <w:rFonts w:ascii="Arial" w:cs="Arial" w:eastAsia="Arial" w:hAnsi="Arial"/>
-                <w:b/>
-                <w:bCs/>
-                <w:i w:val="false"/>
-                <w:iCs w:val="false"/>
-                <w:color w:val="000000"/>
-                <w:sz w:val="18"/>
-                <w:szCs w:val="18"/>
-              </w:rPr>
-              <w:t xml:space="preserve">Phase 2 — Observe (Evidence Gathering)</w:t>
+            <w:shd w:fill="D9EEF1" w:color="auto" w:val="clear"/>
+            <w:tcMar>
+              <w:top w:type="dxa" w:w="60"/>
+              <w:left w:type="dxa" w:w="120"/>
+              <w:bottom w:type="dxa" w:w="60"/>
+              <w:right w:type="dxa" w:w="120"/>
+            </w:tcMar>
+            <w:vAlign w:val="top"/>
+          </w:tcPr>
+          <w:p>
+            <w:pPr>
+              <w:spacing w:after="40" w:before="0"/>
+              <w:jc w:val="left"/>
+            </w:pPr>
+            <w:r>
+              <w:rPr>
+                <w:rFonts w:ascii="Arial" w:cs="Arial" w:eastAsia="Arial" w:hAnsi="Arial"/>
+                <w:b/>
+                <w:bCs/>
+                <w:i w:val="false"/>
+                <w:iCs w:val="false"/>
+                <w:color w:val="000000"/>
+                <w:sz w:val="18"/>
+                <w:szCs w:val="18"/>
+              </w:rPr>
+              <w:t xml:space="preserve">Observe Phase</w:t>
             </w:r>
           </w:p>
           <w:p>
@@ -12670,7 +12688,7 @@
             <w:pPr>
               <w:spacing w:after="20" w:before="0"/>
             </w:pPr>
-            <w:hyperlink w:history="1" r:id="rIdkfeltgfmlflec_5ysx54u">
+            <w:hyperlink w:history="1" r:id="rIddfodsg620_tvlmwfqgz6p">
               <w:r>
                 <w:rPr>
                   <w:rFonts w:ascii="Arial" w:cs="Arial" w:eastAsia="Arial" w:hAnsi="Arial"/>
@@ -12703,7 +12721,7 @@
               <w:spacing w:after="10" w:before="0"/>
               <w:ind w:left="120"/>
             </w:pPr>
-            <w:hyperlink w:history="1" r:id="rIdr8c5dwhnruum4lfqtyuxe">
+            <w:hyperlink w:history="1" r:id="rIdvnfkerjr9mhrm6shbi_uc">
               <w:r>
                 <w:rPr>
                   <w:rFonts w:ascii="Arial" w:cs="Arial" w:eastAsia="Arial" w:hAnsi="Arial"/>
@@ -12748,7 +12766,7 @@
             <w:pPr>
               <w:spacing w:after="20" w:before="0"/>
             </w:pPr>
-            <w:hyperlink w:history="1" r:id="rIdz38o5t0vjojktdzkqhmdm">
+            <w:hyperlink w:history="1" r:id="rIdkpdxtrsgwkf_r8ssibsnm">
               <w:r>
                 <w:rPr>
                   <w:rFonts w:ascii="Arial" w:cs="Arial" w:eastAsia="Arial" w:hAnsi="Arial"/>
@@ -12781,7 +12799,7 @@
               <w:spacing w:after="10" w:before="0"/>
               <w:ind w:left="120"/>
             </w:pPr>
-            <w:hyperlink w:history="1" r:id="rIdh1brqxkzj7utxbiqu_gju">
+            <w:hyperlink w:history="1" r:id="rId5msutxljha5wj0aeplp1k">
               <w:r>
                 <w:rPr>
                   <w:rFonts w:ascii="Arial" w:cs="Arial" w:eastAsia="Arial" w:hAnsi="Arial"/>
@@ -12928,32 +12946,32 @@
         <w:tc>
           <w:tcPr>
             <w:tcW w:type="dxa" w:w="1520"/>
-            <w:shd w:fill="F2F2F2" w:color="auto" w:val="clear"/>
-            <w:tcMar>
-              <w:top w:type="dxa" w:w="60"/>
-              <w:left w:type="dxa" w:w="120"/>
-              <w:bottom w:type="dxa" w:w="60"/>
-              <w:right w:type="dxa" w:w="120"/>
-            </w:tcMar>
-            <w:vAlign w:val="top"/>
-          </w:tcPr>
-          <w:p>
-            <w:pPr>
-              <w:spacing w:after="40" w:before="0"/>
-              <w:jc w:val="left"/>
-            </w:pPr>
-            <w:r>
-              <w:rPr>
-                <w:rFonts w:ascii="Arial" w:cs="Arial" w:eastAsia="Arial" w:hAnsi="Arial"/>
-                <w:b/>
-                <w:bCs/>
-                <w:i w:val="false"/>
-                <w:iCs w:val="false"/>
-                <w:color w:val="000000"/>
-                <w:sz w:val="18"/>
-                <w:szCs w:val="18"/>
-              </w:rPr>
-              <w:t xml:space="preserve">Phase 3 — Explain (Sensemaking)</w:t>
+            <w:shd w:fill="E2EFDA" w:color="auto" w:val="clear"/>
+            <w:tcMar>
+              <w:top w:type="dxa" w:w="60"/>
+              <w:left w:type="dxa" w:w="120"/>
+              <w:bottom w:type="dxa" w:w="60"/>
+              <w:right w:type="dxa" w:w="120"/>
+            </w:tcMar>
+            <w:vAlign w:val="top"/>
+          </w:tcPr>
+          <w:p>
+            <w:pPr>
+              <w:spacing w:after="40" w:before="0"/>
+              <w:jc w:val="left"/>
+            </w:pPr>
+            <w:r>
+              <w:rPr>
+                <w:rFonts w:ascii="Arial" w:cs="Arial" w:eastAsia="Arial" w:hAnsi="Arial"/>
+                <w:b/>
+                <w:bCs/>
+                <w:i w:val="false"/>
+                <w:iCs w:val="false"/>
+                <w:color w:val="000000"/>
+                <w:sz w:val="18"/>
+                <w:szCs w:val="18"/>
+              </w:rPr>
+              <w:t xml:space="preserve">Explain Phase</w:t>
             </w:r>
           </w:p>
           <w:p>
@@ -12976,7 +12994,7 @@
             <w:pPr>
               <w:spacing w:after="20" w:before="0"/>
             </w:pPr>
-            <w:hyperlink w:history="1" r:id="rId_xxwwmoqosuorfukgj18c">
+            <w:hyperlink w:history="1" r:id="rIdu3wcaolhn5hbhkvxqrn7k">
               <w:r>
                 <w:rPr>
                   <w:rFonts w:ascii="Arial" w:cs="Arial" w:eastAsia="Arial" w:hAnsi="Arial"/>
@@ -13009,7 +13027,7 @@
               <w:spacing w:after="10" w:before="0"/>
               <w:ind w:left="120"/>
             </w:pPr>
-            <w:hyperlink w:history="1" r:id="rIdtvtt4g0h2ui0zfgrskr8p">
+            <w:hyperlink w:history="1" r:id="rIdmqqhaqeebdngx6njetjmu">
               <w:r>
                 <w:rPr>
                   <w:rFonts w:ascii="Arial" w:cs="Arial" w:eastAsia="Arial" w:hAnsi="Arial"/>
@@ -13054,7 +13072,7 @@
             <w:pPr>
               <w:spacing w:after="20" w:before="0"/>
             </w:pPr>
-            <w:hyperlink w:history="1" r:id="rIdkgn-ysvfbdyebpjo2soc-">
+            <w:hyperlink w:history="1" r:id="rId-8p4r1lafkzttpgq4czhe">
               <w:r>
                 <w:rPr>
                   <w:rFonts w:ascii="Arial" w:cs="Arial" w:eastAsia="Arial" w:hAnsi="Arial"/>
@@ -13087,7 +13105,7 @@
               <w:spacing w:after="10" w:before="0"/>
               <w:ind w:left="120"/>
             </w:pPr>
-            <w:hyperlink w:history="1" r:id="rIdgnkdfkat3c1dc-3btl_op">
+            <w:hyperlink w:history="1" r:id="rIdfjm-iwvwgm78zew6bclbl">
               <w:r>
                 <w:rPr>
                   <w:rFonts w:ascii="Arial" w:cs="Arial" w:eastAsia="Arial" w:hAnsi="Arial"/>
@@ -13234,32 +13252,32 @@
         <w:tc>
           <w:tcPr>
             <w:tcW w:type="dxa" w:w="1520"/>
-            <w:shd w:fill="F2F2F2" w:color="auto" w:val="clear"/>
-            <w:tcMar>
-              <w:top w:type="dxa" w:w="60"/>
-              <w:left w:type="dxa" w:w="120"/>
-              <w:bottom w:type="dxa" w:w="60"/>
-              <w:right w:type="dxa" w:w="120"/>
-            </w:tcMar>
-            <w:vAlign w:val="top"/>
-          </w:tcPr>
-          <w:p>
-            <w:pPr>
-              <w:spacing w:after="40" w:before="0"/>
-              <w:jc w:val="left"/>
-            </w:pPr>
-            <w:r>
-              <w:rPr>
-                <w:rFonts w:ascii="Arial" w:cs="Arial" w:eastAsia="Arial" w:hAnsi="Arial"/>
-                <w:b/>
-                <w:bCs/>
-                <w:i w:val="false"/>
-                <w:iCs w:val="false"/>
-                <w:color w:val="000000"/>
-                <w:sz w:val="18"/>
-                <w:szCs w:val="18"/>
-              </w:rPr>
-              <w:t xml:space="preserve">Phase 4 — Driving Question Board (DQB) Update</w:t>
+            <w:shd w:fill="FCE4D6" w:color="auto" w:val="clear"/>
+            <w:tcMar>
+              <w:top w:type="dxa" w:w="60"/>
+              <w:left w:type="dxa" w:w="120"/>
+              <w:bottom w:type="dxa" w:w="60"/>
+              <w:right w:type="dxa" w:w="120"/>
+            </w:tcMar>
+            <w:vAlign w:val="top"/>
+          </w:tcPr>
+          <w:p>
+            <w:pPr>
+              <w:spacing w:after="40" w:before="0"/>
+              <w:jc w:val="left"/>
+            </w:pPr>
+            <w:r>
+              <w:rPr>
+                <w:rFonts w:ascii="Arial" w:cs="Arial" w:eastAsia="Arial" w:hAnsi="Arial"/>
+                <w:b/>
+                <w:bCs/>
+                <w:i w:val="false"/>
+                <w:iCs w:val="false"/>
+                <w:color w:val="000000"/>
+                <w:sz w:val="18"/>
+                <w:szCs w:val="18"/>
+              </w:rPr>
+              <w:t xml:space="preserve">Driving Question Board (DQB) Creation</w:t>
             </w:r>
           </w:p>
           <w:p>
@@ -13282,7 +13300,7 @@
             <w:pPr>
               <w:spacing w:after="20" w:before="0"/>
             </w:pPr>
-            <w:hyperlink w:history="1" r:id="rIddnaqanxuvyq7i4nm9ipwk">
+            <w:hyperlink w:history="1" r:id="rIdzfqednttkh5bspzagr9cl">
               <w:r>
                 <w:rPr>
                   <w:rFonts w:ascii="Arial" w:cs="Arial" w:eastAsia="Arial" w:hAnsi="Arial"/>
@@ -13315,7 +13333,7 @@
               <w:spacing w:after="10" w:before="0"/>
               <w:ind w:left="120"/>
             </w:pPr>
-            <w:hyperlink w:history="1" r:id="rId6_aybuaa8snilukkrngsy">
+            <w:hyperlink w:history="1" r:id="rId16_v6qbv3ntdah_2dsypp">
               <w:r>
                 <w:rPr>
                   <w:rFonts w:ascii="Arial" w:cs="Arial" w:eastAsia="Arial" w:hAnsi="Arial"/>
@@ -13360,7 +13378,7 @@
             <w:pPr>
               <w:spacing w:after="20" w:before="0"/>
             </w:pPr>
-            <w:hyperlink w:history="1" r:id="rIdeglqsuvt1yemnl-bxtzgl">
+            <w:hyperlink w:history="1" r:id="rIdndr1y1tuyohanfrfklze0">
               <w:r>
                 <w:rPr>
                   <w:rFonts w:ascii="Arial" w:cs="Arial" w:eastAsia="Arial" w:hAnsi="Arial"/>
@@ -13393,7 +13411,7 @@
               <w:spacing w:after="10" w:before="0"/>
               <w:ind w:left="120"/>
             </w:pPr>
-            <w:hyperlink w:history="1" r:id="rIda91e0eo24rifiet0bq-1j">
+            <w:hyperlink w:history="1" r:id="rId4q9t4iyythwtt5sns6xha">
               <w:r>
                 <w:rPr>
                   <w:rFonts w:ascii="Arial" w:cs="Arial" w:eastAsia="Arial" w:hAnsi="Arial"/>
@@ -13540,32 +13558,32 @@
         <w:tc>
           <w:tcPr>
             <w:tcW w:type="dxa" w:w="1520"/>
-            <w:shd w:fill="F2F2F2" w:color="auto" w:val="clear"/>
-            <w:tcMar>
-              <w:top w:type="dxa" w:w="60"/>
-              <w:left w:type="dxa" w:w="120"/>
-              <w:bottom w:type="dxa" w:w="60"/>
-              <w:right w:type="dxa" w:w="120"/>
-            </w:tcMar>
-            <w:vAlign w:val="top"/>
-          </w:tcPr>
-          <w:p>
-            <w:pPr>
-              <w:spacing w:after="40" w:before="0"/>
-              <w:jc w:val="left"/>
-            </w:pPr>
-            <w:r>
-              <w:rPr>
-                <w:rFonts w:ascii="Arial" w:cs="Arial" w:eastAsia="Arial" w:hAnsi="Arial"/>
-                <w:b/>
-                <w:bCs/>
-                <w:i w:val="false"/>
-                <w:iCs w:val="false"/>
-                <w:color w:val="000000"/>
-                <w:sz w:val="18"/>
-                <w:szCs w:val="18"/>
-              </w:rPr>
-              <w:t xml:space="preserve">Phase 5 — Model Building</w:t>
+            <w:shd w:fill="D5E8F0" w:color="auto" w:val="clear"/>
+            <w:tcMar>
+              <w:top w:type="dxa" w:w="60"/>
+              <w:left w:type="dxa" w:w="120"/>
+              <w:bottom w:type="dxa" w:w="60"/>
+              <w:right w:type="dxa" w:w="120"/>
+            </w:tcMar>
+            <w:vAlign w:val="top"/>
+          </w:tcPr>
+          <w:p>
+            <w:pPr>
+              <w:spacing w:after="40" w:before="0"/>
+              <w:jc w:val="left"/>
+            </w:pPr>
+            <w:r>
+              <w:rPr>
+                <w:rFonts w:ascii="Arial" w:cs="Arial" w:eastAsia="Arial" w:hAnsi="Arial"/>
+                <w:b/>
+                <w:bCs/>
+                <w:i w:val="false"/>
+                <w:iCs w:val="false"/>
+                <w:color w:val="000000"/>
+                <w:sz w:val="18"/>
+                <w:szCs w:val="18"/>
+              </w:rPr>
+              <w:t xml:space="preserve">Model Building Phase</w:t>
             </w:r>
           </w:p>
           <w:p>
@@ -13588,7 +13606,7 @@
             <w:pPr>
               <w:spacing w:after="20" w:before="0"/>
             </w:pPr>
-            <w:hyperlink w:history="1" r:id="rIdjxtco0copmlkalfnvzrze">
+            <w:hyperlink w:history="1" r:id="rId_ufkcga0jjpputxwcygpu">
               <w:r>
                 <w:rPr>
                   <w:rFonts w:ascii="Arial" w:cs="Arial" w:eastAsia="Arial" w:hAnsi="Arial"/>
@@ -13621,7 +13639,7 @@
               <w:spacing w:after="10" w:before="0"/>
               <w:ind w:left="120"/>
             </w:pPr>
-            <w:hyperlink w:history="1" r:id="rIdsyfjlcyinlgzvuhih-xly">
+            <w:hyperlink w:history="1" r:id="rIdohglgwayl_hoq-xt3haxl">
               <w:r>
                 <w:rPr>
                   <w:rFonts w:ascii="Arial" w:cs="Arial" w:eastAsia="Arial" w:hAnsi="Arial"/>
@@ -13666,7 +13684,7 @@
             <w:pPr>
               <w:spacing w:after="20" w:before="0"/>
             </w:pPr>
-            <w:hyperlink w:history="1" r:id="rIdbtrjaebztfjxdq1jn1s_k">
+            <w:hyperlink w:history="1" r:id="rIdmmxunejqdwbwd-6xfur4w">
               <w:r>
                 <w:rPr>
                   <w:rFonts w:ascii="Arial" w:cs="Arial" w:eastAsia="Arial" w:hAnsi="Arial"/>
@@ -13699,7 +13717,7 @@
               <w:spacing w:after="10" w:before="0"/>
               <w:ind w:left="120"/>
             </w:pPr>
-            <w:hyperlink w:history="1" r:id="rIdc4djeztmcwwckmqqob-ev">
+            <w:hyperlink w:history="1" r:id="rIdbamkuhbjcwresxpzi7zpg">
               <w:r>
                 <w:rPr>
                   <w:rFonts w:ascii="Arial" w:cs="Arial" w:eastAsia="Arial" w:hAnsi="Arial"/>
@@ -15138,32 +15156,32 @@
         <w:tc>
           <w:tcPr>
             <w:tcW w:type="dxa" w:w="1520"/>
-            <w:shd w:fill="F2F2F2" w:color="auto" w:val="clear"/>
-            <w:tcMar>
-              <w:top w:type="dxa" w:w="60"/>
-              <w:left w:type="dxa" w:w="120"/>
-              <w:bottom w:type="dxa" w:w="60"/>
-              <w:right w:type="dxa" w:w="120"/>
-            </w:tcMar>
-            <w:vAlign w:val="top"/>
-          </w:tcPr>
-          <w:p>
-            <w:pPr>
-              <w:spacing w:after="40" w:before="0"/>
-              <w:jc w:val="left"/>
-            </w:pPr>
-            <w:r>
-              <w:rPr>
-                <w:rFonts w:ascii="Arial" w:cs="Arial" w:eastAsia="Arial" w:hAnsi="Arial"/>
-                <w:b/>
-                <w:bCs/>
-                <w:i w:val="false"/>
-                <w:iCs w:val="false"/>
-                <w:color w:val="000000"/>
-                <w:sz w:val="18"/>
-                <w:szCs w:val="18"/>
-              </w:rPr>
-              <w:t xml:space="preserve">Phase 1 — PREDICT (10 minutes)</w:t>
+            <w:shd w:fill="EAD1F5" w:color="auto" w:val="clear"/>
+            <w:tcMar>
+              <w:top w:type="dxa" w:w="60"/>
+              <w:left w:type="dxa" w:w="120"/>
+              <w:bottom w:type="dxa" w:w="60"/>
+              <w:right w:type="dxa" w:w="120"/>
+            </w:tcMar>
+            <w:vAlign w:val="top"/>
+          </w:tcPr>
+          <w:p>
+            <w:pPr>
+              <w:spacing w:after="40" w:before="0"/>
+              <w:jc w:val="left"/>
+            </w:pPr>
+            <w:r>
+              <w:rPr>
+                <w:rFonts w:ascii="Arial" w:cs="Arial" w:eastAsia="Arial" w:hAnsi="Arial"/>
+                <w:b/>
+                <w:bCs/>
+                <w:i w:val="false"/>
+                <w:iCs w:val="false"/>
+                <w:color w:val="000000"/>
+                <w:sz w:val="18"/>
+                <w:szCs w:val="18"/>
+              </w:rPr>
+              <w:t xml:space="preserve">Predict Phase</w:t>
             </w:r>
           </w:p>
           <w:p>
@@ -15186,7 +15204,7 @@
             <w:pPr>
               <w:spacing w:after="20" w:before="0"/>
             </w:pPr>
-            <w:hyperlink w:history="1" r:id="rIdgwqzmt9ipawcrooeocgqq">
+            <w:hyperlink w:history="1" r:id="rIdirxqj_klfrwdu-lmi2drn">
               <w:r>
                 <w:rPr>
                   <w:rFonts w:ascii="Arial" w:cs="Arial" w:eastAsia="Arial" w:hAnsi="Arial"/>
@@ -15219,7 +15237,7 @@
               <w:spacing w:after="10" w:before="0"/>
               <w:ind w:left="120"/>
             </w:pPr>
-            <w:hyperlink w:history="1" r:id="rId6cnfkejn8bx03zd8v7gf-">
+            <w:hyperlink w:history="1" r:id="rIdfcqhor-yrsrc07wcfvpiy">
               <w:r>
                 <w:rPr>
                   <w:rFonts w:ascii="Arial" w:cs="Arial" w:eastAsia="Arial" w:hAnsi="Arial"/>
@@ -15264,7 +15282,7 @@
             <w:pPr>
               <w:spacing w:after="20" w:before="0"/>
             </w:pPr>
-            <w:hyperlink w:history="1" r:id="rIdm1owml6x3gcotqn_j-fxe">
+            <w:hyperlink w:history="1" r:id="rIdqnwc0adpihj-hefthpxkt">
               <w:r>
                 <w:rPr>
                   <w:rFonts w:ascii="Arial" w:cs="Arial" w:eastAsia="Arial" w:hAnsi="Arial"/>
@@ -15297,7 +15315,7 @@
               <w:spacing w:after="10" w:before="0"/>
               <w:ind w:left="120"/>
             </w:pPr>
-            <w:hyperlink w:history="1" r:id="rIdcdpod16jau5_ldyclzt3r">
+            <w:hyperlink w:history="1" r:id="rIdlscnzal6mddif2eukhaxg">
               <w:r>
                 <w:rPr>
                   <w:rFonts w:ascii="Arial" w:cs="Arial" w:eastAsia="Arial" w:hAnsi="Arial"/>
@@ -15444,32 +15462,32 @@
         <w:tc>
           <w:tcPr>
             <w:tcW w:type="dxa" w:w="1520"/>
-            <w:shd w:fill="F2F2F2" w:color="auto" w:val="clear"/>
-            <w:tcMar>
-              <w:top w:type="dxa" w:w="60"/>
-              <w:left w:type="dxa" w:w="120"/>
-              <w:bottom w:type="dxa" w:w="60"/>
-              <w:right w:type="dxa" w:w="120"/>
-            </w:tcMar>
-            <w:vAlign w:val="top"/>
-          </w:tcPr>
-          <w:p>
-            <w:pPr>
-              <w:spacing w:after="40" w:before="0"/>
-              <w:jc w:val="left"/>
-            </w:pPr>
-            <w:r>
-              <w:rPr>
-                <w:rFonts w:ascii="Arial" w:cs="Arial" w:eastAsia="Arial" w:hAnsi="Arial"/>
-                <w:b/>
-                <w:bCs/>
-                <w:i w:val="false"/>
-                <w:iCs w:val="false"/>
-                <w:color w:val="000000"/>
-                <w:sz w:val="18"/>
-                <w:szCs w:val="18"/>
-              </w:rPr>
-              <w:t xml:space="preserve">Phase 2 — OBSERVE (15 minutes)</w:t>
+            <w:shd w:fill="D9EEF1" w:color="auto" w:val="clear"/>
+            <w:tcMar>
+              <w:top w:type="dxa" w:w="60"/>
+              <w:left w:type="dxa" w:w="120"/>
+              <w:bottom w:type="dxa" w:w="60"/>
+              <w:right w:type="dxa" w:w="120"/>
+            </w:tcMar>
+            <w:vAlign w:val="top"/>
+          </w:tcPr>
+          <w:p>
+            <w:pPr>
+              <w:spacing w:after="40" w:before="0"/>
+              <w:jc w:val="left"/>
+            </w:pPr>
+            <w:r>
+              <w:rPr>
+                <w:rFonts w:ascii="Arial" w:cs="Arial" w:eastAsia="Arial" w:hAnsi="Arial"/>
+                <w:b/>
+                <w:bCs/>
+                <w:i w:val="false"/>
+                <w:iCs w:val="false"/>
+                <w:color w:val="000000"/>
+                <w:sz w:val="18"/>
+                <w:szCs w:val="18"/>
+              </w:rPr>
+              <w:t xml:space="preserve">Observe Phase</w:t>
             </w:r>
           </w:p>
           <w:p>
@@ -15492,7 +15510,7 @@
             <w:pPr>
               <w:spacing w:after="20" w:before="0"/>
             </w:pPr>
-            <w:hyperlink w:history="1" r:id="rIdoqyaypzjpveboutdy9k8x">
+            <w:hyperlink w:history="1" r:id="rIdmv8ej3pbrfiiugii1zmxe">
               <w:r>
                 <w:rPr>
                   <w:rFonts w:ascii="Arial" w:cs="Arial" w:eastAsia="Arial" w:hAnsi="Arial"/>
@@ -15525,7 +15543,7 @@
               <w:spacing w:after="10" w:before="0"/>
               <w:ind w:left="120"/>
             </w:pPr>
-            <w:hyperlink w:history="1" r:id="rIdhz1mm9mradqokafemlaio">
+            <w:hyperlink w:history="1" r:id="rIdhkh0q_hajgtssa3ffqky7">
               <w:r>
                 <w:rPr>
                   <w:rFonts w:ascii="Arial" w:cs="Arial" w:eastAsia="Arial" w:hAnsi="Arial"/>
@@ -15570,7 +15588,7 @@
             <w:pPr>
               <w:spacing w:after="20" w:before="0"/>
             </w:pPr>
-            <w:hyperlink w:history="1" r:id="rIdntx2ksfmq1mlggrjpmbxn">
+            <w:hyperlink w:history="1" r:id="rIdbn6jh9jntmcx5eaxkmrma">
               <w:r>
                 <w:rPr>
                   <w:rFonts w:ascii="Arial" w:cs="Arial" w:eastAsia="Arial" w:hAnsi="Arial"/>
@@ -15603,7 +15621,7 @@
               <w:spacing w:after="10" w:before="0"/>
               <w:ind w:left="120"/>
             </w:pPr>
-            <w:hyperlink w:history="1" r:id="rIdgeigmtixiiviq9nr9ely8">
+            <w:hyperlink w:history="1" r:id="rIdtwvbq5tcbijxzb4zjxrdj">
               <w:r>
                 <w:rPr>
                   <w:rFonts w:ascii="Arial" w:cs="Arial" w:eastAsia="Arial" w:hAnsi="Arial"/>
@@ -15750,32 +15768,32 @@
         <w:tc>
           <w:tcPr>
             <w:tcW w:type="dxa" w:w="1520"/>
-            <w:shd w:fill="F2F2F2" w:color="auto" w:val="clear"/>
-            <w:tcMar>
-              <w:top w:type="dxa" w:w="60"/>
-              <w:left w:type="dxa" w:w="120"/>
-              <w:bottom w:type="dxa" w:w="60"/>
-              <w:right w:type="dxa" w:w="120"/>
-            </w:tcMar>
-            <w:vAlign w:val="top"/>
-          </w:tcPr>
-          <w:p>
-            <w:pPr>
-              <w:spacing w:after="40" w:before="0"/>
-              <w:jc w:val="left"/>
-            </w:pPr>
-            <w:r>
-              <w:rPr>
-                <w:rFonts w:ascii="Arial" w:cs="Arial" w:eastAsia="Arial" w:hAnsi="Arial"/>
-                <w:b/>
-                <w:bCs/>
-                <w:i w:val="false"/>
-                <w:iCs w:val="false"/>
-                <w:color w:val="000000"/>
-                <w:sz w:val="18"/>
-                <w:szCs w:val="18"/>
-              </w:rPr>
-              <w:t xml:space="preserve">Phase 3 — EXPLAIN (30 minutes)</w:t>
+            <w:shd w:fill="E2EFDA" w:color="auto" w:val="clear"/>
+            <w:tcMar>
+              <w:top w:type="dxa" w:w="60"/>
+              <w:left w:type="dxa" w:w="120"/>
+              <w:bottom w:type="dxa" w:w="60"/>
+              <w:right w:type="dxa" w:w="120"/>
+            </w:tcMar>
+            <w:vAlign w:val="top"/>
+          </w:tcPr>
+          <w:p>
+            <w:pPr>
+              <w:spacing w:after="40" w:before="0"/>
+              <w:jc w:val="left"/>
+            </w:pPr>
+            <w:r>
+              <w:rPr>
+                <w:rFonts w:ascii="Arial" w:cs="Arial" w:eastAsia="Arial" w:hAnsi="Arial"/>
+                <w:b/>
+                <w:bCs/>
+                <w:i w:val="false"/>
+                <w:iCs w:val="false"/>
+                <w:color w:val="000000"/>
+                <w:sz w:val="18"/>
+                <w:szCs w:val="18"/>
+              </w:rPr>
+              <w:t xml:space="preserve">Explain Phase</w:t>
             </w:r>
           </w:p>
           <w:p>
@@ -15798,7 +15816,7 @@
             <w:pPr>
               <w:spacing w:after="20" w:before="0"/>
             </w:pPr>
-            <w:hyperlink w:history="1" r:id="rIdyimclpcjtn9ytzho1b20u">
+            <w:hyperlink w:history="1" r:id="rIdquad2wrkwvb-b9ujhtqaw">
               <w:r>
                 <w:rPr>
                   <w:rFonts w:ascii="Arial" w:cs="Arial" w:eastAsia="Arial" w:hAnsi="Arial"/>
@@ -15831,7 +15849,7 @@
               <w:spacing w:after="10" w:before="0"/>
               <w:ind w:left="120"/>
             </w:pPr>
-            <w:hyperlink w:history="1" r:id="rIdpsu2egb98q2wz_0nu-pgy">
+            <w:hyperlink w:history="1" r:id="rIdpof37qnfg-1uy9dotp1mf">
               <w:r>
                 <w:rPr>
                   <w:rFonts w:ascii="Arial" w:cs="Arial" w:eastAsia="Arial" w:hAnsi="Arial"/>
@@ -15876,7 +15894,7 @@
             <w:pPr>
               <w:spacing w:after="20" w:before="0"/>
             </w:pPr>
-            <w:hyperlink w:history="1" r:id="rIdcsqov7wv7foiewszorvhf">
+            <w:hyperlink w:history="1" r:id="rIdzxijnp2nps-kxxnswf-xl">
               <w:r>
                 <w:rPr>
                   <w:rFonts w:ascii="Arial" w:cs="Arial" w:eastAsia="Arial" w:hAnsi="Arial"/>
@@ -15909,7 +15927,7 @@
               <w:spacing w:after="10" w:before="0"/>
               <w:ind w:left="120"/>
             </w:pPr>
-            <w:hyperlink w:history="1" r:id="rId_1fhc8l34aqhhnpq75jfk">
+            <w:hyperlink w:history="1" r:id="rIdnyf73nifjzymlvnhftbxa">
               <w:r>
                 <w:rPr>
                   <w:rFonts w:ascii="Arial" w:cs="Arial" w:eastAsia="Arial" w:hAnsi="Arial"/>
@@ -16056,32 +16074,32 @@
         <w:tc>
           <w:tcPr>
             <w:tcW w:type="dxa" w:w="1520"/>
-            <w:shd w:fill="F2F2F2" w:color="auto" w:val="clear"/>
-            <w:tcMar>
-              <w:top w:type="dxa" w:w="60"/>
-              <w:left w:type="dxa" w:w="120"/>
-              <w:bottom w:type="dxa" w:w="60"/>
-              <w:right w:type="dxa" w:w="120"/>
-            </w:tcMar>
-            <w:vAlign w:val="top"/>
-          </w:tcPr>
-          <w:p>
-            <w:pPr>
-              <w:spacing w:after="40" w:before="0"/>
-              <w:jc w:val="left"/>
-            </w:pPr>
-            <w:r>
-              <w:rPr>
-                <w:rFonts w:ascii="Arial" w:cs="Arial" w:eastAsia="Arial" w:hAnsi="Arial"/>
-                <w:b/>
-                <w:bCs/>
-                <w:i w:val="false"/>
-                <w:iCs w:val="false"/>
-                <w:color w:val="000000"/>
-                <w:sz w:val="18"/>
-                <w:szCs w:val="18"/>
-              </w:rPr>
-              <w:t xml:space="preserve">Phase 4 — DRIVING QUESTION BOARD (DQB) Update (10 minutes)</w:t>
+            <w:shd w:fill="FCE4D6" w:color="auto" w:val="clear"/>
+            <w:tcMar>
+              <w:top w:type="dxa" w:w="60"/>
+              <w:left w:type="dxa" w:w="120"/>
+              <w:bottom w:type="dxa" w:w="60"/>
+              <w:right w:type="dxa" w:w="120"/>
+            </w:tcMar>
+            <w:vAlign w:val="top"/>
+          </w:tcPr>
+          <w:p>
+            <w:pPr>
+              <w:spacing w:after="40" w:before="0"/>
+              <w:jc w:val="left"/>
+            </w:pPr>
+            <w:r>
+              <w:rPr>
+                <w:rFonts w:ascii="Arial" w:cs="Arial" w:eastAsia="Arial" w:hAnsi="Arial"/>
+                <w:b/>
+                <w:bCs/>
+                <w:i w:val="false"/>
+                <w:iCs w:val="false"/>
+                <w:color w:val="000000"/>
+                <w:sz w:val="18"/>
+                <w:szCs w:val="18"/>
+              </w:rPr>
+              <w:t xml:space="preserve">Driving Question Board (DQB) Creation</w:t>
             </w:r>
           </w:p>
           <w:p>
@@ -16104,7 +16122,7 @@
             <w:pPr>
               <w:spacing w:after="20" w:before="0"/>
             </w:pPr>
-            <w:hyperlink w:history="1" r:id="rIde0wawjqaq9aycc0jc5vzu">
+            <w:hyperlink w:history="1" r:id="rId9ydc92qqb7yi6u7-qorai">
               <w:r>
                 <w:rPr>
                   <w:rFonts w:ascii="Arial" w:cs="Arial" w:eastAsia="Arial" w:hAnsi="Arial"/>
@@ -16137,7 +16155,7 @@
               <w:spacing w:after="10" w:before="0"/>
               <w:ind w:left="120"/>
             </w:pPr>
-            <w:hyperlink w:history="1" r:id="rIdfwbthbwslzkgu7cvj-xsr">
+            <w:hyperlink w:history="1" r:id="rIdc011e1epc0spnyahywwuh">
               <w:r>
                 <w:rPr>
                   <w:rFonts w:ascii="Arial" w:cs="Arial" w:eastAsia="Arial" w:hAnsi="Arial"/>
@@ -16182,7 +16200,7 @@
             <w:pPr>
               <w:spacing w:after="20" w:before="0"/>
             </w:pPr>
-            <w:hyperlink w:history="1" r:id="rId-fpwq3zr-fdffdu0id8pe">
+            <w:hyperlink w:history="1" r:id="rIdet26twzol_tre2no4gv6o">
               <w:r>
                 <w:rPr>
                   <w:rFonts w:ascii="Arial" w:cs="Arial" w:eastAsia="Arial" w:hAnsi="Arial"/>
@@ -16215,7 +16233,7 @@
               <w:spacing w:after="10" w:before="0"/>
               <w:ind w:left="120"/>
             </w:pPr>
-            <w:hyperlink w:history="1" r:id="rId-0a-adhn5vhrapdgxb3dh">
+            <w:hyperlink w:history="1" r:id="rIdh-xqde60jkqbkwcf2fq_5">
               <w:r>
                 <w:rPr>
                   <w:rFonts w:ascii="Arial" w:cs="Arial" w:eastAsia="Arial" w:hAnsi="Arial"/>
@@ -16362,32 +16380,32 @@
         <w:tc>
           <w:tcPr>
             <w:tcW w:type="dxa" w:w="1520"/>
-            <w:shd w:fill="F2F2F2" w:color="auto" w:val="clear"/>
-            <w:tcMar>
-              <w:top w:type="dxa" w:w="60"/>
-              <w:left w:type="dxa" w:w="120"/>
-              <w:bottom w:type="dxa" w:w="60"/>
-              <w:right w:type="dxa" w:w="120"/>
-            </w:tcMar>
-            <w:vAlign w:val="top"/>
-          </w:tcPr>
-          <w:p>
-            <w:pPr>
-              <w:spacing w:after="40" w:before="0"/>
-              <w:jc w:val="left"/>
-            </w:pPr>
-            <w:r>
-              <w:rPr>
-                <w:rFonts w:ascii="Arial" w:cs="Arial" w:eastAsia="Arial" w:hAnsi="Arial"/>
-                <w:b/>
-                <w:bCs/>
-                <w:i w:val="false"/>
-                <w:iCs w:val="false"/>
-                <w:color w:val="000000"/>
-                <w:sz w:val="18"/>
-                <w:szCs w:val="18"/>
-              </w:rPr>
-              <w:t xml:space="preserve">Phase 5 — MODEL BUILDING (15 minutes)</w:t>
+            <w:shd w:fill="D5E8F0" w:color="auto" w:val="clear"/>
+            <w:tcMar>
+              <w:top w:type="dxa" w:w="60"/>
+              <w:left w:type="dxa" w:w="120"/>
+              <w:bottom w:type="dxa" w:w="60"/>
+              <w:right w:type="dxa" w:w="120"/>
+            </w:tcMar>
+            <w:vAlign w:val="top"/>
+          </w:tcPr>
+          <w:p>
+            <w:pPr>
+              <w:spacing w:after="40" w:before="0"/>
+              <w:jc w:val="left"/>
+            </w:pPr>
+            <w:r>
+              <w:rPr>
+                <w:rFonts w:ascii="Arial" w:cs="Arial" w:eastAsia="Arial" w:hAnsi="Arial"/>
+                <w:b/>
+                <w:bCs/>
+                <w:i w:val="false"/>
+                <w:iCs w:val="false"/>
+                <w:color w:val="000000"/>
+                <w:sz w:val="18"/>
+                <w:szCs w:val="18"/>
+              </w:rPr>
+              <w:t xml:space="preserve">Model Building Phase</w:t>
             </w:r>
           </w:p>
           <w:p>
@@ -16410,7 +16428,7 @@
             <w:pPr>
               <w:spacing w:after="20" w:before="0"/>
             </w:pPr>
-            <w:hyperlink w:history="1" r:id="rIdm2dqr6aoy1gbmyubehgzk">
+            <w:hyperlink w:history="1" r:id="rIdlkcbpgqe22ocbmq9uoklm">
               <w:r>
                 <w:rPr>
                   <w:rFonts w:ascii="Arial" w:cs="Arial" w:eastAsia="Arial" w:hAnsi="Arial"/>
@@ -16443,7 +16461,7 @@
               <w:spacing w:after="10" w:before="0"/>
               <w:ind w:left="120"/>
             </w:pPr>
-            <w:hyperlink w:history="1" r:id="rIdhs_kiywbd_9qg6elp8lly">
+            <w:hyperlink w:history="1" r:id="rIdwk1kpk5sd5kvlhqm_xgqu">
               <w:r>
                 <w:rPr>
                   <w:rFonts w:ascii="Arial" w:cs="Arial" w:eastAsia="Arial" w:hAnsi="Arial"/>
@@ -16488,7 +16506,7 @@
             <w:pPr>
               <w:spacing w:after="20" w:before="0"/>
             </w:pPr>
-            <w:hyperlink w:history="1" r:id="rId_q8cproka8jkssxeasdzv">
+            <w:hyperlink w:history="1" r:id="rIdhxyxneimn_pxyov7rz9ea">
               <w:r>
                 <w:rPr>
                   <w:rFonts w:ascii="Arial" w:cs="Arial" w:eastAsia="Arial" w:hAnsi="Arial"/>
@@ -16521,7 +16539,7 @@
               <w:spacing w:after="10" w:before="0"/>
               <w:ind w:left="120"/>
             </w:pPr>
-            <w:hyperlink w:history="1" r:id="rIdylryjaoot5xuvpyyudb58">
+            <w:hyperlink w:history="1" r:id="rIdp9bpeuas19_5lfnrpzyk_">
               <w:r>
                 <w:rPr>
                   <w:rFonts w:ascii="Arial" w:cs="Arial" w:eastAsia="Arial" w:hAnsi="Arial"/>
@@ -17960,32 +17978,32 @@
         <w:tc>
           <w:tcPr>
             <w:tcW w:type="dxa" w:w="1520"/>
-            <w:shd w:fill="F2F2F2" w:color="auto" w:val="clear"/>
-            <w:tcMar>
-              <w:top w:type="dxa" w:w="60"/>
-              <w:left w:type="dxa" w:w="120"/>
-              <w:bottom w:type="dxa" w:w="60"/>
-              <w:right w:type="dxa" w:w="120"/>
-            </w:tcMar>
-            <w:vAlign w:val="top"/>
-          </w:tcPr>
-          <w:p>
-            <w:pPr>
-              <w:spacing w:after="40" w:before="0"/>
-              <w:jc w:val="left"/>
-            </w:pPr>
-            <w:r>
-              <w:rPr>
-                <w:rFonts w:ascii="Arial" w:cs="Arial" w:eastAsia="Arial" w:hAnsi="Arial"/>
-                <w:b/>
-                <w:bCs/>
-                <w:i w:val="false"/>
-                <w:iCs w:val="false"/>
-                <w:color w:val="000000"/>
-                <w:sz w:val="18"/>
-                <w:szCs w:val="18"/>
-              </w:rPr>
-              <w:t xml:space="preserve">Phase 1 — PREDICT (10 minutes)</w:t>
+            <w:shd w:fill="EAD1F5" w:color="auto" w:val="clear"/>
+            <w:tcMar>
+              <w:top w:type="dxa" w:w="60"/>
+              <w:left w:type="dxa" w:w="120"/>
+              <w:bottom w:type="dxa" w:w="60"/>
+              <w:right w:type="dxa" w:w="120"/>
+            </w:tcMar>
+            <w:vAlign w:val="top"/>
+          </w:tcPr>
+          <w:p>
+            <w:pPr>
+              <w:spacing w:after="40" w:before="0"/>
+              <w:jc w:val="left"/>
+            </w:pPr>
+            <w:r>
+              <w:rPr>
+                <w:rFonts w:ascii="Arial" w:cs="Arial" w:eastAsia="Arial" w:hAnsi="Arial"/>
+                <w:b/>
+                <w:bCs/>
+                <w:i w:val="false"/>
+                <w:iCs w:val="false"/>
+                <w:color w:val="000000"/>
+                <w:sz w:val="18"/>
+                <w:szCs w:val="18"/>
+              </w:rPr>
+              <w:t xml:space="preserve">Predict Phase</w:t>
             </w:r>
           </w:p>
           <w:p>
@@ -18008,7 +18026,7 @@
             <w:pPr>
               <w:spacing w:after="20" w:before="0"/>
             </w:pPr>
-            <w:hyperlink w:history="1" r:id="rIdlcp043sgunhbcg3kvy129">
+            <w:hyperlink w:history="1" r:id="rIdryxwrpx_abtd7xru1lgkj">
               <w:r>
                 <w:rPr>
                   <w:rFonts w:ascii="Arial" w:cs="Arial" w:eastAsia="Arial" w:hAnsi="Arial"/>
@@ -18041,7 +18059,7 @@
               <w:spacing w:after="10" w:before="0"/>
               <w:ind w:left="120"/>
             </w:pPr>
-            <w:hyperlink w:history="1" r:id="rId1fmfotnbnvdytd323ot65">
+            <w:hyperlink w:history="1" r:id="rIducbqrebjvgamzbsfhe10t">
               <w:r>
                 <w:rPr>
                   <w:rFonts w:ascii="Arial" w:cs="Arial" w:eastAsia="Arial" w:hAnsi="Arial"/>
@@ -18086,7 +18104,7 @@
             <w:pPr>
               <w:spacing w:after="20" w:before="0"/>
             </w:pPr>
-            <w:hyperlink w:history="1" r:id="rIdfniygcjlaswueaommeqnq">
+            <w:hyperlink w:history="1" r:id="rIddxforz9bbuhe12qb01tbj">
               <w:r>
                 <w:rPr>
                   <w:rFonts w:ascii="Arial" w:cs="Arial" w:eastAsia="Arial" w:hAnsi="Arial"/>
@@ -18119,7 +18137,7 @@
               <w:spacing w:after="10" w:before="0"/>
               <w:ind w:left="120"/>
             </w:pPr>
-            <w:hyperlink w:history="1" r:id="rIdk2htigpfhgdfnn2prxgah">
+            <w:hyperlink w:history="1" r:id="rIdsmf3scidnapx5hap4_k38">
               <w:r>
                 <w:rPr>
                   <w:rFonts w:ascii="Arial" w:cs="Arial" w:eastAsia="Arial" w:hAnsi="Arial"/>
@@ -18266,32 +18284,32 @@
         <w:tc>
           <w:tcPr>
             <w:tcW w:type="dxa" w:w="1520"/>
-            <w:shd w:fill="F2F2F2" w:color="auto" w:val="clear"/>
-            <w:tcMar>
-              <w:top w:type="dxa" w:w="60"/>
-              <w:left w:type="dxa" w:w="120"/>
-              <w:bottom w:type="dxa" w:w="60"/>
-              <w:right w:type="dxa" w:w="120"/>
-            </w:tcMar>
-            <w:vAlign w:val="top"/>
-          </w:tcPr>
-          <w:p>
-            <w:pPr>
-              <w:spacing w:after="40" w:before="0"/>
-              <w:jc w:val="left"/>
-            </w:pPr>
-            <w:r>
-              <w:rPr>
-                <w:rFonts w:ascii="Arial" w:cs="Arial" w:eastAsia="Arial" w:hAnsi="Arial"/>
-                <w:b/>
-                <w:bCs/>
-                <w:i w:val="false"/>
-                <w:iCs w:val="false"/>
-                <w:color w:val="000000"/>
-                <w:sz w:val="18"/>
-                <w:szCs w:val="18"/>
-              </w:rPr>
-              <w:t xml:space="preserve">Phase 2 — OBSERVE (20 minutes)</w:t>
+            <w:shd w:fill="D9EEF1" w:color="auto" w:val="clear"/>
+            <w:tcMar>
+              <w:top w:type="dxa" w:w="60"/>
+              <w:left w:type="dxa" w:w="120"/>
+              <w:bottom w:type="dxa" w:w="60"/>
+              <w:right w:type="dxa" w:w="120"/>
+            </w:tcMar>
+            <w:vAlign w:val="top"/>
+          </w:tcPr>
+          <w:p>
+            <w:pPr>
+              <w:spacing w:after="40" w:before="0"/>
+              <w:jc w:val="left"/>
+            </w:pPr>
+            <w:r>
+              <w:rPr>
+                <w:rFonts w:ascii="Arial" w:cs="Arial" w:eastAsia="Arial" w:hAnsi="Arial"/>
+                <w:b/>
+                <w:bCs/>
+                <w:i w:val="false"/>
+                <w:iCs w:val="false"/>
+                <w:color w:val="000000"/>
+                <w:sz w:val="18"/>
+                <w:szCs w:val="18"/>
+              </w:rPr>
+              <w:t xml:space="preserve">Observe Phase</w:t>
             </w:r>
           </w:p>
           <w:p>
@@ -18314,7 +18332,7 @@
             <w:pPr>
               <w:spacing w:after="20" w:before="0"/>
             </w:pPr>
-            <w:hyperlink w:history="1" r:id="rIdyeripgobxcg1uazbum3mm">
+            <w:hyperlink w:history="1" r:id="rIday_4womlssl_xdtnsnahj">
               <w:r>
                 <w:rPr>
                   <w:rFonts w:ascii="Arial" w:cs="Arial" w:eastAsia="Arial" w:hAnsi="Arial"/>
@@ -18347,7 +18365,7 @@
               <w:spacing w:after="10" w:before="0"/>
               <w:ind w:left="120"/>
             </w:pPr>
-            <w:hyperlink w:history="1" r:id="rIdf8g6f7ua0jso-ctgxqhgm">
+            <w:hyperlink w:history="1" r:id="rIddxjqmq-kaci8m2n4bey5p">
               <w:r>
                 <w:rPr>
                   <w:rFonts w:ascii="Arial" w:cs="Arial" w:eastAsia="Arial" w:hAnsi="Arial"/>
@@ -18392,7 +18410,7 @@
             <w:pPr>
               <w:spacing w:after="20" w:before="0"/>
             </w:pPr>
-            <w:hyperlink w:history="1" r:id="rIdqe6ks3w9ivnncfn5w0zwx">
+            <w:hyperlink w:history="1" r:id="rIdt6cgfwbmlk9ldfeooiqfv">
               <w:r>
                 <w:rPr>
                   <w:rFonts w:ascii="Arial" w:cs="Arial" w:eastAsia="Arial" w:hAnsi="Arial"/>
@@ -18425,7 +18443,7 @@
               <w:spacing w:after="10" w:before="0"/>
               <w:ind w:left="120"/>
             </w:pPr>
-            <w:hyperlink w:history="1" r:id="rId2a9gg8em5t5op3hllhfd1">
+            <w:hyperlink w:history="1" r:id="rIdxcveph8gtg_ya_dk3xxf-">
               <w:r>
                 <w:rPr>
                   <w:rFonts w:ascii="Arial" w:cs="Arial" w:eastAsia="Arial" w:hAnsi="Arial"/>
@@ -18572,32 +18590,32 @@
         <w:tc>
           <w:tcPr>
             <w:tcW w:type="dxa" w:w="1520"/>
-            <w:shd w:fill="F2F2F2" w:color="auto" w:val="clear"/>
-            <w:tcMar>
-              <w:top w:type="dxa" w:w="60"/>
-              <w:left w:type="dxa" w:w="120"/>
-              <w:bottom w:type="dxa" w:w="60"/>
-              <w:right w:type="dxa" w:w="120"/>
-            </w:tcMar>
-            <w:vAlign w:val="top"/>
-          </w:tcPr>
-          <w:p>
-            <w:pPr>
-              <w:spacing w:after="40" w:before="0"/>
-              <w:jc w:val="left"/>
-            </w:pPr>
-            <w:r>
-              <w:rPr>
-                <w:rFonts w:ascii="Arial" w:cs="Arial" w:eastAsia="Arial" w:hAnsi="Arial"/>
-                <w:b/>
-                <w:bCs/>
-                <w:i w:val="false"/>
-                <w:iCs w:val="false"/>
-                <w:color w:val="000000"/>
-                <w:sz w:val="18"/>
-                <w:szCs w:val="18"/>
-              </w:rPr>
-              <w:t xml:space="preserve">Phase 3 — EXPLAIN (25 minutes)</w:t>
+            <w:shd w:fill="E2EFDA" w:color="auto" w:val="clear"/>
+            <w:tcMar>
+              <w:top w:type="dxa" w:w="60"/>
+              <w:left w:type="dxa" w:w="120"/>
+              <w:bottom w:type="dxa" w:w="60"/>
+              <w:right w:type="dxa" w:w="120"/>
+            </w:tcMar>
+            <w:vAlign w:val="top"/>
+          </w:tcPr>
+          <w:p>
+            <w:pPr>
+              <w:spacing w:after="40" w:before="0"/>
+              <w:jc w:val="left"/>
+            </w:pPr>
+            <w:r>
+              <w:rPr>
+                <w:rFonts w:ascii="Arial" w:cs="Arial" w:eastAsia="Arial" w:hAnsi="Arial"/>
+                <w:b/>
+                <w:bCs/>
+                <w:i w:val="false"/>
+                <w:iCs w:val="false"/>
+                <w:color w:val="000000"/>
+                <w:sz w:val="18"/>
+                <w:szCs w:val="18"/>
+              </w:rPr>
+              <w:t xml:space="preserve">Explain Phase</w:t>
             </w:r>
           </w:p>
           <w:p>
@@ -18620,7 +18638,7 @@
             <w:pPr>
               <w:spacing w:after="20" w:before="0"/>
             </w:pPr>
-            <w:hyperlink w:history="1" r:id="rIdeys0ig7l1muh7qtx6zuc0">
+            <w:hyperlink w:history="1" r:id="rIdedppp7tafyxzqtbo96t9n">
               <w:r>
                 <w:rPr>
                   <w:rFonts w:ascii="Arial" w:cs="Arial" w:eastAsia="Arial" w:hAnsi="Arial"/>
@@ -18653,7 +18671,7 @@
               <w:spacing w:after="10" w:before="0"/>
               <w:ind w:left="120"/>
             </w:pPr>
-            <w:hyperlink w:history="1" r:id="rIdevjrodorrqpcst0sqtk9y">
+            <w:hyperlink w:history="1" r:id="rId8dep7krzla09vl43bdx6p">
               <w:r>
                 <w:rPr>
                   <w:rFonts w:ascii="Arial" w:cs="Arial" w:eastAsia="Arial" w:hAnsi="Arial"/>
@@ -18698,7 +18716,7 @@
             <w:pPr>
               <w:spacing w:after="20" w:before="0"/>
             </w:pPr>
-            <w:hyperlink w:history="1" r:id="rIdbjsyn1expuv0rputbaizc">
+            <w:hyperlink w:history="1" r:id="rIdi3i4ykeg6b5sc8ljx404h">
               <w:r>
                 <w:rPr>
                   <w:rFonts w:ascii="Arial" w:cs="Arial" w:eastAsia="Arial" w:hAnsi="Arial"/>
@@ -18731,7 +18749,7 @@
               <w:spacing w:after="10" w:before="0"/>
               <w:ind w:left="120"/>
             </w:pPr>
-            <w:hyperlink w:history="1" r:id="rId31_adq3yit3_-tl5ohf_q">
+            <w:hyperlink w:history="1" r:id="rIdwgkqsfdx4j3x-micfih-x">
               <w:r>
                 <w:rPr>
                   <w:rFonts w:ascii="Arial" w:cs="Arial" w:eastAsia="Arial" w:hAnsi="Arial"/>
@@ -18878,32 +18896,32 @@
         <w:tc>
           <w:tcPr>
             <w:tcW w:type="dxa" w:w="1520"/>
-            <w:shd w:fill="F2F2F2" w:color="auto" w:val="clear"/>
-            <w:tcMar>
-              <w:top w:type="dxa" w:w="60"/>
-              <w:left w:type="dxa" w:w="120"/>
-              <w:bottom w:type="dxa" w:w="60"/>
-              <w:right w:type="dxa" w:w="120"/>
-            </w:tcMar>
-            <w:vAlign w:val="top"/>
-          </w:tcPr>
-          <w:p>
-            <w:pPr>
-              <w:spacing w:after="40" w:before="0"/>
-              <w:jc w:val="left"/>
-            </w:pPr>
-            <w:r>
-              <w:rPr>
-                <w:rFonts w:ascii="Arial" w:cs="Arial" w:eastAsia="Arial" w:hAnsi="Arial"/>
-                <w:b/>
-                <w:bCs/>
-                <w:i w:val="false"/>
-                <w:iCs w:val="false"/>
-                <w:color w:val="000000"/>
-                <w:sz w:val="18"/>
-                <w:szCs w:val="18"/>
-              </w:rPr>
-              <w:t xml:space="preserve">Phase 4 — DRIVING QUESTION BOARD Update (10 minutes)</w:t>
+            <w:shd w:fill="FCE4D6" w:color="auto" w:val="clear"/>
+            <w:tcMar>
+              <w:top w:type="dxa" w:w="60"/>
+              <w:left w:type="dxa" w:w="120"/>
+              <w:bottom w:type="dxa" w:w="60"/>
+              <w:right w:type="dxa" w:w="120"/>
+            </w:tcMar>
+            <w:vAlign w:val="top"/>
+          </w:tcPr>
+          <w:p>
+            <w:pPr>
+              <w:spacing w:after="40" w:before="0"/>
+              <w:jc w:val="left"/>
+            </w:pPr>
+            <w:r>
+              <w:rPr>
+                <w:rFonts w:ascii="Arial" w:cs="Arial" w:eastAsia="Arial" w:hAnsi="Arial"/>
+                <w:b/>
+                <w:bCs/>
+                <w:i w:val="false"/>
+                <w:iCs w:val="false"/>
+                <w:color w:val="000000"/>
+                <w:sz w:val="18"/>
+                <w:szCs w:val="18"/>
+              </w:rPr>
+              <w:t xml:space="preserve">Driving Question Board (DQB) Creation</w:t>
             </w:r>
           </w:p>
           <w:p>
@@ -18926,7 +18944,7 @@
             <w:pPr>
               <w:spacing w:after="20" w:before="0"/>
             </w:pPr>
-            <w:hyperlink w:history="1" r:id="rId24xe2rbcpxqpj-qobjtxv">
+            <w:hyperlink w:history="1" r:id="rIdp65bvyn7r5lttqqmjsdis">
               <w:r>
                 <w:rPr>
                   <w:rFonts w:ascii="Arial" w:cs="Arial" w:eastAsia="Arial" w:hAnsi="Arial"/>
@@ -18959,7 +18977,7 @@
               <w:spacing w:after="10" w:before="0"/>
               <w:ind w:left="120"/>
             </w:pPr>
-            <w:hyperlink w:history="1" r:id="rIdykl3wrpz3awj6mrutnrsg">
+            <w:hyperlink w:history="1" r:id="rIdcreyr7n7_hiz1hsfnhdjo">
               <w:r>
                 <w:rPr>
                   <w:rFonts w:ascii="Arial" w:cs="Arial" w:eastAsia="Arial" w:hAnsi="Arial"/>
@@ -19004,7 +19022,7 @@
             <w:pPr>
               <w:spacing w:after="20" w:before="0"/>
             </w:pPr>
-            <w:hyperlink w:history="1" r:id="rIdczr56_av1osiwbc6lqfos">
+            <w:hyperlink w:history="1" r:id="rIdbcuvqefvruirknrwo2gut">
               <w:r>
                 <w:rPr>
                   <w:rFonts w:ascii="Arial" w:cs="Arial" w:eastAsia="Arial" w:hAnsi="Arial"/>
@@ -19037,7 +19055,7 @@
               <w:spacing w:after="10" w:before="0"/>
               <w:ind w:left="120"/>
             </w:pPr>
-            <w:hyperlink w:history="1" r:id="rIdl_rmh2xfqhc4q_mctncu3">
+            <w:hyperlink w:history="1" r:id="rIdhqj6ttrp4gankph6gsdcn">
               <w:r>
                 <w:rPr>
                   <w:rFonts w:ascii="Arial" w:cs="Arial" w:eastAsia="Arial" w:hAnsi="Arial"/>
@@ -19184,32 +19202,32 @@
         <w:tc>
           <w:tcPr>
             <w:tcW w:type="dxa" w:w="1520"/>
-            <w:shd w:fill="F2F2F2" w:color="auto" w:val="clear"/>
-            <w:tcMar>
-              <w:top w:type="dxa" w:w="60"/>
-              <w:left w:type="dxa" w:w="120"/>
-              <w:bottom w:type="dxa" w:w="60"/>
-              <w:right w:type="dxa" w:w="120"/>
-            </w:tcMar>
-            <w:vAlign w:val="top"/>
-          </w:tcPr>
-          <w:p>
-            <w:pPr>
-              <w:spacing w:after="40" w:before="0"/>
-              <w:jc w:val="left"/>
-            </w:pPr>
-            <w:r>
-              <w:rPr>
-                <w:rFonts w:ascii="Arial" w:cs="Arial" w:eastAsia="Arial" w:hAnsi="Arial"/>
-                <w:b/>
-                <w:bCs/>
-                <w:i w:val="false"/>
-                <w:iCs w:val="false"/>
-                <w:color w:val="000000"/>
-                <w:sz w:val="18"/>
-                <w:szCs w:val="18"/>
-              </w:rPr>
-              <w:t xml:space="preserve">Phase 5 — MODEL BUILDING (15 minutes)</w:t>
+            <w:shd w:fill="D5E8F0" w:color="auto" w:val="clear"/>
+            <w:tcMar>
+              <w:top w:type="dxa" w:w="60"/>
+              <w:left w:type="dxa" w:w="120"/>
+              <w:bottom w:type="dxa" w:w="60"/>
+              <w:right w:type="dxa" w:w="120"/>
+            </w:tcMar>
+            <w:vAlign w:val="top"/>
+          </w:tcPr>
+          <w:p>
+            <w:pPr>
+              <w:spacing w:after="40" w:before="0"/>
+              <w:jc w:val="left"/>
+            </w:pPr>
+            <w:r>
+              <w:rPr>
+                <w:rFonts w:ascii="Arial" w:cs="Arial" w:eastAsia="Arial" w:hAnsi="Arial"/>
+                <w:b/>
+                <w:bCs/>
+                <w:i w:val="false"/>
+                <w:iCs w:val="false"/>
+                <w:color w:val="000000"/>
+                <w:sz w:val="18"/>
+                <w:szCs w:val="18"/>
+              </w:rPr>
+              <w:t xml:space="preserve">Model Building Phase</w:t>
             </w:r>
           </w:p>
           <w:p>
@@ -19232,7 +19250,7 @@
             <w:pPr>
               <w:spacing w:after="20" w:before="0"/>
             </w:pPr>
-            <w:hyperlink w:history="1" r:id="rId4g9bmny4s6fsunzy2j1y_">
+            <w:hyperlink w:history="1" r:id="rIdthlmmxpfz6kxs37d9zzps">
               <w:r>
                 <w:rPr>
                   <w:rFonts w:ascii="Arial" w:cs="Arial" w:eastAsia="Arial" w:hAnsi="Arial"/>
@@ -19265,7 +19283,7 @@
               <w:spacing w:after="10" w:before="0"/>
               <w:ind w:left="120"/>
             </w:pPr>
-            <w:hyperlink w:history="1" r:id="rIdcxdfgydylediry7d126s0">
+            <w:hyperlink w:history="1" r:id="rIdpnulyj-huf-99u1n6qwtf">
               <w:r>
                 <w:rPr>
                   <w:rFonts w:ascii="Arial" w:cs="Arial" w:eastAsia="Arial" w:hAnsi="Arial"/>
@@ -19310,7 +19328,7 @@
             <w:pPr>
               <w:spacing w:after="20" w:before="0"/>
             </w:pPr>
-            <w:hyperlink w:history="1" r:id="rIdzju8hkelj3jqe1y6ovdkv">
+            <w:hyperlink w:history="1" r:id="rIdkf7a5vjaqdqvktkpnaifp">
               <w:r>
                 <w:rPr>
                   <w:rFonts w:ascii="Arial" w:cs="Arial" w:eastAsia="Arial" w:hAnsi="Arial"/>
@@ -19343,7 +19361,7 @@
               <w:spacing w:after="10" w:before="0"/>
               <w:ind w:left="120"/>
             </w:pPr>
-            <w:hyperlink w:history="1" r:id="rIdvzh_xsskgfzi0gaj7h9yb">
+            <w:hyperlink w:history="1" r:id="rIdarcigaposjurosvaov3er">
               <w:r>
                 <w:rPr>
                   <w:rFonts w:ascii="Arial" w:cs="Arial" w:eastAsia="Arial" w:hAnsi="Arial"/>
@@ -20782,32 +20800,32 @@
         <w:tc>
           <w:tcPr>
             <w:tcW w:type="dxa" w:w="1520"/>
-            <w:shd w:fill="F2F2F2" w:color="auto" w:val="clear"/>
-            <w:tcMar>
-              <w:top w:type="dxa" w:w="60"/>
-              <w:left w:type="dxa" w:w="120"/>
-              <w:bottom w:type="dxa" w:w="60"/>
-              <w:right w:type="dxa" w:w="120"/>
-            </w:tcMar>
-            <w:vAlign w:val="top"/>
-          </w:tcPr>
-          <w:p>
-            <w:pPr>
-              <w:spacing w:after="40" w:before="0"/>
-              <w:jc w:val="left"/>
-            </w:pPr>
-            <w:r>
-              <w:rPr>
-                <w:rFonts w:ascii="Arial" w:cs="Arial" w:eastAsia="Arial" w:hAnsi="Arial"/>
-                <w:b/>
-                <w:bCs/>
-                <w:i w:val="false"/>
-                <w:iCs w:val="false"/>
-                <w:color w:val="000000"/>
-                <w:sz w:val="18"/>
-                <w:szCs w:val="18"/>
-              </w:rPr>
-              <w:t xml:space="preserve">Phase 1 — PREDICT (15 minutes)</w:t>
+            <w:shd w:fill="EAD1F5" w:color="auto" w:val="clear"/>
+            <w:tcMar>
+              <w:top w:type="dxa" w:w="60"/>
+              <w:left w:type="dxa" w:w="120"/>
+              <w:bottom w:type="dxa" w:w="60"/>
+              <w:right w:type="dxa" w:w="120"/>
+            </w:tcMar>
+            <w:vAlign w:val="top"/>
+          </w:tcPr>
+          <w:p>
+            <w:pPr>
+              <w:spacing w:after="40" w:before="0"/>
+              <w:jc w:val="left"/>
+            </w:pPr>
+            <w:r>
+              <w:rPr>
+                <w:rFonts w:ascii="Arial" w:cs="Arial" w:eastAsia="Arial" w:hAnsi="Arial"/>
+                <w:b/>
+                <w:bCs/>
+                <w:i w:val="false"/>
+                <w:iCs w:val="false"/>
+                <w:color w:val="000000"/>
+                <w:sz w:val="18"/>
+                <w:szCs w:val="18"/>
+              </w:rPr>
+              <w:t xml:space="preserve">Predict Phase</w:t>
             </w:r>
           </w:p>
           <w:p>
@@ -20830,7 +20848,7 @@
             <w:pPr>
               <w:spacing w:after="20" w:before="0"/>
             </w:pPr>
-            <w:hyperlink w:history="1" r:id="rIdw-dripi9hmjnakhn7xes2">
+            <w:hyperlink w:history="1" r:id="rIdkeff3urq5ltlohm9rdvio">
               <w:r>
                 <w:rPr>
                   <w:rFonts w:ascii="Arial" w:cs="Arial" w:eastAsia="Arial" w:hAnsi="Arial"/>
@@ -20863,7 +20881,7 @@
               <w:spacing w:after="10" w:before="0"/>
               <w:ind w:left="120"/>
             </w:pPr>
-            <w:hyperlink w:history="1" r:id="rIdfskvzsnrvwstdowvv3k4m">
+            <w:hyperlink w:history="1" r:id="rIdgw4jqa1c0haymm6f7eopk">
               <w:r>
                 <w:rPr>
                   <w:rFonts w:ascii="Arial" w:cs="Arial" w:eastAsia="Arial" w:hAnsi="Arial"/>
@@ -20908,7 +20926,7 @@
             <w:pPr>
               <w:spacing w:after="20" w:before="0"/>
             </w:pPr>
-            <w:hyperlink w:history="1" r:id="rIdczv1jxhqseknrympftkia">
+            <w:hyperlink w:history="1" r:id="rIdt_xkxaf90y5f8-abchtjn">
               <w:r>
                 <w:rPr>
                   <w:rFonts w:ascii="Arial" w:cs="Arial" w:eastAsia="Arial" w:hAnsi="Arial"/>
@@ -20941,7 +20959,7 @@
               <w:spacing w:after="10" w:before="0"/>
               <w:ind w:left="120"/>
             </w:pPr>
-            <w:hyperlink w:history="1" r:id="rIdprz2md3uh2dbkytio9uoo">
+            <w:hyperlink w:history="1" r:id="rIdb9rmibw732aqxuhrwrppq">
               <w:r>
                 <w:rPr>
                   <w:rFonts w:ascii="Arial" w:cs="Arial" w:eastAsia="Arial" w:hAnsi="Arial"/>
@@ -21088,32 +21106,32 @@
         <w:tc>
           <w:tcPr>
             <w:tcW w:type="dxa" w:w="1520"/>
-            <w:shd w:fill="F2F2F2" w:color="auto" w:val="clear"/>
-            <w:tcMar>
-              <w:top w:type="dxa" w:w="60"/>
-              <w:left w:type="dxa" w:w="120"/>
-              <w:bottom w:type="dxa" w:w="60"/>
-              <w:right w:type="dxa" w:w="120"/>
-            </w:tcMar>
-            <w:vAlign w:val="top"/>
-          </w:tcPr>
-          <w:p>
-            <w:pPr>
-              <w:spacing w:after="40" w:before="0"/>
-              <w:jc w:val="left"/>
-            </w:pPr>
-            <w:r>
-              <w:rPr>
-                <w:rFonts w:ascii="Arial" w:cs="Arial" w:eastAsia="Arial" w:hAnsi="Arial"/>
-                <w:b/>
-                <w:bCs/>
-                <w:i w:val="false"/>
-                <w:iCs w:val="false"/>
-                <w:color w:val="000000"/>
-                <w:sz w:val="18"/>
-                <w:szCs w:val="18"/>
-              </w:rPr>
-              <w:t xml:space="preserve">Phase 2 — OBSERVE &amp; INVESTIGATE (25 minutes)</w:t>
+            <w:shd w:fill="D9EEF1" w:color="auto" w:val="clear"/>
+            <w:tcMar>
+              <w:top w:type="dxa" w:w="60"/>
+              <w:left w:type="dxa" w:w="120"/>
+              <w:bottom w:type="dxa" w:w="60"/>
+              <w:right w:type="dxa" w:w="120"/>
+            </w:tcMar>
+            <w:vAlign w:val="top"/>
+          </w:tcPr>
+          <w:p>
+            <w:pPr>
+              <w:spacing w:after="40" w:before="0"/>
+              <w:jc w:val="left"/>
+            </w:pPr>
+            <w:r>
+              <w:rPr>
+                <w:rFonts w:ascii="Arial" w:cs="Arial" w:eastAsia="Arial" w:hAnsi="Arial"/>
+                <w:b/>
+                <w:bCs/>
+                <w:i w:val="false"/>
+                <w:iCs w:val="false"/>
+                <w:color w:val="000000"/>
+                <w:sz w:val="18"/>
+                <w:szCs w:val="18"/>
+              </w:rPr>
+              <w:t xml:space="preserve">Observe Phase</w:t>
             </w:r>
           </w:p>
           <w:p>
@@ -21136,7 +21154,7 @@
             <w:pPr>
               <w:spacing w:after="20" w:before="0"/>
             </w:pPr>
-            <w:hyperlink w:history="1" r:id="rIdjycb2-br3h7ohrfnhez7p">
+            <w:hyperlink w:history="1" r:id="rId2sv4kiyrzksnrstqk8a6g">
               <w:r>
                 <w:rPr>
                   <w:rFonts w:ascii="Arial" w:cs="Arial" w:eastAsia="Arial" w:hAnsi="Arial"/>
@@ -21169,7 +21187,7 @@
               <w:spacing w:after="10" w:before="0"/>
               <w:ind w:left="120"/>
             </w:pPr>
-            <w:hyperlink w:history="1" r:id="rIdhrgsoldu3_wa8vpd_gva8">
+            <w:hyperlink w:history="1" r:id="rIdjfyhcldwbrpfjk6aksvw8">
               <w:r>
                 <w:rPr>
                   <w:rFonts w:ascii="Arial" w:cs="Arial" w:eastAsia="Arial" w:hAnsi="Arial"/>
@@ -21214,7 +21232,7 @@
             <w:pPr>
               <w:spacing w:after="20" w:before="0"/>
             </w:pPr>
-            <w:hyperlink w:history="1" r:id="rIdvztls1tppo_iagl0sdaeu">
+            <w:hyperlink w:history="1" r:id="rId5u3oirbrthuajtsvdtw1s">
               <w:r>
                 <w:rPr>
                   <w:rFonts w:ascii="Arial" w:cs="Arial" w:eastAsia="Arial" w:hAnsi="Arial"/>
@@ -21247,7 +21265,7 @@
               <w:spacing w:after="10" w:before="0"/>
               <w:ind w:left="120"/>
             </w:pPr>
-            <w:hyperlink w:history="1" r:id="rIdttgnng_zwuz8vni2avsk3">
+            <w:hyperlink w:history="1" r:id="rIdiwvf6-ov1ecpcvyx_slji">
               <w:r>
                 <w:rPr>
                   <w:rFonts w:ascii="Arial" w:cs="Arial" w:eastAsia="Arial" w:hAnsi="Arial"/>
@@ -21394,32 +21412,32 @@
         <w:tc>
           <w:tcPr>
             <w:tcW w:type="dxa" w:w="1520"/>
-            <w:shd w:fill="F2F2F2" w:color="auto" w:val="clear"/>
-            <w:tcMar>
-              <w:top w:type="dxa" w:w="60"/>
-              <w:left w:type="dxa" w:w="120"/>
-              <w:bottom w:type="dxa" w:w="60"/>
-              <w:right w:type="dxa" w:w="120"/>
-            </w:tcMar>
-            <w:vAlign w:val="top"/>
-          </w:tcPr>
-          <w:p>
-            <w:pPr>
-              <w:spacing w:after="40" w:before="0"/>
-              <w:jc w:val="left"/>
-            </w:pPr>
-            <w:r>
-              <w:rPr>
-                <w:rFonts w:ascii="Arial" w:cs="Arial" w:eastAsia="Arial" w:hAnsi="Arial"/>
-                <w:b/>
-                <w:bCs/>
-                <w:i w:val="false"/>
-                <w:iCs w:val="false"/>
-                <w:color w:val="000000"/>
-                <w:sz w:val="18"/>
-                <w:szCs w:val="18"/>
-              </w:rPr>
-              <w:t xml:space="preserve">Phase 3 — EXPLAIN (20 minutes)</w:t>
+            <w:shd w:fill="E2EFDA" w:color="auto" w:val="clear"/>
+            <w:tcMar>
+              <w:top w:type="dxa" w:w="60"/>
+              <w:left w:type="dxa" w:w="120"/>
+              <w:bottom w:type="dxa" w:w="60"/>
+              <w:right w:type="dxa" w:w="120"/>
+            </w:tcMar>
+            <w:vAlign w:val="top"/>
+          </w:tcPr>
+          <w:p>
+            <w:pPr>
+              <w:spacing w:after="40" w:before="0"/>
+              <w:jc w:val="left"/>
+            </w:pPr>
+            <w:r>
+              <w:rPr>
+                <w:rFonts w:ascii="Arial" w:cs="Arial" w:eastAsia="Arial" w:hAnsi="Arial"/>
+                <w:b/>
+                <w:bCs/>
+                <w:i w:val="false"/>
+                <w:iCs w:val="false"/>
+                <w:color w:val="000000"/>
+                <w:sz w:val="18"/>
+                <w:szCs w:val="18"/>
+              </w:rPr>
+              <w:t xml:space="preserve">Explain Phase</w:t>
             </w:r>
           </w:p>
           <w:p>
@@ -21442,7 +21460,7 @@
             <w:pPr>
               <w:spacing w:after="20" w:before="0"/>
             </w:pPr>
-            <w:hyperlink w:history="1" r:id="rIdjpcwhqmc-lona6uqzbveu">
+            <w:hyperlink w:history="1" r:id="rIduksk5xj15jdjngwnd5bom">
               <w:r>
                 <w:rPr>
                   <w:rFonts w:ascii="Arial" w:cs="Arial" w:eastAsia="Arial" w:hAnsi="Arial"/>
@@ -21475,7 +21493,7 @@
               <w:spacing w:after="10" w:before="0"/>
               <w:ind w:left="120"/>
             </w:pPr>
-            <w:hyperlink w:history="1" r:id="rIdvcb-oriyj1vmmtvcggllr">
+            <w:hyperlink w:history="1" r:id="rIdbgygveps1pvxlus8jd_l9">
               <w:r>
                 <w:rPr>
                   <w:rFonts w:ascii="Arial" w:cs="Arial" w:eastAsia="Arial" w:hAnsi="Arial"/>
@@ -21520,7 +21538,7 @@
             <w:pPr>
               <w:spacing w:after="20" w:before="0"/>
             </w:pPr>
-            <w:hyperlink w:history="1" r:id="rId5gazksxtde8a0lselhj2y">
+            <w:hyperlink w:history="1" r:id="rIdo7ekwcurz_hyjv78swfy7">
               <w:r>
                 <w:rPr>
                   <w:rFonts w:ascii="Arial" w:cs="Arial" w:eastAsia="Arial" w:hAnsi="Arial"/>
@@ -21553,7 +21571,7 @@
               <w:spacing w:after="10" w:before="0"/>
               <w:ind w:left="120"/>
             </w:pPr>
-            <w:hyperlink w:history="1" r:id="rId2ggw-h4p6oibdo2kqc7ak">
+            <w:hyperlink w:history="1" r:id="rIdpqt1ih7zlwe4fbryhaww_">
               <w:r>
                 <w:rPr>
                   <w:rFonts w:ascii="Arial" w:cs="Arial" w:eastAsia="Arial" w:hAnsi="Arial"/>
@@ -21700,32 +21718,32 @@
         <w:tc>
           <w:tcPr>
             <w:tcW w:type="dxa" w:w="1520"/>
-            <w:shd w:fill="F2F2F2" w:color="auto" w:val="clear"/>
-            <w:tcMar>
-              <w:top w:type="dxa" w:w="60"/>
-              <w:left w:type="dxa" w:w="120"/>
-              <w:bottom w:type="dxa" w:w="60"/>
-              <w:right w:type="dxa" w:w="120"/>
-            </w:tcMar>
-            <w:vAlign w:val="top"/>
-          </w:tcPr>
-          <w:p>
-            <w:pPr>
-              <w:spacing w:after="40" w:before="0"/>
-              <w:jc w:val="left"/>
-            </w:pPr>
-            <w:r>
-              <w:rPr>
-                <w:rFonts w:ascii="Arial" w:cs="Arial" w:eastAsia="Arial" w:hAnsi="Arial"/>
-                <w:b/>
-                <w:bCs/>
-                <w:i w:val="false"/>
-                <w:iCs w:val="false"/>
-                <w:color w:val="000000"/>
-                <w:sz w:val="18"/>
-                <w:szCs w:val="18"/>
-              </w:rPr>
-              <w:t xml:space="preserve">Phase 4 — DRIVING QUESTION BOARD (DQB) UPDATE (10 minutes)</w:t>
+            <w:shd w:fill="FCE4D6" w:color="auto" w:val="clear"/>
+            <w:tcMar>
+              <w:top w:type="dxa" w:w="60"/>
+              <w:left w:type="dxa" w:w="120"/>
+              <w:bottom w:type="dxa" w:w="60"/>
+              <w:right w:type="dxa" w:w="120"/>
+            </w:tcMar>
+            <w:vAlign w:val="top"/>
+          </w:tcPr>
+          <w:p>
+            <w:pPr>
+              <w:spacing w:after="40" w:before="0"/>
+              <w:jc w:val="left"/>
+            </w:pPr>
+            <w:r>
+              <w:rPr>
+                <w:rFonts w:ascii="Arial" w:cs="Arial" w:eastAsia="Arial" w:hAnsi="Arial"/>
+                <w:b/>
+                <w:bCs/>
+                <w:i w:val="false"/>
+                <w:iCs w:val="false"/>
+                <w:color w:val="000000"/>
+                <w:sz w:val="18"/>
+                <w:szCs w:val="18"/>
+              </w:rPr>
+              <w:t xml:space="preserve">Driving Question Board (DQB) Creation</w:t>
             </w:r>
           </w:p>
           <w:p>
@@ -21748,7 +21766,7 @@
             <w:pPr>
               <w:spacing w:after="20" w:before="0"/>
             </w:pPr>
-            <w:hyperlink w:history="1" r:id="rIdrnhqvwrub6frwdbg8cq5r">
+            <w:hyperlink w:history="1" r:id="rIdfq622ujleijh2lpvxqhz7">
               <w:r>
                 <w:rPr>
                   <w:rFonts w:ascii="Arial" w:cs="Arial" w:eastAsia="Arial" w:hAnsi="Arial"/>
@@ -21781,7 +21799,7 @@
               <w:spacing w:after="10" w:before="0"/>
               <w:ind w:left="120"/>
             </w:pPr>
-            <w:hyperlink w:history="1" r:id="rIdm0yfzxbavpmodmfa-xsn-">
+            <w:hyperlink w:history="1" r:id="rIdbsqh6s_gmy6svhmqlr2xi">
               <w:r>
                 <w:rPr>
                   <w:rFonts w:ascii="Arial" w:cs="Arial" w:eastAsia="Arial" w:hAnsi="Arial"/>
@@ -21826,7 +21844,7 @@
             <w:pPr>
               <w:spacing w:after="20" w:before="0"/>
             </w:pPr>
-            <w:hyperlink w:history="1" r:id="rId-_riy04dhkeaexcqhljew">
+            <w:hyperlink w:history="1" r:id="rIdt08hyqglviqbm2qmauq0b">
               <w:r>
                 <w:rPr>
                   <w:rFonts w:ascii="Arial" w:cs="Arial" w:eastAsia="Arial" w:hAnsi="Arial"/>
@@ -21859,7 +21877,7 @@
               <w:spacing w:after="10" w:before="0"/>
               <w:ind w:left="120"/>
             </w:pPr>
-            <w:hyperlink w:history="1" r:id="rIdcaii7mvozrp9dhbay1qn5">
+            <w:hyperlink w:history="1" r:id="rIdmf7k6lg8ucbzuqf_b2ujy">
               <w:r>
                 <w:rPr>
                   <w:rFonts w:ascii="Arial" w:cs="Arial" w:eastAsia="Arial" w:hAnsi="Arial"/>
@@ -22006,32 +22024,32 @@
         <w:tc>
           <w:tcPr>
             <w:tcW w:type="dxa" w:w="1520"/>
-            <w:shd w:fill="F2F2F2" w:color="auto" w:val="clear"/>
-            <w:tcMar>
-              <w:top w:type="dxa" w:w="60"/>
-              <w:left w:type="dxa" w:w="120"/>
-              <w:bottom w:type="dxa" w:w="60"/>
-              <w:right w:type="dxa" w:w="120"/>
-            </w:tcMar>
-            <w:vAlign w:val="top"/>
-          </w:tcPr>
-          <w:p>
-            <w:pPr>
-              <w:spacing w:after="40" w:before="0"/>
-              <w:jc w:val="left"/>
-            </w:pPr>
-            <w:r>
-              <w:rPr>
-                <w:rFonts w:ascii="Arial" w:cs="Arial" w:eastAsia="Arial" w:hAnsi="Arial"/>
-                <w:b/>
-                <w:bCs/>
-                <w:i w:val="false"/>
-                <w:iCs w:val="false"/>
-                <w:color w:val="000000"/>
-                <w:sz w:val="18"/>
-                <w:szCs w:val="18"/>
-              </w:rPr>
-              <w:t xml:space="preserve">Phase 5 — MODEL BUILDING (10 minutes)</w:t>
+            <w:shd w:fill="D5E8F0" w:color="auto" w:val="clear"/>
+            <w:tcMar>
+              <w:top w:type="dxa" w:w="60"/>
+              <w:left w:type="dxa" w:w="120"/>
+              <w:bottom w:type="dxa" w:w="60"/>
+              <w:right w:type="dxa" w:w="120"/>
+            </w:tcMar>
+            <w:vAlign w:val="top"/>
+          </w:tcPr>
+          <w:p>
+            <w:pPr>
+              <w:spacing w:after="40" w:before="0"/>
+              <w:jc w:val="left"/>
+            </w:pPr>
+            <w:r>
+              <w:rPr>
+                <w:rFonts w:ascii="Arial" w:cs="Arial" w:eastAsia="Arial" w:hAnsi="Arial"/>
+                <w:b/>
+                <w:bCs/>
+                <w:i w:val="false"/>
+                <w:iCs w:val="false"/>
+                <w:color w:val="000000"/>
+                <w:sz w:val="18"/>
+                <w:szCs w:val="18"/>
+              </w:rPr>
+              <w:t xml:space="preserve">Model Building Phase</w:t>
             </w:r>
           </w:p>
           <w:p>
@@ -22054,7 +22072,7 @@
             <w:pPr>
               <w:spacing w:after="20" w:before="0"/>
             </w:pPr>
-            <w:hyperlink w:history="1" r:id="rIdxfr4lmmt8x7kyujhmv1cd">
+            <w:hyperlink w:history="1" r:id="rIdtit7dh_lcy7earxrcvfd0">
               <w:r>
                 <w:rPr>
                   <w:rFonts w:ascii="Arial" w:cs="Arial" w:eastAsia="Arial" w:hAnsi="Arial"/>
@@ -22087,7 +22105,7 @@
               <w:spacing w:after="10" w:before="0"/>
               <w:ind w:left="120"/>
             </w:pPr>
-            <w:hyperlink w:history="1" r:id="rIdmoadye4at2-kbyu62pqal">
+            <w:hyperlink w:history="1" r:id="rIdwjg14ogwtnmi-zzr0ahol">
               <w:r>
                 <w:rPr>
                   <w:rFonts w:ascii="Arial" w:cs="Arial" w:eastAsia="Arial" w:hAnsi="Arial"/>
@@ -22132,7 +22150,7 @@
             <w:pPr>
               <w:spacing w:after="20" w:before="0"/>
             </w:pPr>
-            <w:hyperlink w:history="1" r:id="rIdr_2ntc6rgin6smhzl8_cx">
+            <w:hyperlink w:history="1" r:id="rIdhhkeyde5xwzxtfjtntq--">
               <w:r>
                 <w:rPr>
                   <w:rFonts w:ascii="Arial" w:cs="Arial" w:eastAsia="Arial" w:hAnsi="Arial"/>
@@ -22165,7 +22183,7 @@
               <w:spacing w:after="10" w:before="0"/>
               <w:ind w:left="120"/>
             </w:pPr>
-            <w:hyperlink w:history="1" r:id="rIdpiowvulkhkvelunwr2aa4">
+            <w:hyperlink w:history="1" r:id="rId-mo2fbe-qif5xvhynsri6">
               <w:r>
                 <w:rPr>
                   <w:rFonts w:ascii="Arial" w:cs="Arial" w:eastAsia="Arial" w:hAnsi="Arial"/>
@@ -23604,32 +23622,32 @@
         <w:tc>
           <w:tcPr>
             <w:tcW w:type="dxa" w:w="1520"/>
-            <w:shd w:fill="F2F2F2" w:color="auto" w:val="clear"/>
-            <w:tcMar>
-              <w:top w:type="dxa" w:w="60"/>
-              <w:left w:type="dxa" w:w="120"/>
-              <w:bottom w:type="dxa" w:w="60"/>
-              <w:right w:type="dxa" w:w="120"/>
-            </w:tcMar>
-            <w:vAlign w:val="top"/>
-          </w:tcPr>
-          <w:p>
-            <w:pPr>
-              <w:spacing w:after="40" w:before="0"/>
-              <w:jc w:val="left"/>
-            </w:pPr>
-            <w:r>
-              <w:rPr>
-                <w:rFonts w:ascii="Arial" w:cs="Arial" w:eastAsia="Arial" w:hAnsi="Arial"/>
-                <w:b/>
-                <w:bCs/>
-                <w:i w:val="false"/>
-                <w:iCs w:val="false"/>
-                <w:color w:val="000000"/>
-                <w:sz w:val="18"/>
-                <w:szCs w:val="18"/>
-              </w:rPr>
-              <w:t xml:space="preserve">Phase 1 — Predict</w:t>
+            <w:shd w:fill="EAD1F5" w:color="auto" w:val="clear"/>
+            <w:tcMar>
+              <w:top w:type="dxa" w:w="60"/>
+              <w:left w:type="dxa" w:w="120"/>
+              <w:bottom w:type="dxa" w:w="60"/>
+              <w:right w:type="dxa" w:w="120"/>
+            </w:tcMar>
+            <w:vAlign w:val="top"/>
+          </w:tcPr>
+          <w:p>
+            <w:pPr>
+              <w:spacing w:after="40" w:before="0"/>
+              <w:jc w:val="left"/>
+            </w:pPr>
+            <w:r>
+              <w:rPr>
+                <w:rFonts w:ascii="Arial" w:cs="Arial" w:eastAsia="Arial" w:hAnsi="Arial"/>
+                <w:b/>
+                <w:bCs/>
+                <w:i w:val="false"/>
+                <w:iCs w:val="false"/>
+                <w:color w:val="000000"/>
+                <w:sz w:val="18"/>
+                <w:szCs w:val="18"/>
+              </w:rPr>
+              <w:t xml:space="preserve">Predict Phase</w:t>
             </w:r>
           </w:p>
           <w:p>
@@ -23652,7 +23670,7 @@
             <w:pPr>
               <w:spacing w:after="20" w:before="0"/>
             </w:pPr>
-            <w:hyperlink w:history="1" r:id="rId7aqwfmhfqef7rplhrduvf">
+            <w:hyperlink w:history="1" r:id="rIdughzfilcvulaftdtle45x">
               <w:r>
                 <w:rPr>
                   <w:rFonts w:ascii="Arial" w:cs="Arial" w:eastAsia="Arial" w:hAnsi="Arial"/>
@@ -23685,7 +23703,7 @@
               <w:spacing w:after="10" w:before="0"/>
               <w:ind w:left="120"/>
             </w:pPr>
-            <w:hyperlink w:history="1" r:id="rIdqwnanhrubhoj_hj1g9eum">
+            <w:hyperlink w:history="1" r:id="rIddrqiokn1gtuylgp322byf">
               <w:r>
                 <w:rPr>
                   <w:rFonts w:ascii="Arial" w:cs="Arial" w:eastAsia="Arial" w:hAnsi="Arial"/>
@@ -23730,7 +23748,7 @@
             <w:pPr>
               <w:spacing w:after="20" w:before="0"/>
             </w:pPr>
-            <w:hyperlink w:history="1" r:id="rIdqftxlwpbm7mjl__1gwqus">
+            <w:hyperlink w:history="1" r:id="rId4arot71xvgniggkk1tdbk">
               <w:r>
                 <w:rPr>
                   <w:rFonts w:ascii="Arial" w:cs="Arial" w:eastAsia="Arial" w:hAnsi="Arial"/>
@@ -23763,7 +23781,7 @@
               <w:spacing w:after="10" w:before="0"/>
               <w:ind w:left="120"/>
             </w:pPr>
-            <w:hyperlink w:history="1" r:id="rIdeud_xzeynfl2ot8gh-hpq">
+            <w:hyperlink w:history="1" r:id="rId8lc0fdjayrbadfup8utyo">
               <w:r>
                 <w:rPr>
                   <w:rFonts w:ascii="Arial" w:cs="Arial" w:eastAsia="Arial" w:hAnsi="Arial"/>
@@ -23910,32 +23928,32 @@
         <w:tc>
           <w:tcPr>
             <w:tcW w:type="dxa" w:w="1520"/>
-            <w:shd w:fill="F2F2F2" w:color="auto" w:val="clear"/>
-            <w:tcMar>
-              <w:top w:type="dxa" w:w="60"/>
-              <w:left w:type="dxa" w:w="120"/>
-              <w:bottom w:type="dxa" w:w="60"/>
-              <w:right w:type="dxa" w:w="120"/>
-            </w:tcMar>
-            <w:vAlign w:val="top"/>
-          </w:tcPr>
-          <w:p>
-            <w:pPr>
-              <w:spacing w:after="40" w:before="0"/>
-              <w:jc w:val="left"/>
-            </w:pPr>
-            <w:r>
-              <w:rPr>
-                <w:rFonts w:ascii="Arial" w:cs="Arial" w:eastAsia="Arial" w:hAnsi="Arial"/>
-                <w:b/>
-                <w:bCs/>
-                <w:i w:val="false"/>
-                <w:iCs w:val="false"/>
-                <w:color w:val="000000"/>
-                <w:sz w:val="18"/>
-                <w:szCs w:val="18"/>
-              </w:rPr>
-              <w:t xml:space="preserve">Phase 2 — Observe (Graph-Paper Farm-Plot Investigation)</w:t>
+            <w:shd w:fill="D9EEF1" w:color="auto" w:val="clear"/>
+            <w:tcMar>
+              <w:top w:type="dxa" w:w="60"/>
+              <w:left w:type="dxa" w:w="120"/>
+              <w:bottom w:type="dxa" w:w="60"/>
+              <w:right w:type="dxa" w:w="120"/>
+            </w:tcMar>
+            <w:vAlign w:val="top"/>
+          </w:tcPr>
+          <w:p>
+            <w:pPr>
+              <w:spacing w:after="40" w:before="0"/>
+              <w:jc w:val="left"/>
+            </w:pPr>
+            <w:r>
+              <w:rPr>
+                <w:rFonts w:ascii="Arial" w:cs="Arial" w:eastAsia="Arial" w:hAnsi="Arial"/>
+                <w:b/>
+                <w:bCs/>
+                <w:i w:val="false"/>
+                <w:iCs w:val="false"/>
+                <w:color w:val="000000"/>
+                <w:sz w:val="18"/>
+                <w:szCs w:val="18"/>
+              </w:rPr>
+              <w:t xml:space="preserve">Observe Phase</w:t>
             </w:r>
           </w:p>
           <w:p>
@@ -23958,7 +23976,7 @@
             <w:pPr>
               <w:spacing w:after="20" w:before="0"/>
             </w:pPr>
-            <w:hyperlink w:history="1" r:id="rIds60viyoc-xewrtjxyun3i">
+            <w:hyperlink w:history="1" r:id="rId28-pielzwx7wfq27-uc0x">
               <w:r>
                 <w:rPr>
                   <w:rFonts w:ascii="Arial" w:cs="Arial" w:eastAsia="Arial" w:hAnsi="Arial"/>
@@ -23991,7 +24009,7 @@
               <w:spacing w:after="10" w:before="0"/>
               <w:ind w:left="120"/>
             </w:pPr>
-            <w:hyperlink w:history="1" r:id="rIdgtaoqhrjibuwgrfgq6uje">
+            <w:hyperlink w:history="1" r:id="rId_gflziue2trlaazktzj4x">
               <w:r>
                 <w:rPr>
                   <w:rFonts w:ascii="Arial" w:cs="Arial" w:eastAsia="Arial" w:hAnsi="Arial"/>
@@ -24036,7 +24054,7 @@
             <w:pPr>
               <w:spacing w:after="20" w:before="0"/>
             </w:pPr>
-            <w:hyperlink w:history="1" r:id="rId4i9phx8af4t77aneyv9qp">
+            <w:hyperlink w:history="1" r:id="rIdwwpdobvp1tf1v7omwhiyb">
               <w:r>
                 <w:rPr>
                   <w:rFonts w:ascii="Arial" w:cs="Arial" w:eastAsia="Arial" w:hAnsi="Arial"/>
@@ -24069,7 +24087,7 @@
               <w:spacing w:after="10" w:before="0"/>
               <w:ind w:left="120"/>
             </w:pPr>
-            <w:hyperlink w:history="1" r:id="rIdukowk0h-7dedluxthgosq">
+            <w:hyperlink w:history="1" r:id="rId5xhzowxisgttgria9gynx">
               <w:r>
                 <w:rPr>
                   <w:rFonts w:ascii="Arial" w:cs="Arial" w:eastAsia="Arial" w:hAnsi="Arial"/>
@@ -24216,32 +24234,32 @@
         <w:tc>
           <w:tcPr>
             <w:tcW w:type="dxa" w:w="1520"/>
-            <w:shd w:fill="F2F2F2" w:color="auto" w:val="clear"/>
-            <w:tcMar>
-              <w:top w:type="dxa" w:w="60"/>
-              <w:left w:type="dxa" w:w="120"/>
-              <w:bottom w:type="dxa" w:w="60"/>
-              <w:right w:type="dxa" w:w="120"/>
-            </w:tcMar>
-            <w:vAlign w:val="top"/>
-          </w:tcPr>
-          <w:p>
-            <w:pPr>
-              <w:spacing w:after="40" w:before="0"/>
-              <w:jc w:val="left"/>
-            </w:pPr>
-            <w:r>
-              <w:rPr>
-                <w:rFonts w:ascii="Arial" w:cs="Arial" w:eastAsia="Arial" w:hAnsi="Arial"/>
-                <w:b/>
-                <w:bCs/>
-                <w:i w:val="false"/>
-                <w:iCs w:val="false"/>
-                <w:color w:val="000000"/>
-                <w:sz w:val="18"/>
-                <w:szCs w:val="18"/>
-              </w:rPr>
-              <w:t xml:space="preserve">Phase 3 — Explain (Formalisation and Application)</w:t>
+            <w:shd w:fill="E2EFDA" w:color="auto" w:val="clear"/>
+            <w:tcMar>
+              <w:top w:type="dxa" w:w="60"/>
+              <w:left w:type="dxa" w:w="120"/>
+              <w:bottom w:type="dxa" w:w="60"/>
+              <w:right w:type="dxa" w:w="120"/>
+            </w:tcMar>
+            <w:vAlign w:val="top"/>
+          </w:tcPr>
+          <w:p>
+            <w:pPr>
+              <w:spacing w:after="40" w:before="0"/>
+              <w:jc w:val="left"/>
+            </w:pPr>
+            <w:r>
+              <w:rPr>
+                <w:rFonts w:ascii="Arial" w:cs="Arial" w:eastAsia="Arial" w:hAnsi="Arial"/>
+                <w:b/>
+                <w:bCs/>
+                <w:i w:val="false"/>
+                <w:iCs w:val="false"/>
+                <w:color w:val="000000"/>
+                <w:sz w:val="18"/>
+                <w:szCs w:val="18"/>
+              </w:rPr>
+              <w:t xml:space="preserve">Explain Phase</w:t>
             </w:r>
           </w:p>
           <w:p>
@@ -24264,7 +24282,7 @@
             <w:pPr>
               <w:spacing w:after="20" w:before="0"/>
             </w:pPr>
-            <w:hyperlink w:history="1" r:id="rIdc9rfdooe67kytadh83rxc">
+            <w:hyperlink w:history="1" r:id="rIdfpnsgwk5a26aayjag632_">
               <w:r>
                 <w:rPr>
                   <w:rFonts w:ascii="Arial" w:cs="Arial" w:eastAsia="Arial" w:hAnsi="Arial"/>
@@ -24297,7 +24315,7 @@
               <w:spacing w:after="10" w:before="0"/>
               <w:ind w:left="120"/>
             </w:pPr>
-            <w:hyperlink w:history="1" r:id="rIdfnwobqhhzpzrse5cvibkt">
+            <w:hyperlink w:history="1" r:id="rIdlgar-ylcu_e8lypj07yup">
               <w:r>
                 <w:rPr>
                   <w:rFonts w:ascii="Arial" w:cs="Arial" w:eastAsia="Arial" w:hAnsi="Arial"/>
@@ -24342,7 +24360,7 @@
             <w:pPr>
               <w:spacing w:after="20" w:before="0"/>
             </w:pPr>
-            <w:hyperlink w:history="1" r:id="rIdnin7qfl2-bnlxze2b1exd">
+            <w:hyperlink w:history="1" r:id="rIdfjst5dahlsu-p6kujikpo">
               <w:r>
                 <w:rPr>
                   <w:rFonts w:ascii="Arial" w:cs="Arial" w:eastAsia="Arial" w:hAnsi="Arial"/>
@@ -24375,7 +24393,7 @@
               <w:spacing w:after="10" w:before="0"/>
               <w:ind w:left="120"/>
             </w:pPr>
-            <w:hyperlink w:history="1" r:id="rIdnoiukkmundrjy_frujkrt">
+            <w:hyperlink w:history="1" r:id="rIda6iyytece4upxcxj8zy-m">
               <w:r>
                 <w:rPr>
                   <w:rFonts w:ascii="Arial" w:cs="Arial" w:eastAsia="Arial" w:hAnsi="Arial"/>
@@ -24522,32 +24540,32 @@
         <w:tc>
           <w:tcPr>
             <w:tcW w:type="dxa" w:w="1520"/>
-            <w:shd w:fill="F2F2F2" w:color="auto" w:val="clear"/>
-            <w:tcMar>
-              <w:top w:type="dxa" w:w="60"/>
-              <w:left w:type="dxa" w:w="120"/>
-              <w:bottom w:type="dxa" w:w="60"/>
-              <w:right w:type="dxa" w:w="120"/>
-            </w:tcMar>
-            <w:vAlign w:val="top"/>
-          </w:tcPr>
-          <w:p>
-            <w:pPr>
-              <w:spacing w:after="40" w:before="0"/>
-              <w:jc w:val="left"/>
-            </w:pPr>
-            <w:r>
-              <w:rPr>
-                <w:rFonts w:ascii="Arial" w:cs="Arial" w:eastAsia="Arial" w:hAnsi="Arial"/>
-                <w:b/>
-                <w:bCs/>
-                <w:i w:val="false"/>
-                <w:iCs w:val="false"/>
-                <w:color w:val="000000"/>
-                <w:sz w:val="18"/>
-                <w:szCs w:val="18"/>
-              </w:rPr>
-              <w:t xml:space="preserve">Phase 4 — Driving Question Board (DQB) Update</w:t>
+            <w:shd w:fill="FCE4D6" w:color="auto" w:val="clear"/>
+            <w:tcMar>
+              <w:top w:type="dxa" w:w="60"/>
+              <w:left w:type="dxa" w:w="120"/>
+              <w:bottom w:type="dxa" w:w="60"/>
+              <w:right w:type="dxa" w:w="120"/>
+            </w:tcMar>
+            <w:vAlign w:val="top"/>
+          </w:tcPr>
+          <w:p>
+            <w:pPr>
+              <w:spacing w:after="40" w:before="0"/>
+              <w:jc w:val="left"/>
+            </w:pPr>
+            <w:r>
+              <w:rPr>
+                <w:rFonts w:ascii="Arial" w:cs="Arial" w:eastAsia="Arial" w:hAnsi="Arial"/>
+                <w:b/>
+                <w:bCs/>
+                <w:i w:val="false"/>
+                <w:iCs w:val="false"/>
+                <w:color w:val="000000"/>
+                <w:sz w:val="18"/>
+                <w:szCs w:val="18"/>
+              </w:rPr>
+              <w:t xml:space="preserve">Driving Question Board (DQB) Creation</w:t>
             </w:r>
           </w:p>
           <w:p>
@@ -24570,7 +24588,7 @@
             <w:pPr>
               <w:spacing w:after="20" w:before="0"/>
             </w:pPr>
-            <w:hyperlink w:history="1" r:id="rIde1e5gaxfpxzjcxap9wdpy">
+            <w:hyperlink w:history="1" r:id="rIdqwera-mqgbjtt1nynvld5">
               <w:r>
                 <w:rPr>
                   <w:rFonts w:ascii="Arial" w:cs="Arial" w:eastAsia="Arial" w:hAnsi="Arial"/>
@@ -24603,7 +24621,7 @@
               <w:spacing w:after="10" w:before="0"/>
               <w:ind w:left="120"/>
             </w:pPr>
-            <w:hyperlink w:history="1" r:id="rId1lzyzoe0epw-dzherv4cp">
+            <w:hyperlink w:history="1" r:id="rIds5bbuy2hf6_p1xhnow7s1">
               <w:r>
                 <w:rPr>
                   <w:rFonts w:ascii="Arial" w:cs="Arial" w:eastAsia="Arial" w:hAnsi="Arial"/>
@@ -24648,7 +24666,7 @@
             <w:pPr>
               <w:spacing w:after="20" w:before="0"/>
             </w:pPr>
-            <w:hyperlink w:history="1" r:id="rIdbydx0wt9u0o0w16iiczmz">
+            <w:hyperlink w:history="1" r:id="rId2lng6gp1wxgpsiexxyxgy">
               <w:r>
                 <w:rPr>
                   <w:rFonts w:ascii="Arial" w:cs="Arial" w:eastAsia="Arial" w:hAnsi="Arial"/>
@@ -24681,7 +24699,7 @@
               <w:spacing w:after="10" w:before="0"/>
               <w:ind w:left="120"/>
             </w:pPr>
-            <w:hyperlink w:history="1" r:id="rIdb4jpgtadr5tixnd4mvbtm">
+            <w:hyperlink w:history="1" r:id="rIdwztqm-d6mg6ovh_qzeekz">
               <w:r>
                 <w:rPr>
                   <w:rFonts w:ascii="Arial" w:cs="Arial" w:eastAsia="Arial" w:hAnsi="Arial"/>
@@ -24828,32 +24846,32 @@
         <w:tc>
           <w:tcPr>
             <w:tcW w:type="dxa" w:w="1520"/>
-            <w:shd w:fill="F2F2F2" w:color="auto" w:val="clear"/>
-            <w:tcMar>
-              <w:top w:type="dxa" w:w="60"/>
-              <w:left w:type="dxa" w:w="120"/>
-              <w:bottom w:type="dxa" w:w="60"/>
-              <w:right w:type="dxa" w:w="120"/>
-            </w:tcMar>
-            <w:vAlign w:val="top"/>
-          </w:tcPr>
-          <w:p>
-            <w:pPr>
-              <w:spacing w:after="40" w:before="0"/>
-              <w:jc w:val="left"/>
-            </w:pPr>
-            <w:r>
-              <w:rPr>
-                <w:rFonts w:ascii="Arial" w:cs="Arial" w:eastAsia="Arial" w:hAnsi="Arial"/>
-                <w:b/>
-                <w:bCs/>
-                <w:i w:val="false"/>
-                <w:iCs w:val="false"/>
-                <w:color w:val="000000"/>
-                <w:sz w:val="18"/>
-                <w:szCs w:val="18"/>
-              </w:rPr>
-              <w:t xml:space="preserve">Phase 5 — Model Building</w:t>
+            <w:shd w:fill="D5E8F0" w:color="auto" w:val="clear"/>
+            <w:tcMar>
+              <w:top w:type="dxa" w:w="60"/>
+              <w:left w:type="dxa" w:w="120"/>
+              <w:bottom w:type="dxa" w:w="60"/>
+              <w:right w:type="dxa" w:w="120"/>
+            </w:tcMar>
+            <w:vAlign w:val="top"/>
+          </w:tcPr>
+          <w:p>
+            <w:pPr>
+              <w:spacing w:after="40" w:before="0"/>
+              <w:jc w:val="left"/>
+            </w:pPr>
+            <w:r>
+              <w:rPr>
+                <w:rFonts w:ascii="Arial" w:cs="Arial" w:eastAsia="Arial" w:hAnsi="Arial"/>
+                <w:b/>
+                <w:bCs/>
+                <w:i w:val="false"/>
+                <w:iCs w:val="false"/>
+                <w:color w:val="000000"/>
+                <w:sz w:val="18"/>
+                <w:szCs w:val="18"/>
+              </w:rPr>
+              <w:t xml:space="preserve">Model Building Phase</w:t>
             </w:r>
           </w:p>
           <w:p>
@@ -24876,7 +24894,7 @@
             <w:pPr>
               <w:spacing w:after="20" w:before="0"/>
             </w:pPr>
-            <w:hyperlink w:history="1" r:id="rIdex_uqikfarm-gbhqlqydp">
+            <w:hyperlink w:history="1" r:id="rIdsjf84qo5crofc3ermiwc8">
               <w:r>
                 <w:rPr>
                   <w:rFonts w:ascii="Arial" w:cs="Arial" w:eastAsia="Arial" w:hAnsi="Arial"/>
@@ -24909,7 +24927,7 @@
               <w:spacing w:after="10" w:before="0"/>
               <w:ind w:left="120"/>
             </w:pPr>
-            <w:hyperlink w:history="1" r:id="rIdjqaxdqkx-3h1fox57jb_x">
+            <w:hyperlink w:history="1" r:id="rId7rlyqcnlbq3u8pos-x2zr">
               <w:r>
                 <w:rPr>
                   <w:rFonts w:ascii="Arial" w:cs="Arial" w:eastAsia="Arial" w:hAnsi="Arial"/>
@@ -24954,7 +24972,7 @@
             <w:pPr>
               <w:spacing w:after="20" w:before="0"/>
             </w:pPr>
-            <w:hyperlink w:history="1" r:id="rId4ch2vkbq0opviv5x0xls7">
+            <w:hyperlink w:history="1" r:id="rId1udxbapypm-syfd5r4_3h">
               <w:r>
                 <w:rPr>
                   <w:rFonts w:ascii="Arial" w:cs="Arial" w:eastAsia="Arial" w:hAnsi="Arial"/>
@@ -24987,7 +25005,7 @@
               <w:spacing w:after="10" w:before="0"/>
               <w:ind w:left="120"/>
             </w:pPr>
-            <w:hyperlink w:history="1" r:id="rIdml7pfxcbppcmosee2lfxq">
+            <w:hyperlink w:history="1" r:id="rIdlw6njylnvqy4bpyg-1pbn">
               <w:r>
                 <w:rPr>
                   <w:rFonts w:ascii="Arial" w:cs="Arial" w:eastAsia="Arial" w:hAnsi="Arial"/>
@@ -26082,7 +26100,25 @@
             </w:tcMar>
             <w:vAlign w:val="top"/>
           </w:tcPr>
-          <w:p/>
+          <w:p>
+            <w:pPr>
+              <w:spacing w:after="40" w:before="0"/>
+              <w:jc w:val="left"/>
+            </w:pPr>
+            <w:r>
+              <w:rPr>
+                <w:rFonts w:ascii="Arial" w:cs="Arial" w:eastAsia="Arial" w:hAnsi="Arial"/>
+                <w:b w:val="false"/>
+                <w:bCs w:val="false"/>
+                <w:i w:val="false"/>
+                <w:iCs w:val="false"/>
+                <w:color w:val="000000"/>
+                <w:sz w:val="18"/>
+                <w:szCs w:val="18"/>
+              </w:rPr>
+              <w:t xml:space="preserve">No physical hazards. Ensure rulers and pencils are used carefully. Graph paper edges can be sharp; remind learners to handle paper stacks with care.</w:t>
+            </w:r>
+          </w:p>
         </w:tc>
       </w:tr>
     </w:tbl>
@@ -26456,7 +26492,7 @@
             <w:pPr>
               <w:spacing w:after="20" w:before="0"/>
             </w:pPr>
-            <w:hyperlink w:history="1" r:id="rIdh9sh0ocyqgetf3ocjjeti">
+            <w:hyperlink w:history="1" r:id="rId9mcgi7xfruj7t8_kpih4i">
               <w:r>
                 <w:rPr>
                   <w:rFonts w:ascii="Arial" w:cs="Arial" w:eastAsia="Arial" w:hAnsi="Arial"/>
@@ -26489,7 +26525,7 @@
               <w:spacing w:after="10" w:before="0"/>
               <w:ind w:left="120"/>
             </w:pPr>
-            <w:hyperlink w:history="1" r:id="rIda70umvfqejqpdxjyhqejj">
+            <w:hyperlink w:history="1" r:id="rId6-8br0l0e4ktmusfzp17n">
               <w:r>
                 <w:rPr>
                   <w:rFonts w:ascii="Arial" w:cs="Arial" w:eastAsia="Arial" w:hAnsi="Arial"/>
@@ -26534,7 +26570,7 @@
             <w:pPr>
               <w:spacing w:after="20" w:before="0"/>
             </w:pPr>
-            <w:hyperlink w:history="1" r:id="rIdco1p0mmvpognbfomk-so_">
+            <w:hyperlink w:history="1" r:id="rId6zvliasgfrh-gkkm69tgl">
               <w:r>
                 <w:rPr>
                   <w:rFonts w:ascii="Arial" w:cs="Arial" w:eastAsia="Arial" w:hAnsi="Arial"/>
@@ -26567,7 +26603,7 @@
               <w:spacing w:after="10" w:before="0"/>
               <w:ind w:left="120"/>
             </w:pPr>
-            <w:hyperlink w:history="1" r:id="rId4sq_grao7u7iozsmucmst">
+            <w:hyperlink w:history="1" r:id="rId6s1mi8w1ljyczxagyeprj">
               <w:r>
                 <w:rPr>
                   <w:rFonts w:ascii="Arial" w:cs="Arial" w:eastAsia="Arial" w:hAnsi="Arial"/>
@@ -26762,7 +26798,7 @@
             <w:pPr>
               <w:spacing w:after="20" w:before="0"/>
             </w:pPr>
-            <w:hyperlink w:history="1" r:id="rIdzpikcmbq-imvmrykum50b">
+            <w:hyperlink w:history="1" r:id="rIdobuhq_b6sswg2bfwwkye6">
               <w:r>
                 <w:rPr>
                   <w:rFonts w:ascii="Arial" w:cs="Arial" w:eastAsia="Arial" w:hAnsi="Arial"/>
@@ -26795,7 +26831,7 @@
               <w:spacing w:after="10" w:before="0"/>
               <w:ind w:left="120"/>
             </w:pPr>
-            <w:hyperlink w:history="1" r:id="rId1p1v28rk8nvgzap0jrnqp">
+            <w:hyperlink w:history="1" r:id="rIdlxvxbc7fgz5iujamrwjnc">
               <w:r>
                 <w:rPr>
                   <w:rFonts w:ascii="Arial" w:cs="Arial" w:eastAsia="Arial" w:hAnsi="Arial"/>
@@ -26840,7 +26876,7 @@
             <w:pPr>
               <w:spacing w:after="20" w:before="0"/>
             </w:pPr>
-            <w:hyperlink w:history="1" r:id="rIdfrzs8gijihvll9wy_npws">
+            <w:hyperlink w:history="1" r:id="rIdgpjnmdlvdqmyjgv_epwyq">
               <w:r>
                 <w:rPr>
                   <w:rFonts w:ascii="Arial" w:cs="Arial" w:eastAsia="Arial" w:hAnsi="Arial"/>
@@ -26873,7 +26909,7 @@
               <w:spacing w:after="10" w:before="0"/>
               <w:ind w:left="120"/>
             </w:pPr>
-            <w:hyperlink w:history="1" r:id="rIdgkj_ilyriyg6ouytchkg0">
+            <w:hyperlink w:history="1" r:id="rIdbjfidzdtwvxlf_pvivnw5">
               <w:r>
                 <w:rPr>
                   <w:rFonts w:ascii="Arial" w:cs="Arial" w:eastAsia="Arial" w:hAnsi="Arial"/>
@@ -27068,7 +27104,7 @@
             <w:pPr>
               <w:spacing w:after="20" w:before="0"/>
             </w:pPr>
-            <w:hyperlink w:history="1" r:id="rIdljzkzgn5qz4jkn2ujojzr">
+            <w:hyperlink w:history="1" r:id="rIdzvzhd745_we1jndrgsyz5">
               <w:r>
                 <w:rPr>
                   <w:rFonts w:ascii="Arial" w:cs="Arial" w:eastAsia="Arial" w:hAnsi="Arial"/>
@@ -27101,7 +27137,7 @@
               <w:spacing w:after="10" w:before="0"/>
               <w:ind w:left="120"/>
             </w:pPr>
-            <w:hyperlink w:history="1" r:id="rIdk9vd7bljguuhmggx_6ykx">
+            <w:hyperlink w:history="1" r:id="rIdylyxmusxevg84wdxjryu0">
               <w:r>
                 <w:rPr>
                   <w:rFonts w:ascii="Arial" w:cs="Arial" w:eastAsia="Arial" w:hAnsi="Arial"/>
@@ -27146,7 +27182,7 @@
             <w:pPr>
               <w:spacing w:after="20" w:before="0"/>
             </w:pPr>
-            <w:hyperlink w:history="1" r:id="rIdtzhdnklfovfjey6sh7vbm">
+            <w:hyperlink w:history="1" r:id="rIdacpfu-zcrdutz5dn_lj9e">
               <w:r>
                 <w:rPr>
                   <w:rFonts w:ascii="Arial" w:cs="Arial" w:eastAsia="Arial" w:hAnsi="Arial"/>
@@ -27179,7 +27215,7 @@
               <w:spacing w:after="10" w:before="0"/>
               <w:ind w:left="120"/>
             </w:pPr>
-            <w:hyperlink w:history="1" r:id="rIdj7vunksjb1d-2t9r_ttos">
+            <w:hyperlink w:history="1" r:id="rIdjgcj-n4ywgmfl7dirad6s">
               <w:r>
                 <w:rPr>
                   <w:rFonts w:ascii="Arial" w:cs="Arial" w:eastAsia="Arial" w:hAnsi="Arial"/>
@@ -27374,7 +27410,7 @@
             <w:pPr>
               <w:spacing w:after="20" w:before="0"/>
             </w:pPr>
-            <w:hyperlink w:history="1" r:id="rId-yu_17ttrsmlpmwsysdk2">
+            <w:hyperlink w:history="1" r:id="rId1todnaqm5lvevrgy2frnq">
               <w:r>
                 <w:rPr>
                   <w:rFonts w:ascii="Arial" w:cs="Arial" w:eastAsia="Arial" w:hAnsi="Arial"/>
@@ -27407,7 +27443,7 @@
               <w:spacing w:after="10" w:before="0"/>
               <w:ind w:left="120"/>
             </w:pPr>
-            <w:hyperlink w:history="1" r:id="rId_01koieg5lhby8jlunrwx">
+            <w:hyperlink w:history="1" r:id="rIdx2wr6wblptndkzuzplxi-">
               <w:r>
                 <w:rPr>
                   <w:rFonts w:ascii="Arial" w:cs="Arial" w:eastAsia="Arial" w:hAnsi="Arial"/>
@@ -27452,7 +27488,7 @@
             <w:pPr>
               <w:spacing w:after="20" w:before="0"/>
             </w:pPr>
-            <w:hyperlink w:history="1" r:id="rId_5xs0kg6cuzkky_0ff7f7">
+            <w:hyperlink w:history="1" r:id="rIdplkp-tye2hzvib3sdzsmu">
               <w:r>
                 <w:rPr>
                   <w:rFonts w:ascii="Arial" w:cs="Arial" w:eastAsia="Arial" w:hAnsi="Arial"/>
@@ -27485,7 +27521,7 @@
               <w:spacing w:after="10" w:before="0"/>
               <w:ind w:left="120"/>
             </w:pPr>
-            <w:hyperlink w:history="1" r:id="rIdbq3fdpgdxxwitdw0jvwnp">
+            <w:hyperlink w:history="1" r:id="rIdbp7rc4x8rs0ka-goi9zc8">
               <w:r>
                 <w:rPr>
                   <w:rFonts w:ascii="Arial" w:cs="Arial" w:eastAsia="Arial" w:hAnsi="Arial"/>
@@ -27680,7 +27716,7 @@
             <w:pPr>
               <w:spacing w:after="20" w:before="0"/>
             </w:pPr>
-            <w:hyperlink w:history="1" r:id="rIdxfexdqhbgzvmsumg6bjcz">
+            <w:hyperlink w:history="1" r:id="rIdvwe839r79heemjtc531xt">
               <w:r>
                 <w:rPr>
                   <w:rFonts w:ascii="Arial" w:cs="Arial" w:eastAsia="Arial" w:hAnsi="Arial"/>
@@ -27713,7 +27749,7 @@
               <w:spacing w:after="10" w:before="0"/>
               <w:ind w:left="120"/>
             </w:pPr>
-            <w:hyperlink w:history="1" r:id="rIdn61j7zta_n-rdhiasiunt">
+            <w:hyperlink w:history="1" r:id="rIdnoulvlxbkvxq-bfehf3e7">
               <w:r>
                 <w:rPr>
                   <w:rFonts w:ascii="Arial" w:cs="Arial" w:eastAsia="Arial" w:hAnsi="Arial"/>
@@ -27758,7 +27794,7 @@
             <w:pPr>
               <w:spacing w:after="20" w:before="0"/>
             </w:pPr>
-            <w:hyperlink w:history="1" r:id="rIdcoinujprig_obnlgnp0nk">
+            <w:hyperlink w:history="1" r:id="rId3m0yzxp9tvd1w2y3twrog">
               <w:r>
                 <w:rPr>
                   <w:rFonts w:ascii="Arial" w:cs="Arial" w:eastAsia="Arial" w:hAnsi="Arial"/>
@@ -27791,7 +27827,7 @@
               <w:spacing w:after="10" w:before="0"/>
               <w:ind w:left="120"/>
             </w:pPr>
-            <w:hyperlink w:history="1" r:id="rIdlhlcxn4totxdvxunxj_8s">
+            <w:hyperlink w:history="1" r:id="rIdcvoru5paq3j9gxzh6rtmh">
               <w:r>
                 <w:rPr>
                   <w:rFonts w:ascii="Arial" w:cs="Arial" w:eastAsia="Arial" w:hAnsi="Arial"/>
@@ -28886,7 +28922,25 @@
             </w:tcMar>
             <w:vAlign w:val="top"/>
           </w:tcPr>
-          <w:p/>
+          <w:p>
+            <w:pPr>
+              <w:spacing w:after="40" w:before="0"/>
+              <w:jc w:val="left"/>
+            </w:pPr>
+            <w:r>
+              <w:rPr>
+                <w:rFonts w:ascii="Arial" w:cs="Arial" w:eastAsia="Arial" w:hAnsi="Arial"/>
+                <w:b w:val="false"/>
+                <w:bCs w:val="false"/>
+                <w:i w:val="false"/>
+                <w:iCs w:val="false"/>
+                <w:color w:val="000000"/>
+                <w:sz w:val="18"/>
+                <w:szCs w:val="18"/>
+              </w:rPr>
+              <w:t xml:space="preserve">Ensure learners handle metre rules and tape measures carefully indoors. No learner should run in the corridor during measurement. Groups working outside should remain within the school compound boundary and one group member should act as safety observer. Sharp pencils and compasses should be used responsibly.</w:t>
+            </w:r>
+          </w:p>
         </w:tc>
       </w:tr>
     </w:tbl>
@@ -29260,7 +29314,7 @@
             <w:pPr>
               <w:spacing w:after="20" w:before="0"/>
             </w:pPr>
-            <w:hyperlink w:history="1" r:id="rIdjrarwg0ocuoeik3zs3h0k">
+            <w:hyperlink w:history="1" r:id="rIdem4p4hvcdipcskehtr1y0">
               <w:r>
                 <w:rPr>
                   <w:rFonts w:ascii="Arial" w:cs="Arial" w:eastAsia="Arial" w:hAnsi="Arial"/>
@@ -29293,7 +29347,7 @@
               <w:spacing w:after="10" w:before="0"/>
               <w:ind w:left="120"/>
             </w:pPr>
-            <w:hyperlink w:history="1" r:id="rIddypp2naddvip3nna2esy4">
+            <w:hyperlink w:history="1" r:id="rId9xdoktmv88pk6uajh7-oj">
               <w:r>
                 <w:rPr>
                   <w:rFonts w:ascii="Arial" w:cs="Arial" w:eastAsia="Arial" w:hAnsi="Arial"/>
@@ -29338,7 +29392,7 @@
             <w:pPr>
               <w:spacing w:after="20" w:before="0"/>
             </w:pPr>
-            <w:hyperlink w:history="1" r:id="rId6ojasjg0lc9u0-bp9-n-k">
+            <w:hyperlink w:history="1" r:id="rIda9uxdmia2g7wesd0-xwk7">
               <w:r>
                 <w:rPr>
                   <w:rFonts w:ascii="Arial" w:cs="Arial" w:eastAsia="Arial" w:hAnsi="Arial"/>
@@ -29371,7 +29425,7 @@
               <w:spacing w:after="10" w:before="0"/>
               <w:ind w:left="120"/>
             </w:pPr>
-            <w:hyperlink w:history="1" r:id="rIdesemedcrg4vwzl9e6uupi">
+            <w:hyperlink w:history="1" r:id="rIdu41ic9pjuh-byoprxklks">
               <w:r>
                 <w:rPr>
                   <w:rFonts w:ascii="Arial" w:cs="Arial" w:eastAsia="Arial" w:hAnsi="Arial"/>
@@ -29566,7 +29620,7 @@
             <w:pPr>
               <w:spacing w:after="20" w:before="0"/>
             </w:pPr>
-            <w:hyperlink w:history="1" r:id="rId-euuzoae1hv_1u2q7rn5_">
+            <w:hyperlink w:history="1" r:id="rIdvtojlvwyuzeeicz-jdnsq">
               <w:r>
                 <w:rPr>
                   <w:rFonts w:ascii="Arial" w:cs="Arial" w:eastAsia="Arial" w:hAnsi="Arial"/>
@@ -29599,7 +29653,7 @@
               <w:spacing w:after="10" w:before="0"/>
               <w:ind w:left="120"/>
             </w:pPr>
-            <w:hyperlink w:history="1" r:id="rIdm5jgvvcqzipfs0hrkel1u">
+            <w:hyperlink w:history="1" r:id="rIdzw-5b1peyuumswnmsucv8">
               <w:r>
                 <w:rPr>
                   <w:rFonts w:ascii="Arial" w:cs="Arial" w:eastAsia="Arial" w:hAnsi="Arial"/>
@@ -29644,7 +29698,7 @@
             <w:pPr>
               <w:spacing w:after="20" w:before="0"/>
             </w:pPr>
-            <w:hyperlink w:history="1" r:id="rIdpd7zvdx-bhtv-abijeavd">
+            <w:hyperlink w:history="1" r:id="rIdl4zej0inzkgugirgq0pyt">
               <w:r>
                 <w:rPr>
                   <w:rFonts w:ascii="Arial" w:cs="Arial" w:eastAsia="Arial" w:hAnsi="Arial"/>
@@ -29677,7 +29731,7 @@
               <w:spacing w:after="10" w:before="0"/>
               <w:ind w:left="120"/>
             </w:pPr>
-            <w:hyperlink w:history="1" r:id="rIdy_j_jsyucgigq7pt27aku">
+            <w:hyperlink w:history="1" r:id="rIdikorepwxz7o1npqqa_eeg">
               <w:r>
                 <w:rPr>
                   <w:rFonts w:ascii="Arial" w:cs="Arial" w:eastAsia="Arial" w:hAnsi="Arial"/>
@@ -29872,7 +29926,7 @@
             <w:pPr>
               <w:spacing w:after="20" w:before="0"/>
             </w:pPr>
-            <w:hyperlink w:history="1" r:id="rIdwwc8q8u2pysc69smo6fko">
+            <w:hyperlink w:history="1" r:id="rIdtgojf4lbnklttlgyv8lph">
               <w:r>
                 <w:rPr>
                   <w:rFonts w:ascii="Arial" w:cs="Arial" w:eastAsia="Arial" w:hAnsi="Arial"/>
@@ -29905,7 +29959,7 @@
               <w:spacing w:after="10" w:before="0"/>
               <w:ind w:left="120"/>
             </w:pPr>
-            <w:hyperlink w:history="1" r:id="rIdixhgvnk_meflvf1f5y3e2">
+            <w:hyperlink w:history="1" r:id="rIdbcgnykxed7vcwcyvgvaqi">
               <w:r>
                 <w:rPr>
                   <w:rFonts w:ascii="Arial" w:cs="Arial" w:eastAsia="Arial" w:hAnsi="Arial"/>
@@ -29950,7 +30004,7 @@
             <w:pPr>
               <w:spacing w:after="20" w:before="0"/>
             </w:pPr>
-            <w:hyperlink w:history="1" r:id="rIdo-huhcsbqxf54sbfgf_g3">
+            <w:hyperlink w:history="1" r:id="rIdahs0onrov1bcdfinikrsk">
               <w:r>
                 <w:rPr>
                   <w:rFonts w:ascii="Arial" w:cs="Arial" w:eastAsia="Arial" w:hAnsi="Arial"/>
@@ -29983,7 +30037,7 @@
               <w:spacing w:after="10" w:before="0"/>
               <w:ind w:left="120"/>
             </w:pPr>
-            <w:hyperlink w:history="1" r:id="rIdq_170gtcopef11zlbwkmo">
+            <w:hyperlink w:history="1" r:id="rIdfk-dnxeanpp0imnundtvl">
               <w:r>
                 <w:rPr>
                   <w:rFonts w:ascii="Arial" w:cs="Arial" w:eastAsia="Arial" w:hAnsi="Arial"/>
@@ -30178,7 +30232,7 @@
             <w:pPr>
               <w:spacing w:after="20" w:before="0"/>
             </w:pPr>
-            <w:hyperlink w:history="1" r:id="rIddz9wmh-txbrtgiu5ja61d">
+            <w:hyperlink w:history="1" r:id="rId5prq5ok8itqzaxxyrayem">
               <w:r>
                 <w:rPr>
                   <w:rFonts w:ascii="Arial" w:cs="Arial" w:eastAsia="Arial" w:hAnsi="Arial"/>
@@ -30211,7 +30265,7 @@
               <w:spacing w:after="10" w:before="0"/>
               <w:ind w:left="120"/>
             </w:pPr>
-            <w:hyperlink w:history="1" r:id="rIdkimlut0bvsrqkg53lvdsr">
+            <w:hyperlink w:history="1" r:id="rId8wr-3usctsg-tmjl-0flm">
               <w:r>
                 <w:rPr>
                   <w:rFonts w:ascii="Arial" w:cs="Arial" w:eastAsia="Arial" w:hAnsi="Arial"/>
@@ -30256,7 +30310,7 @@
             <w:pPr>
               <w:spacing w:after="20" w:before="0"/>
             </w:pPr>
-            <w:hyperlink w:history="1" r:id="rId3irhhdeclpo773sx3by9l">
+            <w:hyperlink w:history="1" r:id="rIdvx1v4_vptrmgsucuenggg">
               <w:r>
                 <w:rPr>
                   <w:rFonts w:ascii="Arial" w:cs="Arial" w:eastAsia="Arial" w:hAnsi="Arial"/>
@@ -30289,7 +30343,7 @@
               <w:spacing w:after="10" w:before="0"/>
               <w:ind w:left="120"/>
             </w:pPr>
-            <w:hyperlink w:history="1" r:id="rIdtjv9uudlxbqzyiempnmj2">
+            <w:hyperlink w:history="1" r:id="rIdn-dnkamwr1txlcbynle_q">
               <w:r>
                 <w:rPr>
                   <w:rFonts w:ascii="Arial" w:cs="Arial" w:eastAsia="Arial" w:hAnsi="Arial"/>
@@ -30484,7 +30538,7 @@
             <w:pPr>
               <w:spacing w:after="20" w:before="0"/>
             </w:pPr>
-            <w:hyperlink w:history="1" r:id="rIdqvpym-ejtkt5yysq3gg20">
+            <w:hyperlink w:history="1" r:id="rIdznuljpzisc8gsisln9d4n">
               <w:r>
                 <w:rPr>
                   <w:rFonts w:ascii="Arial" w:cs="Arial" w:eastAsia="Arial" w:hAnsi="Arial"/>
@@ -30517,7 +30571,7 @@
               <w:spacing w:after="10" w:before="0"/>
               <w:ind w:left="120"/>
             </w:pPr>
-            <w:hyperlink w:history="1" r:id="rIdz5wsfrc2v4pzaxonthc12">
+            <w:hyperlink w:history="1" r:id="rIdc4xtzg-eg0hlh0s5ukeys">
               <w:r>
                 <w:rPr>
                   <w:rFonts w:ascii="Arial" w:cs="Arial" w:eastAsia="Arial" w:hAnsi="Arial"/>
@@ -30562,7 +30616,7 @@
             <w:pPr>
               <w:spacing w:after="20" w:before="0"/>
             </w:pPr>
-            <w:hyperlink w:history="1" r:id="rIduldumizagwmrl-uewkb8s">
+            <w:hyperlink w:history="1" r:id="rIdtubyxjgb3pva7880kahmy">
               <w:r>
                 <w:rPr>
                   <w:rFonts w:ascii="Arial" w:cs="Arial" w:eastAsia="Arial" w:hAnsi="Arial"/>
@@ -30595,7 +30649,7 @@
               <w:spacing w:after="10" w:before="0"/>
               <w:ind w:left="120"/>
             </w:pPr>
-            <w:hyperlink w:history="1" r:id="rIdffeytevwweax4nv1yqoz9">
+            <w:hyperlink w:history="1" r:id="rId1lkkmym2wkw4dnlwknciy">
               <w:r>
                 <w:rPr>
                   <w:rFonts w:ascii="Arial" w:cs="Arial" w:eastAsia="Arial" w:hAnsi="Arial"/>
@@ -32034,32 +32088,32 @@
         <w:tc>
           <w:tcPr>
             <w:tcW w:type="dxa" w:w="1520"/>
-            <w:shd w:fill="F2F2F2" w:color="auto" w:val="clear"/>
-            <w:tcMar>
-              <w:top w:type="dxa" w:w="60"/>
-              <w:left w:type="dxa" w:w="120"/>
-              <w:bottom w:type="dxa" w:w="60"/>
-              <w:right w:type="dxa" w:w="120"/>
-            </w:tcMar>
-            <w:vAlign w:val="top"/>
-          </w:tcPr>
-          <w:p>
-            <w:pPr>
-              <w:spacing w:after="40" w:before="0"/>
-              <w:jc w:val="left"/>
-            </w:pPr>
-            <w:r>
-              <w:rPr>
-                <w:rFonts w:ascii="Arial" w:cs="Arial" w:eastAsia="Arial" w:hAnsi="Arial"/>
-                <w:b/>
-                <w:bCs/>
-                <w:i w:val="false"/>
-                <w:iCs w:val="false"/>
-                <w:color w:val="000000"/>
-                <w:sz w:val="18"/>
-                <w:szCs w:val="18"/>
-              </w:rPr>
-              <w:t xml:space="preserve">Phase 1 — PREDICT: Which Scale Factor Do I Need?</w:t>
+            <w:shd w:fill="EAD1F5" w:color="auto" w:val="clear"/>
+            <w:tcMar>
+              <w:top w:type="dxa" w:w="60"/>
+              <w:left w:type="dxa" w:w="120"/>
+              <w:bottom w:type="dxa" w:w="60"/>
+              <w:right w:type="dxa" w:w="120"/>
+            </w:tcMar>
+            <w:vAlign w:val="top"/>
+          </w:tcPr>
+          <w:p>
+            <w:pPr>
+              <w:spacing w:after="40" w:before="0"/>
+              <w:jc w:val="left"/>
+            </w:pPr>
+            <w:r>
+              <w:rPr>
+                <w:rFonts w:ascii="Arial" w:cs="Arial" w:eastAsia="Arial" w:hAnsi="Arial"/>
+                <w:b/>
+                <w:bCs/>
+                <w:i w:val="false"/>
+                <w:iCs w:val="false"/>
+                <w:color w:val="000000"/>
+                <w:sz w:val="18"/>
+                <w:szCs w:val="18"/>
+              </w:rPr>
+              <w:t xml:space="preserve">Predict Phase</w:t>
             </w:r>
           </w:p>
           <w:p>
@@ -32082,7 +32136,7 @@
             <w:pPr>
               <w:spacing w:after="20" w:before="0"/>
             </w:pPr>
-            <w:hyperlink w:history="1" r:id="rIdgyw-wydeuw6iyra8wvd9l">
+            <w:hyperlink w:history="1" r:id="rId6_i1f90wxhezofeadtgrp">
               <w:r>
                 <w:rPr>
                   <w:rFonts w:ascii="Arial" w:cs="Arial" w:eastAsia="Arial" w:hAnsi="Arial"/>
@@ -32115,7 +32169,7 @@
               <w:spacing w:after="10" w:before="0"/>
               <w:ind w:left="120"/>
             </w:pPr>
-            <w:hyperlink w:history="1" r:id="rIdjyr7r_t7hvcpati_34qet">
+            <w:hyperlink w:history="1" r:id="rIdvghek8so5kxed1zphvhzy">
               <w:r>
                 <w:rPr>
                   <w:rFonts w:ascii="Arial" w:cs="Arial" w:eastAsia="Arial" w:hAnsi="Arial"/>
@@ -32160,7 +32214,7 @@
             <w:pPr>
               <w:spacing w:after="20" w:before="0"/>
             </w:pPr>
-            <w:hyperlink w:history="1" r:id="rIddtt3d1j0kjjhduy2jbtth">
+            <w:hyperlink w:history="1" r:id="rIdnz2_1naqvm-4cngqe20r_">
               <w:r>
                 <w:rPr>
                   <w:rFonts w:ascii="Arial" w:cs="Arial" w:eastAsia="Arial" w:hAnsi="Arial"/>
@@ -32193,7 +32247,7 @@
               <w:spacing w:after="10" w:before="0"/>
               <w:ind w:left="120"/>
             </w:pPr>
-            <w:hyperlink w:history="1" r:id="rIdc-ynwjlyiq1czdbmtv7rd">
+            <w:hyperlink w:history="1" r:id="rId7uja1gsj-j4k4wtyot3yv">
               <w:r>
                 <w:rPr>
                   <w:rFonts w:ascii="Arial" w:cs="Arial" w:eastAsia="Arial" w:hAnsi="Arial"/>
@@ -32340,32 +32394,32 @@
         <w:tc>
           <w:tcPr>
             <w:tcW w:type="dxa" w:w="1520"/>
-            <w:shd w:fill="F2F2F2" w:color="auto" w:val="clear"/>
-            <w:tcMar>
-              <w:top w:type="dxa" w:w="60"/>
-              <w:left w:type="dxa" w:w="120"/>
-              <w:bottom w:type="dxa" w:w="60"/>
-              <w:right w:type="dxa" w:w="120"/>
-            </w:tcMar>
-            <w:vAlign w:val="top"/>
-          </w:tcPr>
-          <w:p>
-            <w:pPr>
-              <w:spacing w:after="40" w:before="0"/>
-              <w:jc w:val="left"/>
-            </w:pPr>
-            <w:r>
-              <w:rPr>
-                <w:rFonts w:ascii="Arial" w:cs="Arial" w:eastAsia="Arial" w:hAnsi="Arial"/>
-                <w:b/>
-                <w:bCs/>
-                <w:i w:val="false"/>
-                <w:iCs w:val="false"/>
-                <w:color w:val="000000"/>
-                <w:sz w:val="18"/>
-                <w:szCs w:val="18"/>
-              </w:rPr>
-              <w:t xml:space="preserve">Phase 2 — OBSERVE: Worked Examples as Shared Evidence</w:t>
+            <w:shd w:fill="D9EEF1" w:color="auto" w:val="clear"/>
+            <w:tcMar>
+              <w:top w:type="dxa" w:w="60"/>
+              <w:left w:type="dxa" w:w="120"/>
+              <w:bottom w:type="dxa" w:w="60"/>
+              <w:right w:type="dxa" w:w="120"/>
+            </w:tcMar>
+            <w:vAlign w:val="top"/>
+          </w:tcPr>
+          <w:p>
+            <w:pPr>
+              <w:spacing w:after="40" w:before="0"/>
+              <w:jc w:val="left"/>
+            </w:pPr>
+            <w:r>
+              <w:rPr>
+                <w:rFonts w:ascii="Arial" w:cs="Arial" w:eastAsia="Arial" w:hAnsi="Arial"/>
+                <w:b/>
+                <w:bCs/>
+                <w:i w:val="false"/>
+                <w:iCs w:val="false"/>
+                <w:color w:val="000000"/>
+                <w:sz w:val="18"/>
+                <w:szCs w:val="18"/>
+              </w:rPr>
+              <w:t xml:space="preserve">Observe Phase</w:t>
             </w:r>
           </w:p>
           <w:p>
@@ -32388,7 +32442,7 @@
             <w:pPr>
               <w:spacing w:after="20" w:before="0"/>
             </w:pPr>
-            <w:hyperlink w:history="1" r:id="rId8jotush6mspmbw3purz7g">
+            <w:hyperlink w:history="1" r:id="rIdn_9xopy-lgrvrvedkxksu">
               <w:r>
                 <w:rPr>
                   <w:rFonts w:ascii="Arial" w:cs="Arial" w:eastAsia="Arial" w:hAnsi="Arial"/>
@@ -32421,7 +32475,7 @@
               <w:spacing w:after="10" w:before="0"/>
               <w:ind w:left="120"/>
             </w:pPr>
-            <w:hyperlink w:history="1" r:id="rId2eix8r6baquz3uruenszs">
+            <w:hyperlink w:history="1" r:id="rIdldzzzavg_pydnd1cs-dsf">
               <w:r>
                 <w:rPr>
                   <w:rFonts w:ascii="Arial" w:cs="Arial" w:eastAsia="Arial" w:hAnsi="Arial"/>
@@ -32466,7 +32520,7 @@
             <w:pPr>
               <w:spacing w:after="20" w:before="0"/>
             </w:pPr>
-            <w:hyperlink w:history="1" r:id="rIdnhqppkfyviqdx4amljrnw">
+            <w:hyperlink w:history="1" r:id="rIdc82f6ejxxy-deoeoh9mnt">
               <w:r>
                 <w:rPr>
                   <w:rFonts w:ascii="Arial" w:cs="Arial" w:eastAsia="Arial" w:hAnsi="Arial"/>
@@ -32499,7 +32553,7 @@
               <w:spacing w:after="10" w:before="0"/>
               <w:ind w:left="120"/>
             </w:pPr>
-            <w:hyperlink w:history="1" r:id="rIdsjjy7ktsliab2wyhq4y9e">
+            <w:hyperlink w:history="1" r:id="rIdw0ljqevtikpohmdgs6hgi">
               <w:r>
                 <w:rPr>
                   <w:rFonts w:ascii="Arial" w:cs="Arial" w:eastAsia="Arial" w:hAnsi="Arial"/>
@@ -32646,32 +32700,32 @@
         <w:tc>
           <w:tcPr>
             <w:tcW w:type="dxa" w:w="1520"/>
-            <w:shd w:fill="F2F2F2" w:color="auto" w:val="clear"/>
-            <w:tcMar>
-              <w:top w:type="dxa" w:w="60"/>
-              <w:left w:type="dxa" w:w="120"/>
-              <w:bottom w:type="dxa" w:w="60"/>
-              <w:right w:type="dxa" w:w="120"/>
-            </w:tcMar>
-            <w:vAlign w:val="top"/>
-          </w:tcPr>
-          <w:p>
-            <w:pPr>
-              <w:spacing w:after="40" w:before="0"/>
-              <w:jc w:val="left"/>
-            </w:pPr>
-            <w:r>
-              <w:rPr>
-                <w:rFonts w:ascii="Arial" w:cs="Arial" w:eastAsia="Arial" w:hAnsi="Arial"/>
-                <w:b/>
-                <w:bCs/>
-                <w:i w:val="false"/>
-                <w:iCs w:val="false"/>
-                <w:color w:val="000000"/>
-                <w:sz w:val="18"/>
-                <w:szCs w:val="18"/>
-              </w:rPr>
-              <w:t xml:space="preserve">Phase 3 — EXPLAIN: Mixed Problem Challenge</w:t>
+            <w:shd w:fill="E2EFDA" w:color="auto" w:val="clear"/>
+            <w:tcMar>
+              <w:top w:type="dxa" w:w="60"/>
+              <w:left w:type="dxa" w:w="120"/>
+              <w:bottom w:type="dxa" w:w="60"/>
+              <w:right w:type="dxa" w:w="120"/>
+            </w:tcMar>
+            <w:vAlign w:val="top"/>
+          </w:tcPr>
+          <w:p>
+            <w:pPr>
+              <w:spacing w:after="40" w:before="0"/>
+              <w:jc w:val="left"/>
+            </w:pPr>
+            <w:r>
+              <w:rPr>
+                <w:rFonts w:ascii="Arial" w:cs="Arial" w:eastAsia="Arial" w:hAnsi="Arial"/>
+                <w:b/>
+                <w:bCs/>
+                <w:i w:val="false"/>
+                <w:iCs w:val="false"/>
+                <w:color w:val="000000"/>
+                <w:sz w:val="18"/>
+                <w:szCs w:val="18"/>
+              </w:rPr>
+              <w:t xml:space="preserve">Explain Phase</w:t>
             </w:r>
           </w:p>
           <w:p>
@@ -32694,7 +32748,7 @@
             <w:pPr>
               <w:spacing w:after="20" w:before="0"/>
             </w:pPr>
-            <w:hyperlink w:history="1" r:id="rIdmx0ffksz_dik_zcjhu3b1">
+            <w:hyperlink w:history="1" r:id="rIdtaj7icaquegcphpj7ctyc">
               <w:r>
                 <w:rPr>
                   <w:rFonts w:ascii="Arial" w:cs="Arial" w:eastAsia="Arial" w:hAnsi="Arial"/>
@@ -32727,7 +32781,7 @@
               <w:spacing w:after="10" w:before="0"/>
               <w:ind w:left="120"/>
             </w:pPr>
-            <w:hyperlink w:history="1" r:id="rIdzekvowqx6ec8gyotlbkyh">
+            <w:hyperlink w:history="1" r:id="rId39w2sj0uqk40exjcaqk1b">
               <w:r>
                 <w:rPr>
                   <w:rFonts w:ascii="Arial" w:cs="Arial" w:eastAsia="Arial" w:hAnsi="Arial"/>
@@ -32772,7 +32826,7 @@
             <w:pPr>
               <w:spacing w:after="20" w:before="0"/>
             </w:pPr>
-            <w:hyperlink w:history="1" r:id="rIdjalwcmh0g6kg2q6rtiemx">
+            <w:hyperlink w:history="1" r:id="rId-h9y5xts2fu2gaxtbiwol">
               <w:r>
                 <w:rPr>
                   <w:rFonts w:ascii="Arial" w:cs="Arial" w:eastAsia="Arial" w:hAnsi="Arial"/>
@@ -32805,7 +32859,7 @@
               <w:spacing w:after="10" w:before="0"/>
               <w:ind w:left="120"/>
             </w:pPr>
-            <w:hyperlink w:history="1" r:id="rIdz8_1re2fr198waau44tjj">
+            <w:hyperlink w:history="1" r:id="rId8t6ew5nxgmjtz3hej35vk">
               <w:r>
                 <w:rPr>
                   <w:rFonts w:ascii="Arial" w:cs="Arial" w:eastAsia="Arial" w:hAnsi="Arial"/>
@@ -32952,32 +33006,32 @@
         <w:tc>
           <w:tcPr>
             <w:tcW w:type="dxa" w:w="1520"/>
-            <w:shd w:fill="F2F2F2" w:color="auto" w:val="clear"/>
-            <w:tcMar>
-              <w:top w:type="dxa" w:w="60"/>
-              <w:left w:type="dxa" w:w="120"/>
-              <w:bottom w:type="dxa" w:w="60"/>
-              <w:right w:type="dxa" w:w="120"/>
-            </w:tcMar>
-            <w:vAlign w:val="top"/>
-          </w:tcPr>
-          <w:p>
-            <w:pPr>
-              <w:spacing w:after="40" w:before="0"/>
-              <w:jc w:val="left"/>
-            </w:pPr>
-            <w:r>
-              <w:rPr>
-                <w:rFonts w:ascii="Arial" w:cs="Arial" w:eastAsia="Arial" w:hAnsi="Arial"/>
-                <w:b/>
-                <w:bCs/>
-                <w:i w:val="false"/>
-                <w:iCs w:val="false"/>
-                <w:color w:val="000000"/>
-                <w:sz w:val="18"/>
-                <w:szCs w:val="18"/>
-              </w:rPr>
-              <w:t xml:space="preserve">Phase 4 — DRIVING QUESTION BOARD (DQB) Update</w:t>
+            <w:shd w:fill="FCE4D6" w:color="auto" w:val="clear"/>
+            <w:tcMar>
+              <w:top w:type="dxa" w:w="60"/>
+              <w:left w:type="dxa" w:w="120"/>
+              <w:bottom w:type="dxa" w:w="60"/>
+              <w:right w:type="dxa" w:w="120"/>
+            </w:tcMar>
+            <w:vAlign w:val="top"/>
+          </w:tcPr>
+          <w:p>
+            <w:pPr>
+              <w:spacing w:after="40" w:before="0"/>
+              <w:jc w:val="left"/>
+            </w:pPr>
+            <w:r>
+              <w:rPr>
+                <w:rFonts w:ascii="Arial" w:cs="Arial" w:eastAsia="Arial" w:hAnsi="Arial"/>
+                <w:b/>
+                <w:bCs/>
+                <w:i w:val="false"/>
+                <w:iCs w:val="false"/>
+                <w:color w:val="000000"/>
+                <w:sz w:val="18"/>
+                <w:szCs w:val="18"/>
+              </w:rPr>
+              <w:t xml:space="preserve">Driving Question Board (DQB) Creation</w:t>
             </w:r>
           </w:p>
           <w:p>
@@ -33000,7 +33054,7 @@
             <w:pPr>
               <w:spacing w:after="20" w:before="0"/>
             </w:pPr>
-            <w:hyperlink w:history="1" r:id="rIdhpkcn0a289_ye1r6bn2da">
+            <w:hyperlink w:history="1" r:id="rId_3ncolsys-1mf7nhnpelg">
               <w:r>
                 <w:rPr>
                   <w:rFonts w:ascii="Arial" w:cs="Arial" w:eastAsia="Arial" w:hAnsi="Arial"/>
@@ -33033,7 +33087,7 @@
               <w:spacing w:after="10" w:before="0"/>
               <w:ind w:left="120"/>
             </w:pPr>
-            <w:hyperlink w:history="1" r:id="rIdnutirer4szjha_u363fnf">
+            <w:hyperlink w:history="1" r:id="rIdn13_siqrh_lophtqenaiv">
               <w:r>
                 <w:rPr>
                   <w:rFonts w:ascii="Arial" w:cs="Arial" w:eastAsia="Arial" w:hAnsi="Arial"/>
@@ -33078,7 +33132,7 @@
             <w:pPr>
               <w:spacing w:after="20" w:before="0"/>
             </w:pPr>
-            <w:hyperlink w:history="1" r:id="rIdezcxcivzahxzecl0x1niu">
+            <w:hyperlink w:history="1" r:id="rIdh1gptrsuw-crh5zmlqe_w">
               <w:r>
                 <w:rPr>
                   <w:rFonts w:ascii="Arial" w:cs="Arial" w:eastAsia="Arial" w:hAnsi="Arial"/>
@@ -33111,7 +33165,7 @@
               <w:spacing w:after="10" w:before="0"/>
               <w:ind w:left="120"/>
             </w:pPr>
-            <w:hyperlink w:history="1" r:id="rIdxesecunmtbcma3h58m32l">
+            <w:hyperlink w:history="1" r:id="rIdi-p1ogupyahh1hpaq3quj">
               <w:r>
                 <w:rPr>
                   <w:rFonts w:ascii="Arial" w:cs="Arial" w:eastAsia="Arial" w:hAnsi="Arial"/>
@@ -33258,32 +33312,32 @@
         <w:tc>
           <w:tcPr>
             <w:tcW w:type="dxa" w:w="1520"/>
-            <w:shd w:fill="F2F2F2" w:color="auto" w:val="clear"/>
-            <w:tcMar>
-              <w:top w:type="dxa" w:w="60"/>
-              <w:left w:type="dxa" w:w="120"/>
-              <w:bottom w:type="dxa" w:w="60"/>
-              <w:right w:type="dxa" w:w="120"/>
-            </w:tcMar>
-            <w:vAlign w:val="top"/>
-          </w:tcPr>
-          <w:p>
-            <w:pPr>
-              <w:spacing w:after="40" w:before="0"/>
-              <w:jc w:val="left"/>
-            </w:pPr>
-            <w:r>
-              <w:rPr>
-                <w:rFonts w:ascii="Arial" w:cs="Arial" w:eastAsia="Arial" w:hAnsi="Arial"/>
-                <w:b/>
-                <w:bCs/>
-                <w:i w:val="false"/>
-                <w:iCs w:val="false"/>
-                <w:color w:val="000000"/>
-                <w:sz w:val="18"/>
-                <w:szCs w:val="18"/>
-              </w:rPr>
-              <w:t xml:space="preserve">Phase 5 — MODEL BUILDING: Unified Scale Factor Map</w:t>
+            <w:shd w:fill="D5E8F0" w:color="auto" w:val="clear"/>
+            <w:tcMar>
+              <w:top w:type="dxa" w:w="60"/>
+              <w:left w:type="dxa" w:w="120"/>
+              <w:bottom w:type="dxa" w:w="60"/>
+              <w:right w:type="dxa" w:w="120"/>
+            </w:tcMar>
+            <w:vAlign w:val="top"/>
+          </w:tcPr>
+          <w:p>
+            <w:pPr>
+              <w:spacing w:after="40" w:before="0"/>
+              <w:jc w:val="left"/>
+            </w:pPr>
+            <w:r>
+              <w:rPr>
+                <w:rFonts w:ascii="Arial" w:cs="Arial" w:eastAsia="Arial" w:hAnsi="Arial"/>
+                <w:b/>
+                <w:bCs/>
+                <w:i w:val="false"/>
+                <w:iCs w:val="false"/>
+                <w:color w:val="000000"/>
+                <w:sz w:val="18"/>
+                <w:szCs w:val="18"/>
+              </w:rPr>
+              <w:t xml:space="preserve">Model Building Phase</w:t>
             </w:r>
           </w:p>
           <w:p>
@@ -33306,7 +33360,7 @@
             <w:pPr>
               <w:spacing w:after="20" w:before="0"/>
             </w:pPr>
-            <w:hyperlink w:history="1" r:id="rIdv91mgzsircosupd4gu7gv">
+            <w:hyperlink w:history="1" r:id="rIdv0hqkm3dnkd0lumpu2aac">
               <w:r>
                 <w:rPr>
                   <w:rFonts w:ascii="Arial" w:cs="Arial" w:eastAsia="Arial" w:hAnsi="Arial"/>
@@ -33339,7 +33393,7 @@
               <w:spacing w:after="10" w:before="0"/>
               <w:ind w:left="120"/>
             </w:pPr>
-            <w:hyperlink w:history="1" r:id="rIdpt-epijqu_z_akoamxzff">
+            <w:hyperlink w:history="1" r:id="rIdy5okb9zx3vvk9zbb0xy-y">
               <w:r>
                 <w:rPr>
                   <w:rFonts w:ascii="Arial" w:cs="Arial" w:eastAsia="Arial" w:hAnsi="Arial"/>
@@ -33384,7 +33438,7 @@
             <w:pPr>
               <w:spacing w:after="20" w:before="0"/>
             </w:pPr>
-            <w:hyperlink w:history="1" r:id="rIdzosn3qtjjx52fod7z6nuz">
+            <w:hyperlink w:history="1" r:id="rIdszkbjo1k7b4zq4b7jt3ya">
               <w:r>
                 <w:rPr>
                   <w:rFonts w:ascii="Arial" w:cs="Arial" w:eastAsia="Arial" w:hAnsi="Arial"/>
@@ -33417,7 +33471,7 @@
               <w:spacing w:after="10" w:before="0"/>
               <w:ind w:left="120"/>
             </w:pPr>
-            <w:hyperlink w:history="1" r:id="rIdgtafkqbzllxnafvb3w3pt">
+            <w:hyperlink w:history="1" r:id="rIdvqbogb8lc5djl2bnbfvi5">
               <w:r>
                 <w:rPr>
                   <w:rFonts w:ascii="Arial" w:cs="Arial" w:eastAsia="Arial" w:hAnsi="Arial"/>
@@ -34856,32 +34910,32 @@
         <w:tc>
           <w:tcPr>
             <w:tcW w:type="dxa" w:w="1520"/>
-            <w:shd w:fill="F2F2F2" w:color="auto" w:val="clear"/>
-            <w:tcMar>
-              <w:top w:type="dxa" w:w="60"/>
-              <w:left w:type="dxa" w:w="120"/>
-              <w:bottom w:type="dxa" w:w="60"/>
-              <w:right w:type="dxa" w:w="120"/>
-            </w:tcMar>
-            <w:vAlign w:val="top"/>
-          </w:tcPr>
-          <w:p>
-            <w:pPr>
-              <w:spacing w:after="40" w:before="0"/>
-              <w:jc w:val="left"/>
-            </w:pPr>
-            <w:r>
-              <w:rPr>
-                <w:rFonts w:ascii="Arial" w:cs="Arial" w:eastAsia="Arial" w:hAnsi="Arial"/>
-                <w:b/>
-                <w:bCs/>
-                <w:i w:val="false"/>
-                <w:iCs w:val="false"/>
-                <w:color w:val="000000"/>
-                <w:sz w:val="18"/>
-                <w:szCs w:val="18"/>
-              </w:rPr>
-              <w:t xml:space="preserve">1 — Predict</w:t>
+            <w:shd w:fill="EAD1F5" w:color="auto" w:val="clear"/>
+            <w:tcMar>
+              <w:top w:type="dxa" w:w="60"/>
+              <w:left w:type="dxa" w:w="120"/>
+              <w:bottom w:type="dxa" w:w="60"/>
+              <w:right w:type="dxa" w:w="120"/>
+            </w:tcMar>
+            <w:vAlign w:val="top"/>
+          </w:tcPr>
+          <w:p>
+            <w:pPr>
+              <w:spacing w:after="40" w:before="0"/>
+              <w:jc w:val="left"/>
+            </w:pPr>
+            <w:r>
+              <w:rPr>
+                <w:rFonts w:ascii="Arial" w:cs="Arial" w:eastAsia="Arial" w:hAnsi="Arial"/>
+                <w:b/>
+                <w:bCs/>
+                <w:i w:val="false"/>
+                <w:iCs w:val="false"/>
+                <w:color w:val="000000"/>
+                <w:sz w:val="18"/>
+                <w:szCs w:val="18"/>
+              </w:rPr>
+              <w:t xml:space="preserve">Predict Phase</w:t>
             </w:r>
           </w:p>
           <w:p>
@@ -34904,7 +34958,7 @@
             <w:pPr>
               <w:spacing w:after="20" w:before="0"/>
             </w:pPr>
-            <w:hyperlink w:history="1" r:id="rIdvvhmwac-j-q3c4d4lk9mb">
+            <w:hyperlink w:history="1" r:id="rId8qx0de011h2xvgaa8w2vx">
               <w:r>
                 <w:rPr>
                   <w:rFonts w:ascii="Arial" w:cs="Arial" w:eastAsia="Arial" w:hAnsi="Arial"/>
@@ -34937,7 +34991,7 @@
               <w:spacing w:after="10" w:before="0"/>
               <w:ind w:left="120"/>
             </w:pPr>
-            <w:hyperlink w:history="1" r:id="rIdlbsa23ahu7twhjaqfnkum">
+            <w:hyperlink w:history="1" r:id="rIdjhfm2korcmkc7myiu_dgf">
               <w:r>
                 <w:rPr>
                   <w:rFonts w:ascii="Arial" w:cs="Arial" w:eastAsia="Arial" w:hAnsi="Arial"/>
@@ -34982,7 +35036,7 @@
             <w:pPr>
               <w:spacing w:after="20" w:before="0"/>
             </w:pPr>
-            <w:hyperlink w:history="1" r:id="rIdbmrrwul6svddt4-wi_-pd">
+            <w:hyperlink w:history="1" r:id="rId0nop_cojsiahhxprc1c74">
               <w:r>
                 <w:rPr>
                   <w:rFonts w:ascii="Arial" w:cs="Arial" w:eastAsia="Arial" w:hAnsi="Arial"/>
@@ -35015,7 +35069,7 @@
               <w:spacing w:after="10" w:before="0"/>
               <w:ind w:left="120"/>
             </w:pPr>
-            <w:hyperlink w:history="1" r:id="rId1nbkjym-xsb4oqajudtbr">
+            <w:hyperlink w:history="1" r:id="rIdklg4bp1dbtgt4r3zfp9a0">
               <w:r>
                 <w:rPr>
                   <w:rFonts w:ascii="Arial" w:cs="Arial" w:eastAsia="Arial" w:hAnsi="Arial"/>
@@ -35162,32 +35216,32 @@
         <w:tc>
           <w:tcPr>
             <w:tcW w:type="dxa" w:w="1520"/>
-            <w:shd w:fill="F2F2F2" w:color="auto" w:val="clear"/>
-            <w:tcMar>
-              <w:top w:type="dxa" w:w="60"/>
-              <w:left w:type="dxa" w:w="120"/>
-              <w:bottom w:type="dxa" w:w="60"/>
-              <w:right w:type="dxa" w:w="120"/>
-            </w:tcMar>
-            <w:vAlign w:val="top"/>
-          </w:tcPr>
-          <w:p>
-            <w:pPr>
-              <w:spacing w:after="40" w:before="0"/>
-              <w:jc w:val="left"/>
-            </w:pPr>
-            <w:r>
-              <w:rPr>
-                <w:rFonts w:ascii="Arial" w:cs="Arial" w:eastAsia="Arial" w:hAnsi="Arial"/>
-                <w:b/>
-                <w:bCs/>
-                <w:i w:val="false"/>
-                <w:iCs w:val="false"/>
-                <w:color w:val="000000"/>
-                <w:sz w:val="18"/>
-                <w:szCs w:val="18"/>
-              </w:rPr>
-              <w:t xml:space="preserve">2 — Observe</w:t>
+            <w:shd w:fill="D9EEF1" w:color="auto" w:val="clear"/>
+            <w:tcMar>
+              <w:top w:type="dxa" w:w="60"/>
+              <w:left w:type="dxa" w:w="120"/>
+              <w:bottom w:type="dxa" w:w="60"/>
+              <w:right w:type="dxa" w:w="120"/>
+            </w:tcMar>
+            <w:vAlign w:val="top"/>
+          </w:tcPr>
+          <w:p>
+            <w:pPr>
+              <w:spacing w:after="40" w:before="0"/>
+              <w:jc w:val="left"/>
+            </w:pPr>
+            <w:r>
+              <w:rPr>
+                <w:rFonts w:ascii="Arial" w:cs="Arial" w:eastAsia="Arial" w:hAnsi="Arial"/>
+                <w:b/>
+                <w:bCs/>
+                <w:i w:val="false"/>
+                <w:iCs w:val="false"/>
+                <w:color w:val="000000"/>
+                <w:sz w:val="18"/>
+                <w:szCs w:val="18"/>
+              </w:rPr>
+              <w:t xml:space="preserve">Observe Phase</w:t>
             </w:r>
           </w:p>
           <w:p>
@@ -35210,7 +35264,7 @@
             <w:pPr>
               <w:spacing w:after="20" w:before="0"/>
             </w:pPr>
-            <w:hyperlink w:history="1" r:id="rIdmylykudwf_twlmclnnafh">
+            <w:hyperlink w:history="1" r:id="rId3sfvatu4p9onjpqhkv7md">
               <w:r>
                 <w:rPr>
                   <w:rFonts w:ascii="Arial" w:cs="Arial" w:eastAsia="Arial" w:hAnsi="Arial"/>
@@ -35243,7 +35297,7 @@
               <w:spacing w:after="10" w:before="0"/>
               <w:ind w:left="120"/>
             </w:pPr>
-            <w:hyperlink w:history="1" r:id="rIdpqgsdzldcmxzxorgojvks">
+            <w:hyperlink w:history="1" r:id="rId4oowghobnb-jeypums-c4">
               <w:r>
                 <w:rPr>
                   <w:rFonts w:ascii="Arial" w:cs="Arial" w:eastAsia="Arial" w:hAnsi="Arial"/>
@@ -35288,7 +35342,7 @@
             <w:pPr>
               <w:spacing w:after="20" w:before="0"/>
             </w:pPr>
-            <w:hyperlink w:history="1" r:id="rIdmxmgt2fex5bheeaznniqy">
+            <w:hyperlink w:history="1" r:id="rIdmgmvth9imywgjzla-ri-w">
               <w:r>
                 <w:rPr>
                   <w:rFonts w:ascii="Arial" w:cs="Arial" w:eastAsia="Arial" w:hAnsi="Arial"/>
@@ -35321,7 +35375,7 @@
               <w:spacing w:after="10" w:before="0"/>
               <w:ind w:left="120"/>
             </w:pPr>
-            <w:hyperlink w:history="1" r:id="rIds99myd3wiccfnh0qcrrd-">
+            <w:hyperlink w:history="1" r:id="rId6r-9dafgmyimpwfe_qida">
               <w:r>
                 <w:rPr>
                   <w:rFonts w:ascii="Arial" w:cs="Arial" w:eastAsia="Arial" w:hAnsi="Arial"/>
@@ -35468,32 +35522,32 @@
         <w:tc>
           <w:tcPr>
             <w:tcW w:type="dxa" w:w="1520"/>
-            <w:shd w:fill="F2F2F2" w:color="auto" w:val="clear"/>
-            <w:tcMar>
-              <w:top w:type="dxa" w:w="60"/>
-              <w:left w:type="dxa" w:w="120"/>
-              <w:bottom w:type="dxa" w:w="60"/>
-              <w:right w:type="dxa" w:w="120"/>
-            </w:tcMar>
-            <w:vAlign w:val="top"/>
-          </w:tcPr>
-          <w:p>
-            <w:pPr>
-              <w:spacing w:after="40" w:before="0"/>
-              <w:jc w:val="left"/>
-            </w:pPr>
-            <w:r>
-              <w:rPr>
-                <w:rFonts w:ascii="Arial" w:cs="Arial" w:eastAsia="Arial" w:hAnsi="Arial"/>
-                <w:b/>
-                <w:bCs/>
-                <w:i w:val="false"/>
-                <w:iCs w:val="false"/>
-                <w:color w:val="000000"/>
-                <w:sz w:val="18"/>
-                <w:szCs w:val="18"/>
-              </w:rPr>
-              <w:t xml:space="preserve">3 — Explain</w:t>
+            <w:shd w:fill="E2EFDA" w:color="auto" w:val="clear"/>
+            <w:tcMar>
+              <w:top w:type="dxa" w:w="60"/>
+              <w:left w:type="dxa" w:w="120"/>
+              <w:bottom w:type="dxa" w:w="60"/>
+              <w:right w:type="dxa" w:w="120"/>
+            </w:tcMar>
+            <w:vAlign w:val="top"/>
+          </w:tcPr>
+          <w:p>
+            <w:pPr>
+              <w:spacing w:after="40" w:before="0"/>
+              <w:jc w:val="left"/>
+            </w:pPr>
+            <w:r>
+              <w:rPr>
+                <w:rFonts w:ascii="Arial" w:cs="Arial" w:eastAsia="Arial" w:hAnsi="Arial"/>
+                <w:b/>
+                <w:bCs/>
+                <w:i w:val="false"/>
+                <w:iCs w:val="false"/>
+                <w:color w:val="000000"/>
+                <w:sz w:val="18"/>
+                <w:szCs w:val="18"/>
+              </w:rPr>
+              <w:t xml:space="preserve">Explain Phase</w:t>
             </w:r>
           </w:p>
           <w:p>
@@ -35516,7 +35570,7 @@
             <w:pPr>
               <w:spacing w:after="20" w:before="0"/>
             </w:pPr>
-            <w:hyperlink w:history="1" r:id="rIdvuybhybxhu0fv1gqgurc3">
+            <w:hyperlink w:history="1" r:id="rIddz1ihgfdiklyv1mh74t7m">
               <w:r>
                 <w:rPr>
                   <w:rFonts w:ascii="Arial" w:cs="Arial" w:eastAsia="Arial" w:hAnsi="Arial"/>
@@ -35549,7 +35603,7 @@
               <w:spacing w:after="10" w:before="0"/>
               <w:ind w:left="120"/>
             </w:pPr>
-            <w:hyperlink w:history="1" r:id="rIdze5rqvutqlgrixxnjugc8">
+            <w:hyperlink w:history="1" r:id="rIdl0qucmcrvo7uamge6ber8">
               <w:r>
                 <w:rPr>
                   <w:rFonts w:ascii="Arial" w:cs="Arial" w:eastAsia="Arial" w:hAnsi="Arial"/>
@@ -35594,7 +35648,7 @@
             <w:pPr>
               <w:spacing w:after="20" w:before="0"/>
             </w:pPr>
-            <w:hyperlink w:history="1" r:id="rIdp-c-dqnqtqwxwhjrnn3wf">
+            <w:hyperlink w:history="1" r:id="rIdpgfhdohvmushni2anae8b">
               <w:r>
                 <w:rPr>
                   <w:rFonts w:ascii="Arial" w:cs="Arial" w:eastAsia="Arial" w:hAnsi="Arial"/>
@@ -35627,7 +35681,7 @@
               <w:spacing w:after="10" w:before="0"/>
               <w:ind w:left="120"/>
             </w:pPr>
-            <w:hyperlink w:history="1" r:id="rIdaaydomvtsg5r2tbxxgtbv">
+            <w:hyperlink w:history="1" r:id="rIdza_v54yrycy1slmageray">
               <w:r>
                 <w:rPr>
                   <w:rFonts w:ascii="Arial" w:cs="Arial" w:eastAsia="Arial" w:hAnsi="Arial"/>
@@ -35774,32 +35828,32 @@
         <w:tc>
           <w:tcPr>
             <w:tcW w:type="dxa" w:w="1520"/>
-            <w:shd w:fill="F2F2F2" w:color="auto" w:val="clear"/>
-            <w:tcMar>
-              <w:top w:type="dxa" w:w="60"/>
-              <w:left w:type="dxa" w:w="120"/>
-              <w:bottom w:type="dxa" w:w="60"/>
-              <w:right w:type="dxa" w:w="120"/>
-            </w:tcMar>
-            <w:vAlign w:val="top"/>
-          </w:tcPr>
-          <w:p>
-            <w:pPr>
-              <w:spacing w:after="40" w:before="0"/>
-              <w:jc w:val="left"/>
-            </w:pPr>
-            <w:r>
-              <w:rPr>
-                <w:rFonts w:ascii="Arial" w:cs="Arial" w:eastAsia="Arial" w:hAnsi="Arial"/>
-                <w:b/>
-                <w:bCs/>
-                <w:i w:val="false"/>
-                <w:iCs w:val="false"/>
-                <w:color w:val="000000"/>
-                <w:sz w:val="18"/>
-                <w:szCs w:val="18"/>
-              </w:rPr>
-              <w:t xml:space="preserve">4 — Driving Question Board (DQB) Update</w:t>
+            <w:shd w:fill="FCE4D6" w:color="auto" w:val="clear"/>
+            <w:tcMar>
+              <w:top w:type="dxa" w:w="60"/>
+              <w:left w:type="dxa" w:w="120"/>
+              <w:bottom w:type="dxa" w:w="60"/>
+              <w:right w:type="dxa" w:w="120"/>
+            </w:tcMar>
+            <w:vAlign w:val="top"/>
+          </w:tcPr>
+          <w:p>
+            <w:pPr>
+              <w:spacing w:after="40" w:before="0"/>
+              <w:jc w:val="left"/>
+            </w:pPr>
+            <w:r>
+              <w:rPr>
+                <w:rFonts w:ascii="Arial" w:cs="Arial" w:eastAsia="Arial" w:hAnsi="Arial"/>
+                <w:b/>
+                <w:bCs/>
+                <w:i w:val="false"/>
+                <w:iCs w:val="false"/>
+                <w:color w:val="000000"/>
+                <w:sz w:val="18"/>
+                <w:szCs w:val="18"/>
+              </w:rPr>
+              <w:t xml:space="preserve">Driving Question Board (DQB) Creation</w:t>
             </w:r>
           </w:p>
           <w:p>
@@ -35822,7 +35876,7 @@
             <w:pPr>
               <w:spacing w:after="20" w:before="0"/>
             </w:pPr>
-            <w:hyperlink w:history="1" r:id="rIdvnp83o_uogqpidlnmuvlq">
+            <w:hyperlink w:history="1" r:id="rId2-5_sfs7sjzmhi8yiaoit">
               <w:r>
                 <w:rPr>
                   <w:rFonts w:ascii="Arial" w:cs="Arial" w:eastAsia="Arial" w:hAnsi="Arial"/>
@@ -35855,7 +35909,7 @@
               <w:spacing w:after="10" w:before="0"/>
               <w:ind w:left="120"/>
             </w:pPr>
-            <w:hyperlink w:history="1" r:id="rIdtfah8zutu8w3zohtqvxmx">
+            <w:hyperlink w:history="1" r:id="rIddiecbv6imffh_pmoryls6">
               <w:r>
                 <w:rPr>
                   <w:rFonts w:ascii="Arial" w:cs="Arial" w:eastAsia="Arial" w:hAnsi="Arial"/>
@@ -35900,7 +35954,7 @@
             <w:pPr>
               <w:spacing w:after="20" w:before="0"/>
             </w:pPr>
-            <w:hyperlink w:history="1" r:id="rIdl83v0-ltahbal2kwwmedj">
+            <w:hyperlink w:history="1" r:id="rIdrehf1g7natq-is8grx1vq">
               <w:r>
                 <w:rPr>
                   <w:rFonts w:ascii="Arial" w:cs="Arial" w:eastAsia="Arial" w:hAnsi="Arial"/>
@@ -35933,7 +35987,7 @@
               <w:spacing w:after="10" w:before="0"/>
               <w:ind w:left="120"/>
             </w:pPr>
-            <w:hyperlink w:history="1" r:id="rIdb-o-f-4ewaj5zmf1xczuq">
+            <w:hyperlink w:history="1" r:id="rId3qzmypp0loi69sjfsuzmt">
               <w:r>
                 <w:rPr>
                   <w:rFonts w:ascii="Arial" w:cs="Arial" w:eastAsia="Arial" w:hAnsi="Arial"/>
@@ -36080,32 +36134,32 @@
         <w:tc>
           <w:tcPr>
             <w:tcW w:type="dxa" w:w="1520"/>
-            <w:shd w:fill="F2F2F2" w:color="auto" w:val="clear"/>
-            <w:tcMar>
-              <w:top w:type="dxa" w:w="60"/>
-              <w:left w:type="dxa" w:w="120"/>
-              <w:bottom w:type="dxa" w:w="60"/>
-              <w:right w:type="dxa" w:w="120"/>
-            </w:tcMar>
-            <w:vAlign w:val="top"/>
-          </w:tcPr>
-          <w:p>
-            <w:pPr>
-              <w:spacing w:after="40" w:before="0"/>
-              <w:jc w:val="left"/>
-            </w:pPr>
-            <w:r>
-              <w:rPr>
-                <w:rFonts w:ascii="Arial" w:cs="Arial" w:eastAsia="Arial" w:hAnsi="Arial"/>
-                <w:b/>
-                <w:bCs/>
-                <w:i w:val="false"/>
-                <w:iCs w:val="false"/>
-                <w:color w:val="000000"/>
-                <w:sz w:val="18"/>
-                <w:szCs w:val="18"/>
-              </w:rPr>
-              <w:t xml:space="preserve">5 — Model Building (Final Cumulative Model)</w:t>
+            <w:shd w:fill="D5E8F0" w:color="auto" w:val="clear"/>
+            <w:tcMar>
+              <w:top w:type="dxa" w:w="60"/>
+              <w:left w:type="dxa" w:w="120"/>
+              <w:bottom w:type="dxa" w:w="60"/>
+              <w:right w:type="dxa" w:w="120"/>
+            </w:tcMar>
+            <w:vAlign w:val="top"/>
+          </w:tcPr>
+          <w:p>
+            <w:pPr>
+              <w:spacing w:after="40" w:before="0"/>
+              <w:jc w:val="left"/>
+            </w:pPr>
+            <w:r>
+              <w:rPr>
+                <w:rFonts w:ascii="Arial" w:cs="Arial" w:eastAsia="Arial" w:hAnsi="Arial"/>
+                <w:b/>
+                <w:bCs/>
+                <w:i w:val="false"/>
+                <w:iCs w:val="false"/>
+                <w:color w:val="000000"/>
+                <w:sz w:val="18"/>
+                <w:szCs w:val="18"/>
+              </w:rPr>
+              <w:t xml:space="preserve">Model Building Phase</w:t>
             </w:r>
           </w:p>
           <w:p>
@@ -36128,7 +36182,7 @@
             <w:pPr>
               <w:spacing w:after="20" w:before="0"/>
             </w:pPr>
-            <w:hyperlink w:history="1" r:id="rIdmt9mejmdbtywrhlm2exkj">
+            <w:hyperlink w:history="1" r:id="rIdbhodrppueddasj6ordakg">
               <w:r>
                 <w:rPr>
                   <w:rFonts w:ascii="Arial" w:cs="Arial" w:eastAsia="Arial" w:hAnsi="Arial"/>
@@ -36161,7 +36215,7 @@
               <w:spacing w:after="10" w:before="0"/>
               <w:ind w:left="120"/>
             </w:pPr>
-            <w:hyperlink w:history="1" r:id="rIdcfqtksx1h3elg_ldc5giw">
+            <w:hyperlink w:history="1" r:id="rIdnnrugo7jghifyvw2kyhxj">
               <w:r>
                 <w:rPr>
                   <w:rFonts w:ascii="Arial" w:cs="Arial" w:eastAsia="Arial" w:hAnsi="Arial"/>
@@ -36206,7 +36260,7 @@
             <w:pPr>
               <w:spacing w:after="20" w:before="0"/>
             </w:pPr>
-            <w:hyperlink w:history="1" r:id="rIdz9ksthxio8yuolfqwr4jx">
+            <w:hyperlink w:history="1" r:id="rIdokky-aodxmdpxauetsljc">
               <w:r>
                 <w:rPr>
                   <w:rFonts w:ascii="Arial" w:cs="Arial" w:eastAsia="Arial" w:hAnsi="Arial"/>
@@ -36239,7 +36293,7 @@
               <w:spacing w:after="10" w:before="0"/>
               <w:ind w:left="120"/>
             </w:pPr>
-            <w:hyperlink w:history="1" r:id="rIdpzhz2etnllfatbhkdyk5o">
+            <w:hyperlink w:history="1" r:id="rIdd4aqerkr-ee7qscyeu746">
               <w:r>
                 <w:rPr>
                   <w:rFonts w:ascii="Arial" w:cs="Arial" w:eastAsia="Arial" w:hAnsi="Arial"/>

--- a/data/outputs/v2/Maths/SS2.1_Similarity_and_Enlargement/Mathematics_Similarity_and_Enlargement_CBE_LessonSequence.docx
+++ b/data/outputs/v2/Maths/SS2.1_Similarity_and_Enlargement/Mathematics_Similarity_and_Enlargement_CBE_LessonSequence.docx
@@ -3821,7 +3821,7 @@
             <w:pPr>
               <w:spacing w:after="20" w:before="0"/>
             </w:pPr>
-            <w:hyperlink w:history="1" r:id="rIdmgtw-hf_9fcbc4s-ihnzo">
+            <w:hyperlink w:history="1" r:id="rIdw6a2tgrzzenpdp9ki2-j4">
               <w:r>
                 <w:rPr>
                   <w:rFonts w:ascii="Arial" w:cs="Arial" w:eastAsia="Arial" w:hAnsi="Arial"/>
@@ -3854,7 +3854,7 @@
               <w:spacing w:after="10" w:before="0"/>
               <w:ind w:left="120"/>
             </w:pPr>
-            <w:hyperlink w:history="1" r:id="rIdrkj0rxppncmst_ootp6gk">
+            <w:hyperlink w:history="1" r:id="rIdn5ycgk2hdxrdoxfgpixis">
               <w:r>
                 <w:rPr>
                   <w:rFonts w:ascii="Arial" w:cs="Arial" w:eastAsia="Arial" w:hAnsi="Arial"/>
@@ -3899,7 +3899,7 @@
             <w:pPr>
               <w:spacing w:after="20" w:before="0"/>
             </w:pPr>
-            <w:hyperlink w:history="1" r:id="rIdtv2pnhe6_qsosmo60kenh">
+            <w:hyperlink w:history="1" r:id="rIdi6vm3ahgssjmothjr3cz4">
               <w:r>
                 <w:rPr>
                   <w:rFonts w:ascii="Arial" w:cs="Arial" w:eastAsia="Arial" w:hAnsi="Arial"/>
@@ -3932,7 +3932,7 @@
               <w:spacing w:after="10" w:before="0"/>
               <w:ind w:left="120"/>
             </w:pPr>
-            <w:hyperlink w:history="1" r:id="rIdustsfumkc0tnurrr_4kqo">
+            <w:hyperlink w:history="1" r:id="rIdax4dzwkhkajf6pzjmeij_">
               <w:r>
                 <w:rPr>
                   <w:rFonts w:ascii="Arial" w:cs="Arial" w:eastAsia="Arial" w:hAnsi="Arial"/>
@@ -4127,7 +4127,7 @@
             <w:pPr>
               <w:spacing w:after="20" w:before="0"/>
             </w:pPr>
-            <w:hyperlink w:history="1" r:id="rIdgujy41sxvtnovdgdi-qz2">
+            <w:hyperlink w:history="1" r:id="rId3vfdbjgzjieognuwe3f1v">
               <w:r>
                 <w:rPr>
                   <w:rFonts w:ascii="Arial" w:cs="Arial" w:eastAsia="Arial" w:hAnsi="Arial"/>
@@ -4160,7 +4160,7 @@
               <w:spacing w:after="10" w:before="0"/>
               <w:ind w:left="120"/>
             </w:pPr>
-            <w:hyperlink w:history="1" r:id="rId1ius5nbkqzvytl-qdli5z">
+            <w:hyperlink w:history="1" r:id="rIdz_wwbpoktk3lsqhh6mbej">
               <w:r>
                 <w:rPr>
                   <w:rFonts w:ascii="Arial" w:cs="Arial" w:eastAsia="Arial" w:hAnsi="Arial"/>
@@ -4205,7 +4205,7 @@
             <w:pPr>
               <w:spacing w:after="20" w:before="0"/>
             </w:pPr>
-            <w:hyperlink w:history="1" r:id="rIdli792tybo83pykxzymth9">
+            <w:hyperlink w:history="1" r:id="rIdhdmstn-v67azoghqxv5o6">
               <w:r>
                 <w:rPr>
                   <w:rFonts w:ascii="Arial" w:cs="Arial" w:eastAsia="Arial" w:hAnsi="Arial"/>
@@ -4238,7 +4238,7 @@
               <w:spacing w:after="10" w:before="0"/>
               <w:ind w:left="120"/>
             </w:pPr>
-            <w:hyperlink w:history="1" r:id="rIdv-087vpusc4dey90_dngg">
+            <w:hyperlink w:history="1" r:id="rIdt6vjptaxvlc2t9-mkpdlj">
               <w:r>
                 <w:rPr>
                   <w:rFonts w:ascii="Arial" w:cs="Arial" w:eastAsia="Arial" w:hAnsi="Arial"/>
@@ -4433,7 +4433,7 @@
             <w:pPr>
               <w:spacing w:after="20" w:before="0"/>
             </w:pPr>
-            <w:hyperlink w:history="1" r:id="rIdm-jxx9ijae0ttp-f6ndmz">
+            <w:hyperlink w:history="1" r:id="rIdqujqdnvfrgmzy2b3n0brs">
               <w:r>
                 <w:rPr>
                   <w:rFonts w:ascii="Arial" w:cs="Arial" w:eastAsia="Arial" w:hAnsi="Arial"/>
@@ -4466,7 +4466,7 @@
               <w:spacing w:after="10" w:before="0"/>
               <w:ind w:left="120"/>
             </w:pPr>
-            <w:hyperlink w:history="1" r:id="rIdjt_xcadxhyzylowvm3zre">
+            <w:hyperlink w:history="1" r:id="rIdgpgs9ubfo9ygdb19jyrn2">
               <w:r>
                 <w:rPr>
                   <w:rFonts w:ascii="Arial" w:cs="Arial" w:eastAsia="Arial" w:hAnsi="Arial"/>
@@ -4511,7 +4511,7 @@
             <w:pPr>
               <w:spacing w:after="20" w:before="0"/>
             </w:pPr>
-            <w:hyperlink w:history="1" r:id="rIdmzdw6u5kkjuzezipzyntz">
+            <w:hyperlink w:history="1" r:id="rIdfk8gi818bepecsuh772w1">
               <w:r>
                 <w:rPr>
                   <w:rFonts w:ascii="Arial" w:cs="Arial" w:eastAsia="Arial" w:hAnsi="Arial"/>
@@ -4544,7 +4544,7 @@
               <w:spacing w:after="10" w:before="0"/>
               <w:ind w:left="120"/>
             </w:pPr>
-            <w:hyperlink w:history="1" r:id="rIdwhz2cxodasu00sengkat6">
+            <w:hyperlink w:history="1" r:id="rIdr85gf9rmqngvsft4asaai">
               <w:r>
                 <w:rPr>
                   <w:rFonts w:ascii="Arial" w:cs="Arial" w:eastAsia="Arial" w:hAnsi="Arial"/>
@@ -4739,7 +4739,7 @@
             <w:pPr>
               <w:spacing w:after="20" w:before="0"/>
             </w:pPr>
-            <w:hyperlink w:history="1" r:id="rIdyvy34s2tde58x-qqomb0b">
+            <w:hyperlink w:history="1" r:id="rIdhx3cfp_n8_qnvjw9yx87q">
               <w:r>
                 <w:rPr>
                   <w:rFonts w:ascii="Arial" w:cs="Arial" w:eastAsia="Arial" w:hAnsi="Arial"/>
@@ -4772,7 +4772,7 @@
               <w:spacing w:after="10" w:before="0"/>
               <w:ind w:left="120"/>
             </w:pPr>
-            <w:hyperlink w:history="1" r:id="rIdvrdszryfs-zye6cvuk9j9">
+            <w:hyperlink w:history="1" r:id="rIdosxprn28agkh1zfwwdhpx">
               <w:r>
                 <w:rPr>
                   <w:rFonts w:ascii="Arial" w:cs="Arial" w:eastAsia="Arial" w:hAnsi="Arial"/>
@@ -4817,7 +4817,7 @@
             <w:pPr>
               <w:spacing w:after="20" w:before="0"/>
             </w:pPr>
-            <w:hyperlink w:history="1" r:id="rIdxm_o48ewxbztg7traodqm">
+            <w:hyperlink w:history="1" r:id="rId_fxamdgdyaxz-w6dx3yhi">
               <w:r>
                 <w:rPr>
                   <w:rFonts w:ascii="Arial" w:cs="Arial" w:eastAsia="Arial" w:hAnsi="Arial"/>
@@ -4850,7 +4850,7 @@
               <w:spacing w:after="10" w:before="0"/>
               <w:ind w:left="120"/>
             </w:pPr>
-            <w:hyperlink w:history="1" r:id="rIdbkmils3-b2ltqbwyqen7x">
+            <w:hyperlink w:history="1" r:id="rIdljwtf7amg1s3o2tc3_xk3">
               <w:r>
                 <w:rPr>
                   <w:rFonts w:ascii="Arial" w:cs="Arial" w:eastAsia="Arial" w:hAnsi="Arial"/>
@@ -5045,7 +5045,7 @@
             <w:pPr>
               <w:spacing w:after="20" w:before="0"/>
             </w:pPr>
-            <w:hyperlink w:history="1" r:id="rId1yjrpzc3wiefffmufgbg3">
+            <w:hyperlink w:history="1" r:id="rIdmu7m8a81uryhn9nc0t7hu">
               <w:r>
                 <w:rPr>
                   <w:rFonts w:ascii="Arial" w:cs="Arial" w:eastAsia="Arial" w:hAnsi="Arial"/>
@@ -5078,7 +5078,7 @@
               <w:spacing w:after="10" w:before="0"/>
               <w:ind w:left="120"/>
             </w:pPr>
-            <w:hyperlink w:history="1" r:id="rIdxdmvzppveuxtcyde1gehm">
+            <w:hyperlink w:history="1" r:id="rId7yejmnuvl5ejd3jnnbnjv">
               <w:r>
                 <w:rPr>
                   <w:rFonts w:ascii="Arial" w:cs="Arial" w:eastAsia="Arial" w:hAnsi="Arial"/>
@@ -5123,7 +5123,7 @@
             <w:pPr>
               <w:spacing w:after="20" w:before="0"/>
             </w:pPr>
-            <w:hyperlink w:history="1" r:id="rIdx5jo7ct_sms8ggdgpee9f">
+            <w:hyperlink w:history="1" r:id="rIdvzdxmiqv0o937iuqgse-c">
               <w:r>
                 <w:rPr>
                   <w:rFonts w:ascii="Arial" w:cs="Arial" w:eastAsia="Arial" w:hAnsi="Arial"/>
@@ -5156,7 +5156,7 @@
               <w:spacing w:after="10" w:before="0"/>
               <w:ind w:left="120"/>
             </w:pPr>
-            <w:hyperlink w:history="1" r:id="rIdwkqn3wfxymvtbyhs0dbeq">
+            <w:hyperlink w:history="1" r:id="rIdzo_itdg0rfxbnnqfvlz_z">
               <w:r>
                 <w:rPr>
                   <w:rFonts w:ascii="Arial" w:cs="Arial" w:eastAsia="Arial" w:hAnsi="Arial"/>
@@ -6643,7 +6643,7 @@
             <w:pPr>
               <w:spacing w:after="20" w:before="0"/>
             </w:pPr>
-            <w:hyperlink w:history="1" r:id="rIdzzfjca8hnhd4ef0kaegff">
+            <w:hyperlink w:history="1" r:id="rIdkibz_nrn30touqa35dd0-">
               <w:r>
                 <w:rPr>
                   <w:rFonts w:ascii="Arial" w:cs="Arial" w:eastAsia="Arial" w:hAnsi="Arial"/>
@@ -6676,7 +6676,7 @@
               <w:spacing w:after="10" w:before="0"/>
               <w:ind w:left="120"/>
             </w:pPr>
-            <w:hyperlink w:history="1" r:id="rIdktpda-qvs9joduj_c2e9e">
+            <w:hyperlink w:history="1" r:id="rIdqbi9sz7wlifxno2cuvzlq">
               <w:r>
                 <w:rPr>
                   <w:rFonts w:ascii="Arial" w:cs="Arial" w:eastAsia="Arial" w:hAnsi="Arial"/>
@@ -6721,7 +6721,7 @@
             <w:pPr>
               <w:spacing w:after="20" w:before="0"/>
             </w:pPr>
-            <w:hyperlink w:history="1" r:id="rIdxxbrvq215o9yirh4mf0f6">
+            <w:hyperlink w:history="1" r:id="rId0fbs6d95vjdwe0blwqu6-">
               <w:r>
                 <w:rPr>
                   <w:rFonts w:ascii="Arial" w:cs="Arial" w:eastAsia="Arial" w:hAnsi="Arial"/>
@@ -6754,7 +6754,7 @@
               <w:spacing w:after="10" w:before="0"/>
               <w:ind w:left="120"/>
             </w:pPr>
-            <w:hyperlink w:history="1" r:id="rIdyx1oyzvyzqqup9r7zixsa">
+            <w:hyperlink w:history="1" r:id="rId6omn3t-_te0lifrk30rqq">
               <w:r>
                 <w:rPr>
                   <w:rFonts w:ascii="Arial" w:cs="Arial" w:eastAsia="Arial" w:hAnsi="Arial"/>
@@ -6949,7 +6949,7 @@
             <w:pPr>
               <w:spacing w:after="20" w:before="0"/>
             </w:pPr>
-            <w:hyperlink w:history="1" r:id="rIdytcteh2qspwzxz106uhjb">
+            <w:hyperlink w:history="1" r:id="rId9l-q_0ongj9omeycwldyt">
               <w:r>
                 <w:rPr>
                   <w:rFonts w:ascii="Arial" w:cs="Arial" w:eastAsia="Arial" w:hAnsi="Arial"/>
@@ -6982,7 +6982,7 @@
               <w:spacing w:after="10" w:before="0"/>
               <w:ind w:left="120"/>
             </w:pPr>
-            <w:hyperlink w:history="1" r:id="rIdtdrurb5mqcxgvajne-slr">
+            <w:hyperlink w:history="1" r:id="rIdyaxnh5u-lqezpfvm3yf0h">
               <w:r>
                 <w:rPr>
                   <w:rFonts w:ascii="Arial" w:cs="Arial" w:eastAsia="Arial" w:hAnsi="Arial"/>
@@ -7027,7 +7027,7 @@
             <w:pPr>
               <w:spacing w:after="20" w:before="0"/>
             </w:pPr>
-            <w:hyperlink w:history="1" r:id="rId1a6butzf42r7vvxyhkusk">
+            <w:hyperlink w:history="1" r:id="rIdhl1h9vtvhwndzzrvhg6-_">
               <w:r>
                 <w:rPr>
                   <w:rFonts w:ascii="Arial" w:cs="Arial" w:eastAsia="Arial" w:hAnsi="Arial"/>
@@ -7060,7 +7060,7 @@
               <w:spacing w:after="10" w:before="0"/>
               <w:ind w:left="120"/>
             </w:pPr>
-            <w:hyperlink w:history="1" r:id="rId3on3wk_dah3nqnzire5ka">
+            <w:hyperlink w:history="1" r:id="rIdgxf4fe-yeizvqurfngiyk">
               <w:r>
                 <w:rPr>
                   <w:rFonts w:ascii="Arial" w:cs="Arial" w:eastAsia="Arial" w:hAnsi="Arial"/>
@@ -7255,7 +7255,7 @@
             <w:pPr>
               <w:spacing w:after="20" w:before="0"/>
             </w:pPr>
-            <w:hyperlink w:history="1" r:id="rIdsosl8aja6hru0vh1ad94_">
+            <w:hyperlink w:history="1" r:id="rIdayojq7-pqwcge69rq7sjq">
               <w:r>
                 <w:rPr>
                   <w:rFonts w:ascii="Arial" w:cs="Arial" w:eastAsia="Arial" w:hAnsi="Arial"/>
@@ -7288,7 +7288,7 @@
               <w:spacing w:after="10" w:before="0"/>
               <w:ind w:left="120"/>
             </w:pPr>
-            <w:hyperlink w:history="1" r:id="rIdvy7awa-g3_cxn998mig_5">
+            <w:hyperlink w:history="1" r:id="rIdepvttkh6llh_5_cxdswc0">
               <w:r>
                 <w:rPr>
                   <w:rFonts w:ascii="Arial" w:cs="Arial" w:eastAsia="Arial" w:hAnsi="Arial"/>
@@ -7333,7 +7333,7 @@
             <w:pPr>
               <w:spacing w:after="20" w:before="0"/>
             </w:pPr>
-            <w:hyperlink w:history="1" r:id="rIdcszpx4i7vjuhu8nnugv5m">
+            <w:hyperlink w:history="1" r:id="rIdqwnsfss9_4p5mpjyufbld">
               <w:r>
                 <w:rPr>
                   <w:rFonts w:ascii="Arial" w:cs="Arial" w:eastAsia="Arial" w:hAnsi="Arial"/>
@@ -7366,7 +7366,7 @@
               <w:spacing w:after="10" w:before="0"/>
               <w:ind w:left="120"/>
             </w:pPr>
-            <w:hyperlink w:history="1" r:id="rId2ftwgp_49pewnqt3lezm1">
+            <w:hyperlink w:history="1" r:id="rIds5kyxewasnpwwjj3pugaj">
               <w:r>
                 <w:rPr>
                   <w:rFonts w:ascii="Arial" w:cs="Arial" w:eastAsia="Arial" w:hAnsi="Arial"/>
@@ -7561,7 +7561,7 @@
             <w:pPr>
               <w:spacing w:after="20" w:before="0"/>
             </w:pPr>
-            <w:hyperlink w:history="1" r:id="rId7e15p_h4elf_asmkachth">
+            <w:hyperlink w:history="1" r:id="rIdvs-s3olioq9afc6t7ym2_">
               <w:r>
                 <w:rPr>
                   <w:rFonts w:ascii="Arial" w:cs="Arial" w:eastAsia="Arial" w:hAnsi="Arial"/>
@@ -7594,7 +7594,7 @@
               <w:spacing w:after="10" w:before="0"/>
               <w:ind w:left="120"/>
             </w:pPr>
-            <w:hyperlink w:history="1" r:id="rIdns5_lfmimbyw5vhxa8lfd">
+            <w:hyperlink w:history="1" r:id="rIdhcqokikmtxohgngiscllo">
               <w:r>
                 <w:rPr>
                   <w:rFonts w:ascii="Arial" w:cs="Arial" w:eastAsia="Arial" w:hAnsi="Arial"/>
@@ -7639,7 +7639,7 @@
             <w:pPr>
               <w:spacing w:after="20" w:before="0"/>
             </w:pPr>
-            <w:hyperlink w:history="1" r:id="rIdvfz-gkwv-zbqfjnr0kpy3">
+            <w:hyperlink w:history="1" r:id="rIdjdvez4uvvgruladuuzeez">
               <w:r>
                 <w:rPr>
                   <w:rFonts w:ascii="Arial" w:cs="Arial" w:eastAsia="Arial" w:hAnsi="Arial"/>
@@ -7672,7 +7672,7 @@
               <w:spacing w:after="10" w:before="0"/>
               <w:ind w:left="120"/>
             </w:pPr>
-            <w:hyperlink w:history="1" r:id="rIdscphvwsacmboxg0yvd3ur">
+            <w:hyperlink w:history="1" r:id="rIdgqru613ax3fxv9zwdegeh">
               <w:r>
                 <w:rPr>
                   <w:rFonts w:ascii="Arial" w:cs="Arial" w:eastAsia="Arial" w:hAnsi="Arial"/>
@@ -7867,7 +7867,7 @@
             <w:pPr>
               <w:spacing w:after="20" w:before="0"/>
             </w:pPr>
-            <w:hyperlink w:history="1" r:id="rIdhyujkp5hq-t9yizalhbzg">
+            <w:hyperlink w:history="1" r:id="rIdkjuoqsnbuxwahdqm3ynln">
               <w:r>
                 <w:rPr>
                   <w:rFonts w:ascii="Arial" w:cs="Arial" w:eastAsia="Arial" w:hAnsi="Arial"/>
@@ -7900,7 +7900,7 @@
               <w:spacing w:after="10" w:before="0"/>
               <w:ind w:left="120"/>
             </w:pPr>
-            <w:hyperlink w:history="1" r:id="rIdvte81b0lpxsfuq8e6yvt-">
+            <w:hyperlink w:history="1" r:id="rIdw_avzljomjlxrjc8s1eh3">
               <w:r>
                 <w:rPr>
                   <w:rFonts w:ascii="Arial" w:cs="Arial" w:eastAsia="Arial" w:hAnsi="Arial"/>
@@ -7945,7 +7945,7 @@
             <w:pPr>
               <w:spacing w:after="20" w:before="0"/>
             </w:pPr>
-            <w:hyperlink w:history="1" r:id="rIdsuka-cxjgoaz71z1ykeof">
+            <w:hyperlink w:history="1" r:id="rIddmtkeotvkjdov0ukdcoaf">
               <w:r>
                 <w:rPr>
                   <w:rFonts w:ascii="Arial" w:cs="Arial" w:eastAsia="Arial" w:hAnsi="Arial"/>
@@ -7978,7 +7978,7 @@
               <w:spacing w:after="10" w:before="0"/>
               <w:ind w:left="120"/>
             </w:pPr>
-            <w:hyperlink w:history="1" r:id="rIdp-polcbzmwpyvynrq9br_">
+            <w:hyperlink w:history="1" r:id="rIdtvqipc7spudjuvqgqhzb7">
               <w:r>
                 <w:rPr>
                   <w:rFonts w:ascii="Arial" w:cs="Arial" w:eastAsia="Arial" w:hAnsi="Arial"/>
@@ -9560,7 +9560,7 @@
             <w:pPr>
               <w:spacing w:after="20" w:before="0"/>
             </w:pPr>
-            <w:hyperlink w:history="1" r:id="rIdimfmr3ihnvkbgjqlf9txi">
+            <w:hyperlink w:history="1" r:id="rIdsfybublef42_mo9egrfak">
               <w:r>
                 <w:rPr>
                   <w:rFonts w:ascii="Arial" w:cs="Arial" w:eastAsia="Arial" w:hAnsi="Arial"/>
@@ -9593,7 +9593,7 @@
               <w:spacing w:after="10" w:before="0"/>
               <w:ind w:left="120"/>
             </w:pPr>
-            <w:hyperlink w:history="1" r:id="rId9uaxsutdiunkisguuuhxf">
+            <w:hyperlink w:history="1" r:id="rIdg58o3jo7mgjpn3kwzdvgd">
               <w:r>
                 <w:rPr>
                   <w:rFonts w:ascii="Arial" w:cs="Arial" w:eastAsia="Arial" w:hAnsi="Arial"/>
@@ -9638,7 +9638,7 @@
             <w:pPr>
               <w:spacing w:after="20" w:before="0"/>
             </w:pPr>
-            <w:hyperlink w:history="1" r:id="rIded4_shbfmvc54sfcsng6g">
+            <w:hyperlink w:history="1" r:id="rIdmuqgiiuevyrx6yrkt3_t0">
               <w:r>
                 <w:rPr>
                   <w:rFonts w:ascii="Arial" w:cs="Arial" w:eastAsia="Arial" w:hAnsi="Arial"/>
@@ -9671,7 +9671,7 @@
               <w:spacing w:after="10" w:before="0"/>
               <w:ind w:left="120"/>
             </w:pPr>
-            <w:hyperlink w:history="1" r:id="rIda1ojjrx9vtjhun4ivdmwp">
+            <w:hyperlink w:history="1" r:id="rIdluswe1pjh2vu1kofzq0ce">
               <w:r>
                 <w:rPr>
                   <w:rFonts w:ascii="Arial" w:cs="Arial" w:eastAsia="Arial" w:hAnsi="Arial"/>
@@ -9866,7 +9866,7 @@
             <w:pPr>
               <w:spacing w:after="20" w:before="0"/>
             </w:pPr>
-            <w:hyperlink w:history="1" r:id="rId7wmmiuefida8bkhqzwglf">
+            <w:hyperlink w:history="1" r:id="rId9ey3-vnq8narhd4lxzebk">
               <w:r>
                 <w:rPr>
                   <w:rFonts w:ascii="Arial" w:cs="Arial" w:eastAsia="Arial" w:hAnsi="Arial"/>
@@ -9899,7 +9899,7 @@
               <w:spacing w:after="10" w:before="0"/>
               <w:ind w:left="120"/>
             </w:pPr>
-            <w:hyperlink w:history="1" r:id="rIdjphl7jtj9a-pqo6njv1wm">
+            <w:hyperlink w:history="1" r:id="rIdg5puq7kffhrrwx-m1yftm">
               <w:r>
                 <w:rPr>
                   <w:rFonts w:ascii="Arial" w:cs="Arial" w:eastAsia="Arial" w:hAnsi="Arial"/>
@@ -9944,7 +9944,7 @@
             <w:pPr>
               <w:spacing w:after="20" w:before="0"/>
             </w:pPr>
-            <w:hyperlink w:history="1" r:id="rIdt5zd2kicbxqyedu5h0rs9">
+            <w:hyperlink w:history="1" r:id="rIdmugauqfd3olr8vd8jmvju">
               <w:r>
                 <w:rPr>
                   <w:rFonts w:ascii="Arial" w:cs="Arial" w:eastAsia="Arial" w:hAnsi="Arial"/>
@@ -9977,7 +9977,7 @@
               <w:spacing w:after="10" w:before="0"/>
               <w:ind w:left="120"/>
             </w:pPr>
-            <w:hyperlink w:history="1" r:id="rIdhvu0uhtnw10ppc-x2q8i4">
+            <w:hyperlink w:history="1" r:id="rId8vpetz67xlfzpawtyvubq">
               <w:r>
                 <w:rPr>
                   <w:rFonts w:ascii="Arial" w:cs="Arial" w:eastAsia="Arial" w:hAnsi="Arial"/>
@@ -10172,7 +10172,7 @@
             <w:pPr>
               <w:spacing w:after="20" w:before="0"/>
             </w:pPr>
-            <w:hyperlink w:history="1" r:id="rId1s2lf_xcjy886gbetmq74">
+            <w:hyperlink w:history="1" r:id="rIdsnfq4wu6wchjppeyl36g2">
               <w:r>
                 <w:rPr>
                   <w:rFonts w:ascii="Arial" w:cs="Arial" w:eastAsia="Arial" w:hAnsi="Arial"/>
@@ -10205,7 +10205,7 @@
               <w:spacing w:after="10" w:before="0"/>
               <w:ind w:left="120"/>
             </w:pPr>
-            <w:hyperlink w:history="1" r:id="rIdud9g-rq7vv8c_qdc_gdnr">
+            <w:hyperlink w:history="1" r:id="rId0cxlddj45fxpjssptkwmz">
               <w:r>
                 <w:rPr>
                   <w:rFonts w:ascii="Arial" w:cs="Arial" w:eastAsia="Arial" w:hAnsi="Arial"/>
@@ -10250,7 +10250,7 @@
             <w:pPr>
               <w:spacing w:after="20" w:before="0"/>
             </w:pPr>
-            <w:hyperlink w:history="1" r:id="rId2wtnx9gjbr4osxttl_w5c">
+            <w:hyperlink w:history="1" r:id="rIdhdp0mi6izxwp-bsjr5-gj">
               <w:r>
                 <w:rPr>
                   <w:rFonts w:ascii="Arial" w:cs="Arial" w:eastAsia="Arial" w:hAnsi="Arial"/>
@@ -10283,7 +10283,7 @@
               <w:spacing w:after="10" w:before="0"/>
               <w:ind w:left="120"/>
             </w:pPr>
-            <w:hyperlink w:history="1" r:id="rIdfduzh5coynafncgdjols5">
+            <w:hyperlink w:history="1" r:id="rIdw5gfn0rlrthfnnhyrdxyd">
               <w:r>
                 <w:rPr>
                   <w:rFonts w:ascii="Arial" w:cs="Arial" w:eastAsia="Arial" w:hAnsi="Arial"/>
@@ -10478,7 +10478,7 @@
             <w:pPr>
               <w:spacing w:after="20" w:before="0"/>
             </w:pPr>
-            <w:hyperlink w:history="1" r:id="rIdqscslkrk0tm0n_vybpho_">
+            <w:hyperlink w:history="1" r:id="rIdsxzzbdnvikqw5kcvjjdhf">
               <w:r>
                 <w:rPr>
                   <w:rFonts w:ascii="Arial" w:cs="Arial" w:eastAsia="Arial" w:hAnsi="Arial"/>
@@ -10511,7 +10511,7 @@
               <w:spacing w:after="10" w:before="0"/>
               <w:ind w:left="120"/>
             </w:pPr>
-            <w:hyperlink w:history="1" r:id="rIdyeypz_pcgmp0kzk8bpppq">
+            <w:hyperlink w:history="1" r:id="rIdrco496zgkoshf3dpfhlcl">
               <w:r>
                 <w:rPr>
                   <w:rFonts w:ascii="Arial" w:cs="Arial" w:eastAsia="Arial" w:hAnsi="Arial"/>
@@ -10556,7 +10556,7 @@
             <w:pPr>
               <w:spacing w:after="20" w:before="0"/>
             </w:pPr>
-            <w:hyperlink w:history="1" r:id="rIdjf0ympqkeu1ngyps-dvry">
+            <w:hyperlink w:history="1" r:id="rIdfd9wtrlqlunx64xiforqr">
               <w:r>
                 <w:rPr>
                   <w:rFonts w:ascii="Arial" w:cs="Arial" w:eastAsia="Arial" w:hAnsi="Arial"/>
@@ -10589,7 +10589,7 @@
               <w:spacing w:after="10" w:before="0"/>
               <w:ind w:left="120"/>
             </w:pPr>
-            <w:hyperlink w:history="1" r:id="rIdvcr5xe38tfv4zewmcjzdn">
+            <w:hyperlink w:history="1" r:id="rIdyyb5k8jsjx8kjvg0-qylb">
               <w:r>
                 <w:rPr>
                   <w:rFonts w:ascii="Arial" w:cs="Arial" w:eastAsia="Arial" w:hAnsi="Arial"/>
@@ -10784,7 +10784,7 @@
             <w:pPr>
               <w:spacing w:after="20" w:before="0"/>
             </w:pPr>
-            <w:hyperlink w:history="1" r:id="rIdo5ufjicisw4fvi4p7dklz">
+            <w:hyperlink w:history="1" r:id="rIdlb8pjnp1xlo_rucul9ji7">
               <w:r>
                 <w:rPr>
                   <w:rFonts w:ascii="Arial" w:cs="Arial" w:eastAsia="Arial" w:hAnsi="Arial"/>
@@ -10817,7 +10817,7 @@
               <w:spacing w:after="10" w:before="0"/>
               <w:ind w:left="120"/>
             </w:pPr>
-            <w:hyperlink w:history="1" r:id="rId7twtk7pdyw337nrwhx_ce">
+            <w:hyperlink w:history="1" r:id="rId2bcyh3qmnspjblggmpnn2">
               <w:r>
                 <w:rPr>
                   <w:rFonts w:ascii="Arial" w:cs="Arial" w:eastAsia="Arial" w:hAnsi="Arial"/>
@@ -10862,7 +10862,7 @@
             <w:pPr>
               <w:spacing w:after="20" w:before="0"/>
             </w:pPr>
-            <w:hyperlink w:history="1" r:id="rIdjryp1lxiso0z3kfxbhoec">
+            <w:hyperlink w:history="1" r:id="rIdddazdfx6auxxreze-iumm">
               <w:r>
                 <w:rPr>
                   <w:rFonts w:ascii="Arial" w:cs="Arial" w:eastAsia="Arial" w:hAnsi="Arial"/>
@@ -10895,7 +10895,7 @@
               <w:spacing w:after="10" w:before="0"/>
               <w:ind w:left="120"/>
             </w:pPr>
-            <w:hyperlink w:history="1" r:id="rIdf_ejr8nugvdo7kirz1pqk">
+            <w:hyperlink w:history="1" r:id="rId7lf9ihndahm4xhgojc84p">
               <w:r>
                 <w:rPr>
                   <w:rFonts w:ascii="Arial" w:cs="Arial" w:eastAsia="Arial" w:hAnsi="Arial"/>
@@ -12382,7 +12382,7 @@
             <w:pPr>
               <w:spacing w:after="20" w:before="0"/>
             </w:pPr>
-            <w:hyperlink w:history="1" r:id="rIdmcuzrowrl_cri9ph7ajt3">
+            <w:hyperlink w:history="1" r:id="rIdib6t24ulsrglb7sj0rajx">
               <w:r>
                 <w:rPr>
                   <w:rFonts w:ascii="Arial" w:cs="Arial" w:eastAsia="Arial" w:hAnsi="Arial"/>
@@ -12415,7 +12415,7 @@
               <w:spacing w:after="10" w:before="0"/>
               <w:ind w:left="120"/>
             </w:pPr>
-            <w:hyperlink w:history="1" r:id="rIdgzsa8otomyeiaxvbgawrr">
+            <w:hyperlink w:history="1" r:id="rIdzjcpryubsdjwmifjxcgkg">
               <w:r>
                 <w:rPr>
                   <w:rFonts w:ascii="Arial" w:cs="Arial" w:eastAsia="Arial" w:hAnsi="Arial"/>
@@ -12460,7 +12460,7 @@
             <w:pPr>
               <w:spacing w:after="20" w:before="0"/>
             </w:pPr>
-            <w:hyperlink w:history="1" r:id="rIdv0cd0e9yvnfelnaiosxar">
+            <w:hyperlink w:history="1" r:id="rIduhroywi81ebpsjitnanw9">
               <w:r>
                 <w:rPr>
                   <w:rFonts w:ascii="Arial" w:cs="Arial" w:eastAsia="Arial" w:hAnsi="Arial"/>
@@ -12493,7 +12493,7 @@
               <w:spacing w:after="10" w:before="0"/>
               <w:ind w:left="120"/>
             </w:pPr>
-            <w:hyperlink w:history="1" r:id="rIdp1o2nurgahe3zxeu7khi1">
+            <w:hyperlink w:history="1" r:id="rId0y4bayey0vmpfrnigk1gb">
               <w:r>
                 <w:rPr>
                   <w:rFonts w:ascii="Arial" w:cs="Arial" w:eastAsia="Arial" w:hAnsi="Arial"/>
@@ -12688,7 +12688,7 @@
             <w:pPr>
               <w:spacing w:after="20" w:before="0"/>
             </w:pPr>
-            <w:hyperlink w:history="1" r:id="rIddfodsg620_tvlmwfqgz6p">
+            <w:hyperlink w:history="1" r:id="rIddycm2ajls7eekrv_x-msc">
               <w:r>
                 <w:rPr>
                   <w:rFonts w:ascii="Arial" w:cs="Arial" w:eastAsia="Arial" w:hAnsi="Arial"/>
@@ -12721,7 +12721,7 @@
               <w:spacing w:after="10" w:before="0"/>
               <w:ind w:left="120"/>
             </w:pPr>
-            <w:hyperlink w:history="1" r:id="rIdvnfkerjr9mhrm6shbi_uc">
+            <w:hyperlink w:history="1" r:id="rIdqq0i-fyjl2n6wienvotjp">
               <w:r>
                 <w:rPr>
                   <w:rFonts w:ascii="Arial" w:cs="Arial" w:eastAsia="Arial" w:hAnsi="Arial"/>
@@ -12766,7 +12766,7 @@
             <w:pPr>
               <w:spacing w:after="20" w:before="0"/>
             </w:pPr>
-            <w:hyperlink w:history="1" r:id="rIdkpdxtrsgwkf_r8ssibsnm">
+            <w:hyperlink w:history="1" r:id="rIdop4np3qqrvzr5pnlcsfdm">
               <w:r>
                 <w:rPr>
                   <w:rFonts w:ascii="Arial" w:cs="Arial" w:eastAsia="Arial" w:hAnsi="Arial"/>
@@ -12799,7 +12799,7 @@
               <w:spacing w:after="10" w:before="0"/>
               <w:ind w:left="120"/>
             </w:pPr>
-            <w:hyperlink w:history="1" r:id="rId5msutxljha5wj0aeplp1k">
+            <w:hyperlink w:history="1" r:id="rIdy9xffc1oc8qibcmwzdepr">
               <w:r>
                 <w:rPr>
                   <w:rFonts w:ascii="Arial" w:cs="Arial" w:eastAsia="Arial" w:hAnsi="Arial"/>
@@ -12994,7 +12994,7 @@
             <w:pPr>
               <w:spacing w:after="20" w:before="0"/>
             </w:pPr>
-            <w:hyperlink w:history="1" r:id="rIdu3wcaolhn5hbhkvxqrn7k">
+            <w:hyperlink w:history="1" r:id="rId_gadul1jcnhxpit5ca5up">
               <w:r>
                 <w:rPr>
                   <w:rFonts w:ascii="Arial" w:cs="Arial" w:eastAsia="Arial" w:hAnsi="Arial"/>
@@ -13027,7 +13027,7 @@
               <w:spacing w:after="10" w:before="0"/>
               <w:ind w:left="120"/>
             </w:pPr>
-            <w:hyperlink w:history="1" r:id="rIdmqqhaqeebdngx6njetjmu">
+            <w:hyperlink w:history="1" r:id="rIdumxgt2ogav9kdnaubf77q">
               <w:r>
                 <w:rPr>
                   <w:rFonts w:ascii="Arial" w:cs="Arial" w:eastAsia="Arial" w:hAnsi="Arial"/>
@@ -13072,7 +13072,7 @@
             <w:pPr>
               <w:spacing w:after="20" w:before="0"/>
             </w:pPr>
-            <w:hyperlink w:history="1" r:id="rId-8p4r1lafkzttpgq4czhe">
+            <w:hyperlink w:history="1" r:id="rId6bfzlsbnu_itnxf3qigok">
               <w:r>
                 <w:rPr>
                   <w:rFonts w:ascii="Arial" w:cs="Arial" w:eastAsia="Arial" w:hAnsi="Arial"/>
@@ -13105,7 +13105,7 @@
               <w:spacing w:after="10" w:before="0"/>
               <w:ind w:left="120"/>
             </w:pPr>
-            <w:hyperlink w:history="1" r:id="rIdfjm-iwvwgm78zew6bclbl">
+            <w:hyperlink w:history="1" r:id="rId-xrsb727utx6rxigrw_r_">
               <w:r>
                 <w:rPr>
                   <w:rFonts w:ascii="Arial" w:cs="Arial" w:eastAsia="Arial" w:hAnsi="Arial"/>
@@ -13300,7 +13300,7 @@
             <w:pPr>
               <w:spacing w:after="20" w:before="0"/>
             </w:pPr>
-            <w:hyperlink w:history="1" r:id="rIdzfqednttkh5bspzagr9cl">
+            <w:hyperlink w:history="1" r:id="rId3vnigq07n7puru5_hhlrg">
               <w:r>
                 <w:rPr>
                   <w:rFonts w:ascii="Arial" w:cs="Arial" w:eastAsia="Arial" w:hAnsi="Arial"/>
@@ -13333,7 +13333,7 @@
               <w:spacing w:after="10" w:before="0"/>
               <w:ind w:left="120"/>
             </w:pPr>
-            <w:hyperlink w:history="1" r:id="rId16_v6qbv3ntdah_2dsypp">
+            <w:hyperlink w:history="1" r:id="rIdky_jiwqbizueapwn-kaj9">
               <w:r>
                 <w:rPr>
                   <w:rFonts w:ascii="Arial" w:cs="Arial" w:eastAsia="Arial" w:hAnsi="Arial"/>
@@ -13378,7 +13378,7 @@
             <w:pPr>
               <w:spacing w:after="20" w:before="0"/>
             </w:pPr>
-            <w:hyperlink w:history="1" r:id="rIdndr1y1tuyohanfrfklze0">
+            <w:hyperlink w:history="1" r:id="rIdj0tbuvksk9jmnquu48vxe">
               <w:r>
                 <w:rPr>
                   <w:rFonts w:ascii="Arial" w:cs="Arial" w:eastAsia="Arial" w:hAnsi="Arial"/>
@@ -13411,7 +13411,7 @@
               <w:spacing w:after="10" w:before="0"/>
               <w:ind w:left="120"/>
             </w:pPr>
-            <w:hyperlink w:history="1" r:id="rId4q9t4iyythwtt5sns6xha">
+            <w:hyperlink w:history="1" r:id="rIdlqvjsd3at18illnldpjgq">
               <w:r>
                 <w:rPr>
                   <w:rFonts w:ascii="Arial" w:cs="Arial" w:eastAsia="Arial" w:hAnsi="Arial"/>
@@ -13606,7 +13606,7 @@
             <w:pPr>
               <w:spacing w:after="20" w:before="0"/>
             </w:pPr>
-            <w:hyperlink w:history="1" r:id="rId_ufkcga0jjpputxwcygpu">
+            <w:hyperlink w:history="1" r:id="rIdff4vib-c3e5ge1akgwuxr">
               <w:r>
                 <w:rPr>
                   <w:rFonts w:ascii="Arial" w:cs="Arial" w:eastAsia="Arial" w:hAnsi="Arial"/>
@@ -13639,7 +13639,7 @@
               <w:spacing w:after="10" w:before="0"/>
               <w:ind w:left="120"/>
             </w:pPr>
-            <w:hyperlink w:history="1" r:id="rIdohglgwayl_hoq-xt3haxl">
+            <w:hyperlink w:history="1" r:id="rId3bk9q9lrxnmv0-oulji2m">
               <w:r>
                 <w:rPr>
                   <w:rFonts w:ascii="Arial" w:cs="Arial" w:eastAsia="Arial" w:hAnsi="Arial"/>
@@ -13684,7 +13684,7 @@
             <w:pPr>
               <w:spacing w:after="20" w:before="0"/>
             </w:pPr>
-            <w:hyperlink w:history="1" r:id="rIdmmxunejqdwbwd-6xfur4w">
+            <w:hyperlink w:history="1" r:id="rIdcunsaeuuvsxxhxusmiopu">
               <w:r>
                 <w:rPr>
                   <w:rFonts w:ascii="Arial" w:cs="Arial" w:eastAsia="Arial" w:hAnsi="Arial"/>
@@ -13717,7 +13717,7 @@
               <w:spacing w:after="10" w:before="0"/>
               <w:ind w:left="120"/>
             </w:pPr>
-            <w:hyperlink w:history="1" r:id="rIdbamkuhbjcwresxpzi7zpg">
+            <w:hyperlink w:history="1" r:id="rId4glomrgg2jxuvfjtxgrsm">
               <w:r>
                 <w:rPr>
                   <w:rFonts w:ascii="Arial" w:cs="Arial" w:eastAsia="Arial" w:hAnsi="Arial"/>
@@ -15204,7 +15204,7 @@
             <w:pPr>
               <w:spacing w:after="20" w:before="0"/>
             </w:pPr>
-            <w:hyperlink w:history="1" r:id="rIdirxqj_klfrwdu-lmi2drn">
+            <w:hyperlink w:history="1" r:id="rIdx8ixulgbe9q94u-nl9gjd">
               <w:r>
                 <w:rPr>
                   <w:rFonts w:ascii="Arial" w:cs="Arial" w:eastAsia="Arial" w:hAnsi="Arial"/>
@@ -15237,7 +15237,7 @@
               <w:spacing w:after="10" w:before="0"/>
               <w:ind w:left="120"/>
             </w:pPr>
-            <w:hyperlink w:history="1" r:id="rIdfcqhor-yrsrc07wcfvpiy">
+            <w:hyperlink w:history="1" r:id="rIdeoujp32-0ok5i_aiqkpbj">
               <w:r>
                 <w:rPr>
                   <w:rFonts w:ascii="Arial" w:cs="Arial" w:eastAsia="Arial" w:hAnsi="Arial"/>
@@ -15282,7 +15282,7 @@
             <w:pPr>
               <w:spacing w:after="20" w:before="0"/>
             </w:pPr>
-            <w:hyperlink w:history="1" r:id="rIdqnwc0adpihj-hefthpxkt">
+            <w:hyperlink w:history="1" r:id="rIdcqdtfpssiiihbwzhigeci">
               <w:r>
                 <w:rPr>
                   <w:rFonts w:ascii="Arial" w:cs="Arial" w:eastAsia="Arial" w:hAnsi="Arial"/>
@@ -15315,7 +15315,7 @@
               <w:spacing w:after="10" w:before="0"/>
               <w:ind w:left="120"/>
             </w:pPr>
-            <w:hyperlink w:history="1" r:id="rIdlscnzal6mddif2eukhaxg">
+            <w:hyperlink w:history="1" r:id="rIda0wkyvzzsdhihrwipw07r">
               <w:r>
                 <w:rPr>
                   <w:rFonts w:ascii="Arial" w:cs="Arial" w:eastAsia="Arial" w:hAnsi="Arial"/>
@@ -15510,7 +15510,7 @@
             <w:pPr>
               <w:spacing w:after="20" w:before="0"/>
             </w:pPr>
-            <w:hyperlink w:history="1" r:id="rIdmv8ej3pbrfiiugii1zmxe">
+            <w:hyperlink w:history="1" r:id="rIdaz2l4iikbz9bqg-hgwz5j">
               <w:r>
                 <w:rPr>
                   <w:rFonts w:ascii="Arial" w:cs="Arial" w:eastAsia="Arial" w:hAnsi="Arial"/>
@@ -15543,7 +15543,7 @@
               <w:spacing w:after="10" w:before="0"/>
               <w:ind w:left="120"/>
             </w:pPr>
-            <w:hyperlink w:history="1" r:id="rIdhkh0q_hajgtssa3ffqky7">
+            <w:hyperlink w:history="1" r:id="rIdfiwik4rvtngrioeonjdxb">
               <w:r>
                 <w:rPr>
                   <w:rFonts w:ascii="Arial" w:cs="Arial" w:eastAsia="Arial" w:hAnsi="Arial"/>
@@ -15588,7 +15588,7 @@
             <w:pPr>
               <w:spacing w:after="20" w:before="0"/>
             </w:pPr>
-            <w:hyperlink w:history="1" r:id="rIdbn6jh9jntmcx5eaxkmrma">
+            <w:hyperlink w:history="1" r:id="rIdkh5n1rvu-dpm9jj_io-bt">
               <w:r>
                 <w:rPr>
                   <w:rFonts w:ascii="Arial" w:cs="Arial" w:eastAsia="Arial" w:hAnsi="Arial"/>
@@ -15621,7 +15621,7 @@
               <w:spacing w:after="10" w:before="0"/>
               <w:ind w:left="120"/>
             </w:pPr>
-            <w:hyperlink w:history="1" r:id="rIdtwvbq5tcbijxzb4zjxrdj">
+            <w:hyperlink w:history="1" r:id="rIdotiumvgmbjilfc4tawklx">
               <w:r>
                 <w:rPr>
                   <w:rFonts w:ascii="Arial" w:cs="Arial" w:eastAsia="Arial" w:hAnsi="Arial"/>
@@ -15816,7 +15816,7 @@
             <w:pPr>
               <w:spacing w:after="20" w:before="0"/>
             </w:pPr>
-            <w:hyperlink w:history="1" r:id="rIdquad2wrkwvb-b9ujhtqaw">
+            <w:hyperlink w:history="1" r:id="rIdhbi_qk0_8ded8pr2r48xj">
               <w:r>
                 <w:rPr>
                   <w:rFonts w:ascii="Arial" w:cs="Arial" w:eastAsia="Arial" w:hAnsi="Arial"/>
@@ -15849,7 +15849,7 @@
               <w:spacing w:after="10" w:before="0"/>
               <w:ind w:left="120"/>
             </w:pPr>
-            <w:hyperlink w:history="1" r:id="rIdpof37qnfg-1uy9dotp1mf">
+            <w:hyperlink w:history="1" r:id="rIdx2ibjoekdtbdbtqfamgiu">
               <w:r>
                 <w:rPr>
                   <w:rFonts w:ascii="Arial" w:cs="Arial" w:eastAsia="Arial" w:hAnsi="Arial"/>
@@ -15894,7 +15894,7 @@
             <w:pPr>
               <w:spacing w:after="20" w:before="0"/>
             </w:pPr>
-            <w:hyperlink w:history="1" r:id="rIdzxijnp2nps-kxxnswf-xl">
+            <w:hyperlink w:history="1" r:id="rIdrzip6gr9juozajrmwthsy">
               <w:r>
                 <w:rPr>
                   <w:rFonts w:ascii="Arial" w:cs="Arial" w:eastAsia="Arial" w:hAnsi="Arial"/>
@@ -15927,7 +15927,7 @@
               <w:spacing w:after="10" w:before="0"/>
               <w:ind w:left="120"/>
             </w:pPr>
-            <w:hyperlink w:history="1" r:id="rIdnyf73nifjzymlvnhftbxa">
+            <w:hyperlink w:history="1" r:id="rIdox9w1dcokmfejsym5yb7k">
               <w:r>
                 <w:rPr>
                   <w:rFonts w:ascii="Arial" w:cs="Arial" w:eastAsia="Arial" w:hAnsi="Arial"/>
@@ -16122,7 +16122,7 @@
             <w:pPr>
               <w:spacing w:after="20" w:before="0"/>
             </w:pPr>
-            <w:hyperlink w:history="1" r:id="rId9ydc92qqb7yi6u7-qorai">
+            <w:hyperlink w:history="1" r:id="rIdxxequyuhd_bzkbxtyuh9p">
               <w:r>
                 <w:rPr>
                   <w:rFonts w:ascii="Arial" w:cs="Arial" w:eastAsia="Arial" w:hAnsi="Arial"/>
@@ -16155,7 +16155,7 @@
               <w:spacing w:after="10" w:before="0"/>
               <w:ind w:left="120"/>
             </w:pPr>
-            <w:hyperlink w:history="1" r:id="rIdc011e1epc0spnyahywwuh">
+            <w:hyperlink w:history="1" r:id="rIdfg7xo88uhxvzcw9fi4t3o">
               <w:r>
                 <w:rPr>
                   <w:rFonts w:ascii="Arial" w:cs="Arial" w:eastAsia="Arial" w:hAnsi="Arial"/>
@@ -16200,7 +16200,7 @@
             <w:pPr>
               <w:spacing w:after="20" w:before="0"/>
             </w:pPr>
-            <w:hyperlink w:history="1" r:id="rIdet26twzol_tre2no4gv6o">
+            <w:hyperlink w:history="1" r:id="rIdpayjalejo_6wbr7gdi5cm">
               <w:r>
                 <w:rPr>
                   <w:rFonts w:ascii="Arial" w:cs="Arial" w:eastAsia="Arial" w:hAnsi="Arial"/>
@@ -16233,7 +16233,7 @@
               <w:spacing w:after="10" w:before="0"/>
               <w:ind w:left="120"/>
             </w:pPr>
-            <w:hyperlink w:history="1" r:id="rIdh-xqde60jkqbkwcf2fq_5">
+            <w:hyperlink w:history="1" r:id="rIdhf8q9mc4k5y9gqgtn7svj">
               <w:r>
                 <w:rPr>
                   <w:rFonts w:ascii="Arial" w:cs="Arial" w:eastAsia="Arial" w:hAnsi="Arial"/>
@@ -16428,7 +16428,7 @@
             <w:pPr>
               <w:spacing w:after="20" w:before="0"/>
             </w:pPr>
-            <w:hyperlink w:history="1" r:id="rIdlkcbpgqe22ocbmq9uoklm">
+            <w:hyperlink w:history="1" r:id="rIdylknyilbqf02duaxidhqt">
               <w:r>
                 <w:rPr>
                   <w:rFonts w:ascii="Arial" w:cs="Arial" w:eastAsia="Arial" w:hAnsi="Arial"/>
@@ -16461,7 +16461,7 @@
               <w:spacing w:after="10" w:before="0"/>
               <w:ind w:left="120"/>
             </w:pPr>
-            <w:hyperlink w:history="1" r:id="rIdwk1kpk5sd5kvlhqm_xgqu">
+            <w:hyperlink w:history="1" r:id="rIdhdo2zxvytbpcf9keixzpg">
               <w:r>
                 <w:rPr>
                   <w:rFonts w:ascii="Arial" w:cs="Arial" w:eastAsia="Arial" w:hAnsi="Arial"/>
@@ -16506,7 +16506,7 @@
             <w:pPr>
               <w:spacing w:after="20" w:before="0"/>
             </w:pPr>
-            <w:hyperlink w:history="1" r:id="rIdhxyxneimn_pxyov7rz9ea">
+            <w:hyperlink w:history="1" r:id="rId9uqw_qgor_uuwoyodieqo">
               <w:r>
                 <w:rPr>
                   <w:rFonts w:ascii="Arial" w:cs="Arial" w:eastAsia="Arial" w:hAnsi="Arial"/>
@@ -16539,7 +16539,7 @@
               <w:spacing w:after="10" w:before="0"/>
               <w:ind w:left="120"/>
             </w:pPr>
-            <w:hyperlink w:history="1" r:id="rIdp9bpeuas19_5lfnrpzyk_">
+            <w:hyperlink w:history="1" r:id="rId_n0ff395x2soh06j6k68t">
               <w:r>
                 <w:rPr>
                   <w:rFonts w:ascii="Arial" w:cs="Arial" w:eastAsia="Arial" w:hAnsi="Arial"/>
@@ -18026,7 +18026,7 @@
             <w:pPr>
               <w:spacing w:after="20" w:before="0"/>
             </w:pPr>
-            <w:hyperlink w:history="1" r:id="rIdryxwrpx_abtd7xru1lgkj">
+            <w:hyperlink w:history="1" r:id="rIdx3ylgejaadzpozjykgceg">
               <w:r>
                 <w:rPr>
                   <w:rFonts w:ascii="Arial" w:cs="Arial" w:eastAsia="Arial" w:hAnsi="Arial"/>
@@ -18059,7 +18059,7 @@
               <w:spacing w:after="10" w:before="0"/>
               <w:ind w:left="120"/>
             </w:pPr>
-            <w:hyperlink w:history="1" r:id="rIducbqrebjvgamzbsfhe10t">
+            <w:hyperlink w:history="1" r:id="rIdf2plbhefbgcr1qqj_y1gq">
               <w:r>
                 <w:rPr>
                   <w:rFonts w:ascii="Arial" w:cs="Arial" w:eastAsia="Arial" w:hAnsi="Arial"/>
@@ -18104,7 +18104,7 @@
             <w:pPr>
               <w:spacing w:after="20" w:before="0"/>
             </w:pPr>
-            <w:hyperlink w:history="1" r:id="rIddxforz9bbuhe12qb01tbj">
+            <w:hyperlink w:history="1" r:id="rIdgm7vxzab4hymitqiiavjg">
               <w:r>
                 <w:rPr>
                   <w:rFonts w:ascii="Arial" w:cs="Arial" w:eastAsia="Arial" w:hAnsi="Arial"/>
@@ -18137,7 +18137,7 @@
               <w:spacing w:after="10" w:before="0"/>
               <w:ind w:left="120"/>
             </w:pPr>
-            <w:hyperlink w:history="1" r:id="rIdsmf3scidnapx5hap4_k38">
+            <w:hyperlink w:history="1" r:id="rIdc91gjqjvfdn-2vru32a9_">
               <w:r>
                 <w:rPr>
                   <w:rFonts w:ascii="Arial" w:cs="Arial" w:eastAsia="Arial" w:hAnsi="Arial"/>
@@ -18332,7 +18332,7 @@
             <w:pPr>
               <w:spacing w:after="20" w:before="0"/>
             </w:pPr>
-            <w:hyperlink w:history="1" r:id="rIday_4womlssl_xdtnsnahj">
+            <w:hyperlink w:history="1" r:id="rIdtpuxpzsmospubk4v9ar9d">
               <w:r>
                 <w:rPr>
                   <w:rFonts w:ascii="Arial" w:cs="Arial" w:eastAsia="Arial" w:hAnsi="Arial"/>
@@ -18365,7 +18365,7 @@
               <w:spacing w:after="10" w:before="0"/>
               <w:ind w:left="120"/>
             </w:pPr>
-            <w:hyperlink w:history="1" r:id="rIddxjqmq-kaci8m2n4bey5p">
+            <w:hyperlink w:history="1" r:id="rIdqf_fshl-po0eh4ueurptn">
               <w:r>
                 <w:rPr>
                   <w:rFonts w:ascii="Arial" w:cs="Arial" w:eastAsia="Arial" w:hAnsi="Arial"/>
@@ -18410,7 +18410,7 @@
             <w:pPr>
               <w:spacing w:after="20" w:before="0"/>
             </w:pPr>
-            <w:hyperlink w:history="1" r:id="rIdt6cgfwbmlk9ldfeooiqfv">
+            <w:hyperlink w:history="1" r:id="rIdbvfoceia37oreve_9kxkb">
               <w:r>
                 <w:rPr>
                   <w:rFonts w:ascii="Arial" w:cs="Arial" w:eastAsia="Arial" w:hAnsi="Arial"/>
@@ -18443,7 +18443,7 @@
               <w:spacing w:after="10" w:before="0"/>
               <w:ind w:left="120"/>
             </w:pPr>
-            <w:hyperlink w:history="1" r:id="rIdxcveph8gtg_ya_dk3xxf-">
+            <w:hyperlink w:history="1" r:id="rId_yrq_ajknem39o-qnmrpa">
               <w:r>
                 <w:rPr>
                   <w:rFonts w:ascii="Arial" w:cs="Arial" w:eastAsia="Arial" w:hAnsi="Arial"/>
@@ -18638,7 +18638,7 @@
             <w:pPr>
               <w:spacing w:after="20" w:before="0"/>
             </w:pPr>
-            <w:hyperlink w:history="1" r:id="rIdedppp7tafyxzqtbo96t9n">
+            <w:hyperlink w:history="1" r:id="rId812o79mcyo2gv_7cezvte">
               <w:r>
                 <w:rPr>
                   <w:rFonts w:ascii="Arial" w:cs="Arial" w:eastAsia="Arial" w:hAnsi="Arial"/>
@@ -18671,7 +18671,7 @@
               <w:spacing w:after="10" w:before="0"/>
               <w:ind w:left="120"/>
             </w:pPr>
-            <w:hyperlink w:history="1" r:id="rId8dep7krzla09vl43bdx6p">
+            <w:hyperlink w:history="1" r:id="rIddpbnwqkrn9dvk9y34wbbf">
               <w:r>
                 <w:rPr>
                   <w:rFonts w:ascii="Arial" w:cs="Arial" w:eastAsia="Arial" w:hAnsi="Arial"/>
@@ -18716,7 +18716,7 @@
             <w:pPr>
               <w:spacing w:after="20" w:before="0"/>
             </w:pPr>
-            <w:hyperlink w:history="1" r:id="rIdi3i4ykeg6b5sc8ljx404h">
+            <w:hyperlink w:history="1" r:id="rIdkgu66qfw3xbwpjy-pw0fm">
               <w:r>
                 <w:rPr>
                   <w:rFonts w:ascii="Arial" w:cs="Arial" w:eastAsia="Arial" w:hAnsi="Arial"/>
@@ -18749,7 +18749,7 @@
               <w:spacing w:after="10" w:before="0"/>
               <w:ind w:left="120"/>
             </w:pPr>
-            <w:hyperlink w:history="1" r:id="rIdwgkqsfdx4j3x-micfih-x">
+            <w:hyperlink w:history="1" r:id="rIdvuzglsk_ixe9ynic_bsof">
               <w:r>
                 <w:rPr>
                   <w:rFonts w:ascii="Arial" w:cs="Arial" w:eastAsia="Arial" w:hAnsi="Arial"/>
@@ -18944,7 +18944,7 @@
             <w:pPr>
               <w:spacing w:after="20" w:before="0"/>
             </w:pPr>
-            <w:hyperlink w:history="1" r:id="rIdp65bvyn7r5lttqqmjsdis">
+            <w:hyperlink w:history="1" r:id="rIdjh7xxenkw_5d582l6myvb">
               <w:r>
                 <w:rPr>
                   <w:rFonts w:ascii="Arial" w:cs="Arial" w:eastAsia="Arial" w:hAnsi="Arial"/>
@@ -18977,7 +18977,7 @@
               <w:spacing w:after="10" w:before="0"/>
               <w:ind w:left="120"/>
             </w:pPr>
-            <w:hyperlink w:history="1" r:id="rIdcreyr7n7_hiz1hsfnhdjo">
+            <w:hyperlink w:history="1" r:id="rIdxlsopb9dw97rfxkkna1ls">
               <w:r>
                 <w:rPr>
                   <w:rFonts w:ascii="Arial" w:cs="Arial" w:eastAsia="Arial" w:hAnsi="Arial"/>
@@ -19022,7 +19022,7 @@
             <w:pPr>
               <w:spacing w:after="20" w:before="0"/>
             </w:pPr>
-            <w:hyperlink w:history="1" r:id="rIdbcuvqefvruirknrwo2gut">
+            <w:hyperlink w:history="1" r:id="rIdyy2kgfldefj1u2yzrdvra">
               <w:r>
                 <w:rPr>
                   <w:rFonts w:ascii="Arial" w:cs="Arial" w:eastAsia="Arial" w:hAnsi="Arial"/>
@@ -19055,7 +19055,7 @@
               <w:spacing w:after="10" w:before="0"/>
               <w:ind w:left="120"/>
             </w:pPr>
-            <w:hyperlink w:history="1" r:id="rIdhqj6ttrp4gankph6gsdcn">
+            <w:hyperlink w:history="1" r:id="rIdsf_8zdqmkirvct07yimw0">
               <w:r>
                 <w:rPr>
                   <w:rFonts w:ascii="Arial" w:cs="Arial" w:eastAsia="Arial" w:hAnsi="Arial"/>
@@ -19250,7 +19250,7 @@
             <w:pPr>
               <w:spacing w:after="20" w:before="0"/>
             </w:pPr>
-            <w:hyperlink w:history="1" r:id="rIdthlmmxpfz6kxs37d9zzps">
+            <w:hyperlink w:history="1" r:id="rIdo3agkwj2mxs_uwcxkjr98">
               <w:r>
                 <w:rPr>
                   <w:rFonts w:ascii="Arial" w:cs="Arial" w:eastAsia="Arial" w:hAnsi="Arial"/>
@@ -19283,7 +19283,7 @@
               <w:spacing w:after="10" w:before="0"/>
               <w:ind w:left="120"/>
             </w:pPr>
-            <w:hyperlink w:history="1" r:id="rIdpnulyj-huf-99u1n6qwtf">
+            <w:hyperlink w:history="1" r:id="rIdsjeckbceex0atdb4i_l2t">
               <w:r>
                 <w:rPr>
                   <w:rFonts w:ascii="Arial" w:cs="Arial" w:eastAsia="Arial" w:hAnsi="Arial"/>
@@ -19328,7 +19328,7 @@
             <w:pPr>
               <w:spacing w:after="20" w:before="0"/>
             </w:pPr>
-            <w:hyperlink w:history="1" r:id="rIdkf7a5vjaqdqvktkpnaifp">
+            <w:hyperlink w:history="1" r:id="rIdxwq8vm09uy0h16v1k9lkh">
               <w:r>
                 <w:rPr>
                   <w:rFonts w:ascii="Arial" w:cs="Arial" w:eastAsia="Arial" w:hAnsi="Arial"/>
@@ -19361,7 +19361,7 @@
               <w:spacing w:after="10" w:before="0"/>
               <w:ind w:left="120"/>
             </w:pPr>
-            <w:hyperlink w:history="1" r:id="rIdarcigaposjurosvaov3er">
+            <w:hyperlink w:history="1" r:id="rId0ks1pwgzzb0d31pbx1ox3">
               <w:r>
                 <w:rPr>
                   <w:rFonts w:ascii="Arial" w:cs="Arial" w:eastAsia="Arial" w:hAnsi="Arial"/>
@@ -20848,7 +20848,7 @@
             <w:pPr>
               <w:spacing w:after="20" w:before="0"/>
             </w:pPr>
-            <w:hyperlink w:history="1" r:id="rIdkeff3urq5ltlohm9rdvio">
+            <w:hyperlink w:history="1" r:id="rId7ghg63zw1zsbiu73w8scx">
               <w:r>
                 <w:rPr>
                   <w:rFonts w:ascii="Arial" w:cs="Arial" w:eastAsia="Arial" w:hAnsi="Arial"/>
@@ -20881,7 +20881,7 @@
               <w:spacing w:after="10" w:before="0"/>
               <w:ind w:left="120"/>
             </w:pPr>
-            <w:hyperlink w:history="1" r:id="rIdgw4jqa1c0haymm6f7eopk">
+            <w:hyperlink w:history="1" r:id="rIdc2uoknufc29c5klbspduz">
               <w:r>
                 <w:rPr>
                   <w:rFonts w:ascii="Arial" w:cs="Arial" w:eastAsia="Arial" w:hAnsi="Arial"/>
@@ -20926,7 +20926,7 @@
             <w:pPr>
               <w:spacing w:after="20" w:before="0"/>
             </w:pPr>
-            <w:hyperlink w:history="1" r:id="rIdt_xkxaf90y5f8-abchtjn">
+            <w:hyperlink w:history="1" r:id="rIdh2ye-ynslrx6u_zpsumso">
               <w:r>
                 <w:rPr>
                   <w:rFonts w:ascii="Arial" w:cs="Arial" w:eastAsia="Arial" w:hAnsi="Arial"/>
@@ -20959,7 +20959,7 @@
               <w:spacing w:after="10" w:before="0"/>
               <w:ind w:left="120"/>
             </w:pPr>
-            <w:hyperlink w:history="1" r:id="rIdb9rmibw732aqxuhrwrppq">
+            <w:hyperlink w:history="1" r:id="rIdll_gm2adf1e3ybxc9nzmb">
               <w:r>
                 <w:rPr>
                   <w:rFonts w:ascii="Arial" w:cs="Arial" w:eastAsia="Arial" w:hAnsi="Arial"/>
@@ -21154,7 +21154,7 @@
             <w:pPr>
               <w:spacing w:after="20" w:before="0"/>
             </w:pPr>
-            <w:hyperlink w:history="1" r:id="rId2sv4kiyrzksnrstqk8a6g">
+            <w:hyperlink w:history="1" r:id="rIdjsqws3c_-wuk7islmqlxj">
               <w:r>
                 <w:rPr>
                   <w:rFonts w:ascii="Arial" w:cs="Arial" w:eastAsia="Arial" w:hAnsi="Arial"/>
@@ -21187,7 +21187,7 @@
               <w:spacing w:after="10" w:before="0"/>
               <w:ind w:left="120"/>
             </w:pPr>
-            <w:hyperlink w:history="1" r:id="rIdjfyhcldwbrpfjk6aksvw8">
+            <w:hyperlink w:history="1" r:id="rIdwh0nb4amhoggmlbjmkiiv">
               <w:r>
                 <w:rPr>
                   <w:rFonts w:ascii="Arial" w:cs="Arial" w:eastAsia="Arial" w:hAnsi="Arial"/>
@@ -21232,7 +21232,7 @@
             <w:pPr>
               <w:spacing w:after="20" w:before="0"/>
             </w:pPr>
-            <w:hyperlink w:history="1" r:id="rId5u3oirbrthuajtsvdtw1s">
+            <w:hyperlink w:history="1" r:id="rIdte6kwprnyjrw0iliauq6k">
               <w:r>
                 <w:rPr>
                   <w:rFonts w:ascii="Arial" w:cs="Arial" w:eastAsia="Arial" w:hAnsi="Arial"/>
@@ -21265,7 +21265,7 @@
               <w:spacing w:after="10" w:before="0"/>
               <w:ind w:left="120"/>
             </w:pPr>
-            <w:hyperlink w:history="1" r:id="rIdiwvf6-ov1ecpcvyx_slji">
+            <w:hyperlink w:history="1" r:id="rId-ccrpj_3ryarjrfssyoxz">
               <w:r>
                 <w:rPr>
                   <w:rFonts w:ascii="Arial" w:cs="Arial" w:eastAsia="Arial" w:hAnsi="Arial"/>
@@ -21460,7 +21460,7 @@
             <w:pPr>
               <w:spacing w:after="20" w:before="0"/>
             </w:pPr>
-            <w:hyperlink w:history="1" r:id="rIduksk5xj15jdjngwnd5bom">
+            <w:hyperlink w:history="1" r:id="rIdgdbgalc-3kqnswxaoytqp">
               <w:r>
                 <w:rPr>
                   <w:rFonts w:ascii="Arial" w:cs="Arial" w:eastAsia="Arial" w:hAnsi="Arial"/>
@@ -21493,7 +21493,7 @@
               <w:spacing w:after="10" w:before="0"/>
               <w:ind w:left="120"/>
             </w:pPr>
-            <w:hyperlink w:history="1" r:id="rIdbgygveps1pvxlus8jd_l9">
+            <w:hyperlink w:history="1" r:id="rIdf26o2pg1p39swisdyhw1f">
               <w:r>
                 <w:rPr>
                   <w:rFonts w:ascii="Arial" w:cs="Arial" w:eastAsia="Arial" w:hAnsi="Arial"/>
@@ -21538,7 +21538,7 @@
             <w:pPr>
               <w:spacing w:after="20" w:before="0"/>
             </w:pPr>
-            <w:hyperlink w:history="1" r:id="rIdo7ekwcurz_hyjv78swfy7">
+            <w:hyperlink w:history="1" r:id="rIdgnb0ht0eommxbn-1df0ou">
               <w:r>
                 <w:rPr>
                   <w:rFonts w:ascii="Arial" w:cs="Arial" w:eastAsia="Arial" w:hAnsi="Arial"/>
@@ -21571,7 +21571,7 @@
               <w:spacing w:after="10" w:before="0"/>
               <w:ind w:left="120"/>
             </w:pPr>
-            <w:hyperlink w:history="1" r:id="rIdpqt1ih7zlwe4fbryhaww_">
+            <w:hyperlink w:history="1" r:id="rIdtdfvn4w7jaqmzomexvsza">
               <w:r>
                 <w:rPr>
                   <w:rFonts w:ascii="Arial" w:cs="Arial" w:eastAsia="Arial" w:hAnsi="Arial"/>
@@ -21766,7 +21766,7 @@
             <w:pPr>
               <w:spacing w:after="20" w:before="0"/>
             </w:pPr>
-            <w:hyperlink w:history="1" r:id="rIdfq622ujleijh2lpvxqhz7">
+            <w:hyperlink w:history="1" r:id="rIdm-lczsllqifjilh7krzmi">
               <w:r>
                 <w:rPr>
                   <w:rFonts w:ascii="Arial" w:cs="Arial" w:eastAsia="Arial" w:hAnsi="Arial"/>
@@ -21799,7 +21799,7 @@
               <w:spacing w:after="10" w:before="0"/>
               <w:ind w:left="120"/>
             </w:pPr>
-            <w:hyperlink w:history="1" r:id="rIdbsqh6s_gmy6svhmqlr2xi">
+            <w:hyperlink w:history="1" r:id="rIdr6aehdzw4zuoc9fm1jedo">
               <w:r>
                 <w:rPr>
                   <w:rFonts w:ascii="Arial" w:cs="Arial" w:eastAsia="Arial" w:hAnsi="Arial"/>
@@ -21844,7 +21844,7 @@
             <w:pPr>
               <w:spacing w:after="20" w:before="0"/>
             </w:pPr>
-            <w:hyperlink w:history="1" r:id="rIdt08hyqglviqbm2qmauq0b">
+            <w:hyperlink w:history="1" r:id="rIducendpalqr7p9stqib2-j">
               <w:r>
                 <w:rPr>
                   <w:rFonts w:ascii="Arial" w:cs="Arial" w:eastAsia="Arial" w:hAnsi="Arial"/>
@@ -21877,7 +21877,7 @@
               <w:spacing w:after="10" w:before="0"/>
               <w:ind w:left="120"/>
             </w:pPr>
-            <w:hyperlink w:history="1" r:id="rIdmf7k6lg8ucbzuqf_b2ujy">
+            <w:hyperlink w:history="1" r:id="rId79-8a8fxhmpye1qzfy2xy">
               <w:r>
                 <w:rPr>
                   <w:rFonts w:ascii="Arial" w:cs="Arial" w:eastAsia="Arial" w:hAnsi="Arial"/>
@@ -22072,7 +22072,7 @@
             <w:pPr>
               <w:spacing w:after="20" w:before="0"/>
             </w:pPr>
-            <w:hyperlink w:history="1" r:id="rIdtit7dh_lcy7earxrcvfd0">
+            <w:hyperlink w:history="1" r:id="rIdyj_rijgsjdamx6mc6ag9e">
               <w:r>
                 <w:rPr>
                   <w:rFonts w:ascii="Arial" w:cs="Arial" w:eastAsia="Arial" w:hAnsi="Arial"/>
@@ -22105,7 +22105,7 @@
               <w:spacing w:after="10" w:before="0"/>
               <w:ind w:left="120"/>
             </w:pPr>
-            <w:hyperlink w:history="1" r:id="rIdwjg14ogwtnmi-zzr0ahol">
+            <w:hyperlink w:history="1" r:id="rIduqtaofuigbjwvl2yapaq_">
               <w:r>
                 <w:rPr>
                   <w:rFonts w:ascii="Arial" w:cs="Arial" w:eastAsia="Arial" w:hAnsi="Arial"/>
@@ -22150,7 +22150,7 @@
             <w:pPr>
               <w:spacing w:after="20" w:before="0"/>
             </w:pPr>
-            <w:hyperlink w:history="1" r:id="rIdhhkeyde5xwzxtfjtntq--">
+            <w:hyperlink w:history="1" r:id="rIdxzjsdaqxadhirukgqoay5">
               <w:r>
                 <w:rPr>
                   <w:rFonts w:ascii="Arial" w:cs="Arial" w:eastAsia="Arial" w:hAnsi="Arial"/>
@@ -22183,7 +22183,7 @@
               <w:spacing w:after="10" w:before="0"/>
               <w:ind w:left="120"/>
             </w:pPr>
-            <w:hyperlink w:history="1" r:id="rId-mo2fbe-qif5xvhynsri6">
+            <w:hyperlink w:history="1" r:id="rIdovh44wpbgrmjvbnx553wl">
               <w:r>
                 <w:rPr>
                   <w:rFonts w:ascii="Arial" w:cs="Arial" w:eastAsia="Arial" w:hAnsi="Arial"/>
@@ -23670,7 +23670,7 @@
             <w:pPr>
               <w:spacing w:after="20" w:before="0"/>
             </w:pPr>
-            <w:hyperlink w:history="1" r:id="rIdughzfilcvulaftdtle45x">
+            <w:hyperlink w:history="1" r:id="rId0y2psdlwmk4wdfxulfatr">
               <w:r>
                 <w:rPr>
                   <w:rFonts w:ascii="Arial" w:cs="Arial" w:eastAsia="Arial" w:hAnsi="Arial"/>
@@ -23703,7 +23703,7 @@
               <w:spacing w:after="10" w:before="0"/>
               <w:ind w:left="120"/>
             </w:pPr>
-            <w:hyperlink w:history="1" r:id="rIddrqiokn1gtuylgp322byf">
+            <w:hyperlink w:history="1" r:id="rIdm9osh0aciogtwm5pfdnwr">
               <w:r>
                 <w:rPr>
                   <w:rFonts w:ascii="Arial" w:cs="Arial" w:eastAsia="Arial" w:hAnsi="Arial"/>
@@ -23748,7 +23748,7 @@
             <w:pPr>
               <w:spacing w:after="20" w:before="0"/>
             </w:pPr>
-            <w:hyperlink w:history="1" r:id="rId4arot71xvgniggkk1tdbk">
+            <w:hyperlink w:history="1" r:id="rId_zotbl9qxwjhlt7t-i6oz">
               <w:r>
                 <w:rPr>
                   <w:rFonts w:ascii="Arial" w:cs="Arial" w:eastAsia="Arial" w:hAnsi="Arial"/>
@@ -23781,7 +23781,7 @@
               <w:spacing w:after="10" w:before="0"/>
               <w:ind w:left="120"/>
             </w:pPr>
-            <w:hyperlink w:history="1" r:id="rId8lc0fdjayrbadfup8utyo">
+            <w:hyperlink w:history="1" r:id="rIdv0yyjtmc5rzcla8valrc1">
               <w:r>
                 <w:rPr>
                   <w:rFonts w:ascii="Arial" w:cs="Arial" w:eastAsia="Arial" w:hAnsi="Arial"/>
@@ -23976,7 +23976,7 @@
             <w:pPr>
               <w:spacing w:after="20" w:before="0"/>
             </w:pPr>
-            <w:hyperlink w:history="1" r:id="rId28-pielzwx7wfq27-uc0x">
+            <w:hyperlink w:history="1" r:id="rIdgtkgzmnynfkb52qcneuq-">
               <w:r>
                 <w:rPr>
                   <w:rFonts w:ascii="Arial" w:cs="Arial" w:eastAsia="Arial" w:hAnsi="Arial"/>
@@ -24009,7 +24009,7 @@
               <w:spacing w:after="10" w:before="0"/>
               <w:ind w:left="120"/>
             </w:pPr>
-            <w:hyperlink w:history="1" r:id="rId_gflziue2trlaazktzj4x">
+            <w:hyperlink w:history="1" r:id="rIdzgyfvztb0vd7nyzezr7lx">
               <w:r>
                 <w:rPr>
                   <w:rFonts w:ascii="Arial" w:cs="Arial" w:eastAsia="Arial" w:hAnsi="Arial"/>
@@ -24054,7 +24054,7 @@
             <w:pPr>
               <w:spacing w:after="20" w:before="0"/>
             </w:pPr>
-            <w:hyperlink w:history="1" r:id="rIdwwpdobvp1tf1v7omwhiyb">
+            <w:hyperlink w:history="1" r:id="rIdjlu66ch_v8mgr5nxvppf7">
               <w:r>
                 <w:rPr>
                   <w:rFonts w:ascii="Arial" w:cs="Arial" w:eastAsia="Arial" w:hAnsi="Arial"/>
@@ -24087,7 +24087,7 @@
               <w:spacing w:after="10" w:before="0"/>
               <w:ind w:left="120"/>
             </w:pPr>
-            <w:hyperlink w:history="1" r:id="rId5xhzowxisgttgria9gynx">
+            <w:hyperlink w:history="1" r:id="rIdavqrumgcsxdq_hyz82e4d">
               <w:r>
                 <w:rPr>
                   <w:rFonts w:ascii="Arial" w:cs="Arial" w:eastAsia="Arial" w:hAnsi="Arial"/>
@@ -24282,7 +24282,7 @@
             <w:pPr>
               <w:spacing w:after="20" w:before="0"/>
             </w:pPr>
-            <w:hyperlink w:history="1" r:id="rIdfpnsgwk5a26aayjag632_">
+            <w:hyperlink w:history="1" r:id="rId0z0rms3y6rpkttxsg2ytr">
               <w:r>
                 <w:rPr>
                   <w:rFonts w:ascii="Arial" w:cs="Arial" w:eastAsia="Arial" w:hAnsi="Arial"/>
@@ -24315,7 +24315,7 @@
               <w:spacing w:after="10" w:before="0"/>
               <w:ind w:left="120"/>
             </w:pPr>
-            <w:hyperlink w:history="1" r:id="rIdlgar-ylcu_e8lypj07yup">
+            <w:hyperlink w:history="1" r:id="rIdyoxyjg8vrnycqu_v8qtar">
               <w:r>
                 <w:rPr>
                   <w:rFonts w:ascii="Arial" w:cs="Arial" w:eastAsia="Arial" w:hAnsi="Arial"/>
@@ -24360,7 +24360,7 @@
             <w:pPr>
               <w:spacing w:after="20" w:before="0"/>
             </w:pPr>
-            <w:hyperlink w:history="1" r:id="rIdfjst5dahlsu-p6kujikpo">
+            <w:hyperlink w:history="1" r:id="rIdvjo7mywwcj7qe8rlhms2a">
               <w:r>
                 <w:rPr>
                   <w:rFonts w:ascii="Arial" w:cs="Arial" w:eastAsia="Arial" w:hAnsi="Arial"/>
@@ -24393,7 +24393,7 @@
               <w:spacing w:after="10" w:before="0"/>
               <w:ind w:left="120"/>
             </w:pPr>
-            <w:hyperlink w:history="1" r:id="rIda6iyytece4upxcxj8zy-m">
+            <w:hyperlink w:history="1" r:id="rIducc5ifa4x7gp_nvlx1sjt">
               <w:r>
                 <w:rPr>
                   <w:rFonts w:ascii="Arial" w:cs="Arial" w:eastAsia="Arial" w:hAnsi="Arial"/>
@@ -24588,7 +24588,7 @@
             <w:pPr>
               <w:spacing w:after="20" w:before="0"/>
             </w:pPr>
-            <w:hyperlink w:history="1" r:id="rIdqwera-mqgbjtt1nynvld5">
+            <w:hyperlink w:history="1" r:id="rIdzopfndjgbcdbdygeyv0sk">
               <w:r>
                 <w:rPr>
                   <w:rFonts w:ascii="Arial" w:cs="Arial" w:eastAsia="Arial" w:hAnsi="Arial"/>
@@ -24621,7 +24621,7 @@
               <w:spacing w:after="10" w:before="0"/>
               <w:ind w:left="120"/>
             </w:pPr>
-            <w:hyperlink w:history="1" r:id="rIds5bbuy2hf6_p1xhnow7s1">
+            <w:hyperlink w:history="1" r:id="rId2lzp9muth0szvhblfksaq">
               <w:r>
                 <w:rPr>
                   <w:rFonts w:ascii="Arial" w:cs="Arial" w:eastAsia="Arial" w:hAnsi="Arial"/>
@@ -24666,7 +24666,7 @@
             <w:pPr>
               <w:spacing w:after="20" w:before="0"/>
             </w:pPr>
-            <w:hyperlink w:history="1" r:id="rId2lng6gp1wxgpsiexxyxgy">
+            <w:hyperlink w:history="1" r:id="rIdyipvpsjgxfrvc3g64j79w">
               <w:r>
                 <w:rPr>
                   <w:rFonts w:ascii="Arial" w:cs="Arial" w:eastAsia="Arial" w:hAnsi="Arial"/>
@@ -24699,7 +24699,7 @@
               <w:spacing w:after="10" w:before="0"/>
               <w:ind w:left="120"/>
             </w:pPr>
-            <w:hyperlink w:history="1" r:id="rIdwztqm-d6mg6ovh_qzeekz">
+            <w:hyperlink w:history="1" r:id="rIduyfcckz1wj5ttuoyqben2">
               <w:r>
                 <w:rPr>
                   <w:rFonts w:ascii="Arial" w:cs="Arial" w:eastAsia="Arial" w:hAnsi="Arial"/>
@@ -24894,7 +24894,7 @@
             <w:pPr>
               <w:spacing w:after="20" w:before="0"/>
             </w:pPr>
-            <w:hyperlink w:history="1" r:id="rIdsjf84qo5crofc3ermiwc8">
+            <w:hyperlink w:history="1" r:id="rIdv18mz9r41pyajt2yfdj9b">
               <w:r>
                 <w:rPr>
                   <w:rFonts w:ascii="Arial" w:cs="Arial" w:eastAsia="Arial" w:hAnsi="Arial"/>
@@ -24927,7 +24927,7 @@
               <w:spacing w:after="10" w:before="0"/>
               <w:ind w:left="120"/>
             </w:pPr>
-            <w:hyperlink w:history="1" r:id="rId7rlyqcnlbq3u8pos-x2zr">
+            <w:hyperlink w:history="1" r:id="rIdpwn1we2dsyads-r7rm3fl">
               <w:r>
                 <w:rPr>
                   <w:rFonts w:ascii="Arial" w:cs="Arial" w:eastAsia="Arial" w:hAnsi="Arial"/>
@@ -24972,7 +24972,7 @@
             <w:pPr>
               <w:spacing w:after="20" w:before="0"/>
             </w:pPr>
-            <w:hyperlink w:history="1" r:id="rId1udxbapypm-syfd5r4_3h">
+            <w:hyperlink w:history="1" r:id="rIdgteneu3tn5syua70feuyu">
               <w:r>
                 <w:rPr>
                   <w:rFonts w:ascii="Arial" w:cs="Arial" w:eastAsia="Arial" w:hAnsi="Arial"/>
@@ -25005,7 +25005,7 @@
               <w:spacing w:after="10" w:before="0"/>
               <w:ind w:left="120"/>
             </w:pPr>
-            <w:hyperlink w:history="1" r:id="rIdlw6njylnvqy4bpyg-1pbn">
+            <w:hyperlink w:history="1" r:id="rId9er2nuz8qrqc1sz55pubj">
               <w:r>
                 <w:rPr>
                   <w:rFonts w:ascii="Arial" w:cs="Arial" w:eastAsia="Arial" w:hAnsi="Arial"/>
@@ -26492,7 +26492,7 @@
             <w:pPr>
               <w:spacing w:after="20" w:before="0"/>
             </w:pPr>
-            <w:hyperlink w:history="1" r:id="rId9mcgi7xfruj7t8_kpih4i">
+            <w:hyperlink w:history="1" r:id="rIdksxdplekawkuptjmrnwot">
               <w:r>
                 <w:rPr>
                   <w:rFonts w:ascii="Arial" w:cs="Arial" w:eastAsia="Arial" w:hAnsi="Arial"/>
@@ -26525,7 +26525,7 @@
               <w:spacing w:after="10" w:before="0"/>
               <w:ind w:left="120"/>
             </w:pPr>
-            <w:hyperlink w:history="1" r:id="rId6-8br0l0e4ktmusfzp17n">
+            <w:hyperlink w:history="1" r:id="rIdg8lwh_s1fhy5v_ecwnokv">
               <w:r>
                 <w:rPr>
                   <w:rFonts w:ascii="Arial" w:cs="Arial" w:eastAsia="Arial" w:hAnsi="Arial"/>
@@ -26570,7 +26570,7 @@
             <w:pPr>
               <w:spacing w:after="20" w:before="0"/>
             </w:pPr>
-            <w:hyperlink w:history="1" r:id="rId6zvliasgfrh-gkkm69tgl">
+            <w:hyperlink w:history="1" r:id="rId_arxykwby7_1dlvezvq9f">
               <w:r>
                 <w:rPr>
                   <w:rFonts w:ascii="Arial" w:cs="Arial" w:eastAsia="Arial" w:hAnsi="Arial"/>
@@ -26603,7 +26603,7 @@
               <w:spacing w:after="10" w:before="0"/>
               <w:ind w:left="120"/>
             </w:pPr>
-            <w:hyperlink w:history="1" r:id="rId6s1mi8w1ljyczxagyeprj">
+            <w:hyperlink w:history="1" r:id="rIdlmlvbrfw5bavi9xivge6c">
               <w:r>
                 <w:rPr>
                   <w:rFonts w:ascii="Arial" w:cs="Arial" w:eastAsia="Arial" w:hAnsi="Arial"/>
@@ -26798,7 +26798,7 @@
             <w:pPr>
               <w:spacing w:after="20" w:before="0"/>
             </w:pPr>
-            <w:hyperlink w:history="1" r:id="rIdobuhq_b6sswg2bfwwkye6">
+            <w:hyperlink w:history="1" r:id="rIdyktwdnvufbd3dr_ygqogd">
               <w:r>
                 <w:rPr>
                   <w:rFonts w:ascii="Arial" w:cs="Arial" w:eastAsia="Arial" w:hAnsi="Arial"/>
@@ -26831,7 +26831,7 @@
               <w:spacing w:after="10" w:before="0"/>
               <w:ind w:left="120"/>
             </w:pPr>
-            <w:hyperlink w:history="1" r:id="rIdlxvxbc7fgz5iujamrwjnc">
+            <w:hyperlink w:history="1" r:id="rIdc52nptpc0k_mmjf48hs0g">
               <w:r>
                 <w:rPr>
                   <w:rFonts w:ascii="Arial" w:cs="Arial" w:eastAsia="Arial" w:hAnsi="Arial"/>
@@ -26876,7 +26876,7 @@
             <w:pPr>
               <w:spacing w:after="20" w:before="0"/>
             </w:pPr>
-            <w:hyperlink w:history="1" r:id="rIdgpjnmdlvdqmyjgv_epwyq">
+            <w:hyperlink w:history="1" r:id="rIdi_aanpjkfurvpu0pkst8p">
               <w:r>
                 <w:rPr>
                   <w:rFonts w:ascii="Arial" w:cs="Arial" w:eastAsia="Arial" w:hAnsi="Arial"/>
@@ -26909,7 +26909,7 @@
               <w:spacing w:after="10" w:before="0"/>
               <w:ind w:left="120"/>
             </w:pPr>
-            <w:hyperlink w:history="1" r:id="rIdbjfidzdtwvxlf_pvivnw5">
+            <w:hyperlink w:history="1" r:id="rIdgxycj2ipkr2wz9lg26vdt">
               <w:r>
                 <w:rPr>
                   <w:rFonts w:ascii="Arial" w:cs="Arial" w:eastAsia="Arial" w:hAnsi="Arial"/>
@@ -27104,7 +27104,7 @@
             <w:pPr>
               <w:spacing w:after="20" w:before="0"/>
             </w:pPr>
-            <w:hyperlink w:history="1" r:id="rIdzvzhd745_we1jndrgsyz5">
+            <w:hyperlink w:history="1" r:id="rId1a_lnrtms5r9rdteungxz">
               <w:r>
                 <w:rPr>
                   <w:rFonts w:ascii="Arial" w:cs="Arial" w:eastAsia="Arial" w:hAnsi="Arial"/>
@@ -27137,7 +27137,7 @@
               <w:spacing w:after="10" w:before="0"/>
               <w:ind w:left="120"/>
             </w:pPr>
-            <w:hyperlink w:history="1" r:id="rIdylyxmusxevg84wdxjryu0">
+            <w:hyperlink w:history="1" r:id="rId8tzcqekehhhcujzvemw2t">
               <w:r>
                 <w:rPr>
                   <w:rFonts w:ascii="Arial" w:cs="Arial" w:eastAsia="Arial" w:hAnsi="Arial"/>
@@ -27182,7 +27182,7 @@
             <w:pPr>
               <w:spacing w:after="20" w:before="0"/>
             </w:pPr>
-            <w:hyperlink w:history="1" r:id="rIdacpfu-zcrdutz5dn_lj9e">
+            <w:hyperlink w:history="1" r:id="rIdgt-a_uaaqnshgpxua7pg7">
               <w:r>
                 <w:rPr>
                   <w:rFonts w:ascii="Arial" w:cs="Arial" w:eastAsia="Arial" w:hAnsi="Arial"/>
@@ -27215,7 +27215,7 @@
               <w:spacing w:after="10" w:before="0"/>
               <w:ind w:left="120"/>
             </w:pPr>
-            <w:hyperlink w:history="1" r:id="rIdjgcj-n4ywgmfl7dirad6s">
+            <w:hyperlink w:history="1" r:id="rId-pamh5oi1tjpc25rxfblm">
               <w:r>
                 <w:rPr>
                   <w:rFonts w:ascii="Arial" w:cs="Arial" w:eastAsia="Arial" w:hAnsi="Arial"/>
@@ -27410,7 +27410,7 @@
             <w:pPr>
               <w:spacing w:after="20" w:before="0"/>
             </w:pPr>
-            <w:hyperlink w:history="1" r:id="rId1todnaqm5lvevrgy2frnq">
+            <w:hyperlink w:history="1" r:id="rId9tjshy7ujaetc2q0pxz5_">
               <w:r>
                 <w:rPr>
                   <w:rFonts w:ascii="Arial" w:cs="Arial" w:eastAsia="Arial" w:hAnsi="Arial"/>
@@ -27443,7 +27443,7 @@
               <w:spacing w:after="10" w:before="0"/>
               <w:ind w:left="120"/>
             </w:pPr>
-            <w:hyperlink w:history="1" r:id="rIdx2wr6wblptndkzuzplxi-">
+            <w:hyperlink w:history="1" r:id="rIdecfltuahxjesblzog-ypl">
               <w:r>
                 <w:rPr>
                   <w:rFonts w:ascii="Arial" w:cs="Arial" w:eastAsia="Arial" w:hAnsi="Arial"/>
@@ -27488,7 +27488,7 @@
             <w:pPr>
               <w:spacing w:after="20" w:before="0"/>
             </w:pPr>
-            <w:hyperlink w:history="1" r:id="rIdplkp-tye2hzvib3sdzsmu">
+            <w:hyperlink w:history="1" r:id="rId7o3uhjffzjhfxxudsll_g">
               <w:r>
                 <w:rPr>
                   <w:rFonts w:ascii="Arial" w:cs="Arial" w:eastAsia="Arial" w:hAnsi="Arial"/>
@@ -27521,7 +27521,7 @@
               <w:spacing w:after="10" w:before="0"/>
               <w:ind w:left="120"/>
             </w:pPr>
-            <w:hyperlink w:history="1" r:id="rIdbp7rc4x8rs0ka-goi9zc8">
+            <w:hyperlink w:history="1" r:id="rIdvroj36yu5qq_5vpfjwro-">
               <w:r>
                 <w:rPr>
                   <w:rFonts w:ascii="Arial" w:cs="Arial" w:eastAsia="Arial" w:hAnsi="Arial"/>
@@ -27716,7 +27716,7 @@
             <w:pPr>
               <w:spacing w:after="20" w:before="0"/>
             </w:pPr>
-            <w:hyperlink w:history="1" r:id="rIdvwe839r79heemjtc531xt">
+            <w:hyperlink w:history="1" r:id="rIdo-wiewqwimzv-1djqpbkx">
               <w:r>
                 <w:rPr>
                   <w:rFonts w:ascii="Arial" w:cs="Arial" w:eastAsia="Arial" w:hAnsi="Arial"/>
@@ -27749,7 +27749,7 @@
               <w:spacing w:after="10" w:before="0"/>
               <w:ind w:left="120"/>
             </w:pPr>
-            <w:hyperlink w:history="1" r:id="rIdnoulvlxbkvxq-bfehf3e7">
+            <w:hyperlink w:history="1" r:id="rId3g5mgoju93enf0v6wcpr_">
               <w:r>
                 <w:rPr>
                   <w:rFonts w:ascii="Arial" w:cs="Arial" w:eastAsia="Arial" w:hAnsi="Arial"/>
@@ -27794,7 +27794,7 @@
             <w:pPr>
               <w:spacing w:after="20" w:before="0"/>
             </w:pPr>
-            <w:hyperlink w:history="1" r:id="rId3m0yzxp9tvd1w2y3twrog">
+            <w:hyperlink w:history="1" r:id="rIdo1b1-edx8j4l6x-um841g">
               <w:r>
                 <w:rPr>
                   <w:rFonts w:ascii="Arial" w:cs="Arial" w:eastAsia="Arial" w:hAnsi="Arial"/>
@@ -27827,7 +27827,7 @@
               <w:spacing w:after="10" w:before="0"/>
               <w:ind w:left="120"/>
             </w:pPr>
-            <w:hyperlink w:history="1" r:id="rIdcvoru5paq3j9gxzh6rtmh">
+            <w:hyperlink w:history="1" r:id="rIdljh6okk8iazddqr0cb2rm">
               <w:r>
                 <w:rPr>
                   <w:rFonts w:ascii="Arial" w:cs="Arial" w:eastAsia="Arial" w:hAnsi="Arial"/>
@@ -29314,7 +29314,7 @@
             <w:pPr>
               <w:spacing w:after="20" w:before="0"/>
             </w:pPr>
-            <w:hyperlink w:history="1" r:id="rIdem4p4hvcdipcskehtr1y0">
+            <w:hyperlink w:history="1" r:id="rIdruja8jl9hr5xhzx0uvqzt">
               <w:r>
                 <w:rPr>
                   <w:rFonts w:ascii="Arial" w:cs="Arial" w:eastAsia="Arial" w:hAnsi="Arial"/>
@@ -29347,7 +29347,7 @@
               <w:spacing w:after="10" w:before="0"/>
               <w:ind w:left="120"/>
             </w:pPr>
-            <w:hyperlink w:history="1" r:id="rId9xdoktmv88pk6uajh7-oj">
+            <w:hyperlink w:history="1" r:id="rIdo_rt7yjmomfnlpgaorje7">
               <w:r>
                 <w:rPr>
                   <w:rFonts w:ascii="Arial" w:cs="Arial" w:eastAsia="Arial" w:hAnsi="Arial"/>
@@ -29392,7 +29392,7 @@
             <w:pPr>
               <w:spacing w:after="20" w:before="0"/>
             </w:pPr>
-            <w:hyperlink w:history="1" r:id="rIda9uxdmia2g7wesd0-xwk7">
+            <w:hyperlink w:history="1" r:id="rIdrzdvst4ox7ffqscpw1nz5">
               <w:r>
                 <w:rPr>
                   <w:rFonts w:ascii="Arial" w:cs="Arial" w:eastAsia="Arial" w:hAnsi="Arial"/>
@@ -29425,7 +29425,7 @@
               <w:spacing w:after="10" w:before="0"/>
               <w:ind w:left="120"/>
             </w:pPr>
-            <w:hyperlink w:history="1" r:id="rIdu41ic9pjuh-byoprxklks">
+            <w:hyperlink w:history="1" r:id="rIdffhz9h8fy-womipdegxtd">
               <w:r>
                 <w:rPr>
                   <w:rFonts w:ascii="Arial" w:cs="Arial" w:eastAsia="Arial" w:hAnsi="Arial"/>
@@ -29620,7 +29620,7 @@
             <w:pPr>
               <w:spacing w:after="20" w:before="0"/>
             </w:pPr>
-            <w:hyperlink w:history="1" r:id="rIdvtojlvwyuzeeicz-jdnsq">
+            <w:hyperlink w:history="1" r:id="rIdxgckiv2dhaodqipnxes81">
               <w:r>
                 <w:rPr>
                   <w:rFonts w:ascii="Arial" w:cs="Arial" w:eastAsia="Arial" w:hAnsi="Arial"/>
@@ -29653,7 +29653,7 @@
               <w:spacing w:after="10" w:before="0"/>
               <w:ind w:left="120"/>
             </w:pPr>
-            <w:hyperlink w:history="1" r:id="rIdzw-5b1peyuumswnmsucv8">
+            <w:hyperlink w:history="1" r:id="rId3elerk0erayhyqoxlj9tq">
               <w:r>
                 <w:rPr>
                   <w:rFonts w:ascii="Arial" w:cs="Arial" w:eastAsia="Arial" w:hAnsi="Arial"/>
@@ -29698,7 +29698,7 @@
             <w:pPr>
               <w:spacing w:after="20" w:before="0"/>
             </w:pPr>
-            <w:hyperlink w:history="1" r:id="rIdl4zej0inzkgugirgq0pyt">
+            <w:hyperlink w:history="1" r:id="rIdwigbbzumngsdmnwt3gw2u">
               <w:r>
                 <w:rPr>
                   <w:rFonts w:ascii="Arial" w:cs="Arial" w:eastAsia="Arial" w:hAnsi="Arial"/>
@@ -29731,7 +29731,7 @@
               <w:spacing w:after="10" w:before="0"/>
               <w:ind w:left="120"/>
             </w:pPr>
-            <w:hyperlink w:history="1" r:id="rIdikorepwxz7o1npqqa_eeg">
+            <w:hyperlink w:history="1" r:id="rIdjkfgisvvttfv9il5lmzpu">
               <w:r>
                 <w:rPr>
                   <w:rFonts w:ascii="Arial" w:cs="Arial" w:eastAsia="Arial" w:hAnsi="Arial"/>
@@ -29926,7 +29926,7 @@
             <w:pPr>
               <w:spacing w:after="20" w:before="0"/>
             </w:pPr>
-            <w:hyperlink w:history="1" r:id="rIdtgojf4lbnklttlgyv8lph">
+            <w:hyperlink w:history="1" r:id="rIdixyg30kpzp910xry9lcnr">
               <w:r>
                 <w:rPr>
                   <w:rFonts w:ascii="Arial" w:cs="Arial" w:eastAsia="Arial" w:hAnsi="Arial"/>
@@ -29959,7 +29959,7 @@
               <w:spacing w:after="10" w:before="0"/>
               <w:ind w:left="120"/>
             </w:pPr>
-            <w:hyperlink w:history="1" r:id="rIdbcgnykxed7vcwcyvgvaqi">
+            <w:hyperlink w:history="1" r:id="rIdywtq6ournpuhpciyv-bce">
               <w:r>
                 <w:rPr>
                   <w:rFonts w:ascii="Arial" w:cs="Arial" w:eastAsia="Arial" w:hAnsi="Arial"/>
@@ -30004,7 +30004,7 @@
             <w:pPr>
               <w:spacing w:after="20" w:before="0"/>
             </w:pPr>
-            <w:hyperlink w:history="1" r:id="rIdahs0onrov1bcdfinikrsk">
+            <w:hyperlink w:history="1" r:id="rIdjbyyodqarakrz9ajdlpzt">
               <w:r>
                 <w:rPr>
                   <w:rFonts w:ascii="Arial" w:cs="Arial" w:eastAsia="Arial" w:hAnsi="Arial"/>
@@ -30037,7 +30037,7 @@
               <w:spacing w:after="10" w:before="0"/>
               <w:ind w:left="120"/>
             </w:pPr>
-            <w:hyperlink w:history="1" r:id="rIdfk-dnxeanpp0imnundtvl">
+            <w:hyperlink w:history="1" r:id="rId8ttdqpch8b5zexpjut0u7">
               <w:r>
                 <w:rPr>
                   <w:rFonts w:ascii="Arial" w:cs="Arial" w:eastAsia="Arial" w:hAnsi="Arial"/>
@@ -30232,7 +30232,7 @@
             <w:pPr>
               <w:spacing w:after="20" w:before="0"/>
             </w:pPr>
-            <w:hyperlink w:history="1" r:id="rId5prq5ok8itqzaxxyrayem">
+            <w:hyperlink w:history="1" r:id="rIdg60dped2gb2oghoxvqsec">
               <w:r>
                 <w:rPr>
                   <w:rFonts w:ascii="Arial" w:cs="Arial" w:eastAsia="Arial" w:hAnsi="Arial"/>
@@ -30265,7 +30265,7 @@
               <w:spacing w:after="10" w:before="0"/>
               <w:ind w:left="120"/>
             </w:pPr>
-            <w:hyperlink w:history="1" r:id="rId8wr-3usctsg-tmjl-0flm">
+            <w:hyperlink w:history="1" r:id="rIdtkoovxswa6eku1kof0krf">
               <w:r>
                 <w:rPr>
                   <w:rFonts w:ascii="Arial" w:cs="Arial" w:eastAsia="Arial" w:hAnsi="Arial"/>
@@ -30310,7 +30310,7 @@
             <w:pPr>
               <w:spacing w:after="20" w:before="0"/>
             </w:pPr>
-            <w:hyperlink w:history="1" r:id="rIdvx1v4_vptrmgsucuenggg">
+            <w:hyperlink w:history="1" r:id="rIdani-kztk6iqax5domumys">
               <w:r>
                 <w:rPr>
                   <w:rFonts w:ascii="Arial" w:cs="Arial" w:eastAsia="Arial" w:hAnsi="Arial"/>
@@ -30343,7 +30343,7 @@
               <w:spacing w:after="10" w:before="0"/>
               <w:ind w:left="120"/>
             </w:pPr>
-            <w:hyperlink w:history="1" r:id="rIdn-dnkamwr1txlcbynle_q">
+            <w:hyperlink w:history="1" r:id="rId1tjmoppib5ornmpwvvy3y">
               <w:r>
                 <w:rPr>
                   <w:rFonts w:ascii="Arial" w:cs="Arial" w:eastAsia="Arial" w:hAnsi="Arial"/>
@@ -30538,7 +30538,7 @@
             <w:pPr>
               <w:spacing w:after="20" w:before="0"/>
             </w:pPr>
-            <w:hyperlink w:history="1" r:id="rIdznuljpzisc8gsisln9d4n">
+            <w:hyperlink w:history="1" r:id="rIdxvyxg1mnzzexdroo3am9a">
               <w:r>
                 <w:rPr>
                   <w:rFonts w:ascii="Arial" w:cs="Arial" w:eastAsia="Arial" w:hAnsi="Arial"/>
@@ -30571,7 +30571,7 @@
               <w:spacing w:after="10" w:before="0"/>
               <w:ind w:left="120"/>
             </w:pPr>
-            <w:hyperlink w:history="1" r:id="rIdc4xtzg-eg0hlh0s5ukeys">
+            <w:hyperlink w:history="1" r:id="rIdakhzsge3xf4r4y4cxcmc7">
               <w:r>
                 <w:rPr>
                   <w:rFonts w:ascii="Arial" w:cs="Arial" w:eastAsia="Arial" w:hAnsi="Arial"/>
@@ -30616,7 +30616,7 @@
             <w:pPr>
               <w:spacing w:after="20" w:before="0"/>
             </w:pPr>
-            <w:hyperlink w:history="1" r:id="rIdtubyxjgb3pva7880kahmy">
+            <w:hyperlink w:history="1" r:id="rIdn9pvna_xjlae5a03bnnaa">
               <w:r>
                 <w:rPr>
                   <w:rFonts w:ascii="Arial" w:cs="Arial" w:eastAsia="Arial" w:hAnsi="Arial"/>
@@ -30649,7 +30649,7 @@
               <w:spacing w:after="10" w:before="0"/>
               <w:ind w:left="120"/>
             </w:pPr>
-            <w:hyperlink w:history="1" r:id="rId1lkkmym2wkw4dnlwknciy">
+            <w:hyperlink w:history="1" r:id="rIdifraptvpf9gw3gvsvptuo">
               <w:r>
                 <w:rPr>
                   <w:rFonts w:ascii="Arial" w:cs="Arial" w:eastAsia="Arial" w:hAnsi="Arial"/>
@@ -32136,7 +32136,7 @@
             <w:pPr>
               <w:spacing w:after="20" w:before="0"/>
             </w:pPr>
-            <w:hyperlink w:history="1" r:id="rId6_i1f90wxhezofeadtgrp">
+            <w:hyperlink w:history="1" r:id="rIdytdej65lsh7s9zw0lwbup">
               <w:r>
                 <w:rPr>
                   <w:rFonts w:ascii="Arial" w:cs="Arial" w:eastAsia="Arial" w:hAnsi="Arial"/>
@@ -32169,7 +32169,7 @@
               <w:spacing w:after="10" w:before="0"/>
               <w:ind w:left="120"/>
             </w:pPr>
-            <w:hyperlink w:history="1" r:id="rIdvghek8so5kxed1zphvhzy">
+            <w:hyperlink w:history="1" r:id="rIdfihrc0zdkuyzfoqh_crb8">
               <w:r>
                 <w:rPr>
                   <w:rFonts w:ascii="Arial" w:cs="Arial" w:eastAsia="Arial" w:hAnsi="Arial"/>
@@ -32214,7 +32214,7 @@
             <w:pPr>
               <w:spacing w:after="20" w:before="0"/>
             </w:pPr>
-            <w:hyperlink w:history="1" r:id="rIdnz2_1naqvm-4cngqe20r_">
+            <w:hyperlink w:history="1" r:id="rIddos5dbsagx9kxar-vb19d">
               <w:r>
                 <w:rPr>
                   <w:rFonts w:ascii="Arial" w:cs="Arial" w:eastAsia="Arial" w:hAnsi="Arial"/>
@@ -32247,7 +32247,7 @@
               <w:spacing w:after="10" w:before="0"/>
               <w:ind w:left="120"/>
             </w:pPr>
-            <w:hyperlink w:history="1" r:id="rId7uja1gsj-j4k4wtyot3yv">
+            <w:hyperlink w:history="1" r:id="rId-zqyii-ewvimtns6iios3">
               <w:r>
                 <w:rPr>
                   <w:rFonts w:ascii="Arial" w:cs="Arial" w:eastAsia="Arial" w:hAnsi="Arial"/>
@@ -32442,7 +32442,7 @@
             <w:pPr>
               <w:spacing w:after="20" w:before="0"/>
             </w:pPr>
-            <w:hyperlink w:history="1" r:id="rIdn_9xopy-lgrvrvedkxksu">
+            <w:hyperlink w:history="1" r:id="rIdv_pwhtlmzq52v4rpcgrsg">
               <w:r>
                 <w:rPr>
                   <w:rFonts w:ascii="Arial" w:cs="Arial" w:eastAsia="Arial" w:hAnsi="Arial"/>
@@ -32475,7 +32475,7 @@
               <w:spacing w:after="10" w:before="0"/>
               <w:ind w:left="120"/>
             </w:pPr>
-            <w:hyperlink w:history="1" r:id="rIdldzzzavg_pydnd1cs-dsf">
+            <w:hyperlink w:history="1" r:id="rIddseas9isgcpirjalivyan">
               <w:r>
                 <w:rPr>
                   <w:rFonts w:ascii="Arial" w:cs="Arial" w:eastAsia="Arial" w:hAnsi="Arial"/>
@@ -32520,7 +32520,7 @@
             <w:pPr>
               <w:spacing w:after="20" w:before="0"/>
             </w:pPr>
-            <w:hyperlink w:history="1" r:id="rIdc82f6ejxxy-deoeoh9mnt">
+            <w:hyperlink w:history="1" r:id="rIdrrac73vfdiz_wzjuxttcu">
               <w:r>
                 <w:rPr>
                   <w:rFonts w:ascii="Arial" w:cs="Arial" w:eastAsia="Arial" w:hAnsi="Arial"/>
@@ -32553,7 +32553,7 @@
               <w:spacing w:after="10" w:before="0"/>
               <w:ind w:left="120"/>
             </w:pPr>
-            <w:hyperlink w:history="1" r:id="rIdw0ljqevtikpohmdgs6hgi">
+            <w:hyperlink w:history="1" r:id="rIddd0yqtv5jvw_fbv8pxn6u">
               <w:r>
                 <w:rPr>
                   <w:rFonts w:ascii="Arial" w:cs="Arial" w:eastAsia="Arial" w:hAnsi="Arial"/>
@@ -32748,7 +32748,7 @@
             <w:pPr>
               <w:spacing w:after="20" w:before="0"/>
             </w:pPr>
-            <w:hyperlink w:history="1" r:id="rIdtaj7icaquegcphpj7ctyc">
+            <w:hyperlink w:history="1" r:id="rIdkhwipixr1cltzcqnea6pt">
               <w:r>
                 <w:rPr>
                   <w:rFonts w:ascii="Arial" w:cs="Arial" w:eastAsia="Arial" w:hAnsi="Arial"/>
@@ -32781,7 +32781,7 @@
               <w:spacing w:after="10" w:before="0"/>
               <w:ind w:left="120"/>
             </w:pPr>
-            <w:hyperlink w:history="1" r:id="rId39w2sj0uqk40exjcaqk1b">
+            <w:hyperlink w:history="1" r:id="rId-sckqhqv2xhrmacspfqpo">
               <w:r>
                 <w:rPr>
                   <w:rFonts w:ascii="Arial" w:cs="Arial" w:eastAsia="Arial" w:hAnsi="Arial"/>
@@ -32826,7 +32826,7 @@
             <w:pPr>
               <w:spacing w:after="20" w:before="0"/>
             </w:pPr>
-            <w:hyperlink w:history="1" r:id="rId-h9y5xts2fu2gaxtbiwol">
+            <w:hyperlink w:history="1" r:id="rIdvok6-uzv96-ray5htpcwu">
               <w:r>
                 <w:rPr>
                   <w:rFonts w:ascii="Arial" w:cs="Arial" w:eastAsia="Arial" w:hAnsi="Arial"/>
@@ -32859,7 +32859,7 @@
               <w:spacing w:after="10" w:before="0"/>
               <w:ind w:left="120"/>
             </w:pPr>
-            <w:hyperlink w:history="1" r:id="rId8t6ew5nxgmjtz3hej35vk">
+            <w:hyperlink w:history="1" r:id="rId8ejfhdvppjfo6sfaibnnu">
               <w:r>
                 <w:rPr>
                   <w:rFonts w:ascii="Arial" w:cs="Arial" w:eastAsia="Arial" w:hAnsi="Arial"/>
@@ -33054,7 +33054,7 @@
             <w:pPr>
               <w:spacing w:after="20" w:before="0"/>
             </w:pPr>
-            <w:hyperlink w:history="1" r:id="rId_3ncolsys-1mf7nhnpelg">
+            <w:hyperlink w:history="1" r:id="rIdvb4_wlmf6xdleup85f0a2">
               <w:r>
                 <w:rPr>
                   <w:rFonts w:ascii="Arial" w:cs="Arial" w:eastAsia="Arial" w:hAnsi="Arial"/>
@@ -33087,7 +33087,7 @@
               <w:spacing w:after="10" w:before="0"/>
               <w:ind w:left="120"/>
             </w:pPr>
-            <w:hyperlink w:history="1" r:id="rIdn13_siqrh_lophtqenaiv">
+            <w:hyperlink w:history="1" r:id="rIddqsbqezciimjnwbvdntqj">
               <w:r>
                 <w:rPr>
                   <w:rFonts w:ascii="Arial" w:cs="Arial" w:eastAsia="Arial" w:hAnsi="Arial"/>
@@ -33132,7 +33132,7 @@
             <w:pPr>
               <w:spacing w:after="20" w:before="0"/>
             </w:pPr>
-            <w:hyperlink w:history="1" r:id="rIdh1gptrsuw-crh5zmlqe_w">
+            <w:hyperlink w:history="1" r:id="rId1djwmxtxqsu9xbqiklhmx">
               <w:r>
                 <w:rPr>
                   <w:rFonts w:ascii="Arial" w:cs="Arial" w:eastAsia="Arial" w:hAnsi="Arial"/>
@@ -33165,7 +33165,7 @@
               <w:spacing w:after="10" w:before="0"/>
               <w:ind w:left="120"/>
             </w:pPr>
-            <w:hyperlink w:history="1" r:id="rIdi-p1ogupyahh1hpaq3quj">
+            <w:hyperlink w:history="1" r:id="rIdlmdulkpokaqolpvqyisfb">
               <w:r>
                 <w:rPr>
                   <w:rFonts w:ascii="Arial" w:cs="Arial" w:eastAsia="Arial" w:hAnsi="Arial"/>
@@ -33360,7 +33360,7 @@
             <w:pPr>
               <w:spacing w:after="20" w:before="0"/>
             </w:pPr>
-            <w:hyperlink w:history="1" r:id="rIdv0hqkm3dnkd0lumpu2aac">
+            <w:hyperlink w:history="1" r:id="rId69wacbjebrisp9qjlywsu">
               <w:r>
                 <w:rPr>
                   <w:rFonts w:ascii="Arial" w:cs="Arial" w:eastAsia="Arial" w:hAnsi="Arial"/>
@@ -33393,7 +33393,7 @@
               <w:spacing w:after="10" w:before="0"/>
               <w:ind w:left="120"/>
             </w:pPr>
-            <w:hyperlink w:history="1" r:id="rIdy5okb9zx3vvk9zbb0xy-y">
+            <w:hyperlink w:history="1" r:id="rIdhmrvlui-8edvty1q_dy-_">
               <w:r>
                 <w:rPr>
                   <w:rFonts w:ascii="Arial" w:cs="Arial" w:eastAsia="Arial" w:hAnsi="Arial"/>
@@ -33438,7 +33438,7 @@
             <w:pPr>
               <w:spacing w:after="20" w:before="0"/>
             </w:pPr>
-            <w:hyperlink w:history="1" r:id="rIdszkbjo1k7b4zq4b7jt3ya">
+            <w:hyperlink w:history="1" r:id="rIdxkhgihw5mmj08cmz57qa_">
               <w:r>
                 <w:rPr>
                   <w:rFonts w:ascii="Arial" w:cs="Arial" w:eastAsia="Arial" w:hAnsi="Arial"/>
@@ -33471,7 +33471,7 @@
               <w:spacing w:after="10" w:before="0"/>
               <w:ind w:left="120"/>
             </w:pPr>
-            <w:hyperlink w:history="1" r:id="rIdvqbogb8lc5djl2bnbfvi5">
+            <w:hyperlink w:history="1" r:id="rId1ez39moh_ku-t0feb5a6m">
               <w:r>
                 <w:rPr>
                   <w:rFonts w:ascii="Arial" w:cs="Arial" w:eastAsia="Arial" w:hAnsi="Arial"/>
@@ -34958,7 +34958,7 @@
             <w:pPr>
               <w:spacing w:after="20" w:before="0"/>
             </w:pPr>
-            <w:hyperlink w:history="1" r:id="rId8qx0de011h2xvgaa8w2vx">
+            <w:hyperlink w:history="1" r:id="rIddoyiw3oq8iq4modjlmosn">
               <w:r>
                 <w:rPr>
                   <w:rFonts w:ascii="Arial" w:cs="Arial" w:eastAsia="Arial" w:hAnsi="Arial"/>
@@ -34991,7 +34991,7 @@
               <w:spacing w:after="10" w:before="0"/>
               <w:ind w:left="120"/>
             </w:pPr>
-            <w:hyperlink w:history="1" r:id="rIdjhfm2korcmkc7myiu_dgf">
+            <w:hyperlink w:history="1" r:id="rIdynqvmrvrxzwemjwuipnhj">
               <w:r>
                 <w:rPr>
                   <w:rFonts w:ascii="Arial" w:cs="Arial" w:eastAsia="Arial" w:hAnsi="Arial"/>
@@ -35036,7 +35036,7 @@
             <w:pPr>
               <w:spacing w:after="20" w:before="0"/>
             </w:pPr>
-            <w:hyperlink w:history="1" r:id="rId0nop_cojsiahhxprc1c74">
+            <w:hyperlink w:history="1" r:id="rIdr5xsunh5wblhwxf4pi_hf">
               <w:r>
                 <w:rPr>
                   <w:rFonts w:ascii="Arial" w:cs="Arial" w:eastAsia="Arial" w:hAnsi="Arial"/>
@@ -35069,7 +35069,7 @@
               <w:spacing w:after="10" w:before="0"/>
               <w:ind w:left="120"/>
             </w:pPr>
-            <w:hyperlink w:history="1" r:id="rIdklg4bp1dbtgt4r3zfp9a0">
+            <w:hyperlink w:history="1" r:id="rIdbu3ps99t4qjfhqnpcebki">
               <w:r>
                 <w:rPr>
                   <w:rFonts w:ascii="Arial" w:cs="Arial" w:eastAsia="Arial" w:hAnsi="Arial"/>
@@ -35264,7 +35264,7 @@
             <w:pPr>
               <w:spacing w:after="20" w:before="0"/>
             </w:pPr>
-            <w:hyperlink w:history="1" r:id="rId3sfvatu4p9onjpqhkv7md">
+            <w:hyperlink w:history="1" r:id="rIdkbgcpxlr2tq7ck_tqvarg">
               <w:r>
                 <w:rPr>
                   <w:rFonts w:ascii="Arial" w:cs="Arial" w:eastAsia="Arial" w:hAnsi="Arial"/>
@@ -35297,7 +35297,7 @@
               <w:spacing w:after="10" w:before="0"/>
               <w:ind w:left="120"/>
             </w:pPr>
-            <w:hyperlink w:history="1" r:id="rId4oowghobnb-jeypums-c4">
+            <w:hyperlink w:history="1" r:id="rIdbvgyvjsbzvoduss0pd6_q">
               <w:r>
                 <w:rPr>
                   <w:rFonts w:ascii="Arial" w:cs="Arial" w:eastAsia="Arial" w:hAnsi="Arial"/>
@@ -35342,7 +35342,7 @@
             <w:pPr>
               <w:spacing w:after="20" w:before="0"/>
             </w:pPr>
-            <w:hyperlink w:history="1" r:id="rIdmgmvth9imywgjzla-ri-w">
+            <w:hyperlink w:history="1" r:id="rIdwdmu2fmm8lxlprwsexrtm">
               <w:r>
                 <w:rPr>
                   <w:rFonts w:ascii="Arial" w:cs="Arial" w:eastAsia="Arial" w:hAnsi="Arial"/>
@@ -35375,7 +35375,7 @@
               <w:spacing w:after="10" w:before="0"/>
               <w:ind w:left="120"/>
             </w:pPr>
-            <w:hyperlink w:history="1" r:id="rId6r-9dafgmyimpwfe_qida">
+            <w:hyperlink w:history="1" r:id="rIdjfvk2301cj-lghtnowmay">
               <w:r>
                 <w:rPr>
                   <w:rFonts w:ascii="Arial" w:cs="Arial" w:eastAsia="Arial" w:hAnsi="Arial"/>
@@ -35570,7 +35570,7 @@
             <w:pPr>
               <w:spacing w:after="20" w:before="0"/>
             </w:pPr>
-            <w:hyperlink w:history="1" r:id="rIddz1ihgfdiklyv1mh74t7m">
+            <w:hyperlink w:history="1" r:id="rIdb2sp7yxhgwgv4nhqmr1s2">
               <w:r>
                 <w:rPr>
                   <w:rFonts w:ascii="Arial" w:cs="Arial" w:eastAsia="Arial" w:hAnsi="Arial"/>
@@ -35603,7 +35603,7 @@
               <w:spacing w:after="10" w:before="0"/>
               <w:ind w:left="120"/>
             </w:pPr>
-            <w:hyperlink w:history="1" r:id="rIdl0qucmcrvo7uamge6ber8">
+            <w:hyperlink w:history="1" r:id="rIdqgream-ng18yde8lcraru">
               <w:r>
                 <w:rPr>
                   <w:rFonts w:ascii="Arial" w:cs="Arial" w:eastAsia="Arial" w:hAnsi="Arial"/>
@@ -35648,7 +35648,7 @@
             <w:pPr>
               <w:spacing w:after="20" w:before="0"/>
             </w:pPr>
-            <w:hyperlink w:history="1" r:id="rIdpgfhdohvmushni2anae8b">
+            <w:hyperlink w:history="1" r:id="rId1gtthqeem-gtncdwvm7wg">
               <w:r>
                 <w:rPr>
                   <w:rFonts w:ascii="Arial" w:cs="Arial" w:eastAsia="Arial" w:hAnsi="Arial"/>
@@ -35681,7 +35681,7 @@
               <w:spacing w:after="10" w:before="0"/>
               <w:ind w:left="120"/>
             </w:pPr>
-            <w:hyperlink w:history="1" r:id="rIdza_v54yrycy1slmageray">
+            <w:hyperlink w:history="1" r:id="rIdnu8ya6t_8cvjdqgcqu4pi">
               <w:r>
                 <w:rPr>
                   <w:rFonts w:ascii="Arial" w:cs="Arial" w:eastAsia="Arial" w:hAnsi="Arial"/>
@@ -35876,7 +35876,7 @@
             <w:pPr>
               <w:spacing w:after="20" w:before="0"/>
             </w:pPr>
-            <w:hyperlink w:history="1" r:id="rId2-5_sfs7sjzmhi8yiaoit">
+            <w:hyperlink w:history="1" r:id="rId1fpsliluw4owpfwlqfa_s">
               <w:r>
                 <w:rPr>
                   <w:rFonts w:ascii="Arial" w:cs="Arial" w:eastAsia="Arial" w:hAnsi="Arial"/>
@@ -35909,7 +35909,7 @@
               <w:spacing w:after="10" w:before="0"/>
               <w:ind w:left="120"/>
             </w:pPr>
-            <w:hyperlink w:history="1" r:id="rIddiecbv6imffh_pmoryls6">
+            <w:hyperlink w:history="1" r:id="rIdel7xqbdgnwd04pzsme59a">
               <w:r>
                 <w:rPr>
                   <w:rFonts w:ascii="Arial" w:cs="Arial" w:eastAsia="Arial" w:hAnsi="Arial"/>
@@ -35954,7 +35954,7 @@
             <w:pPr>
               <w:spacing w:after="20" w:before="0"/>
             </w:pPr>
-            <w:hyperlink w:history="1" r:id="rIdrehf1g7natq-is8grx1vq">
+            <w:hyperlink w:history="1" r:id="rIdvooorfjoq5_oawhlqfwi_">
               <w:r>
                 <w:rPr>
                   <w:rFonts w:ascii="Arial" w:cs="Arial" w:eastAsia="Arial" w:hAnsi="Arial"/>
@@ -35987,7 +35987,7 @@
               <w:spacing w:after="10" w:before="0"/>
               <w:ind w:left="120"/>
             </w:pPr>
-            <w:hyperlink w:history="1" r:id="rId3qzmypp0loi69sjfsuzmt">
+            <w:hyperlink w:history="1" r:id="rIdwp0fhkrezgiofsxbspbkf">
               <w:r>
                 <w:rPr>
                   <w:rFonts w:ascii="Arial" w:cs="Arial" w:eastAsia="Arial" w:hAnsi="Arial"/>
@@ -36182,7 +36182,7 @@
             <w:pPr>
               <w:spacing w:after="20" w:before="0"/>
             </w:pPr>
-            <w:hyperlink w:history="1" r:id="rIdbhodrppueddasj6ordakg">
+            <w:hyperlink w:history="1" r:id="rIdn3c-pzfpbpvom4cuzp36g">
               <w:r>
                 <w:rPr>
                   <w:rFonts w:ascii="Arial" w:cs="Arial" w:eastAsia="Arial" w:hAnsi="Arial"/>
@@ -36215,7 +36215,7 @@
               <w:spacing w:after="10" w:before="0"/>
               <w:ind w:left="120"/>
             </w:pPr>
-            <w:hyperlink w:history="1" r:id="rIdnnrugo7jghifyvw2kyhxj">
+            <w:hyperlink w:history="1" r:id="rIdl8zw51fyh6flnblxlhysx">
               <w:r>
                 <w:rPr>
                   <w:rFonts w:ascii="Arial" w:cs="Arial" w:eastAsia="Arial" w:hAnsi="Arial"/>
@@ -36260,7 +36260,7 @@
             <w:pPr>
               <w:spacing w:after="20" w:before="0"/>
             </w:pPr>
-            <w:hyperlink w:history="1" r:id="rIdokky-aodxmdpxauetsljc">
+            <w:hyperlink w:history="1" r:id="rIdz7ggyw7mjc6azfdqxm_o7">
               <w:r>
                 <w:rPr>
                   <w:rFonts w:ascii="Arial" w:cs="Arial" w:eastAsia="Arial" w:hAnsi="Arial"/>
@@ -36293,7 +36293,7 @@
               <w:spacing w:after="10" w:before="0"/>
               <w:ind w:left="120"/>
             </w:pPr>
-            <w:hyperlink w:history="1" r:id="rIdd4aqerkr-ee7qscyeu746">
+            <w:hyperlink w:history="1" r:id="rIdyp5hnggs8kn27dhxnihns">
               <w:r>
                 <w:rPr>
                   <w:rFonts w:ascii="Arial" w:cs="Arial" w:eastAsia="Arial" w:hAnsi="Arial"/>

--- a/data/outputs/v2/Maths/SS2.1_Similarity_and_Enlargement/Mathematics_Similarity_and_Enlargement_CBE_LessonSequence.docx
+++ b/data/outputs/v2/Maths/SS2.1_Similarity_and_Enlargement/Mathematics_Similarity_and_Enlargement_CBE_LessonSequence.docx
@@ -3821,7 +3821,7 @@
             <w:pPr>
               <w:spacing w:after="20" w:before="0"/>
             </w:pPr>
-            <w:hyperlink w:history="1" r:id="rIdw6a2tgrzzenpdp9ki2-j4">
+            <w:hyperlink w:history="1" r:id="rIdyfh0ukbzgkpst_3qa0jgx">
               <w:r>
                 <w:rPr>
                   <w:rFonts w:ascii="Arial" w:cs="Arial" w:eastAsia="Arial" w:hAnsi="Arial"/>
@@ -3854,7 +3854,7 @@
               <w:spacing w:after="10" w:before="0"/>
               <w:ind w:left="120"/>
             </w:pPr>
-            <w:hyperlink w:history="1" r:id="rIdn5ycgk2hdxrdoxfgpixis">
+            <w:hyperlink w:history="1" r:id="rIdwmgdeof7zrq8sgi611h3q">
               <w:r>
                 <w:rPr>
                   <w:rFonts w:ascii="Arial" w:cs="Arial" w:eastAsia="Arial" w:hAnsi="Arial"/>
@@ -3899,7 +3899,7 @@
             <w:pPr>
               <w:spacing w:after="20" w:before="0"/>
             </w:pPr>
-            <w:hyperlink w:history="1" r:id="rIdi6vm3ahgssjmothjr3cz4">
+            <w:hyperlink w:history="1" r:id="rIduo-tgzjagkdwagq96babq">
               <w:r>
                 <w:rPr>
                   <w:rFonts w:ascii="Arial" w:cs="Arial" w:eastAsia="Arial" w:hAnsi="Arial"/>
@@ -3932,7 +3932,7 @@
               <w:spacing w:after="10" w:before="0"/>
               <w:ind w:left="120"/>
             </w:pPr>
-            <w:hyperlink w:history="1" r:id="rIdax4dzwkhkajf6pzjmeij_">
+            <w:hyperlink w:history="1" r:id="rIdr6i1ny6yafj59o3elkjzk">
               <w:r>
                 <w:rPr>
                   <w:rFonts w:ascii="Arial" w:cs="Arial" w:eastAsia="Arial" w:hAnsi="Arial"/>
@@ -4127,7 +4127,7 @@
             <w:pPr>
               <w:spacing w:after="20" w:before="0"/>
             </w:pPr>
-            <w:hyperlink w:history="1" r:id="rId3vfdbjgzjieognuwe3f1v">
+            <w:hyperlink w:history="1" r:id="rIdd7do-wwckzncq4ms52vqa">
               <w:r>
                 <w:rPr>
                   <w:rFonts w:ascii="Arial" w:cs="Arial" w:eastAsia="Arial" w:hAnsi="Arial"/>
@@ -4160,7 +4160,7 @@
               <w:spacing w:after="10" w:before="0"/>
               <w:ind w:left="120"/>
             </w:pPr>
-            <w:hyperlink w:history="1" r:id="rIdz_wwbpoktk3lsqhh6mbej">
+            <w:hyperlink w:history="1" r:id="rIdwbtlpghf0xpbuht2fnr_f">
               <w:r>
                 <w:rPr>
                   <w:rFonts w:ascii="Arial" w:cs="Arial" w:eastAsia="Arial" w:hAnsi="Arial"/>
@@ -4205,7 +4205,7 @@
             <w:pPr>
               <w:spacing w:after="20" w:before="0"/>
             </w:pPr>
-            <w:hyperlink w:history="1" r:id="rIdhdmstn-v67azoghqxv5o6">
+            <w:hyperlink w:history="1" r:id="rIdqzbzw9zokp934-mnbzti1">
               <w:r>
                 <w:rPr>
                   <w:rFonts w:ascii="Arial" w:cs="Arial" w:eastAsia="Arial" w:hAnsi="Arial"/>
@@ -4238,7 +4238,7 @@
               <w:spacing w:after="10" w:before="0"/>
               <w:ind w:left="120"/>
             </w:pPr>
-            <w:hyperlink w:history="1" r:id="rIdt6vjptaxvlc2t9-mkpdlj">
+            <w:hyperlink w:history="1" r:id="rIdthubvphaju2bisptfrpsm">
               <w:r>
                 <w:rPr>
                   <w:rFonts w:ascii="Arial" w:cs="Arial" w:eastAsia="Arial" w:hAnsi="Arial"/>
@@ -4433,7 +4433,7 @@
             <w:pPr>
               <w:spacing w:after="20" w:before="0"/>
             </w:pPr>
-            <w:hyperlink w:history="1" r:id="rIdqujqdnvfrgmzy2b3n0brs">
+            <w:hyperlink w:history="1" r:id="rIddsxuodb0scyrlmutowgjt">
               <w:r>
                 <w:rPr>
                   <w:rFonts w:ascii="Arial" w:cs="Arial" w:eastAsia="Arial" w:hAnsi="Arial"/>
@@ -4466,7 +4466,7 @@
               <w:spacing w:after="10" w:before="0"/>
               <w:ind w:left="120"/>
             </w:pPr>
-            <w:hyperlink w:history="1" r:id="rIdgpgs9ubfo9ygdb19jyrn2">
+            <w:hyperlink w:history="1" r:id="rId2dmafm1iudyikmohxxsd4">
               <w:r>
                 <w:rPr>
                   <w:rFonts w:ascii="Arial" w:cs="Arial" w:eastAsia="Arial" w:hAnsi="Arial"/>
@@ -4511,7 +4511,7 @@
             <w:pPr>
               <w:spacing w:after="20" w:before="0"/>
             </w:pPr>
-            <w:hyperlink w:history="1" r:id="rIdfk8gi818bepecsuh772w1">
+            <w:hyperlink w:history="1" r:id="rIdozymxuhs1xhhfazngazr-">
               <w:r>
                 <w:rPr>
                   <w:rFonts w:ascii="Arial" w:cs="Arial" w:eastAsia="Arial" w:hAnsi="Arial"/>
@@ -4544,7 +4544,7 @@
               <w:spacing w:after="10" w:before="0"/>
               <w:ind w:left="120"/>
             </w:pPr>
-            <w:hyperlink w:history="1" r:id="rIdr85gf9rmqngvsft4asaai">
+            <w:hyperlink w:history="1" r:id="rIdww4__pwpt8szj628tjga3">
               <w:r>
                 <w:rPr>
                   <w:rFonts w:ascii="Arial" w:cs="Arial" w:eastAsia="Arial" w:hAnsi="Arial"/>
@@ -4739,7 +4739,7 @@
             <w:pPr>
               <w:spacing w:after="20" w:before="0"/>
             </w:pPr>
-            <w:hyperlink w:history="1" r:id="rIdhx3cfp_n8_qnvjw9yx87q">
+            <w:hyperlink w:history="1" r:id="rId_nxgerrwvn09ohnbjn1ji">
               <w:r>
                 <w:rPr>
                   <w:rFonts w:ascii="Arial" w:cs="Arial" w:eastAsia="Arial" w:hAnsi="Arial"/>
@@ -4772,7 +4772,7 @@
               <w:spacing w:after="10" w:before="0"/>
               <w:ind w:left="120"/>
             </w:pPr>
-            <w:hyperlink w:history="1" r:id="rIdosxprn28agkh1zfwwdhpx">
+            <w:hyperlink w:history="1" r:id="rId-ojitlwqnvjhawkyfwpt9">
               <w:r>
                 <w:rPr>
                   <w:rFonts w:ascii="Arial" w:cs="Arial" w:eastAsia="Arial" w:hAnsi="Arial"/>
@@ -4817,7 +4817,7 @@
             <w:pPr>
               <w:spacing w:after="20" w:before="0"/>
             </w:pPr>
-            <w:hyperlink w:history="1" r:id="rId_fxamdgdyaxz-w6dx3yhi">
+            <w:hyperlink w:history="1" r:id="rIdqimnmlc9k7lxcktuuegcp">
               <w:r>
                 <w:rPr>
                   <w:rFonts w:ascii="Arial" w:cs="Arial" w:eastAsia="Arial" w:hAnsi="Arial"/>
@@ -4850,7 +4850,7 @@
               <w:spacing w:after="10" w:before="0"/>
               <w:ind w:left="120"/>
             </w:pPr>
-            <w:hyperlink w:history="1" r:id="rIdljwtf7amg1s3o2tc3_xk3">
+            <w:hyperlink w:history="1" r:id="rIdzuf47hdrdzfkt5eds976l">
               <w:r>
                 <w:rPr>
                   <w:rFonts w:ascii="Arial" w:cs="Arial" w:eastAsia="Arial" w:hAnsi="Arial"/>
@@ -5045,7 +5045,7 @@
             <w:pPr>
               <w:spacing w:after="20" w:before="0"/>
             </w:pPr>
-            <w:hyperlink w:history="1" r:id="rIdmu7m8a81uryhn9nc0t7hu">
+            <w:hyperlink w:history="1" r:id="rIdojcd_rgwsfrurxvdhpo9q">
               <w:r>
                 <w:rPr>
                   <w:rFonts w:ascii="Arial" w:cs="Arial" w:eastAsia="Arial" w:hAnsi="Arial"/>
@@ -5078,7 +5078,7 @@
               <w:spacing w:after="10" w:before="0"/>
               <w:ind w:left="120"/>
             </w:pPr>
-            <w:hyperlink w:history="1" r:id="rId7yejmnuvl5ejd3jnnbnjv">
+            <w:hyperlink w:history="1" r:id="rIdnpux0ikw6i5ajq60-12rx">
               <w:r>
                 <w:rPr>
                   <w:rFonts w:ascii="Arial" w:cs="Arial" w:eastAsia="Arial" w:hAnsi="Arial"/>
@@ -5123,7 +5123,7 @@
             <w:pPr>
               <w:spacing w:after="20" w:before="0"/>
             </w:pPr>
-            <w:hyperlink w:history="1" r:id="rIdvzdxmiqv0o937iuqgse-c">
+            <w:hyperlink w:history="1" r:id="rIdbh1jbryicpkjbiaub571l">
               <w:r>
                 <w:rPr>
                   <w:rFonts w:ascii="Arial" w:cs="Arial" w:eastAsia="Arial" w:hAnsi="Arial"/>
@@ -5156,7 +5156,7 @@
               <w:spacing w:after="10" w:before="0"/>
               <w:ind w:left="120"/>
             </w:pPr>
-            <w:hyperlink w:history="1" r:id="rIdzo_itdg0rfxbnnqfvlz_z">
+            <w:hyperlink w:history="1" r:id="rId8fegeufh6d52-bejkbdjg">
               <w:r>
                 <w:rPr>
                   <w:rFonts w:ascii="Arial" w:cs="Arial" w:eastAsia="Arial" w:hAnsi="Arial"/>
@@ -6643,7 +6643,7 @@
             <w:pPr>
               <w:spacing w:after="20" w:before="0"/>
             </w:pPr>
-            <w:hyperlink w:history="1" r:id="rIdkibz_nrn30touqa35dd0-">
+            <w:hyperlink w:history="1" r:id="rId8mwscxmfkm_w-cqxl4mi1">
               <w:r>
                 <w:rPr>
                   <w:rFonts w:ascii="Arial" w:cs="Arial" w:eastAsia="Arial" w:hAnsi="Arial"/>
@@ -6676,7 +6676,7 @@
               <w:spacing w:after="10" w:before="0"/>
               <w:ind w:left="120"/>
             </w:pPr>
-            <w:hyperlink w:history="1" r:id="rIdqbi9sz7wlifxno2cuvzlq">
+            <w:hyperlink w:history="1" r:id="rIdlqnu_af1ysx98el-1hcuv">
               <w:r>
                 <w:rPr>
                   <w:rFonts w:ascii="Arial" w:cs="Arial" w:eastAsia="Arial" w:hAnsi="Arial"/>
@@ -6721,7 +6721,7 @@
             <w:pPr>
               <w:spacing w:after="20" w:before="0"/>
             </w:pPr>
-            <w:hyperlink w:history="1" r:id="rId0fbs6d95vjdwe0blwqu6-">
+            <w:hyperlink w:history="1" r:id="rIdlyd4n4pmxtfm5uaxpfnft">
               <w:r>
                 <w:rPr>
                   <w:rFonts w:ascii="Arial" w:cs="Arial" w:eastAsia="Arial" w:hAnsi="Arial"/>
@@ -6754,7 +6754,7 @@
               <w:spacing w:after="10" w:before="0"/>
               <w:ind w:left="120"/>
             </w:pPr>
-            <w:hyperlink w:history="1" r:id="rId6omn3t-_te0lifrk30rqq">
+            <w:hyperlink w:history="1" r:id="rIddwadjgdjk6-v-b0hml-ij">
               <w:r>
                 <w:rPr>
                   <w:rFonts w:ascii="Arial" w:cs="Arial" w:eastAsia="Arial" w:hAnsi="Arial"/>
@@ -6949,7 +6949,7 @@
             <w:pPr>
               <w:spacing w:after="20" w:before="0"/>
             </w:pPr>
-            <w:hyperlink w:history="1" r:id="rId9l-q_0ongj9omeycwldyt">
+            <w:hyperlink w:history="1" r:id="rIdt9dgpvr3g0nxf1ojgjxsv">
               <w:r>
                 <w:rPr>
                   <w:rFonts w:ascii="Arial" w:cs="Arial" w:eastAsia="Arial" w:hAnsi="Arial"/>
@@ -6982,7 +6982,7 @@
               <w:spacing w:after="10" w:before="0"/>
               <w:ind w:left="120"/>
             </w:pPr>
-            <w:hyperlink w:history="1" r:id="rIdyaxnh5u-lqezpfvm3yf0h">
+            <w:hyperlink w:history="1" r:id="rIdglegouatdaq_h9gamffl0">
               <w:r>
                 <w:rPr>
                   <w:rFonts w:ascii="Arial" w:cs="Arial" w:eastAsia="Arial" w:hAnsi="Arial"/>
@@ -7027,7 +7027,7 @@
             <w:pPr>
               <w:spacing w:after="20" w:before="0"/>
             </w:pPr>
-            <w:hyperlink w:history="1" r:id="rIdhl1h9vtvhwndzzrvhg6-_">
+            <w:hyperlink w:history="1" r:id="rIdhsxnunlssaqndq76fivh2">
               <w:r>
                 <w:rPr>
                   <w:rFonts w:ascii="Arial" w:cs="Arial" w:eastAsia="Arial" w:hAnsi="Arial"/>
@@ -7060,7 +7060,7 @@
               <w:spacing w:after="10" w:before="0"/>
               <w:ind w:left="120"/>
             </w:pPr>
-            <w:hyperlink w:history="1" r:id="rIdgxf4fe-yeizvqurfngiyk">
+            <w:hyperlink w:history="1" r:id="rIdirsu62dq31lk-ya7iev2s">
               <w:r>
                 <w:rPr>
                   <w:rFonts w:ascii="Arial" w:cs="Arial" w:eastAsia="Arial" w:hAnsi="Arial"/>
@@ -7255,7 +7255,7 @@
             <w:pPr>
               <w:spacing w:after="20" w:before="0"/>
             </w:pPr>
-            <w:hyperlink w:history="1" r:id="rIdayojq7-pqwcge69rq7sjq">
+            <w:hyperlink w:history="1" r:id="rIdu53cymp0x_s9wavqhkpvk">
               <w:r>
                 <w:rPr>
                   <w:rFonts w:ascii="Arial" w:cs="Arial" w:eastAsia="Arial" w:hAnsi="Arial"/>
@@ -7288,7 +7288,7 @@
               <w:spacing w:after="10" w:before="0"/>
               <w:ind w:left="120"/>
             </w:pPr>
-            <w:hyperlink w:history="1" r:id="rIdepvttkh6llh_5_cxdswc0">
+            <w:hyperlink w:history="1" r:id="rIdy066y-yxnw4iskmszx7ek">
               <w:r>
                 <w:rPr>
                   <w:rFonts w:ascii="Arial" w:cs="Arial" w:eastAsia="Arial" w:hAnsi="Arial"/>
@@ -7333,7 +7333,7 @@
             <w:pPr>
               <w:spacing w:after="20" w:before="0"/>
             </w:pPr>
-            <w:hyperlink w:history="1" r:id="rIdqwnsfss9_4p5mpjyufbld">
+            <w:hyperlink w:history="1" r:id="rIdieylqtt_6cmfgwvtlmrki">
               <w:r>
                 <w:rPr>
                   <w:rFonts w:ascii="Arial" w:cs="Arial" w:eastAsia="Arial" w:hAnsi="Arial"/>
@@ -7366,7 +7366,7 @@
               <w:spacing w:after="10" w:before="0"/>
               <w:ind w:left="120"/>
             </w:pPr>
-            <w:hyperlink w:history="1" r:id="rIds5kyxewasnpwwjj3pugaj">
+            <w:hyperlink w:history="1" r:id="rIdaqxpafchxbh_nm_shv9x2">
               <w:r>
                 <w:rPr>
                   <w:rFonts w:ascii="Arial" w:cs="Arial" w:eastAsia="Arial" w:hAnsi="Arial"/>
@@ -7561,7 +7561,7 @@
             <w:pPr>
               <w:spacing w:after="20" w:before="0"/>
             </w:pPr>
-            <w:hyperlink w:history="1" r:id="rIdvs-s3olioq9afc6t7ym2_">
+            <w:hyperlink w:history="1" r:id="rId1cfwzi1whjwdnvtrywis0">
               <w:r>
                 <w:rPr>
                   <w:rFonts w:ascii="Arial" w:cs="Arial" w:eastAsia="Arial" w:hAnsi="Arial"/>
@@ -7594,7 +7594,7 @@
               <w:spacing w:after="10" w:before="0"/>
               <w:ind w:left="120"/>
             </w:pPr>
-            <w:hyperlink w:history="1" r:id="rIdhcqokikmtxohgngiscllo">
+            <w:hyperlink w:history="1" r:id="rId6fckbqe8hbgv2-f-yhug2">
               <w:r>
                 <w:rPr>
                   <w:rFonts w:ascii="Arial" w:cs="Arial" w:eastAsia="Arial" w:hAnsi="Arial"/>
@@ -7639,7 +7639,7 @@
             <w:pPr>
               <w:spacing w:after="20" w:before="0"/>
             </w:pPr>
-            <w:hyperlink w:history="1" r:id="rIdjdvez4uvvgruladuuzeez">
+            <w:hyperlink w:history="1" r:id="rIdqviucxsprngde-buecorz">
               <w:r>
                 <w:rPr>
                   <w:rFonts w:ascii="Arial" w:cs="Arial" w:eastAsia="Arial" w:hAnsi="Arial"/>
@@ -7672,7 +7672,7 @@
               <w:spacing w:after="10" w:before="0"/>
               <w:ind w:left="120"/>
             </w:pPr>
-            <w:hyperlink w:history="1" r:id="rIdgqru613ax3fxv9zwdegeh">
+            <w:hyperlink w:history="1" r:id="rIddv0bgzlhlr_7dcwqxtz6w">
               <w:r>
                 <w:rPr>
                   <w:rFonts w:ascii="Arial" w:cs="Arial" w:eastAsia="Arial" w:hAnsi="Arial"/>
@@ -7867,7 +7867,7 @@
             <w:pPr>
               <w:spacing w:after="20" w:before="0"/>
             </w:pPr>
-            <w:hyperlink w:history="1" r:id="rIdkjuoqsnbuxwahdqm3ynln">
+            <w:hyperlink w:history="1" r:id="rId5yj7w7nrdy7k4zekfp90g">
               <w:r>
                 <w:rPr>
                   <w:rFonts w:ascii="Arial" w:cs="Arial" w:eastAsia="Arial" w:hAnsi="Arial"/>
@@ -7900,7 +7900,7 @@
               <w:spacing w:after="10" w:before="0"/>
               <w:ind w:left="120"/>
             </w:pPr>
-            <w:hyperlink w:history="1" r:id="rIdw_avzljomjlxrjc8s1eh3">
+            <w:hyperlink w:history="1" r:id="rIdibtu3w-cesc_swvcq1hh5">
               <w:r>
                 <w:rPr>
                   <w:rFonts w:ascii="Arial" w:cs="Arial" w:eastAsia="Arial" w:hAnsi="Arial"/>
@@ -7945,7 +7945,7 @@
             <w:pPr>
               <w:spacing w:after="20" w:before="0"/>
             </w:pPr>
-            <w:hyperlink w:history="1" r:id="rIddmtkeotvkjdov0ukdcoaf">
+            <w:hyperlink w:history="1" r:id="rIdw8zsc-wv0wvkvv_yj34jk">
               <w:r>
                 <w:rPr>
                   <w:rFonts w:ascii="Arial" w:cs="Arial" w:eastAsia="Arial" w:hAnsi="Arial"/>
@@ -7978,7 +7978,7 @@
               <w:spacing w:after="10" w:before="0"/>
               <w:ind w:left="120"/>
             </w:pPr>
-            <w:hyperlink w:history="1" r:id="rIdtvqipc7spudjuvqgqhzb7">
+            <w:hyperlink w:history="1" r:id="rIdwldx0zwjkjsbiwqgxlj9r">
               <w:r>
                 <w:rPr>
                   <w:rFonts w:ascii="Arial" w:cs="Arial" w:eastAsia="Arial" w:hAnsi="Arial"/>
@@ -9560,7 +9560,7 @@
             <w:pPr>
               <w:spacing w:after="20" w:before="0"/>
             </w:pPr>
-            <w:hyperlink w:history="1" r:id="rIdsfybublef42_mo9egrfak">
+            <w:hyperlink w:history="1" r:id="rIdrt8kprpw67g1zxbj0sfrs">
               <w:r>
                 <w:rPr>
                   <w:rFonts w:ascii="Arial" w:cs="Arial" w:eastAsia="Arial" w:hAnsi="Arial"/>
@@ -9593,7 +9593,7 @@
               <w:spacing w:after="10" w:before="0"/>
               <w:ind w:left="120"/>
             </w:pPr>
-            <w:hyperlink w:history="1" r:id="rIdg58o3jo7mgjpn3kwzdvgd">
+            <w:hyperlink w:history="1" r:id="rIdvoffnt2re-7m1wq35yxjz">
               <w:r>
                 <w:rPr>
                   <w:rFonts w:ascii="Arial" w:cs="Arial" w:eastAsia="Arial" w:hAnsi="Arial"/>
@@ -9638,7 +9638,7 @@
             <w:pPr>
               <w:spacing w:after="20" w:before="0"/>
             </w:pPr>
-            <w:hyperlink w:history="1" r:id="rIdmuqgiiuevyrx6yrkt3_t0">
+            <w:hyperlink w:history="1" r:id="rIdcklh0lv2heo2bk4plecn1">
               <w:r>
                 <w:rPr>
                   <w:rFonts w:ascii="Arial" w:cs="Arial" w:eastAsia="Arial" w:hAnsi="Arial"/>
@@ -9671,7 +9671,7 @@
               <w:spacing w:after="10" w:before="0"/>
               <w:ind w:left="120"/>
             </w:pPr>
-            <w:hyperlink w:history="1" r:id="rIdluswe1pjh2vu1kofzq0ce">
+            <w:hyperlink w:history="1" r:id="rIdunl7qwp2fxgnecqxig9dv">
               <w:r>
                 <w:rPr>
                   <w:rFonts w:ascii="Arial" w:cs="Arial" w:eastAsia="Arial" w:hAnsi="Arial"/>
@@ -9866,7 +9866,7 @@
             <w:pPr>
               <w:spacing w:after="20" w:before="0"/>
             </w:pPr>
-            <w:hyperlink w:history="1" r:id="rId9ey3-vnq8narhd4lxzebk">
+            <w:hyperlink w:history="1" r:id="rIdpk6egriq9ce1mqadkkkfn">
               <w:r>
                 <w:rPr>
                   <w:rFonts w:ascii="Arial" w:cs="Arial" w:eastAsia="Arial" w:hAnsi="Arial"/>
@@ -9899,7 +9899,7 @@
               <w:spacing w:after="10" w:before="0"/>
               <w:ind w:left="120"/>
             </w:pPr>
-            <w:hyperlink w:history="1" r:id="rIdg5puq7kffhrrwx-m1yftm">
+            <w:hyperlink w:history="1" r:id="rIdb8lfu80mg8vhpfx4dairo">
               <w:r>
                 <w:rPr>
                   <w:rFonts w:ascii="Arial" w:cs="Arial" w:eastAsia="Arial" w:hAnsi="Arial"/>
@@ -9944,7 +9944,7 @@
             <w:pPr>
               <w:spacing w:after="20" w:before="0"/>
             </w:pPr>
-            <w:hyperlink w:history="1" r:id="rIdmugauqfd3olr8vd8jmvju">
+            <w:hyperlink w:history="1" r:id="rIdybujwipbyrh2z8ziakvoe">
               <w:r>
                 <w:rPr>
                   <w:rFonts w:ascii="Arial" w:cs="Arial" w:eastAsia="Arial" w:hAnsi="Arial"/>
@@ -9977,7 +9977,7 @@
               <w:spacing w:after="10" w:before="0"/>
               <w:ind w:left="120"/>
             </w:pPr>
-            <w:hyperlink w:history="1" r:id="rId8vpetz67xlfzpawtyvubq">
+            <w:hyperlink w:history="1" r:id="rId1wocdfjulc46bu5wcngpt">
               <w:r>
                 <w:rPr>
                   <w:rFonts w:ascii="Arial" w:cs="Arial" w:eastAsia="Arial" w:hAnsi="Arial"/>
@@ -10172,7 +10172,7 @@
             <w:pPr>
               <w:spacing w:after="20" w:before="0"/>
             </w:pPr>
-            <w:hyperlink w:history="1" r:id="rIdsnfq4wu6wchjppeyl36g2">
+            <w:hyperlink w:history="1" r:id="rIdalmg8ri847nvqnphdtmyx">
               <w:r>
                 <w:rPr>
                   <w:rFonts w:ascii="Arial" w:cs="Arial" w:eastAsia="Arial" w:hAnsi="Arial"/>
@@ -10205,7 +10205,7 @@
               <w:spacing w:after="10" w:before="0"/>
               <w:ind w:left="120"/>
             </w:pPr>
-            <w:hyperlink w:history="1" r:id="rId0cxlddj45fxpjssptkwmz">
+            <w:hyperlink w:history="1" r:id="rIdewj0f9u0umrmtfkhlmzgi">
               <w:r>
                 <w:rPr>
                   <w:rFonts w:ascii="Arial" w:cs="Arial" w:eastAsia="Arial" w:hAnsi="Arial"/>
@@ -10250,7 +10250,7 @@
             <w:pPr>
               <w:spacing w:after="20" w:before="0"/>
             </w:pPr>
-            <w:hyperlink w:history="1" r:id="rIdhdp0mi6izxwp-bsjr5-gj">
+            <w:hyperlink w:history="1" r:id="rIdnbj6glqyezdtdcg9y9mq0">
               <w:r>
                 <w:rPr>
                   <w:rFonts w:ascii="Arial" w:cs="Arial" w:eastAsia="Arial" w:hAnsi="Arial"/>
@@ -10283,7 +10283,7 @@
               <w:spacing w:after="10" w:before="0"/>
               <w:ind w:left="120"/>
             </w:pPr>
-            <w:hyperlink w:history="1" r:id="rIdw5gfn0rlrthfnnhyrdxyd">
+            <w:hyperlink w:history="1" r:id="rIdn8ypsla8mdr9dsyi2nvmb">
               <w:r>
                 <w:rPr>
                   <w:rFonts w:ascii="Arial" w:cs="Arial" w:eastAsia="Arial" w:hAnsi="Arial"/>
@@ -10478,7 +10478,7 @@
             <w:pPr>
               <w:spacing w:after="20" w:before="0"/>
             </w:pPr>
-            <w:hyperlink w:history="1" r:id="rIdsxzzbdnvikqw5kcvjjdhf">
+            <w:hyperlink w:history="1" r:id="rIdny5nqvrsly7dxjpyjcwq7">
               <w:r>
                 <w:rPr>
                   <w:rFonts w:ascii="Arial" w:cs="Arial" w:eastAsia="Arial" w:hAnsi="Arial"/>
@@ -10511,7 +10511,7 @@
               <w:spacing w:after="10" w:before="0"/>
               <w:ind w:left="120"/>
             </w:pPr>
-            <w:hyperlink w:history="1" r:id="rIdrco496zgkoshf3dpfhlcl">
+            <w:hyperlink w:history="1" r:id="rIdc_tomvll4g9wdkcupq7pm">
               <w:r>
                 <w:rPr>
                   <w:rFonts w:ascii="Arial" w:cs="Arial" w:eastAsia="Arial" w:hAnsi="Arial"/>
@@ -10556,7 +10556,7 @@
             <w:pPr>
               <w:spacing w:after="20" w:before="0"/>
             </w:pPr>
-            <w:hyperlink w:history="1" r:id="rIdfd9wtrlqlunx64xiforqr">
+            <w:hyperlink w:history="1" r:id="rIdgmfkmo_vjawmwqgmij5ng">
               <w:r>
                 <w:rPr>
                   <w:rFonts w:ascii="Arial" w:cs="Arial" w:eastAsia="Arial" w:hAnsi="Arial"/>
@@ -10589,7 +10589,7 @@
               <w:spacing w:after="10" w:before="0"/>
               <w:ind w:left="120"/>
             </w:pPr>
-            <w:hyperlink w:history="1" r:id="rIdyyb5k8jsjx8kjvg0-qylb">
+            <w:hyperlink w:history="1" r:id="rIdvvme67mw1sy85yxy9x8lz">
               <w:r>
                 <w:rPr>
                   <w:rFonts w:ascii="Arial" w:cs="Arial" w:eastAsia="Arial" w:hAnsi="Arial"/>
@@ -10784,7 +10784,7 @@
             <w:pPr>
               <w:spacing w:after="20" w:before="0"/>
             </w:pPr>
-            <w:hyperlink w:history="1" r:id="rIdlb8pjnp1xlo_rucul9ji7">
+            <w:hyperlink w:history="1" r:id="rIdhuwzdu3ph0k4cy9pymvaa">
               <w:r>
                 <w:rPr>
                   <w:rFonts w:ascii="Arial" w:cs="Arial" w:eastAsia="Arial" w:hAnsi="Arial"/>
@@ -10817,7 +10817,7 @@
               <w:spacing w:after="10" w:before="0"/>
               <w:ind w:left="120"/>
             </w:pPr>
-            <w:hyperlink w:history="1" r:id="rId2bcyh3qmnspjblggmpnn2">
+            <w:hyperlink w:history="1" r:id="rId9faucrbzywrougtwvpkod">
               <w:r>
                 <w:rPr>
                   <w:rFonts w:ascii="Arial" w:cs="Arial" w:eastAsia="Arial" w:hAnsi="Arial"/>
@@ -10862,7 +10862,7 @@
             <w:pPr>
               <w:spacing w:after="20" w:before="0"/>
             </w:pPr>
-            <w:hyperlink w:history="1" r:id="rIdddazdfx6auxxreze-iumm">
+            <w:hyperlink w:history="1" r:id="rIdlsqp_dycze1qlf4lucnv_">
               <w:r>
                 <w:rPr>
                   <w:rFonts w:ascii="Arial" w:cs="Arial" w:eastAsia="Arial" w:hAnsi="Arial"/>
@@ -10895,7 +10895,7 @@
               <w:spacing w:after="10" w:before="0"/>
               <w:ind w:left="120"/>
             </w:pPr>
-            <w:hyperlink w:history="1" r:id="rId7lf9ihndahm4xhgojc84p">
+            <w:hyperlink w:history="1" r:id="rIdvmpnpw6v5rwhtwd_-xinh">
               <w:r>
                 <w:rPr>
                   <w:rFonts w:ascii="Arial" w:cs="Arial" w:eastAsia="Arial" w:hAnsi="Arial"/>
@@ -12382,7 +12382,7 @@
             <w:pPr>
               <w:spacing w:after="20" w:before="0"/>
             </w:pPr>
-            <w:hyperlink w:history="1" r:id="rIdib6t24ulsrglb7sj0rajx">
+            <w:hyperlink w:history="1" r:id="rIdh3fbzraukjdm6bs4wpfpe">
               <w:r>
                 <w:rPr>
                   <w:rFonts w:ascii="Arial" w:cs="Arial" w:eastAsia="Arial" w:hAnsi="Arial"/>
@@ -12415,7 +12415,7 @@
               <w:spacing w:after="10" w:before="0"/>
               <w:ind w:left="120"/>
             </w:pPr>
-            <w:hyperlink w:history="1" r:id="rIdzjcpryubsdjwmifjxcgkg">
+            <w:hyperlink w:history="1" r:id="rIdw56suooqijagte92offbl">
               <w:r>
                 <w:rPr>
                   <w:rFonts w:ascii="Arial" w:cs="Arial" w:eastAsia="Arial" w:hAnsi="Arial"/>
@@ -12460,7 +12460,7 @@
             <w:pPr>
               <w:spacing w:after="20" w:before="0"/>
             </w:pPr>
-            <w:hyperlink w:history="1" r:id="rIduhroywi81ebpsjitnanw9">
+            <w:hyperlink w:history="1" r:id="rIdlus9dffryymc7ylohuyil">
               <w:r>
                 <w:rPr>
                   <w:rFonts w:ascii="Arial" w:cs="Arial" w:eastAsia="Arial" w:hAnsi="Arial"/>
@@ -12493,7 +12493,7 @@
               <w:spacing w:after="10" w:before="0"/>
               <w:ind w:left="120"/>
             </w:pPr>
-            <w:hyperlink w:history="1" r:id="rId0y4bayey0vmpfrnigk1gb">
+            <w:hyperlink w:history="1" r:id="rIdro0xefvuxxw0ilsdiiqdj">
               <w:r>
                 <w:rPr>
                   <w:rFonts w:ascii="Arial" w:cs="Arial" w:eastAsia="Arial" w:hAnsi="Arial"/>
@@ -12688,7 +12688,7 @@
             <w:pPr>
               <w:spacing w:after="20" w:before="0"/>
             </w:pPr>
-            <w:hyperlink w:history="1" r:id="rIddycm2ajls7eekrv_x-msc">
+            <w:hyperlink w:history="1" r:id="rIdmy8mcfligfixxbtff-2ga">
               <w:r>
                 <w:rPr>
                   <w:rFonts w:ascii="Arial" w:cs="Arial" w:eastAsia="Arial" w:hAnsi="Arial"/>
@@ -12721,7 +12721,7 @@
               <w:spacing w:after="10" w:before="0"/>
               <w:ind w:left="120"/>
             </w:pPr>
-            <w:hyperlink w:history="1" r:id="rIdqq0i-fyjl2n6wienvotjp">
+            <w:hyperlink w:history="1" r:id="rIdgthvqtzlsxxt95wrwyoqr">
               <w:r>
                 <w:rPr>
                   <w:rFonts w:ascii="Arial" w:cs="Arial" w:eastAsia="Arial" w:hAnsi="Arial"/>
@@ -12766,7 +12766,7 @@
             <w:pPr>
               <w:spacing w:after="20" w:before="0"/>
             </w:pPr>
-            <w:hyperlink w:history="1" r:id="rIdop4np3qqrvzr5pnlcsfdm">
+            <w:hyperlink w:history="1" r:id="rIdyfks9pyczwpy_w4zdusuy">
               <w:r>
                 <w:rPr>
                   <w:rFonts w:ascii="Arial" w:cs="Arial" w:eastAsia="Arial" w:hAnsi="Arial"/>
@@ -12799,7 +12799,7 @@
               <w:spacing w:after="10" w:before="0"/>
               <w:ind w:left="120"/>
             </w:pPr>
-            <w:hyperlink w:history="1" r:id="rIdy9xffc1oc8qibcmwzdepr">
+            <w:hyperlink w:history="1" r:id="rIdcpwijxovfv_fe-chl-lyd">
               <w:r>
                 <w:rPr>
                   <w:rFonts w:ascii="Arial" w:cs="Arial" w:eastAsia="Arial" w:hAnsi="Arial"/>
@@ -12994,7 +12994,7 @@
             <w:pPr>
               <w:spacing w:after="20" w:before="0"/>
             </w:pPr>
-            <w:hyperlink w:history="1" r:id="rId_gadul1jcnhxpit5ca5up">
+            <w:hyperlink w:history="1" r:id="rIdvfrlwfofk2--ordypvjtk">
               <w:r>
                 <w:rPr>
                   <w:rFonts w:ascii="Arial" w:cs="Arial" w:eastAsia="Arial" w:hAnsi="Arial"/>
@@ -13027,7 +13027,7 @@
               <w:spacing w:after="10" w:before="0"/>
               <w:ind w:left="120"/>
             </w:pPr>
-            <w:hyperlink w:history="1" r:id="rIdumxgt2ogav9kdnaubf77q">
+            <w:hyperlink w:history="1" r:id="rId5jxt_p2i2riwiemtzo4x7">
               <w:r>
                 <w:rPr>
                   <w:rFonts w:ascii="Arial" w:cs="Arial" w:eastAsia="Arial" w:hAnsi="Arial"/>
@@ -13072,7 +13072,7 @@
             <w:pPr>
               <w:spacing w:after="20" w:before="0"/>
             </w:pPr>
-            <w:hyperlink w:history="1" r:id="rId6bfzlsbnu_itnxf3qigok">
+            <w:hyperlink w:history="1" r:id="rIdjy2kesjamemg_wb20rno_">
               <w:r>
                 <w:rPr>
                   <w:rFonts w:ascii="Arial" w:cs="Arial" w:eastAsia="Arial" w:hAnsi="Arial"/>
@@ -13105,7 +13105,7 @@
               <w:spacing w:after="10" w:before="0"/>
               <w:ind w:left="120"/>
             </w:pPr>
-            <w:hyperlink w:history="1" r:id="rId-xrsb727utx6rxigrw_r_">
+            <w:hyperlink w:history="1" r:id="rIdu-p6m1-kgwdirjo6rv8ap">
               <w:r>
                 <w:rPr>
                   <w:rFonts w:ascii="Arial" w:cs="Arial" w:eastAsia="Arial" w:hAnsi="Arial"/>
@@ -13300,7 +13300,7 @@
             <w:pPr>
               <w:spacing w:after="20" w:before="0"/>
             </w:pPr>
-            <w:hyperlink w:history="1" r:id="rId3vnigq07n7puru5_hhlrg">
+            <w:hyperlink w:history="1" r:id="rIdpldroxdjlne8xjfreyptv">
               <w:r>
                 <w:rPr>
                   <w:rFonts w:ascii="Arial" w:cs="Arial" w:eastAsia="Arial" w:hAnsi="Arial"/>
@@ -13333,7 +13333,7 @@
               <w:spacing w:after="10" w:before="0"/>
               <w:ind w:left="120"/>
             </w:pPr>
-            <w:hyperlink w:history="1" r:id="rIdky_jiwqbizueapwn-kaj9">
+            <w:hyperlink w:history="1" r:id="rIdrqoh8ga5jv9nlnqjxcx3w">
               <w:r>
                 <w:rPr>
                   <w:rFonts w:ascii="Arial" w:cs="Arial" w:eastAsia="Arial" w:hAnsi="Arial"/>
@@ -13378,7 +13378,7 @@
             <w:pPr>
               <w:spacing w:after="20" w:before="0"/>
             </w:pPr>
-            <w:hyperlink w:history="1" r:id="rIdj0tbuvksk9jmnquu48vxe">
+            <w:hyperlink w:history="1" r:id="rIdzkp3hotg-rfh5rxvrqy09">
               <w:r>
                 <w:rPr>
                   <w:rFonts w:ascii="Arial" w:cs="Arial" w:eastAsia="Arial" w:hAnsi="Arial"/>
@@ -13411,7 +13411,7 @@
               <w:spacing w:after="10" w:before="0"/>
               <w:ind w:left="120"/>
             </w:pPr>
-            <w:hyperlink w:history="1" r:id="rIdlqvjsd3at18illnldpjgq">
+            <w:hyperlink w:history="1" r:id="rIdct6j4hk6gmd_szet2r6c_">
               <w:r>
                 <w:rPr>
                   <w:rFonts w:ascii="Arial" w:cs="Arial" w:eastAsia="Arial" w:hAnsi="Arial"/>
@@ -13606,7 +13606,7 @@
             <w:pPr>
               <w:spacing w:after="20" w:before="0"/>
             </w:pPr>
-            <w:hyperlink w:history="1" r:id="rIdff4vib-c3e5ge1akgwuxr">
+            <w:hyperlink w:history="1" r:id="rId5hypoijbimt0dv5hr8ubx">
               <w:r>
                 <w:rPr>
                   <w:rFonts w:ascii="Arial" w:cs="Arial" w:eastAsia="Arial" w:hAnsi="Arial"/>
@@ -13639,7 +13639,7 @@
               <w:spacing w:after="10" w:before="0"/>
               <w:ind w:left="120"/>
             </w:pPr>
-            <w:hyperlink w:history="1" r:id="rId3bk9q9lrxnmv0-oulji2m">
+            <w:hyperlink w:history="1" r:id="rId3c4hgx2bgfgxtpremejo4">
               <w:r>
                 <w:rPr>
                   <w:rFonts w:ascii="Arial" w:cs="Arial" w:eastAsia="Arial" w:hAnsi="Arial"/>
@@ -13684,7 +13684,7 @@
             <w:pPr>
               <w:spacing w:after="20" w:before="0"/>
             </w:pPr>
-            <w:hyperlink w:history="1" r:id="rIdcunsaeuuvsxxhxusmiopu">
+            <w:hyperlink w:history="1" r:id="rId7lnvt-xgs8t8-cpsnt4qz">
               <w:r>
                 <w:rPr>
                   <w:rFonts w:ascii="Arial" w:cs="Arial" w:eastAsia="Arial" w:hAnsi="Arial"/>
@@ -13717,7 +13717,7 @@
               <w:spacing w:after="10" w:before="0"/>
               <w:ind w:left="120"/>
             </w:pPr>
-            <w:hyperlink w:history="1" r:id="rId4glomrgg2jxuvfjtxgrsm">
+            <w:hyperlink w:history="1" r:id="rIdwhcavp4icbpzlf8proj_x">
               <w:r>
                 <w:rPr>
                   <w:rFonts w:ascii="Arial" w:cs="Arial" w:eastAsia="Arial" w:hAnsi="Arial"/>
@@ -15204,7 +15204,7 @@
             <w:pPr>
               <w:spacing w:after="20" w:before="0"/>
             </w:pPr>
-            <w:hyperlink w:history="1" r:id="rIdx8ixulgbe9q94u-nl9gjd">
+            <w:hyperlink w:history="1" r:id="rId1zbz_7hgvvd-uv9dtj4it">
               <w:r>
                 <w:rPr>
                   <w:rFonts w:ascii="Arial" w:cs="Arial" w:eastAsia="Arial" w:hAnsi="Arial"/>
@@ -15237,7 +15237,7 @@
               <w:spacing w:after="10" w:before="0"/>
               <w:ind w:left="120"/>
             </w:pPr>
-            <w:hyperlink w:history="1" r:id="rIdeoujp32-0ok5i_aiqkpbj">
+            <w:hyperlink w:history="1" r:id="rIdsw9i0byn6ia1aapshffoz">
               <w:r>
                 <w:rPr>
                   <w:rFonts w:ascii="Arial" w:cs="Arial" w:eastAsia="Arial" w:hAnsi="Arial"/>
@@ -15282,7 +15282,7 @@
             <w:pPr>
               <w:spacing w:after="20" w:before="0"/>
             </w:pPr>
-            <w:hyperlink w:history="1" r:id="rIdcqdtfpssiiihbwzhigeci">
+            <w:hyperlink w:history="1" r:id="rId18qaaouxz4kasdjhpn6yx">
               <w:r>
                 <w:rPr>
                   <w:rFonts w:ascii="Arial" w:cs="Arial" w:eastAsia="Arial" w:hAnsi="Arial"/>
@@ -15315,7 +15315,7 @@
               <w:spacing w:after="10" w:before="0"/>
               <w:ind w:left="120"/>
             </w:pPr>
-            <w:hyperlink w:history="1" r:id="rIda0wkyvzzsdhihrwipw07r">
+            <w:hyperlink w:history="1" r:id="rId5ri1nyjapysiibx1zd1si">
               <w:r>
                 <w:rPr>
                   <w:rFonts w:ascii="Arial" w:cs="Arial" w:eastAsia="Arial" w:hAnsi="Arial"/>
@@ -15510,7 +15510,7 @@
             <w:pPr>
               <w:spacing w:after="20" w:before="0"/>
             </w:pPr>
-            <w:hyperlink w:history="1" r:id="rIdaz2l4iikbz9bqg-hgwz5j">
+            <w:hyperlink w:history="1" r:id="rId-bpkzzcjse5imtf9qjrpa">
               <w:r>
                 <w:rPr>
                   <w:rFonts w:ascii="Arial" w:cs="Arial" w:eastAsia="Arial" w:hAnsi="Arial"/>
@@ -15543,7 +15543,7 @@
               <w:spacing w:after="10" w:before="0"/>
               <w:ind w:left="120"/>
             </w:pPr>
-            <w:hyperlink w:history="1" r:id="rIdfiwik4rvtngrioeonjdxb">
+            <w:hyperlink w:history="1" r:id="rIdypqbmcshez4xtkqrv4dbq">
               <w:r>
                 <w:rPr>
                   <w:rFonts w:ascii="Arial" w:cs="Arial" w:eastAsia="Arial" w:hAnsi="Arial"/>
@@ -15588,7 +15588,7 @@
             <w:pPr>
               <w:spacing w:after="20" w:before="0"/>
             </w:pPr>
-            <w:hyperlink w:history="1" r:id="rIdkh5n1rvu-dpm9jj_io-bt">
+            <w:hyperlink w:history="1" r:id="rId4txq2h9ygm4qv_nkhc_cf">
               <w:r>
                 <w:rPr>
                   <w:rFonts w:ascii="Arial" w:cs="Arial" w:eastAsia="Arial" w:hAnsi="Arial"/>
@@ -15621,7 +15621,7 @@
               <w:spacing w:after="10" w:before="0"/>
               <w:ind w:left="120"/>
             </w:pPr>
-            <w:hyperlink w:history="1" r:id="rIdotiumvgmbjilfc4tawklx">
+            <w:hyperlink w:history="1" r:id="rIdz-ggljc5lho_1mkmh06wr">
               <w:r>
                 <w:rPr>
                   <w:rFonts w:ascii="Arial" w:cs="Arial" w:eastAsia="Arial" w:hAnsi="Arial"/>
@@ -15816,7 +15816,7 @@
             <w:pPr>
               <w:spacing w:after="20" w:before="0"/>
             </w:pPr>
-            <w:hyperlink w:history="1" r:id="rIdhbi_qk0_8ded8pr2r48xj">
+            <w:hyperlink w:history="1" r:id="rIdayrxilkurjl42fgvxgqin">
               <w:r>
                 <w:rPr>
                   <w:rFonts w:ascii="Arial" w:cs="Arial" w:eastAsia="Arial" w:hAnsi="Arial"/>
@@ -15849,7 +15849,7 @@
               <w:spacing w:after="10" w:before="0"/>
               <w:ind w:left="120"/>
             </w:pPr>
-            <w:hyperlink w:history="1" r:id="rIdx2ibjoekdtbdbtqfamgiu">
+            <w:hyperlink w:history="1" r:id="rId0vyku92tiyaxpxygne4ya">
               <w:r>
                 <w:rPr>
                   <w:rFonts w:ascii="Arial" w:cs="Arial" w:eastAsia="Arial" w:hAnsi="Arial"/>
@@ -15894,7 +15894,7 @@
             <w:pPr>
               <w:spacing w:after="20" w:before="0"/>
             </w:pPr>
-            <w:hyperlink w:history="1" r:id="rIdrzip6gr9juozajrmwthsy">
+            <w:hyperlink w:history="1" r:id="rIdi5yjqzrgtvmhmvjgynn-6">
               <w:r>
                 <w:rPr>
                   <w:rFonts w:ascii="Arial" w:cs="Arial" w:eastAsia="Arial" w:hAnsi="Arial"/>
@@ -15927,7 +15927,7 @@
               <w:spacing w:after="10" w:before="0"/>
               <w:ind w:left="120"/>
             </w:pPr>
-            <w:hyperlink w:history="1" r:id="rIdox9w1dcokmfejsym5yb7k">
+            <w:hyperlink w:history="1" r:id="rId-ig5q-xszsgmhuzblfhsw">
               <w:r>
                 <w:rPr>
                   <w:rFonts w:ascii="Arial" w:cs="Arial" w:eastAsia="Arial" w:hAnsi="Arial"/>
@@ -16122,7 +16122,7 @@
             <w:pPr>
               <w:spacing w:after="20" w:before="0"/>
             </w:pPr>
-            <w:hyperlink w:history="1" r:id="rIdxxequyuhd_bzkbxtyuh9p">
+            <w:hyperlink w:history="1" r:id="rIdkk3sio6xz2gphxeedlflb">
               <w:r>
                 <w:rPr>
                   <w:rFonts w:ascii="Arial" w:cs="Arial" w:eastAsia="Arial" w:hAnsi="Arial"/>
@@ -16155,7 +16155,7 @@
               <w:spacing w:after="10" w:before="0"/>
               <w:ind w:left="120"/>
             </w:pPr>
-            <w:hyperlink w:history="1" r:id="rIdfg7xo88uhxvzcw9fi4t3o">
+            <w:hyperlink w:history="1" r:id="rIdmdwce_z3mccjnurtrqzwl">
               <w:r>
                 <w:rPr>
                   <w:rFonts w:ascii="Arial" w:cs="Arial" w:eastAsia="Arial" w:hAnsi="Arial"/>
@@ -16200,7 +16200,7 @@
             <w:pPr>
               <w:spacing w:after="20" w:before="0"/>
             </w:pPr>
-            <w:hyperlink w:history="1" r:id="rIdpayjalejo_6wbr7gdi5cm">
+            <w:hyperlink w:history="1" r:id="rIdxntxbe7zj9xvgxwhnpyrp">
               <w:r>
                 <w:rPr>
                   <w:rFonts w:ascii="Arial" w:cs="Arial" w:eastAsia="Arial" w:hAnsi="Arial"/>
@@ -16233,7 +16233,7 @@
               <w:spacing w:after="10" w:before="0"/>
               <w:ind w:left="120"/>
             </w:pPr>
-            <w:hyperlink w:history="1" r:id="rIdhf8q9mc4k5y9gqgtn7svj">
+            <w:hyperlink w:history="1" r:id="rIdmock_hn17wuqigo853owl">
               <w:r>
                 <w:rPr>
                   <w:rFonts w:ascii="Arial" w:cs="Arial" w:eastAsia="Arial" w:hAnsi="Arial"/>
@@ -16428,7 +16428,7 @@
             <w:pPr>
               <w:spacing w:after="20" w:before="0"/>
             </w:pPr>
-            <w:hyperlink w:history="1" r:id="rIdylknyilbqf02duaxidhqt">
+            <w:hyperlink w:history="1" r:id="rIdozl7rxfxiama1nbinlu_n">
               <w:r>
                 <w:rPr>
                   <w:rFonts w:ascii="Arial" w:cs="Arial" w:eastAsia="Arial" w:hAnsi="Arial"/>
@@ -16461,7 +16461,7 @@
               <w:spacing w:after="10" w:before="0"/>
               <w:ind w:left="120"/>
             </w:pPr>
-            <w:hyperlink w:history="1" r:id="rIdhdo2zxvytbpcf9keixzpg">
+            <w:hyperlink w:history="1" r:id="rId-maffyisagedeukv-w-wn">
               <w:r>
                 <w:rPr>
                   <w:rFonts w:ascii="Arial" w:cs="Arial" w:eastAsia="Arial" w:hAnsi="Arial"/>
@@ -16506,7 +16506,7 @@
             <w:pPr>
               <w:spacing w:after="20" w:before="0"/>
             </w:pPr>
-            <w:hyperlink w:history="1" r:id="rId9uqw_qgor_uuwoyodieqo">
+            <w:hyperlink w:history="1" r:id="rIdysrnwhocbj0yickcivzyd">
               <w:r>
                 <w:rPr>
                   <w:rFonts w:ascii="Arial" w:cs="Arial" w:eastAsia="Arial" w:hAnsi="Arial"/>
@@ -16539,7 +16539,7 @@
               <w:spacing w:after="10" w:before="0"/>
               <w:ind w:left="120"/>
             </w:pPr>
-            <w:hyperlink w:history="1" r:id="rId_n0ff395x2soh06j6k68t">
+            <w:hyperlink w:history="1" r:id="rId9wxmwklw_h2bqqawttj0p">
               <w:r>
                 <w:rPr>
                   <w:rFonts w:ascii="Arial" w:cs="Arial" w:eastAsia="Arial" w:hAnsi="Arial"/>
@@ -18026,7 +18026,7 @@
             <w:pPr>
               <w:spacing w:after="20" w:before="0"/>
             </w:pPr>
-            <w:hyperlink w:history="1" r:id="rIdx3ylgejaadzpozjykgceg">
+            <w:hyperlink w:history="1" r:id="rIdgx1-2xlakkngpweoe0jp4">
               <w:r>
                 <w:rPr>
                   <w:rFonts w:ascii="Arial" w:cs="Arial" w:eastAsia="Arial" w:hAnsi="Arial"/>
@@ -18059,7 +18059,7 @@
               <w:spacing w:after="10" w:before="0"/>
               <w:ind w:left="120"/>
             </w:pPr>
-            <w:hyperlink w:history="1" r:id="rIdf2plbhefbgcr1qqj_y1gq">
+            <w:hyperlink w:history="1" r:id="rIdjup5iv-xu9searrhegapz">
               <w:r>
                 <w:rPr>
                   <w:rFonts w:ascii="Arial" w:cs="Arial" w:eastAsia="Arial" w:hAnsi="Arial"/>
@@ -18104,7 +18104,7 @@
             <w:pPr>
               <w:spacing w:after="20" w:before="0"/>
             </w:pPr>
-            <w:hyperlink w:history="1" r:id="rIdgm7vxzab4hymitqiiavjg">
+            <w:hyperlink w:history="1" r:id="rIds11g812jj7t-yreepqrml">
               <w:r>
                 <w:rPr>
                   <w:rFonts w:ascii="Arial" w:cs="Arial" w:eastAsia="Arial" w:hAnsi="Arial"/>
@@ -18137,7 +18137,7 @@
               <w:spacing w:after="10" w:before="0"/>
               <w:ind w:left="120"/>
             </w:pPr>
-            <w:hyperlink w:history="1" r:id="rIdc91gjqjvfdn-2vru32a9_">
+            <w:hyperlink w:history="1" r:id="rIdcua6rvbbrd7rlshi61e76">
               <w:r>
                 <w:rPr>
                   <w:rFonts w:ascii="Arial" w:cs="Arial" w:eastAsia="Arial" w:hAnsi="Arial"/>
@@ -18332,7 +18332,7 @@
             <w:pPr>
               <w:spacing w:after="20" w:before="0"/>
             </w:pPr>
-            <w:hyperlink w:history="1" r:id="rIdtpuxpzsmospubk4v9ar9d">
+            <w:hyperlink w:history="1" r:id="rIdklr3j15yqvccbcn-amwxh">
               <w:r>
                 <w:rPr>
                   <w:rFonts w:ascii="Arial" w:cs="Arial" w:eastAsia="Arial" w:hAnsi="Arial"/>
@@ -18365,7 +18365,7 @@
               <w:spacing w:after="10" w:before="0"/>
               <w:ind w:left="120"/>
             </w:pPr>
-            <w:hyperlink w:history="1" r:id="rIdqf_fshl-po0eh4ueurptn">
+            <w:hyperlink w:history="1" r:id="rIdpzi6405v6rlqykh7trl4c">
               <w:r>
                 <w:rPr>
                   <w:rFonts w:ascii="Arial" w:cs="Arial" w:eastAsia="Arial" w:hAnsi="Arial"/>
@@ -18410,7 +18410,7 @@
             <w:pPr>
               <w:spacing w:after="20" w:before="0"/>
             </w:pPr>
-            <w:hyperlink w:history="1" r:id="rIdbvfoceia37oreve_9kxkb">
+            <w:hyperlink w:history="1" r:id="rIdbobvllr2buhl9h2yjfk86">
               <w:r>
                 <w:rPr>
                   <w:rFonts w:ascii="Arial" w:cs="Arial" w:eastAsia="Arial" w:hAnsi="Arial"/>
@@ -18443,7 +18443,7 @@
               <w:spacing w:after="10" w:before="0"/>
               <w:ind w:left="120"/>
             </w:pPr>
-            <w:hyperlink w:history="1" r:id="rId_yrq_ajknem39o-qnmrpa">
+            <w:hyperlink w:history="1" r:id="rId3cs4-1yohlrvo3ggiacqy">
               <w:r>
                 <w:rPr>
                   <w:rFonts w:ascii="Arial" w:cs="Arial" w:eastAsia="Arial" w:hAnsi="Arial"/>
@@ -18638,7 +18638,7 @@
             <w:pPr>
               <w:spacing w:after="20" w:before="0"/>
             </w:pPr>
-            <w:hyperlink w:history="1" r:id="rId812o79mcyo2gv_7cezvte">
+            <w:hyperlink w:history="1" r:id="rId1bshroseh6ki7ssyqienm">
               <w:r>
                 <w:rPr>
                   <w:rFonts w:ascii="Arial" w:cs="Arial" w:eastAsia="Arial" w:hAnsi="Arial"/>
@@ -18671,7 +18671,7 @@
               <w:spacing w:after="10" w:before="0"/>
               <w:ind w:left="120"/>
             </w:pPr>
-            <w:hyperlink w:history="1" r:id="rIddpbnwqkrn9dvk9y34wbbf">
+            <w:hyperlink w:history="1" r:id="rIdkfibxw9f-kqrcinosaj63">
               <w:r>
                 <w:rPr>
                   <w:rFonts w:ascii="Arial" w:cs="Arial" w:eastAsia="Arial" w:hAnsi="Arial"/>
@@ -18716,7 +18716,7 @@
             <w:pPr>
               <w:spacing w:after="20" w:before="0"/>
             </w:pPr>
-            <w:hyperlink w:history="1" r:id="rIdkgu66qfw3xbwpjy-pw0fm">
+            <w:hyperlink w:history="1" r:id="rId4ft1o3rsk-ugx6zsksxtm">
               <w:r>
                 <w:rPr>
                   <w:rFonts w:ascii="Arial" w:cs="Arial" w:eastAsia="Arial" w:hAnsi="Arial"/>
@@ -18749,7 +18749,7 @@
               <w:spacing w:after="10" w:before="0"/>
               <w:ind w:left="120"/>
             </w:pPr>
-            <w:hyperlink w:history="1" r:id="rIdvuzglsk_ixe9ynic_bsof">
+            <w:hyperlink w:history="1" r:id="rIdy4qqajxau-f02pplcibmm">
               <w:r>
                 <w:rPr>
                   <w:rFonts w:ascii="Arial" w:cs="Arial" w:eastAsia="Arial" w:hAnsi="Arial"/>
@@ -18944,7 +18944,7 @@
             <w:pPr>
               <w:spacing w:after="20" w:before="0"/>
             </w:pPr>
-            <w:hyperlink w:history="1" r:id="rIdjh7xxenkw_5d582l6myvb">
+            <w:hyperlink w:history="1" r:id="rIdnxybtyagnni9tohb0gyeg">
               <w:r>
                 <w:rPr>
                   <w:rFonts w:ascii="Arial" w:cs="Arial" w:eastAsia="Arial" w:hAnsi="Arial"/>
@@ -18977,7 +18977,7 @@
               <w:spacing w:after="10" w:before="0"/>
               <w:ind w:left="120"/>
             </w:pPr>
-            <w:hyperlink w:history="1" r:id="rIdxlsopb9dw97rfxkkna1ls">
+            <w:hyperlink w:history="1" r:id="rIdyul0vpmkb89q5ve5tbe6d">
               <w:r>
                 <w:rPr>
                   <w:rFonts w:ascii="Arial" w:cs="Arial" w:eastAsia="Arial" w:hAnsi="Arial"/>
@@ -19022,7 +19022,7 @@
             <w:pPr>
               <w:spacing w:after="20" w:before="0"/>
             </w:pPr>
-            <w:hyperlink w:history="1" r:id="rIdyy2kgfldefj1u2yzrdvra">
+            <w:hyperlink w:history="1" r:id="rIdv8mprjcvl2lkvqjs5ocuk">
               <w:r>
                 <w:rPr>
                   <w:rFonts w:ascii="Arial" w:cs="Arial" w:eastAsia="Arial" w:hAnsi="Arial"/>
@@ -19055,7 +19055,7 @@
               <w:spacing w:after="10" w:before="0"/>
               <w:ind w:left="120"/>
             </w:pPr>
-            <w:hyperlink w:history="1" r:id="rIdsf_8zdqmkirvct07yimw0">
+            <w:hyperlink w:history="1" r:id="rIdscaa63q16zb2twmyvg3xi">
               <w:r>
                 <w:rPr>
                   <w:rFonts w:ascii="Arial" w:cs="Arial" w:eastAsia="Arial" w:hAnsi="Arial"/>
@@ -19250,7 +19250,7 @@
             <w:pPr>
               <w:spacing w:after="20" w:before="0"/>
             </w:pPr>
-            <w:hyperlink w:history="1" r:id="rIdo3agkwj2mxs_uwcxkjr98">
+            <w:hyperlink w:history="1" r:id="rId3tv4yygn3b7ycq1gcz9jt">
               <w:r>
                 <w:rPr>
                   <w:rFonts w:ascii="Arial" w:cs="Arial" w:eastAsia="Arial" w:hAnsi="Arial"/>
@@ -19283,7 +19283,7 @@
               <w:spacing w:after="10" w:before="0"/>
               <w:ind w:left="120"/>
             </w:pPr>
-            <w:hyperlink w:history="1" r:id="rIdsjeckbceex0atdb4i_l2t">
+            <w:hyperlink w:history="1" r:id="rIdwjycrvvwzjtqnav_huyo0">
               <w:r>
                 <w:rPr>
                   <w:rFonts w:ascii="Arial" w:cs="Arial" w:eastAsia="Arial" w:hAnsi="Arial"/>
@@ -19328,7 +19328,7 @@
             <w:pPr>
               <w:spacing w:after="20" w:before="0"/>
             </w:pPr>
-            <w:hyperlink w:history="1" r:id="rIdxwq8vm09uy0h16v1k9lkh">
+            <w:hyperlink w:history="1" r:id="rIdpzxsd-_ddhxj5up5o8orw">
               <w:r>
                 <w:rPr>
                   <w:rFonts w:ascii="Arial" w:cs="Arial" w:eastAsia="Arial" w:hAnsi="Arial"/>
@@ -19361,7 +19361,7 @@
               <w:spacing w:after="10" w:before="0"/>
               <w:ind w:left="120"/>
             </w:pPr>
-            <w:hyperlink w:history="1" r:id="rId0ks1pwgzzb0d31pbx1ox3">
+            <w:hyperlink w:history="1" r:id="rIdtvp9d_sahkws6pwz1cfcc">
               <w:r>
                 <w:rPr>
                   <w:rFonts w:ascii="Arial" w:cs="Arial" w:eastAsia="Arial" w:hAnsi="Arial"/>
@@ -20848,7 +20848,7 @@
             <w:pPr>
               <w:spacing w:after="20" w:before="0"/>
             </w:pPr>
-            <w:hyperlink w:history="1" r:id="rId7ghg63zw1zsbiu73w8scx">
+            <w:hyperlink w:history="1" r:id="rIdtqrw-j2zwjttzbayqbcub">
               <w:r>
                 <w:rPr>
                   <w:rFonts w:ascii="Arial" w:cs="Arial" w:eastAsia="Arial" w:hAnsi="Arial"/>
@@ -20881,7 +20881,7 @@
               <w:spacing w:after="10" w:before="0"/>
               <w:ind w:left="120"/>
             </w:pPr>
-            <w:hyperlink w:history="1" r:id="rIdc2uoknufc29c5klbspduz">
+            <w:hyperlink w:history="1" r:id="rIdnki_kbijf1czyuayesxsq">
               <w:r>
                 <w:rPr>
                   <w:rFonts w:ascii="Arial" w:cs="Arial" w:eastAsia="Arial" w:hAnsi="Arial"/>
@@ -20926,7 +20926,7 @@
             <w:pPr>
               <w:spacing w:after="20" w:before="0"/>
             </w:pPr>
-            <w:hyperlink w:history="1" r:id="rIdh2ye-ynslrx6u_zpsumso">
+            <w:hyperlink w:history="1" r:id="rIdu5pblcnp5zw0dg5lljizq">
               <w:r>
                 <w:rPr>
                   <w:rFonts w:ascii="Arial" w:cs="Arial" w:eastAsia="Arial" w:hAnsi="Arial"/>
@@ -20959,7 +20959,7 @@
               <w:spacing w:after="10" w:before="0"/>
               <w:ind w:left="120"/>
             </w:pPr>
-            <w:hyperlink w:history="1" r:id="rIdll_gm2adf1e3ybxc9nzmb">
+            <w:hyperlink w:history="1" r:id="rIdqm93jq7gamr9l4pfgsemd">
               <w:r>
                 <w:rPr>
                   <w:rFonts w:ascii="Arial" w:cs="Arial" w:eastAsia="Arial" w:hAnsi="Arial"/>
@@ -21154,7 +21154,7 @@
             <w:pPr>
               <w:spacing w:after="20" w:before="0"/>
             </w:pPr>
-            <w:hyperlink w:history="1" r:id="rIdjsqws3c_-wuk7islmqlxj">
+            <w:hyperlink w:history="1" r:id="rIdrl62luipguvljn_3zxug_">
               <w:r>
                 <w:rPr>
                   <w:rFonts w:ascii="Arial" w:cs="Arial" w:eastAsia="Arial" w:hAnsi="Arial"/>
@@ -21187,7 +21187,7 @@
               <w:spacing w:after="10" w:before="0"/>
               <w:ind w:left="120"/>
             </w:pPr>
-            <w:hyperlink w:history="1" r:id="rIdwh0nb4amhoggmlbjmkiiv">
+            <w:hyperlink w:history="1" r:id="rId6ib4qi4l_n2anxehyxwvv">
               <w:r>
                 <w:rPr>
                   <w:rFonts w:ascii="Arial" w:cs="Arial" w:eastAsia="Arial" w:hAnsi="Arial"/>
@@ -21232,7 +21232,7 @@
             <w:pPr>
               <w:spacing w:after="20" w:before="0"/>
             </w:pPr>
-            <w:hyperlink w:history="1" r:id="rIdte6kwprnyjrw0iliauq6k">
+            <w:hyperlink w:history="1" r:id="rIdz903e9yqar1hxilzv7jtb">
               <w:r>
                 <w:rPr>
                   <w:rFonts w:ascii="Arial" w:cs="Arial" w:eastAsia="Arial" w:hAnsi="Arial"/>
@@ -21265,7 +21265,7 @@
               <w:spacing w:after="10" w:before="0"/>
               <w:ind w:left="120"/>
             </w:pPr>
-            <w:hyperlink w:history="1" r:id="rId-ccrpj_3ryarjrfssyoxz">
+            <w:hyperlink w:history="1" r:id="rIdikjs4pcgihrehfpsxwva3">
               <w:r>
                 <w:rPr>
                   <w:rFonts w:ascii="Arial" w:cs="Arial" w:eastAsia="Arial" w:hAnsi="Arial"/>
@@ -21460,7 +21460,7 @@
             <w:pPr>
               <w:spacing w:after="20" w:before="0"/>
             </w:pPr>
-            <w:hyperlink w:history="1" r:id="rIdgdbgalc-3kqnswxaoytqp">
+            <w:hyperlink w:history="1" r:id="rIdf8_dro9dpkmyoqdwk0hz3">
               <w:r>
                 <w:rPr>
                   <w:rFonts w:ascii="Arial" w:cs="Arial" w:eastAsia="Arial" w:hAnsi="Arial"/>
@@ -21493,7 +21493,7 @@
               <w:spacing w:after="10" w:before="0"/>
               <w:ind w:left="120"/>
             </w:pPr>
-            <w:hyperlink w:history="1" r:id="rIdf26o2pg1p39swisdyhw1f">
+            <w:hyperlink w:history="1" r:id="rIddv0nactfvfmwwfduz8fbj">
               <w:r>
                 <w:rPr>
                   <w:rFonts w:ascii="Arial" w:cs="Arial" w:eastAsia="Arial" w:hAnsi="Arial"/>
@@ -21538,7 +21538,7 @@
             <w:pPr>
               <w:spacing w:after="20" w:before="0"/>
             </w:pPr>
-            <w:hyperlink w:history="1" r:id="rIdgnb0ht0eommxbn-1df0ou">
+            <w:hyperlink w:history="1" r:id="rIddzswc2zmi6olqprehyq4l">
               <w:r>
                 <w:rPr>
                   <w:rFonts w:ascii="Arial" w:cs="Arial" w:eastAsia="Arial" w:hAnsi="Arial"/>
@@ -21571,7 +21571,7 @@
               <w:spacing w:after="10" w:before="0"/>
               <w:ind w:left="120"/>
             </w:pPr>
-            <w:hyperlink w:history="1" r:id="rIdtdfvn4w7jaqmzomexvsza">
+            <w:hyperlink w:history="1" r:id="rIdgb9snvxgtscx_iksy8yu4">
               <w:r>
                 <w:rPr>
                   <w:rFonts w:ascii="Arial" w:cs="Arial" w:eastAsia="Arial" w:hAnsi="Arial"/>
@@ -21766,7 +21766,7 @@
             <w:pPr>
               <w:spacing w:after="20" w:before="0"/>
             </w:pPr>
-            <w:hyperlink w:history="1" r:id="rIdm-lczsllqifjilh7krzmi">
+            <w:hyperlink w:history="1" r:id="rIdkknfsxavriluieswbonfl">
               <w:r>
                 <w:rPr>
                   <w:rFonts w:ascii="Arial" w:cs="Arial" w:eastAsia="Arial" w:hAnsi="Arial"/>
@@ -21799,7 +21799,7 @@
               <w:spacing w:after="10" w:before="0"/>
               <w:ind w:left="120"/>
             </w:pPr>
-            <w:hyperlink w:history="1" r:id="rIdr6aehdzw4zuoc9fm1jedo">
+            <w:hyperlink w:history="1" r:id="rIdo6mgcti3gxcrehxm6w-xz">
               <w:r>
                 <w:rPr>
                   <w:rFonts w:ascii="Arial" w:cs="Arial" w:eastAsia="Arial" w:hAnsi="Arial"/>
@@ -21844,7 +21844,7 @@
             <w:pPr>
               <w:spacing w:after="20" w:before="0"/>
             </w:pPr>
-            <w:hyperlink w:history="1" r:id="rIducendpalqr7p9stqib2-j">
+            <w:hyperlink w:history="1" r:id="rIdrllttrczalzql9tnti5cq">
               <w:r>
                 <w:rPr>
                   <w:rFonts w:ascii="Arial" w:cs="Arial" w:eastAsia="Arial" w:hAnsi="Arial"/>
@@ -21877,7 +21877,7 @@
               <w:spacing w:after="10" w:before="0"/>
               <w:ind w:left="120"/>
             </w:pPr>
-            <w:hyperlink w:history="1" r:id="rId79-8a8fxhmpye1qzfy2xy">
+            <w:hyperlink w:history="1" r:id="rIdvysxvbtkeyarz5dsyvjxe">
               <w:r>
                 <w:rPr>
                   <w:rFonts w:ascii="Arial" w:cs="Arial" w:eastAsia="Arial" w:hAnsi="Arial"/>
@@ -22072,7 +22072,7 @@
             <w:pPr>
               <w:spacing w:after="20" w:before="0"/>
             </w:pPr>
-            <w:hyperlink w:history="1" r:id="rIdyj_rijgsjdamx6mc6ag9e">
+            <w:hyperlink w:history="1" r:id="rId-wyngw1hwhs9rposulzdv">
               <w:r>
                 <w:rPr>
                   <w:rFonts w:ascii="Arial" w:cs="Arial" w:eastAsia="Arial" w:hAnsi="Arial"/>
@@ -22105,7 +22105,7 @@
               <w:spacing w:after="10" w:before="0"/>
               <w:ind w:left="120"/>
             </w:pPr>
-            <w:hyperlink w:history="1" r:id="rIduqtaofuigbjwvl2yapaq_">
+            <w:hyperlink w:history="1" r:id="rId6y1zwbt8-x3ooposqippk">
               <w:r>
                 <w:rPr>
                   <w:rFonts w:ascii="Arial" w:cs="Arial" w:eastAsia="Arial" w:hAnsi="Arial"/>
@@ -22150,7 +22150,7 @@
             <w:pPr>
               <w:spacing w:after="20" w:before="0"/>
             </w:pPr>
-            <w:hyperlink w:history="1" r:id="rIdxzjsdaqxadhirukgqoay5">
+            <w:hyperlink w:history="1" r:id="rIdmdvunspdyfrowczq4ze2g">
               <w:r>
                 <w:rPr>
                   <w:rFonts w:ascii="Arial" w:cs="Arial" w:eastAsia="Arial" w:hAnsi="Arial"/>
@@ -22183,7 +22183,7 @@
               <w:spacing w:after="10" w:before="0"/>
               <w:ind w:left="120"/>
             </w:pPr>
-            <w:hyperlink w:history="1" r:id="rIdovh44wpbgrmjvbnx553wl">
+            <w:hyperlink w:history="1" r:id="rId4nobslxkntkseaembimgi">
               <w:r>
                 <w:rPr>
                   <w:rFonts w:ascii="Arial" w:cs="Arial" w:eastAsia="Arial" w:hAnsi="Arial"/>
@@ -23670,7 +23670,7 @@
             <w:pPr>
               <w:spacing w:after="20" w:before="0"/>
             </w:pPr>
-            <w:hyperlink w:history="1" r:id="rId0y2psdlwmk4wdfxulfatr">
+            <w:hyperlink w:history="1" r:id="rIddxwenydcmecn3e5fhav1r">
               <w:r>
                 <w:rPr>
                   <w:rFonts w:ascii="Arial" w:cs="Arial" w:eastAsia="Arial" w:hAnsi="Arial"/>
@@ -23703,7 +23703,7 @@
               <w:spacing w:after="10" w:before="0"/>
               <w:ind w:left="120"/>
             </w:pPr>
-            <w:hyperlink w:history="1" r:id="rIdm9osh0aciogtwm5pfdnwr">
+            <w:hyperlink w:history="1" r:id="rIdvhyywlkydlodrymp_xorn">
               <w:r>
                 <w:rPr>
                   <w:rFonts w:ascii="Arial" w:cs="Arial" w:eastAsia="Arial" w:hAnsi="Arial"/>
@@ -23748,7 +23748,7 @@
             <w:pPr>
               <w:spacing w:after="20" w:before="0"/>
             </w:pPr>
-            <w:hyperlink w:history="1" r:id="rId_zotbl9qxwjhlt7t-i6oz">
+            <w:hyperlink w:history="1" r:id="rIdh2hkajnshyczpxqsbqkyf">
               <w:r>
                 <w:rPr>
                   <w:rFonts w:ascii="Arial" w:cs="Arial" w:eastAsia="Arial" w:hAnsi="Arial"/>
@@ -23781,7 +23781,7 @@
               <w:spacing w:after="10" w:before="0"/>
               <w:ind w:left="120"/>
             </w:pPr>
-            <w:hyperlink w:history="1" r:id="rIdv0yyjtmc5rzcla8valrc1">
+            <w:hyperlink w:history="1" r:id="rId2-az-ayphjbfel9v2truk">
               <w:r>
                 <w:rPr>
                   <w:rFonts w:ascii="Arial" w:cs="Arial" w:eastAsia="Arial" w:hAnsi="Arial"/>
@@ -23976,7 +23976,7 @@
             <w:pPr>
               <w:spacing w:after="20" w:before="0"/>
             </w:pPr>
-            <w:hyperlink w:history="1" r:id="rIdgtkgzmnynfkb52qcneuq-">
+            <w:hyperlink w:history="1" r:id="rIdsbifzfdyi8o4nxby3xuth">
               <w:r>
                 <w:rPr>
                   <w:rFonts w:ascii="Arial" w:cs="Arial" w:eastAsia="Arial" w:hAnsi="Arial"/>
@@ -24009,7 +24009,7 @@
               <w:spacing w:after="10" w:before="0"/>
               <w:ind w:left="120"/>
             </w:pPr>
-            <w:hyperlink w:history="1" r:id="rIdzgyfvztb0vd7nyzezr7lx">
+            <w:hyperlink w:history="1" r:id="rId4y3ewqxn8ptyo7hyobp4r">
               <w:r>
                 <w:rPr>
                   <w:rFonts w:ascii="Arial" w:cs="Arial" w:eastAsia="Arial" w:hAnsi="Arial"/>
@@ -24054,7 +24054,7 @@
             <w:pPr>
               <w:spacing w:after="20" w:before="0"/>
             </w:pPr>
-            <w:hyperlink w:history="1" r:id="rIdjlu66ch_v8mgr5nxvppf7">
+            <w:hyperlink w:history="1" r:id="rIdf2i3glitor4hho07pu5bu">
               <w:r>
                 <w:rPr>
                   <w:rFonts w:ascii="Arial" w:cs="Arial" w:eastAsia="Arial" w:hAnsi="Arial"/>
@@ -24087,7 +24087,7 @@
               <w:spacing w:after="10" w:before="0"/>
               <w:ind w:left="120"/>
             </w:pPr>
-            <w:hyperlink w:history="1" r:id="rIdavqrumgcsxdq_hyz82e4d">
+            <w:hyperlink w:history="1" r:id="rIdicdpf8ur5_wezifebn-1n">
               <w:r>
                 <w:rPr>
                   <w:rFonts w:ascii="Arial" w:cs="Arial" w:eastAsia="Arial" w:hAnsi="Arial"/>
@@ -24282,7 +24282,7 @@
             <w:pPr>
               <w:spacing w:after="20" w:before="0"/>
             </w:pPr>
-            <w:hyperlink w:history="1" r:id="rId0z0rms3y6rpkttxsg2ytr">
+            <w:hyperlink w:history="1" r:id="rIdpwcmkonmy3in9oeqz9qqg">
               <w:r>
                 <w:rPr>
                   <w:rFonts w:ascii="Arial" w:cs="Arial" w:eastAsia="Arial" w:hAnsi="Arial"/>
@@ -24315,7 +24315,7 @@
               <w:spacing w:after="10" w:before="0"/>
               <w:ind w:left="120"/>
             </w:pPr>
-            <w:hyperlink w:history="1" r:id="rIdyoxyjg8vrnycqu_v8qtar">
+            <w:hyperlink w:history="1" r:id="rIdbtssuuyipnaxrsgudzyif">
               <w:r>
                 <w:rPr>
                   <w:rFonts w:ascii="Arial" w:cs="Arial" w:eastAsia="Arial" w:hAnsi="Arial"/>
@@ -24360,7 +24360,7 @@
             <w:pPr>
               <w:spacing w:after="20" w:before="0"/>
             </w:pPr>
-            <w:hyperlink w:history="1" r:id="rIdvjo7mywwcj7qe8rlhms2a">
+            <w:hyperlink w:history="1" r:id="rIdm8hburxux7pjbbguuwbwi">
               <w:r>
                 <w:rPr>
                   <w:rFonts w:ascii="Arial" w:cs="Arial" w:eastAsia="Arial" w:hAnsi="Arial"/>
@@ -24393,7 +24393,7 @@
               <w:spacing w:after="10" w:before="0"/>
               <w:ind w:left="120"/>
             </w:pPr>
-            <w:hyperlink w:history="1" r:id="rIducc5ifa4x7gp_nvlx1sjt">
+            <w:hyperlink w:history="1" r:id="rIdsoxy8i3g5eac0odsnspi0">
               <w:r>
                 <w:rPr>
                   <w:rFonts w:ascii="Arial" w:cs="Arial" w:eastAsia="Arial" w:hAnsi="Arial"/>
@@ -24588,7 +24588,7 @@
             <w:pPr>
               <w:spacing w:after="20" w:before="0"/>
             </w:pPr>
-            <w:hyperlink w:history="1" r:id="rIdzopfndjgbcdbdygeyv0sk">
+            <w:hyperlink w:history="1" r:id="rIdfsbfrzreb-qqmyjgp2kbz">
               <w:r>
                 <w:rPr>
                   <w:rFonts w:ascii="Arial" w:cs="Arial" w:eastAsia="Arial" w:hAnsi="Arial"/>
@@ -24621,7 +24621,7 @@
               <w:spacing w:after="10" w:before="0"/>
               <w:ind w:left="120"/>
             </w:pPr>
-            <w:hyperlink w:history="1" r:id="rId2lzp9muth0szvhblfksaq">
+            <w:hyperlink w:history="1" r:id="rIdfkewrryuqzc1bf11t-trx">
               <w:r>
                 <w:rPr>
                   <w:rFonts w:ascii="Arial" w:cs="Arial" w:eastAsia="Arial" w:hAnsi="Arial"/>
@@ -24666,7 +24666,7 @@
             <w:pPr>
               <w:spacing w:after="20" w:before="0"/>
             </w:pPr>
-            <w:hyperlink w:history="1" r:id="rIdyipvpsjgxfrvc3g64j79w">
+            <w:hyperlink w:history="1" r:id="rIduiqsuwq6ichhkkufuzca0">
               <w:r>
                 <w:rPr>
                   <w:rFonts w:ascii="Arial" w:cs="Arial" w:eastAsia="Arial" w:hAnsi="Arial"/>
@@ -24699,7 +24699,7 @@
               <w:spacing w:after="10" w:before="0"/>
               <w:ind w:left="120"/>
             </w:pPr>
-            <w:hyperlink w:history="1" r:id="rIduyfcckz1wj5ttuoyqben2">
+            <w:hyperlink w:history="1" r:id="rIdk_hggx_-vbl7vfza0t98w">
               <w:r>
                 <w:rPr>
                   <w:rFonts w:ascii="Arial" w:cs="Arial" w:eastAsia="Arial" w:hAnsi="Arial"/>
@@ -24894,7 +24894,7 @@
             <w:pPr>
               <w:spacing w:after="20" w:before="0"/>
             </w:pPr>
-            <w:hyperlink w:history="1" r:id="rIdv18mz9r41pyajt2yfdj9b">
+            <w:hyperlink w:history="1" r:id="rIdyecwc9lind_owybkqivax">
               <w:r>
                 <w:rPr>
                   <w:rFonts w:ascii="Arial" w:cs="Arial" w:eastAsia="Arial" w:hAnsi="Arial"/>
@@ -24927,7 +24927,7 @@
               <w:spacing w:after="10" w:before="0"/>
               <w:ind w:left="120"/>
             </w:pPr>
-            <w:hyperlink w:history="1" r:id="rIdpwn1we2dsyads-r7rm3fl">
+            <w:hyperlink w:history="1" r:id="rIdz7mgiktqasv7ywt-bcmqt">
               <w:r>
                 <w:rPr>
                   <w:rFonts w:ascii="Arial" w:cs="Arial" w:eastAsia="Arial" w:hAnsi="Arial"/>
@@ -24972,7 +24972,7 @@
             <w:pPr>
               <w:spacing w:after="20" w:before="0"/>
             </w:pPr>
-            <w:hyperlink w:history="1" r:id="rIdgteneu3tn5syua70feuyu">
+            <w:hyperlink w:history="1" r:id="rId9wfst8rayqhjpzh92xgrw">
               <w:r>
                 <w:rPr>
                   <w:rFonts w:ascii="Arial" w:cs="Arial" w:eastAsia="Arial" w:hAnsi="Arial"/>
@@ -25005,7 +25005,7 @@
               <w:spacing w:after="10" w:before="0"/>
               <w:ind w:left="120"/>
             </w:pPr>
-            <w:hyperlink w:history="1" r:id="rId9er2nuz8qrqc1sz55pubj">
+            <w:hyperlink w:history="1" r:id="rId0xkvixt9lvwzuygciq_gl">
               <w:r>
                 <w:rPr>
                   <w:rFonts w:ascii="Arial" w:cs="Arial" w:eastAsia="Arial" w:hAnsi="Arial"/>
@@ -26492,7 +26492,7 @@
             <w:pPr>
               <w:spacing w:after="20" w:before="0"/>
             </w:pPr>
-            <w:hyperlink w:history="1" r:id="rIdksxdplekawkuptjmrnwot">
+            <w:hyperlink w:history="1" r:id="rIdc39g2p8yuzt6nn-y4s-d9">
               <w:r>
                 <w:rPr>
                   <w:rFonts w:ascii="Arial" w:cs="Arial" w:eastAsia="Arial" w:hAnsi="Arial"/>
@@ -26525,7 +26525,7 @@
               <w:spacing w:after="10" w:before="0"/>
               <w:ind w:left="120"/>
             </w:pPr>
-            <w:hyperlink w:history="1" r:id="rIdg8lwh_s1fhy5v_ecwnokv">
+            <w:hyperlink w:history="1" r:id="rIdyaq14m6rarho_ou-nc4pc">
               <w:r>
                 <w:rPr>
                   <w:rFonts w:ascii="Arial" w:cs="Arial" w:eastAsia="Arial" w:hAnsi="Arial"/>
@@ -26570,7 +26570,7 @@
             <w:pPr>
               <w:spacing w:after="20" w:before="0"/>
             </w:pPr>
-            <w:hyperlink w:history="1" r:id="rId_arxykwby7_1dlvezvq9f">
+            <w:hyperlink w:history="1" r:id="rIdig7yzlqg7ngngztgakzgm">
               <w:r>
                 <w:rPr>
                   <w:rFonts w:ascii="Arial" w:cs="Arial" w:eastAsia="Arial" w:hAnsi="Arial"/>
@@ -26603,7 +26603,7 @@
               <w:spacing w:after="10" w:before="0"/>
               <w:ind w:left="120"/>
             </w:pPr>
-            <w:hyperlink w:history="1" r:id="rIdlmlvbrfw5bavi9xivge6c">
+            <w:hyperlink w:history="1" r:id="rIdlye7adb6ohth8a00eekrl">
               <w:r>
                 <w:rPr>
                   <w:rFonts w:ascii="Arial" w:cs="Arial" w:eastAsia="Arial" w:hAnsi="Arial"/>
@@ -26798,7 +26798,7 @@
             <w:pPr>
               <w:spacing w:after="20" w:before="0"/>
             </w:pPr>
-            <w:hyperlink w:history="1" r:id="rIdyktwdnvufbd3dr_ygqogd">
+            <w:hyperlink w:history="1" r:id="rIdccdcaohbasze8gwzksvto">
               <w:r>
                 <w:rPr>
                   <w:rFonts w:ascii="Arial" w:cs="Arial" w:eastAsia="Arial" w:hAnsi="Arial"/>
@@ -26831,7 +26831,7 @@
               <w:spacing w:after="10" w:before="0"/>
               <w:ind w:left="120"/>
             </w:pPr>
-            <w:hyperlink w:history="1" r:id="rIdc52nptpc0k_mmjf48hs0g">
+            <w:hyperlink w:history="1" r:id="rIdt8jroeijlq3tdf-ikyx4j">
               <w:r>
                 <w:rPr>
                   <w:rFonts w:ascii="Arial" w:cs="Arial" w:eastAsia="Arial" w:hAnsi="Arial"/>
@@ -26876,7 +26876,7 @@
             <w:pPr>
               <w:spacing w:after="20" w:before="0"/>
             </w:pPr>
-            <w:hyperlink w:history="1" r:id="rIdi_aanpjkfurvpu0pkst8p">
+            <w:hyperlink w:history="1" r:id="rId6jgzaakqirkcpnmhquctz">
               <w:r>
                 <w:rPr>
                   <w:rFonts w:ascii="Arial" w:cs="Arial" w:eastAsia="Arial" w:hAnsi="Arial"/>
@@ -26909,7 +26909,7 @@
               <w:spacing w:after="10" w:before="0"/>
               <w:ind w:left="120"/>
             </w:pPr>
-            <w:hyperlink w:history="1" r:id="rIdgxycj2ipkr2wz9lg26vdt">
+            <w:hyperlink w:history="1" r:id="rId9m1ldcuyithw-s2f_vd85">
               <w:r>
                 <w:rPr>
                   <w:rFonts w:ascii="Arial" w:cs="Arial" w:eastAsia="Arial" w:hAnsi="Arial"/>
@@ -27104,7 +27104,7 @@
             <w:pPr>
               <w:spacing w:after="20" w:before="0"/>
             </w:pPr>
-            <w:hyperlink w:history="1" r:id="rId1a_lnrtms5r9rdteungxz">
+            <w:hyperlink w:history="1" r:id="rId8bk5fuphlo2fs36rom43j">
               <w:r>
                 <w:rPr>
                   <w:rFonts w:ascii="Arial" w:cs="Arial" w:eastAsia="Arial" w:hAnsi="Arial"/>
@@ -27137,7 +27137,7 @@
               <w:spacing w:after="10" w:before="0"/>
               <w:ind w:left="120"/>
             </w:pPr>
-            <w:hyperlink w:history="1" r:id="rId8tzcqekehhhcujzvemw2t">
+            <w:hyperlink w:history="1" r:id="rIdxzkyzfvnkflatle9x2tjs">
               <w:r>
                 <w:rPr>
                   <w:rFonts w:ascii="Arial" w:cs="Arial" w:eastAsia="Arial" w:hAnsi="Arial"/>
@@ -27182,7 +27182,7 @@
             <w:pPr>
               <w:spacing w:after="20" w:before="0"/>
             </w:pPr>
-            <w:hyperlink w:history="1" r:id="rIdgt-a_uaaqnshgpxua7pg7">
+            <w:hyperlink w:history="1" r:id="rIdkay2kbsunstua5ojg0d0d">
               <w:r>
                 <w:rPr>
                   <w:rFonts w:ascii="Arial" w:cs="Arial" w:eastAsia="Arial" w:hAnsi="Arial"/>
@@ -27215,7 +27215,7 @@
               <w:spacing w:after="10" w:before="0"/>
               <w:ind w:left="120"/>
             </w:pPr>
-            <w:hyperlink w:history="1" r:id="rId-pamh5oi1tjpc25rxfblm">
+            <w:hyperlink w:history="1" r:id="rIdobhqc-79gyc_-dmffn4kf">
               <w:r>
                 <w:rPr>
                   <w:rFonts w:ascii="Arial" w:cs="Arial" w:eastAsia="Arial" w:hAnsi="Arial"/>
@@ -27410,7 +27410,7 @@
             <w:pPr>
               <w:spacing w:after="20" w:before="0"/>
             </w:pPr>
-            <w:hyperlink w:history="1" r:id="rId9tjshy7ujaetc2q0pxz5_">
+            <w:hyperlink w:history="1" r:id="rIdkgp26gujhiy_a0b2xevgw">
               <w:r>
                 <w:rPr>
                   <w:rFonts w:ascii="Arial" w:cs="Arial" w:eastAsia="Arial" w:hAnsi="Arial"/>
@@ -27443,7 +27443,7 @@
               <w:spacing w:after="10" w:before="0"/>
               <w:ind w:left="120"/>
             </w:pPr>
-            <w:hyperlink w:history="1" r:id="rIdecfltuahxjesblzog-ypl">
+            <w:hyperlink w:history="1" r:id="rIdj5ax6ga9ijsb8p8w79axx">
               <w:r>
                 <w:rPr>
                   <w:rFonts w:ascii="Arial" w:cs="Arial" w:eastAsia="Arial" w:hAnsi="Arial"/>
@@ -27488,7 +27488,7 @@
             <w:pPr>
               <w:spacing w:after="20" w:before="0"/>
             </w:pPr>
-            <w:hyperlink w:history="1" r:id="rId7o3uhjffzjhfxxudsll_g">
+            <w:hyperlink w:history="1" r:id="rIdmhplz8scpais-aoz4vwun">
               <w:r>
                 <w:rPr>
                   <w:rFonts w:ascii="Arial" w:cs="Arial" w:eastAsia="Arial" w:hAnsi="Arial"/>
@@ -27521,7 +27521,7 @@
               <w:spacing w:after="10" w:before="0"/>
               <w:ind w:left="120"/>
             </w:pPr>
-            <w:hyperlink w:history="1" r:id="rIdvroj36yu5qq_5vpfjwro-">
+            <w:hyperlink w:history="1" r:id="rIdb5q5oselncgyf__ldo54q">
               <w:r>
                 <w:rPr>
                   <w:rFonts w:ascii="Arial" w:cs="Arial" w:eastAsia="Arial" w:hAnsi="Arial"/>
@@ -27716,7 +27716,7 @@
             <w:pPr>
               <w:spacing w:after="20" w:before="0"/>
             </w:pPr>
-            <w:hyperlink w:history="1" r:id="rIdo-wiewqwimzv-1djqpbkx">
+            <w:hyperlink w:history="1" r:id="rIdszrydukc1tmmgiyjpfdpa">
               <w:r>
                 <w:rPr>
                   <w:rFonts w:ascii="Arial" w:cs="Arial" w:eastAsia="Arial" w:hAnsi="Arial"/>
@@ -27749,7 +27749,7 @@
               <w:spacing w:after="10" w:before="0"/>
               <w:ind w:left="120"/>
             </w:pPr>
-            <w:hyperlink w:history="1" r:id="rId3g5mgoju93enf0v6wcpr_">
+            <w:hyperlink w:history="1" r:id="rIdjhpwscitvhhce_udrihcj">
               <w:r>
                 <w:rPr>
                   <w:rFonts w:ascii="Arial" w:cs="Arial" w:eastAsia="Arial" w:hAnsi="Arial"/>
@@ -27794,7 +27794,7 @@
             <w:pPr>
               <w:spacing w:after="20" w:before="0"/>
             </w:pPr>
-            <w:hyperlink w:history="1" r:id="rIdo1b1-edx8j4l6x-um841g">
+            <w:hyperlink w:history="1" r:id="rIdgyq15jd5hywoodiav8zac">
               <w:r>
                 <w:rPr>
                   <w:rFonts w:ascii="Arial" w:cs="Arial" w:eastAsia="Arial" w:hAnsi="Arial"/>
@@ -27827,7 +27827,7 @@
               <w:spacing w:after="10" w:before="0"/>
               <w:ind w:left="120"/>
             </w:pPr>
-            <w:hyperlink w:history="1" r:id="rIdljh6okk8iazddqr0cb2rm">
+            <w:hyperlink w:history="1" r:id="rIda8ehnmu8iq56x0nbtr7ch">
               <w:r>
                 <w:rPr>
                   <w:rFonts w:ascii="Arial" w:cs="Arial" w:eastAsia="Arial" w:hAnsi="Arial"/>
@@ -29314,7 +29314,7 @@
             <w:pPr>
               <w:spacing w:after="20" w:before="0"/>
             </w:pPr>
-            <w:hyperlink w:history="1" r:id="rIdruja8jl9hr5xhzx0uvqzt">
+            <w:hyperlink w:history="1" r:id="rIdctggv1jru_zkkpl-vcj4j">
               <w:r>
                 <w:rPr>
                   <w:rFonts w:ascii="Arial" w:cs="Arial" w:eastAsia="Arial" w:hAnsi="Arial"/>
@@ -29347,7 +29347,7 @@
               <w:spacing w:after="10" w:before="0"/>
               <w:ind w:left="120"/>
             </w:pPr>
-            <w:hyperlink w:history="1" r:id="rIdo_rt7yjmomfnlpgaorje7">
+            <w:hyperlink w:history="1" r:id="rIdf3w9xd3xj40x6cbsujold">
               <w:r>
                 <w:rPr>
                   <w:rFonts w:ascii="Arial" w:cs="Arial" w:eastAsia="Arial" w:hAnsi="Arial"/>
@@ -29392,7 +29392,7 @@
             <w:pPr>
               <w:spacing w:after="20" w:before="0"/>
             </w:pPr>
-            <w:hyperlink w:history="1" r:id="rIdrzdvst4ox7ffqscpw1nz5">
+            <w:hyperlink w:history="1" r:id="rIdtriyyxtttzyzyvjnjgj1z">
               <w:r>
                 <w:rPr>
                   <w:rFonts w:ascii="Arial" w:cs="Arial" w:eastAsia="Arial" w:hAnsi="Arial"/>
@@ -29425,7 +29425,7 @@
               <w:spacing w:after="10" w:before="0"/>
               <w:ind w:left="120"/>
             </w:pPr>
-            <w:hyperlink w:history="1" r:id="rIdffhz9h8fy-womipdegxtd">
+            <w:hyperlink w:history="1" r:id="rIdzzd8fatx9uzwdo5jquhzu">
               <w:r>
                 <w:rPr>
                   <w:rFonts w:ascii="Arial" w:cs="Arial" w:eastAsia="Arial" w:hAnsi="Arial"/>
@@ -29620,7 +29620,7 @@
             <w:pPr>
               <w:spacing w:after="20" w:before="0"/>
             </w:pPr>
-            <w:hyperlink w:history="1" r:id="rIdxgckiv2dhaodqipnxes81">
+            <w:hyperlink w:history="1" r:id="rIdzdiuv3gchqjn2b7vaexlz">
               <w:r>
                 <w:rPr>
                   <w:rFonts w:ascii="Arial" w:cs="Arial" w:eastAsia="Arial" w:hAnsi="Arial"/>
@@ -29653,7 +29653,7 @@
               <w:spacing w:after="10" w:before="0"/>
               <w:ind w:left="120"/>
             </w:pPr>
-            <w:hyperlink w:history="1" r:id="rId3elerk0erayhyqoxlj9tq">
+            <w:hyperlink w:history="1" r:id="rIdjcaq1wv7snojaajespiub">
               <w:r>
                 <w:rPr>
                   <w:rFonts w:ascii="Arial" w:cs="Arial" w:eastAsia="Arial" w:hAnsi="Arial"/>
@@ -29698,7 +29698,7 @@
             <w:pPr>
               <w:spacing w:after="20" w:before="0"/>
             </w:pPr>
-            <w:hyperlink w:history="1" r:id="rIdwigbbzumngsdmnwt3gw2u">
+            <w:hyperlink w:history="1" r:id="rIddnmm3y98m_bhl_52_clu9">
               <w:r>
                 <w:rPr>
                   <w:rFonts w:ascii="Arial" w:cs="Arial" w:eastAsia="Arial" w:hAnsi="Arial"/>
@@ -29731,7 +29731,7 @@
               <w:spacing w:after="10" w:before="0"/>
               <w:ind w:left="120"/>
             </w:pPr>
-            <w:hyperlink w:history="1" r:id="rIdjkfgisvvttfv9il5lmzpu">
+            <w:hyperlink w:history="1" r:id="rIdg6lectpuilg7f6-x6_hut">
               <w:r>
                 <w:rPr>
                   <w:rFonts w:ascii="Arial" w:cs="Arial" w:eastAsia="Arial" w:hAnsi="Arial"/>
@@ -29926,7 +29926,7 @@
             <w:pPr>
               <w:spacing w:after="20" w:before="0"/>
             </w:pPr>
-            <w:hyperlink w:history="1" r:id="rIdixyg30kpzp910xry9lcnr">
+            <w:hyperlink w:history="1" r:id="rIdxjrmbtatbwdacua8b_bw3">
               <w:r>
                 <w:rPr>
                   <w:rFonts w:ascii="Arial" w:cs="Arial" w:eastAsia="Arial" w:hAnsi="Arial"/>
@@ -29959,7 +29959,7 @@
               <w:spacing w:after="10" w:before="0"/>
               <w:ind w:left="120"/>
             </w:pPr>
-            <w:hyperlink w:history="1" r:id="rIdywtq6ournpuhpciyv-bce">
+            <w:hyperlink w:history="1" r:id="rIdxwm7i-ux65ajexzbemzji">
               <w:r>
                 <w:rPr>
                   <w:rFonts w:ascii="Arial" w:cs="Arial" w:eastAsia="Arial" w:hAnsi="Arial"/>
@@ -30004,7 +30004,7 @@
             <w:pPr>
               <w:spacing w:after="20" w:before="0"/>
             </w:pPr>
-            <w:hyperlink w:history="1" r:id="rIdjbyyodqarakrz9ajdlpzt">
+            <w:hyperlink w:history="1" r:id="rIdnxxh9umyqayhfb2vjkzne">
               <w:r>
                 <w:rPr>
                   <w:rFonts w:ascii="Arial" w:cs="Arial" w:eastAsia="Arial" w:hAnsi="Arial"/>
@@ -30037,7 +30037,7 @@
               <w:spacing w:after="10" w:before="0"/>
               <w:ind w:left="120"/>
             </w:pPr>
-            <w:hyperlink w:history="1" r:id="rId8ttdqpch8b5zexpjut0u7">
+            <w:hyperlink w:history="1" r:id="rIdgyb4lfqxr6_sfl2hi3fmu">
               <w:r>
                 <w:rPr>
                   <w:rFonts w:ascii="Arial" w:cs="Arial" w:eastAsia="Arial" w:hAnsi="Arial"/>
@@ -30232,7 +30232,7 @@
             <w:pPr>
               <w:spacing w:after="20" w:before="0"/>
             </w:pPr>
-            <w:hyperlink w:history="1" r:id="rIdg60dped2gb2oghoxvqsec">
+            <w:hyperlink w:history="1" r:id="rIdbohjkvwuzv_bbhjvlq2io">
               <w:r>
                 <w:rPr>
                   <w:rFonts w:ascii="Arial" w:cs="Arial" w:eastAsia="Arial" w:hAnsi="Arial"/>
@@ -30265,7 +30265,7 @@
               <w:spacing w:after="10" w:before="0"/>
               <w:ind w:left="120"/>
             </w:pPr>
-            <w:hyperlink w:history="1" r:id="rIdtkoovxswa6eku1kof0krf">
+            <w:hyperlink w:history="1" r:id="rIdzjwzmmzjgmalvbodybghv">
               <w:r>
                 <w:rPr>
                   <w:rFonts w:ascii="Arial" w:cs="Arial" w:eastAsia="Arial" w:hAnsi="Arial"/>
@@ -30310,7 +30310,7 @@
             <w:pPr>
               <w:spacing w:after="20" w:before="0"/>
             </w:pPr>
-            <w:hyperlink w:history="1" r:id="rIdani-kztk6iqax5domumys">
+            <w:hyperlink w:history="1" r:id="rIdoeikeobvxf2ljpypy3zhm">
               <w:r>
                 <w:rPr>
                   <w:rFonts w:ascii="Arial" w:cs="Arial" w:eastAsia="Arial" w:hAnsi="Arial"/>
@@ -30343,7 +30343,7 @@
               <w:spacing w:after="10" w:before="0"/>
               <w:ind w:left="120"/>
             </w:pPr>
-            <w:hyperlink w:history="1" r:id="rId1tjmoppib5ornmpwvvy3y">
+            <w:hyperlink w:history="1" r:id="rIdpjnwv83fp_qjlj7dxcgau">
               <w:r>
                 <w:rPr>
                   <w:rFonts w:ascii="Arial" w:cs="Arial" w:eastAsia="Arial" w:hAnsi="Arial"/>
@@ -30538,7 +30538,7 @@
             <w:pPr>
               <w:spacing w:after="20" w:before="0"/>
             </w:pPr>
-            <w:hyperlink w:history="1" r:id="rIdxvyxg1mnzzexdroo3am9a">
+            <w:hyperlink w:history="1" r:id="rIdlkydxpn0hefquoxj7burt">
               <w:r>
                 <w:rPr>
                   <w:rFonts w:ascii="Arial" w:cs="Arial" w:eastAsia="Arial" w:hAnsi="Arial"/>
@@ -30571,7 +30571,7 @@
               <w:spacing w:after="10" w:before="0"/>
               <w:ind w:left="120"/>
             </w:pPr>
-            <w:hyperlink w:history="1" r:id="rIdakhzsge3xf4r4y4cxcmc7">
+            <w:hyperlink w:history="1" r:id="rIdbuoydi26kpcvw0mhaysbg">
               <w:r>
                 <w:rPr>
                   <w:rFonts w:ascii="Arial" w:cs="Arial" w:eastAsia="Arial" w:hAnsi="Arial"/>
@@ -30616,7 +30616,7 @@
             <w:pPr>
               <w:spacing w:after="20" w:before="0"/>
             </w:pPr>
-            <w:hyperlink w:history="1" r:id="rIdn9pvna_xjlae5a03bnnaa">
+            <w:hyperlink w:history="1" r:id="rId6v7p9c5dlgeacsbatuvxl">
               <w:r>
                 <w:rPr>
                   <w:rFonts w:ascii="Arial" w:cs="Arial" w:eastAsia="Arial" w:hAnsi="Arial"/>
@@ -30649,7 +30649,7 @@
               <w:spacing w:after="10" w:before="0"/>
               <w:ind w:left="120"/>
             </w:pPr>
-            <w:hyperlink w:history="1" r:id="rIdifraptvpf9gw3gvsvptuo">
+            <w:hyperlink w:history="1" r:id="rIdk_fbmji-574mlivzsjuoi">
               <w:r>
                 <w:rPr>
                   <w:rFonts w:ascii="Arial" w:cs="Arial" w:eastAsia="Arial" w:hAnsi="Arial"/>
@@ -32136,7 +32136,7 @@
             <w:pPr>
               <w:spacing w:after="20" w:before="0"/>
             </w:pPr>
-            <w:hyperlink w:history="1" r:id="rIdytdej65lsh7s9zw0lwbup">
+            <w:hyperlink w:history="1" r:id="rIdmofo5n6771vndfgdvebcr">
               <w:r>
                 <w:rPr>
                   <w:rFonts w:ascii="Arial" w:cs="Arial" w:eastAsia="Arial" w:hAnsi="Arial"/>
@@ -32169,7 +32169,7 @@
               <w:spacing w:after="10" w:before="0"/>
               <w:ind w:left="120"/>
             </w:pPr>
-            <w:hyperlink w:history="1" r:id="rIdfihrc0zdkuyzfoqh_crb8">
+            <w:hyperlink w:history="1" r:id="rIdxye1hbcnci6bhpxqfgeuh">
               <w:r>
                 <w:rPr>
                   <w:rFonts w:ascii="Arial" w:cs="Arial" w:eastAsia="Arial" w:hAnsi="Arial"/>
@@ -32214,7 +32214,7 @@
             <w:pPr>
               <w:spacing w:after="20" w:before="0"/>
             </w:pPr>
-            <w:hyperlink w:history="1" r:id="rIddos5dbsagx9kxar-vb19d">
+            <w:hyperlink w:history="1" r:id="rIdfk6ap9x58el6mzoytihbr">
               <w:r>
                 <w:rPr>
                   <w:rFonts w:ascii="Arial" w:cs="Arial" w:eastAsia="Arial" w:hAnsi="Arial"/>
@@ -32247,7 +32247,7 @@
               <w:spacing w:after="10" w:before="0"/>
               <w:ind w:left="120"/>
             </w:pPr>
-            <w:hyperlink w:history="1" r:id="rId-zqyii-ewvimtns6iios3">
+            <w:hyperlink w:history="1" r:id="rIdevfggqpxvq5z1-ngdirgt">
               <w:r>
                 <w:rPr>
                   <w:rFonts w:ascii="Arial" w:cs="Arial" w:eastAsia="Arial" w:hAnsi="Arial"/>
@@ -32442,7 +32442,7 @@
             <w:pPr>
               <w:spacing w:after="20" w:before="0"/>
             </w:pPr>
-            <w:hyperlink w:history="1" r:id="rIdv_pwhtlmzq52v4rpcgrsg">
+            <w:hyperlink w:history="1" r:id="rIdoa57fipvnyarut2fvkjat">
               <w:r>
                 <w:rPr>
                   <w:rFonts w:ascii="Arial" w:cs="Arial" w:eastAsia="Arial" w:hAnsi="Arial"/>
@@ -32475,7 +32475,7 @@
               <w:spacing w:after="10" w:before="0"/>
               <w:ind w:left="120"/>
             </w:pPr>
-            <w:hyperlink w:history="1" r:id="rIddseas9isgcpirjalivyan">
+            <w:hyperlink w:history="1" r:id="rId_g1m5wpprjmv0lhvcairf">
               <w:r>
                 <w:rPr>
                   <w:rFonts w:ascii="Arial" w:cs="Arial" w:eastAsia="Arial" w:hAnsi="Arial"/>
@@ -32520,7 +32520,7 @@
             <w:pPr>
               <w:spacing w:after="20" w:before="0"/>
             </w:pPr>
-            <w:hyperlink w:history="1" r:id="rIdrrac73vfdiz_wzjuxttcu">
+            <w:hyperlink w:history="1" r:id="rIdm1nfhe-ck_mcrycprkgn5">
               <w:r>
                 <w:rPr>
                   <w:rFonts w:ascii="Arial" w:cs="Arial" w:eastAsia="Arial" w:hAnsi="Arial"/>
@@ -32553,7 +32553,7 @@
               <w:spacing w:after="10" w:before="0"/>
               <w:ind w:left="120"/>
             </w:pPr>
-            <w:hyperlink w:history="1" r:id="rIddd0yqtv5jvw_fbv8pxn6u">
+            <w:hyperlink w:history="1" r:id="rIdad_epfbbd5jy5kfe27v35">
               <w:r>
                 <w:rPr>
                   <w:rFonts w:ascii="Arial" w:cs="Arial" w:eastAsia="Arial" w:hAnsi="Arial"/>
@@ -32748,7 +32748,7 @@
             <w:pPr>
               <w:spacing w:after="20" w:before="0"/>
             </w:pPr>
-            <w:hyperlink w:history="1" r:id="rIdkhwipixr1cltzcqnea6pt">
+            <w:hyperlink w:history="1" r:id="rIdxrll9g90pkm2ryibzj0wk">
               <w:r>
                 <w:rPr>
                   <w:rFonts w:ascii="Arial" w:cs="Arial" w:eastAsia="Arial" w:hAnsi="Arial"/>
@@ -32781,7 +32781,7 @@
               <w:spacing w:after="10" w:before="0"/>
               <w:ind w:left="120"/>
             </w:pPr>
-            <w:hyperlink w:history="1" r:id="rId-sckqhqv2xhrmacspfqpo">
+            <w:hyperlink w:history="1" r:id="rIdnwcweexb7d9g7p0lanbei">
               <w:r>
                 <w:rPr>
                   <w:rFonts w:ascii="Arial" w:cs="Arial" w:eastAsia="Arial" w:hAnsi="Arial"/>
@@ -32826,7 +32826,7 @@
             <w:pPr>
               <w:spacing w:after="20" w:before="0"/>
             </w:pPr>
-            <w:hyperlink w:history="1" r:id="rIdvok6-uzv96-ray5htpcwu">
+            <w:hyperlink w:history="1" r:id="rIdnypqpewyk12_zrwvhkypf">
               <w:r>
                 <w:rPr>
                   <w:rFonts w:ascii="Arial" w:cs="Arial" w:eastAsia="Arial" w:hAnsi="Arial"/>
@@ -32859,7 +32859,7 @@
               <w:spacing w:after="10" w:before="0"/>
               <w:ind w:left="120"/>
             </w:pPr>
-            <w:hyperlink w:history="1" r:id="rId8ejfhdvppjfo6sfaibnnu">
+            <w:hyperlink w:history="1" r:id="rId0kqvvscrnimcgjryonjxe">
               <w:r>
                 <w:rPr>
                   <w:rFonts w:ascii="Arial" w:cs="Arial" w:eastAsia="Arial" w:hAnsi="Arial"/>
@@ -33054,7 +33054,7 @@
             <w:pPr>
               <w:spacing w:after="20" w:before="0"/>
             </w:pPr>
-            <w:hyperlink w:history="1" r:id="rIdvb4_wlmf6xdleup85f0a2">
+            <w:hyperlink w:history="1" r:id="rIdtwbdordk3qv2lo8ekpnri">
               <w:r>
                 <w:rPr>
                   <w:rFonts w:ascii="Arial" w:cs="Arial" w:eastAsia="Arial" w:hAnsi="Arial"/>
@@ -33087,7 +33087,7 @@
               <w:spacing w:after="10" w:before="0"/>
               <w:ind w:left="120"/>
             </w:pPr>
-            <w:hyperlink w:history="1" r:id="rIddqsbqezciimjnwbvdntqj">
+            <w:hyperlink w:history="1" r:id="rIdpzxt349kq6plinsqt_zlj">
               <w:r>
                 <w:rPr>
                   <w:rFonts w:ascii="Arial" w:cs="Arial" w:eastAsia="Arial" w:hAnsi="Arial"/>
@@ -33132,7 +33132,7 @@
             <w:pPr>
               <w:spacing w:after="20" w:before="0"/>
             </w:pPr>
-            <w:hyperlink w:history="1" r:id="rId1djwmxtxqsu9xbqiklhmx">
+            <w:hyperlink w:history="1" r:id="rIdesievcc0lk23rwa6b_fjh">
               <w:r>
                 <w:rPr>
                   <w:rFonts w:ascii="Arial" w:cs="Arial" w:eastAsia="Arial" w:hAnsi="Arial"/>
@@ -33165,7 +33165,7 @@
               <w:spacing w:after="10" w:before="0"/>
               <w:ind w:left="120"/>
             </w:pPr>
-            <w:hyperlink w:history="1" r:id="rIdlmdulkpokaqolpvqyisfb">
+            <w:hyperlink w:history="1" r:id="rId1lfl0sdoxsnuho5jd6zjq">
               <w:r>
                 <w:rPr>
                   <w:rFonts w:ascii="Arial" w:cs="Arial" w:eastAsia="Arial" w:hAnsi="Arial"/>
@@ -33360,7 +33360,7 @@
             <w:pPr>
               <w:spacing w:after="20" w:before="0"/>
             </w:pPr>
-            <w:hyperlink w:history="1" r:id="rId69wacbjebrisp9qjlywsu">
+            <w:hyperlink w:history="1" r:id="rIdkkw-ehoegsy8ikbamuwsu">
               <w:r>
                 <w:rPr>
                   <w:rFonts w:ascii="Arial" w:cs="Arial" w:eastAsia="Arial" w:hAnsi="Arial"/>
@@ -33393,7 +33393,7 @@
               <w:spacing w:after="10" w:before="0"/>
               <w:ind w:left="120"/>
             </w:pPr>
-            <w:hyperlink w:history="1" r:id="rIdhmrvlui-8edvty1q_dy-_">
+            <w:hyperlink w:history="1" r:id="rIdyi5escblnqfpknsihojnm">
               <w:r>
                 <w:rPr>
                   <w:rFonts w:ascii="Arial" w:cs="Arial" w:eastAsia="Arial" w:hAnsi="Arial"/>
@@ -33438,7 +33438,7 @@
             <w:pPr>
               <w:spacing w:after="20" w:before="0"/>
             </w:pPr>
-            <w:hyperlink w:history="1" r:id="rIdxkhgihw5mmj08cmz57qa_">
+            <w:hyperlink w:history="1" r:id="rIdb8n_vfjggs-fchwnr8key">
               <w:r>
                 <w:rPr>
                   <w:rFonts w:ascii="Arial" w:cs="Arial" w:eastAsia="Arial" w:hAnsi="Arial"/>
@@ -33471,7 +33471,7 @@
               <w:spacing w:after="10" w:before="0"/>
               <w:ind w:left="120"/>
             </w:pPr>
-            <w:hyperlink w:history="1" r:id="rId1ez39moh_ku-t0feb5a6m">
+            <w:hyperlink w:history="1" r:id="rIdsk54h2ulixtfiemtwz6bo">
               <w:r>
                 <w:rPr>
                   <w:rFonts w:ascii="Arial" w:cs="Arial" w:eastAsia="Arial" w:hAnsi="Arial"/>
@@ -34958,7 +34958,7 @@
             <w:pPr>
               <w:spacing w:after="20" w:before="0"/>
             </w:pPr>
-            <w:hyperlink w:history="1" r:id="rIddoyiw3oq8iq4modjlmosn">
+            <w:hyperlink w:history="1" r:id="rId2ucyddqcchoq19tva1cam">
               <w:r>
                 <w:rPr>
                   <w:rFonts w:ascii="Arial" w:cs="Arial" w:eastAsia="Arial" w:hAnsi="Arial"/>
@@ -34991,7 +34991,7 @@
               <w:spacing w:after="10" w:before="0"/>
               <w:ind w:left="120"/>
             </w:pPr>
-            <w:hyperlink w:history="1" r:id="rIdynqvmrvrxzwemjwuipnhj">
+            <w:hyperlink w:history="1" r:id="rIdqz5aeak97lrcjjjefhidm">
               <w:r>
                 <w:rPr>
                   <w:rFonts w:ascii="Arial" w:cs="Arial" w:eastAsia="Arial" w:hAnsi="Arial"/>
@@ -35036,7 +35036,7 @@
             <w:pPr>
               <w:spacing w:after="20" w:before="0"/>
             </w:pPr>
-            <w:hyperlink w:history="1" r:id="rIdr5xsunh5wblhwxf4pi_hf">
+            <w:hyperlink w:history="1" r:id="rIdhglxii6-oa-e0vbxssbwy">
               <w:r>
                 <w:rPr>
                   <w:rFonts w:ascii="Arial" w:cs="Arial" w:eastAsia="Arial" w:hAnsi="Arial"/>
@@ -35069,7 +35069,7 @@
               <w:spacing w:after="10" w:before="0"/>
               <w:ind w:left="120"/>
             </w:pPr>
-            <w:hyperlink w:history="1" r:id="rIdbu3ps99t4qjfhqnpcebki">
+            <w:hyperlink w:history="1" r:id="rIdpezi1yibi7hezwcocq53p">
               <w:r>
                 <w:rPr>
                   <w:rFonts w:ascii="Arial" w:cs="Arial" w:eastAsia="Arial" w:hAnsi="Arial"/>
@@ -35264,7 +35264,7 @@
             <w:pPr>
               <w:spacing w:after="20" w:before="0"/>
             </w:pPr>
-            <w:hyperlink w:history="1" r:id="rIdkbgcpxlr2tq7ck_tqvarg">
+            <w:hyperlink w:history="1" r:id="rId_n532opbaf6ggk23titwg">
               <w:r>
                 <w:rPr>
                   <w:rFonts w:ascii="Arial" w:cs="Arial" w:eastAsia="Arial" w:hAnsi="Arial"/>
@@ -35297,7 +35297,7 @@
               <w:spacing w:after="10" w:before="0"/>
               <w:ind w:left="120"/>
             </w:pPr>
-            <w:hyperlink w:history="1" r:id="rIdbvgyvjsbzvoduss0pd6_q">
+            <w:hyperlink w:history="1" r:id="rId5mimcsiynfqoyazjeowg8">
               <w:r>
                 <w:rPr>
                   <w:rFonts w:ascii="Arial" w:cs="Arial" w:eastAsia="Arial" w:hAnsi="Arial"/>
@@ -35342,7 +35342,7 @@
             <w:pPr>
               <w:spacing w:after="20" w:before="0"/>
             </w:pPr>
-            <w:hyperlink w:history="1" r:id="rIdwdmu2fmm8lxlprwsexrtm">
+            <w:hyperlink w:history="1" r:id="rIdk9cbro6duxpy_eyfdidgw">
               <w:r>
                 <w:rPr>
                   <w:rFonts w:ascii="Arial" w:cs="Arial" w:eastAsia="Arial" w:hAnsi="Arial"/>
@@ -35375,7 +35375,7 @@
               <w:spacing w:after="10" w:before="0"/>
               <w:ind w:left="120"/>
             </w:pPr>
-            <w:hyperlink w:history="1" r:id="rIdjfvk2301cj-lghtnowmay">
+            <w:hyperlink w:history="1" r:id="rIdurb0sr9980uu8tft3kxe7">
               <w:r>
                 <w:rPr>
                   <w:rFonts w:ascii="Arial" w:cs="Arial" w:eastAsia="Arial" w:hAnsi="Arial"/>
@@ -35570,7 +35570,7 @@
             <w:pPr>
               <w:spacing w:after="20" w:before="0"/>
             </w:pPr>
-            <w:hyperlink w:history="1" r:id="rIdb2sp7yxhgwgv4nhqmr1s2">
+            <w:hyperlink w:history="1" r:id="rIdwn6gcr-dfzkugnbvd9jsa">
               <w:r>
                 <w:rPr>
                   <w:rFonts w:ascii="Arial" w:cs="Arial" w:eastAsia="Arial" w:hAnsi="Arial"/>
@@ -35603,7 +35603,7 @@
               <w:spacing w:after="10" w:before="0"/>
               <w:ind w:left="120"/>
             </w:pPr>
-            <w:hyperlink w:history="1" r:id="rIdqgream-ng18yde8lcraru">
+            <w:hyperlink w:history="1" r:id="rIdaweo_mx5k6o00pf_grgt7">
               <w:r>
                 <w:rPr>
                   <w:rFonts w:ascii="Arial" w:cs="Arial" w:eastAsia="Arial" w:hAnsi="Arial"/>
@@ -35648,7 +35648,7 @@
             <w:pPr>
               <w:spacing w:after="20" w:before="0"/>
             </w:pPr>
-            <w:hyperlink w:history="1" r:id="rId1gtthqeem-gtncdwvm7wg">
+            <w:hyperlink w:history="1" r:id="rIdq9nm53fxczsnyize1j7c3">
               <w:r>
                 <w:rPr>
                   <w:rFonts w:ascii="Arial" w:cs="Arial" w:eastAsia="Arial" w:hAnsi="Arial"/>
@@ -35681,7 +35681,7 @@
               <w:spacing w:after="10" w:before="0"/>
               <w:ind w:left="120"/>
             </w:pPr>
-            <w:hyperlink w:history="1" r:id="rIdnu8ya6t_8cvjdqgcqu4pi">
+            <w:hyperlink w:history="1" r:id="rId79imzgq7nxdy7jqmcrxob">
               <w:r>
                 <w:rPr>
                   <w:rFonts w:ascii="Arial" w:cs="Arial" w:eastAsia="Arial" w:hAnsi="Arial"/>
@@ -35876,7 +35876,7 @@
             <w:pPr>
               <w:spacing w:after="20" w:before="0"/>
             </w:pPr>
-            <w:hyperlink w:history="1" r:id="rId1fpsliluw4owpfwlqfa_s">
+            <w:hyperlink w:history="1" r:id="rIdputef43u5ro9vagwpgmyw">
               <w:r>
                 <w:rPr>
                   <w:rFonts w:ascii="Arial" w:cs="Arial" w:eastAsia="Arial" w:hAnsi="Arial"/>
@@ -35909,7 +35909,7 @@
               <w:spacing w:after="10" w:before="0"/>
               <w:ind w:left="120"/>
             </w:pPr>
-            <w:hyperlink w:history="1" r:id="rIdel7xqbdgnwd04pzsme59a">
+            <w:hyperlink w:history="1" r:id="rIdcyjscyebb1okrdmvzrcnr">
               <w:r>
                 <w:rPr>
                   <w:rFonts w:ascii="Arial" w:cs="Arial" w:eastAsia="Arial" w:hAnsi="Arial"/>
@@ -35954,7 +35954,7 @@
             <w:pPr>
               <w:spacing w:after="20" w:before="0"/>
             </w:pPr>
-            <w:hyperlink w:history="1" r:id="rIdvooorfjoq5_oawhlqfwi_">
+            <w:hyperlink w:history="1" r:id="rIdypslkedzf5ajjh04vgmgg">
               <w:r>
                 <w:rPr>
                   <w:rFonts w:ascii="Arial" w:cs="Arial" w:eastAsia="Arial" w:hAnsi="Arial"/>
@@ -35987,7 +35987,7 @@
               <w:spacing w:after="10" w:before="0"/>
               <w:ind w:left="120"/>
             </w:pPr>
-            <w:hyperlink w:history="1" r:id="rIdwp0fhkrezgiofsxbspbkf">
+            <w:hyperlink w:history="1" r:id="rIdn-yigakga3vie3ez5wfwi">
               <w:r>
                 <w:rPr>
                   <w:rFonts w:ascii="Arial" w:cs="Arial" w:eastAsia="Arial" w:hAnsi="Arial"/>
@@ -36182,7 +36182,7 @@
             <w:pPr>
               <w:spacing w:after="20" w:before="0"/>
             </w:pPr>
-            <w:hyperlink w:history="1" r:id="rIdn3c-pzfpbpvom4cuzp36g">
+            <w:hyperlink w:history="1" r:id="rIdnujymdvunkyowdfedzcrg">
               <w:r>
                 <w:rPr>
                   <w:rFonts w:ascii="Arial" w:cs="Arial" w:eastAsia="Arial" w:hAnsi="Arial"/>
@@ -36215,7 +36215,7 @@
               <w:spacing w:after="10" w:before="0"/>
               <w:ind w:left="120"/>
             </w:pPr>
-            <w:hyperlink w:history="1" r:id="rIdl8zw51fyh6flnblxlhysx">
+            <w:hyperlink w:history="1" r:id="rIdehrgxwh_vrpmqct1gc-e9">
               <w:r>
                 <w:rPr>
                   <w:rFonts w:ascii="Arial" w:cs="Arial" w:eastAsia="Arial" w:hAnsi="Arial"/>
@@ -36260,7 +36260,7 @@
             <w:pPr>
               <w:spacing w:after="20" w:before="0"/>
             </w:pPr>
-            <w:hyperlink w:history="1" r:id="rIdz7ggyw7mjc6azfdqxm_o7">
+            <w:hyperlink w:history="1" r:id="rIdodtygt1w2kk79tpazmzrr">
               <w:r>
                 <w:rPr>
                   <w:rFonts w:ascii="Arial" w:cs="Arial" w:eastAsia="Arial" w:hAnsi="Arial"/>
@@ -36293,7 +36293,7 @@
               <w:spacing w:after="10" w:before="0"/>
               <w:ind w:left="120"/>
             </w:pPr>
-            <w:hyperlink w:history="1" r:id="rIdyp5hnggs8kn27dhxnihns">
+            <w:hyperlink w:history="1" r:id="rIdtxo46c3rko4zsanzlphbe">
               <w:r>
                 <w:rPr>
                   <w:rFonts w:ascii="Arial" w:cs="Arial" w:eastAsia="Arial" w:hAnsi="Arial"/>

--- a/data/outputs/v2/Maths/SS2.1_Similarity_and_Enlargement/Mathematics_Similarity_and_Enlargement_CBE_LessonSequence.docx
+++ b/data/outputs/v2/Maths/SS2.1_Similarity_and_Enlargement/Mathematics_Similarity_and_Enlargement_CBE_LessonSequence.docx
@@ -3821,7 +3821,7 @@
             <w:pPr>
               <w:spacing w:after="20" w:before="0"/>
             </w:pPr>
-            <w:hyperlink w:history="1" r:id="rIdyfh0ukbzgkpst_3qa0jgx">
+            <w:hyperlink w:history="1" r:id="rIdyjovqkyz45hs7ftddqhrt">
               <w:r>
                 <w:rPr>
                   <w:rFonts w:ascii="Arial" w:cs="Arial" w:eastAsia="Arial" w:hAnsi="Arial"/>
@@ -3854,7 +3854,7 @@
               <w:spacing w:after="10" w:before="0"/>
               <w:ind w:left="120"/>
             </w:pPr>
-            <w:hyperlink w:history="1" r:id="rIdwmgdeof7zrq8sgi611h3q">
+            <w:hyperlink w:history="1" r:id="rId5r7w1hopknqazugphrxnx">
               <w:r>
                 <w:rPr>
                   <w:rFonts w:ascii="Arial" w:cs="Arial" w:eastAsia="Arial" w:hAnsi="Arial"/>
@@ -3899,7 +3899,7 @@
             <w:pPr>
               <w:spacing w:after="20" w:before="0"/>
             </w:pPr>
-            <w:hyperlink w:history="1" r:id="rIduo-tgzjagkdwagq96babq">
+            <w:hyperlink w:history="1" r:id="rIdlxisrkngo4prow1dvjpm1">
               <w:r>
                 <w:rPr>
                   <w:rFonts w:ascii="Arial" w:cs="Arial" w:eastAsia="Arial" w:hAnsi="Arial"/>
@@ -3932,7 +3932,7 @@
               <w:spacing w:after="10" w:before="0"/>
               <w:ind w:left="120"/>
             </w:pPr>
-            <w:hyperlink w:history="1" r:id="rIdr6i1ny6yafj59o3elkjzk">
+            <w:hyperlink w:history="1" r:id="rIdqtkq5le8zgyojfjdeklbs">
               <w:r>
                 <w:rPr>
                   <w:rFonts w:ascii="Arial" w:cs="Arial" w:eastAsia="Arial" w:hAnsi="Arial"/>
@@ -4127,7 +4127,7 @@
             <w:pPr>
               <w:spacing w:after="20" w:before="0"/>
             </w:pPr>
-            <w:hyperlink w:history="1" r:id="rIdd7do-wwckzncq4ms52vqa">
+            <w:hyperlink w:history="1" r:id="rIded7hxn3az9h2et9pa68sl">
               <w:r>
                 <w:rPr>
                   <w:rFonts w:ascii="Arial" w:cs="Arial" w:eastAsia="Arial" w:hAnsi="Arial"/>
@@ -4160,7 +4160,7 @@
               <w:spacing w:after="10" w:before="0"/>
               <w:ind w:left="120"/>
             </w:pPr>
-            <w:hyperlink w:history="1" r:id="rIdwbtlpghf0xpbuht2fnr_f">
+            <w:hyperlink w:history="1" r:id="rIdehq7y6mebjhexp4w9dvqx">
               <w:r>
                 <w:rPr>
                   <w:rFonts w:ascii="Arial" w:cs="Arial" w:eastAsia="Arial" w:hAnsi="Arial"/>
@@ -4205,7 +4205,7 @@
             <w:pPr>
               <w:spacing w:after="20" w:before="0"/>
             </w:pPr>
-            <w:hyperlink w:history="1" r:id="rIdqzbzw9zokp934-mnbzti1">
+            <w:hyperlink w:history="1" r:id="rIdisdbzgo_ed8nf72mtewjy">
               <w:r>
                 <w:rPr>
                   <w:rFonts w:ascii="Arial" w:cs="Arial" w:eastAsia="Arial" w:hAnsi="Arial"/>
@@ -4238,7 +4238,7 @@
               <w:spacing w:after="10" w:before="0"/>
               <w:ind w:left="120"/>
             </w:pPr>
-            <w:hyperlink w:history="1" r:id="rIdthubvphaju2bisptfrpsm">
+            <w:hyperlink w:history="1" r:id="rIdy6pjgp9jqnbox7opmqque">
               <w:r>
                 <w:rPr>
                   <w:rFonts w:ascii="Arial" w:cs="Arial" w:eastAsia="Arial" w:hAnsi="Arial"/>
@@ -4433,7 +4433,7 @@
             <w:pPr>
               <w:spacing w:after="20" w:before="0"/>
             </w:pPr>
-            <w:hyperlink w:history="1" r:id="rIddsxuodb0scyrlmutowgjt">
+            <w:hyperlink w:history="1" r:id="rIdbrlnqgk_5b49gw4ptviap">
               <w:r>
                 <w:rPr>
                   <w:rFonts w:ascii="Arial" w:cs="Arial" w:eastAsia="Arial" w:hAnsi="Arial"/>
@@ -4466,7 +4466,7 @@
               <w:spacing w:after="10" w:before="0"/>
               <w:ind w:left="120"/>
             </w:pPr>
-            <w:hyperlink w:history="1" r:id="rId2dmafm1iudyikmohxxsd4">
+            <w:hyperlink w:history="1" r:id="rIdfznb7yojisox96tkqguux">
               <w:r>
                 <w:rPr>
                   <w:rFonts w:ascii="Arial" w:cs="Arial" w:eastAsia="Arial" w:hAnsi="Arial"/>
@@ -4511,7 +4511,7 @@
             <w:pPr>
               <w:spacing w:after="20" w:before="0"/>
             </w:pPr>
-            <w:hyperlink w:history="1" r:id="rIdozymxuhs1xhhfazngazr-">
+            <w:hyperlink w:history="1" r:id="rIdktgaazonsszycfiahkl1x">
               <w:r>
                 <w:rPr>
                   <w:rFonts w:ascii="Arial" w:cs="Arial" w:eastAsia="Arial" w:hAnsi="Arial"/>
@@ -4544,7 +4544,7 @@
               <w:spacing w:after="10" w:before="0"/>
               <w:ind w:left="120"/>
             </w:pPr>
-            <w:hyperlink w:history="1" r:id="rIdww4__pwpt8szj628tjga3">
+            <w:hyperlink w:history="1" r:id="rIdfj1yrnr5-q_blttgt9xuq">
               <w:r>
                 <w:rPr>
                   <w:rFonts w:ascii="Arial" w:cs="Arial" w:eastAsia="Arial" w:hAnsi="Arial"/>
@@ -4739,7 +4739,7 @@
             <w:pPr>
               <w:spacing w:after="20" w:before="0"/>
             </w:pPr>
-            <w:hyperlink w:history="1" r:id="rId_nxgerrwvn09ohnbjn1ji">
+            <w:hyperlink w:history="1" r:id="rIdhdeg2nqovfbi8hdqeo-4d">
               <w:r>
                 <w:rPr>
                   <w:rFonts w:ascii="Arial" w:cs="Arial" w:eastAsia="Arial" w:hAnsi="Arial"/>
@@ -4772,7 +4772,7 @@
               <w:spacing w:after="10" w:before="0"/>
               <w:ind w:left="120"/>
             </w:pPr>
-            <w:hyperlink w:history="1" r:id="rId-ojitlwqnvjhawkyfwpt9">
+            <w:hyperlink w:history="1" r:id="rIdps57-fjjfints3asqlfue">
               <w:r>
                 <w:rPr>
                   <w:rFonts w:ascii="Arial" w:cs="Arial" w:eastAsia="Arial" w:hAnsi="Arial"/>
@@ -4817,7 +4817,7 @@
             <w:pPr>
               <w:spacing w:after="20" w:before="0"/>
             </w:pPr>
-            <w:hyperlink w:history="1" r:id="rIdqimnmlc9k7lxcktuuegcp">
+            <w:hyperlink w:history="1" r:id="rIdnalvewovrga2deqmln-u3">
               <w:r>
                 <w:rPr>
                   <w:rFonts w:ascii="Arial" w:cs="Arial" w:eastAsia="Arial" w:hAnsi="Arial"/>
@@ -4850,7 +4850,7 @@
               <w:spacing w:after="10" w:before="0"/>
               <w:ind w:left="120"/>
             </w:pPr>
-            <w:hyperlink w:history="1" r:id="rIdzuf47hdrdzfkt5eds976l">
+            <w:hyperlink w:history="1" r:id="rIdfyweuluxxigl70u23hm3s">
               <w:r>
                 <w:rPr>
                   <w:rFonts w:ascii="Arial" w:cs="Arial" w:eastAsia="Arial" w:hAnsi="Arial"/>
@@ -5045,7 +5045,7 @@
             <w:pPr>
               <w:spacing w:after="20" w:before="0"/>
             </w:pPr>
-            <w:hyperlink w:history="1" r:id="rIdojcd_rgwsfrurxvdhpo9q">
+            <w:hyperlink w:history="1" r:id="rIde5puystntawnop15ifca9">
               <w:r>
                 <w:rPr>
                   <w:rFonts w:ascii="Arial" w:cs="Arial" w:eastAsia="Arial" w:hAnsi="Arial"/>
@@ -5078,7 +5078,7 @@
               <w:spacing w:after="10" w:before="0"/>
               <w:ind w:left="120"/>
             </w:pPr>
-            <w:hyperlink w:history="1" r:id="rIdnpux0ikw6i5ajq60-12rx">
+            <w:hyperlink w:history="1" r:id="rIda5dawbzmkzzvhcmn9klh5">
               <w:r>
                 <w:rPr>
                   <w:rFonts w:ascii="Arial" w:cs="Arial" w:eastAsia="Arial" w:hAnsi="Arial"/>
@@ -5123,7 +5123,7 @@
             <w:pPr>
               <w:spacing w:after="20" w:before="0"/>
             </w:pPr>
-            <w:hyperlink w:history="1" r:id="rIdbh1jbryicpkjbiaub571l">
+            <w:hyperlink w:history="1" r:id="rIdq1lbgl6hknq22xi2jqlbk">
               <w:r>
                 <w:rPr>
                   <w:rFonts w:ascii="Arial" w:cs="Arial" w:eastAsia="Arial" w:hAnsi="Arial"/>
@@ -5156,7 +5156,7 @@
               <w:spacing w:after="10" w:before="0"/>
               <w:ind w:left="120"/>
             </w:pPr>
-            <w:hyperlink w:history="1" r:id="rId8fegeufh6d52-bejkbdjg">
+            <w:hyperlink w:history="1" r:id="rIdavavqvmeikeufyoekfcsj">
               <w:r>
                 <w:rPr>
                   <w:rFonts w:ascii="Arial" w:cs="Arial" w:eastAsia="Arial" w:hAnsi="Arial"/>
@@ -6643,7 +6643,7 @@
             <w:pPr>
               <w:spacing w:after="20" w:before="0"/>
             </w:pPr>
-            <w:hyperlink w:history="1" r:id="rId8mwscxmfkm_w-cqxl4mi1">
+            <w:hyperlink w:history="1" r:id="rIddqk_qsgwrcstxdfddapqg">
               <w:r>
                 <w:rPr>
                   <w:rFonts w:ascii="Arial" w:cs="Arial" w:eastAsia="Arial" w:hAnsi="Arial"/>
@@ -6676,7 +6676,7 @@
               <w:spacing w:after="10" w:before="0"/>
               <w:ind w:left="120"/>
             </w:pPr>
-            <w:hyperlink w:history="1" r:id="rIdlqnu_af1ysx98el-1hcuv">
+            <w:hyperlink w:history="1" r:id="rIdgcg00uhoipm8uy2_uskjc">
               <w:r>
                 <w:rPr>
                   <w:rFonts w:ascii="Arial" w:cs="Arial" w:eastAsia="Arial" w:hAnsi="Arial"/>
@@ -6721,7 +6721,7 @@
             <w:pPr>
               <w:spacing w:after="20" w:before="0"/>
             </w:pPr>
-            <w:hyperlink w:history="1" r:id="rIdlyd4n4pmxtfm5uaxpfnft">
+            <w:hyperlink w:history="1" r:id="rIddpyrrsmxizyt9elb7folp">
               <w:r>
                 <w:rPr>
                   <w:rFonts w:ascii="Arial" w:cs="Arial" w:eastAsia="Arial" w:hAnsi="Arial"/>
@@ -6754,7 +6754,7 @@
               <w:spacing w:after="10" w:before="0"/>
               <w:ind w:left="120"/>
             </w:pPr>
-            <w:hyperlink w:history="1" r:id="rIddwadjgdjk6-v-b0hml-ij">
+            <w:hyperlink w:history="1" r:id="rId3bmbinnjtpxbapz3pcadq">
               <w:r>
                 <w:rPr>
                   <w:rFonts w:ascii="Arial" w:cs="Arial" w:eastAsia="Arial" w:hAnsi="Arial"/>
@@ -6949,7 +6949,7 @@
             <w:pPr>
               <w:spacing w:after="20" w:before="0"/>
             </w:pPr>
-            <w:hyperlink w:history="1" r:id="rIdt9dgpvr3g0nxf1ojgjxsv">
+            <w:hyperlink w:history="1" r:id="rIdxrsngj8urtupjxkp7tt7c">
               <w:r>
                 <w:rPr>
                   <w:rFonts w:ascii="Arial" w:cs="Arial" w:eastAsia="Arial" w:hAnsi="Arial"/>
@@ -6982,7 +6982,7 @@
               <w:spacing w:after="10" w:before="0"/>
               <w:ind w:left="120"/>
             </w:pPr>
-            <w:hyperlink w:history="1" r:id="rIdglegouatdaq_h9gamffl0">
+            <w:hyperlink w:history="1" r:id="rIdxkmyxn1wgtrfad0d2xvkq">
               <w:r>
                 <w:rPr>
                   <w:rFonts w:ascii="Arial" w:cs="Arial" w:eastAsia="Arial" w:hAnsi="Arial"/>
@@ -7027,7 +7027,7 @@
             <w:pPr>
               <w:spacing w:after="20" w:before="0"/>
             </w:pPr>
-            <w:hyperlink w:history="1" r:id="rIdhsxnunlssaqndq76fivh2">
+            <w:hyperlink w:history="1" r:id="rIdrr01-zdpqdwl1qhpc0as8">
               <w:r>
                 <w:rPr>
                   <w:rFonts w:ascii="Arial" w:cs="Arial" w:eastAsia="Arial" w:hAnsi="Arial"/>
@@ -7060,7 +7060,7 @@
               <w:spacing w:after="10" w:before="0"/>
               <w:ind w:left="120"/>
             </w:pPr>
-            <w:hyperlink w:history="1" r:id="rIdirsu62dq31lk-ya7iev2s">
+            <w:hyperlink w:history="1" r:id="rIdkghuo_o2omhgyv9wduck5">
               <w:r>
                 <w:rPr>
                   <w:rFonts w:ascii="Arial" w:cs="Arial" w:eastAsia="Arial" w:hAnsi="Arial"/>
@@ -7255,7 +7255,7 @@
             <w:pPr>
               <w:spacing w:after="20" w:before="0"/>
             </w:pPr>
-            <w:hyperlink w:history="1" r:id="rIdu53cymp0x_s9wavqhkpvk">
+            <w:hyperlink w:history="1" r:id="rIdrhhwi5gb80iylc31etext">
               <w:r>
                 <w:rPr>
                   <w:rFonts w:ascii="Arial" w:cs="Arial" w:eastAsia="Arial" w:hAnsi="Arial"/>
@@ -7288,7 +7288,7 @@
               <w:spacing w:after="10" w:before="0"/>
               <w:ind w:left="120"/>
             </w:pPr>
-            <w:hyperlink w:history="1" r:id="rIdy066y-yxnw4iskmszx7ek">
+            <w:hyperlink w:history="1" r:id="rIdgi4nysvhygx9ahgdizgyr">
               <w:r>
                 <w:rPr>
                   <w:rFonts w:ascii="Arial" w:cs="Arial" w:eastAsia="Arial" w:hAnsi="Arial"/>
@@ -7333,7 +7333,7 @@
             <w:pPr>
               <w:spacing w:after="20" w:before="0"/>
             </w:pPr>
-            <w:hyperlink w:history="1" r:id="rIdieylqtt_6cmfgwvtlmrki">
+            <w:hyperlink w:history="1" r:id="rId9dvvcaqdn0jmqe5yolsfa">
               <w:r>
                 <w:rPr>
                   <w:rFonts w:ascii="Arial" w:cs="Arial" w:eastAsia="Arial" w:hAnsi="Arial"/>
@@ -7366,7 +7366,7 @@
               <w:spacing w:after="10" w:before="0"/>
               <w:ind w:left="120"/>
             </w:pPr>
-            <w:hyperlink w:history="1" r:id="rIdaqxpafchxbh_nm_shv9x2">
+            <w:hyperlink w:history="1" r:id="rIdyckgldjglqvlgg2uqkj3e">
               <w:r>
                 <w:rPr>
                   <w:rFonts w:ascii="Arial" w:cs="Arial" w:eastAsia="Arial" w:hAnsi="Arial"/>
@@ -7561,7 +7561,7 @@
             <w:pPr>
               <w:spacing w:after="20" w:before="0"/>
             </w:pPr>
-            <w:hyperlink w:history="1" r:id="rId1cfwzi1whjwdnvtrywis0">
+            <w:hyperlink w:history="1" r:id="rIdsy4g7fr-cjrpblboobwnt">
               <w:r>
                 <w:rPr>
                   <w:rFonts w:ascii="Arial" w:cs="Arial" w:eastAsia="Arial" w:hAnsi="Arial"/>
@@ -7594,7 +7594,7 @@
               <w:spacing w:after="10" w:before="0"/>
               <w:ind w:left="120"/>
             </w:pPr>
-            <w:hyperlink w:history="1" r:id="rId6fckbqe8hbgv2-f-yhug2">
+            <w:hyperlink w:history="1" r:id="rIdhvhv33riomvkptdgn4plq">
               <w:r>
                 <w:rPr>
                   <w:rFonts w:ascii="Arial" w:cs="Arial" w:eastAsia="Arial" w:hAnsi="Arial"/>
@@ -7639,7 +7639,7 @@
             <w:pPr>
               <w:spacing w:after="20" w:before="0"/>
             </w:pPr>
-            <w:hyperlink w:history="1" r:id="rIdqviucxsprngde-buecorz">
+            <w:hyperlink w:history="1" r:id="rIdv3j0r-jhc766t1uigo27_">
               <w:r>
                 <w:rPr>
                   <w:rFonts w:ascii="Arial" w:cs="Arial" w:eastAsia="Arial" w:hAnsi="Arial"/>
@@ -7672,7 +7672,7 @@
               <w:spacing w:after="10" w:before="0"/>
               <w:ind w:left="120"/>
             </w:pPr>
-            <w:hyperlink w:history="1" r:id="rIddv0bgzlhlr_7dcwqxtz6w">
+            <w:hyperlink w:history="1" r:id="rIddyspqdde_owzsxa48lrbf">
               <w:r>
                 <w:rPr>
                   <w:rFonts w:ascii="Arial" w:cs="Arial" w:eastAsia="Arial" w:hAnsi="Arial"/>
@@ -7867,7 +7867,7 @@
             <w:pPr>
               <w:spacing w:after="20" w:before="0"/>
             </w:pPr>
-            <w:hyperlink w:history="1" r:id="rId5yj7w7nrdy7k4zekfp90g">
+            <w:hyperlink w:history="1" r:id="rIde7ihvlxmrdljz3evpkm2o">
               <w:r>
                 <w:rPr>
                   <w:rFonts w:ascii="Arial" w:cs="Arial" w:eastAsia="Arial" w:hAnsi="Arial"/>
@@ -7900,7 +7900,7 @@
               <w:spacing w:after="10" w:before="0"/>
               <w:ind w:left="120"/>
             </w:pPr>
-            <w:hyperlink w:history="1" r:id="rIdibtu3w-cesc_swvcq1hh5">
+            <w:hyperlink w:history="1" r:id="rIdufdcmwez5e6qh3zpq-pyt">
               <w:r>
                 <w:rPr>
                   <w:rFonts w:ascii="Arial" w:cs="Arial" w:eastAsia="Arial" w:hAnsi="Arial"/>
@@ -7945,7 +7945,7 @@
             <w:pPr>
               <w:spacing w:after="20" w:before="0"/>
             </w:pPr>
-            <w:hyperlink w:history="1" r:id="rIdw8zsc-wv0wvkvv_yj34jk">
+            <w:hyperlink w:history="1" r:id="rId7w_lhekzphmx8hmbwp5ik">
               <w:r>
                 <w:rPr>
                   <w:rFonts w:ascii="Arial" w:cs="Arial" w:eastAsia="Arial" w:hAnsi="Arial"/>
@@ -7978,7 +7978,7 @@
               <w:spacing w:after="10" w:before="0"/>
               <w:ind w:left="120"/>
             </w:pPr>
-            <w:hyperlink w:history="1" r:id="rIdwldx0zwjkjsbiwqgxlj9r">
+            <w:hyperlink w:history="1" r:id="rIdauyzirb7rdkgj28p88p9n">
               <w:r>
                 <w:rPr>
                   <w:rFonts w:ascii="Arial" w:cs="Arial" w:eastAsia="Arial" w:hAnsi="Arial"/>
@@ -9560,7 +9560,7 @@
             <w:pPr>
               <w:spacing w:after="20" w:before="0"/>
             </w:pPr>
-            <w:hyperlink w:history="1" r:id="rIdrt8kprpw67g1zxbj0sfrs">
+            <w:hyperlink w:history="1" r:id="rIdagonmek9jaujgemb5fto_">
               <w:r>
                 <w:rPr>
                   <w:rFonts w:ascii="Arial" w:cs="Arial" w:eastAsia="Arial" w:hAnsi="Arial"/>
@@ -9593,7 +9593,7 @@
               <w:spacing w:after="10" w:before="0"/>
               <w:ind w:left="120"/>
             </w:pPr>
-            <w:hyperlink w:history="1" r:id="rIdvoffnt2re-7m1wq35yxjz">
+            <w:hyperlink w:history="1" r:id="rIds0hhgqmsrqdbncvrq8vwx">
               <w:r>
                 <w:rPr>
                   <w:rFonts w:ascii="Arial" w:cs="Arial" w:eastAsia="Arial" w:hAnsi="Arial"/>
@@ -9638,7 +9638,7 @@
             <w:pPr>
               <w:spacing w:after="20" w:before="0"/>
             </w:pPr>
-            <w:hyperlink w:history="1" r:id="rIdcklh0lv2heo2bk4plecn1">
+            <w:hyperlink w:history="1" r:id="rIdzzqvsckdx5tijjb3kpniy">
               <w:r>
                 <w:rPr>
                   <w:rFonts w:ascii="Arial" w:cs="Arial" w:eastAsia="Arial" w:hAnsi="Arial"/>
@@ -9671,7 +9671,7 @@
               <w:spacing w:after="10" w:before="0"/>
               <w:ind w:left="120"/>
             </w:pPr>
-            <w:hyperlink w:history="1" r:id="rIdunl7qwp2fxgnecqxig9dv">
+            <w:hyperlink w:history="1" r:id="rIdleb9chfzisgwgbh5ytjox">
               <w:r>
                 <w:rPr>
                   <w:rFonts w:ascii="Arial" w:cs="Arial" w:eastAsia="Arial" w:hAnsi="Arial"/>
@@ -9866,7 +9866,7 @@
             <w:pPr>
               <w:spacing w:after="20" w:before="0"/>
             </w:pPr>
-            <w:hyperlink w:history="1" r:id="rIdpk6egriq9ce1mqadkkkfn">
+            <w:hyperlink w:history="1" r:id="rId-ozvlfzzqlplu8opvfjyr">
               <w:r>
                 <w:rPr>
                   <w:rFonts w:ascii="Arial" w:cs="Arial" w:eastAsia="Arial" w:hAnsi="Arial"/>
@@ -9899,7 +9899,7 @@
               <w:spacing w:after="10" w:before="0"/>
               <w:ind w:left="120"/>
             </w:pPr>
-            <w:hyperlink w:history="1" r:id="rIdb8lfu80mg8vhpfx4dairo">
+            <w:hyperlink w:history="1" r:id="rIdmgkzc9gvdx1pkrr3zcgud">
               <w:r>
                 <w:rPr>
                   <w:rFonts w:ascii="Arial" w:cs="Arial" w:eastAsia="Arial" w:hAnsi="Arial"/>
@@ -9944,7 +9944,7 @@
             <w:pPr>
               <w:spacing w:after="20" w:before="0"/>
             </w:pPr>
-            <w:hyperlink w:history="1" r:id="rIdybujwipbyrh2z8ziakvoe">
+            <w:hyperlink w:history="1" r:id="rIdhnbu3cjrqgusjcp781axo">
               <w:r>
                 <w:rPr>
                   <w:rFonts w:ascii="Arial" w:cs="Arial" w:eastAsia="Arial" w:hAnsi="Arial"/>
@@ -9977,7 +9977,7 @@
               <w:spacing w:after="10" w:before="0"/>
               <w:ind w:left="120"/>
             </w:pPr>
-            <w:hyperlink w:history="1" r:id="rId1wocdfjulc46bu5wcngpt">
+            <w:hyperlink w:history="1" r:id="rIdvgkzixvq5rhlrc8nojjho">
               <w:r>
                 <w:rPr>
                   <w:rFonts w:ascii="Arial" w:cs="Arial" w:eastAsia="Arial" w:hAnsi="Arial"/>
@@ -10172,7 +10172,7 @@
             <w:pPr>
               <w:spacing w:after="20" w:before="0"/>
             </w:pPr>
-            <w:hyperlink w:history="1" r:id="rIdalmg8ri847nvqnphdtmyx">
+            <w:hyperlink w:history="1" r:id="rIddte6tztkeidyeh1jrnklx">
               <w:r>
                 <w:rPr>
                   <w:rFonts w:ascii="Arial" w:cs="Arial" w:eastAsia="Arial" w:hAnsi="Arial"/>
@@ -10205,7 +10205,7 @@
               <w:spacing w:after="10" w:before="0"/>
               <w:ind w:left="120"/>
             </w:pPr>
-            <w:hyperlink w:history="1" r:id="rIdewj0f9u0umrmtfkhlmzgi">
+            <w:hyperlink w:history="1" r:id="rId_smfpfbh4m5xofrvevq1m">
               <w:r>
                 <w:rPr>
                   <w:rFonts w:ascii="Arial" w:cs="Arial" w:eastAsia="Arial" w:hAnsi="Arial"/>
@@ -10250,7 +10250,7 @@
             <w:pPr>
               <w:spacing w:after="20" w:before="0"/>
             </w:pPr>
-            <w:hyperlink w:history="1" r:id="rIdnbj6glqyezdtdcg9y9mq0">
+            <w:hyperlink w:history="1" r:id="rId3nyrlnk1h5weguo0froxg">
               <w:r>
                 <w:rPr>
                   <w:rFonts w:ascii="Arial" w:cs="Arial" w:eastAsia="Arial" w:hAnsi="Arial"/>
@@ -10283,7 +10283,7 @@
               <w:spacing w:after="10" w:before="0"/>
               <w:ind w:left="120"/>
             </w:pPr>
-            <w:hyperlink w:history="1" r:id="rIdn8ypsla8mdr9dsyi2nvmb">
+            <w:hyperlink w:history="1" r:id="rIdeadwqr3yyhjcskgxct6iv">
               <w:r>
                 <w:rPr>
                   <w:rFonts w:ascii="Arial" w:cs="Arial" w:eastAsia="Arial" w:hAnsi="Arial"/>
@@ -10478,7 +10478,7 @@
             <w:pPr>
               <w:spacing w:after="20" w:before="0"/>
             </w:pPr>
-            <w:hyperlink w:history="1" r:id="rIdny5nqvrsly7dxjpyjcwq7">
+            <w:hyperlink w:history="1" r:id="rIduyzdshucud0oqncqyfhbd">
               <w:r>
                 <w:rPr>
                   <w:rFonts w:ascii="Arial" w:cs="Arial" w:eastAsia="Arial" w:hAnsi="Arial"/>
@@ -10511,7 +10511,7 @@
               <w:spacing w:after="10" w:before="0"/>
               <w:ind w:left="120"/>
             </w:pPr>
-            <w:hyperlink w:history="1" r:id="rIdc_tomvll4g9wdkcupq7pm">
+            <w:hyperlink w:history="1" r:id="rId7ilqiyhtuy-wdyg7te-cx">
               <w:r>
                 <w:rPr>
                   <w:rFonts w:ascii="Arial" w:cs="Arial" w:eastAsia="Arial" w:hAnsi="Arial"/>
@@ -10556,7 +10556,7 @@
             <w:pPr>
               <w:spacing w:after="20" w:before="0"/>
             </w:pPr>
-            <w:hyperlink w:history="1" r:id="rIdgmfkmo_vjawmwqgmij5ng">
+            <w:hyperlink w:history="1" r:id="rIdnqegtshjzqd7pmc1eu9m0">
               <w:r>
                 <w:rPr>
                   <w:rFonts w:ascii="Arial" w:cs="Arial" w:eastAsia="Arial" w:hAnsi="Arial"/>
@@ -10589,7 +10589,7 @@
               <w:spacing w:after="10" w:before="0"/>
               <w:ind w:left="120"/>
             </w:pPr>
-            <w:hyperlink w:history="1" r:id="rIdvvme67mw1sy85yxy9x8lz">
+            <w:hyperlink w:history="1" r:id="rIdpuj7fk4vilcc1vehdv94a">
               <w:r>
                 <w:rPr>
                   <w:rFonts w:ascii="Arial" w:cs="Arial" w:eastAsia="Arial" w:hAnsi="Arial"/>
@@ -10784,7 +10784,7 @@
             <w:pPr>
               <w:spacing w:after="20" w:before="0"/>
             </w:pPr>
-            <w:hyperlink w:history="1" r:id="rIdhuwzdu3ph0k4cy9pymvaa">
+            <w:hyperlink w:history="1" r:id="rIdmi70oz-i1g56h1i48vz1s">
               <w:r>
                 <w:rPr>
                   <w:rFonts w:ascii="Arial" w:cs="Arial" w:eastAsia="Arial" w:hAnsi="Arial"/>
@@ -10817,7 +10817,7 @@
               <w:spacing w:after="10" w:before="0"/>
               <w:ind w:left="120"/>
             </w:pPr>
-            <w:hyperlink w:history="1" r:id="rId9faucrbzywrougtwvpkod">
+            <w:hyperlink w:history="1" r:id="rIdfki215juzhjuowo90wiij">
               <w:r>
                 <w:rPr>
                   <w:rFonts w:ascii="Arial" w:cs="Arial" w:eastAsia="Arial" w:hAnsi="Arial"/>
@@ -10862,7 +10862,7 @@
             <w:pPr>
               <w:spacing w:after="20" w:before="0"/>
             </w:pPr>
-            <w:hyperlink w:history="1" r:id="rIdlsqp_dycze1qlf4lucnv_">
+            <w:hyperlink w:history="1" r:id="rIdiivggpcf7yno5pr18tjfz">
               <w:r>
                 <w:rPr>
                   <w:rFonts w:ascii="Arial" w:cs="Arial" w:eastAsia="Arial" w:hAnsi="Arial"/>
@@ -10895,7 +10895,7 @@
               <w:spacing w:after="10" w:before="0"/>
               <w:ind w:left="120"/>
             </w:pPr>
-            <w:hyperlink w:history="1" r:id="rIdvmpnpw6v5rwhtwd_-xinh">
+            <w:hyperlink w:history="1" r:id="rIdavtnn4cyw2dxnhrtlkfo_">
               <w:r>
                 <w:rPr>
                   <w:rFonts w:ascii="Arial" w:cs="Arial" w:eastAsia="Arial" w:hAnsi="Arial"/>
@@ -12382,7 +12382,7 @@
             <w:pPr>
               <w:spacing w:after="20" w:before="0"/>
             </w:pPr>
-            <w:hyperlink w:history="1" r:id="rIdh3fbzraukjdm6bs4wpfpe">
+            <w:hyperlink w:history="1" r:id="rIdwhftkynx0-jp_xjwe3nut">
               <w:r>
                 <w:rPr>
                   <w:rFonts w:ascii="Arial" w:cs="Arial" w:eastAsia="Arial" w:hAnsi="Arial"/>
@@ -12415,7 +12415,7 @@
               <w:spacing w:after="10" w:before="0"/>
               <w:ind w:left="120"/>
             </w:pPr>
-            <w:hyperlink w:history="1" r:id="rIdw56suooqijagte92offbl">
+            <w:hyperlink w:history="1" r:id="rIdevq_g7s2euol46k6b50ek">
               <w:r>
                 <w:rPr>
                   <w:rFonts w:ascii="Arial" w:cs="Arial" w:eastAsia="Arial" w:hAnsi="Arial"/>
@@ -12460,7 +12460,7 @@
             <w:pPr>
               <w:spacing w:after="20" w:before="0"/>
             </w:pPr>
-            <w:hyperlink w:history="1" r:id="rIdlus9dffryymc7ylohuyil">
+            <w:hyperlink w:history="1" r:id="rIdiecxbj5p_yqmaqglybcud">
               <w:r>
                 <w:rPr>
                   <w:rFonts w:ascii="Arial" w:cs="Arial" w:eastAsia="Arial" w:hAnsi="Arial"/>
@@ -12493,7 +12493,7 @@
               <w:spacing w:after="10" w:before="0"/>
               <w:ind w:left="120"/>
             </w:pPr>
-            <w:hyperlink w:history="1" r:id="rIdro0xefvuxxw0ilsdiiqdj">
+            <w:hyperlink w:history="1" r:id="rIdp1c2aef5pugd3slygvr5y">
               <w:r>
                 <w:rPr>
                   <w:rFonts w:ascii="Arial" w:cs="Arial" w:eastAsia="Arial" w:hAnsi="Arial"/>
@@ -12688,7 +12688,7 @@
             <w:pPr>
               <w:spacing w:after="20" w:before="0"/>
             </w:pPr>
-            <w:hyperlink w:history="1" r:id="rIdmy8mcfligfixxbtff-2ga">
+            <w:hyperlink w:history="1" r:id="rIdyshukehbasjbtx2zpckv9">
               <w:r>
                 <w:rPr>
                   <w:rFonts w:ascii="Arial" w:cs="Arial" w:eastAsia="Arial" w:hAnsi="Arial"/>
@@ -12721,7 +12721,7 @@
               <w:spacing w:after="10" w:before="0"/>
               <w:ind w:left="120"/>
             </w:pPr>
-            <w:hyperlink w:history="1" r:id="rIdgthvqtzlsxxt95wrwyoqr">
+            <w:hyperlink w:history="1" r:id="rId-v6n5jwwtyml-elx6p4d6">
               <w:r>
                 <w:rPr>
                   <w:rFonts w:ascii="Arial" w:cs="Arial" w:eastAsia="Arial" w:hAnsi="Arial"/>
@@ -12766,7 +12766,7 @@
             <w:pPr>
               <w:spacing w:after="20" w:before="0"/>
             </w:pPr>
-            <w:hyperlink w:history="1" r:id="rIdyfks9pyczwpy_w4zdusuy">
+            <w:hyperlink w:history="1" r:id="rId_conxbomd048_a4stn-ox">
               <w:r>
                 <w:rPr>
                   <w:rFonts w:ascii="Arial" w:cs="Arial" w:eastAsia="Arial" w:hAnsi="Arial"/>
@@ -12799,7 +12799,7 @@
               <w:spacing w:after="10" w:before="0"/>
               <w:ind w:left="120"/>
             </w:pPr>
-            <w:hyperlink w:history="1" r:id="rIdcpwijxovfv_fe-chl-lyd">
+            <w:hyperlink w:history="1" r:id="rIdpvl0or8pf8tsn6omi-rnw">
               <w:r>
                 <w:rPr>
                   <w:rFonts w:ascii="Arial" w:cs="Arial" w:eastAsia="Arial" w:hAnsi="Arial"/>
@@ -12994,7 +12994,7 @@
             <w:pPr>
               <w:spacing w:after="20" w:before="0"/>
             </w:pPr>
-            <w:hyperlink w:history="1" r:id="rIdvfrlwfofk2--ordypvjtk">
+            <w:hyperlink w:history="1" r:id="rId7ke8uxuduje-oi-h9eqcs">
               <w:r>
                 <w:rPr>
                   <w:rFonts w:ascii="Arial" w:cs="Arial" w:eastAsia="Arial" w:hAnsi="Arial"/>
@@ -13027,7 +13027,7 @@
               <w:spacing w:after="10" w:before="0"/>
               <w:ind w:left="120"/>
             </w:pPr>
-            <w:hyperlink w:history="1" r:id="rId5jxt_p2i2riwiemtzo4x7">
+            <w:hyperlink w:history="1" r:id="rId9cpoz8xiuqyjpdyrkxmwq">
               <w:r>
                 <w:rPr>
                   <w:rFonts w:ascii="Arial" w:cs="Arial" w:eastAsia="Arial" w:hAnsi="Arial"/>
@@ -13072,7 +13072,7 @@
             <w:pPr>
               <w:spacing w:after="20" w:before="0"/>
             </w:pPr>
-            <w:hyperlink w:history="1" r:id="rIdjy2kesjamemg_wb20rno_">
+            <w:hyperlink w:history="1" r:id="rId8ky_y4jtzlybfcggq-5bu">
               <w:r>
                 <w:rPr>
                   <w:rFonts w:ascii="Arial" w:cs="Arial" w:eastAsia="Arial" w:hAnsi="Arial"/>
@@ -13105,7 +13105,7 @@
               <w:spacing w:after="10" w:before="0"/>
               <w:ind w:left="120"/>
             </w:pPr>
-            <w:hyperlink w:history="1" r:id="rIdu-p6m1-kgwdirjo6rv8ap">
+            <w:hyperlink w:history="1" r:id="rId7pvg2jcsugfiadnbbtzqq">
               <w:r>
                 <w:rPr>
                   <w:rFonts w:ascii="Arial" w:cs="Arial" w:eastAsia="Arial" w:hAnsi="Arial"/>
@@ -13300,7 +13300,7 @@
             <w:pPr>
               <w:spacing w:after="20" w:before="0"/>
             </w:pPr>
-            <w:hyperlink w:history="1" r:id="rIdpldroxdjlne8xjfreyptv">
+            <w:hyperlink w:history="1" r:id="rIdffu708uhapxbiq_exsweo">
               <w:r>
                 <w:rPr>
                   <w:rFonts w:ascii="Arial" w:cs="Arial" w:eastAsia="Arial" w:hAnsi="Arial"/>
@@ -13333,7 +13333,7 @@
               <w:spacing w:after="10" w:before="0"/>
               <w:ind w:left="120"/>
             </w:pPr>
-            <w:hyperlink w:history="1" r:id="rIdrqoh8ga5jv9nlnqjxcx3w">
+            <w:hyperlink w:history="1" r:id="rIdnp0kj-dj_tjscpxysbmw4">
               <w:r>
                 <w:rPr>
                   <w:rFonts w:ascii="Arial" w:cs="Arial" w:eastAsia="Arial" w:hAnsi="Arial"/>
@@ -13378,7 +13378,7 @@
             <w:pPr>
               <w:spacing w:after="20" w:before="0"/>
             </w:pPr>
-            <w:hyperlink w:history="1" r:id="rIdzkp3hotg-rfh5rxvrqy09">
+            <w:hyperlink w:history="1" r:id="rId2feebbtvwrr4kpevgbje0">
               <w:r>
                 <w:rPr>
                   <w:rFonts w:ascii="Arial" w:cs="Arial" w:eastAsia="Arial" w:hAnsi="Arial"/>
@@ -13411,7 +13411,7 @@
               <w:spacing w:after="10" w:before="0"/>
               <w:ind w:left="120"/>
             </w:pPr>
-            <w:hyperlink w:history="1" r:id="rIdct6j4hk6gmd_szet2r6c_">
+            <w:hyperlink w:history="1" r:id="rIdkdxtjqhmgdwy17et_romd">
               <w:r>
                 <w:rPr>
                   <w:rFonts w:ascii="Arial" w:cs="Arial" w:eastAsia="Arial" w:hAnsi="Arial"/>
@@ -13606,7 +13606,7 @@
             <w:pPr>
               <w:spacing w:after="20" w:before="0"/>
             </w:pPr>
-            <w:hyperlink w:history="1" r:id="rId5hypoijbimt0dv5hr8ubx">
+            <w:hyperlink w:history="1" r:id="rId4yxtr_wesgsndz7qjqjja">
               <w:r>
                 <w:rPr>
                   <w:rFonts w:ascii="Arial" w:cs="Arial" w:eastAsia="Arial" w:hAnsi="Arial"/>
@@ -13639,7 +13639,7 @@
               <w:spacing w:after="10" w:before="0"/>
               <w:ind w:left="120"/>
             </w:pPr>
-            <w:hyperlink w:history="1" r:id="rId3c4hgx2bgfgxtpremejo4">
+            <w:hyperlink w:history="1" r:id="rIdwgd-jkiimrxrksew2ex41">
               <w:r>
                 <w:rPr>
                   <w:rFonts w:ascii="Arial" w:cs="Arial" w:eastAsia="Arial" w:hAnsi="Arial"/>
@@ -13684,7 +13684,7 @@
             <w:pPr>
               <w:spacing w:after="20" w:before="0"/>
             </w:pPr>
-            <w:hyperlink w:history="1" r:id="rId7lnvt-xgs8t8-cpsnt4qz">
+            <w:hyperlink w:history="1" r:id="rIdzykuczhccw8mqxu86wst4">
               <w:r>
                 <w:rPr>
                   <w:rFonts w:ascii="Arial" w:cs="Arial" w:eastAsia="Arial" w:hAnsi="Arial"/>
@@ -13717,7 +13717,7 @@
               <w:spacing w:after="10" w:before="0"/>
               <w:ind w:left="120"/>
             </w:pPr>
-            <w:hyperlink w:history="1" r:id="rIdwhcavp4icbpzlf8proj_x">
+            <w:hyperlink w:history="1" r:id="rIdzwrey_ibor38et8ybcrk8">
               <w:r>
                 <w:rPr>
                   <w:rFonts w:ascii="Arial" w:cs="Arial" w:eastAsia="Arial" w:hAnsi="Arial"/>
@@ -15204,7 +15204,7 @@
             <w:pPr>
               <w:spacing w:after="20" w:before="0"/>
             </w:pPr>
-            <w:hyperlink w:history="1" r:id="rId1zbz_7hgvvd-uv9dtj4it">
+            <w:hyperlink w:history="1" r:id="rIdr20fvhdzq-woyet6dcqff">
               <w:r>
                 <w:rPr>
                   <w:rFonts w:ascii="Arial" w:cs="Arial" w:eastAsia="Arial" w:hAnsi="Arial"/>
@@ -15237,7 +15237,7 @@
               <w:spacing w:after="10" w:before="0"/>
               <w:ind w:left="120"/>
             </w:pPr>
-            <w:hyperlink w:history="1" r:id="rIdsw9i0byn6ia1aapshffoz">
+            <w:hyperlink w:history="1" r:id="rIdmpqplldxvndp2cag2omxo">
               <w:r>
                 <w:rPr>
                   <w:rFonts w:ascii="Arial" w:cs="Arial" w:eastAsia="Arial" w:hAnsi="Arial"/>
@@ -15282,7 +15282,7 @@
             <w:pPr>
               <w:spacing w:after="20" w:before="0"/>
             </w:pPr>
-            <w:hyperlink w:history="1" r:id="rId18qaaouxz4kasdjhpn6yx">
+            <w:hyperlink w:history="1" r:id="rIdyhgdb8xqrx5bcwchz7zld">
               <w:r>
                 <w:rPr>
                   <w:rFonts w:ascii="Arial" w:cs="Arial" w:eastAsia="Arial" w:hAnsi="Arial"/>
@@ -15315,7 +15315,7 @@
               <w:spacing w:after="10" w:before="0"/>
               <w:ind w:left="120"/>
             </w:pPr>
-            <w:hyperlink w:history="1" r:id="rId5ri1nyjapysiibx1zd1si">
+            <w:hyperlink w:history="1" r:id="rIdwisxixylcawnssbhsjwha">
               <w:r>
                 <w:rPr>
                   <w:rFonts w:ascii="Arial" w:cs="Arial" w:eastAsia="Arial" w:hAnsi="Arial"/>
@@ -15510,7 +15510,7 @@
             <w:pPr>
               <w:spacing w:after="20" w:before="0"/>
             </w:pPr>
-            <w:hyperlink w:history="1" r:id="rId-bpkzzcjse5imtf9qjrpa">
+            <w:hyperlink w:history="1" r:id="rIdxyg4x59e0rzz5ai5oawdj">
               <w:r>
                 <w:rPr>
                   <w:rFonts w:ascii="Arial" w:cs="Arial" w:eastAsia="Arial" w:hAnsi="Arial"/>
@@ -15543,7 +15543,7 @@
               <w:spacing w:after="10" w:before="0"/>
               <w:ind w:left="120"/>
             </w:pPr>
-            <w:hyperlink w:history="1" r:id="rIdypqbmcshez4xtkqrv4dbq">
+            <w:hyperlink w:history="1" r:id="rIdrqv4aflvonjq3ch3ahdd1">
               <w:r>
                 <w:rPr>
                   <w:rFonts w:ascii="Arial" w:cs="Arial" w:eastAsia="Arial" w:hAnsi="Arial"/>
@@ -15588,7 +15588,7 @@
             <w:pPr>
               <w:spacing w:after="20" w:before="0"/>
             </w:pPr>
-            <w:hyperlink w:history="1" r:id="rId4txq2h9ygm4qv_nkhc_cf">
+            <w:hyperlink w:history="1" r:id="rId2exrfujqizeifgkq909_h">
               <w:r>
                 <w:rPr>
                   <w:rFonts w:ascii="Arial" w:cs="Arial" w:eastAsia="Arial" w:hAnsi="Arial"/>
@@ -15621,7 +15621,7 @@
               <w:spacing w:after="10" w:before="0"/>
               <w:ind w:left="120"/>
             </w:pPr>
-            <w:hyperlink w:history="1" r:id="rIdz-ggljc5lho_1mkmh06wr">
+            <w:hyperlink w:history="1" r:id="rIdswvpm34dnxtobzlnfwpx1">
               <w:r>
                 <w:rPr>
                   <w:rFonts w:ascii="Arial" w:cs="Arial" w:eastAsia="Arial" w:hAnsi="Arial"/>
@@ -15816,7 +15816,7 @@
             <w:pPr>
               <w:spacing w:after="20" w:before="0"/>
             </w:pPr>
-            <w:hyperlink w:history="1" r:id="rIdayrxilkurjl42fgvxgqin">
+            <w:hyperlink w:history="1" r:id="rIdplrl7dmxyup4s_ezdd_th">
               <w:r>
                 <w:rPr>
                   <w:rFonts w:ascii="Arial" w:cs="Arial" w:eastAsia="Arial" w:hAnsi="Arial"/>
@@ -15849,7 +15849,7 @@
               <w:spacing w:after="10" w:before="0"/>
               <w:ind w:left="120"/>
             </w:pPr>
-            <w:hyperlink w:history="1" r:id="rId0vyku92tiyaxpxygne4ya">
+            <w:hyperlink w:history="1" r:id="rIdkrg-7rpusmthgo6aerjec">
               <w:r>
                 <w:rPr>
                   <w:rFonts w:ascii="Arial" w:cs="Arial" w:eastAsia="Arial" w:hAnsi="Arial"/>
@@ -15894,7 +15894,7 @@
             <w:pPr>
               <w:spacing w:after="20" w:before="0"/>
             </w:pPr>
-            <w:hyperlink w:history="1" r:id="rIdi5yjqzrgtvmhmvjgynn-6">
+            <w:hyperlink w:history="1" r:id="rIdcb4_iydrayci57smhpo8k">
               <w:r>
                 <w:rPr>
                   <w:rFonts w:ascii="Arial" w:cs="Arial" w:eastAsia="Arial" w:hAnsi="Arial"/>
@@ -15927,7 +15927,7 @@
               <w:spacing w:after="10" w:before="0"/>
               <w:ind w:left="120"/>
             </w:pPr>
-            <w:hyperlink w:history="1" r:id="rId-ig5q-xszsgmhuzblfhsw">
+            <w:hyperlink w:history="1" r:id="rId5kvzwm5cta87vo3hiamyk">
               <w:r>
                 <w:rPr>
                   <w:rFonts w:ascii="Arial" w:cs="Arial" w:eastAsia="Arial" w:hAnsi="Arial"/>
@@ -16122,7 +16122,7 @@
             <w:pPr>
               <w:spacing w:after="20" w:before="0"/>
             </w:pPr>
-            <w:hyperlink w:history="1" r:id="rIdkk3sio6xz2gphxeedlflb">
+            <w:hyperlink w:history="1" r:id="rIdo6e_2yd8lksggkfh9sqlm">
               <w:r>
                 <w:rPr>
                   <w:rFonts w:ascii="Arial" w:cs="Arial" w:eastAsia="Arial" w:hAnsi="Arial"/>
@@ -16155,7 +16155,7 @@
               <w:spacing w:after="10" w:before="0"/>
               <w:ind w:left="120"/>
             </w:pPr>
-            <w:hyperlink w:history="1" r:id="rIdmdwce_z3mccjnurtrqzwl">
+            <w:hyperlink w:history="1" r:id="rIdpmzaqfnhyityvfskbpoqi">
               <w:r>
                 <w:rPr>
                   <w:rFonts w:ascii="Arial" w:cs="Arial" w:eastAsia="Arial" w:hAnsi="Arial"/>
@@ -16200,7 +16200,7 @@
             <w:pPr>
               <w:spacing w:after="20" w:before="0"/>
             </w:pPr>
-            <w:hyperlink w:history="1" r:id="rIdxntxbe7zj9xvgxwhnpyrp">
+            <w:hyperlink w:history="1" r:id="rIdtyiyjykexjgxotnkphkh8">
               <w:r>
                 <w:rPr>
                   <w:rFonts w:ascii="Arial" w:cs="Arial" w:eastAsia="Arial" w:hAnsi="Arial"/>
@@ -16233,7 +16233,7 @@
               <w:spacing w:after="10" w:before="0"/>
               <w:ind w:left="120"/>
             </w:pPr>
-            <w:hyperlink w:history="1" r:id="rIdmock_hn17wuqigo853owl">
+            <w:hyperlink w:history="1" r:id="rId8oj-n5vsrv7se3jyhbnhw">
               <w:r>
                 <w:rPr>
                   <w:rFonts w:ascii="Arial" w:cs="Arial" w:eastAsia="Arial" w:hAnsi="Arial"/>
@@ -16428,7 +16428,7 @@
             <w:pPr>
               <w:spacing w:after="20" w:before="0"/>
             </w:pPr>
-            <w:hyperlink w:history="1" r:id="rIdozl7rxfxiama1nbinlu_n">
+            <w:hyperlink w:history="1" r:id="rIdnoqqmya3lbaggdkgrqtle">
               <w:r>
                 <w:rPr>
                   <w:rFonts w:ascii="Arial" w:cs="Arial" w:eastAsia="Arial" w:hAnsi="Arial"/>
@@ -16461,7 +16461,7 @@
               <w:spacing w:after="10" w:before="0"/>
               <w:ind w:left="120"/>
             </w:pPr>
-            <w:hyperlink w:history="1" r:id="rId-maffyisagedeukv-w-wn">
+            <w:hyperlink w:history="1" r:id="rIdxrr8ilhlrjwm2jru8lhlw">
               <w:r>
                 <w:rPr>
                   <w:rFonts w:ascii="Arial" w:cs="Arial" w:eastAsia="Arial" w:hAnsi="Arial"/>
@@ -16506,7 +16506,7 @@
             <w:pPr>
               <w:spacing w:after="20" w:before="0"/>
             </w:pPr>
-            <w:hyperlink w:history="1" r:id="rIdysrnwhocbj0yickcivzyd">
+            <w:hyperlink w:history="1" r:id="rIdo_g_zuf46tkq75ds36cd6">
               <w:r>
                 <w:rPr>
                   <w:rFonts w:ascii="Arial" w:cs="Arial" w:eastAsia="Arial" w:hAnsi="Arial"/>
@@ -16539,7 +16539,7 @@
               <w:spacing w:after="10" w:before="0"/>
               <w:ind w:left="120"/>
             </w:pPr>
-            <w:hyperlink w:history="1" r:id="rId9wxmwklw_h2bqqawttj0p">
+            <w:hyperlink w:history="1" r:id="rId_4b2cwh_bqgjlvzuhatyh">
               <w:r>
                 <w:rPr>
                   <w:rFonts w:ascii="Arial" w:cs="Arial" w:eastAsia="Arial" w:hAnsi="Arial"/>
@@ -18026,7 +18026,7 @@
             <w:pPr>
               <w:spacing w:after="20" w:before="0"/>
             </w:pPr>
-            <w:hyperlink w:history="1" r:id="rIdgx1-2xlakkngpweoe0jp4">
+            <w:hyperlink w:history="1" r:id="rIdbkm4q1ewfbqcl4pardhsd">
               <w:r>
                 <w:rPr>
                   <w:rFonts w:ascii="Arial" w:cs="Arial" w:eastAsia="Arial" w:hAnsi="Arial"/>
@@ -18059,7 +18059,7 @@
               <w:spacing w:after="10" w:before="0"/>
               <w:ind w:left="120"/>
             </w:pPr>
-            <w:hyperlink w:history="1" r:id="rIdjup5iv-xu9searrhegapz">
+            <w:hyperlink w:history="1" r:id="rId8xear0vmgjwmc5p1bkh7w">
               <w:r>
                 <w:rPr>
                   <w:rFonts w:ascii="Arial" w:cs="Arial" w:eastAsia="Arial" w:hAnsi="Arial"/>
@@ -18104,7 +18104,7 @@
             <w:pPr>
               <w:spacing w:after="20" w:before="0"/>
             </w:pPr>
-            <w:hyperlink w:history="1" r:id="rIds11g812jj7t-yreepqrml">
+            <w:hyperlink w:history="1" r:id="rIdnextjl0dmx-hehnom4qmi">
               <w:r>
                 <w:rPr>
                   <w:rFonts w:ascii="Arial" w:cs="Arial" w:eastAsia="Arial" w:hAnsi="Arial"/>
@@ -18137,7 +18137,7 @@
               <w:spacing w:after="10" w:before="0"/>
               <w:ind w:left="120"/>
             </w:pPr>
-            <w:hyperlink w:history="1" r:id="rIdcua6rvbbrd7rlshi61e76">
+            <w:hyperlink w:history="1" r:id="rIdro1edfqldojyv5akk0bmw">
               <w:r>
                 <w:rPr>
                   <w:rFonts w:ascii="Arial" w:cs="Arial" w:eastAsia="Arial" w:hAnsi="Arial"/>
@@ -18332,7 +18332,7 @@
             <w:pPr>
               <w:spacing w:after="20" w:before="0"/>
             </w:pPr>
-            <w:hyperlink w:history="1" r:id="rIdklr3j15yqvccbcn-amwxh">
+            <w:hyperlink w:history="1" r:id="rIdwx_0mg7cifoqsaom6bciz">
               <w:r>
                 <w:rPr>
                   <w:rFonts w:ascii="Arial" w:cs="Arial" w:eastAsia="Arial" w:hAnsi="Arial"/>
@@ -18365,7 +18365,7 @@
               <w:spacing w:after="10" w:before="0"/>
               <w:ind w:left="120"/>
             </w:pPr>
-            <w:hyperlink w:history="1" r:id="rIdpzi6405v6rlqykh7trl4c">
+            <w:hyperlink w:history="1" r:id="rIdur48bexljve2pskjupygs">
               <w:r>
                 <w:rPr>
                   <w:rFonts w:ascii="Arial" w:cs="Arial" w:eastAsia="Arial" w:hAnsi="Arial"/>
@@ -18410,7 +18410,7 @@
             <w:pPr>
               <w:spacing w:after="20" w:before="0"/>
             </w:pPr>
-            <w:hyperlink w:history="1" r:id="rIdbobvllr2buhl9h2yjfk86">
+            <w:hyperlink w:history="1" r:id="rId68hx-alztn7ncf1pstypz">
               <w:r>
                 <w:rPr>
                   <w:rFonts w:ascii="Arial" w:cs="Arial" w:eastAsia="Arial" w:hAnsi="Arial"/>
@@ -18443,7 +18443,7 @@
               <w:spacing w:after="10" w:before="0"/>
               <w:ind w:left="120"/>
             </w:pPr>
-            <w:hyperlink w:history="1" r:id="rId3cs4-1yohlrvo3ggiacqy">
+            <w:hyperlink w:history="1" r:id="rIdck2s9hehnhmfad2mjm5i-">
               <w:r>
                 <w:rPr>
                   <w:rFonts w:ascii="Arial" w:cs="Arial" w:eastAsia="Arial" w:hAnsi="Arial"/>
@@ -18638,7 +18638,7 @@
             <w:pPr>
               <w:spacing w:after="20" w:before="0"/>
             </w:pPr>
-            <w:hyperlink w:history="1" r:id="rId1bshroseh6ki7ssyqienm">
+            <w:hyperlink w:history="1" r:id="rIdyrp_026mfbjgompsy2rfk">
               <w:r>
                 <w:rPr>
                   <w:rFonts w:ascii="Arial" w:cs="Arial" w:eastAsia="Arial" w:hAnsi="Arial"/>
@@ -18671,7 +18671,7 @@
               <w:spacing w:after="10" w:before="0"/>
               <w:ind w:left="120"/>
             </w:pPr>
-            <w:hyperlink w:history="1" r:id="rIdkfibxw9f-kqrcinosaj63">
+            <w:hyperlink w:history="1" r:id="rIdo_bcdqvsnclo40buiktfg">
               <w:r>
                 <w:rPr>
                   <w:rFonts w:ascii="Arial" w:cs="Arial" w:eastAsia="Arial" w:hAnsi="Arial"/>
@@ -18716,7 +18716,7 @@
             <w:pPr>
               <w:spacing w:after="20" w:before="0"/>
             </w:pPr>
-            <w:hyperlink w:history="1" r:id="rId4ft1o3rsk-ugx6zsksxtm">
+            <w:hyperlink w:history="1" r:id="rId6ddmub1gyrabvaovvujny">
               <w:r>
                 <w:rPr>
                   <w:rFonts w:ascii="Arial" w:cs="Arial" w:eastAsia="Arial" w:hAnsi="Arial"/>
@@ -18749,7 +18749,7 @@
               <w:spacing w:after="10" w:before="0"/>
               <w:ind w:left="120"/>
             </w:pPr>
-            <w:hyperlink w:history="1" r:id="rIdy4qqajxau-f02pplcibmm">
+            <w:hyperlink w:history="1" r:id="rIdijy5jyvyqixwab_w_dfxc">
               <w:r>
                 <w:rPr>
                   <w:rFonts w:ascii="Arial" w:cs="Arial" w:eastAsia="Arial" w:hAnsi="Arial"/>
@@ -18944,7 +18944,7 @@
             <w:pPr>
               <w:spacing w:after="20" w:before="0"/>
             </w:pPr>
-            <w:hyperlink w:history="1" r:id="rIdnxybtyagnni9tohb0gyeg">
+            <w:hyperlink w:history="1" r:id="rId-vczjbrsenc_zk4plbwdm">
               <w:r>
                 <w:rPr>
                   <w:rFonts w:ascii="Arial" w:cs="Arial" w:eastAsia="Arial" w:hAnsi="Arial"/>
@@ -18977,7 +18977,7 @@
               <w:spacing w:after="10" w:before="0"/>
               <w:ind w:left="120"/>
             </w:pPr>
-            <w:hyperlink w:history="1" r:id="rIdyul0vpmkb89q5ve5tbe6d">
+            <w:hyperlink w:history="1" r:id="rIdrhuiggpes2rvzumt4u0t1">
               <w:r>
                 <w:rPr>
                   <w:rFonts w:ascii="Arial" w:cs="Arial" w:eastAsia="Arial" w:hAnsi="Arial"/>
@@ -19022,7 +19022,7 @@
             <w:pPr>
               <w:spacing w:after="20" w:before="0"/>
             </w:pPr>
-            <w:hyperlink w:history="1" r:id="rIdv8mprjcvl2lkvqjs5ocuk">
+            <w:hyperlink w:history="1" r:id="rIdh2islfd9lieo9q6kg--16">
               <w:r>
                 <w:rPr>
                   <w:rFonts w:ascii="Arial" w:cs="Arial" w:eastAsia="Arial" w:hAnsi="Arial"/>
@@ -19055,7 +19055,7 @@
               <w:spacing w:after="10" w:before="0"/>
               <w:ind w:left="120"/>
             </w:pPr>
-            <w:hyperlink w:history="1" r:id="rIdscaa63q16zb2twmyvg3xi">
+            <w:hyperlink w:history="1" r:id="rIdglybo6w9bwnqfjdxkffxe">
               <w:r>
                 <w:rPr>
                   <w:rFonts w:ascii="Arial" w:cs="Arial" w:eastAsia="Arial" w:hAnsi="Arial"/>
@@ -19250,7 +19250,7 @@
             <w:pPr>
               <w:spacing w:after="20" w:before="0"/>
             </w:pPr>
-            <w:hyperlink w:history="1" r:id="rId3tv4yygn3b7ycq1gcz9jt">
+            <w:hyperlink w:history="1" r:id="rId-e-jwezia1d6-5trhmiti">
               <w:r>
                 <w:rPr>
                   <w:rFonts w:ascii="Arial" w:cs="Arial" w:eastAsia="Arial" w:hAnsi="Arial"/>
@@ -19283,7 +19283,7 @@
               <w:spacing w:after="10" w:before="0"/>
               <w:ind w:left="120"/>
             </w:pPr>
-            <w:hyperlink w:history="1" r:id="rIdwjycrvvwzjtqnav_huyo0">
+            <w:hyperlink w:history="1" r:id="rIdi9t7pqtkfvfsrunbz5odo">
               <w:r>
                 <w:rPr>
                   <w:rFonts w:ascii="Arial" w:cs="Arial" w:eastAsia="Arial" w:hAnsi="Arial"/>
@@ -19328,7 +19328,7 @@
             <w:pPr>
               <w:spacing w:after="20" w:before="0"/>
             </w:pPr>
-            <w:hyperlink w:history="1" r:id="rIdpzxsd-_ddhxj5up5o8orw">
+            <w:hyperlink w:history="1" r:id="rIdskq_g17plf7oy0jxwrn2f">
               <w:r>
                 <w:rPr>
                   <w:rFonts w:ascii="Arial" w:cs="Arial" w:eastAsia="Arial" w:hAnsi="Arial"/>
@@ -19361,7 +19361,7 @@
               <w:spacing w:after="10" w:before="0"/>
               <w:ind w:left="120"/>
             </w:pPr>
-            <w:hyperlink w:history="1" r:id="rIdtvp9d_sahkws6pwz1cfcc">
+            <w:hyperlink w:history="1" r:id="rIdmcgvd5enmmj22nam6bkyx">
               <w:r>
                 <w:rPr>
                   <w:rFonts w:ascii="Arial" w:cs="Arial" w:eastAsia="Arial" w:hAnsi="Arial"/>
@@ -20848,7 +20848,7 @@
             <w:pPr>
               <w:spacing w:after="20" w:before="0"/>
             </w:pPr>
-            <w:hyperlink w:history="1" r:id="rIdtqrw-j2zwjttzbayqbcub">
+            <w:hyperlink w:history="1" r:id="rIdvrnkcjqmcr4jwl3bvv5el">
               <w:r>
                 <w:rPr>
                   <w:rFonts w:ascii="Arial" w:cs="Arial" w:eastAsia="Arial" w:hAnsi="Arial"/>
@@ -20881,7 +20881,7 @@
               <w:spacing w:after="10" w:before="0"/>
               <w:ind w:left="120"/>
             </w:pPr>
-            <w:hyperlink w:history="1" r:id="rIdnki_kbijf1czyuayesxsq">
+            <w:hyperlink w:history="1" r:id="rIdzt4fubjbh5lmsf2ry3de1">
               <w:r>
                 <w:rPr>
                   <w:rFonts w:ascii="Arial" w:cs="Arial" w:eastAsia="Arial" w:hAnsi="Arial"/>
@@ -20926,7 +20926,7 @@
             <w:pPr>
               <w:spacing w:after="20" w:before="0"/>
             </w:pPr>
-            <w:hyperlink w:history="1" r:id="rIdu5pblcnp5zw0dg5lljizq">
+            <w:hyperlink w:history="1" r:id="rIdd_nmctydroo7rvkxmhd4a">
               <w:r>
                 <w:rPr>
                   <w:rFonts w:ascii="Arial" w:cs="Arial" w:eastAsia="Arial" w:hAnsi="Arial"/>
@@ -20959,7 +20959,7 @@
               <w:spacing w:after="10" w:before="0"/>
               <w:ind w:left="120"/>
             </w:pPr>
-            <w:hyperlink w:history="1" r:id="rIdqm93jq7gamr9l4pfgsemd">
+            <w:hyperlink w:history="1" r:id="rIde7x1lj7ehlrdvga78d8-i">
               <w:r>
                 <w:rPr>
                   <w:rFonts w:ascii="Arial" w:cs="Arial" w:eastAsia="Arial" w:hAnsi="Arial"/>
@@ -21154,7 +21154,7 @@
             <w:pPr>
               <w:spacing w:after="20" w:before="0"/>
             </w:pPr>
-            <w:hyperlink w:history="1" r:id="rIdrl62luipguvljn_3zxug_">
+            <w:hyperlink w:history="1" r:id="rId8hbuulfmw6fumwsnwec8b">
               <w:r>
                 <w:rPr>
                   <w:rFonts w:ascii="Arial" w:cs="Arial" w:eastAsia="Arial" w:hAnsi="Arial"/>
@@ -21187,7 +21187,7 @@
               <w:spacing w:after="10" w:before="0"/>
               <w:ind w:left="120"/>
             </w:pPr>
-            <w:hyperlink w:history="1" r:id="rId6ib4qi4l_n2anxehyxwvv">
+            <w:hyperlink w:history="1" r:id="rIdfi_mgt_kx_shvcgkgl6ab">
               <w:r>
                 <w:rPr>
                   <w:rFonts w:ascii="Arial" w:cs="Arial" w:eastAsia="Arial" w:hAnsi="Arial"/>
@@ -21232,7 +21232,7 @@
             <w:pPr>
               <w:spacing w:after="20" w:before="0"/>
             </w:pPr>
-            <w:hyperlink w:history="1" r:id="rIdz903e9yqar1hxilzv7jtb">
+            <w:hyperlink w:history="1" r:id="rIdexd-q3engog0d3p9ovtcf">
               <w:r>
                 <w:rPr>
                   <w:rFonts w:ascii="Arial" w:cs="Arial" w:eastAsia="Arial" w:hAnsi="Arial"/>
@@ -21265,7 +21265,7 @@
               <w:spacing w:after="10" w:before="0"/>
               <w:ind w:left="120"/>
             </w:pPr>
-            <w:hyperlink w:history="1" r:id="rIdikjs4pcgihrehfpsxwva3">
+            <w:hyperlink w:history="1" r:id="rIdkb2t2fqikcjnmnzdllm9r">
               <w:r>
                 <w:rPr>
                   <w:rFonts w:ascii="Arial" w:cs="Arial" w:eastAsia="Arial" w:hAnsi="Arial"/>
@@ -21460,7 +21460,7 @@
             <w:pPr>
               <w:spacing w:after="20" w:before="0"/>
             </w:pPr>
-            <w:hyperlink w:history="1" r:id="rIdf8_dro9dpkmyoqdwk0hz3">
+            <w:hyperlink w:history="1" r:id="rIdwwqhj_ro3dfzpzb542fh4">
               <w:r>
                 <w:rPr>
                   <w:rFonts w:ascii="Arial" w:cs="Arial" w:eastAsia="Arial" w:hAnsi="Arial"/>
@@ -21493,7 +21493,7 @@
               <w:spacing w:after="10" w:before="0"/>
               <w:ind w:left="120"/>
             </w:pPr>
-            <w:hyperlink w:history="1" r:id="rIddv0nactfvfmwwfduz8fbj">
+            <w:hyperlink w:history="1" r:id="rIdtfs4wmwahbgnqhhdoejk6">
               <w:r>
                 <w:rPr>
                   <w:rFonts w:ascii="Arial" w:cs="Arial" w:eastAsia="Arial" w:hAnsi="Arial"/>
@@ -21538,7 +21538,7 @@
             <w:pPr>
               <w:spacing w:after="20" w:before="0"/>
             </w:pPr>
-            <w:hyperlink w:history="1" r:id="rIddzswc2zmi6olqprehyq4l">
+            <w:hyperlink w:history="1" r:id="rId-m_xmcpxz2fxtcjq1b5uv">
               <w:r>
                 <w:rPr>
                   <w:rFonts w:ascii="Arial" w:cs="Arial" w:eastAsia="Arial" w:hAnsi="Arial"/>
@@ -21571,7 +21571,7 @@
               <w:spacing w:after="10" w:before="0"/>
               <w:ind w:left="120"/>
             </w:pPr>
-            <w:hyperlink w:history="1" r:id="rIdgb9snvxgtscx_iksy8yu4">
+            <w:hyperlink w:history="1" r:id="rIdevbbhdxfqq9ltouahew9e">
               <w:r>
                 <w:rPr>
                   <w:rFonts w:ascii="Arial" w:cs="Arial" w:eastAsia="Arial" w:hAnsi="Arial"/>
@@ -21766,7 +21766,7 @@
             <w:pPr>
               <w:spacing w:after="20" w:before="0"/>
             </w:pPr>
-            <w:hyperlink w:history="1" r:id="rIdkknfsxavriluieswbonfl">
+            <w:hyperlink w:history="1" r:id="rIdlnzpkd_m-j43eqhkxltqv">
               <w:r>
                 <w:rPr>
                   <w:rFonts w:ascii="Arial" w:cs="Arial" w:eastAsia="Arial" w:hAnsi="Arial"/>
@@ -21799,7 +21799,7 @@
               <w:spacing w:after="10" w:before="0"/>
               <w:ind w:left="120"/>
             </w:pPr>
-            <w:hyperlink w:history="1" r:id="rIdo6mgcti3gxcrehxm6w-xz">
+            <w:hyperlink w:history="1" r:id="rIdoarbg6js9ij6prqdkkzq6">
               <w:r>
                 <w:rPr>
                   <w:rFonts w:ascii="Arial" w:cs="Arial" w:eastAsia="Arial" w:hAnsi="Arial"/>
@@ -21844,7 +21844,7 @@
             <w:pPr>
               <w:spacing w:after="20" w:before="0"/>
             </w:pPr>
-            <w:hyperlink w:history="1" r:id="rIdrllttrczalzql9tnti5cq">
+            <w:hyperlink w:history="1" r:id="rId1sfep01dwldk1bghm6u3a">
               <w:r>
                 <w:rPr>
                   <w:rFonts w:ascii="Arial" w:cs="Arial" w:eastAsia="Arial" w:hAnsi="Arial"/>
@@ -21877,7 +21877,7 @@
               <w:spacing w:after="10" w:before="0"/>
               <w:ind w:left="120"/>
             </w:pPr>
-            <w:hyperlink w:history="1" r:id="rIdvysxvbtkeyarz5dsyvjxe">
+            <w:hyperlink w:history="1" r:id="rIdmwxkjur72aqo3t0hav3ls">
               <w:r>
                 <w:rPr>
                   <w:rFonts w:ascii="Arial" w:cs="Arial" w:eastAsia="Arial" w:hAnsi="Arial"/>
@@ -22072,7 +22072,7 @@
             <w:pPr>
               <w:spacing w:after="20" w:before="0"/>
             </w:pPr>
-            <w:hyperlink w:history="1" r:id="rId-wyngw1hwhs9rposulzdv">
+            <w:hyperlink w:history="1" r:id="rIdtifngk4l6bgtasvgfs3ld">
               <w:r>
                 <w:rPr>
                   <w:rFonts w:ascii="Arial" w:cs="Arial" w:eastAsia="Arial" w:hAnsi="Arial"/>
@@ -22105,7 +22105,7 @@
               <w:spacing w:after="10" w:before="0"/>
               <w:ind w:left="120"/>
             </w:pPr>
-            <w:hyperlink w:history="1" r:id="rId6y1zwbt8-x3ooposqippk">
+            <w:hyperlink w:history="1" r:id="rIdlgiaa8skcun1uyjqahra1">
               <w:r>
                 <w:rPr>
                   <w:rFonts w:ascii="Arial" w:cs="Arial" w:eastAsia="Arial" w:hAnsi="Arial"/>
@@ -22150,7 +22150,7 @@
             <w:pPr>
               <w:spacing w:after="20" w:before="0"/>
             </w:pPr>
-            <w:hyperlink w:history="1" r:id="rIdmdvunspdyfrowczq4ze2g">
+            <w:hyperlink w:history="1" r:id="rIdligeps_8t331aq0e8ey0o">
               <w:r>
                 <w:rPr>
                   <w:rFonts w:ascii="Arial" w:cs="Arial" w:eastAsia="Arial" w:hAnsi="Arial"/>
@@ -22183,7 +22183,7 @@
               <w:spacing w:after="10" w:before="0"/>
               <w:ind w:left="120"/>
             </w:pPr>
-            <w:hyperlink w:history="1" r:id="rId4nobslxkntkseaembimgi">
+            <w:hyperlink w:history="1" r:id="rIdhu1aij90o7kyj54kvtusj">
               <w:r>
                 <w:rPr>
                   <w:rFonts w:ascii="Arial" w:cs="Arial" w:eastAsia="Arial" w:hAnsi="Arial"/>
@@ -23670,7 +23670,7 @@
             <w:pPr>
               <w:spacing w:after="20" w:before="0"/>
             </w:pPr>
-            <w:hyperlink w:history="1" r:id="rIddxwenydcmecn3e5fhav1r">
+            <w:hyperlink w:history="1" r:id="rIdj5zeskaqf4fhur87zg2zh">
               <w:r>
                 <w:rPr>
                   <w:rFonts w:ascii="Arial" w:cs="Arial" w:eastAsia="Arial" w:hAnsi="Arial"/>
@@ -23703,7 +23703,7 @@
               <w:spacing w:after="10" w:before="0"/>
               <w:ind w:left="120"/>
             </w:pPr>
-            <w:hyperlink w:history="1" r:id="rIdvhyywlkydlodrymp_xorn">
+            <w:hyperlink w:history="1" r:id="rIdbsrujj0az6arbcmhvkn8u">
               <w:r>
                 <w:rPr>
                   <w:rFonts w:ascii="Arial" w:cs="Arial" w:eastAsia="Arial" w:hAnsi="Arial"/>
@@ -23748,7 +23748,7 @@
             <w:pPr>
               <w:spacing w:after="20" w:before="0"/>
             </w:pPr>
-            <w:hyperlink w:history="1" r:id="rIdh2hkajnshyczpxqsbqkyf">
+            <w:hyperlink w:history="1" r:id="rId7l5fg5fatxmjd962avdds">
               <w:r>
                 <w:rPr>
                   <w:rFonts w:ascii="Arial" w:cs="Arial" w:eastAsia="Arial" w:hAnsi="Arial"/>
@@ -23781,7 +23781,7 @@
               <w:spacing w:after="10" w:before="0"/>
               <w:ind w:left="120"/>
             </w:pPr>
-            <w:hyperlink w:history="1" r:id="rId2-az-ayphjbfel9v2truk">
+            <w:hyperlink w:history="1" r:id="rIdlh2x0hvbknzhsscgzjh8m">
               <w:r>
                 <w:rPr>
                   <w:rFonts w:ascii="Arial" w:cs="Arial" w:eastAsia="Arial" w:hAnsi="Arial"/>
@@ -23976,7 +23976,7 @@
             <w:pPr>
               <w:spacing w:after="20" w:before="0"/>
             </w:pPr>
-            <w:hyperlink w:history="1" r:id="rIdsbifzfdyi8o4nxby3xuth">
+            <w:hyperlink w:history="1" r:id="rIdix8dc-nnag1tr59p-txjl">
               <w:r>
                 <w:rPr>
                   <w:rFonts w:ascii="Arial" w:cs="Arial" w:eastAsia="Arial" w:hAnsi="Arial"/>
@@ -24009,7 +24009,7 @@
               <w:spacing w:after="10" w:before="0"/>
               <w:ind w:left="120"/>
             </w:pPr>
-            <w:hyperlink w:history="1" r:id="rId4y3ewqxn8ptyo7hyobp4r">
+            <w:hyperlink w:history="1" r:id="rId-sy9gsernztkvh4idwi62">
               <w:r>
                 <w:rPr>
                   <w:rFonts w:ascii="Arial" w:cs="Arial" w:eastAsia="Arial" w:hAnsi="Arial"/>
@@ -24054,7 +24054,7 @@
             <w:pPr>
               <w:spacing w:after="20" w:before="0"/>
             </w:pPr>
-            <w:hyperlink w:history="1" r:id="rIdf2i3glitor4hho07pu5bu">
+            <w:hyperlink w:history="1" r:id="rIdwvoyvlw2tje6khrf97d2y">
               <w:r>
                 <w:rPr>
                   <w:rFonts w:ascii="Arial" w:cs="Arial" w:eastAsia="Arial" w:hAnsi="Arial"/>
@@ -24087,7 +24087,7 @@
               <w:spacing w:after="10" w:before="0"/>
               <w:ind w:left="120"/>
             </w:pPr>
-            <w:hyperlink w:history="1" r:id="rIdicdpf8ur5_wezifebn-1n">
+            <w:hyperlink w:history="1" r:id="rIdfvne_kjiazosbzmoqoghb">
               <w:r>
                 <w:rPr>
                   <w:rFonts w:ascii="Arial" w:cs="Arial" w:eastAsia="Arial" w:hAnsi="Arial"/>
@@ -24282,7 +24282,7 @@
             <w:pPr>
               <w:spacing w:after="20" w:before="0"/>
             </w:pPr>
-            <w:hyperlink w:history="1" r:id="rIdpwcmkonmy3in9oeqz9qqg">
+            <w:hyperlink w:history="1" r:id="rId3vddxydgimuq_83y9olby">
               <w:r>
                 <w:rPr>
                   <w:rFonts w:ascii="Arial" w:cs="Arial" w:eastAsia="Arial" w:hAnsi="Arial"/>
@@ -24315,7 +24315,7 @@
               <w:spacing w:after="10" w:before="0"/>
               <w:ind w:left="120"/>
             </w:pPr>
-            <w:hyperlink w:history="1" r:id="rIdbtssuuyipnaxrsgudzyif">
+            <w:hyperlink w:history="1" r:id="rIdeelozkckinw8qsid1pphn">
               <w:r>
                 <w:rPr>
                   <w:rFonts w:ascii="Arial" w:cs="Arial" w:eastAsia="Arial" w:hAnsi="Arial"/>
@@ -24360,7 +24360,7 @@
             <w:pPr>
               <w:spacing w:after="20" w:before="0"/>
             </w:pPr>
-            <w:hyperlink w:history="1" r:id="rIdm8hburxux7pjbbguuwbwi">
+            <w:hyperlink w:history="1" r:id="rId6cvhnfqtnofbp8prwff8l">
               <w:r>
                 <w:rPr>
                   <w:rFonts w:ascii="Arial" w:cs="Arial" w:eastAsia="Arial" w:hAnsi="Arial"/>
@@ -24393,7 +24393,7 @@
               <w:spacing w:after="10" w:before="0"/>
               <w:ind w:left="120"/>
             </w:pPr>
-            <w:hyperlink w:history="1" r:id="rIdsoxy8i3g5eac0odsnspi0">
+            <w:hyperlink w:history="1" r:id="rId6gzpodlt2oyf3cm_a9eh5">
               <w:r>
                 <w:rPr>
                   <w:rFonts w:ascii="Arial" w:cs="Arial" w:eastAsia="Arial" w:hAnsi="Arial"/>
@@ -24588,7 +24588,7 @@
             <w:pPr>
               <w:spacing w:after="20" w:before="0"/>
             </w:pPr>
-            <w:hyperlink w:history="1" r:id="rIdfsbfrzreb-qqmyjgp2kbz">
+            <w:hyperlink w:history="1" r:id="rIdfqpxhskrgmmrdeuh999cu">
               <w:r>
                 <w:rPr>
                   <w:rFonts w:ascii="Arial" w:cs="Arial" w:eastAsia="Arial" w:hAnsi="Arial"/>
@@ -24621,7 +24621,7 @@
               <w:spacing w:after="10" w:before="0"/>
               <w:ind w:left="120"/>
             </w:pPr>
-            <w:hyperlink w:history="1" r:id="rIdfkewrryuqzc1bf11t-trx">
+            <w:hyperlink w:history="1" r:id="rIdkyq72yuk_hcqybnmsgowb">
               <w:r>
                 <w:rPr>
                   <w:rFonts w:ascii="Arial" w:cs="Arial" w:eastAsia="Arial" w:hAnsi="Arial"/>
@@ -24666,7 +24666,7 @@
             <w:pPr>
               <w:spacing w:after="20" w:before="0"/>
             </w:pPr>
-            <w:hyperlink w:history="1" r:id="rIduiqsuwq6ichhkkufuzca0">
+            <w:hyperlink w:history="1" r:id="rId2towh80i_zz9hdtpw4l1i">
               <w:r>
                 <w:rPr>
                   <w:rFonts w:ascii="Arial" w:cs="Arial" w:eastAsia="Arial" w:hAnsi="Arial"/>
@@ -24699,7 +24699,7 @@
               <w:spacing w:after="10" w:before="0"/>
               <w:ind w:left="120"/>
             </w:pPr>
-            <w:hyperlink w:history="1" r:id="rIdk_hggx_-vbl7vfza0t98w">
+            <w:hyperlink w:history="1" r:id="rIdkvt5aw2rqkr83aisbm6jv">
               <w:r>
                 <w:rPr>
                   <w:rFonts w:ascii="Arial" w:cs="Arial" w:eastAsia="Arial" w:hAnsi="Arial"/>
@@ -24894,7 +24894,7 @@
             <w:pPr>
               <w:spacing w:after="20" w:before="0"/>
             </w:pPr>
-            <w:hyperlink w:history="1" r:id="rIdyecwc9lind_owybkqivax">
+            <w:hyperlink w:history="1" r:id="rIdyva7n2hhsqbo5xifoaofc">
               <w:r>
                 <w:rPr>
                   <w:rFonts w:ascii="Arial" w:cs="Arial" w:eastAsia="Arial" w:hAnsi="Arial"/>
@@ -24927,7 +24927,7 @@
               <w:spacing w:after="10" w:before="0"/>
               <w:ind w:left="120"/>
             </w:pPr>
-            <w:hyperlink w:history="1" r:id="rIdz7mgiktqasv7ywt-bcmqt">
+            <w:hyperlink w:history="1" r:id="rIdbbebyomw9qkyq3alprwpr">
               <w:r>
                 <w:rPr>
                   <w:rFonts w:ascii="Arial" w:cs="Arial" w:eastAsia="Arial" w:hAnsi="Arial"/>
@@ -24972,7 +24972,7 @@
             <w:pPr>
               <w:spacing w:after="20" w:before="0"/>
             </w:pPr>
-            <w:hyperlink w:history="1" r:id="rId9wfst8rayqhjpzh92xgrw">
+            <w:hyperlink w:history="1" r:id="rIdzntpk9wst3mokoorl3kpr">
               <w:r>
                 <w:rPr>
                   <w:rFonts w:ascii="Arial" w:cs="Arial" w:eastAsia="Arial" w:hAnsi="Arial"/>
@@ -25005,7 +25005,7 @@
               <w:spacing w:after="10" w:before="0"/>
               <w:ind w:left="120"/>
             </w:pPr>
-            <w:hyperlink w:history="1" r:id="rId0xkvixt9lvwzuygciq_gl">
+            <w:hyperlink w:history="1" r:id="rIdlepcivevzlen2jcxj4sa_">
               <w:r>
                 <w:rPr>
                   <w:rFonts w:ascii="Arial" w:cs="Arial" w:eastAsia="Arial" w:hAnsi="Arial"/>
@@ -26492,7 +26492,7 @@
             <w:pPr>
               <w:spacing w:after="20" w:before="0"/>
             </w:pPr>
-            <w:hyperlink w:history="1" r:id="rIdc39g2p8yuzt6nn-y4s-d9">
+            <w:hyperlink w:history="1" r:id="rIdr6nnntndudzdfqalzts4k">
               <w:r>
                 <w:rPr>
                   <w:rFonts w:ascii="Arial" w:cs="Arial" w:eastAsia="Arial" w:hAnsi="Arial"/>
@@ -26525,7 +26525,7 @@
               <w:spacing w:after="10" w:before="0"/>
               <w:ind w:left="120"/>
             </w:pPr>
-            <w:hyperlink w:history="1" r:id="rIdyaq14m6rarho_ou-nc4pc">
+            <w:hyperlink w:history="1" r:id="rIdfv2kflzxrrvufjhnx1vrh">
               <w:r>
                 <w:rPr>
                   <w:rFonts w:ascii="Arial" w:cs="Arial" w:eastAsia="Arial" w:hAnsi="Arial"/>
@@ -26570,7 +26570,7 @@
             <w:pPr>
               <w:spacing w:after="20" w:before="0"/>
             </w:pPr>
-            <w:hyperlink w:history="1" r:id="rIdig7yzlqg7ngngztgakzgm">
+            <w:hyperlink w:history="1" r:id="rIdekfzio-1_uyg6xnlm0yqk">
               <w:r>
                 <w:rPr>
                   <w:rFonts w:ascii="Arial" w:cs="Arial" w:eastAsia="Arial" w:hAnsi="Arial"/>
@@ -26603,7 +26603,7 @@
               <w:spacing w:after="10" w:before="0"/>
               <w:ind w:left="120"/>
             </w:pPr>
-            <w:hyperlink w:history="1" r:id="rIdlye7adb6ohth8a00eekrl">
+            <w:hyperlink w:history="1" r:id="rIdf1dsosdd9h1dlur0_c1xx">
               <w:r>
                 <w:rPr>
                   <w:rFonts w:ascii="Arial" w:cs="Arial" w:eastAsia="Arial" w:hAnsi="Arial"/>
@@ -26798,7 +26798,7 @@
             <w:pPr>
               <w:spacing w:after="20" w:before="0"/>
             </w:pPr>
-            <w:hyperlink w:history="1" r:id="rIdccdcaohbasze8gwzksvto">
+            <w:hyperlink w:history="1" r:id="rIdjwznrlowc5azgrbodwhkr">
               <w:r>
                 <w:rPr>
                   <w:rFonts w:ascii="Arial" w:cs="Arial" w:eastAsia="Arial" w:hAnsi="Arial"/>
@@ -26831,7 +26831,7 @@
               <w:spacing w:after="10" w:before="0"/>
               <w:ind w:left="120"/>
             </w:pPr>
-            <w:hyperlink w:history="1" r:id="rIdt8jroeijlq3tdf-ikyx4j">
+            <w:hyperlink w:history="1" r:id="rIdwedjm7fa-0cv81arjn2hk">
               <w:r>
                 <w:rPr>
                   <w:rFonts w:ascii="Arial" w:cs="Arial" w:eastAsia="Arial" w:hAnsi="Arial"/>
@@ -26876,7 +26876,7 @@
             <w:pPr>
               <w:spacing w:after="20" w:before="0"/>
             </w:pPr>
-            <w:hyperlink w:history="1" r:id="rId6jgzaakqirkcpnmhquctz">
+            <w:hyperlink w:history="1" r:id="rIdvviqo_i8u2gzfjnvq2r5w">
               <w:r>
                 <w:rPr>
                   <w:rFonts w:ascii="Arial" w:cs="Arial" w:eastAsia="Arial" w:hAnsi="Arial"/>
@@ -26909,7 +26909,7 @@
               <w:spacing w:after="10" w:before="0"/>
               <w:ind w:left="120"/>
             </w:pPr>
-            <w:hyperlink w:history="1" r:id="rId9m1ldcuyithw-s2f_vd85">
+            <w:hyperlink w:history="1" r:id="rIdvgzrpmafy0lukczboaunh">
               <w:r>
                 <w:rPr>
                   <w:rFonts w:ascii="Arial" w:cs="Arial" w:eastAsia="Arial" w:hAnsi="Arial"/>
@@ -27104,7 +27104,7 @@
             <w:pPr>
               <w:spacing w:after="20" w:before="0"/>
             </w:pPr>
-            <w:hyperlink w:history="1" r:id="rId8bk5fuphlo2fs36rom43j">
+            <w:hyperlink w:history="1" r:id="rId9hmtjisnxzufet18fxvvq">
               <w:r>
                 <w:rPr>
                   <w:rFonts w:ascii="Arial" w:cs="Arial" w:eastAsia="Arial" w:hAnsi="Arial"/>
@@ -27137,7 +27137,7 @@
               <w:spacing w:after="10" w:before="0"/>
               <w:ind w:left="120"/>
             </w:pPr>
-            <w:hyperlink w:history="1" r:id="rIdxzkyzfvnkflatle9x2tjs">
+            <w:hyperlink w:history="1" r:id="rIdn8daiblxdwyajdbiaz4k8">
               <w:r>
                 <w:rPr>
                   <w:rFonts w:ascii="Arial" w:cs="Arial" w:eastAsia="Arial" w:hAnsi="Arial"/>
@@ -27182,7 +27182,7 @@
             <w:pPr>
               <w:spacing w:after="20" w:before="0"/>
             </w:pPr>
-            <w:hyperlink w:history="1" r:id="rIdkay2kbsunstua5ojg0d0d">
+            <w:hyperlink w:history="1" r:id="rIdax_kcmv125f5ooxu-yutk">
               <w:r>
                 <w:rPr>
                   <w:rFonts w:ascii="Arial" w:cs="Arial" w:eastAsia="Arial" w:hAnsi="Arial"/>
@@ -27215,7 +27215,7 @@
               <w:spacing w:after="10" w:before="0"/>
               <w:ind w:left="120"/>
             </w:pPr>
-            <w:hyperlink w:history="1" r:id="rIdobhqc-79gyc_-dmffn4kf">
+            <w:hyperlink w:history="1" r:id="rIdsg_9kl6lgduwldk1xstdl">
               <w:r>
                 <w:rPr>
                   <w:rFonts w:ascii="Arial" w:cs="Arial" w:eastAsia="Arial" w:hAnsi="Arial"/>
@@ -27410,7 +27410,7 @@
             <w:pPr>
               <w:spacing w:after="20" w:before="0"/>
             </w:pPr>
-            <w:hyperlink w:history="1" r:id="rIdkgp26gujhiy_a0b2xevgw">
+            <w:hyperlink w:history="1" r:id="rIdwg1avwopyqpuoy5mndtbu">
               <w:r>
                 <w:rPr>
                   <w:rFonts w:ascii="Arial" w:cs="Arial" w:eastAsia="Arial" w:hAnsi="Arial"/>
@@ -27443,7 +27443,7 @@
               <w:spacing w:after="10" w:before="0"/>
               <w:ind w:left="120"/>
             </w:pPr>
-            <w:hyperlink w:history="1" r:id="rIdj5ax6ga9ijsb8p8w79axx">
+            <w:hyperlink w:history="1" r:id="rIdyrz0wzed5p3s6h1edes4y">
               <w:r>
                 <w:rPr>
                   <w:rFonts w:ascii="Arial" w:cs="Arial" w:eastAsia="Arial" w:hAnsi="Arial"/>
@@ -27488,7 +27488,7 @@
             <w:pPr>
               <w:spacing w:after="20" w:before="0"/>
             </w:pPr>
-            <w:hyperlink w:history="1" r:id="rIdmhplz8scpais-aoz4vwun">
+            <w:hyperlink w:history="1" r:id="rIdmi3kvkfrv-afa1yilcwom">
               <w:r>
                 <w:rPr>
                   <w:rFonts w:ascii="Arial" w:cs="Arial" w:eastAsia="Arial" w:hAnsi="Arial"/>
@@ -27521,7 +27521,7 @@
               <w:spacing w:after="10" w:before="0"/>
               <w:ind w:left="120"/>
             </w:pPr>
-            <w:hyperlink w:history="1" r:id="rIdb5q5oselncgyf__ldo54q">
+            <w:hyperlink w:history="1" r:id="rIdvsw10oen6jxvw2vau3atb">
               <w:r>
                 <w:rPr>
                   <w:rFonts w:ascii="Arial" w:cs="Arial" w:eastAsia="Arial" w:hAnsi="Arial"/>
@@ -27716,7 +27716,7 @@
             <w:pPr>
               <w:spacing w:after="20" w:before="0"/>
             </w:pPr>
-            <w:hyperlink w:history="1" r:id="rIdszrydukc1tmmgiyjpfdpa">
+            <w:hyperlink w:history="1" r:id="rIdcjcx88kyfk7nzkjoeadyh">
               <w:r>
                 <w:rPr>
                   <w:rFonts w:ascii="Arial" w:cs="Arial" w:eastAsia="Arial" w:hAnsi="Arial"/>
@@ -27749,7 +27749,7 @@
               <w:spacing w:after="10" w:before="0"/>
               <w:ind w:left="120"/>
             </w:pPr>
-            <w:hyperlink w:history="1" r:id="rIdjhpwscitvhhce_udrihcj">
+            <w:hyperlink w:history="1" r:id="rIdj2ecjlfs-orupegwuvzno">
               <w:r>
                 <w:rPr>
                   <w:rFonts w:ascii="Arial" w:cs="Arial" w:eastAsia="Arial" w:hAnsi="Arial"/>
@@ -27794,7 +27794,7 @@
             <w:pPr>
               <w:spacing w:after="20" w:before="0"/>
             </w:pPr>
-            <w:hyperlink w:history="1" r:id="rIdgyq15jd5hywoodiav8zac">
+            <w:hyperlink w:history="1" r:id="rIdejspos9vqzbgavxbrl8tu">
               <w:r>
                 <w:rPr>
                   <w:rFonts w:ascii="Arial" w:cs="Arial" w:eastAsia="Arial" w:hAnsi="Arial"/>
@@ -27827,7 +27827,7 @@
               <w:spacing w:after="10" w:before="0"/>
               <w:ind w:left="120"/>
             </w:pPr>
-            <w:hyperlink w:history="1" r:id="rIda8ehnmu8iq56x0nbtr7ch">
+            <w:hyperlink w:history="1" r:id="rIdcdslleprwfpixxiv6u8ev">
               <w:r>
                 <w:rPr>
                   <w:rFonts w:ascii="Arial" w:cs="Arial" w:eastAsia="Arial" w:hAnsi="Arial"/>
@@ -29314,7 +29314,7 @@
             <w:pPr>
               <w:spacing w:after="20" w:before="0"/>
             </w:pPr>
-            <w:hyperlink w:history="1" r:id="rIdctggv1jru_zkkpl-vcj4j">
+            <w:hyperlink w:history="1" r:id="rIdcqb4dnecug5ehbyyk1n0k">
               <w:r>
                 <w:rPr>
                   <w:rFonts w:ascii="Arial" w:cs="Arial" w:eastAsia="Arial" w:hAnsi="Arial"/>
@@ -29347,7 +29347,7 @@
               <w:spacing w:after="10" w:before="0"/>
               <w:ind w:left="120"/>
             </w:pPr>
-            <w:hyperlink w:history="1" r:id="rIdf3w9xd3xj40x6cbsujold">
+            <w:hyperlink w:history="1" r:id="rIdbmwsffaukrjhurumfgbh2">
               <w:r>
                 <w:rPr>
                   <w:rFonts w:ascii="Arial" w:cs="Arial" w:eastAsia="Arial" w:hAnsi="Arial"/>
@@ -29392,7 +29392,7 @@
             <w:pPr>
               <w:spacing w:after="20" w:before="0"/>
             </w:pPr>
-            <w:hyperlink w:history="1" r:id="rIdtriyyxtttzyzyvjnjgj1z">
+            <w:hyperlink w:history="1" r:id="rIdtkfmfoxy79wh2zbj05-mh">
               <w:r>
                 <w:rPr>
                   <w:rFonts w:ascii="Arial" w:cs="Arial" w:eastAsia="Arial" w:hAnsi="Arial"/>
@@ -29425,7 +29425,7 @@
               <w:spacing w:after="10" w:before="0"/>
               <w:ind w:left="120"/>
             </w:pPr>
-            <w:hyperlink w:history="1" r:id="rIdzzd8fatx9uzwdo5jquhzu">
+            <w:hyperlink w:history="1" r:id="rIdz5kv2d2erj2os10yxmp2i">
               <w:r>
                 <w:rPr>
                   <w:rFonts w:ascii="Arial" w:cs="Arial" w:eastAsia="Arial" w:hAnsi="Arial"/>
@@ -29620,7 +29620,7 @@
             <w:pPr>
               <w:spacing w:after="20" w:before="0"/>
             </w:pPr>
-            <w:hyperlink w:history="1" r:id="rIdzdiuv3gchqjn2b7vaexlz">
+            <w:hyperlink w:history="1" r:id="rId1cu55mz5fmbjeh7bhipbn">
               <w:r>
                 <w:rPr>
                   <w:rFonts w:ascii="Arial" w:cs="Arial" w:eastAsia="Arial" w:hAnsi="Arial"/>
@@ -29653,7 +29653,7 @@
               <w:spacing w:after="10" w:before="0"/>
               <w:ind w:left="120"/>
             </w:pPr>
-            <w:hyperlink w:history="1" r:id="rIdjcaq1wv7snojaajespiub">
+            <w:hyperlink w:history="1" r:id="rIdunuonvymhofqwdotjdkbm">
               <w:r>
                 <w:rPr>
                   <w:rFonts w:ascii="Arial" w:cs="Arial" w:eastAsia="Arial" w:hAnsi="Arial"/>
@@ -29698,7 +29698,7 @@
             <w:pPr>
               <w:spacing w:after="20" w:before="0"/>
             </w:pPr>
-            <w:hyperlink w:history="1" r:id="rIddnmm3y98m_bhl_52_clu9">
+            <w:hyperlink w:history="1" r:id="rIdjazofvxk_hlwra06b78di">
               <w:r>
                 <w:rPr>
                   <w:rFonts w:ascii="Arial" w:cs="Arial" w:eastAsia="Arial" w:hAnsi="Arial"/>
@@ -29731,7 +29731,7 @@
               <w:spacing w:after="10" w:before="0"/>
               <w:ind w:left="120"/>
             </w:pPr>
-            <w:hyperlink w:history="1" r:id="rIdg6lectpuilg7f6-x6_hut">
+            <w:hyperlink w:history="1" r:id="rId1w037w65ipnwxbbjlq7mv">
               <w:r>
                 <w:rPr>
                   <w:rFonts w:ascii="Arial" w:cs="Arial" w:eastAsia="Arial" w:hAnsi="Arial"/>
@@ -29926,7 +29926,7 @@
             <w:pPr>
               <w:spacing w:after="20" w:before="0"/>
             </w:pPr>
-            <w:hyperlink w:history="1" r:id="rIdxjrmbtatbwdacua8b_bw3">
+            <w:hyperlink w:history="1" r:id="rIdmr-fz28_tdwvjwrwxe7kp">
               <w:r>
                 <w:rPr>
                   <w:rFonts w:ascii="Arial" w:cs="Arial" w:eastAsia="Arial" w:hAnsi="Arial"/>
@@ -29959,7 +29959,7 @@
               <w:spacing w:after="10" w:before="0"/>
               <w:ind w:left="120"/>
             </w:pPr>
-            <w:hyperlink w:history="1" r:id="rIdxwm7i-ux65ajexzbemzji">
+            <w:hyperlink w:history="1" r:id="rIdmbtsbiszffr-b7ip6l0-_">
               <w:r>
                 <w:rPr>
                   <w:rFonts w:ascii="Arial" w:cs="Arial" w:eastAsia="Arial" w:hAnsi="Arial"/>
@@ -30004,7 +30004,7 @@
             <w:pPr>
               <w:spacing w:after="20" w:before="0"/>
             </w:pPr>
-            <w:hyperlink w:history="1" r:id="rIdnxxh9umyqayhfb2vjkzne">
+            <w:hyperlink w:history="1" r:id="rIdxrr2knx5wrzhuinyja_da">
               <w:r>
                 <w:rPr>
                   <w:rFonts w:ascii="Arial" w:cs="Arial" w:eastAsia="Arial" w:hAnsi="Arial"/>
@@ -30037,7 +30037,7 @@
               <w:spacing w:after="10" w:before="0"/>
               <w:ind w:left="120"/>
             </w:pPr>
-            <w:hyperlink w:history="1" r:id="rIdgyb4lfqxr6_sfl2hi3fmu">
+            <w:hyperlink w:history="1" r:id="rIdpltogv6hfrt5j3qurv2k3">
               <w:r>
                 <w:rPr>
                   <w:rFonts w:ascii="Arial" w:cs="Arial" w:eastAsia="Arial" w:hAnsi="Arial"/>
@@ -30232,7 +30232,7 @@
             <w:pPr>
               <w:spacing w:after="20" w:before="0"/>
             </w:pPr>
-            <w:hyperlink w:history="1" r:id="rIdbohjkvwuzv_bbhjvlq2io">
+            <w:hyperlink w:history="1" r:id="rId2rc1rwmruulbascjtvpg-">
               <w:r>
                 <w:rPr>
                   <w:rFonts w:ascii="Arial" w:cs="Arial" w:eastAsia="Arial" w:hAnsi="Arial"/>
@@ -30265,7 +30265,7 @@
               <w:spacing w:after="10" w:before="0"/>
               <w:ind w:left="120"/>
             </w:pPr>
-            <w:hyperlink w:history="1" r:id="rIdzjwzmmzjgmalvbodybghv">
+            <w:hyperlink w:history="1" r:id="rIdg_ic4fpxeqvynaq0b4ox0">
               <w:r>
                 <w:rPr>
                   <w:rFonts w:ascii="Arial" w:cs="Arial" w:eastAsia="Arial" w:hAnsi="Arial"/>
@@ -30310,7 +30310,7 @@
             <w:pPr>
               <w:spacing w:after="20" w:before="0"/>
             </w:pPr>
-            <w:hyperlink w:history="1" r:id="rIdoeikeobvxf2ljpypy3zhm">
+            <w:hyperlink w:history="1" r:id="rIddluyiht2_pfndho1-kxm3">
               <w:r>
                 <w:rPr>
                   <w:rFonts w:ascii="Arial" w:cs="Arial" w:eastAsia="Arial" w:hAnsi="Arial"/>
@@ -30343,7 +30343,7 @@
               <w:spacing w:after="10" w:before="0"/>
               <w:ind w:left="120"/>
             </w:pPr>
-            <w:hyperlink w:history="1" r:id="rIdpjnwv83fp_qjlj7dxcgau">
+            <w:hyperlink w:history="1" r:id="rIdtbhfsx14nyoc0ntsnrgw5">
               <w:r>
                 <w:rPr>
                   <w:rFonts w:ascii="Arial" w:cs="Arial" w:eastAsia="Arial" w:hAnsi="Arial"/>
@@ -30538,7 +30538,7 @@
             <w:pPr>
               <w:spacing w:after="20" w:before="0"/>
             </w:pPr>
-            <w:hyperlink w:history="1" r:id="rIdlkydxpn0hefquoxj7burt">
+            <w:hyperlink w:history="1" r:id="rId8zmvrb8wea90earzcjbvv">
               <w:r>
                 <w:rPr>
                   <w:rFonts w:ascii="Arial" w:cs="Arial" w:eastAsia="Arial" w:hAnsi="Arial"/>
@@ -30571,7 +30571,7 @@
               <w:spacing w:after="10" w:before="0"/>
               <w:ind w:left="120"/>
             </w:pPr>
-            <w:hyperlink w:history="1" r:id="rIdbuoydi26kpcvw0mhaysbg">
+            <w:hyperlink w:history="1" r:id="rId2b56ctrn4i-o8noviaiqx">
               <w:r>
                 <w:rPr>
                   <w:rFonts w:ascii="Arial" w:cs="Arial" w:eastAsia="Arial" w:hAnsi="Arial"/>
@@ -30616,7 +30616,7 @@
             <w:pPr>
               <w:spacing w:after="20" w:before="0"/>
             </w:pPr>
-            <w:hyperlink w:history="1" r:id="rId6v7p9c5dlgeacsbatuvxl">
+            <w:hyperlink w:history="1" r:id="rIdn7gqzyirfs-blhltuf-ng">
               <w:r>
                 <w:rPr>
                   <w:rFonts w:ascii="Arial" w:cs="Arial" w:eastAsia="Arial" w:hAnsi="Arial"/>
@@ -30649,7 +30649,7 @@
               <w:spacing w:after="10" w:before="0"/>
               <w:ind w:left="120"/>
             </w:pPr>
-            <w:hyperlink w:history="1" r:id="rIdk_fbmji-574mlivzsjuoi">
+            <w:hyperlink w:history="1" r:id="rIdidewfpnjmnhhs4h9n_vnm">
               <w:r>
                 <w:rPr>
                   <w:rFonts w:ascii="Arial" w:cs="Arial" w:eastAsia="Arial" w:hAnsi="Arial"/>
@@ -32136,7 +32136,7 @@
             <w:pPr>
               <w:spacing w:after="20" w:before="0"/>
             </w:pPr>
-            <w:hyperlink w:history="1" r:id="rIdmofo5n6771vndfgdvebcr">
+            <w:hyperlink w:history="1" r:id="rIdshyh47fq2lkil4y58pm0y">
               <w:r>
                 <w:rPr>
                   <w:rFonts w:ascii="Arial" w:cs="Arial" w:eastAsia="Arial" w:hAnsi="Arial"/>
@@ -32169,7 +32169,7 @@
               <w:spacing w:after="10" w:before="0"/>
               <w:ind w:left="120"/>
             </w:pPr>
-            <w:hyperlink w:history="1" r:id="rIdxye1hbcnci6bhpxqfgeuh">
+            <w:hyperlink w:history="1" r:id="rId54-pqdafslpmrdrel5vg6">
               <w:r>
                 <w:rPr>
                   <w:rFonts w:ascii="Arial" w:cs="Arial" w:eastAsia="Arial" w:hAnsi="Arial"/>
@@ -32214,7 +32214,7 @@
             <w:pPr>
               <w:spacing w:after="20" w:before="0"/>
             </w:pPr>
-            <w:hyperlink w:history="1" r:id="rIdfk6ap9x58el6mzoytihbr">
+            <w:hyperlink w:history="1" r:id="rIddpsy8lyblmpfimj-umcjj">
               <w:r>
                 <w:rPr>
                   <w:rFonts w:ascii="Arial" w:cs="Arial" w:eastAsia="Arial" w:hAnsi="Arial"/>
@@ -32247,7 +32247,7 @@
               <w:spacing w:after="10" w:before="0"/>
               <w:ind w:left="120"/>
             </w:pPr>
-            <w:hyperlink w:history="1" r:id="rIdevfggqpxvq5z1-ngdirgt">
+            <w:hyperlink w:history="1" r:id="rIdij2xvepyrl47hs4-wyi2q">
               <w:r>
                 <w:rPr>
                   <w:rFonts w:ascii="Arial" w:cs="Arial" w:eastAsia="Arial" w:hAnsi="Arial"/>
@@ -32442,7 +32442,7 @@
             <w:pPr>
               <w:spacing w:after="20" w:before="0"/>
             </w:pPr>
-            <w:hyperlink w:history="1" r:id="rIdoa57fipvnyarut2fvkjat">
+            <w:hyperlink w:history="1" r:id="rIdih9cytnjdzemjvcttmefq">
               <w:r>
                 <w:rPr>
                   <w:rFonts w:ascii="Arial" w:cs="Arial" w:eastAsia="Arial" w:hAnsi="Arial"/>
@@ -32475,7 +32475,7 @@
               <w:spacing w:after="10" w:before="0"/>
               <w:ind w:left="120"/>
             </w:pPr>
-            <w:hyperlink w:history="1" r:id="rId_g1m5wpprjmv0lhvcairf">
+            <w:hyperlink w:history="1" r:id="rIds32mcha5f00gei7j0xae4">
               <w:r>
                 <w:rPr>
                   <w:rFonts w:ascii="Arial" w:cs="Arial" w:eastAsia="Arial" w:hAnsi="Arial"/>
@@ -32520,7 +32520,7 @@
             <w:pPr>
               <w:spacing w:after="20" w:before="0"/>
             </w:pPr>
-            <w:hyperlink w:history="1" r:id="rIdm1nfhe-ck_mcrycprkgn5">
+            <w:hyperlink w:history="1" r:id="rId4duhvwcnzcd4wndcy2ap8">
               <w:r>
                 <w:rPr>
                   <w:rFonts w:ascii="Arial" w:cs="Arial" w:eastAsia="Arial" w:hAnsi="Arial"/>
@@ -32553,7 +32553,7 @@
               <w:spacing w:after="10" w:before="0"/>
               <w:ind w:left="120"/>
             </w:pPr>
-            <w:hyperlink w:history="1" r:id="rIdad_epfbbd5jy5kfe27v35">
+            <w:hyperlink w:history="1" r:id="rIddoifj-horeai0tygdhk_z">
               <w:r>
                 <w:rPr>
                   <w:rFonts w:ascii="Arial" w:cs="Arial" w:eastAsia="Arial" w:hAnsi="Arial"/>
@@ -32748,7 +32748,7 @@
             <w:pPr>
               <w:spacing w:after="20" w:before="0"/>
             </w:pPr>
-            <w:hyperlink w:history="1" r:id="rIdxrll9g90pkm2ryibzj0wk">
+            <w:hyperlink w:history="1" r:id="rIdgpzonv9frzacpjswmbqsu">
               <w:r>
                 <w:rPr>
                   <w:rFonts w:ascii="Arial" w:cs="Arial" w:eastAsia="Arial" w:hAnsi="Arial"/>
@@ -32781,7 +32781,7 @@
               <w:spacing w:after="10" w:before="0"/>
               <w:ind w:left="120"/>
             </w:pPr>
-            <w:hyperlink w:history="1" r:id="rIdnwcweexb7d9g7p0lanbei">
+            <w:hyperlink w:history="1" r:id="rIdbopidcdjrhavdtzlqkamo">
               <w:r>
                 <w:rPr>
                   <w:rFonts w:ascii="Arial" w:cs="Arial" w:eastAsia="Arial" w:hAnsi="Arial"/>
@@ -32826,7 +32826,7 @@
             <w:pPr>
               <w:spacing w:after="20" w:before="0"/>
             </w:pPr>
-            <w:hyperlink w:history="1" r:id="rIdnypqpewyk12_zrwvhkypf">
+            <w:hyperlink w:history="1" r:id="rId4astxcuxfnrp2is1s7rup">
               <w:r>
                 <w:rPr>
                   <w:rFonts w:ascii="Arial" w:cs="Arial" w:eastAsia="Arial" w:hAnsi="Arial"/>
@@ -32859,7 +32859,7 @@
               <w:spacing w:after="10" w:before="0"/>
               <w:ind w:left="120"/>
             </w:pPr>
-            <w:hyperlink w:history="1" r:id="rId0kqvvscrnimcgjryonjxe">
+            <w:hyperlink w:history="1" r:id="rId2ffwynv41i3x-i6_nbu6i">
               <w:r>
                 <w:rPr>
                   <w:rFonts w:ascii="Arial" w:cs="Arial" w:eastAsia="Arial" w:hAnsi="Arial"/>
@@ -33054,7 +33054,7 @@
             <w:pPr>
               <w:spacing w:after="20" w:before="0"/>
             </w:pPr>
-            <w:hyperlink w:history="1" r:id="rIdtwbdordk3qv2lo8ekpnri">
+            <w:hyperlink w:history="1" r:id="rIdcvtdkwoz61sxr6fmnqysk">
               <w:r>
                 <w:rPr>
                   <w:rFonts w:ascii="Arial" w:cs="Arial" w:eastAsia="Arial" w:hAnsi="Arial"/>
@@ -33087,7 +33087,7 @@
               <w:spacing w:after="10" w:before="0"/>
               <w:ind w:left="120"/>
             </w:pPr>
-            <w:hyperlink w:history="1" r:id="rIdpzxt349kq6plinsqt_zlj">
+            <w:hyperlink w:history="1" r:id="rIdtf54u7gg2j5buou9ez9ux">
               <w:r>
                 <w:rPr>
                   <w:rFonts w:ascii="Arial" w:cs="Arial" w:eastAsia="Arial" w:hAnsi="Arial"/>
@@ -33132,7 +33132,7 @@
             <w:pPr>
               <w:spacing w:after="20" w:before="0"/>
             </w:pPr>
-            <w:hyperlink w:history="1" r:id="rIdesievcc0lk23rwa6b_fjh">
+            <w:hyperlink w:history="1" r:id="rIdzqim89ig-twtyzbivavcy">
               <w:r>
                 <w:rPr>
                   <w:rFonts w:ascii="Arial" w:cs="Arial" w:eastAsia="Arial" w:hAnsi="Arial"/>
@@ -33165,7 +33165,7 @@
               <w:spacing w:after="10" w:before="0"/>
               <w:ind w:left="120"/>
             </w:pPr>
-            <w:hyperlink w:history="1" r:id="rId1lfl0sdoxsnuho5jd6zjq">
+            <w:hyperlink w:history="1" r:id="rIdblpqb23gw8epcyunupr6l">
               <w:r>
                 <w:rPr>
                   <w:rFonts w:ascii="Arial" w:cs="Arial" w:eastAsia="Arial" w:hAnsi="Arial"/>
@@ -33360,7 +33360,7 @@
             <w:pPr>
               <w:spacing w:after="20" w:before="0"/>
             </w:pPr>
-            <w:hyperlink w:history="1" r:id="rIdkkw-ehoegsy8ikbamuwsu">
+            <w:hyperlink w:history="1" r:id="rIduhuqm-igmbuu3kg6ztcll">
               <w:r>
                 <w:rPr>
                   <w:rFonts w:ascii="Arial" w:cs="Arial" w:eastAsia="Arial" w:hAnsi="Arial"/>
@@ -33393,7 +33393,7 @@
               <w:spacing w:after="10" w:before="0"/>
               <w:ind w:left="120"/>
             </w:pPr>
-            <w:hyperlink w:history="1" r:id="rIdyi5escblnqfpknsihojnm">
+            <w:hyperlink w:history="1" r:id="rIdhokq369cqjippftmuqkdo">
               <w:r>
                 <w:rPr>
                   <w:rFonts w:ascii="Arial" w:cs="Arial" w:eastAsia="Arial" w:hAnsi="Arial"/>
@@ -33438,7 +33438,7 @@
             <w:pPr>
               <w:spacing w:after="20" w:before="0"/>
             </w:pPr>
-            <w:hyperlink w:history="1" r:id="rIdb8n_vfjggs-fchwnr8key">
+            <w:hyperlink w:history="1" r:id="rId5qao3asvcaffj_ufvrncf">
               <w:r>
                 <w:rPr>
                   <w:rFonts w:ascii="Arial" w:cs="Arial" w:eastAsia="Arial" w:hAnsi="Arial"/>
@@ -33471,7 +33471,7 @@
               <w:spacing w:after="10" w:before="0"/>
               <w:ind w:left="120"/>
             </w:pPr>
-            <w:hyperlink w:history="1" r:id="rIdsk54h2ulixtfiemtwz6bo">
+            <w:hyperlink w:history="1" r:id="rIdwdu4eu4gpqztsssv1imyx">
               <w:r>
                 <w:rPr>
                   <w:rFonts w:ascii="Arial" w:cs="Arial" w:eastAsia="Arial" w:hAnsi="Arial"/>
@@ -34958,7 +34958,7 @@
             <w:pPr>
               <w:spacing w:after="20" w:before="0"/>
             </w:pPr>
-            <w:hyperlink w:history="1" r:id="rId2ucyddqcchoq19tva1cam">
+            <w:hyperlink w:history="1" r:id="rIdf9xio5qgclcjqezgplxg5">
               <w:r>
                 <w:rPr>
                   <w:rFonts w:ascii="Arial" w:cs="Arial" w:eastAsia="Arial" w:hAnsi="Arial"/>
@@ -34991,7 +34991,7 @@
               <w:spacing w:after="10" w:before="0"/>
               <w:ind w:left="120"/>
             </w:pPr>
-            <w:hyperlink w:history="1" r:id="rIdqz5aeak97lrcjjjefhidm">
+            <w:hyperlink w:history="1" r:id="rIdkfuhjqk1e41ypxcmgund0">
               <w:r>
                 <w:rPr>
                   <w:rFonts w:ascii="Arial" w:cs="Arial" w:eastAsia="Arial" w:hAnsi="Arial"/>
@@ -35036,7 +35036,7 @@
             <w:pPr>
               <w:spacing w:after="20" w:before="0"/>
             </w:pPr>
-            <w:hyperlink w:history="1" r:id="rIdhglxii6-oa-e0vbxssbwy">
+            <w:hyperlink w:history="1" r:id="rId0x6vuo_ev01ht1v1rubrh">
               <w:r>
                 <w:rPr>
                   <w:rFonts w:ascii="Arial" w:cs="Arial" w:eastAsia="Arial" w:hAnsi="Arial"/>
@@ -35069,7 +35069,7 @@
               <w:spacing w:after="10" w:before="0"/>
               <w:ind w:left="120"/>
             </w:pPr>
-            <w:hyperlink w:history="1" r:id="rIdpezi1yibi7hezwcocq53p">
+            <w:hyperlink w:history="1" r:id="rIdgjiefhqpzwiokcbjqoil6">
               <w:r>
                 <w:rPr>
                   <w:rFonts w:ascii="Arial" w:cs="Arial" w:eastAsia="Arial" w:hAnsi="Arial"/>
@@ -35264,7 +35264,7 @@
             <w:pPr>
               <w:spacing w:after="20" w:before="0"/>
             </w:pPr>
-            <w:hyperlink w:history="1" r:id="rId_n532opbaf6ggk23titwg">
+            <w:hyperlink w:history="1" r:id="rId5tyck9w7oxn7-lkfogtgi">
               <w:r>
                 <w:rPr>
                   <w:rFonts w:ascii="Arial" w:cs="Arial" w:eastAsia="Arial" w:hAnsi="Arial"/>
@@ -35297,7 +35297,7 @@
               <w:spacing w:after="10" w:before="0"/>
               <w:ind w:left="120"/>
             </w:pPr>
-            <w:hyperlink w:history="1" r:id="rId5mimcsiynfqoyazjeowg8">
+            <w:hyperlink w:history="1" r:id="rIddpkdmvr76eybe5eo-oavq">
               <w:r>
                 <w:rPr>
                   <w:rFonts w:ascii="Arial" w:cs="Arial" w:eastAsia="Arial" w:hAnsi="Arial"/>
@@ -35342,7 +35342,7 @@
             <w:pPr>
               <w:spacing w:after="20" w:before="0"/>
             </w:pPr>
-            <w:hyperlink w:history="1" r:id="rIdk9cbro6duxpy_eyfdidgw">
+            <w:hyperlink w:history="1" r:id="rIdbt0kwwjlxsqc9o_erqo6c">
               <w:r>
                 <w:rPr>
                   <w:rFonts w:ascii="Arial" w:cs="Arial" w:eastAsia="Arial" w:hAnsi="Arial"/>
@@ -35375,7 +35375,7 @@
               <w:spacing w:after="10" w:before="0"/>
               <w:ind w:left="120"/>
             </w:pPr>
-            <w:hyperlink w:history="1" r:id="rIdurb0sr9980uu8tft3kxe7">
+            <w:hyperlink w:history="1" r:id="rIdwraqjb0tswus-eblgkbnt">
               <w:r>
                 <w:rPr>
                   <w:rFonts w:ascii="Arial" w:cs="Arial" w:eastAsia="Arial" w:hAnsi="Arial"/>
@@ -35570,7 +35570,7 @@
             <w:pPr>
               <w:spacing w:after="20" w:before="0"/>
             </w:pPr>
-            <w:hyperlink w:history="1" r:id="rIdwn6gcr-dfzkugnbvd9jsa">
+            <w:hyperlink w:history="1" r:id="rIdvl0rdsb8aci9tbf84sub4">
               <w:r>
                 <w:rPr>
                   <w:rFonts w:ascii="Arial" w:cs="Arial" w:eastAsia="Arial" w:hAnsi="Arial"/>
@@ -35603,7 +35603,7 @@
               <w:spacing w:after="10" w:before="0"/>
               <w:ind w:left="120"/>
             </w:pPr>
-            <w:hyperlink w:history="1" r:id="rIdaweo_mx5k6o00pf_grgt7">
+            <w:hyperlink w:history="1" r:id="rId6bvwvw3m7i2wpjmcajlyk">
               <w:r>
                 <w:rPr>
                   <w:rFonts w:ascii="Arial" w:cs="Arial" w:eastAsia="Arial" w:hAnsi="Arial"/>
@@ -35648,7 +35648,7 @@
             <w:pPr>
               <w:spacing w:after="20" w:before="0"/>
             </w:pPr>
-            <w:hyperlink w:history="1" r:id="rIdq9nm53fxczsnyize1j7c3">
+            <w:hyperlink w:history="1" r:id="rIdtowpkezgyeyj-uudyhuuv">
               <w:r>
                 <w:rPr>
                   <w:rFonts w:ascii="Arial" w:cs="Arial" w:eastAsia="Arial" w:hAnsi="Arial"/>
@@ -35681,7 +35681,7 @@
               <w:spacing w:after="10" w:before="0"/>
               <w:ind w:left="120"/>
             </w:pPr>
-            <w:hyperlink w:history="1" r:id="rId79imzgq7nxdy7jqmcrxob">
+            <w:hyperlink w:history="1" r:id="rIduizkwbdvwmyeqiudbp3cx">
               <w:r>
                 <w:rPr>
                   <w:rFonts w:ascii="Arial" w:cs="Arial" w:eastAsia="Arial" w:hAnsi="Arial"/>
@@ -35876,7 +35876,7 @@
             <w:pPr>
               <w:spacing w:after="20" w:before="0"/>
             </w:pPr>
-            <w:hyperlink w:history="1" r:id="rIdputef43u5ro9vagwpgmyw">
+            <w:hyperlink w:history="1" r:id="rIdyj7gav0py-tpsagz2gzdb">
               <w:r>
                 <w:rPr>
                   <w:rFonts w:ascii="Arial" w:cs="Arial" w:eastAsia="Arial" w:hAnsi="Arial"/>
@@ -35909,7 +35909,7 @@
               <w:spacing w:after="10" w:before="0"/>
               <w:ind w:left="120"/>
             </w:pPr>
-            <w:hyperlink w:history="1" r:id="rIdcyjscyebb1okrdmvzrcnr">
+            <w:hyperlink w:history="1" r:id="rIdt9wjqclw7cr08rjneicxi">
               <w:r>
                 <w:rPr>
                   <w:rFonts w:ascii="Arial" w:cs="Arial" w:eastAsia="Arial" w:hAnsi="Arial"/>
@@ -35954,7 +35954,7 @@
             <w:pPr>
               <w:spacing w:after="20" w:before="0"/>
             </w:pPr>
-            <w:hyperlink w:history="1" r:id="rIdypslkedzf5ajjh04vgmgg">
+            <w:hyperlink w:history="1" r:id="rId_bnnpu9gqam9qkjan3bpg">
               <w:r>
                 <w:rPr>
                   <w:rFonts w:ascii="Arial" w:cs="Arial" w:eastAsia="Arial" w:hAnsi="Arial"/>
@@ -35987,7 +35987,7 @@
               <w:spacing w:after="10" w:before="0"/>
               <w:ind w:left="120"/>
             </w:pPr>
-            <w:hyperlink w:history="1" r:id="rIdn-yigakga3vie3ez5wfwi">
+            <w:hyperlink w:history="1" r:id="rId6a78jioedd0scfrpkozww">
               <w:r>
                 <w:rPr>
                   <w:rFonts w:ascii="Arial" w:cs="Arial" w:eastAsia="Arial" w:hAnsi="Arial"/>
@@ -36182,7 +36182,7 @@
             <w:pPr>
               <w:spacing w:after="20" w:before="0"/>
             </w:pPr>
-            <w:hyperlink w:history="1" r:id="rIdnujymdvunkyowdfedzcrg">
+            <w:hyperlink w:history="1" r:id="rIdznhzq-6nxyufvbhp-pice">
               <w:r>
                 <w:rPr>
                   <w:rFonts w:ascii="Arial" w:cs="Arial" w:eastAsia="Arial" w:hAnsi="Arial"/>
@@ -36215,7 +36215,7 @@
               <w:spacing w:after="10" w:before="0"/>
               <w:ind w:left="120"/>
             </w:pPr>
-            <w:hyperlink w:history="1" r:id="rIdehrgxwh_vrpmqct1gc-e9">
+            <w:hyperlink w:history="1" r:id="rIdwznxtvbrr6vvskdjsj7i2">
               <w:r>
                 <w:rPr>
                   <w:rFonts w:ascii="Arial" w:cs="Arial" w:eastAsia="Arial" w:hAnsi="Arial"/>
@@ -36260,7 +36260,7 @@
             <w:pPr>
               <w:spacing w:after="20" w:before="0"/>
             </w:pPr>
-            <w:hyperlink w:history="1" r:id="rIdodtygt1w2kk79tpazmzrr">
+            <w:hyperlink w:history="1" r:id="rIdnsotsepgk50gg8ke5sjak">
               <w:r>
                 <w:rPr>
                   <w:rFonts w:ascii="Arial" w:cs="Arial" w:eastAsia="Arial" w:hAnsi="Arial"/>
@@ -36293,7 +36293,7 @@
               <w:spacing w:after="10" w:before="0"/>
               <w:ind w:left="120"/>
             </w:pPr>
-            <w:hyperlink w:history="1" r:id="rIdtxo46c3rko4zsanzlphbe">
+            <w:hyperlink w:history="1" r:id="rIdm8wwwlhtdr2jl8dqvfgws">
               <w:r>
                 <w:rPr>
                   <w:rFonts w:ascii="Arial" w:cs="Arial" w:eastAsia="Arial" w:hAnsi="Arial"/>

--- a/data/outputs/v2/Maths/SS2.1_Similarity_and_Enlargement/Mathematics_Similarity_and_Enlargement_CBE_LessonSequence.docx
+++ b/data/outputs/v2/Maths/SS2.1_Similarity_and_Enlargement/Mathematics_Similarity_and_Enlargement_CBE_LessonSequence.docx
@@ -3821,7 +3821,7 @@
             <w:pPr>
               <w:spacing w:after="20" w:before="0"/>
             </w:pPr>
-            <w:hyperlink w:history="1" r:id="rIdyjovqkyz45hs7ftddqhrt">
+            <w:hyperlink w:history="1" r:id="rIdsnos4uyopodses3pmlfv-">
               <w:r>
                 <w:rPr>
                   <w:rFonts w:ascii="Arial" w:cs="Arial" w:eastAsia="Arial" w:hAnsi="Arial"/>
@@ -3854,7 +3854,7 @@
               <w:spacing w:after="10" w:before="0"/>
               <w:ind w:left="120"/>
             </w:pPr>
-            <w:hyperlink w:history="1" r:id="rId5r7w1hopknqazugphrxnx">
+            <w:hyperlink w:history="1" r:id="rIdvb-acez3ame2msrrv4mwk">
               <w:r>
                 <w:rPr>
                   <w:rFonts w:ascii="Arial" w:cs="Arial" w:eastAsia="Arial" w:hAnsi="Arial"/>
@@ -3899,7 +3899,7 @@
             <w:pPr>
               <w:spacing w:after="20" w:before="0"/>
             </w:pPr>
-            <w:hyperlink w:history="1" r:id="rIdlxisrkngo4prow1dvjpm1">
+            <w:hyperlink w:history="1" r:id="rIdmxgvvv7c8hfpsfidel3wc">
               <w:r>
                 <w:rPr>
                   <w:rFonts w:ascii="Arial" w:cs="Arial" w:eastAsia="Arial" w:hAnsi="Arial"/>
@@ -3932,7 +3932,7 @@
               <w:spacing w:after="10" w:before="0"/>
               <w:ind w:left="120"/>
             </w:pPr>
-            <w:hyperlink w:history="1" r:id="rIdqtkq5le8zgyojfjdeklbs">
+            <w:hyperlink w:history="1" r:id="rIdmykbm810zurglpxb6tykj">
               <w:r>
                 <w:rPr>
                   <w:rFonts w:ascii="Arial" w:cs="Arial" w:eastAsia="Arial" w:hAnsi="Arial"/>
@@ -4127,7 +4127,7 @@
             <w:pPr>
               <w:spacing w:after="20" w:before="0"/>
             </w:pPr>
-            <w:hyperlink w:history="1" r:id="rIded7hxn3az9h2et9pa68sl">
+            <w:hyperlink w:history="1" r:id="rIdrtak2h5_mvt5wn016krn4">
               <w:r>
                 <w:rPr>
                   <w:rFonts w:ascii="Arial" w:cs="Arial" w:eastAsia="Arial" w:hAnsi="Arial"/>
@@ -4160,7 +4160,7 @@
               <w:spacing w:after="10" w:before="0"/>
               <w:ind w:left="120"/>
             </w:pPr>
-            <w:hyperlink w:history="1" r:id="rIdehq7y6mebjhexp4w9dvqx">
+            <w:hyperlink w:history="1" r:id="rIdcgtpbwt8vjee9wxl_-kkk">
               <w:r>
                 <w:rPr>
                   <w:rFonts w:ascii="Arial" w:cs="Arial" w:eastAsia="Arial" w:hAnsi="Arial"/>
@@ -4205,7 +4205,7 @@
             <w:pPr>
               <w:spacing w:after="20" w:before="0"/>
             </w:pPr>
-            <w:hyperlink w:history="1" r:id="rIdisdbzgo_ed8nf72mtewjy">
+            <w:hyperlink w:history="1" r:id="rId-4mlic5s_n5ksywxbwuqf">
               <w:r>
                 <w:rPr>
                   <w:rFonts w:ascii="Arial" w:cs="Arial" w:eastAsia="Arial" w:hAnsi="Arial"/>
@@ -4238,7 +4238,7 @@
               <w:spacing w:after="10" w:before="0"/>
               <w:ind w:left="120"/>
             </w:pPr>
-            <w:hyperlink w:history="1" r:id="rIdy6pjgp9jqnbox7opmqque">
+            <w:hyperlink w:history="1" r:id="rId31j58oupqzy-o9qhh590f">
               <w:r>
                 <w:rPr>
                   <w:rFonts w:ascii="Arial" w:cs="Arial" w:eastAsia="Arial" w:hAnsi="Arial"/>
@@ -4433,7 +4433,7 @@
             <w:pPr>
               <w:spacing w:after="20" w:before="0"/>
             </w:pPr>
-            <w:hyperlink w:history="1" r:id="rIdbrlnqgk_5b49gw4ptviap">
+            <w:hyperlink w:history="1" r:id="rIdygpxhcjvyeatt73sm013-">
               <w:r>
                 <w:rPr>
                   <w:rFonts w:ascii="Arial" w:cs="Arial" w:eastAsia="Arial" w:hAnsi="Arial"/>
@@ -4466,7 +4466,7 @@
               <w:spacing w:after="10" w:before="0"/>
               <w:ind w:left="120"/>
             </w:pPr>
-            <w:hyperlink w:history="1" r:id="rIdfznb7yojisox96tkqguux">
+            <w:hyperlink w:history="1" r:id="rIdkobkanoivdrxjqeeo1tja">
               <w:r>
                 <w:rPr>
                   <w:rFonts w:ascii="Arial" w:cs="Arial" w:eastAsia="Arial" w:hAnsi="Arial"/>
@@ -4511,7 +4511,7 @@
             <w:pPr>
               <w:spacing w:after="20" w:before="0"/>
             </w:pPr>
-            <w:hyperlink w:history="1" r:id="rIdktgaazonsszycfiahkl1x">
+            <w:hyperlink w:history="1" r:id="rIdtlcpumphko_28hx04ixdg">
               <w:r>
                 <w:rPr>
                   <w:rFonts w:ascii="Arial" w:cs="Arial" w:eastAsia="Arial" w:hAnsi="Arial"/>
@@ -4544,7 +4544,7 @@
               <w:spacing w:after="10" w:before="0"/>
               <w:ind w:left="120"/>
             </w:pPr>
-            <w:hyperlink w:history="1" r:id="rIdfj1yrnr5-q_blttgt9xuq">
+            <w:hyperlink w:history="1" r:id="rIdwosggt-xgyhi2yya3uzbe">
               <w:r>
                 <w:rPr>
                   <w:rFonts w:ascii="Arial" w:cs="Arial" w:eastAsia="Arial" w:hAnsi="Arial"/>
@@ -4739,7 +4739,7 @@
             <w:pPr>
               <w:spacing w:after="20" w:before="0"/>
             </w:pPr>
-            <w:hyperlink w:history="1" r:id="rIdhdeg2nqovfbi8hdqeo-4d">
+            <w:hyperlink w:history="1" r:id="rIdo8b-vlgdsyu8fynpa7pop">
               <w:r>
                 <w:rPr>
                   <w:rFonts w:ascii="Arial" w:cs="Arial" w:eastAsia="Arial" w:hAnsi="Arial"/>
@@ -4772,7 +4772,7 @@
               <w:spacing w:after="10" w:before="0"/>
               <w:ind w:left="120"/>
             </w:pPr>
-            <w:hyperlink w:history="1" r:id="rIdps57-fjjfints3asqlfue">
+            <w:hyperlink w:history="1" r:id="rId1itseqlocrdzmbbgmmw1c">
               <w:r>
                 <w:rPr>
                   <w:rFonts w:ascii="Arial" w:cs="Arial" w:eastAsia="Arial" w:hAnsi="Arial"/>
@@ -4817,7 +4817,7 @@
             <w:pPr>
               <w:spacing w:after="20" w:before="0"/>
             </w:pPr>
-            <w:hyperlink w:history="1" r:id="rIdnalvewovrga2deqmln-u3">
+            <w:hyperlink w:history="1" r:id="rIdb1ajdkyfj1giur_2ruoym">
               <w:r>
                 <w:rPr>
                   <w:rFonts w:ascii="Arial" w:cs="Arial" w:eastAsia="Arial" w:hAnsi="Arial"/>
@@ -4850,7 +4850,7 @@
               <w:spacing w:after="10" w:before="0"/>
               <w:ind w:left="120"/>
             </w:pPr>
-            <w:hyperlink w:history="1" r:id="rIdfyweuluxxigl70u23hm3s">
+            <w:hyperlink w:history="1" r:id="rId1o6zy7ilzk7l_-z0nrijv">
               <w:r>
                 <w:rPr>
                   <w:rFonts w:ascii="Arial" w:cs="Arial" w:eastAsia="Arial" w:hAnsi="Arial"/>
@@ -5045,7 +5045,7 @@
             <w:pPr>
               <w:spacing w:after="20" w:before="0"/>
             </w:pPr>
-            <w:hyperlink w:history="1" r:id="rIde5puystntawnop15ifca9">
+            <w:hyperlink w:history="1" r:id="rId7c5xfmftx_xnfbuxbbi91">
               <w:r>
                 <w:rPr>
                   <w:rFonts w:ascii="Arial" w:cs="Arial" w:eastAsia="Arial" w:hAnsi="Arial"/>
@@ -5078,7 +5078,7 @@
               <w:spacing w:after="10" w:before="0"/>
               <w:ind w:left="120"/>
             </w:pPr>
-            <w:hyperlink w:history="1" r:id="rIda5dawbzmkzzvhcmn9klh5">
+            <w:hyperlink w:history="1" r:id="rIddyeyobpxxr2tnnrqh9zx5">
               <w:r>
                 <w:rPr>
                   <w:rFonts w:ascii="Arial" w:cs="Arial" w:eastAsia="Arial" w:hAnsi="Arial"/>
@@ -5123,7 +5123,7 @@
             <w:pPr>
               <w:spacing w:after="20" w:before="0"/>
             </w:pPr>
-            <w:hyperlink w:history="1" r:id="rIdq1lbgl6hknq22xi2jqlbk">
+            <w:hyperlink w:history="1" r:id="rIdhuhbxzkdnmncgpoa-eqdi">
               <w:r>
                 <w:rPr>
                   <w:rFonts w:ascii="Arial" w:cs="Arial" w:eastAsia="Arial" w:hAnsi="Arial"/>
@@ -5156,7 +5156,7 @@
               <w:spacing w:after="10" w:before="0"/>
               <w:ind w:left="120"/>
             </w:pPr>
-            <w:hyperlink w:history="1" r:id="rIdavavqvmeikeufyoekfcsj">
+            <w:hyperlink w:history="1" r:id="rIderbsxu_hto4sm0fohcu4v">
               <w:r>
                 <w:rPr>
                   <w:rFonts w:ascii="Arial" w:cs="Arial" w:eastAsia="Arial" w:hAnsi="Arial"/>
@@ -6643,7 +6643,7 @@
             <w:pPr>
               <w:spacing w:after="20" w:before="0"/>
             </w:pPr>
-            <w:hyperlink w:history="1" r:id="rIddqk_qsgwrcstxdfddapqg">
+            <w:hyperlink w:history="1" r:id="rIdamysc0awfkivjuuny6u-a">
               <w:r>
                 <w:rPr>
                   <w:rFonts w:ascii="Arial" w:cs="Arial" w:eastAsia="Arial" w:hAnsi="Arial"/>
@@ -6676,7 +6676,7 @@
               <w:spacing w:after="10" w:before="0"/>
               <w:ind w:left="120"/>
             </w:pPr>
-            <w:hyperlink w:history="1" r:id="rIdgcg00uhoipm8uy2_uskjc">
+            <w:hyperlink w:history="1" r:id="rIdfmeeuvcezey1zf_f_ltyf">
               <w:r>
                 <w:rPr>
                   <w:rFonts w:ascii="Arial" w:cs="Arial" w:eastAsia="Arial" w:hAnsi="Arial"/>
@@ -6721,7 +6721,7 @@
             <w:pPr>
               <w:spacing w:after="20" w:before="0"/>
             </w:pPr>
-            <w:hyperlink w:history="1" r:id="rIddpyrrsmxizyt9elb7folp">
+            <w:hyperlink w:history="1" r:id="rId5gzzhfpxwkdzrym1tcu8y">
               <w:r>
                 <w:rPr>
                   <w:rFonts w:ascii="Arial" w:cs="Arial" w:eastAsia="Arial" w:hAnsi="Arial"/>
@@ -6754,7 +6754,7 @@
               <w:spacing w:after="10" w:before="0"/>
               <w:ind w:left="120"/>
             </w:pPr>
-            <w:hyperlink w:history="1" r:id="rId3bmbinnjtpxbapz3pcadq">
+            <w:hyperlink w:history="1" r:id="rIdbci3wibaru6oiwbtgytwj">
               <w:r>
                 <w:rPr>
                   <w:rFonts w:ascii="Arial" w:cs="Arial" w:eastAsia="Arial" w:hAnsi="Arial"/>
@@ -6949,7 +6949,7 @@
             <w:pPr>
               <w:spacing w:after="20" w:before="0"/>
             </w:pPr>
-            <w:hyperlink w:history="1" r:id="rIdxrsngj8urtupjxkp7tt7c">
+            <w:hyperlink w:history="1" r:id="rIdmzmzjim6hkrgb0gpkw8pv">
               <w:r>
                 <w:rPr>
                   <w:rFonts w:ascii="Arial" w:cs="Arial" w:eastAsia="Arial" w:hAnsi="Arial"/>
@@ -6982,7 +6982,7 @@
               <w:spacing w:after="10" w:before="0"/>
               <w:ind w:left="120"/>
             </w:pPr>
-            <w:hyperlink w:history="1" r:id="rIdxkmyxn1wgtrfad0d2xvkq">
+            <w:hyperlink w:history="1" r:id="rIdidt0wuvd7cy7icznh1hl1">
               <w:r>
                 <w:rPr>
                   <w:rFonts w:ascii="Arial" w:cs="Arial" w:eastAsia="Arial" w:hAnsi="Arial"/>
@@ -7027,7 +7027,7 @@
             <w:pPr>
               <w:spacing w:after="20" w:before="0"/>
             </w:pPr>
-            <w:hyperlink w:history="1" r:id="rIdrr01-zdpqdwl1qhpc0as8">
+            <w:hyperlink w:history="1" r:id="rIdtx8qb_v0q88pql2eutcuw">
               <w:r>
                 <w:rPr>
                   <w:rFonts w:ascii="Arial" w:cs="Arial" w:eastAsia="Arial" w:hAnsi="Arial"/>
@@ -7060,7 +7060,7 @@
               <w:spacing w:after="10" w:before="0"/>
               <w:ind w:left="120"/>
             </w:pPr>
-            <w:hyperlink w:history="1" r:id="rIdkghuo_o2omhgyv9wduck5">
+            <w:hyperlink w:history="1" r:id="rIdiyl9vs7cq_efrts9w40xa">
               <w:r>
                 <w:rPr>
                   <w:rFonts w:ascii="Arial" w:cs="Arial" w:eastAsia="Arial" w:hAnsi="Arial"/>
@@ -7255,7 +7255,7 @@
             <w:pPr>
               <w:spacing w:after="20" w:before="0"/>
             </w:pPr>
-            <w:hyperlink w:history="1" r:id="rIdrhhwi5gb80iylc31etext">
+            <w:hyperlink w:history="1" r:id="rIdhrpn5jgdh0kyaduqijnxb">
               <w:r>
                 <w:rPr>
                   <w:rFonts w:ascii="Arial" w:cs="Arial" w:eastAsia="Arial" w:hAnsi="Arial"/>
@@ -7288,7 +7288,7 @@
               <w:spacing w:after="10" w:before="0"/>
               <w:ind w:left="120"/>
             </w:pPr>
-            <w:hyperlink w:history="1" r:id="rIdgi4nysvhygx9ahgdizgyr">
+            <w:hyperlink w:history="1" r:id="rIdrfyctnquxnwis8oi6k4rf">
               <w:r>
                 <w:rPr>
                   <w:rFonts w:ascii="Arial" w:cs="Arial" w:eastAsia="Arial" w:hAnsi="Arial"/>
@@ -7333,7 +7333,7 @@
             <w:pPr>
               <w:spacing w:after="20" w:before="0"/>
             </w:pPr>
-            <w:hyperlink w:history="1" r:id="rId9dvvcaqdn0jmqe5yolsfa">
+            <w:hyperlink w:history="1" r:id="rIdpntu9f8mguyw-aj09hwc8">
               <w:r>
                 <w:rPr>
                   <w:rFonts w:ascii="Arial" w:cs="Arial" w:eastAsia="Arial" w:hAnsi="Arial"/>
@@ -7366,7 +7366,7 @@
               <w:spacing w:after="10" w:before="0"/>
               <w:ind w:left="120"/>
             </w:pPr>
-            <w:hyperlink w:history="1" r:id="rIdyckgldjglqvlgg2uqkj3e">
+            <w:hyperlink w:history="1" r:id="rIdyq4x5mb5xrnzulprq6zlg">
               <w:r>
                 <w:rPr>
                   <w:rFonts w:ascii="Arial" w:cs="Arial" w:eastAsia="Arial" w:hAnsi="Arial"/>
@@ -7561,7 +7561,7 @@
             <w:pPr>
               <w:spacing w:after="20" w:before="0"/>
             </w:pPr>
-            <w:hyperlink w:history="1" r:id="rIdsy4g7fr-cjrpblboobwnt">
+            <w:hyperlink w:history="1" r:id="rIdjs70fgimof2jb2d5w-7uv">
               <w:r>
                 <w:rPr>
                   <w:rFonts w:ascii="Arial" w:cs="Arial" w:eastAsia="Arial" w:hAnsi="Arial"/>
@@ -7594,7 +7594,7 @@
               <w:spacing w:after="10" w:before="0"/>
               <w:ind w:left="120"/>
             </w:pPr>
-            <w:hyperlink w:history="1" r:id="rIdhvhv33riomvkptdgn4plq">
+            <w:hyperlink w:history="1" r:id="rIddsqxny8kwghvpjkv1o57e">
               <w:r>
                 <w:rPr>
                   <w:rFonts w:ascii="Arial" w:cs="Arial" w:eastAsia="Arial" w:hAnsi="Arial"/>
@@ -7639,7 +7639,7 @@
             <w:pPr>
               <w:spacing w:after="20" w:before="0"/>
             </w:pPr>
-            <w:hyperlink w:history="1" r:id="rIdv3j0r-jhc766t1uigo27_">
+            <w:hyperlink w:history="1" r:id="rIdwaf6qyyzdpfwjelcpqvcd">
               <w:r>
                 <w:rPr>
                   <w:rFonts w:ascii="Arial" w:cs="Arial" w:eastAsia="Arial" w:hAnsi="Arial"/>
@@ -7672,7 +7672,7 @@
               <w:spacing w:after="10" w:before="0"/>
               <w:ind w:left="120"/>
             </w:pPr>
-            <w:hyperlink w:history="1" r:id="rIddyspqdde_owzsxa48lrbf">
+            <w:hyperlink w:history="1" r:id="rId97tzwwb8uyfgg1gmfole8">
               <w:r>
                 <w:rPr>
                   <w:rFonts w:ascii="Arial" w:cs="Arial" w:eastAsia="Arial" w:hAnsi="Arial"/>
@@ -7867,7 +7867,7 @@
             <w:pPr>
               <w:spacing w:after="20" w:before="0"/>
             </w:pPr>
-            <w:hyperlink w:history="1" r:id="rIde7ihvlxmrdljz3evpkm2o">
+            <w:hyperlink w:history="1" r:id="rId1t0hxjqrjuduhjq7elgmj">
               <w:r>
                 <w:rPr>
                   <w:rFonts w:ascii="Arial" w:cs="Arial" w:eastAsia="Arial" w:hAnsi="Arial"/>
@@ -7900,7 +7900,7 @@
               <w:spacing w:after="10" w:before="0"/>
               <w:ind w:left="120"/>
             </w:pPr>
-            <w:hyperlink w:history="1" r:id="rIdufdcmwez5e6qh3zpq-pyt">
+            <w:hyperlink w:history="1" r:id="rIdlgrsqwggmsadkhjslogkz">
               <w:r>
                 <w:rPr>
                   <w:rFonts w:ascii="Arial" w:cs="Arial" w:eastAsia="Arial" w:hAnsi="Arial"/>
@@ -7945,7 +7945,7 @@
             <w:pPr>
               <w:spacing w:after="20" w:before="0"/>
             </w:pPr>
-            <w:hyperlink w:history="1" r:id="rId7w_lhekzphmx8hmbwp5ik">
+            <w:hyperlink w:history="1" r:id="rIdf7vfui9jk-dmpcqirvl-_">
               <w:r>
                 <w:rPr>
                   <w:rFonts w:ascii="Arial" w:cs="Arial" w:eastAsia="Arial" w:hAnsi="Arial"/>
@@ -7978,7 +7978,7 @@
               <w:spacing w:after="10" w:before="0"/>
               <w:ind w:left="120"/>
             </w:pPr>
-            <w:hyperlink w:history="1" r:id="rIdauyzirb7rdkgj28p88p9n">
+            <w:hyperlink w:history="1" r:id="rId_qtyo3v3uemb06ez3bcfw">
               <w:r>
                 <w:rPr>
                   <w:rFonts w:ascii="Arial" w:cs="Arial" w:eastAsia="Arial" w:hAnsi="Arial"/>
@@ -9560,7 +9560,7 @@
             <w:pPr>
               <w:spacing w:after="20" w:before="0"/>
             </w:pPr>
-            <w:hyperlink w:history="1" r:id="rIdagonmek9jaujgemb5fto_">
+            <w:hyperlink w:history="1" r:id="rId9bmvliocipya0jp_7_18e">
               <w:r>
                 <w:rPr>
                   <w:rFonts w:ascii="Arial" w:cs="Arial" w:eastAsia="Arial" w:hAnsi="Arial"/>
@@ -9593,7 +9593,7 @@
               <w:spacing w:after="10" w:before="0"/>
               <w:ind w:left="120"/>
             </w:pPr>
-            <w:hyperlink w:history="1" r:id="rIds0hhgqmsrqdbncvrq8vwx">
+            <w:hyperlink w:history="1" r:id="rIdpraicrsqo8txp8ffquovl">
               <w:r>
                 <w:rPr>
                   <w:rFonts w:ascii="Arial" w:cs="Arial" w:eastAsia="Arial" w:hAnsi="Arial"/>
@@ -9638,7 +9638,7 @@
             <w:pPr>
               <w:spacing w:after="20" w:before="0"/>
             </w:pPr>
-            <w:hyperlink w:history="1" r:id="rIdzzqvsckdx5tijjb3kpniy">
+            <w:hyperlink w:history="1" r:id="rIdl87i-sws0wle7w6cqs7vg">
               <w:r>
                 <w:rPr>
                   <w:rFonts w:ascii="Arial" w:cs="Arial" w:eastAsia="Arial" w:hAnsi="Arial"/>
@@ -9671,7 +9671,7 @@
               <w:spacing w:after="10" w:before="0"/>
               <w:ind w:left="120"/>
             </w:pPr>
-            <w:hyperlink w:history="1" r:id="rIdleb9chfzisgwgbh5ytjox">
+            <w:hyperlink w:history="1" r:id="rIdqi7g9z2nbm8l-thzngwuz">
               <w:r>
                 <w:rPr>
                   <w:rFonts w:ascii="Arial" w:cs="Arial" w:eastAsia="Arial" w:hAnsi="Arial"/>
@@ -9866,7 +9866,7 @@
             <w:pPr>
               <w:spacing w:after="20" w:before="0"/>
             </w:pPr>
-            <w:hyperlink w:history="1" r:id="rId-ozvlfzzqlplu8opvfjyr">
+            <w:hyperlink w:history="1" r:id="rIdhxj7kotki7hiamrtlcz_i">
               <w:r>
                 <w:rPr>
                   <w:rFonts w:ascii="Arial" w:cs="Arial" w:eastAsia="Arial" w:hAnsi="Arial"/>
@@ -9899,7 +9899,7 @@
               <w:spacing w:after="10" w:before="0"/>
               <w:ind w:left="120"/>
             </w:pPr>
-            <w:hyperlink w:history="1" r:id="rIdmgkzc9gvdx1pkrr3zcgud">
+            <w:hyperlink w:history="1" r:id="rIdqtl3ktcbxob4018umii0u">
               <w:r>
                 <w:rPr>
                   <w:rFonts w:ascii="Arial" w:cs="Arial" w:eastAsia="Arial" w:hAnsi="Arial"/>
@@ -9944,7 +9944,7 @@
             <w:pPr>
               <w:spacing w:after="20" w:before="0"/>
             </w:pPr>
-            <w:hyperlink w:history="1" r:id="rIdhnbu3cjrqgusjcp781axo">
+            <w:hyperlink w:history="1" r:id="rIdf4mrdp4fua48wobormipv">
               <w:r>
                 <w:rPr>
                   <w:rFonts w:ascii="Arial" w:cs="Arial" w:eastAsia="Arial" w:hAnsi="Arial"/>
@@ -9977,7 +9977,7 @@
               <w:spacing w:after="10" w:before="0"/>
               <w:ind w:left="120"/>
             </w:pPr>
-            <w:hyperlink w:history="1" r:id="rIdvgkzixvq5rhlrc8nojjho">
+            <w:hyperlink w:history="1" r:id="rIdzh-q0qqhsii4gmamqyqv-">
               <w:r>
                 <w:rPr>
                   <w:rFonts w:ascii="Arial" w:cs="Arial" w:eastAsia="Arial" w:hAnsi="Arial"/>
@@ -10172,7 +10172,7 @@
             <w:pPr>
               <w:spacing w:after="20" w:before="0"/>
             </w:pPr>
-            <w:hyperlink w:history="1" r:id="rIddte6tztkeidyeh1jrnklx">
+            <w:hyperlink w:history="1" r:id="rIdx3d1qnqcjgsyjydrcem8u">
               <w:r>
                 <w:rPr>
                   <w:rFonts w:ascii="Arial" w:cs="Arial" w:eastAsia="Arial" w:hAnsi="Arial"/>
@@ -10205,7 +10205,7 @@
               <w:spacing w:after="10" w:before="0"/>
               <w:ind w:left="120"/>
             </w:pPr>
-            <w:hyperlink w:history="1" r:id="rId_smfpfbh4m5xofrvevq1m">
+            <w:hyperlink w:history="1" r:id="rIdued1yds-qypfg0xx4zkwm">
               <w:r>
                 <w:rPr>
                   <w:rFonts w:ascii="Arial" w:cs="Arial" w:eastAsia="Arial" w:hAnsi="Arial"/>
@@ -10250,7 +10250,7 @@
             <w:pPr>
               <w:spacing w:after="20" w:before="0"/>
             </w:pPr>
-            <w:hyperlink w:history="1" r:id="rId3nyrlnk1h5weguo0froxg">
+            <w:hyperlink w:history="1" r:id="rId3lr-v02c_tielw0ooq6xe">
               <w:r>
                 <w:rPr>
                   <w:rFonts w:ascii="Arial" w:cs="Arial" w:eastAsia="Arial" w:hAnsi="Arial"/>
@@ -10283,7 +10283,7 @@
               <w:spacing w:after="10" w:before="0"/>
               <w:ind w:left="120"/>
             </w:pPr>
-            <w:hyperlink w:history="1" r:id="rIdeadwqr3yyhjcskgxct6iv">
+            <w:hyperlink w:history="1" r:id="rIdmr4xtxrr-6iulpiudiesq">
               <w:r>
                 <w:rPr>
                   <w:rFonts w:ascii="Arial" w:cs="Arial" w:eastAsia="Arial" w:hAnsi="Arial"/>
@@ -10478,7 +10478,7 @@
             <w:pPr>
               <w:spacing w:after="20" w:before="0"/>
             </w:pPr>
-            <w:hyperlink w:history="1" r:id="rIduyzdshucud0oqncqyfhbd">
+            <w:hyperlink w:history="1" r:id="rIdb-xf4sj0_udejw2zjtnmq">
               <w:r>
                 <w:rPr>
                   <w:rFonts w:ascii="Arial" w:cs="Arial" w:eastAsia="Arial" w:hAnsi="Arial"/>
@@ -10511,7 +10511,7 @@
               <w:spacing w:after="10" w:before="0"/>
               <w:ind w:left="120"/>
             </w:pPr>
-            <w:hyperlink w:history="1" r:id="rId7ilqiyhtuy-wdyg7te-cx">
+            <w:hyperlink w:history="1" r:id="rIdpkb835cgfnzpuiqjtrec7">
               <w:r>
                 <w:rPr>
                   <w:rFonts w:ascii="Arial" w:cs="Arial" w:eastAsia="Arial" w:hAnsi="Arial"/>
@@ -10556,7 +10556,7 @@
             <w:pPr>
               <w:spacing w:after="20" w:before="0"/>
             </w:pPr>
-            <w:hyperlink w:history="1" r:id="rIdnqegtshjzqd7pmc1eu9m0">
+            <w:hyperlink w:history="1" r:id="rId6sfjmouovtaimk2twtu1o">
               <w:r>
                 <w:rPr>
                   <w:rFonts w:ascii="Arial" w:cs="Arial" w:eastAsia="Arial" w:hAnsi="Arial"/>
@@ -10589,7 +10589,7 @@
               <w:spacing w:after="10" w:before="0"/>
               <w:ind w:left="120"/>
             </w:pPr>
-            <w:hyperlink w:history="1" r:id="rIdpuj7fk4vilcc1vehdv94a">
+            <w:hyperlink w:history="1" r:id="rIdng5iiejensfv57rxec9ec">
               <w:r>
                 <w:rPr>
                   <w:rFonts w:ascii="Arial" w:cs="Arial" w:eastAsia="Arial" w:hAnsi="Arial"/>
@@ -10784,7 +10784,7 @@
             <w:pPr>
               <w:spacing w:after="20" w:before="0"/>
             </w:pPr>
-            <w:hyperlink w:history="1" r:id="rIdmi70oz-i1g56h1i48vz1s">
+            <w:hyperlink w:history="1" r:id="rIdnofnhv6jny-r52oax7cd8">
               <w:r>
                 <w:rPr>
                   <w:rFonts w:ascii="Arial" w:cs="Arial" w:eastAsia="Arial" w:hAnsi="Arial"/>
@@ -10817,7 +10817,7 @@
               <w:spacing w:after="10" w:before="0"/>
               <w:ind w:left="120"/>
             </w:pPr>
-            <w:hyperlink w:history="1" r:id="rIdfki215juzhjuowo90wiij">
+            <w:hyperlink w:history="1" r:id="rIdzpaqrdv8pyghaophwszk9">
               <w:r>
                 <w:rPr>
                   <w:rFonts w:ascii="Arial" w:cs="Arial" w:eastAsia="Arial" w:hAnsi="Arial"/>
@@ -10862,7 +10862,7 @@
             <w:pPr>
               <w:spacing w:after="20" w:before="0"/>
             </w:pPr>
-            <w:hyperlink w:history="1" r:id="rIdiivggpcf7yno5pr18tjfz">
+            <w:hyperlink w:history="1" r:id="rIdji-xtv5itqeqxgch2mjj3">
               <w:r>
                 <w:rPr>
                   <w:rFonts w:ascii="Arial" w:cs="Arial" w:eastAsia="Arial" w:hAnsi="Arial"/>
@@ -10895,7 +10895,7 @@
               <w:spacing w:after="10" w:before="0"/>
               <w:ind w:left="120"/>
             </w:pPr>
-            <w:hyperlink w:history="1" r:id="rIdavtnn4cyw2dxnhrtlkfo_">
+            <w:hyperlink w:history="1" r:id="rIdi-vy4kjzyt6ngd6azxhd4">
               <w:r>
                 <w:rPr>
                   <w:rFonts w:ascii="Arial" w:cs="Arial" w:eastAsia="Arial" w:hAnsi="Arial"/>
@@ -12382,7 +12382,7 @@
             <w:pPr>
               <w:spacing w:after="20" w:before="0"/>
             </w:pPr>
-            <w:hyperlink w:history="1" r:id="rIdwhftkynx0-jp_xjwe3nut">
+            <w:hyperlink w:history="1" r:id="rIdscglmq_0wbwy-jpnjbomn">
               <w:r>
                 <w:rPr>
                   <w:rFonts w:ascii="Arial" w:cs="Arial" w:eastAsia="Arial" w:hAnsi="Arial"/>
@@ -12415,7 +12415,7 @@
               <w:spacing w:after="10" w:before="0"/>
               <w:ind w:left="120"/>
             </w:pPr>
-            <w:hyperlink w:history="1" r:id="rIdevq_g7s2euol46k6b50ek">
+            <w:hyperlink w:history="1" r:id="rIdwokchyzcysqa8heefynnz">
               <w:r>
                 <w:rPr>
                   <w:rFonts w:ascii="Arial" w:cs="Arial" w:eastAsia="Arial" w:hAnsi="Arial"/>
@@ -12460,7 +12460,7 @@
             <w:pPr>
               <w:spacing w:after="20" w:before="0"/>
             </w:pPr>
-            <w:hyperlink w:history="1" r:id="rIdiecxbj5p_yqmaqglybcud">
+            <w:hyperlink w:history="1" r:id="rIdnbhcjhmtt4mkgfyrkmzfd">
               <w:r>
                 <w:rPr>
                   <w:rFonts w:ascii="Arial" w:cs="Arial" w:eastAsia="Arial" w:hAnsi="Arial"/>
@@ -12493,7 +12493,7 @@
               <w:spacing w:after="10" w:before="0"/>
               <w:ind w:left="120"/>
             </w:pPr>
-            <w:hyperlink w:history="1" r:id="rIdp1c2aef5pugd3slygvr5y">
+            <w:hyperlink w:history="1" r:id="rIdy9q2avbkotuehtguvygls">
               <w:r>
                 <w:rPr>
                   <w:rFonts w:ascii="Arial" w:cs="Arial" w:eastAsia="Arial" w:hAnsi="Arial"/>
@@ -12688,7 +12688,7 @@
             <w:pPr>
               <w:spacing w:after="20" w:before="0"/>
             </w:pPr>
-            <w:hyperlink w:history="1" r:id="rIdyshukehbasjbtx2zpckv9">
+            <w:hyperlink w:history="1" r:id="rIdtihs1g5whlh9jstkj92eo">
               <w:r>
                 <w:rPr>
                   <w:rFonts w:ascii="Arial" w:cs="Arial" w:eastAsia="Arial" w:hAnsi="Arial"/>
@@ -12721,7 +12721,7 @@
               <w:spacing w:after="10" w:before="0"/>
               <w:ind w:left="120"/>
             </w:pPr>
-            <w:hyperlink w:history="1" r:id="rId-v6n5jwwtyml-elx6p4d6">
+            <w:hyperlink w:history="1" r:id="rIdfkhyb0ae2knkrr0idd3nq">
               <w:r>
                 <w:rPr>
                   <w:rFonts w:ascii="Arial" w:cs="Arial" w:eastAsia="Arial" w:hAnsi="Arial"/>
@@ -12766,7 +12766,7 @@
             <w:pPr>
               <w:spacing w:after="20" w:before="0"/>
             </w:pPr>
-            <w:hyperlink w:history="1" r:id="rId_conxbomd048_a4stn-ox">
+            <w:hyperlink w:history="1" r:id="rId21uw1u2wnhrqceastbvhi">
               <w:r>
                 <w:rPr>
                   <w:rFonts w:ascii="Arial" w:cs="Arial" w:eastAsia="Arial" w:hAnsi="Arial"/>
@@ -12799,7 +12799,7 @@
               <w:spacing w:after="10" w:before="0"/>
               <w:ind w:left="120"/>
             </w:pPr>
-            <w:hyperlink w:history="1" r:id="rIdpvl0or8pf8tsn6omi-rnw">
+            <w:hyperlink w:history="1" r:id="rId4xtrapm0hmdxjcsqgxtl1">
               <w:r>
                 <w:rPr>
                   <w:rFonts w:ascii="Arial" w:cs="Arial" w:eastAsia="Arial" w:hAnsi="Arial"/>
@@ -12994,7 +12994,7 @@
             <w:pPr>
               <w:spacing w:after="20" w:before="0"/>
             </w:pPr>
-            <w:hyperlink w:history="1" r:id="rId7ke8uxuduje-oi-h9eqcs">
+            <w:hyperlink w:history="1" r:id="rIdsd_ojbsv91wklwtcsztzt">
               <w:r>
                 <w:rPr>
                   <w:rFonts w:ascii="Arial" w:cs="Arial" w:eastAsia="Arial" w:hAnsi="Arial"/>
@@ -13027,7 +13027,7 @@
               <w:spacing w:after="10" w:before="0"/>
               <w:ind w:left="120"/>
             </w:pPr>
-            <w:hyperlink w:history="1" r:id="rId9cpoz8xiuqyjpdyrkxmwq">
+            <w:hyperlink w:history="1" r:id="rId7yol_iqluyxxpeu1thxpa">
               <w:r>
                 <w:rPr>
                   <w:rFonts w:ascii="Arial" w:cs="Arial" w:eastAsia="Arial" w:hAnsi="Arial"/>
@@ -13072,7 +13072,7 @@
             <w:pPr>
               <w:spacing w:after="20" w:before="0"/>
             </w:pPr>
-            <w:hyperlink w:history="1" r:id="rId8ky_y4jtzlybfcggq-5bu">
+            <w:hyperlink w:history="1" r:id="rId8nugiiuwsortrc-kgvw5d">
               <w:r>
                 <w:rPr>
                   <w:rFonts w:ascii="Arial" w:cs="Arial" w:eastAsia="Arial" w:hAnsi="Arial"/>
@@ -13105,7 +13105,7 @@
               <w:spacing w:after="10" w:before="0"/>
               <w:ind w:left="120"/>
             </w:pPr>
-            <w:hyperlink w:history="1" r:id="rId7pvg2jcsugfiadnbbtzqq">
+            <w:hyperlink w:history="1" r:id="rIdglwsvhaounlgnco7daxzh">
               <w:r>
                 <w:rPr>
                   <w:rFonts w:ascii="Arial" w:cs="Arial" w:eastAsia="Arial" w:hAnsi="Arial"/>
@@ -13300,7 +13300,7 @@
             <w:pPr>
               <w:spacing w:after="20" w:before="0"/>
             </w:pPr>
-            <w:hyperlink w:history="1" r:id="rIdffu708uhapxbiq_exsweo">
+            <w:hyperlink w:history="1" r:id="rIdzpp_yjpvi841uzvtjwv6r">
               <w:r>
                 <w:rPr>
                   <w:rFonts w:ascii="Arial" w:cs="Arial" w:eastAsia="Arial" w:hAnsi="Arial"/>
@@ -13333,7 +13333,7 @@
               <w:spacing w:after="10" w:before="0"/>
               <w:ind w:left="120"/>
             </w:pPr>
-            <w:hyperlink w:history="1" r:id="rIdnp0kj-dj_tjscpxysbmw4">
+            <w:hyperlink w:history="1" r:id="rIdckgxtkst0zv_ymgyujj4-">
               <w:r>
                 <w:rPr>
                   <w:rFonts w:ascii="Arial" w:cs="Arial" w:eastAsia="Arial" w:hAnsi="Arial"/>
@@ -13378,7 +13378,7 @@
             <w:pPr>
               <w:spacing w:after="20" w:before="0"/>
             </w:pPr>
-            <w:hyperlink w:history="1" r:id="rId2feebbtvwrr4kpevgbje0">
+            <w:hyperlink w:history="1" r:id="rIdppi1cb-yinmq2lemdo58b">
               <w:r>
                 <w:rPr>
                   <w:rFonts w:ascii="Arial" w:cs="Arial" w:eastAsia="Arial" w:hAnsi="Arial"/>
@@ -13411,7 +13411,7 @@
               <w:spacing w:after="10" w:before="0"/>
               <w:ind w:left="120"/>
             </w:pPr>
-            <w:hyperlink w:history="1" r:id="rIdkdxtjqhmgdwy17et_romd">
+            <w:hyperlink w:history="1" r:id="rIdnbkphua63h_5pn25l0tqm">
               <w:r>
                 <w:rPr>
                   <w:rFonts w:ascii="Arial" w:cs="Arial" w:eastAsia="Arial" w:hAnsi="Arial"/>
@@ -13606,7 +13606,7 @@
             <w:pPr>
               <w:spacing w:after="20" w:before="0"/>
             </w:pPr>
-            <w:hyperlink w:history="1" r:id="rId4yxtr_wesgsndz7qjqjja">
+            <w:hyperlink w:history="1" r:id="rIdhr0lwgfp_rfbvhf4r6mf_">
               <w:r>
                 <w:rPr>
                   <w:rFonts w:ascii="Arial" w:cs="Arial" w:eastAsia="Arial" w:hAnsi="Arial"/>
@@ -13639,7 +13639,7 @@
               <w:spacing w:after="10" w:before="0"/>
               <w:ind w:left="120"/>
             </w:pPr>
-            <w:hyperlink w:history="1" r:id="rIdwgd-jkiimrxrksew2ex41">
+            <w:hyperlink w:history="1" r:id="rIdcannekppak1fzhgo9eolk">
               <w:r>
                 <w:rPr>
                   <w:rFonts w:ascii="Arial" w:cs="Arial" w:eastAsia="Arial" w:hAnsi="Arial"/>
@@ -13684,7 +13684,7 @@
             <w:pPr>
               <w:spacing w:after="20" w:before="0"/>
             </w:pPr>
-            <w:hyperlink w:history="1" r:id="rIdzykuczhccw8mqxu86wst4">
+            <w:hyperlink w:history="1" r:id="rIdmnctvo24r8ijofz3kgcv0">
               <w:r>
                 <w:rPr>
                   <w:rFonts w:ascii="Arial" w:cs="Arial" w:eastAsia="Arial" w:hAnsi="Arial"/>
@@ -13717,7 +13717,7 @@
               <w:spacing w:after="10" w:before="0"/>
               <w:ind w:left="120"/>
             </w:pPr>
-            <w:hyperlink w:history="1" r:id="rIdzwrey_ibor38et8ybcrk8">
+            <w:hyperlink w:history="1" r:id="rIdg6qc4p0-zjnw042idk5xq">
               <w:r>
                 <w:rPr>
                   <w:rFonts w:ascii="Arial" w:cs="Arial" w:eastAsia="Arial" w:hAnsi="Arial"/>
@@ -15204,7 +15204,7 @@
             <w:pPr>
               <w:spacing w:after="20" w:before="0"/>
             </w:pPr>
-            <w:hyperlink w:history="1" r:id="rIdr20fvhdzq-woyet6dcqff">
+            <w:hyperlink w:history="1" r:id="rIdkpek90ni618qid9gfxhum">
               <w:r>
                 <w:rPr>
                   <w:rFonts w:ascii="Arial" w:cs="Arial" w:eastAsia="Arial" w:hAnsi="Arial"/>
@@ -15237,7 +15237,7 @@
               <w:spacing w:after="10" w:before="0"/>
               <w:ind w:left="120"/>
             </w:pPr>
-            <w:hyperlink w:history="1" r:id="rIdmpqplldxvndp2cag2omxo">
+            <w:hyperlink w:history="1" r:id="rIdley7vp8g6g8zjcm3gb3mq">
               <w:r>
                 <w:rPr>
                   <w:rFonts w:ascii="Arial" w:cs="Arial" w:eastAsia="Arial" w:hAnsi="Arial"/>
@@ -15282,7 +15282,7 @@
             <w:pPr>
               <w:spacing w:after="20" w:before="0"/>
             </w:pPr>
-            <w:hyperlink w:history="1" r:id="rIdyhgdb8xqrx5bcwchz7zld">
+            <w:hyperlink w:history="1" r:id="rIdrb-dfmbncvuro3z0lyafc">
               <w:r>
                 <w:rPr>
                   <w:rFonts w:ascii="Arial" w:cs="Arial" w:eastAsia="Arial" w:hAnsi="Arial"/>
@@ -15315,7 +15315,7 @@
               <w:spacing w:after="10" w:before="0"/>
               <w:ind w:left="120"/>
             </w:pPr>
-            <w:hyperlink w:history="1" r:id="rIdwisxixylcawnssbhsjwha">
+            <w:hyperlink w:history="1" r:id="rId9h9saekme3l-o88mfror9">
               <w:r>
                 <w:rPr>
                   <w:rFonts w:ascii="Arial" w:cs="Arial" w:eastAsia="Arial" w:hAnsi="Arial"/>
@@ -15510,7 +15510,7 @@
             <w:pPr>
               <w:spacing w:after="20" w:before="0"/>
             </w:pPr>
-            <w:hyperlink w:history="1" r:id="rIdxyg4x59e0rzz5ai5oawdj">
+            <w:hyperlink w:history="1" r:id="rIdju8ex8ltuyt-v9faawgky">
               <w:r>
                 <w:rPr>
                   <w:rFonts w:ascii="Arial" w:cs="Arial" w:eastAsia="Arial" w:hAnsi="Arial"/>
@@ -15543,7 +15543,7 @@
               <w:spacing w:after="10" w:before="0"/>
               <w:ind w:left="120"/>
             </w:pPr>
-            <w:hyperlink w:history="1" r:id="rIdrqv4aflvonjq3ch3ahdd1">
+            <w:hyperlink w:history="1" r:id="rId1nm_vtu2gvez81nxe3wu7">
               <w:r>
                 <w:rPr>
                   <w:rFonts w:ascii="Arial" w:cs="Arial" w:eastAsia="Arial" w:hAnsi="Arial"/>
@@ -15588,7 +15588,7 @@
             <w:pPr>
               <w:spacing w:after="20" w:before="0"/>
             </w:pPr>
-            <w:hyperlink w:history="1" r:id="rId2exrfujqizeifgkq909_h">
+            <w:hyperlink w:history="1" r:id="rId67cu5nphoobk303fa5rqi">
               <w:r>
                 <w:rPr>
                   <w:rFonts w:ascii="Arial" w:cs="Arial" w:eastAsia="Arial" w:hAnsi="Arial"/>
@@ -15621,7 +15621,7 @@
               <w:spacing w:after="10" w:before="0"/>
               <w:ind w:left="120"/>
             </w:pPr>
-            <w:hyperlink w:history="1" r:id="rIdswvpm34dnxtobzlnfwpx1">
+            <w:hyperlink w:history="1" r:id="rIdm0in8kv_yujunc_oap0cd">
               <w:r>
                 <w:rPr>
                   <w:rFonts w:ascii="Arial" w:cs="Arial" w:eastAsia="Arial" w:hAnsi="Arial"/>
@@ -15816,7 +15816,7 @@
             <w:pPr>
               <w:spacing w:after="20" w:before="0"/>
             </w:pPr>
-            <w:hyperlink w:history="1" r:id="rIdplrl7dmxyup4s_ezdd_th">
+            <w:hyperlink w:history="1" r:id="rIdxmknvfryymdgjhb8k5lc8">
               <w:r>
                 <w:rPr>
                   <w:rFonts w:ascii="Arial" w:cs="Arial" w:eastAsia="Arial" w:hAnsi="Arial"/>
@@ -15849,7 +15849,7 @@
               <w:spacing w:after="10" w:before="0"/>
               <w:ind w:left="120"/>
             </w:pPr>
-            <w:hyperlink w:history="1" r:id="rIdkrg-7rpusmthgo6aerjec">
+            <w:hyperlink w:history="1" r:id="rIda7r5bgspgd4orja0ywkmk">
               <w:r>
                 <w:rPr>
                   <w:rFonts w:ascii="Arial" w:cs="Arial" w:eastAsia="Arial" w:hAnsi="Arial"/>
@@ -15894,7 +15894,7 @@
             <w:pPr>
               <w:spacing w:after="20" w:before="0"/>
             </w:pPr>
-            <w:hyperlink w:history="1" r:id="rIdcb4_iydrayci57smhpo8k">
+            <w:hyperlink w:history="1" r:id="rIdpj9n-jnxngvgtorzangtb">
               <w:r>
                 <w:rPr>
                   <w:rFonts w:ascii="Arial" w:cs="Arial" w:eastAsia="Arial" w:hAnsi="Arial"/>
@@ -15927,7 +15927,7 @@
               <w:spacing w:after="10" w:before="0"/>
               <w:ind w:left="120"/>
             </w:pPr>
-            <w:hyperlink w:history="1" r:id="rId5kvzwm5cta87vo3hiamyk">
+            <w:hyperlink w:history="1" r:id="rIdzgp_6xicja-hlevbotdwp">
               <w:r>
                 <w:rPr>
                   <w:rFonts w:ascii="Arial" w:cs="Arial" w:eastAsia="Arial" w:hAnsi="Arial"/>
@@ -16122,7 +16122,7 @@
             <w:pPr>
               <w:spacing w:after="20" w:before="0"/>
             </w:pPr>
-            <w:hyperlink w:history="1" r:id="rIdo6e_2yd8lksggkfh9sqlm">
+            <w:hyperlink w:history="1" r:id="rIdw1umwyx48_xi4yoexsxnd">
               <w:r>
                 <w:rPr>
                   <w:rFonts w:ascii="Arial" w:cs="Arial" w:eastAsia="Arial" w:hAnsi="Arial"/>
@@ -16155,7 +16155,7 @@
               <w:spacing w:after="10" w:before="0"/>
               <w:ind w:left="120"/>
             </w:pPr>
-            <w:hyperlink w:history="1" r:id="rIdpmzaqfnhyityvfskbpoqi">
+            <w:hyperlink w:history="1" r:id="rIdofmxeu0dhbkbowxiusru7">
               <w:r>
                 <w:rPr>
                   <w:rFonts w:ascii="Arial" w:cs="Arial" w:eastAsia="Arial" w:hAnsi="Arial"/>
@@ -16200,7 +16200,7 @@
             <w:pPr>
               <w:spacing w:after="20" w:before="0"/>
             </w:pPr>
-            <w:hyperlink w:history="1" r:id="rIdtyiyjykexjgxotnkphkh8">
+            <w:hyperlink w:history="1" r:id="rIdcffyl7daplio-myho4bv3">
               <w:r>
                 <w:rPr>
                   <w:rFonts w:ascii="Arial" w:cs="Arial" w:eastAsia="Arial" w:hAnsi="Arial"/>
@@ -16233,7 +16233,7 @@
               <w:spacing w:after="10" w:before="0"/>
               <w:ind w:left="120"/>
             </w:pPr>
-            <w:hyperlink w:history="1" r:id="rId8oj-n5vsrv7se3jyhbnhw">
+            <w:hyperlink w:history="1" r:id="rIdry5u_7e_2detkt-cobt4x">
               <w:r>
                 <w:rPr>
                   <w:rFonts w:ascii="Arial" w:cs="Arial" w:eastAsia="Arial" w:hAnsi="Arial"/>
@@ -16428,7 +16428,7 @@
             <w:pPr>
               <w:spacing w:after="20" w:before="0"/>
             </w:pPr>
-            <w:hyperlink w:history="1" r:id="rIdnoqqmya3lbaggdkgrqtle">
+            <w:hyperlink w:history="1" r:id="rIdki4isqmqegj0tnmfj-yog">
               <w:r>
                 <w:rPr>
                   <w:rFonts w:ascii="Arial" w:cs="Arial" w:eastAsia="Arial" w:hAnsi="Arial"/>
@@ -16461,7 +16461,7 @@
               <w:spacing w:after="10" w:before="0"/>
               <w:ind w:left="120"/>
             </w:pPr>
-            <w:hyperlink w:history="1" r:id="rIdxrr8ilhlrjwm2jru8lhlw">
+            <w:hyperlink w:history="1" r:id="rIdzwsedw-xkc6wjw_ocrpzv">
               <w:r>
                 <w:rPr>
                   <w:rFonts w:ascii="Arial" w:cs="Arial" w:eastAsia="Arial" w:hAnsi="Arial"/>
@@ -16506,7 +16506,7 @@
             <w:pPr>
               <w:spacing w:after="20" w:before="0"/>
             </w:pPr>
-            <w:hyperlink w:history="1" r:id="rIdo_g_zuf46tkq75ds36cd6">
+            <w:hyperlink w:history="1" r:id="rId8yvsg_kuaybb3cld1yter">
               <w:r>
                 <w:rPr>
                   <w:rFonts w:ascii="Arial" w:cs="Arial" w:eastAsia="Arial" w:hAnsi="Arial"/>
@@ -16539,7 +16539,7 @@
               <w:spacing w:after="10" w:before="0"/>
               <w:ind w:left="120"/>
             </w:pPr>
-            <w:hyperlink w:history="1" r:id="rId_4b2cwh_bqgjlvzuhatyh">
+            <w:hyperlink w:history="1" r:id="rIdxu9mq55flkakgzywnaxjf">
               <w:r>
                 <w:rPr>
                   <w:rFonts w:ascii="Arial" w:cs="Arial" w:eastAsia="Arial" w:hAnsi="Arial"/>
@@ -18026,7 +18026,7 @@
             <w:pPr>
               <w:spacing w:after="20" w:before="0"/>
             </w:pPr>
-            <w:hyperlink w:history="1" r:id="rIdbkm4q1ewfbqcl4pardhsd">
+            <w:hyperlink w:history="1" r:id="rIdkwgkyy0qmmowaaqutqfc1">
               <w:r>
                 <w:rPr>
                   <w:rFonts w:ascii="Arial" w:cs="Arial" w:eastAsia="Arial" w:hAnsi="Arial"/>
@@ -18059,7 +18059,7 @@
               <w:spacing w:after="10" w:before="0"/>
               <w:ind w:left="120"/>
             </w:pPr>
-            <w:hyperlink w:history="1" r:id="rId8xear0vmgjwmc5p1bkh7w">
+            <w:hyperlink w:history="1" r:id="rIdwnyxinhgcmqci6yywqye8">
               <w:r>
                 <w:rPr>
                   <w:rFonts w:ascii="Arial" w:cs="Arial" w:eastAsia="Arial" w:hAnsi="Arial"/>
@@ -18104,7 +18104,7 @@
             <w:pPr>
               <w:spacing w:after="20" w:before="0"/>
             </w:pPr>
-            <w:hyperlink w:history="1" r:id="rIdnextjl0dmx-hehnom4qmi">
+            <w:hyperlink w:history="1" r:id="rIdewuvesaykmiqcjfvlcion">
               <w:r>
                 <w:rPr>
                   <w:rFonts w:ascii="Arial" w:cs="Arial" w:eastAsia="Arial" w:hAnsi="Arial"/>
@@ -18137,7 +18137,7 @@
               <w:spacing w:after="10" w:before="0"/>
               <w:ind w:left="120"/>
             </w:pPr>
-            <w:hyperlink w:history="1" r:id="rIdro1edfqldojyv5akk0bmw">
+            <w:hyperlink w:history="1" r:id="rIdw3fic0g0vfgd2ua4lsj-h">
               <w:r>
                 <w:rPr>
                   <w:rFonts w:ascii="Arial" w:cs="Arial" w:eastAsia="Arial" w:hAnsi="Arial"/>
@@ -18332,7 +18332,7 @@
             <w:pPr>
               <w:spacing w:after="20" w:before="0"/>
             </w:pPr>
-            <w:hyperlink w:history="1" r:id="rIdwx_0mg7cifoqsaom6bciz">
+            <w:hyperlink w:history="1" r:id="rIdvg3gdxsfbqireatvaqw9w">
               <w:r>
                 <w:rPr>
                   <w:rFonts w:ascii="Arial" w:cs="Arial" w:eastAsia="Arial" w:hAnsi="Arial"/>
@@ -18365,7 +18365,7 @@
               <w:spacing w:after="10" w:before="0"/>
               <w:ind w:left="120"/>
             </w:pPr>
-            <w:hyperlink w:history="1" r:id="rIdur48bexljve2pskjupygs">
+            <w:hyperlink w:history="1" r:id="rIdtr2awdrynpofdaqk8ej8d">
               <w:r>
                 <w:rPr>
                   <w:rFonts w:ascii="Arial" w:cs="Arial" w:eastAsia="Arial" w:hAnsi="Arial"/>
@@ -18410,7 +18410,7 @@
             <w:pPr>
               <w:spacing w:after="20" w:before="0"/>
             </w:pPr>
-            <w:hyperlink w:history="1" r:id="rId68hx-alztn7ncf1pstypz">
+            <w:hyperlink w:history="1" r:id="rIdg7h7xpmnxlovjs22pir4y">
               <w:r>
                 <w:rPr>
                   <w:rFonts w:ascii="Arial" w:cs="Arial" w:eastAsia="Arial" w:hAnsi="Arial"/>
@@ -18443,7 +18443,7 @@
               <w:spacing w:after="10" w:before="0"/>
               <w:ind w:left="120"/>
             </w:pPr>
-            <w:hyperlink w:history="1" r:id="rIdck2s9hehnhmfad2mjm5i-">
+            <w:hyperlink w:history="1" r:id="rId308qa4c8rumt_2pyl4z2d">
               <w:r>
                 <w:rPr>
                   <w:rFonts w:ascii="Arial" w:cs="Arial" w:eastAsia="Arial" w:hAnsi="Arial"/>
@@ -18638,7 +18638,7 @@
             <w:pPr>
               <w:spacing w:after="20" w:before="0"/>
             </w:pPr>
-            <w:hyperlink w:history="1" r:id="rIdyrp_026mfbjgompsy2rfk">
+            <w:hyperlink w:history="1" r:id="rIdsbj1wmdyjp83gaxl9xecu">
               <w:r>
                 <w:rPr>
                   <w:rFonts w:ascii="Arial" w:cs="Arial" w:eastAsia="Arial" w:hAnsi="Arial"/>
@@ -18671,7 +18671,7 @@
               <w:spacing w:after="10" w:before="0"/>
               <w:ind w:left="120"/>
             </w:pPr>
-            <w:hyperlink w:history="1" r:id="rIdo_bcdqvsnclo40buiktfg">
+            <w:hyperlink w:history="1" r:id="rIdnmau-lerrx5muwzyiicx7">
               <w:r>
                 <w:rPr>
                   <w:rFonts w:ascii="Arial" w:cs="Arial" w:eastAsia="Arial" w:hAnsi="Arial"/>
@@ -18716,7 +18716,7 @@
             <w:pPr>
               <w:spacing w:after="20" w:before="0"/>
             </w:pPr>
-            <w:hyperlink w:history="1" r:id="rId6ddmub1gyrabvaovvujny">
+            <w:hyperlink w:history="1" r:id="rIdtq_6kbbujzr082ku3babp">
               <w:r>
                 <w:rPr>
                   <w:rFonts w:ascii="Arial" w:cs="Arial" w:eastAsia="Arial" w:hAnsi="Arial"/>
@@ -18749,7 +18749,7 @@
               <w:spacing w:after="10" w:before="0"/>
               <w:ind w:left="120"/>
             </w:pPr>
-            <w:hyperlink w:history="1" r:id="rIdijy5jyvyqixwab_w_dfxc">
+            <w:hyperlink w:history="1" r:id="rIddj0y-6ydcmdst9entoyxl">
               <w:r>
                 <w:rPr>
                   <w:rFonts w:ascii="Arial" w:cs="Arial" w:eastAsia="Arial" w:hAnsi="Arial"/>
@@ -18944,7 +18944,7 @@
             <w:pPr>
               <w:spacing w:after="20" w:before="0"/>
             </w:pPr>
-            <w:hyperlink w:history="1" r:id="rId-vczjbrsenc_zk4plbwdm">
+            <w:hyperlink w:history="1" r:id="rIdl-i4tfjawxsjtmymsqpg8">
               <w:r>
                 <w:rPr>
                   <w:rFonts w:ascii="Arial" w:cs="Arial" w:eastAsia="Arial" w:hAnsi="Arial"/>
@@ -18977,7 +18977,7 @@
               <w:spacing w:after="10" w:before="0"/>
               <w:ind w:left="120"/>
             </w:pPr>
-            <w:hyperlink w:history="1" r:id="rIdrhuiggpes2rvzumt4u0t1">
+            <w:hyperlink w:history="1" r:id="rIdncuqbmid4t2b3okayuskp">
               <w:r>
                 <w:rPr>
                   <w:rFonts w:ascii="Arial" w:cs="Arial" w:eastAsia="Arial" w:hAnsi="Arial"/>
@@ -19022,7 +19022,7 @@
             <w:pPr>
               <w:spacing w:after="20" w:before="0"/>
             </w:pPr>
-            <w:hyperlink w:history="1" r:id="rIdh2islfd9lieo9q6kg--16">
+            <w:hyperlink w:history="1" r:id="rIdf0_gc_uqc0znct2_2gioh">
               <w:r>
                 <w:rPr>
                   <w:rFonts w:ascii="Arial" w:cs="Arial" w:eastAsia="Arial" w:hAnsi="Arial"/>
@@ -19055,7 +19055,7 @@
               <w:spacing w:after="10" w:before="0"/>
               <w:ind w:left="120"/>
             </w:pPr>
-            <w:hyperlink w:history="1" r:id="rIdglybo6w9bwnqfjdxkffxe">
+            <w:hyperlink w:history="1" r:id="rIdohwahg0hqiypcb63dlxfw">
               <w:r>
                 <w:rPr>
                   <w:rFonts w:ascii="Arial" w:cs="Arial" w:eastAsia="Arial" w:hAnsi="Arial"/>
@@ -19250,7 +19250,7 @@
             <w:pPr>
               <w:spacing w:after="20" w:before="0"/>
             </w:pPr>
-            <w:hyperlink w:history="1" r:id="rId-e-jwezia1d6-5trhmiti">
+            <w:hyperlink w:history="1" r:id="rId9b-8jifuqle2zflpdvl1i">
               <w:r>
                 <w:rPr>
                   <w:rFonts w:ascii="Arial" w:cs="Arial" w:eastAsia="Arial" w:hAnsi="Arial"/>
@@ -19283,7 +19283,7 @@
               <w:spacing w:after="10" w:before="0"/>
               <w:ind w:left="120"/>
             </w:pPr>
-            <w:hyperlink w:history="1" r:id="rIdi9t7pqtkfvfsrunbz5odo">
+            <w:hyperlink w:history="1" r:id="rIdlnmm_ccuxzc-yirrjxjnj">
               <w:r>
                 <w:rPr>
                   <w:rFonts w:ascii="Arial" w:cs="Arial" w:eastAsia="Arial" w:hAnsi="Arial"/>
@@ -19328,7 +19328,7 @@
             <w:pPr>
               <w:spacing w:after="20" w:before="0"/>
             </w:pPr>
-            <w:hyperlink w:history="1" r:id="rIdskq_g17plf7oy0jxwrn2f">
+            <w:hyperlink w:history="1" r:id="rIdaoxjiccvd9vpl0cp8-zww">
               <w:r>
                 <w:rPr>
                   <w:rFonts w:ascii="Arial" w:cs="Arial" w:eastAsia="Arial" w:hAnsi="Arial"/>
@@ -19361,7 +19361,7 @@
               <w:spacing w:after="10" w:before="0"/>
               <w:ind w:left="120"/>
             </w:pPr>
-            <w:hyperlink w:history="1" r:id="rIdmcgvd5enmmj22nam6bkyx">
+            <w:hyperlink w:history="1" r:id="rIddbe4ufwvlf8evp_ilbloq">
               <w:r>
                 <w:rPr>
                   <w:rFonts w:ascii="Arial" w:cs="Arial" w:eastAsia="Arial" w:hAnsi="Arial"/>
@@ -20848,7 +20848,7 @@
             <w:pPr>
               <w:spacing w:after="20" w:before="0"/>
             </w:pPr>
-            <w:hyperlink w:history="1" r:id="rIdvrnkcjqmcr4jwl3bvv5el">
+            <w:hyperlink w:history="1" r:id="rId_fvd9lkieyteypzircll3">
               <w:r>
                 <w:rPr>
                   <w:rFonts w:ascii="Arial" w:cs="Arial" w:eastAsia="Arial" w:hAnsi="Arial"/>
@@ -20881,7 +20881,7 @@
               <w:spacing w:after="10" w:before="0"/>
               <w:ind w:left="120"/>
             </w:pPr>
-            <w:hyperlink w:history="1" r:id="rIdzt4fubjbh5lmsf2ry3de1">
+            <w:hyperlink w:history="1" r:id="rIdb_mud6ydbghru4gvbtpmn">
               <w:r>
                 <w:rPr>
                   <w:rFonts w:ascii="Arial" w:cs="Arial" w:eastAsia="Arial" w:hAnsi="Arial"/>
@@ -20926,7 +20926,7 @@
             <w:pPr>
               <w:spacing w:after="20" w:before="0"/>
             </w:pPr>
-            <w:hyperlink w:history="1" r:id="rIdd_nmctydroo7rvkxmhd4a">
+            <w:hyperlink w:history="1" r:id="rIde76ctm-zfwpj9e8s9rl_f">
               <w:r>
                 <w:rPr>
                   <w:rFonts w:ascii="Arial" w:cs="Arial" w:eastAsia="Arial" w:hAnsi="Arial"/>
@@ -20959,7 +20959,7 @@
               <w:spacing w:after="10" w:before="0"/>
               <w:ind w:left="120"/>
             </w:pPr>
-            <w:hyperlink w:history="1" r:id="rIde7x1lj7ehlrdvga78d8-i">
+            <w:hyperlink w:history="1" r:id="rIdl7ycxo1mrmwau3ddk6d1a">
               <w:r>
                 <w:rPr>
                   <w:rFonts w:ascii="Arial" w:cs="Arial" w:eastAsia="Arial" w:hAnsi="Arial"/>
@@ -21154,7 +21154,7 @@
             <w:pPr>
               <w:spacing w:after="20" w:before="0"/>
             </w:pPr>
-            <w:hyperlink w:history="1" r:id="rId8hbuulfmw6fumwsnwec8b">
+            <w:hyperlink w:history="1" r:id="rIdxsgp3pu-d9f2pgulj2ywt">
               <w:r>
                 <w:rPr>
                   <w:rFonts w:ascii="Arial" w:cs="Arial" w:eastAsia="Arial" w:hAnsi="Arial"/>
@@ -21187,7 +21187,7 @@
               <w:spacing w:after="10" w:before="0"/>
               <w:ind w:left="120"/>
             </w:pPr>
-            <w:hyperlink w:history="1" r:id="rIdfi_mgt_kx_shvcgkgl6ab">
+            <w:hyperlink w:history="1" r:id="rIdgpova7at5lm2gnubdu9zd">
               <w:r>
                 <w:rPr>
                   <w:rFonts w:ascii="Arial" w:cs="Arial" w:eastAsia="Arial" w:hAnsi="Arial"/>
@@ -21232,7 +21232,7 @@
             <w:pPr>
               <w:spacing w:after="20" w:before="0"/>
             </w:pPr>
-            <w:hyperlink w:history="1" r:id="rIdexd-q3engog0d3p9ovtcf">
+            <w:hyperlink w:history="1" r:id="rId9etgguml9ux_hanzebtty">
               <w:r>
                 <w:rPr>
                   <w:rFonts w:ascii="Arial" w:cs="Arial" w:eastAsia="Arial" w:hAnsi="Arial"/>
@@ -21265,7 +21265,7 @@
               <w:spacing w:after="10" w:before="0"/>
               <w:ind w:left="120"/>
             </w:pPr>
-            <w:hyperlink w:history="1" r:id="rIdkb2t2fqikcjnmnzdllm9r">
+            <w:hyperlink w:history="1" r:id="rIdf1pchzdplnsqto_k0o7al">
               <w:r>
                 <w:rPr>
                   <w:rFonts w:ascii="Arial" w:cs="Arial" w:eastAsia="Arial" w:hAnsi="Arial"/>
@@ -21460,7 +21460,7 @@
             <w:pPr>
               <w:spacing w:after="20" w:before="0"/>
             </w:pPr>
-            <w:hyperlink w:history="1" r:id="rIdwwqhj_ro3dfzpzb542fh4">
+            <w:hyperlink w:history="1" r:id="rIdbdp75xagmqey1v4zpkewt">
               <w:r>
                 <w:rPr>
                   <w:rFonts w:ascii="Arial" w:cs="Arial" w:eastAsia="Arial" w:hAnsi="Arial"/>
@@ -21493,7 +21493,7 @@
               <w:spacing w:after="10" w:before="0"/>
               <w:ind w:left="120"/>
             </w:pPr>
-            <w:hyperlink w:history="1" r:id="rIdtfs4wmwahbgnqhhdoejk6">
+            <w:hyperlink w:history="1" r:id="rIdzufwetwgpii25p2luwxcy">
               <w:r>
                 <w:rPr>
                   <w:rFonts w:ascii="Arial" w:cs="Arial" w:eastAsia="Arial" w:hAnsi="Arial"/>
@@ -21538,7 +21538,7 @@
             <w:pPr>
               <w:spacing w:after="20" w:before="0"/>
             </w:pPr>
-            <w:hyperlink w:history="1" r:id="rId-m_xmcpxz2fxtcjq1b5uv">
+            <w:hyperlink w:history="1" r:id="rIdnpixbsm_wm5kquszz3tbj">
               <w:r>
                 <w:rPr>
                   <w:rFonts w:ascii="Arial" w:cs="Arial" w:eastAsia="Arial" w:hAnsi="Arial"/>
@@ -21571,7 +21571,7 @@
               <w:spacing w:after="10" w:before="0"/>
               <w:ind w:left="120"/>
             </w:pPr>
-            <w:hyperlink w:history="1" r:id="rIdevbbhdxfqq9ltouahew9e">
+            <w:hyperlink w:history="1" r:id="rIdsyxvxikk2_vkooltjcgqz">
               <w:r>
                 <w:rPr>
                   <w:rFonts w:ascii="Arial" w:cs="Arial" w:eastAsia="Arial" w:hAnsi="Arial"/>
@@ -21766,7 +21766,7 @@
             <w:pPr>
               <w:spacing w:after="20" w:before="0"/>
             </w:pPr>
-            <w:hyperlink w:history="1" r:id="rIdlnzpkd_m-j43eqhkxltqv">
+            <w:hyperlink w:history="1" r:id="rIdurdskjqjnmjuerjsyqpft">
               <w:r>
                 <w:rPr>
                   <w:rFonts w:ascii="Arial" w:cs="Arial" w:eastAsia="Arial" w:hAnsi="Arial"/>
@@ -21799,7 +21799,7 @@
               <w:spacing w:after="10" w:before="0"/>
               <w:ind w:left="120"/>
             </w:pPr>
-            <w:hyperlink w:history="1" r:id="rIdoarbg6js9ij6prqdkkzq6">
+            <w:hyperlink w:history="1" r:id="rIdwy2bszcepjx3zb084iehm">
               <w:r>
                 <w:rPr>
                   <w:rFonts w:ascii="Arial" w:cs="Arial" w:eastAsia="Arial" w:hAnsi="Arial"/>
@@ -21844,7 +21844,7 @@
             <w:pPr>
               <w:spacing w:after="20" w:before="0"/>
             </w:pPr>
-            <w:hyperlink w:history="1" r:id="rId1sfep01dwldk1bghm6u3a">
+            <w:hyperlink w:history="1" r:id="rId1szso-8nlf9serf4gpmxz">
               <w:r>
                 <w:rPr>
                   <w:rFonts w:ascii="Arial" w:cs="Arial" w:eastAsia="Arial" w:hAnsi="Arial"/>
@@ -21877,7 +21877,7 @@
               <w:spacing w:after="10" w:before="0"/>
               <w:ind w:left="120"/>
             </w:pPr>
-            <w:hyperlink w:history="1" r:id="rIdmwxkjur72aqo3t0hav3ls">
+            <w:hyperlink w:history="1" r:id="rIdeu8dcwjn9yyp4mjzxeiq8">
               <w:r>
                 <w:rPr>
                   <w:rFonts w:ascii="Arial" w:cs="Arial" w:eastAsia="Arial" w:hAnsi="Arial"/>
@@ -22072,7 +22072,7 @@
             <w:pPr>
               <w:spacing w:after="20" w:before="0"/>
             </w:pPr>
-            <w:hyperlink w:history="1" r:id="rIdtifngk4l6bgtasvgfs3ld">
+            <w:hyperlink w:history="1" r:id="rIdy7x0pf0g12mbqdh6csym6">
               <w:r>
                 <w:rPr>
                   <w:rFonts w:ascii="Arial" w:cs="Arial" w:eastAsia="Arial" w:hAnsi="Arial"/>
@@ -22105,7 +22105,7 @@
               <w:spacing w:after="10" w:before="0"/>
               <w:ind w:left="120"/>
             </w:pPr>
-            <w:hyperlink w:history="1" r:id="rIdlgiaa8skcun1uyjqahra1">
+            <w:hyperlink w:history="1" r:id="rIdmlazvrqheq34drcbqecbm">
               <w:r>
                 <w:rPr>
                   <w:rFonts w:ascii="Arial" w:cs="Arial" w:eastAsia="Arial" w:hAnsi="Arial"/>
@@ -22150,7 +22150,7 @@
             <w:pPr>
               <w:spacing w:after="20" w:before="0"/>
             </w:pPr>
-            <w:hyperlink w:history="1" r:id="rIdligeps_8t331aq0e8ey0o">
+            <w:hyperlink w:history="1" r:id="rId0t_jojo_ymycr9szu0aqp">
               <w:r>
                 <w:rPr>
                   <w:rFonts w:ascii="Arial" w:cs="Arial" w:eastAsia="Arial" w:hAnsi="Arial"/>
@@ -22183,7 +22183,7 @@
               <w:spacing w:after="10" w:before="0"/>
               <w:ind w:left="120"/>
             </w:pPr>
-            <w:hyperlink w:history="1" r:id="rIdhu1aij90o7kyj54kvtusj">
+            <w:hyperlink w:history="1" r:id="rIdqzupm4x5uukgo93ituiox">
               <w:r>
                 <w:rPr>
                   <w:rFonts w:ascii="Arial" w:cs="Arial" w:eastAsia="Arial" w:hAnsi="Arial"/>
@@ -23670,7 +23670,7 @@
             <w:pPr>
               <w:spacing w:after="20" w:before="0"/>
             </w:pPr>
-            <w:hyperlink w:history="1" r:id="rIdj5zeskaqf4fhur87zg2zh">
+            <w:hyperlink w:history="1" r:id="rIdcic498iamm-bfob16wkzb">
               <w:r>
                 <w:rPr>
                   <w:rFonts w:ascii="Arial" w:cs="Arial" w:eastAsia="Arial" w:hAnsi="Arial"/>
@@ -23703,7 +23703,7 @@
               <w:spacing w:after="10" w:before="0"/>
               <w:ind w:left="120"/>
             </w:pPr>
-            <w:hyperlink w:history="1" r:id="rIdbsrujj0az6arbcmhvkn8u">
+            <w:hyperlink w:history="1" r:id="rId-074angwfbfoygeamf7dg">
               <w:r>
                 <w:rPr>
                   <w:rFonts w:ascii="Arial" w:cs="Arial" w:eastAsia="Arial" w:hAnsi="Arial"/>
@@ -23748,7 +23748,7 @@
             <w:pPr>
               <w:spacing w:after="20" w:before="0"/>
             </w:pPr>
-            <w:hyperlink w:history="1" r:id="rId7l5fg5fatxmjd962avdds">
+            <w:hyperlink w:history="1" r:id="rIdpc-qwxphe7qvhivhozkao">
               <w:r>
                 <w:rPr>
                   <w:rFonts w:ascii="Arial" w:cs="Arial" w:eastAsia="Arial" w:hAnsi="Arial"/>
@@ -23781,7 +23781,7 @@
               <w:spacing w:after="10" w:before="0"/>
               <w:ind w:left="120"/>
             </w:pPr>
-            <w:hyperlink w:history="1" r:id="rIdlh2x0hvbknzhsscgzjh8m">
+            <w:hyperlink w:history="1" r:id="rIdsfnefxbuknexjyo02e-i3">
               <w:r>
                 <w:rPr>
                   <w:rFonts w:ascii="Arial" w:cs="Arial" w:eastAsia="Arial" w:hAnsi="Arial"/>
@@ -23976,7 +23976,7 @@
             <w:pPr>
               <w:spacing w:after="20" w:before="0"/>
             </w:pPr>
-            <w:hyperlink w:history="1" r:id="rIdix8dc-nnag1tr59p-txjl">
+            <w:hyperlink w:history="1" r:id="rId-aywmggmye5bsoxfnqgpj">
               <w:r>
                 <w:rPr>
                   <w:rFonts w:ascii="Arial" w:cs="Arial" w:eastAsia="Arial" w:hAnsi="Arial"/>
@@ -24009,7 +24009,7 @@
               <w:spacing w:after="10" w:before="0"/>
               <w:ind w:left="120"/>
             </w:pPr>
-            <w:hyperlink w:history="1" r:id="rId-sy9gsernztkvh4idwi62">
+            <w:hyperlink w:history="1" r:id="rIdrtrg3kx1ojknqufa2vpj_">
               <w:r>
                 <w:rPr>
                   <w:rFonts w:ascii="Arial" w:cs="Arial" w:eastAsia="Arial" w:hAnsi="Arial"/>
@@ -24054,7 +24054,7 @@
             <w:pPr>
               <w:spacing w:after="20" w:before="0"/>
             </w:pPr>
-            <w:hyperlink w:history="1" r:id="rIdwvoyvlw2tje6khrf97d2y">
+            <w:hyperlink w:history="1" r:id="rIdxcemngehhgt9nqztxgeg1">
               <w:r>
                 <w:rPr>
                   <w:rFonts w:ascii="Arial" w:cs="Arial" w:eastAsia="Arial" w:hAnsi="Arial"/>
@@ -24087,7 +24087,7 @@
               <w:spacing w:after="10" w:before="0"/>
               <w:ind w:left="120"/>
             </w:pPr>
-            <w:hyperlink w:history="1" r:id="rIdfvne_kjiazosbzmoqoghb">
+            <w:hyperlink w:history="1" r:id="rId2we0xa1nz11ufzyn7bc88">
               <w:r>
                 <w:rPr>
                   <w:rFonts w:ascii="Arial" w:cs="Arial" w:eastAsia="Arial" w:hAnsi="Arial"/>
@@ -24282,7 +24282,7 @@
             <w:pPr>
               <w:spacing w:after="20" w:before="0"/>
             </w:pPr>
-            <w:hyperlink w:history="1" r:id="rId3vddxydgimuq_83y9olby">
+            <w:hyperlink w:history="1" r:id="rIdesuufkfpjffatqe4k3qmd">
               <w:r>
                 <w:rPr>
                   <w:rFonts w:ascii="Arial" w:cs="Arial" w:eastAsia="Arial" w:hAnsi="Arial"/>
@@ -24315,7 +24315,7 @@
               <w:spacing w:after="10" w:before="0"/>
               <w:ind w:left="120"/>
             </w:pPr>
-            <w:hyperlink w:history="1" r:id="rIdeelozkckinw8qsid1pphn">
+            <w:hyperlink w:history="1" r:id="rId_w7enhzbvchlygnvjabac">
               <w:r>
                 <w:rPr>
                   <w:rFonts w:ascii="Arial" w:cs="Arial" w:eastAsia="Arial" w:hAnsi="Arial"/>
@@ -24360,7 +24360,7 @@
             <w:pPr>
               <w:spacing w:after="20" w:before="0"/>
             </w:pPr>
-            <w:hyperlink w:history="1" r:id="rId6cvhnfqtnofbp8prwff8l">
+            <w:hyperlink w:history="1" r:id="rIdds7fgw-5qfl1xbirgn5sf">
               <w:r>
                 <w:rPr>
                   <w:rFonts w:ascii="Arial" w:cs="Arial" w:eastAsia="Arial" w:hAnsi="Arial"/>
@@ -24393,7 +24393,7 @@
               <w:spacing w:after="10" w:before="0"/>
               <w:ind w:left="120"/>
             </w:pPr>
-            <w:hyperlink w:history="1" r:id="rId6gzpodlt2oyf3cm_a9eh5">
+            <w:hyperlink w:history="1" r:id="rId2j1jypjomkdtjsa2g4zao">
               <w:r>
                 <w:rPr>
                   <w:rFonts w:ascii="Arial" w:cs="Arial" w:eastAsia="Arial" w:hAnsi="Arial"/>
@@ -24588,7 +24588,7 @@
             <w:pPr>
               <w:spacing w:after="20" w:before="0"/>
             </w:pPr>
-            <w:hyperlink w:history="1" r:id="rIdfqpxhskrgmmrdeuh999cu">
+            <w:hyperlink w:history="1" r:id="rIdcyeap1ootn1lezc5wtv6e">
               <w:r>
                 <w:rPr>
                   <w:rFonts w:ascii="Arial" w:cs="Arial" w:eastAsia="Arial" w:hAnsi="Arial"/>
@@ -24621,7 +24621,7 @@
               <w:spacing w:after="10" w:before="0"/>
               <w:ind w:left="120"/>
             </w:pPr>
-            <w:hyperlink w:history="1" r:id="rIdkyq72yuk_hcqybnmsgowb">
+            <w:hyperlink w:history="1" r:id="rIdyuhm-m1degngongpjnxsc">
               <w:r>
                 <w:rPr>
                   <w:rFonts w:ascii="Arial" w:cs="Arial" w:eastAsia="Arial" w:hAnsi="Arial"/>
@@ -24666,7 +24666,7 @@
             <w:pPr>
               <w:spacing w:after="20" w:before="0"/>
             </w:pPr>
-            <w:hyperlink w:history="1" r:id="rId2towh80i_zz9hdtpw4l1i">
+            <w:hyperlink w:history="1" r:id="rIdmfg8egewn08fuxgakttbj">
               <w:r>
                 <w:rPr>
                   <w:rFonts w:ascii="Arial" w:cs="Arial" w:eastAsia="Arial" w:hAnsi="Arial"/>
@@ -24699,7 +24699,7 @@
               <w:spacing w:after="10" w:before="0"/>
               <w:ind w:left="120"/>
             </w:pPr>
-            <w:hyperlink w:history="1" r:id="rIdkvt5aw2rqkr83aisbm6jv">
+            <w:hyperlink w:history="1" r:id="rIdx7xk254l9v2bhpf8og3dm">
               <w:r>
                 <w:rPr>
                   <w:rFonts w:ascii="Arial" w:cs="Arial" w:eastAsia="Arial" w:hAnsi="Arial"/>
@@ -24894,7 +24894,7 @@
             <w:pPr>
               <w:spacing w:after="20" w:before="0"/>
             </w:pPr>
-            <w:hyperlink w:history="1" r:id="rIdyva7n2hhsqbo5xifoaofc">
+            <w:hyperlink w:history="1" r:id="rIdv_qkoejz7tqn3zlib50hr">
               <w:r>
                 <w:rPr>
                   <w:rFonts w:ascii="Arial" w:cs="Arial" w:eastAsia="Arial" w:hAnsi="Arial"/>
@@ -24927,7 +24927,7 @@
               <w:spacing w:after="10" w:before="0"/>
               <w:ind w:left="120"/>
             </w:pPr>
-            <w:hyperlink w:history="1" r:id="rIdbbebyomw9qkyq3alprwpr">
+            <w:hyperlink w:history="1" r:id="rId9bps2i-idh9hadpb7_-pr">
               <w:r>
                 <w:rPr>
                   <w:rFonts w:ascii="Arial" w:cs="Arial" w:eastAsia="Arial" w:hAnsi="Arial"/>
@@ -24972,7 +24972,7 @@
             <w:pPr>
               <w:spacing w:after="20" w:before="0"/>
             </w:pPr>
-            <w:hyperlink w:history="1" r:id="rIdzntpk9wst3mokoorl3kpr">
+            <w:hyperlink w:history="1" r:id="rIdgnovearbqkgn9ipfopo83">
               <w:r>
                 <w:rPr>
                   <w:rFonts w:ascii="Arial" w:cs="Arial" w:eastAsia="Arial" w:hAnsi="Arial"/>
@@ -25005,7 +25005,7 @@
               <w:spacing w:after="10" w:before="0"/>
               <w:ind w:left="120"/>
             </w:pPr>
-            <w:hyperlink w:history="1" r:id="rIdlepcivevzlen2jcxj4sa_">
+            <w:hyperlink w:history="1" r:id="rIdkvrciwr2sd3exn71g8tof">
               <w:r>
                 <w:rPr>
                   <w:rFonts w:ascii="Arial" w:cs="Arial" w:eastAsia="Arial" w:hAnsi="Arial"/>
@@ -26492,7 +26492,7 @@
             <w:pPr>
               <w:spacing w:after="20" w:before="0"/>
             </w:pPr>
-            <w:hyperlink w:history="1" r:id="rIdr6nnntndudzdfqalzts4k">
+            <w:hyperlink w:history="1" r:id="rIdqbpjpyjnqakmwwzjjqxzu">
               <w:r>
                 <w:rPr>
                   <w:rFonts w:ascii="Arial" w:cs="Arial" w:eastAsia="Arial" w:hAnsi="Arial"/>
@@ -26525,7 +26525,7 @@
               <w:spacing w:after="10" w:before="0"/>
               <w:ind w:left="120"/>
             </w:pPr>
-            <w:hyperlink w:history="1" r:id="rIdfv2kflzxrrvufjhnx1vrh">
+            <w:hyperlink w:history="1" r:id="rIdlppoyaj4t-g9thxhvt4vj">
               <w:r>
                 <w:rPr>
                   <w:rFonts w:ascii="Arial" w:cs="Arial" w:eastAsia="Arial" w:hAnsi="Arial"/>
@@ -26570,7 +26570,7 @@
             <w:pPr>
               <w:spacing w:after="20" w:before="0"/>
             </w:pPr>
-            <w:hyperlink w:history="1" r:id="rIdekfzio-1_uyg6xnlm0yqk">
+            <w:hyperlink w:history="1" r:id="rId7hjpqv9cxf_y3mrn6shl3">
               <w:r>
                 <w:rPr>
                   <w:rFonts w:ascii="Arial" w:cs="Arial" w:eastAsia="Arial" w:hAnsi="Arial"/>
@@ -26603,7 +26603,7 @@
               <w:spacing w:after="10" w:before="0"/>
               <w:ind w:left="120"/>
             </w:pPr>
-            <w:hyperlink w:history="1" r:id="rIdf1dsosdd9h1dlur0_c1xx">
+            <w:hyperlink w:history="1" r:id="rIdxjodjvlild1-eg9ov0i5h">
               <w:r>
                 <w:rPr>
                   <w:rFonts w:ascii="Arial" w:cs="Arial" w:eastAsia="Arial" w:hAnsi="Arial"/>
@@ -26798,7 +26798,7 @@
             <w:pPr>
               <w:spacing w:after="20" w:before="0"/>
             </w:pPr>
-            <w:hyperlink w:history="1" r:id="rIdjwznrlowc5azgrbodwhkr">
+            <w:hyperlink w:history="1" r:id="rIdtxgva046umqrwcl42fods">
               <w:r>
                 <w:rPr>
                   <w:rFonts w:ascii="Arial" w:cs="Arial" w:eastAsia="Arial" w:hAnsi="Arial"/>
@@ -26831,7 +26831,7 @@
               <w:spacing w:after="10" w:before="0"/>
               <w:ind w:left="120"/>
             </w:pPr>
-            <w:hyperlink w:history="1" r:id="rIdwedjm7fa-0cv81arjn2hk">
+            <w:hyperlink w:history="1" r:id="rIdnld2hvhvb9ha3i3hamr_c">
               <w:r>
                 <w:rPr>
                   <w:rFonts w:ascii="Arial" w:cs="Arial" w:eastAsia="Arial" w:hAnsi="Arial"/>
@@ -26876,7 +26876,7 @@
             <w:pPr>
               <w:spacing w:after="20" w:before="0"/>
             </w:pPr>
-            <w:hyperlink w:history="1" r:id="rIdvviqo_i8u2gzfjnvq2r5w">
+            <w:hyperlink w:history="1" r:id="rIdnocxhb4smvp6nt9yd6_ba">
               <w:r>
                 <w:rPr>
                   <w:rFonts w:ascii="Arial" w:cs="Arial" w:eastAsia="Arial" w:hAnsi="Arial"/>
@@ -26909,7 +26909,7 @@
               <w:spacing w:after="10" w:before="0"/>
               <w:ind w:left="120"/>
             </w:pPr>
-            <w:hyperlink w:history="1" r:id="rIdvgzrpmafy0lukczboaunh">
+            <w:hyperlink w:history="1" r:id="rIdlvwbzgmyntvj_qulkh8ug">
               <w:r>
                 <w:rPr>
                   <w:rFonts w:ascii="Arial" w:cs="Arial" w:eastAsia="Arial" w:hAnsi="Arial"/>
@@ -27104,7 +27104,7 @@
             <w:pPr>
               <w:spacing w:after="20" w:before="0"/>
             </w:pPr>
-            <w:hyperlink w:history="1" r:id="rId9hmtjisnxzufet18fxvvq">
+            <w:hyperlink w:history="1" r:id="rId-wl6aghjihzbdq7lcdnmc">
               <w:r>
                 <w:rPr>
                   <w:rFonts w:ascii="Arial" w:cs="Arial" w:eastAsia="Arial" w:hAnsi="Arial"/>
@@ -27137,7 +27137,7 @@
               <w:spacing w:after="10" w:before="0"/>
               <w:ind w:left="120"/>
             </w:pPr>
-            <w:hyperlink w:history="1" r:id="rIdn8daiblxdwyajdbiaz4k8">
+            <w:hyperlink w:history="1" r:id="rIdyn0vpdq4l8lu8zls1xgfo">
               <w:r>
                 <w:rPr>
                   <w:rFonts w:ascii="Arial" w:cs="Arial" w:eastAsia="Arial" w:hAnsi="Arial"/>
@@ -27182,7 +27182,7 @@
             <w:pPr>
               <w:spacing w:after="20" w:before="0"/>
             </w:pPr>
-            <w:hyperlink w:history="1" r:id="rIdax_kcmv125f5ooxu-yutk">
+            <w:hyperlink w:history="1" r:id="rIdehg55iav5v78ux1ckjf5q">
               <w:r>
                 <w:rPr>
                   <w:rFonts w:ascii="Arial" w:cs="Arial" w:eastAsia="Arial" w:hAnsi="Arial"/>
@@ -27215,7 +27215,7 @@
               <w:spacing w:after="10" w:before="0"/>
               <w:ind w:left="120"/>
             </w:pPr>
-            <w:hyperlink w:history="1" r:id="rIdsg_9kl6lgduwldk1xstdl">
+            <w:hyperlink w:history="1" r:id="rIdm9k38v7ev800zwwxadph3">
               <w:r>
                 <w:rPr>
                   <w:rFonts w:ascii="Arial" w:cs="Arial" w:eastAsia="Arial" w:hAnsi="Arial"/>
@@ -27410,7 +27410,7 @@
             <w:pPr>
               <w:spacing w:after="20" w:before="0"/>
             </w:pPr>
-            <w:hyperlink w:history="1" r:id="rIdwg1avwopyqpuoy5mndtbu">
+            <w:hyperlink w:history="1" r:id="rIdz3t8oo-_rtmdfedpcyzgn">
               <w:r>
                 <w:rPr>
                   <w:rFonts w:ascii="Arial" w:cs="Arial" w:eastAsia="Arial" w:hAnsi="Arial"/>
@@ -27443,7 +27443,7 @@
               <w:spacing w:after="10" w:before="0"/>
               <w:ind w:left="120"/>
             </w:pPr>
-            <w:hyperlink w:history="1" r:id="rIdyrz0wzed5p3s6h1edes4y">
+            <w:hyperlink w:history="1" r:id="rIdhbzgrgyuger5xnctnzssk">
               <w:r>
                 <w:rPr>
                   <w:rFonts w:ascii="Arial" w:cs="Arial" w:eastAsia="Arial" w:hAnsi="Arial"/>
@@ -27488,7 +27488,7 @@
             <w:pPr>
               <w:spacing w:after="20" w:before="0"/>
             </w:pPr>
-            <w:hyperlink w:history="1" r:id="rIdmi3kvkfrv-afa1yilcwom">
+            <w:hyperlink w:history="1" r:id="rIdxjcza_cjyu_foov3hbvjr">
               <w:r>
                 <w:rPr>
                   <w:rFonts w:ascii="Arial" w:cs="Arial" w:eastAsia="Arial" w:hAnsi="Arial"/>
@@ -27521,7 +27521,7 @@
               <w:spacing w:after="10" w:before="0"/>
               <w:ind w:left="120"/>
             </w:pPr>
-            <w:hyperlink w:history="1" r:id="rIdvsw10oen6jxvw2vau3atb">
+            <w:hyperlink w:history="1" r:id="rId6qxrcxmuw-uaxxmyybxfi">
               <w:r>
                 <w:rPr>
                   <w:rFonts w:ascii="Arial" w:cs="Arial" w:eastAsia="Arial" w:hAnsi="Arial"/>
@@ -27716,7 +27716,7 @@
             <w:pPr>
               <w:spacing w:after="20" w:before="0"/>
             </w:pPr>
-            <w:hyperlink w:history="1" r:id="rIdcjcx88kyfk7nzkjoeadyh">
+            <w:hyperlink w:history="1" r:id="rIdrixpbf2qoor9bfnwx3qvj">
               <w:r>
                 <w:rPr>
                   <w:rFonts w:ascii="Arial" w:cs="Arial" w:eastAsia="Arial" w:hAnsi="Arial"/>
@@ -27749,7 +27749,7 @@
               <w:spacing w:after="10" w:before="0"/>
               <w:ind w:left="120"/>
             </w:pPr>
-            <w:hyperlink w:history="1" r:id="rIdj2ecjlfs-orupegwuvzno">
+            <w:hyperlink w:history="1" r:id="rId9rj6gmxruwcwbqkarlgbt">
               <w:r>
                 <w:rPr>
                   <w:rFonts w:ascii="Arial" w:cs="Arial" w:eastAsia="Arial" w:hAnsi="Arial"/>
@@ -27794,7 +27794,7 @@
             <w:pPr>
               <w:spacing w:after="20" w:before="0"/>
             </w:pPr>
-            <w:hyperlink w:history="1" r:id="rIdejspos9vqzbgavxbrl8tu">
+            <w:hyperlink w:history="1" r:id="rIdzzn2cyibfi91b9wzl44c-">
               <w:r>
                 <w:rPr>
                   <w:rFonts w:ascii="Arial" w:cs="Arial" w:eastAsia="Arial" w:hAnsi="Arial"/>
@@ -27827,7 +27827,7 @@
               <w:spacing w:after="10" w:before="0"/>
               <w:ind w:left="120"/>
             </w:pPr>
-            <w:hyperlink w:history="1" r:id="rIdcdslleprwfpixxiv6u8ev">
+            <w:hyperlink w:history="1" r:id="rId4s1ittdsnrlrr4-nyxyio">
               <w:r>
                 <w:rPr>
                   <w:rFonts w:ascii="Arial" w:cs="Arial" w:eastAsia="Arial" w:hAnsi="Arial"/>
@@ -29314,7 +29314,7 @@
             <w:pPr>
               <w:spacing w:after="20" w:before="0"/>
             </w:pPr>
-            <w:hyperlink w:history="1" r:id="rIdcqb4dnecug5ehbyyk1n0k">
+            <w:hyperlink w:history="1" r:id="rIddmzjtdbvojj2ddoeiw6hp">
               <w:r>
                 <w:rPr>
                   <w:rFonts w:ascii="Arial" w:cs="Arial" w:eastAsia="Arial" w:hAnsi="Arial"/>
@@ -29347,7 +29347,7 @@
               <w:spacing w:after="10" w:before="0"/>
               <w:ind w:left="120"/>
             </w:pPr>
-            <w:hyperlink w:history="1" r:id="rIdbmwsffaukrjhurumfgbh2">
+            <w:hyperlink w:history="1" r:id="rIduqprshnrxt24dzdzrdlew">
               <w:r>
                 <w:rPr>
                   <w:rFonts w:ascii="Arial" w:cs="Arial" w:eastAsia="Arial" w:hAnsi="Arial"/>
@@ -29392,7 +29392,7 @@
             <w:pPr>
               <w:spacing w:after="20" w:before="0"/>
             </w:pPr>
-            <w:hyperlink w:history="1" r:id="rIdtkfmfoxy79wh2zbj05-mh">
+            <w:hyperlink w:history="1" r:id="rIdh7bnuagol-gap861jacdf">
               <w:r>
                 <w:rPr>
                   <w:rFonts w:ascii="Arial" w:cs="Arial" w:eastAsia="Arial" w:hAnsi="Arial"/>
@@ -29425,7 +29425,7 @@
               <w:spacing w:after="10" w:before="0"/>
               <w:ind w:left="120"/>
             </w:pPr>
-            <w:hyperlink w:history="1" r:id="rIdz5kv2d2erj2os10yxmp2i">
+            <w:hyperlink w:history="1" r:id="rIdkydxf-enaj_e3wqx3d5zx">
               <w:r>
                 <w:rPr>
                   <w:rFonts w:ascii="Arial" w:cs="Arial" w:eastAsia="Arial" w:hAnsi="Arial"/>
@@ -29620,7 +29620,7 @@
             <w:pPr>
               <w:spacing w:after="20" w:before="0"/>
             </w:pPr>
-            <w:hyperlink w:history="1" r:id="rId1cu55mz5fmbjeh7bhipbn">
+            <w:hyperlink w:history="1" r:id="rIdc3wxsy9fhukenvvudcz0e">
               <w:r>
                 <w:rPr>
                   <w:rFonts w:ascii="Arial" w:cs="Arial" w:eastAsia="Arial" w:hAnsi="Arial"/>
@@ -29653,7 +29653,7 @@
               <w:spacing w:after="10" w:before="0"/>
               <w:ind w:left="120"/>
             </w:pPr>
-            <w:hyperlink w:history="1" r:id="rIdunuonvymhofqwdotjdkbm">
+            <w:hyperlink w:history="1" r:id="rIdibksbescbtfpdw6bdgo50">
               <w:r>
                 <w:rPr>
                   <w:rFonts w:ascii="Arial" w:cs="Arial" w:eastAsia="Arial" w:hAnsi="Arial"/>
@@ -29698,7 +29698,7 @@
             <w:pPr>
               <w:spacing w:after="20" w:before="0"/>
             </w:pPr>
-            <w:hyperlink w:history="1" r:id="rIdjazofvxk_hlwra06b78di">
+            <w:hyperlink w:history="1" r:id="rIdwtxlwpzdvssor8beekfhp">
               <w:r>
                 <w:rPr>
                   <w:rFonts w:ascii="Arial" w:cs="Arial" w:eastAsia="Arial" w:hAnsi="Arial"/>
@@ -29731,7 +29731,7 @@
               <w:spacing w:after="10" w:before="0"/>
               <w:ind w:left="120"/>
             </w:pPr>
-            <w:hyperlink w:history="1" r:id="rId1w037w65ipnwxbbjlq7mv">
+            <w:hyperlink w:history="1" r:id="rIdcyyrhqdhkdkc_jkw8gaf2">
               <w:r>
                 <w:rPr>
                   <w:rFonts w:ascii="Arial" w:cs="Arial" w:eastAsia="Arial" w:hAnsi="Arial"/>
@@ -29926,7 +29926,7 @@
             <w:pPr>
               <w:spacing w:after="20" w:before="0"/>
             </w:pPr>
-            <w:hyperlink w:history="1" r:id="rIdmr-fz28_tdwvjwrwxe7kp">
+            <w:hyperlink w:history="1" r:id="rId0ahwnw3jn02d_jsv_rhg-">
               <w:r>
                 <w:rPr>
                   <w:rFonts w:ascii="Arial" w:cs="Arial" w:eastAsia="Arial" w:hAnsi="Arial"/>
@@ -29959,7 +29959,7 @@
               <w:spacing w:after="10" w:before="0"/>
               <w:ind w:left="120"/>
             </w:pPr>
-            <w:hyperlink w:history="1" r:id="rIdmbtsbiszffr-b7ip6l0-_">
+            <w:hyperlink w:history="1" r:id="rIdrupiac3jnkdjgdnhssqwc">
               <w:r>
                 <w:rPr>
                   <w:rFonts w:ascii="Arial" w:cs="Arial" w:eastAsia="Arial" w:hAnsi="Arial"/>
@@ -30004,7 +30004,7 @@
             <w:pPr>
               <w:spacing w:after="20" w:before="0"/>
             </w:pPr>
-            <w:hyperlink w:history="1" r:id="rIdxrr2knx5wrzhuinyja_da">
+            <w:hyperlink w:history="1" r:id="rIdp8vuwl_av6yh_n9wzorc0">
               <w:r>
                 <w:rPr>
                   <w:rFonts w:ascii="Arial" w:cs="Arial" w:eastAsia="Arial" w:hAnsi="Arial"/>
@@ -30037,7 +30037,7 @@
               <w:spacing w:after="10" w:before="0"/>
               <w:ind w:left="120"/>
             </w:pPr>
-            <w:hyperlink w:history="1" r:id="rIdpltogv6hfrt5j3qurv2k3">
+            <w:hyperlink w:history="1" r:id="rIdb19d_ckxkzky2jnbsomyu">
               <w:r>
                 <w:rPr>
                   <w:rFonts w:ascii="Arial" w:cs="Arial" w:eastAsia="Arial" w:hAnsi="Arial"/>
@@ -30232,7 +30232,7 @@
             <w:pPr>
               <w:spacing w:after="20" w:before="0"/>
             </w:pPr>
-            <w:hyperlink w:history="1" r:id="rId2rc1rwmruulbascjtvpg-">
+            <w:hyperlink w:history="1" r:id="rId-of4hfbk_quzqpsy1tsx-">
               <w:r>
                 <w:rPr>
                   <w:rFonts w:ascii="Arial" w:cs="Arial" w:eastAsia="Arial" w:hAnsi="Arial"/>
@@ -30265,7 +30265,7 @@
               <w:spacing w:after="10" w:before="0"/>
               <w:ind w:left="120"/>
             </w:pPr>
-            <w:hyperlink w:history="1" r:id="rIdg_ic4fpxeqvynaq0b4ox0">
+            <w:hyperlink w:history="1" r:id="rIdo7ch63dmhhnhgmrnn89yr">
               <w:r>
                 <w:rPr>
                   <w:rFonts w:ascii="Arial" w:cs="Arial" w:eastAsia="Arial" w:hAnsi="Arial"/>
@@ -30310,7 +30310,7 @@
             <w:pPr>
               <w:spacing w:after="20" w:before="0"/>
             </w:pPr>
-            <w:hyperlink w:history="1" r:id="rIddluyiht2_pfndho1-kxm3">
+            <w:hyperlink w:history="1" r:id="rIdkhz90xlt2xheovv25acle">
               <w:r>
                 <w:rPr>
                   <w:rFonts w:ascii="Arial" w:cs="Arial" w:eastAsia="Arial" w:hAnsi="Arial"/>
@@ -30343,7 +30343,7 @@
               <w:spacing w:after="10" w:before="0"/>
               <w:ind w:left="120"/>
             </w:pPr>
-            <w:hyperlink w:history="1" r:id="rIdtbhfsx14nyoc0ntsnrgw5">
+            <w:hyperlink w:history="1" r:id="rIdfnsa4q2q7vzhgcowj630h">
               <w:r>
                 <w:rPr>
                   <w:rFonts w:ascii="Arial" w:cs="Arial" w:eastAsia="Arial" w:hAnsi="Arial"/>
@@ -30538,7 +30538,7 @@
             <w:pPr>
               <w:spacing w:after="20" w:before="0"/>
             </w:pPr>
-            <w:hyperlink w:history="1" r:id="rId8zmvrb8wea90earzcjbvv">
+            <w:hyperlink w:history="1" r:id="rIdi5wppa66gkcek-jbqi536">
               <w:r>
                 <w:rPr>
                   <w:rFonts w:ascii="Arial" w:cs="Arial" w:eastAsia="Arial" w:hAnsi="Arial"/>
@@ -30571,7 +30571,7 @@
               <w:spacing w:after="10" w:before="0"/>
               <w:ind w:left="120"/>
             </w:pPr>
-            <w:hyperlink w:history="1" r:id="rId2b56ctrn4i-o8noviaiqx">
+            <w:hyperlink w:history="1" r:id="rIdqnnmuhwovc1_ev87xkkzu">
               <w:r>
                 <w:rPr>
                   <w:rFonts w:ascii="Arial" w:cs="Arial" w:eastAsia="Arial" w:hAnsi="Arial"/>
@@ -30616,7 +30616,7 @@
             <w:pPr>
               <w:spacing w:after="20" w:before="0"/>
             </w:pPr>
-            <w:hyperlink w:history="1" r:id="rIdn7gqzyirfs-blhltuf-ng">
+            <w:hyperlink w:history="1" r:id="rIdq2hoetgjgfy25_tvo5cxd">
               <w:r>
                 <w:rPr>
                   <w:rFonts w:ascii="Arial" w:cs="Arial" w:eastAsia="Arial" w:hAnsi="Arial"/>
@@ -30649,7 +30649,7 @@
               <w:spacing w:after="10" w:before="0"/>
               <w:ind w:left="120"/>
             </w:pPr>
-            <w:hyperlink w:history="1" r:id="rIdidewfpnjmnhhs4h9n_vnm">
+            <w:hyperlink w:history="1" r:id="rIdxydwzq4qtutypssjpmdn-">
               <w:r>
                 <w:rPr>
                   <w:rFonts w:ascii="Arial" w:cs="Arial" w:eastAsia="Arial" w:hAnsi="Arial"/>
@@ -32136,7 +32136,7 @@
             <w:pPr>
               <w:spacing w:after="20" w:before="0"/>
             </w:pPr>
-            <w:hyperlink w:history="1" r:id="rIdshyh47fq2lkil4y58pm0y">
+            <w:hyperlink w:history="1" r:id="rIdibpbjtlcjykodtuxhdgaz">
               <w:r>
                 <w:rPr>
                   <w:rFonts w:ascii="Arial" w:cs="Arial" w:eastAsia="Arial" w:hAnsi="Arial"/>
@@ -32169,7 +32169,7 @@
               <w:spacing w:after="10" w:before="0"/>
               <w:ind w:left="120"/>
             </w:pPr>
-            <w:hyperlink w:history="1" r:id="rId54-pqdafslpmrdrel5vg6">
+            <w:hyperlink w:history="1" r:id="rId3sov87ea4z8jjboyu1abp">
               <w:r>
                 <w:rPr>
                   <w:rFonts w:ascii="Arial" w:cs="Arial" w:eastAsia="Arial" w:hAnsi="Arial"/>
@@ -32214,7 +32214,7 @@
             <w:pPr>
               <w:spacing w:after="20" w:before="0"/>
             </w:pPr>
-            <w:hyperlink w:history="1" r:id="rIddpsy8lyblmpfimj-umcjj">
+            <w:hyperlink w:history="1" r:id="rIdu4gptoltd7f9ehdnc67f7">
               <w:r>
                 <w:rPr>
                   <w:rFonts w:ascii="Arial" w:cs="Arial" w:eastAsia="Arial" w:hAnsi="Arial"/>
@@ -32247,7 +32247,7 @@
               <w:spacing w:after="10" w:before="0"/>
               <w:ind w:left="120"/>
             </w:pPr>
-            <w:hyperlink w:history="1" r:id="rIdij2xvepyrl47hs4-wyi2q">
+            <w:hyperlink w:history="1" r:id="rIdgkxjs6owu1kflhiwikx02">
               <w:r>
                 <w:rPr>
                   <w:rFonts w:ascii="Arial" w:cs="Arial" w:eastAsia="Arial" w:hAnsi="Arial"/>
@@ -32442,7 +32442,7 @@
             <w:pPr>
               <w:spacing w:after="20" w:before="0"/>
             </w:pPr>
-            <w:hyperlink w:history="1" r:id="rIdih9cytnjdzemjvcttmefq">
+            <w:hyperlink w:history="1" r:id="rId6ykibilyzlkroactxzucr">
               <w:r>
                 <w:rPr>
                   <w:rFonts w:ascii="Arial" w:cs="Arial" w:eastAsia="Arial" w:hAnsi="Arial"/>
@@ -32475,7 +32475,7 @@
               <w:spacing w:after="10" w:before="0"/>
               <w:ind w:left="120"/>
             </w:pPr>
-            <w:hyperlink w:history="1" r:id="rIds32mcha5f00gei7j0xae4">
+            <w:hyperlink w:history="1" r:id="rIdjovmlusp-sqmls-iwtgsv">
               <w:r>
                 <w:rPr>
                   <w:rFonts w:ascii="Arial" w:cs="Arial" w:eastAsia="Arial" w:hAnsi="Arial"/>
@@ -32520,7 +32520,7 @@
             <w:pPr>
               <w:spacing w:after="20" w:before="0"/>
             </w:pPr>
-            <w:hyperlink w:history="1" r:id="rId4duhvwcnzcd4wndcy2ap8">
+            <w:hyperlink w:history="1" r:id="rIdcj8y7rlhlsvnhiixtswoi">
               <w:r>
                 <w:rPr>
                   <w:rFonts w:ascii="Arial" w:cs="Arial" w:eastAsia="Arial" w:hAnsi="Arial"/>
@@ -32553,7 +32553,7 @@
               <w:spacing w:after="10" w:before="0"/>
               <w:ind w:left="120"/>
             </w:pPr>
-            <w:hyperlink w:history="1" r:id="rIddoifj-horeai0tygdhk_z">
+            <w:hyperlink w:history="1" r:id="rIdb-4fysul9dusruuwq8vlg">
               <w:r>
                 <w:rPr>
                   <w:rFonts w:ascii="Arial" w:cs="Arial" w:eastAsia="Arial" w:hAnsi="Arial"/>
@@ -32748,7 +32748,7 @@
             <w:pPr>
               <w:spacing w:after="20" w:before="0"/>
             </w:pPr>
-            <w:hyperlink w:history="1" r:id="rIdgpzonv9frzacpjswmbqsu">
+            <w:hyperlink w:history="1" r:id="rIdmyj--_zcpuwnmbneso7-6">
               <w:r>
                 <w:rPr>
                   <w:rFonts w:ascii="Arial" w:cs="Arial" w:eastAsia="Arial" w:hAnsi="Arial"/>
@@ -32781,7 +32781,7 @@
               <w:spacing w:after="10" w:before="0"/>
               <w:ind w:left="120"/>
             </w:pPr>
-            <w:hyperlink w:history="1" r:id="rIdbopidcdjrhavdtzlqkamo">
+            <w:hyperlink w:history="1" r:id="rIdz-l5l9fa5uova4xdbeiyc">
               <w:r>
                 <w:rPr>
                   <w:rFonts w:ascii="Arial" w:cs="Arial" w:eastAsia="Arial" w:hAnsi="Arial"/>
@@ -32826,7 +32826,7 @@
             <w:pPr>
               <w:spacing w:after="20" w:before="0"/>
             </w:pPr>
-            <w:hyperlink w:history="1" r:id="rId4astxcuxfnrp2is1s7rup">
+            <w:hyperlink w:history="1" r:id="rIdu2iihroyr_t3c7z5lfi5-">
               <w:r>
                 <w:rPr>
                   <w:rFonts w:ascii="Arial" w:cs="Arial" w:eastAsia="Arial" w:hAnsi="Arial"/>
@@ -32859,7 +32859,7 @@
               <w:spacing w:after="10" w:before="0"/>
               <w:ind w:left="120"/>
             </w:pPr>
-            <w:hyperlink w:history="1" r:id="rId2ffwynv41i3x-i6_nbu6i">
+            <w:hyperlink w:history="1" r:id="rId3vtqyzrd_su20zukzg-ix">
               <w:r>
                 <w:rPr>
                   <w:rFonts w:ascii="Arial" w:cs="Arial" w:eastAsia="Arial" w:hAnsi="Arial"/>
@@ -33054,7 +33054,7 @@
             <w:pPr>
               <w:spacing w:after="20" w:before="0"/>
             </w:pPr>
-            <w:hyperlink w:history="1" r:id="rIdcvtdkwoz61sxr6fmnqysk">
+            <w:hyperlink w:history="1" r:id="rIddehrd3mfnpjgqcganh0bu">
               <w:r>
                 <w:rPr>
                   <w:rFonts w:ascii="Arial" w:cs="Arial" w:eastAsia="Arial" w:hAnsi="Arial"/>
@@ -33087,7 +33087,7 @@
               <w:spacing w:after="10" w:before="0"/>
               <w:ind w:left="120"/>
             </w:pPr>
-            <w:hyperlink w:history="1" r:id="rIdtf54u7gg2j5buou9ez9ux">
+            <w:hyperlink w:history="1" r:id="rId6lsoifhqtulhltfk8asfy">
               <w:r>
                 <w:rPr>
                   <w:rFonts w:ascii="Arial" w:cs="Arial" w:eastAsia="Arial" w:hAnsi="Arial"/>
@@ -33132,7 +33132,7 @@
             <w:pPr>
               <w:spacing w:after="20" w:before="0"/>
             </w:pPr>
-            <w:hyperlink w:history="1" r:id="rIdzqim89ig-twtyzbivavcy">
+            <w:hyperlink w:history="1" r:id="rIdkgyyhfsutkkfqoubn8k6_">
               <w:r>
                 <w:rPr>
                   <w:rFonts w:ascii="Arial" w:cs="Arial" w:eastAsia="Arial" w:hAnsi="Arial"/>
@@ -33165,7 +33165,7 @@
               <w:spacing w:after="10" w:before="0"/>
               <w:ind w:left="120"/>
             </w:pPr>
-            <w:hyperlink w:history="1" r:id="rIdblpqb23gw8epcyunupr6l">
+            <w:hyperlink w:history="1" r:id="rIddpf1wojemycupysoehf4n">
               <w:r>
                 <w:rPr>
                   <w:rFonts w:ascii="Arial" w:cs="Arial" w:eastAsia="Arial" w:hAnsi="Arial"/>
@@ -33360,7 +33360,7 @@
             <w:pPr>
               <w:spacing w:after="20" w:before="0"/>
             </w:pPr>
-            <w:hyperlink w:history="1" r:id="rIduhuqm-igmbuu3kg6ztcll">
+            <w:hyperlink w:history="1" r:id="rIdognmpnm9-foczfbsbidne">
               <w:r>
                 <w:rPr>
                   <w:rFonts w:ascii="Arial" w:cs="Arial" w:eastAsia="Arial" w:hAnsi="Arial"/>
@@ -33393,7 +33393,7 @@
               <w:spacing w:after="10" w:before="0"/>
               <w:ind w:left="120"/>
             </w:pPr>
-            <w:hyperlink w:history="1" r:id="rIdhokq369cqjippftmuqkdo">
+            <w:hyperlink w:history="1" r:id="rIduqpnykphd4lwcd91d5lgx">
               <w:r>
                 <w:rPr>
                   <w:rFonts w:ascii="Arial" w:cs="Arial" w:eastAsia="Arial" w:hAnsi="Arial"/>
@@ -33438,7 +33438,7 @@
             <w:pPr>
               <w:spacing w:after="20" w:before="0"/>
             </w:pPr>
-            <w:hyperlink w:history="1" r:id="rId5qao3asvcaffj_ufvrncf">
+            <w:hyperlink w:history="1" r:id="rIdvg3iamis2_htbdhmanrme">
               <w:r>
                 <w:rPr>
                   <w:rFonts w:ascii="Arial" w:cs="Arial" w:eastAsia="Arial" w:hAnsi="Arial"/>
@@ -33471,7 +33471,7 @@
               <w:spacing w:after="10" w:before="0"/>
               <w:ind w:left="120"/>
             </w:pPr>
-            <w:hyperlink w:history="1" r:id="rIdwdu4eu4gpqztsssv1imyx">
+            <w:hyperlink w:history="1" r:id="rId0fi4vo5pckqly8hduzzlo">
               <w:r>
                 <w:rPr>
                   <w:rFonts w:ascii="Arial" w:cs="Arial" w:eastAsia="Arial" w:hAnsi="Arial"/>
@@ -34958,7 +34958,7 @@
             <w:pPr>
               <w:spacing w:after="20" w:before="0"/>
             </w:pPr>
-            <w:hyperlink w:history="1" r:id="rIdf9xio5qgclcjqezgplxg5">
+            <w:hyperlink w:history="1" r:id="rIdzt2t6981bq8-lwwm74huz">
               <w:r>
                 <w:rPr>
                   <w:rFonts w:ascii="Arial" w:cs="Arial" w:eastAsia="Arial" w:hAnsi="Arial"/>
@@ -34991,7 +34991,7 @@
               <w:spacing w:after="10" w:before="0"/>
               <w:ind w:left="120"/>
             </w:pPr>
-            <w:hyperlink w:history="1" r:id="rIdkfuhjqk1e41ypxcmgund0">
+            <w:hyperlink w:history="1" r:id="rIdqxruyajyx_e-gif1fatyd">
               <w:r>
                 <w:rPr>
                   <w:rFonts w:ascii="Arial" w:cs="Arial" w:eastAsia="Arial" w:hAnsi="Arial"/>
@@ -35036,7 +35036,7 @@
             <w:pPr>
               <w:spacing w:after="20" w:before="0"/>
             </w:pPr>
-            <w:hyperlink w:history="1" r:id="rId0x6vuo_ev01ht1v1rubrh">
+            <w:hyperlink w:history="1" r:id="rIdkwlpzcmjiolhs5nfkasxu">
               <w:r>
                 <w:rPr>
                   <w:rFonts w:ascii="Arial" w:cs="Arial" w:eastAsia="Arial" w:hAnsi="Arial"/>
@@ -35069,7 +35069,7 @@
               <w:spacing w:after="10" w:before="0"/>
               <w:ind w:left="120"/>
             </w:pPr>
-            <w:hyperlink w:history="1" r:id="rIdgjiefhqpzwiokcbjqoil6">
+            <w:hyperlink w:history="1" r:id="rId4gtec7z7cpoyo3pnnamqv">
               <w:r>
                 <w:rPr>
                   <w:rFonts w:ascii="Arial" w:cs="Arial" w:eastAsia="Arial" w:hAnsi="Arial"/>
@@ -35264,7 +35264,7 @@
             <w:pPr>
               <w:spacing w:after="20" w:before="0"/>
             </w:pPr>
-            <w:hyperlink w:history="1" r:id="rId5tyck9w7oxn7-lkfogtgi">
+            <w:hyperlink w:history="1" r:id="rIdmg7wzxx1d52-myjjryius">
               <w:r>
                 <w:rPr>
                   <w:rFonts w:ascii="Arial" w:cs="Arial" w:eastAsia="Arial" w:hAnsi="Arial"/>
@@ -35297,7 +35297,7 @@
               <w:spacing w:after="10" w:before="0"/>
               <w:ind w:left="120"/>
             </w:pPr>
-            <w:hyperlink w:history="1" r:id="rIddpkdmvr76eybe5eo-oavq">
+            <w:hyperlink w:history="1" r:id="rIdtdwz9t2jpsx4k2vu8yr0q">
               <w:r>
                 <w:rPr>
                   <w:rFonts w:ascii="Arial" w:cs="Arial" w:eastAsia="Arial" w:hAnsi="Arial"/>
@@ -35342,7 +35342,7 @@
             <w:pPr>
               <w:spacing w:after="20" w:before="0"/>
             </w:pPr>
-            <w:hyperlink w:history="1" r:id="rIdbt0kwwjlxsqc9o_erqo6c">
+            <w:hyperlink w:history="1" r:id="rIdifbdzy5nmfc1qvmr4fzhd">
               <w:r>
                 <w:rPr>
                   <w:rFonts w:ascii="Arial" w:cs="Arial" w:eastAsia="Arial" w:hAnsi="Arial"/>
@@ -35375,7 +35375,7 @@
               <w:spacing w:after="10" w:before="0"/>
               <w:ind w:left="120"/>
             </w:pPr>
-            <w:hyperlink w:history="1" r:id="rIdwraqjb0tswus-eblgkbnt">
+            <w:hyperlink w:history="1" r:id="rIdl65wuqdx6j21e1izndwbf">
               <w:r>
                 <w:rPr>
                   <w:rFonts w:ascii="Arial" w:cs="Arial" w:eastAsia="Arial" w:hAnsi="Arial"/>
@@ -35570,7 +35570,7 @@
             <w:pPr>
               <w:spacing w:after="20" w:before="0"/>
             </w:pPr>
-            <w:hyperlink w:history="1" r:id="rIdvl0rdsb8aci9tbf84sub4">
+            <w:hyperlink w:history="1" r:id="rIdm7oytrmvx66cvixpbb2o6">
               <w:r>
                 <w:rPr>
                   <w:rFonts w:ascii="Arial" w:cs="Arial" w:eastAsia="Arial" w:hAnsi="Arial"/>
@@ -35603,7 +35603,7 @@
               <w:spacing w:after="10" w:before="0"/>
               <w:ind w:left="120"/>
             </w:pPr>
-            <w:hyperlink w:history="1" r:id="rId6bvwvw3m7i2wpjmcajlyk">
+            <w:hyperlink w:history="1" r:id="rIdmgjyu4zifvfdm_6zzdpcd">
               <w:r>
                 <w:rPr>
                   <w:rFonts w:ascii="Arial" w:cs="Arial" w:eastAsia="Arial" w:hAnsi="Arial"/>
@@ -35648,7 +35648,7 @@
             <w:pPr>
               <w:spacing w:after="20" w:before="0"/>
             </w:pPr>
-            <w:hyperlink w:history="1" r:id="rIdtowpkezgyeyj-uudyhuuv">
+            <w:hyperlink w:history="1" r:id="rIdmsv8spibqzuacjgjzk5vp">
               <w:r>
                 <w:rPr>
                   <w:rFonts w:ascii="Arial" w:cs="Arial" w:eastAsia="Arial" w:hAnsi="Arial"/>
@@ -35681,7 +35681,7 @@
               <w:spacing w:after="10" w:before="0"/>
               <w:ind w:left="120"/>
             </w:pPr>
-            <w:hyperlink w:history="1" r:id="rIduizkwbdvwmyeqiudbp3cx">
+            <w:hyperlink w:history="1" r:id="rId4o_cxc8i7ycg4jhl_vsun">
               <w:r>
                 <w:rPr>
                   <w:rFonts w:ascii="Arial" w:cs="Arial" w:eastAsia="Arial" w:hAnsi="Arial"/>
@@ -35876,7 +35876,7 @@
             <w:pPr>
               <w:spacing w:after="20" w:before="0"/>
             </w:pPr>
-            <w:hyperlink w:history="1" r:id="rIdyj7gav0py-tpsagz2gzdb">
+            <w:hyperlink w:history="1" r:id="rIdw9yv4gdyvkbtx-vs7qp2u">
               <w:r>
                 <w:rPr>
                   <w:rFonts w:ascii="Arial" w:cs="Arial" w:eastAsia="Arial" w:hAnsi="Arial"/>
@@ -35909,7 +35909,7 @@
               <w:spacing w:after="10" w:before="0"/>
               <w:ind w:left="120"/>
             </w:pPr>
-            <w:hyperlink w:history="1" r:id="rIdt9wjqclw7cr08rjneicxi">
+            <w:hyperlink w:history="1" r:id="rIddhvc4apvihigkwugkk32j">
               <w:r>
                 <w:rPr>
                   <w:rFonts w:ascii="Arial" w:cs="Arial" w:eastAsia="Arial" w:hAnsi="Arial"/>
@@ -35954,7 +35954,7 @@
             <w:pPr>
               <w:spacing w:after="20" w:before="0"/>
             </w:pPr>
-            <w:hyperlink w:history="1" r:id="rId_bnnpu9gqam9qkjan3bpg">
+            <w:hyperlink w:history="1" r:id="rIdcytw-mvbvera9fixdwnxh">
               <w:r>
                 <w:rPr>
                   <w:rFonts w:ascii="Arial" w:cs="Arial" w:eastAsia="Arial" w:hAnsi="Arial"/>
@@ -35987,7 +35987,7 @@
               <w:spacing w:after="10" w:before="0"/>
               <w:ind w:left="120"/>
             </w:pPr>
-            <w:hyperlink w:history="1" r:id="rId6a78jioedd0scfrpkozww">
+            <w:hyperlink w:history="1" r:id="rIdbnnbhdmwxvrvhzzmmyvod">
               <w:r>
                 <w:rPr>
                   <w:rFonts w:ascii="Arial" w:cs="Arial" w:eastAsia="Arial" w:hAnsi="Arial"/>
@@ -36182,7 +36182,7 @@
             <w:pPr>
               <w:spacing w:after="20" w:before="0"/>
             </w:pPr>
-            <w:hyperlink w:history="1" r:id="rIdznhzq-6nxyufvbhp-pice">
+            <w:hyperlink w:history="1" r:id="rId0fgk094tuablylb-bwa7p">
               <w:r>
                 <w:rPr>
                   <w:rFonts w:ascii="Arial" w:cs="Arial" w:eastAsia="Arial" w:hAnsi="Arial"/>
@@ -36215,7 +36215,7 @@
               <w:spacing w:after="10" w:before="0"/>
               <w:ind w:left="120"/>
             </w:pPr>
-            <w:hyperlink w:history="1" r:id="rIdwznxtvbrr6vvskdjsj7i2">
+            <w:hyperlink w:history="1" r:id="rIdzmez2qyz3pqqqloid6uew">
               <w:r>
                 <w:rPr>
                   <w:rFonts w:ascii="Arial" w:cs="Arial" w:eastAsia="Arial" w:hAnsi="Arial"/>
@@ -36260,7 +36260,7 @@
             <w:pPr>
               <w:spacing w:after="20" w:before="0"/>
             </w:pPr>
-            <w:hyperlink w:history="1" r:id="rIdnsotsepgk50gg8ke5sjak">
+            <w:hyperlink w:history="1" r:id="rIdxjvkaymm3uzsud1zl8l9h">
               <w:r>
                 <w:rPr>
                   <w:rFonts w:ascii="Arial" w:cs="Arial" w:eastAsia="Arial" w:hAnsi="Arial"/>
@@ -36293,7 +36293,7 @@
               <w:spacing w:after="10" w:before="0"/>
               <w:ind w:left="120"/>
             </w:pPr>
-            <w:hyperlink w:history="1" r:id="rIdm8wwwlhtdr2jl8dqvfgws">
+            <w:hyperlink w:history="1" r:id="rId0hojleaks3vyxpuvnazpa">
               <w:r>
                 <w:rPr>
                   <w:rFonts w:ascii="Arial" w:cs="Arial" w:eastAsia="Arial" w:hAnsi="Arial"/>

--- a/data/outputs/v2/Maths/SS2.1_Similarity_and_Enlargement/Mathematics_Similarity_and_Enlargement_CBE_LessonSequence.docx
+++ b/data/outputs/v2/Maths/SS2.1_Similarity_and_Enlargement/Mathematics_Similarity_and_Enlargement_CBE_LessonSequence.docx
@@ -3821,7 +3821,7 @@
             <w:pPr>
               <w:spacing w:after="20" w:before="0"/>
             </w:pPr>
-            <w:hyperlink w:history="1" r:id="rIdsnos4uyopodses3pmlfv-">
+            <w:hyperlink w:history="1" r:id="rIdek92nqmtbist73fk9x_7v">
               <w:r>
                 <w:rPr>
                   <w:rFonts w:ascii="Arial" w:cs="Arial" w:eastAsia="Arial" w:hAnsi="Arial"/>
@@ -3854,7 +3854,7 @@
               <w:spacing w:after="10" w:before="0"/>
               <w:ind w:left="120"/>
             </w:pPr>
-            <w:hyperlink w:history="1" r:id="rIdvb-acez3ame2msrrv4mwk">
+            <w:hyperlink w:history="1" r:id="rIdp0szw2t1wtob8tagwyfgj">
               <w:r>
                 <w:rPr>
                   <w:rFonts w:ascii="Arial" w:cs="Arial" w:eastAsia="Arial" w:hAnsi="Arial"/>
@@ -3899,7 +3899,7 @@
             <w:pPr>
               <w:spacing w:after="20" w:before="0"/>
             </w:pPr>
-            <w:hyperlink w:history="1" r:id="rIdmxgvvv7c8hfpsfidel3wc">
+            <w:hyperlink w:history="1" r:id="rId-4jn8le8m8iceozc2vvlt">
               <w:r>
                 <w:rPr>
                   <w:rFonts w:ascii="Arial" w:cs="Arial" w:eastAsia="Arial" w:hAnsi="Arial"/>
@@ -3932,7 +3932,7 @@
               <w:spacing w:after="10" w:before="0"/>
               <w:ind w:left="120"/>
             </w:pPr>
-            <w:hyperlink w:history="1" r:id="rIdmykbm810zurglpxb6tykj">
+            <w:hyperlink w:history="1" r:id="rIdmwwefl_tv3jp26m5dcgpv">
               <w:r>
                 <w:rPr>
                   <w:rFonts w:ascii="Arial" w:cs="Arial" w:eastAsia="Arial" w:hAnsi="Arial"/>
@@ -4127,7 +4127,7 @@
             <w:pPr>
               <w:spacing w:after="20" w:before="0"/>
             </w:pPr>
-            <w:hyperlink w:history="1" r:id="rIdrtak2h5_mvt5wn016krn4">
+            <w:hyperlink w:history="1" r:id="rId9axs8vtudx_zaduxylnvp">
               <w:r>
                 <w:rPr>
                   <w:rFonts w:ascii="Arial" w:cs="Arial" w:eastAsia="Arial" w:hAnsi="Arial"/>
@@ -4160,7 +4160,7 @@
               <w:spacing w:after="10" w:before="0"/>
               <w:ind w:left="120"/>
             </w:pPr>
-            <w:hyperlink w:history="1" r:id="rIdcgtpbwt8vjee9wxl_-kkk">
+            <w:hyperlink w:history="1" r:id="rIdfbkttpzem6oejlhnvpmzg">
               <w:r>
                 <w:rPr>
                   <w:rFonts w:ascii="Arial" w:cs="Arial" w:eastAsia="Arial" w:hAnsi="Arial"/>
@@ -4205,7 +4205,7 @@
             <w:pPr>
               <w:spacing w:after="20" w:before="0"/>
             </w:pPr>
-            <w:hyperlink w:history="1" r:id="rId-4mlic5s_n5ksywxbwuqf">
+            <w:hyperlink w:history="1" r:id="rIdpkp_qfkskxpqn72ktzsol">
               <w:r>
                 <w:rPr>
                   <w:rFonts w:ascii="Arial" w:cs="Arial" w:eastAsia="Arial" w:hAnsi="Arial"/>
@@ -4238,7 +4238,7 @@
               <w:spacing w:after="10" w:before="0"/>
               <w:ind w:left="120"/>
             </w:pPr>
-            <w:hyperlink w:history="1" r:id="rId31j58oupqzy-o9qhh590f">
+            <w:hyperlink w:history="1" r:id="rIdpeqb67q2qr-hwd03wvpsg">
               <w:r>
                 <w:rPr>
                   <w:rFonts w:ascii="Arial" w:cs="Arial" w:eastAsia="Arial" w:hAnsi="Arial"/>
@@ -4433,7 +4433,7 @@
             <w:pPr>
               <w:spacing w:after="20" w:before="0"/>
             </w:pPr>
-            <w:hyperlink w:history="1" r:id="rIdygpxhcjvyeatt73sm013-">
+            <w:hyperlink w:history="1" r:id="rIdsv2lox22p1kf9qlf-r-zr">
               <w:r>
                 <w:rPr>
                   <w:rFonts w:ascii="Arial" w:cs="Arial" w:eastAsia="Arial" w:hAnsi="Arial"/>
@@ -4466,7 +4466,7 @@
               <w:spacing w:after="10" w:before="0"/>
               <w:ind w:left="120"/>
             </w:pPr>
-            <w:hyperlink w:history="1" r:id="rIdkobkanoivdrxjqeeo1tja">
+            <w:hyperlink w:history="1" r:id="rIde3vynn622i_dxccgplh1b">
               <w:r>
                 <w:rPr>
                   <w:rFonts w:ascii="Arial" w:cs="Arial" w:eastAsia="Arial" w:hAnsi="Arial"/>
@@ -4511,7 +4511,7 @@
             <w:pPr>
               <w:spacing w:after="20" w:before="0"/>
             </w:pPr>
-            <w:hyperlink w:history="1" r:id="rIdtlcpumphko_28hx04ixdg">
+            <w:hyperlink w:history="1" r:id="rIddhdzwhyeyel9z9k7n5uds">
               <w:r>
                 <w:rPr>
                   <w:rFonts w:ascii="Arial" w:cs="Arial" w:eastAsia="Arial" w:hAnsi="Arial"/>
@@ -4544,7 +4544,7 @@
               <w:spacing w:after="10" w:before="0"/>
               <w:ind w:left="120"/>
             </w:pPr>
-            <w:hyperlink w:history="1" r:id="rIdwosggt-xgyhi2yya3uzbe">
+            <w:hyperlink w:history="1" r:id="rIdplmahqobl_8zbozp_vyx5">
               <w:r>
                 <w:rPr>
                   <w:rFonts w:ascii="Arial" w:cs="Arial" w:eastAsia="Arial" w:hAnsi="Arial"/>
@@ -4739,7 +4739,7 @@
             <w:pPr>
               <w:spacing w:after="20" w:before="0"/>
             </w:pPr>
-            <w:hyperlink w:history="1" r:id="rIdo8b-vlgdsyu8fynpa7pop">
+            <w:hyperlink w:history="1" r:id="rId2mzqhzxfvlemkem_hbf_2">
               <w:r>
                 <w:rPr>
                   <w:rFonts w:ascii="Arial" w:cs="Arial" w:eastAsia="Arial" w:hAnsi="Arial"/>
@@ -4772,7 +4772,7 @@
               <w:spacing w:after="10" w:before="0"/>
               <w:ind w:left="120"/>
             </w:pPr>
-            <w:hyperlink w:history="1" r:id="rId1itseqlocrdzmbbgmmw1c">
+            <w:hyperlink w:history="1" r:id="rId8rbmzxv-4p7kkqq5rhb-u">
               <w:r>
                 <w:rPr>
                   <w:rFonts w:ascii="Arial" w:cs="Arial" w:eastAsia="Arial" w:hAnsi="Arial"/>
@@ -4817,7 +4817,7 @@
             <w:pPr>
               <w:spacing w:after="20" w:before="0"/>
             </w:pPr>
-            <w:hyperlink w:history="1" r:id="rIdb1ajdkyfj1giur_2ruoym">
+            <w:hyperlink w:history="1" r:id="rIdwxrhnqz-gmfw8eny4gds_">
               <w:r>
                 <w:rPr>
                   <w:rFonts w:ascii="Arial" w:cs="Arial" w:eastAsia="Arial" w:hAnsi="Arial"/>
@@ -4850,7 +4850,7 @@
               <w:spacing w:after="10" w:before="0"/>
               <w:ind w:left="120"/>
             </w:pPr>
-            <w:hyperlink w:history="1" r:id="rId1o6zy7ilzk7l_-z0nrijv">
+            <w:hyperlink w:history="1" r:id="rIdt1zcwz7vezzgxu2stky5h">
               <w:r>
                 <w:rPr>
                   <w:rFonts w:ascii="Arial" w:cs="Arial" w:eastAsia="Arial" w:hAnsi="Arial"/>
@@ -5045,7 +5045,7 @@
             <w:pPr>
               <w:spacing w:after="20" w:before="0"/>
             </w:pPr>
-            <w:hyperlink w:history="1" r:id="rId7c5xfmftx_xnfbuxbbi91">
+            <w:hyperlink w:history="1" r:id="rIdyaiwrcfdlnc08qqbxq-sq">
               <w:r>
                 <w:rPr>
                   <w:rFonts w:ascii="Arial" w:cs="Arial" w:eastAsia="Arial" w:hAnsi="Arial"/>
@@ -5078,7 +5078,7 @@
               <w:spacing w:after="10" w:before="0"/>
               <w:ind w:left="120"/>
             </w:pPr>
-            <w:hyperlink w:history="1" r:id="rIddyeyobpxxr2tnnrqh9zx5">
+            <w:hyperlink w:history="1" r:id="rIdo1wy_ydksvtevz7csrtox">
               <w:r>
                 <w:rPr>
                   <w:rFonts w:ascii="Arial" w:cs="Arial" w:eastAsia="Arial" w:hAnsi="Arial"/>
@@ -5123,7 +5123,7 @@
             <w:pPr>
               <w:spacing w:after="20" w:before="0"/>
             </w:pPr>
-            <w:hyperlink w:history="1" r:id="rIdhuhbxzkdnmncgpoa-eqdi">
+            <w:hyperlink w:history="1" r:id="rIdfduakjokjs5s5udemoocb">
               <w:r>
                 <w:rPr>
                   <w:rFonts w:ascii="Arial" w:cs="Arial" w:eastAsia="Arial" w:hAnsi="Arial"/>
@@ -5156,7 +5156,7 @@
               <w:spacing w:after="10" w:before="0"/>
               <w:ind w:left="120"/>
             </w:pPr>
-            <w:hyperlink w:history="1" r:id="rIderbsxu_hto4sm0fohcu4v">
+            <w:hyperlink w:history="1" r:id="rIdxhqamuim1npp6wy0fneap">
               <w:r>
                 <w:rPr>
                   <w:rFonts w:ascii="Arial" w:cs="Arial" w:eastAsia="Arial" w:hAnsi="Arial"/>
@@ -6643,7 +6643,7 @@
             <w:pPr>
               <w:spacing w:after="20" w:before="0"/>
             </w:pPr>
-            <w:hyperlink w:history="1" r:id="rIdamysc0awfkivjuuny6u-a">
+            <w:hyperlink w:history="1" r:id="rIdpxavksnqmujpcn99dmzwt">
               <w:r>
                 <w:rPr>
                   <w:rFonts w:ascii="Arial" w:cs="Arial" w:eastAsia="Arial" w:hAnsi="Arial"/>
@@ -6676,7 +6676,7 @@
               <w:spacing w:after="10" w:before="0"/>
               <w:ind w:left="120"/>
             </w:pPr>
-            <w:hyperlink w:history="1" r:id="rIdfmeeuvcezey1zf_f_ltyf">
+            <w:hyperlink w:history="1" r:id="rId7cjskd9_37nmjpv6j2afj">
               <w:r>
                 <w:rPr>
                   <w:rFonts w:ascii="Arial" w:cs="Arial" w:eastAsia="Arial" w:hAnsi="Arial"/>
@@ -6721,7 +6721,7 @@
             <w:pPr>
               <w:spacing w:after="20" w:before="0"/>
             </w:pPr>
-            <w:hyperlink w:history="1" r:id="rId5gzzhfpxwkdzrym1tcu8y">
+            <w:hyperlink w:history="1" r:id="rIdvxjq0dkrch3umz71uh0yw">
               <w:r>
                 <w:rPr>
                   <w:rFonts w:ascii="Arial" w:cs="Arial" w:eastAsia="Arial" w:hAnsi="Arial"/>
@@ -6754,7 +6754,7 @@
               <w:spacing w:after="10" w:before="0"/>
               <w:ind w:left="120"/>
             </w:pPr>
-            <w:hyperlink w:history="1" r:id="rIdbci3wibaru6oiwbtgytwj">
+            <w:hyperlink w:history="1" r:id="rIdbmhgwpkparz8wkacgpzys">
               <w:r>
                 <w:rPr>
                   <w:rFonts w:ascii="Arial" w:cs="Arial" w:eastAsia="Arial" w:hAnsi="Arial"/>
@@ -6949,7 +6949,7 @@
             <w:pPr>
               <w:spacing w:after="20" w:before="0"/>
             </w:pPr>
-            <w:hyperlink w:history="1" r:id="rIdmzmzjim6hkrgb0gpkw8pv">
+            <w:hyperlink w:history="1" r:id="rId78k7rvwxsweqcedxgt3aq">
               <w:r>
                 <w:rPr>
                   <w:rFonts w:ascii="Arial" w:cs="Arial" w:eastAsia="Arial" w:hAnsi="Arial"/>
@@ -6982,7 +6982,7 @@
               <w:spacing w:after="10" w:before="0"/>
               <w:ind w:left="120"/>
             </w:pPr>
-            <w:hyperlink w:history="1" r:id="rIdidt0wuvd7cy7icznh1hl1">
+            <w:hyperlink w:history="1" r:id="rIdjdw1zwh5t4kol_njoe9x0">
               <w:r>
                 <w:rPr>
                   <w:rFonts w:ascii="Arial" w:cs="Arial" w:eastAsia="Arial" w:hAnsi="Arial"/>
@@ -7027,7 +7027,7 @@
             <w:pPr>
               <w:spacing w:after="20" w:before="0"/>
             </w:pPr>
-            <w:hyperlink w:history="1" r:id="rIdtx8qb_v0q88pql2eutcuw">
+            <w:hyperlink w:history="1" r:id="rIdctu_fb0liau_aazyuyxc0">
               <w:r>
                 <w:rPr>
                   <w:rFonts w:ascii="Arial" w:cs="Arial" w:eastAsia="Arial" w:hAnsi="Arial"/>
@@ -7060,7 +7060,7 @@
               <w:spacing w:after="10" w:before="0"/>
               <w:ind w:left="120"/>
             </w:pPr>
-            <w:hyperlink w:history="1" r:id="rIdiyl9vs7cq_efrts9w40xa">
+            <w:hyperlink w:history="1" r:id="rIdmdoczg3la9_7ryswtptpr">
               <w:r>
                 <w:rPr>
                   <w:rFonts w:ascii="Arial" w:cs="Arial" w:eastAsia="Arial" w:hAnsi="Arial"/>
@@ -7255,7 +7255,7 @@
             <w:pPr>
               <w:spacing w:after="20" w:before="0"/>
             </w:pPr>
-            <w:hyperlink w:history="1" r:id="rIdhrpn5jgdh0kyaduqijnxb">
+            <w:hyperlink w:history="1" r:id="rIdreydknoh_nmjuqjm3uj4s">
               <w:r>
                 <w:rPr>
                   <w:rFonts w:ascii="Arial" w:cs="Arial" w:eastAsia="Arial" w:hAnsi="Arial"/>
@@ -7288,7 +7288,7 @@
               <w:spacing w:after="10" w:before="0"/>
               <w:ind w:left="120"/>
             </w:pPr>
-            <w:hyperlink w:history="1" r:id="rIdrfyctnquxnwis8oi6k4rf">
+            <w:hyperlink w:history="1" r:id="rIdmxgw0r6qo1s1yvovzpnyf">
               <w:r>
                 <w:rPr>
                   <w:rFonts w:ascii="Arial" w:cs="Arial" w:eastAsia="Arial" w:hAnsi="Arial"/>
@@ -7333,7 +7333,7 @@
             <w:pPr>
               <w:spacing w:after="20" w:before="0"/>
             </w:pPr>
-            <w:hyperlink w:history="1" r:id="rIdpntu9f8mguyw-aj09hwc8">
+            <w:hyperlink w:history="1" r:id="rIdeev638s6b6wppfrt-rrx4">
               <w:r>
                 <w:rPr>
                   <w:rFonts w:ascii="Arial" w:cs="Arial" w:eastAsia="Arial" w:hAnsi="Arial"/>
@@ -7366,7 +7366,7 @@
               <w:spacing w:after="10" w:before="0"/>
               <w:ind w:left="120"/>
             </w:pPr>
-            <w:hyperlink w:history="1" r:id="rIdyq4x5mb5xrnzulprq6zlg">
+            <w:hyperlink w:history="1" r:id="rIdyymjury8yzb9nrobc_u3o">
               <w:r>
                 <w:rPr>
                   <w:rFonts w:ascii="Arial" w:cs="Arial" w:eastAsia="Arial" w:hAnsi="Arial"/>
@@ -7561,7 +7561,7 @@
             <w:pPr>
               <w:spacing w:after="20" w:before="0"/>
             </w:pPr>
-            <w:hyperlink w:history="1" r:id="rIdjs70fgimof2jb2d5w-7uv">
+            <w:hyperlink w:history="1" r:id="rIdens7mai19bxd5elspvtnz">
               <w:r>
                 <w:rPr>
                   <w:rFonts w:ascii="Arial" w:cs="Arial" w:eastAsia="Arial" w:hAnsi="Arial"/>
@@ -7594,7 +7594,7 @@
               <w:spacing w:after="10" w:before="0"/>
               <w:ind w:left="120"/>
             </w:pPr>
-            <w:hyperlink w:history="1" r:id="rIddsqxny8kwghvpjkv1o57e">
+            <w:hyperlink w:history="1" r:id="rIdntahjvvzlfnv-nkvofb-_">
               <w:r>
                 <w:rPr>
                   <w:rFonts w:ascii="Arial" w:cs="Arial" w:eastAsia="Arial" w:hAnsi="Arial"/>
@@ -7639,7 +7639,7 @@
             <w:pPr>
               <w:spacing w:after="20" w:before="0"/>
             </w:pPr>
-            <w:hyperlink w:history="1" r:id="rIdwaf6qyyzdpfwjelcpqvcd">
+            <w:hyperlink w:history="1" r:id="rIdgwe97j-ul2rnuvzmcizhe">
               <w:r>
                 <w:rPr>
                   <w:rFonts w:ascii="Arial" w:cs="Arial" w:eastAsia="Arial" w:hAnsi="Arial"/>
@@ -7672,7 +7672,7 @@
               <w:spacing w:after="10" w:before="0"/>
               <w:ind w:left="120"/>
             </w:pPr>
-            <w:hyperlink w:history="1" r:id="rId97tzwwb8uyfgg1gmfole8">
+            <w:hyperlink w:history="1" r:id="rIdasc4t_shw7iui6znlkkcw">
               <w:r>
                 <w:rPr>
                   <w:rFonts w:ascii="Arial" w:cs="Arial" w:eastAsia="Arial" w:hAnsi="Arial"/>
@@ -7867,7 +7867,7 @@
             <w:pPr>
               <w:spacing w:after="20" w:before="0"/>
             </w:pPr>
-            <w:hyperlink w:history="1" r:id="rId1t0hxjqrjuduhjq7elgmj">
+            <w:hyperlink w:history="1" r:id="rIdndebtlencqmpdjtvqtpex">
               <w:r>
                 <w:rPr>
                   <w:rFonts w:ascii="Arial" w:cs="Arial" w:eastAsia="Arial" w:hAnsi="Arial"/>
@@ -7900,7 +7900,7 @@
               <w:spacing w:after="10" w:before="0"/>
               <w:ind w:left="120"/>
             </w:pPr>
-            <w:hyperlink w:history="1" r:id="rIdlgrsqwggmsadkhjslogkz">
+            <w:hyperlink w:history="1" r:id="rIdgwhpx4bkmdft6oqcxdttk">
               <w:r>
                 <w:rPr>
                   <w:rFonts w:ascii="Arial" w:cs="Arial" w:eastAsia="Arial" w:hAnsi="Arial"/>
@@ -7945,7 +7945,7 @@
             <w:pPr>
               <w:spacing w:after="20" w:before="0"/>
             </w:pPr>
-            <w:hyperlink w:history="1" r:id="rIdf7vfui9jk-dmpcqirvl-_">
+            <w:hyperlink w:history="1" r:id="rIdzmmthpfmclqaemvrrggqa">
               <w:r>
                 <w:rPr>
                   <w:rFonts w:ascii="Arial" w:cs="Arial" w:eastAsia="Arial" w:hAnsi="Arial"/>
@@ -7978,7 +7978,7 @@
               <w:spacing w:after="10" w:before="0"/>
               <w:ind w:left="120"/>
             </w:pPr>
-            <w:hyperlink w:history="1" r:id="rId_qtyo3v3uemb06ez3bcfw">
+            <w:hyperlink w:history="1" r:id="rIdzuq1q7r-wvbheovicheuk">
               <w:r>
                 <w:rPr>
                   <w:rFonts w:ascii="Arial" w:cs="Arial" w:eastAsia="Arial" w:hAnsi="Arial"/>
@@ -9560,7 +9560,7 @@
             <w:pPr>
               <w:spacing w:after="20" w:before="0"/>
             </w:pPr>
-            <w:hyperlink w:history="1" r:id="rId9bmvliocipya0jp_7_18e">
+            <w:hyperlink w:history="1" r:id="rId8asn4utnehahytttzhvbr">
               <w:r>
                 <w:rPr>
                   <w:rFonts w:ascii="Arial" w:cs="Arial" w:eastAsia="Arial" w:hAnsi="Arial"/>
@@ -9593,7 +9593,7 @@
               <w:spacing w:after="10" w:before="0"/>
               <w:ind w:left="120"/>
             </w:pPr>
-            <w:hyperlink w:history="1" r:id="rIdpraicrsqo8txp8ffquovl">
+            <w:hyperlink w:history="1" r:id="rIdwgri5afd_ign0a1y0ibfm">
               <w:r>
                 <w:rPr>
                   <w:rFonts w:ascii="Arial" w:cs="Arial" w:eastAsia="Arial" w:hAnsi="Arial"/>
@@ -9638,7 +9638,7 @@
             <w:pPr>
               <w:spacing w:after="20" w:before="0"/>
             </w:pPr>
-            <w:hyperlink w:history="1" r:id="rIdl87i-sws0wle7w6cqs7vg">
+            <w:hyperlink w:history="1" r:id="rIduohbg73tzbmq5ayowhxok">
               <w:r>
                 <w:rPr>
                   <w:rFonts w:ascii="Arial" w:cs="Arial" w:eastAsia="Arial" w:hAnsi="Arial"/>
@@ -9671,7 +9671,7 @@
               <w:spacing w:after="10" w:before="0"/>
               <w:ind w:left="120"/>
             </w:pPr>
-            <w:hyperlink w:history="1" r:id="rIdqi7g9z2nbm8l-thzngwuz">
+            <w:hyperlink w:history="1" r:id="rId3tdutu_qq3z6fgefgbhqk">
               <w:r>
                 <w:rPr>
                   <w:rFonts w:ascii="Arial" w:cs="Arial" w:eastAsia="Arial" w:hAnsi="Arial"/>
@@ -9866,7 +9866,7 @@
             <w:pPr>
               <w:spacing w:after="20" w:before="0"/>
             </w:pPr>
-            <w:hyperlink w:history="1" r:id="rIdhxj7kotki7hiamrtlcz_i">
+            <w:hyperlink w:history="1" r:id="rIdhsmri6iffjz14dfwo9g8j">
               <w:r>
                 <w:rPr>
                   <w:rFonts w:ascii="Arial" w:cs="Arial" w:eastAsia="Arial" w:hAnsi="Arial"/>
@@ -9899,7 +9899,7 @@
               <w:spacing w:after="10" w:before="0"/>
               <w:ind w:left="120"/>
             </w:pPr>
-            <w:hyperlink w:history="1" r:id="rIdqtl3ktcbxob4018umii0u">
+            <w:hyperlink w:history="1" r:id="rIdx-cafpipm_llylelub-vt">
               <w:r>
                 <w:rPr>
                   <w:rFonts w:ascii="Arial" w:cs="Arial" w:eastAsia="Arial" w:hAnsi="Arial"/>
@@ -9944,7 +9944,7 @@
             <w:pPr>
               <w:spacing w:after="20" w:before="0"/>
             </w:pPr>
-            <w:hyperlink w:history="1" r:id="rIdf4mrdp4fua48wobormipv">
+            <w:hyperlink w:history="1" r:id="rId7p80wd5sschchxsefzprq">
               <w:r>
                 <w:rPr>
                   <w:rFonts w:ascii="Arial" w:cs="Arial" w:eastAsia="Arial" w:hAnsi="Arial"/>
@@ -9977,7 +9977,7 @@
               <w:spacing w:after="10" w:before="0"/>
               <w:ind w:left="120"/>
             </w:pPr>
-            <w:hyperlink w:history="1" r:id="rIdzh-q0qqhsii4gmamqyqv-">
+            <w:hyperlink w:history="1" r:id="rIdegudtruhcjsnfntisbbi2">
               <w:r>
                 <w:rPr>
                   <w:rFonts w:ascii="Arial" w:cs="Arial" w:eastAsia="Arial" w:hAnsi="Arial"/>
@@ -10172,7 +10172,7 @@
             <w:pPr>
               <w:spacing w:after="20" w:before="0"/>
             </w:pPr>
-            <w:hyperlink w:history="1" r:id="rIdx3d1qnqcjgsyjydrcem8u">
+            <w:hyperlink w:history="1" r:id="rIdraby4drjsetuzerytw-ra">
               <w:r>
                 <w:rPr>
                   <w:rFonts w:ascii="Arial" w:cs="Arial" w:eastAsia="Arial" w:hAnsi="Arial"/>
@@ -10205,7 +10205,7 @@
               <w:spacing w:after="10" w:before="0"/>
               <w:ind w:left="120"/>
             </w:pPr>
-            <w:hyperlink w:history="1" r:id="rIdued1yds-qypfg0xx4zkwm">
+            <w:hyperlink w:history="1" r:id="rIdeypx5dt90eshpl20qe5gm">
               <w:r>
                 <w:rPr>
                   <w:rFonts w:ascii="Arial" w:cs="Arial" w:eastAsia="Arial" w:hAnsi="Arial"/>
@@ -10250,7 +10250,7 @@
             <w:pPr>
               <w:spacing w:after="20" w:before="0"/>
             </w:pPr>
-            <w:hyperlink w:history="1" r:id="rId3lr-v02c_tielw0ooq6xe">
+            <w:hyperlink w:history="1" r:id="rIdz-rgwvf83e_l8a3zyp_cr">
               <w:r>
                 <w:rPr>
                   <w:rFonts w:ascii="Arial" w:cs="Arial" w:eastAsia="Arial" w:hAnsi="Arial"/>
@@ -10283,7 +10283,7 @@
               <w:spacing w:after="10" w:before="0"/>
               <w:ind w:left="120"/>
             </w:pPr>
-            <w:hyperlink w:history="1" r:id="rIdmr4xtxrr-6iulpiudiesq">
+            <w:hyperlink w:history="1" r:id="rIdhb7velszquefqn7s5emsr">
               <w:r>
                 <w:rPr>
                   <w:rFonts w:ascii="Arial" w:cs="Arial" w:eastAsia="Arial" w:hAnsi="Arial"/>
@@ -10478,7 +10478,7 @@
             <w:pPr>
               <w:spacing w:after="20" w:before="0"/>
             </w:pPr>
-            <w:hyperlink w:history="1" r:id="rIdb-xf4sj0_udejw2zjtnmq">
+            <w:hyperlink w:history="1" r:id="rIddbojg4il_d_z0pzqo9qpf">
               <w:r>
                 <w:rPr>
                   <w:rFonts w:ascii="Arial" w:cs="Arial" w:eastAsia="Arial" w:hAnsi="Arial"/>
@@ -10511,7 +10511,7 @@
               <w:spacing w:after="10" w:before="0"/>
               <w:ind w:left="120"/>
             </w:pPr>
-            <w:hyperlink w:history="1" r:id="rIdpkb835cgfnzpuiqjtrec7">
+            <w:hyperlink w:history="1" r:id="rIdvvoogrnhxwtdovo0td2mk">
               <w:r>
                 <w:rPr>
                   <w:rFonts w:ascii="Arial" w:cs="Arial" w:eastAsia="Arial" w:hAnsi="Arial"/>
@@ -10556,7 +10556,7 @@
             <w:pPr>
               <w:spacing w:after="20" w:before="0"/>
             </w:pPr>
-            <w:hyperlink w:history="1" r:id="rId6sfjmouovtaimk2twtu1o">
+            <w:hyperlink w:history="1" r:id="rIdogfrwpjsgwcnxc8ko59oy">
               <w:r>
                 <w:rPr>
                   <w:rFonts w:ascii="Arial" w:cs="Arial" w:eastAsia="Arial" w:hAnsi="Arial"/>
@@ -10589,7 +10589,7 @@
               <w:spacing w:after="10" w:before="0"/>
               <w:ind w:left="120"/>
             </w:pPr>
-            <w:hyperlink w:history="1" r:id="rIdng5iiejensfv57rxec9ec">
+            <w:hyperlink w:history="1" r:id="rIdr7494vyofi-aegei0slyj">
               <w:r>
                 <w:rPr>
                   <w:rFonts w:ascii="Arial" w:cs="Arial" w:eastAsia="Arial" w:hAnsi="Arial"/>
@@ -10784,7 +10784,7 @@
             <w:pPr>
               <w:spacing w:after="20" w:before="0"/>
             </w:pPr>
-            <w:hyperlink w:history="1" r:id="rIdnofnhv6jny-r52oax7cd8">
+            <w:hyperlink w:history="1" r:id="rIdoo6taoxaqy6honatwnvza">
               <w:r>
                 <w:rPr>
                   <w:rFonts w:ascii="Arial" w:cs="Arial" w:eastAsia="Arial" w:hAnsi="Arial"/>
@@ -10817,7 +10817,7 @@
               <w:spacing w:after="10" w:before="0"/>
               <w:ind w:left="120"/>
             </w:pPr>
-            <w:hyperlink w:history="1" r:id="rIdzpaqrdv8pyghaophwszk9">
+            <w:hyperlink w:history="1" r:id="rIdf53xoq94igrxd5frjmqin">
               <w:r>
                 <w:rPr>
                   <w:rFonts w:ascii="Arial" w:cs="Arial" w:eastAsia="Arial" w:hAnsi="Arial"/>
@@ -10862,7 +10862,7 @@
             <w:pPr>
               <w:spacing w:after="20" w:before="0"/>
             </w:pPr>
-            <w:hyperlink w:history="1" r:id="rIdji-xtv5itqeqxgch2mjj3">
+            <w:hyperlink w:history="1" r:id="rIdeqgnaaokuwz54wvywm8aa">
               <w:r>
                 <w:rPr>
                   <w:rFonts w:ascii="Arial" w:cs="Arial" w:eastAsia="Arial" w:hAnsi="Arial"/>
@@ -10895,7 +10895,7 @@
               <w:spacing w:after="10" w:before="0"/>
               <w:ind w:left="120"/>
             </w:pPr>
-            <w:hyperlink w:history="1" r:id="rIdi-vy4kjzyt6ngd6azxhd4">
+            <w:hyperlink w:history="1" r:id="rIdqowbezzwvmxtjvffxqd25">
               <w:r>
                 <w:rPr>
                   <w:rFonts w:ascii="Arial" w:cs="Arial" w:eastAsia="Arial" w:hAnsi="Arial"/>
@@ -12382,7 +12382,7 @@
             <w:pPr>
               <w:spacing w:after="20" w:before="0"/>
             </w:pPr>
-            <w:hyperlink w:history="1" r:id="rIdscglmq_0wbwy-jpnjbomn">
+            <w:hyperlink w:history="1" r:id="rIdinyolv1v6wvkangicx_d0">
               <w:r>
                 <w:rPr>
                   <w:rFonts w:ascii="Arial" w:cs="Arial" w:eastAsia="Arial" w:hAnsi="Arial"/>
@@ -12415,7 +12415,7 @@
               <w:spacing w:after="10" w:before="0"/>
               <w:ind w:left="120"/>
             </w:pPr>
-            <w:hyperlink w:history="1" r:id="rIdwokchyzcysqa8heefynnz">
+            <w:hyperlink w:history="1" r:id="rIdouzjrgj3mp0-dj-7arkzf">
               <w:r>
                 <w:rPr>
                   <w:rFonts w:ascii="Arial" w:cs="Arial" w:eastAsia="Arial" w:hAnsi="Arial"/>
@@ -12460,7 +12460,7 @@
             <w:pPr>
               <w:spacing w:after="20" w:before="0"/>
             </w:pPr>
-            <w:hyperlink w:history="1" r:id="rIdnbhcjhmtt4mkgfyrkmzfd">
+            <w:hyperlink w:history="1" r:id="rId_8llkwpg4wmyoooeqy4kk">
               <w:r>
                 <w:rPr>
                   <w:rFonts w:ascii="Arial" w:cs="Arial" w:eastAsia="Arial" w:hAnsi="Arial"/>
@@ -12493,7 +12493,7 @@
               <w:spacing w:after="10" w:before="0"/>
               <w:ind w:left="120"/>
             </w:pPr>
-            <w:hyperlink w:history="1" r:id="rIdy9q2avbkotuehtguvygls">
+            <w:hyperlink w:history="1" r:id="rIdkjj3qr4dtaova2hmxovhw">
               <w:r>
                 <w:rPr>
                   <w:rFonts w:ascii="Arial" w:cs="Arial" w:eastAsia="Arial" w:hAnsi="Arial"/>
@@ -12688,7 +12688,7 @@
             <w:pPr>
               <w:spacing w:after="20" w:before="0"/>
             </w:pPr>
-            <w:hyperlink w:history="1" r:id="rIdtihs1g5whlh9jstkj92eo">
+            <w:hyperlink w:history="1" r:id="rIddr392ogt3y4zixnkgpbuu">
               <w:r>
                 <w:rPr>
                   <w:rFonts w:ascii="Arial" w:cs="Arial" w:eastAsia="Arial" w:hAnsi="Arial"/>
@@ -12721,7 +12721,7 @@
               <w:spacing w:after="10" w:before="0"/>
               <w:ind w:left="120"/>
             </w:pPr>
-            <w:hyperlink w:history="1" r:id="rIdfkhyb0ae2knkrr0idd3nq">
+            <w:hyperlink w:history="1" r:id="rIdgpewpgk0jt_ihyt81ltd1">
               <w:r>
                 <w:rPr>
                   <w:rFonts w:ascii="Arial" w:cs="Arial" w:eastAsia="Arial" w:hAnsi="Arial"/>
@@ -12766,7 +12766,7 @@
             <w:pPr>
               <w:spacing w:after="20" w:before="0"/>
             </w:pPr>
-            <w:hyperlink w:history="1" r:id="rId21uw1u2wnhrqceastbvhi">
+            <w:hyperlink w:history="1" r:id="rIdy_8g-uzrlsfgutxb8i1jp">
               <w:r>
                 <w:rPr>
                   <w:rFonts w:ascii="Arial" w:cs="Arial" w:eastAsia="Arial" w:hAnsi="Arial"/>
@@ -12799,7 +12799,7 @@
               <w:spacing w:after="10" w:before="0"/>
               <w:ind w:left="120"/>
             </w:pPr>
-            <w:hyperlink w:history="1" r:id="rId4xtrapm0hmdxjcsqgxtl1">
+            <w:hyperlink w:history="1" r:id="rIdz_l5wuxvglbxjef0uytk8">
               <w:r>
                 <w:rPr>
                   <w:rFonts w:ascii="Arial" w:cs="Arial" w:eastAsia="Arial" w:hAnsi="Arial"/>
@@ -12994,7 +12994,7 @@
             <w:pPr>
               <w:spacing w:after="20" w:before="0"/>
             </w:pPr>
-            <w:hyperlink w:history="1" r:id="rIdsd_ojbsv91wklwtcsztzt">
+            <w:hyperlink w:history="1" r:id="rIdpxpxuje-ya51jxeagruum">
               <w:r>
                 <w:rPr>
                   <w:rFonts w:ascii="Arial" w:cs="Arial" w:eastAsia="Arial" w:hAnsi="Arial"/>
@@ -13027,7 +13027,7 @@
               <w:spacing w:after="10" w:before="0"/>
               <w:ind w:left="120"/>
             </w:pPr>
-            <w:hyperlink w:history="1" r:id="rId7yol_iqluyxxpeu1thxpa">
+            <w:hyperlink w:history="1" r:id="rIdzfkrk-qabqvlelpqmpxgf">
               <w:r>
                 <w:rPr>
                   <w:rFonts w:ascii="Arial" w:cs="Arial" w:eastAsia="Arial" w:hAnsi="Arial"/>
@@ -13072,7 +13072,7 @@
             <w:pPr>
               <w:spacing w:after="20" w:before="0"/>
             </w:pPr>
-            <w:hyperlink w:history="1" r:id="rId8nugiiuwsortrc-kgvw5d">
+            <w:hyperlink w:history="1" r:id="rIduczbyknoytzpgqwglu9kl">
               <w:r>
                 <w:rPr>
                   <w:rFonts w:ascii="Arial" w:cs="Arial" w:eastAsia="Arial" w:hAnsi="Arial"/>
@@ -13105,7 +13105,7 @@
               <w:spacing w:after="10" w:before="0"/>
               <w:ind w:left="120"/>
             </w:pPr>
-            <w:hyperlink w:history="1" r:id="rIdglwsvhaounlgnco7daxzh">
+            <w:hyperlink w:history="1" r:id="rIdvg3bmi7-1nojelucr8k3u">
               <w:r>
                 <w:rPr>
                   <w:rFonts w:ascii="Arial" w:cs="Arial" w:eastAsia="Arial" w:hAnsi="Arial"/>
@@ -13300,7 +13300,7 @@
             <w:pPr>
               <w:spacing w:after="20" w:before="0"/>
             </w:pPr>
-            <w:hyperlink w:history="1" r:id="rIdzpp_yjpvi841uzvtjwv6r">
+            <w:hyperlink w:history="1" r:id="rIdj27br6zroq369rwwqdxvq">
               <w:r>
                 <w:rPr>
                   <w:rFonts w:ascii="Arial" w:cs="Arial" w:eastAsia="Arial" w:hAnsi="Arial"/>
@@ -13333,7 +13333,7 @@
               <w:spacing w:after="10" w:before="0"/>
               <w:ind w:left="120"/>
             </w:pPr>
-            <w:hyperlink w:history="1" r:id="rIdckgxtkst0zv_ymgyujj4-">
+            <w:hyperlink w:history="1" r:id="rIdwueo56qpi3v5gbyhzqciy">
               <w:r>
                 <w:rPr>
                   <w:rFonts w:ascii="Arial" w:cs="Arial" w:eastAsia="Arial" w:hAnsi="Arial"/>
@@ -13378,7 +13378,7 @@
             <w:pPr>
               <w:spacing w:after="20" w:before="0"/>
             </w:pPr>
-            <w:hyperlink w:history="1" r:id="rIdppi1cb-yinmq2lemdo58b">
+            <w:hyperlink w:history="1" r:id="rIdjdrwqiqddxa7ybzvlkw2c">
               <w:r>
                 <w:rPr>
                   <w:rFonts w:ascii="Arial" w:cs="Arial" w:eastAsia="Arial" w:hAnsi="Arial"/>
@@ -13411,7 +13411,7 @@
               <w:spacing w:after="10" w:before="0"/>
               <w:ind w:left="120"/>
             </w:pPr>
-            <w:hyperlink w:history="1" r:id="rIdnbkphua63h_5pn25l0tqm">
+            <w:hyperlink w:history="1" r:id="rId3qbm6xf-9vmbvds1n4ket">
               <w:r>
                 <w:rPr>
                   <w:rFonts w:ascii="Arial" w:cs="Arial" w:eastAsia="Arial" w:hAnsi="Arial"/>
@@ -13606,7 +13606,7 @@
             <w:pPr>
               <w:spacing w:after="20" w:before="0"/>
             </w:pPr>
-            <w:hyperlink w:history="1" r:id="rIdhr0lwgfp_rfbvhf4r6mf_">
+            <w:hyperlink w:history="1" r:id="rIdrlew-d0ihvzlxdccizc5j">
               <w:r>
                 <w:rPr>
                   <w:rFonts w:ascii="Arial" w:cs="Arial" w:eastAsia="Arial" w:hAnsi="Arial"/>
@@ -13639,7 +13639,7 @@
               <w:spacing w:after="10" w:before="0"/>
               <w:ind w:left="120"/>
             </w:pPr>
-            <w:hyperlink w:history="1" r:id="rIdcannekppak1fzhgo9eolk">
+            <w:hyperlink w:history="1" r:id="rIdgygkyoqkcnxx9fxrowcf8">
               <w:r>
                 <w:rPr>
                   <w:rFonts w:ascii="Arial" w:cs="Arial" w:eastAsia="Arial" w:hAnsi="Arial"/>
@@ -13684,7 +13684,7 @@
             <w:pPr>
               <w:spacing w:after="20" w:before="0"/>
             </w:pPr>
-            <w:hyperlink w:history="1" r:id="rIdmnctvo24r8ijofz3kgcv0">
+            <w:hyperlink w:history="1" r:id="rIddzmju3b7gte1n8xlz2s78">
               <w:r>
                 <w:rPr>
                   <w:rFonts w:ascii="Arial" w:cs="Arial" w:eastAsia="Arial" w:hAnsi="Arial"/>
@@ -13717,7 +13717,7 @@
               <w:spacing w:after="10" w:before="0"/>
               <w:ind w:left="120"/>
             </w:pPr>
-            <w:hyperlink w:history="1" r:id="rIdg6qc4p0-zjnw042idk5xq">
+            <w:hyperlink w:history="1" r:id="rId8idtxy631aka1ab3tpvuc">
               <w:r>
                 <w:rPr>
                   <w:rFonts w:ascii="Arial" w:cs="Arial" w:eastAsia="Arial" w:hAnsi="Arial"/>
@@ -15204,7 +15204,7 @@
             <w:pPr>
               <w:spacing w:after="20" w:before="0"/>
             </w:pPr>
-            <w:hyperlink w:history="1" r:id="rIdkpek90ni618qid9gfxhum">
+            <w:hyperlink w:history="1" r:id="rIdewgd3ziztio97ge33fjef">
               <w:r>
                 <w:rPr>
                   <w:rFonts w:ascii="Arial" w:cs="Arial" w:eastAsia="Arial" w:hAnsi="Arial"/>
@@ -15237,7 +15237,7 @@
               <w:spacing w:after="10" w:before="0"/>
               <w:ind w:left="120"/>
             </w:pPr>
-            <w:hyperlink w:history="1" r:id="rIdley7vp8g6g8zjcm3gb3mq">
+            <w:hyperlink w:history="1" r:id="rIdshlhziaszmnycjut0mk1j">
               <w:r>
                 <w:rPr>
                   <w:rFonts w:ascii="Arial" w:cs="Arial" w:eastAsia="Arial" w:hAnsi="Arial"/>
@@ -15282,7 +15282,7 @@
             <w:pPr>
               <w:spacing w:after="20" w:before="0"/>
             </w:pPr>
-            <w:hyperlink w:history="1" r:id="rIdrb-dfmbncvuro3z0lyafc">
+            <w:hyperlink w:history="1" r:id="rIdysjo0z8rdxxfjsyayfzsz">
               <w:r>
                 <w:rPr>
                   <w:rFonts w:ascii="Arial" w:cs="Arial" w:eastAsia="Arial" w:hAnsi="Arial"/>
@@ -15315,7 +15315,7 @@
               <w:spacing w:after="10" w:before="0"/>
               <w:ind w:left="120"/>
             </w:pPr>
-            <w:hyperlink w:history="1" r:id="rId9h9saekme3l-o88mfror9">
+            <w:hyperlink w:history="1" r:id="rIdzld30cccjqrg3gol93zp0">
               <w:r>
                 <w:rPr>
                   <w:rFonts w:ascii="Arial" w:cs="Arial" w:eastAsia="Arial" w:hAnsi="Arial"/>
@@ -15510,7 +15510,7 @@
             <w:pPr>
               <w:spacing w:after="20" w:before="0"/>
             </w:pPr>
-            <w:hyperlink w:history="1" r:id="rIdju8ex8ltuyt-v9faawgky">
+            <w:hyperlink w:history="1" r:id="rIdeu5i-xnlkgjbmamoruvtf">
               <w:r>
                 <w:rPr>
                   <w:rFonts w:ascii="Arial" w:cs="Arial" w:eastAsia="Arial" w:hAnsi="Arial"/>
@@ -15543,7 +15543,7 @@
               <w:spacing w:after="10" w:before="0"/>
               <w:ind w:left="120"/>
             </w:pPr>
-            <w:hyperlink w:history="1" r:id="rId1nm_vtu2gvez81nxe3wu7">
+            <w:hyperlink w:history="1" r:id="rId15jncb_aups5wjvbzea7s">
               <w:r>
                 <w:rPr>
                   <w:rFonts w:ascii="Arial" w:cs="Arial" w:eastAsia="Arial" w:hAnsi="Arial"/>
@@ -15588,7 +15588,7 @@
             <w:pPr>
               <w:spacing w:after="20" w:before="0"/>
             </w:pPr>
-            <w:hyperlink w:history="1" r:id="rId67cu5nphoobk303fa5rqi">
+            <w:hyperlink w:history="1" r:id="rIdkehl-ikjng5s-_2itxvpr">
               <w:r>
                 <w:rPr>
                   <w:rFonts w:ascii="Arial" w:cs="Arial" w:eastAsia="Arial" w:hAnsi="Arial"/>
@@ -15621,7 +15621,7 @@
               <w:spacing w:after="10" w:before="0"/>
               <w:ind w:left="120"/>
             </w:pPr>
-            <w:hyperlink w:history="1" r:id="rIdm0in8kv_yujunc_oap0cd">
+            <w:hyperlink w:history="1" r:id="rIdg8r_b8wl-ao7whiv3xhv9">
               <w:r>
                 <w:rPr>
                   <w:rFonts w:ascii="Arial" w:cs="Arial" w:eastAsia="Arial" w:hAnsi="Arial"/>
@@ -15816,7 +15816,7 @@
             <w:pPr>
               <w:spacing w:after="20" w:before="0"/>
             </w:pPr>
-            <w:hyperlink w:history="1" r:id="rIdxmknvfryymdgjhb8k5lc8">
+            <w:hyperlink w:history="1" r:id="rIdwa4ed711ykj5htebs2eio">
               <w:r>
                 <w:rPr>
                   <w:rFonts w:ascii="Arial" w:cs="Arial" w:eastAsia="Arial" w:hAnsi="Arial"/>
@@ -15849,7 +15849,7 @@
               <w:spacing w:after="10" w:before="0"/>
               <w:ind w:left="120"/>
             </w:pPr>
-            <w:hyperlink w:history="1" r:id="rIda7r5bgspgd4orja0ywkmk">
+            <w:hyperlink w:history="1" r:id="rIdpr6p18mg6sjvidvkefxan">
               <w:r>
                 <w:rPr>
                   <w:rFonts w:ascii="Arial" w:cs="Arial" w:eastAsia="Arial" w:hAnsi="Arial"/>
@@ -15894,7 +15894,7 @@
             <w:pPr>
               <w:spacing w:after="20" w:before="0"/>
             </w:pPr>
-            <w:hyperlink w:history="1" r:id="rIdpj9n-jnxngvgtorzangtb">
+            <w:hyperlink w:history="1" r:id="rIdyfpvokcq2wms5ujsoouyf">
               <w:r>
                 <w:rPr>
                   <w:rFonts w:ascii="Arial" w:cs="Arial" w:eastAsia="Arial" w:hAnsi="Arial"/>
@@ -15927,7 +15927,7 @@
               <w:spacing w:after="10" w:before="0"/>
               <w:ind w:left="120"/>
             </w:pPr>
-            <w:hyperlink w:history="1" r:id="rIdzgp_6xicja-hlevbotdwp">
+            <w:hyperlink w:history="1" r:id="rIdwnwdingjmdflpgasnb3c_">
               <w:r>
                 <w:rPr>
                   <w:rFonts w:ascii="Arial" w:cs="Arial" w:eastAsia="Arial" w:hAnsi="Arial"/>
@@ -16122,7 +16122,7 @@
             <w:pPr>
               <w:spacing w:after="20" w:before="0"/>
             </w:pPr>
-            <w:hyperlink w:history="1" r:id="rIdw1umwyx48_xi4yoexsxnd">
+            <w:hyperlink w:history="1" r:id="rId7gue4cmw0lxvnf2zwgaxd">
               <w:r>
                 <w:rPr>
                   <w:rFonts w:ascii="Arial" w:cs="Arial" w:eastAsia="Arial" w:hAnsi="Arial"/>
@@ -16155,7 +16155,7 @@
               <w:spacing w:after="10" w:before="0"/>
               <w:ind w:left="120"/>
             </w:pPr>
-            <w:hyperlink w:history="1" r:id="rIdofmxeu0dhbkbowxiusru7">
+            <w:hyperlink w:history="1" r:id="rIdsu-o2py9-udzt_s0jvosa">
               <w:r>
                 <w:rPr>
                   <w:rFonts w:ascii="Arial" w:cs="Arial" w:eastAsia="Arial" w:hAnsi="Arial"/>
@@ -16200,7 +16200,7 @@
             <w:pPr>
               <w:spacing w:after="20" w:before="0"/>
             </w:pPr>
-            <w:hyperlink w:history="1" r:id="rIdcffyl7daplio-myho4bv3">
+            <w:hyperlink w:history="1" r:id="rId8mq40ruig63merdzcaomv">
               <w:r>
                 <w:rPr>
                   <w:rFonts w:ascii="Arial" w:cs="Arial" w:eastAsia="Arial" w:hAnsi="Arial"/>
@@ -16233,7 +16233,7 @@
               <w:spacing w:after="10" w:before="0"/>
               <w:ind w:left="120"/>
             </w:pPr>
-            <w:hyperlink w:history="1" r:id="rIdry5u_7e_2detkt-cobt4x">
+            <w:hyperlink w:history="1" r:id="rIdvz-2uh2axbaw8luoqf0bx">
               <w:r>
                 <w:rPr>
                   <w:rFonts w:ascii="Arial" w:cs="Arial" w:eastAsia="Arial" w:hAnsi="Arial"/>
@@ -16428,7 +16428,7 @@
             <w:pPr>
               <w:spacing w:after="20" w:before="0"/>
             </w:pPr>
-            <w:hyperlink w:history="1" r:id="rIdki4isqmqegj0tnmfj-yog">
+            <w:hyperlink w:history="1" r:id="rIdx6rd7a3rqn3mxovcd9_cx">
               <w:r>
                 <w:rPr>
                   <w:rFonts w:ascii="Arial" w:cs="Arial" w:eastAsia="Arial" w:hAnsi="Arial"/>
@@ -16461,7 +16461,7 @@
               <w:spacing w:after="10" w:before="0"/>
               <w:ind w:left="120"/>
             </w:pPr>
-            <w:hyperlink w:history="1" r:id="rIdzwsedw-xkc6wjw_ocrpzv">
+            <w:hyperlink w:history="1" r:id="rIdyvaxhde08rubrq-wt4n99">
               <w:r>
                 <w:rPr>
                   <w:rFonts w:ascii="Arial" w:cs="Arial" w:eastAsia="Arial" w:hAnsi="Arial"/>
@@ -16506,7 +16506,7 @@
             <w:pPr>
               <w:spacing w:after="20" w:before="0"/>
             </w:pPr>
-            <w:hyperlink w:history="1" r:id="rId8yvsg_kuaybb3cld1yter">
+            <w:hyperlink w:history="1" r:id="rIdtruztq-bqwizwbrhpixe6">
               <w:r>
                 <w:rPr>
                   <w:rFonts w:ascii="Arial" w:cs="Arial" w:eastAsia="Arial" w:hAnsi="Arial"/>
@@ -16539,7 +16539,7 @@
               <w:spacing w:after="10" w:before="0"/>
               <w:ind w:left="120"/>
             </w:pPr>
-            <w:hyperlink w:history="1" r:id="rIdxu9mq55flkakgzywnaxjf">
+            <w:hyperlink w:history="1" r:id="rIdkyeawvvbrsu-rcr6dqpsg">
               <w:r>
                 <w:rPr>
                   <w:rFonts w:ascii="Arial" w:cs="Arial" w:eastAsia="Arial" w:hAnsi="Arial"/>
@@ -18026,7 +18026,7 @@
             <w:pPr>
               <w:spacing w:after="20" w:before="0"/>
             </w:pPr>
-            <w:hyperlink w:history="1" r:id="rIdkwgkyy0qmmowaaqutqfc1">
+            <w:hyperlink w:history="1" r:id="rIdglh8llnhkhkwwldiq25rr">
               <w:r>
                 <w:rPr>
                   <w:rFonts w:ascii="Arial" w:cs="Arial" w:eastAsia="Arial" w:hAnsi="Arial"/>
@@ -18059,7 +18059,7 @@
               <w:spacing w:after="10" w:before="0"/>
               <w:ind w:left="120"/>
             </w:pPr>
-            <w:hyperlink w:history="1" r:id="rIdwnyxinhgcmqci6yywqye8">
+            <w:hyperlink w:history="1" r:id="rIdxosu1xd9oee-orbru3cyx">
               <w:r>
                 <w:rPr>
                   <w:rFonts w:ascii="Arial" w:cs="Arial" w:eastAsia="Arial" w:hAnsi="Arial"/>
@@ -18104,7 +18104,7 @@
             <w:pPr>
               <w:spacing w:after="20" w:before="0"/>
             </w:pPr>
-            <w:hyperlink w:history="1" r:id="rIdewuvesaykmiqcjfvlcion">
+            <w:hyperlink w:history="1" r:id="rIdtjj2rmljipqy8b3qsocqs">
               <w:r>
                 <w:rPr>
                   <w:rFonts w:ascii="Arial" w:cs="Arial" w:eastAsia="Arial" w:hAnsi="Arial"/>
@@ -18137,7 +18137,7 @@
               <w:spacing w:after="10" w:before="0"/>
               <w:ind w:left="120"/>
             </w:pPr>
-            <w:hyperlink w:history="1" r:id="rIdw3fic0g0vfgd2ua4lsj-h">
+            <w:hyperlink w:history="1" r:id="rIdjfv95ptyl4mk5d4c41qfv">
               <w:r>
                 <w:rPr>
                   <w:rFonts w:ascii="Arial" w:cs="Arial" w:eastAsia="Arial" w:hAnsi="Arial"/>
@@ -18332,7 +18332,7 @@
             <w:pPr>
               <w:spacing w:after="20" w:before="0"/>
             </w:pPr>
-            <w:hyperlink w:history="1" r:id="rIdvg3gdxsfbqireatvaqw9w">
+            <w:hyperlink w:history="1" r:id="rId6unyqjddohwsotf7wcflq">
               <w:r>
                 <w:rPr>
                   <w:rFonts w:ascii="Arial" w:cs="Arial" w:eastAsia="Arial" w:hAnsi="Arial"/>
@@ -18365,7 +18365,7 @@
               <w:spacing w:after="10" w:before="0"/>
               <w:ind w:left="120"/>
             </w:pPr>
-            <w:hyperlink w:history="1" r:id="rIdtr2awdrynpofdaqk8ej8d">
+            <w:hyperlink w:history="1" r:id="rIdfnclflvc6j5owioiniq6z">
               <w:r>
                 <w:rPr>
                   <w:rFonts w:ascii="Arial" w:cs="Arial" w:eastAsia="Arial" w:hAnsi="Arial"/>
@@ -18410,7 +18410,7 @@
             <w:pPr>
               <w:spacing w:after="20" w:before="0"/>
             </w:pPr>
-            <w:hyperlink w:history="1" r:id="rIdg7h7xpmnxlovjs22pir4y">
+            <w:hyperlink w:history="1" r:id="rIdndkqemoclmauemahavsk-">
               <w:r>
                 <w:rPr>
                   <w:rFonts w:ascii="Arial" w:cs="Arial" w:eastAsia="Arial" w:hAnsi="Arial"/>
@@ -18443,7 +18443,7 @@
               <w:spacing w:after="10" w:before="0"/>
               <w:ind w:left="120"/>
             </w:pPr>
-            <w:hyperlink w:history="1" r:id="rId308qa4c8rumt_2pyl4z2d">
+            <w:hyperlink w:history="1" r:id="rIdouj9jc_ktdizldjv4nbol">
               <w:r>
                 <w:rPr>
                   <w:rFonts w:ascii="Arial" w:cs="Arial" w:eastAsia="Arial" w:hAnsi="Arial"/>
@@ -18638,7 +18638,7 @@
             <w:pPr>
               <w:spacing w:after="20" w:before="0"/>
             </w:pPr>
-            <w:hyperlink w:history="1" r:id="rIdsbj1wmdyjp83gaxl9xecu">
+            <w:hyperlink w:history="1" r:id="rIdzc4elys2ge3mkmucheiem">
               <w:r>
                 <w:rPr>
                   <w:rFonts w:ascii="Arial" w:cs="Arial" w:eastAsia="Arial" w:hAnsi="Arial"/>
@@ -18671,7 +18671,7 @@
               <w:spacing w:after="10" w:before="0"/>
               <w:ind w:left="120"/>
             </w:pPr>
-            <w:hyperlink w:history="1" r:id="rIdnmau-lerrx5muwzyiicx7">
+            <w:hyperlink w:history="1" r:id="rId7_0zvks36d5zynhsqp3aj">
               <w:r>
                 <w:rPr>
                   <w:rFonts w:ascii="Arial" w:cs="Arial" w:eastAsia="Arial" w:hAnsi="Arial"/>
@@ -18716,7 +18716,7 @@
             <w:pPr>
               <w:spacing w:after="20" w:before="0"/>
             </w:pPr>
-            <w:hyperlink w:history="1" r:id="rIdtq_6kbbujzr082ku3babp">
+            <w:hyperlink w:history="1" r:id="rIdikgarohro9ha4xjxyzzd7">
               <w:r>
                 <w:rPr>
                   <w:rFonts w:ascii="Arial" w:cs="Arial" w:eastAsia="Arial" w:hAnsi="Arial"/>
@@ -18749,7 +18749,7 @@
               <w:spacing w:after="10" w:before="0"/>
               <w:ind w:left="120"/>
             </w:pPr>
-            <w:hyperlink w:history="1" r:id="rIddj0y-6ydcmdst9entoyxl">
+            <w:hyperlink w:history="1" r:id="rIdwkibbrkm1rx21je5kqbza">
               <w:r>
                 <w:rPr>
                   <w:rFonts w:ascii="Arial" w:cs="Arial" w:eastAsia="Arial" w:hAnsi="Arial"/>
@@ -18944,7 +18944,7 @@
             <w:pPr>
               <w:spacing w:after="20" w:before="0"/>
             </w:pPr>
-            <w:hyperlink w:history="1" r:id="rIdl-i4tfjawxsjtmymsqpg8">
+            <w:hyperlink w:history="1" r:id="rIdtvyzmgibtehpwvbockhyi">
               <w:r>
                 <w:rPr>
                   <w:rFonts w:ascii="Arial" w:cs="Arial" w:eastAsia="Arial" w:hAnsi="Arial"/>
@@ -18977,7 +18977,7 @@
               <w:spacing w:after="10" w:before="0"/>
               <w:ind w:left="120"/>
             </w:pPr>
-            <w:hyperlink w:history="1" r:id="rIdncuqbmid4t2b3okayuskp">
+            <w:hyperlink w:history="1" r:id="rId5ilxc-if5wxybzowfvdqz">
               <w:r>
                 <w:rPr>
                   <w:rFonts w:ascii="Arial" w:cs="Arial" w:eastAsia="Arial" w:hAnsi="Arial"/>
@@ -19022,7 +19022,7 @@
             <w:pPr>
               <w:spacing w:after="20" w:before="0"/>
             </w:pPr>
-            <w:hyperlink w:history="1" r:id="rIdf0_gc_uqc0znct2_2gioh">
+            <w:hyperlink w:history="1" r:id="rIdkrrt50nep9ee75o3pvn9r">
               <w:r>
                 <w:rPr>
                   <w:rFonts w:ascii="Arial" w:cs="Arial" w:eastAsia="Arial" w:hAnsi="Arial"/>
@@ -19055,7 +19055,7 @@
               <w:spacing w:after="10" w:before="0"/>
               <w:ind w:left="120"/>
             </w:pPr>
-            <w:hyperlink w:history="1" r:id="rIdohwahg0hqiypcb63dlxfw">
+            <w:hyperlink w:history="1" r:id="rIdjee1cnbpen-zonzmkbtuj">
               <w:r>
                 <w:rPr>
                   <w:rFonts w:ascii="Arial" w:cs="Arial" w:eastAsia="Arial" w:hAnsi="Arial"/>
@@ -19250,7 +19250,7 @@
             <w:pPr>
               <w:spacing w:after="20" w:before="0"/>
             </w:pPr>
-            <w:hyperlink w:history="1" r:id="rId9b-8jifuqle2zflpdvl1i">
+            <w:hyperlink w:history="1" r:id="rId5lxzztbnhduk6sftvfzg8">
               <w:r>
                 <w:rPr>
                   <w:rFonts w:ascii="Arial" w:cs="Arial" w:eastAsia="Arial" w:hAnsi="Arial"/>
@@ -19283,7 +19283,7 @@
               <w:spacing w:after="10" w:before="0"/>
               <w:ind w:left="120"/>
             </w:pPr>
-            <w:hyperlink w:history="1" r:id="rIdlnmm_ccuxzc-yirrjxjnj">
+            <w:hyperlink w:history="1" r:id="rIdzq4rtrwudcyz-nii6_lc_">
               <w:r>
                 <w:rPr>
                   <w:rFonts w:ascii="Arial" w:cs="Arial" w:eastAsia="Arial" w:hAnsi="Arial"/>
@@ -19328,7 +19328,7 @@
             <w:pPr>
               <w:spacing w:after="20" w:before="0"/>
             </w:pPr>
-            <w:hyperlink w:history="1" r:id="rIdaoxjiccvd9vpl0cp8-zww">
+            <w:hyperlink w:history="1" r:id="rIdq2iaqw_yodaeufmvh1kgs">
               <w:r>
                 <w:rPr>
                   <w:rFonts w:ascii="Arial" w:cs="Arial" w:eastAsia="Arial" w:hAnsi="Arial"/>
@@ -19361,7 +19361,7 @@
               <w:spacing w:after="10" w:before="0"/>
               <w:ind w:left="120"/>
             </w:pPr>
-            <w:hyperlink w:history="1" r:id="rIddbe4ufwvlf8evp_ilbloq">
+            <w:hyperlink w:history="1" r:id="rIdcsjbfkumsjdx8dtqk-6pd">
               <w:r>
                 <w:rPr>
                   <w:rFonts w:ascii="Arial" w:cs="Arial" w:eastAsia="Arial" w:hAnsi="Arial"/>
@@ -20848,7 +20848,7 @@
             <w:pPr>
               <w:spacing w:after="20" w:before="0"/>
             </w:pPr>
-            <w:hyperlink w:history="1" r:id="rId_fvd9lkieyteypzircll3">
+            <w:hyperlink w:history="1" r:id="rId7i61v5pjarsrtcxvwgnkk">
               <w:r>
                 <w:rPr>
                   <w:rFonts w:ascii="Arial" w:cs="Arial" w:eastAsia="Arial" w:hAnsi="Arial"/>
@@ -20881,7 +20881,7 @@
               <w:spacing w:after="10" w:before="0"/>
               <w:ind w:left="120"/>
             </w:pPr>
-            <w:hyperlink w:history="1" r:id="rIdb_mud6ydbghru4gvbtpmn">
+            <w:hyperlink w:history="1" r:id="rIdqpd4lufqdndbse3irevup">
               <w:r>
                 <w:rPr>
                   <w:rFonts w:ascii="Arial" w:cs="Arial" w:eastAsia="Arial" w:hAnsi="Arial"/>
@@ -20926,7 +20926,7 @@
             <w:pPr>
               <w:spacing w:after="20" w:before="0"/>
             </w:pPr>
-            <w:hyperlink w:history="1" r:id="rIde76ctm-zfwpj9e8s9rl_f">
+            <w:hyperlink w:history="1" r:id="rIdjqe2zhe5v-ovrtakqn0bf">
               <w:r>
                 <w:rPr>
                   <w:rFonts w:ascii="Arial" w:cs="Arial" w:eastAsia="Arial" w:hAnsi="Arial"/>
@@ -20959,7 +20959,7 @@
               <w:spacing w:after="10" w:before="0"/>
               <w:ind w:left="120"/>
             </w:pPr>
-            <w:hyperlink w:history="1" r:id="rIdl7ycxo1mrmwau3ddk6d1a">
+            <w:hyperlink w:history="1" r:id="rIdowmaniroh-0n6dyqqljko">
               <w:r>
                 <w:rPr>
                   <w:rFonts w:ascii="Arial" w:cs="Arial" w:eastAsia="Arial" w:hAnsi="Arial"/>
@@ -21154,7 +21154,7 @@
             <w:pPr>
               <w:spacing w:after="20" w:before="0"/>
             </w:pPr>
-            <w:hyperlink w:history="1" r:id="rIdxsgp3pu-d9f2pgulj2ywt">
+            <w:hyperlink w:history="1" r:id="rId0glkk86tg5zo7xz91sxbx">
               <w:r>
                 <w:rPr>
                   <w:rFonts w:ascii="Arial" w:cs="Arial" w:eastAsia="Arial" w:hAnsi="Arial"/>
@@ -21187,7 +21187,7 @@
               <w:spacing w:after="10" w:before="0"/>
               <w:ind w:left="120"/>
             </w:pPr>
-            <w:hyperlink w:history="1" r:id="rIdgpova7at5lm2gnubdu9zd">
+            <w:hyperlink w:history="1" r:id="rIdnnsfdadjipa00eoexxlt-">
               <w:r>
                 <w:rPr>
                   <w:rFonts w:ascii="Arial" w:cs="Arial" w:eastAsia="Arial" w:hAnsi="Arial"/>
@@ -21232,7 +21232,7 @@
             <w:pPr>
               <w:spacing w:after="20" w:before="0"/>
             </w:pPr>
-            <w:hyperlink w:history="1" r:id="rId9etgguml9ux_hanzebtty">
+            <w:hyperlink w:history="1" r:id="rIdimx_jz2e0sbzyj2cfrbeg">
               <w:r>
                 <w:rPr>
                   <w:rFonts w:ascii="Arial" w:cs="Arial" w:eastAsia="Arial" w:hAnsi="Arial"/>
@@ -21265,7 +21265,7 @@
               <w:spacing w:after="10" w:before="0"/>
               <w:ind w:left="120"/>
             </w:pPr>
-            <w:hyperlink w:history="1" r:id="rIdf1pchzdplnsqto_k0o7al">
+            <w:hyperlink w:history="1" r:id="rIdlkfspt0bvq-qyisd-4yv5">
               <w:r>
                 <w:rPr>
                   <w:rFonts w:ascii="Arial" w:cs="Arial" w:eastAsia="Arial" w:hAnsi="Arial"/>
@@ -21460,7 +21460,7 @@
             <w:pPr>
               <w:spacing w:after="20" w:before="0"/>
             </w:pPr>
-            <w:hyperlink w:history="1" r:id="rIdbdp75xagmqey1v4zpkewt">
+            <w:hyperlink w:history="1" r:id="rIdjl53myt6w64z5awy7uh3l">
               <w:r>
                 <w:rPr>
                   <w:rFonts w:ascii="Arial" w:cs="Arial" w:eastAsia="Arial" w:hAnsi="Arial"/>
@@ -21493,7 +21493,7 @@
               <w:spacing w:after="10" w:before="0"/>
               <w:ind w:left="120"/>
             </w:pPr>
-            <w:hyperlink w:history="1" r:id="rIdzufwetwgpii25p2luwxcy">
+            <w:hyperlink w:history="1" r:id="rIdtsitky-s6arcjsyxryv84">
               <w:r>
                 <w:rPr>
                   <w:rFonts w:ascii="Arial" w:cs="Arial" w:eastAsia="Arial" w:hAnsi="Arial"/>
@@ -21538,7 +21538,7 @@
             <w:pPr>
               <w:spacing w:after="20" w:before="0"/>
             </w:pPr>
-            <w:hyperlink w:history="1" r:id="rIdnpixbsm_wm5kquszz3tbj">
+            <w:hyperlink w:history="1" r:id="rIdorf43gginlg_y3n6weac4">
               <w:r>
                 <w:rPr>
                   <w:rFonts w:ascii="Arial" w:cs="Arial" w:eastAsia="Arial" w:hAnsi="Arial"/>
@@ -21571,7 +21571,7 @@
               <w:spacing w:after="10" w:before="0"/>
               <w:ind w:left="120"/>
             </w:pPr>
-            <w:hyperlink w:history="1" r:id="rIdsyxvxikk2_vkooltjcgqz">
+            <w:hyperlink w:history="1" r:id="rIdrii5ajib81y4_fngdy2rg">
               <w:r>
                 <w:rPr>
                   <w:rFonts w:ascii="Arial" w:cs="Arial" w:eastAsia="Arial" w:hAnsi="Arial"/>
@@ -21766,7 +21766,7 @@
             <w:pPr>
               <w:spacing w:after="20" w:before="0"/>
             </w:pPr>
-            <w:hyperlink w:history="1" r:id="rIdurdskjqjnmjuerjsyqpft">
+            <w:hyperlink w:history="1" r:id="rIdzuatpie0k4-sqsyg3ueji">
               <w:r>
                 <w:rPr>
                   <w:rFonts w:ascii="Arial" w:cs="Arial" w:eastAsia="Arial" w:hAnsi="Arial"/>
@@ -21799,7 +21799,7 @@
               <w:spacing w:after="10" w:before="0"/>
               <w:ind w:left="120"/>
             </w:pPr>
-            <w:hyperlink w:history="1" r:id="rIdwy2bszcepjx3zb084iehm">
+            <w:hyperlink w:history="1" r:id="rId5eurxzhufozff1o7lv2_m">
               <w:r>
                 <w:rPr>
                   <w:rFonts w:ascii="Arial" w:cs="Arial" w:eastAsia="Arial" w:hAnsi="Arial"/>
@@ -21844,7 +21844,7 @@
             <w:pPr>
               <w:spacing w:after="20" w:before="0"/>
             </w:pPr>
-            <w:hyperlink w:history="1" r:id="rId1szso-8nlf9serf4gpmxz">
+            <w:hyperlink w:history="1" r:id="rIdbjzoyxc7o57mkam-btrfa">
               <w:r>
                 <w:rPr>
                   <w:rFonts w:ascii="Arial" w:cs="Arial" w:eastAsia="Arial" w:hAnsi="Arial"/>
@@ -21877,7 +21877,7 @@
               <w:spacing w:after="10" w:before="0"/>
               <w:ind w:left="120"/>
             </w:pPr>
-            <w:hyperlink w:history="1" r:id="rIdeu8dcwjn9yyp4mjzxeiq8">
+            <w:hyperlink w:history="1" r:id="rIdnvljnbrirtdco0tal0qpi">
               <w:r>
                 <w:rPr>
                   <w:rFonts w:ascii="Arial" w:cs="Arial" w:eastAsia="Arial" w:hAnsi="Arial"/>
@@ -22072,7 +22072,7 @@
             <w:pPr>
               <w:spacing w:after="20" w:before="0"/>
             </w:pPr>
-            <w:hyperlink w:history="1" r:id="rIdy7x0pf0g12mbqdh6csym6">
+            <w:hyperlink w:history="1" r:id="rIdfqyhtst_zvsi2mjjprblj">
               <w:r>
                 <w:rPr>
                   <w:rFonts w:ascii="Arial" w:cs="Arial" w:eastAsia="Arial" w:hAnsi="Arial"/>
@@ -22105,7 +22105,7 @@
               <w:spacing w:after="10" w:before="0"/>
               <w:ind w:left="120"/>
             </w:pPr>
-            <w:hyperlink w:history="1" r:id="rIdmlazvrqheq34drcbqecbm">
+            <w:hyperlink w:history="1" r:id="rId14tjfntieffno2d735pjb">
               <w:r>
                 <w:rPr>
                   <w:rFonts w:ascii="Arial" w:cs="Arial" w:eastAsia="Arial" w:hAnsi="Arial"/>
@@ -22150,7 +22150,7 @@
             <w:pPr>
               <w:spacing w:after="20" w:before="0"/>
             </w:pPr>
-            <w:hyperlink w:history="1" r:id="rId0t_jojo_ymycr9szu0aqp">
+            <w:hyperlink w:history="1" r:id="rIddrdohqonhrutormpbyavr">
               <w:r>
                 <w:rPr>
                   <w:rFonts w:ascii="Arial" w:cs="Arial" w:eastAsia="Arial" w:hAnsi="Arial"/>
@@ -22183,7 +22183,7 @@
               <w:spacing w:after="10" w:before="0"/>
               <w:ind w:left="120"/>
             </w:pPr>
-            <w:hyperlink w:history="1" r:id="rIdqzupm4x5uukgo93ituiox">
+            <w:hyperlink w:history="1" r:id="rIdbed24jj5u61oawu4vk0km">
               <w:r>
                 <w:rPr>
                   <w:rFonts w:ascii="Arial" w:cs="Arial" w:eastAsia="Arial" w:hAnsi="Arial"/>
@@ -23670,7 +23670,7 @@
             <w:pPr>
               <w:spacing w:after="20" w:before="0"/>
             </w:pPr>
-            <w:hyperlink w:history="1" r:id="rIdcic498iamm-bfob16wkzb">
+            <w:hyperlink w:history="1" r:id="rIdn6oddzu554rtzip7rtr5u">
               <w:r>
                 <w:rPr>
                   <w:rFonts w:ascii="Arial" w:cs="Arial" w:eastAsia="Arial" w:hAnsi="Arial"/>
@@ -23703,7 +23703,7 @@
               <w:spacing w:after="10" w:before="0"/>
               <w:ind w:left="120"/>
             </w:pPr>
-            <w:hyperlink w:history="1" r:id="rId-074angwfbfoygeamf7dg">
+            <w:hyperlink w:history="1" r:id="rIdnttdb7fao-mqq-b9lhaum">
               <w:r>
                 <w:rPr>
                   <w:rFonts w:ascii="Arial" w:cs="Arial" w:eastAsia="Arial" w:hAnsi="Arial"/>
@@ -23748,7 +23748,7 @@
             <w:pPr>
               <w:spacing w:after="20" w:before="0"/>
             </w:pPr>
-            <w:hyperlink w:history="1" r:id="rIdpc-qwxphe7qvhivhozkao">
+            <w:hyperlink w:history="1" r:id="rIdzomlc6yyahmc965hnkg7q">
               <w:r>
                 <w:rPr>
                   <w:rFonts w:ascii="Arial" w:cs="Arial" w:eastAsia="Arial" w:hAnsi="Arial"/>
@@ -23781,7 +23781,7 @@
               <w:spacing w:after="10" w:before="0"/>
               <w:ind w:left="120"/>
             </w:pPr>
-            <w:hyperlink w:history="1" r:id="rIdsfnefxbuknexjyo02e-i3">
+            <w:hyperlink w:history="1" r:id="rIdoc4yix3s3uk3u599ucnfv">
               <w:r>
                 <w:rPr>
                   <w:rFonts w:ascii="Arial" w:cs="Arial" w:eastAsia="Arial" w:hAnsi="Arial"/>
@@ -23976,7 +23976,7 @@
             <w:pPr>
               <w:spacing w:after="20" w:before="0"/>
             </w:pPr>
-            <w:hyperlink w:history="1" r:id="rId-aywmggmye5bsoxfnqgpj">
+            <w:hyperlink w:history="1" r:id="rIdklxmsuk5pmpccydu0x5rb">
               <w:r>
                 <w:rPr>
                   <w:rFonts w:ascii="Arial" w:cs="Arial" w:eastAsia="Arial" w:hAnsi="Arial"/>
@@ -24009,7 +24009,7 @@
               <w:spacing w:after="10" w:before="0"/>
               <w:ind w:left="120"/>
             </w:pPr>
-            <w:hyperlink w:history="1" r:id="rIdrtrg3kx1ojknqufa2vpj_">
+            <w:hyperlink w:history="1" r:id="rIdlhy-rydqaohq30plnqhin">
               <w:r>
                 <w:rPr>
                   <w:rFonts w:ascii="Arial" w:cs="Arial" w:eastAsia="Arial" w:hAnsi="Arial"/>
@@ -24054,7 +24054,7 @@
             <w:pPr>
               <w:spacing w:after="20" w:before="0"/>
             </w:pPr>
-            <w:hyperlink w:history="1" r:id="rIdxcemngehhgt9nqztxgeg1">
+            <w:hyperlink w:history="1" r:id="rIdmpjgr9hxgo9etc13ikbqh">
               <w:r>
                 <w:rPr>
                   <w:rFonts w:ascii="Arial" w:cs="Arial" w:eastAsia="Arial" w:hAnsi="Arial"/>
@@ -24087,7 +24087,7 @@
               <w:spacing w:after="10" w:before="0"/>
               <w:ind w:left="120"/>
             </w:pPr>
-            <w:hyperlink w:history="1" r:id="rId2we0xa1nz11ufzyn7bc88">
+            <w:hyperlink w:history="1" r:id="rIdyfjkwgpx-tankjuwm0zvb">
               <w:r>
                 <w:rPr>
                   <w:rFonts w:ascii="Arial" w:cs="Arial" w:eastAsia="Arial" w:hAnsi="Arial"/>
@@ -24282,7 +24282,7 @@
             <w:pPr>
               <w:spacing w:after="20" w:before="0"/>
             </w:pPr>
-            <w:hyperlink w:history="1" r:id="rIdesuufkfpjffatqe4k3qmd">
+            <w:hyperlink w:history="1" r:id="rIdmxa4psslmaexnp9xqpzjp">
               <w:r>
                 <w:rPr>
                   <w:rFonts w:ascii="Arial" w:cs="Arial" w:eastAsia="Arial" w:hAnsi="Arial"/>
@@ -24315,7 +24315,7 @@
               <w:spacing w:after="10" w:before="0"/>
               <w:ind w:left="120"/>
             </w:pPr>
-            <w:hyperlink w:history="1" r:id="rId_w7enhzbvchlygnvjabac">
+            <w:hyperlink w:history="1" r:id="rId9vy75pphidibv84ymr6gz">
               <w:r>
                 <w:rPr>
                   <w:rFonts w:ascii="Arial" w:cs="Arial" w:eastAsia="Arial" w:hAnsi="Arial"/>
@@ -24360,7 +24360,7 @@
             <w:pPr>
               <w:spacing w:after="20" w:before="0"/>
             </w:pPr>
-            <w:hyperlink w:history="1" r:id="rIdds7fgw-5qfl1xbirgn5sf">
+            <w:hyperlink w:history="1" r:id="rIdf1rl8u95t0in21fvllwwh">
               <w:r>
                 <w:rPr>
                   <w:rFonts w:ascii="Arial" w:cs="Arial" w:eastAsia="Arial" w:hAnsi="Arial"/>
@@ -24393,7 +24393,7 @@
               <w:spacing w:after="10" w:before="0"/>
               <w:ind w:left="120"/>
             </w:pPr>
-            <w:hyperlink w:history="1" r:id="rId2j1jypjomkdtjsa2g4zao">
+            <w:hyperlink w:history="1" r:id="rIdkj_3loepyhjohrax4iv19">
               <w:r>
                 <w:rPr>
                   <w:rFonts w:ascii="Arial" w:cs="Arial" w:eastAsia="Arial" w:hAnsi="Arial"/>
@@ -24588,7 +24588,7 @@
             <w:pPr>
               <w:spacing w:after="20" w:before="0"/>
             </w:pPr>
-            <w:hyperlink w:history="1" r:id="rIdcyeap1ootn1lezc5wtv6e">
+            <w:hyperlink w:history="1" r:id="rIdd3ujgi1loogwhsmziolsl">
               <w:r>
                 <w:rPr>
                   <w:rFonts w:ascii="Arial" w:cs="Arial" w:eastAsia="Arial" w:hAnsi="Arial"/>
@@ -24621,7 +24621,7 @@
               <w:spacing w:after="10" w:before="0"/>
               <w:ind w:left="120"/>
             </w:pPr>
-            <w:hyperlink w:history="1" r:id="rIdyuhm-m1degngongpjnxsc">
+            <w:hyperlink w:history="1" r:id="rIdbfao8sudqgj3mjbbx6c92">
               <w:r>
                 <w:rPr>
                   <w:rFonts w:ascii="Arial" w:cs="Arial" w:eastAsia="Arial" w:hAnsi="Arial"/>
@@ -24666,7 +24666,7 @@
             <w:pPr>
               <w:spacing w:after="20" w:before="0"/>
             </w:pPr>
-            <w:hyperlink w:history="1" r:id="rIdmfg8egewn08fuxgakttbj">
+            <w:hyperlink w:history="1" r:id="rIdojo50juhb95c6yhoffidc">
               <w:r>
                 <w:rPr>
                   <w:rFonts w:ascii="Arial" w:cs="Arial" w:eastAsia="Arial" w:hAnsi="Arial"/>
@@ -24699,7 +24699,7 @@
               <w:spacing w:after="10" w:before="0"/>
               <w:ind w:left="120"/>
             </w:pPr>
-            <w:hyperlink w:history="1" r:id="rIdx7xk254l9v2bhpf8og3dm">
+            <w:hyperlink w:history="1" r:id="rIdugiiduw3fpvf07hlleji9">
               <w:r>
                 <w:rPr>
                   <w:rFonts w:ascii="Arial" w:cs="Arial" w:eastAsia="Arial" w:hAnsi="Arial"/>
@@ -24894,7 +24894,7 @@
             <w:pPr>
               <w:spacing w:after="20" w:before="0"/>
             </w:pPr>
-            <w:hyperlink w:history="1" r:id="rIdv_qkoejz7tqn3zlib50hr">
+            <w:hyperlink w:history="1" r:id="rIdkoqjkxjhawcy-em34ifus">
               <w:r>
                 <w:rPr>
                   <w:rFonts w:ascii="Arial" w:cs="Arial" w:eastAsia="Arial" w:hAnsi="Arial"/>
@@ -24927,7 +24927,7 @@
               <w:spacing w:after="10" w:before="0"/>
               <w:ind w:left="120"/>
             </w:pPr>
-            <w:hyperlink w:history="1" r:id="rId9bps2i-idh9hadpb7_-pr">
+            <w:hyperlink w:history="1" r:id="rId7lydmwzn1uig6h-s0f53q">
               <w:r>
                 <w:rPr>
                   <w:rFonts w:ascii="Arial" w:cs="Arial" w:eastAsia="Arial" w:hAnsi="Arial"/>
@@ -24972,7 +24972,7 @@
             <w:pPr>
               <w:spacing w:after="20" w:before="0"/>
             </w:pPr>
-            <w:hyperlink w:history="1" r:id="rIdgnovearbqkgn9ipfopo83">
+            <w:hyperlink w:history="1" r:id="rIdzjnpmidu6ts6bqsmwwefy">
               <w:r>
                 <w:rPr>
                   <w:rFonts w:ascii="Arial" w:cs="Arial" w:eastAsia="Arial" w:hAnsi="Arial"/>
@@ -25005,7 +25005,7 @@
               <w:spacing w:after="10" w:before="0"/>
               <w:ind w:left="120"/>
             </w:pPr>
-            <w:hyperlink w:history="1" r:id="rIdkvrciwr2sd3exn71g8tof">
+            <w:hyperlink w:history="1" r:id="rIdoczs1ccjs_8tgjqbzfhfb">
               <w:r>
                 <w:rPr>
                   <w:rFonts w:ascii="Arial" w:cs="Arial" w:eastAsia="Arial" w:hAnsi="Arial"/>
@@ -26492,7 +26492,7 @@
             <w:pPr>
               <w:spacing w:after="20" w:before="0"/>
             </w:pPr>
-            <w:hyperlink w:history="1" r:id="rIdqbpjpyjnqakmwwzjjqxzu">
+            <w:hyperlink w:history="1" r:id="rIdb0esyenm5lpctakc_gwtw">
               <w:r>
                 <w:rPr>
                   <w:rFonts w:ascii="Arial" w:cs="Arial" w:eastAsia="Arial" w:hAnsi="Arial"/>
@@ -26525,7 +26525,7 @@
               <w:spacing w:after="10" w:before="0"/>
               <w:ind w:left="120"/>
             </w:pPr>
-            <w:hyperlink w:history="1" r:id="rIdlppoyaj4t-g9thxhvt4vj">
+            <w:hyperlink w:history="1" r:id="rIdqr1zuclvlirtecnkymubx">
               <w:r>
                 <w:rPr>
                   <w:rFonts w:ascii="Arial" w:cs="Arial" w:eastAsia="Arial" w:hAnsi="Arial"/>
@@ -26570,7 +26570,7 @@
             <w:pPr>
               <w:spacing w:after="20" w:before="0"/>
             </w:pPr>
-            <w:hyperlink w:history="1" r:id="rId7hjpqv9cxf_y3mrn6shl3">
+            <w:hyperlink w:history="1" r:id="rIdi5g8v88qrhtld23k1kx8j">
               <w:r>
                 <w:rPr>
                   <w:rFonts w:ascii="Arial" w:cs="Arial" w:eastAsia="Arial" w:hAnsi="Arial"/>
@@ -26603,7 +26603,7 @@
               <w:spacing w:after="10" w:before="0"/>
               <w:ind w:left="120"/>
             </w:pPr>
-            <w:hyperlink w:history="1" r:id="rIdxjodjvlild1-eg9ov0i5h">
+            <w:hyperlink w:history="1" r:id="rIdgcydv2i8rvq8zm4fbpvzo">
               <w:r>
                 <w:rPr>
                   <w:rFonts w:ascii="Arial" w:cs="Arial" w:eastAsia="Arial" w:hAnsi="Arial"/>
@@ -26798,7 +26798,7 @@
             <w:pPr>
               <w:spacing w:after="20" w:before="0"/>
             </w:pPr>
-            <w:hyperlink w:history="1" r:id="rIdtxgva046umqrwcl42fods">
+            <w:hyperlink w:history="1" r:id="rIdr52laur3ofwp88jjs6pv6">
               <w:r>
                 <w:rPr>
                   <w:rFonts w:ascii="Arial" w:cs="Arial" w:eastAsia="Arial" w:hAnsi="Arial"/>
@@ -26831,7 +26831,7 @@
               <w:spacing w:after="10" w:before="0"/>
               <w:ind w:left="120"/>
             </w:pPr>
-            <w:hyperlink w:history="1" r:id="rIdnld2hvhvb9ha3i3hamr_c">
+            <w:hyperlink w:history="1" r:id="rId60_x0mdwi2_gv11nla55x">
               <w:r>
                 <w:rPr>
                   <w:rFonts w:ascii="Arial" w:cs="Arial" w:eastAsia="Arial" w:hAnsi="Arial"/>
@@ -26876,7 +26876,7 @@
             <w:pPr>
               <w:spacing w:after="20" w:before="0"/>
             </w:pPr>
-            <w:hyperlink w:history="1" r:id="rIdnocxhb4smvp6nt9yd6_ba">
+            <w:hyperlink w:history="1" r:id="rIdyb5fp3i1xv2-dwo2usss_">
               <w:r>
                 <w:rPr>
                   <w:rFonts w:ascii="Arial" w:cs="Arial" w:eastAsia="Arial" w:hAnsi="Arial"/>
@@ -26909,7 +26909,7 @@
               <w:spacing w:after="10" w:before="0"/>
               <w:ind w:left="120"/>
             </w:pPr>
-            <w:hyperlink w:history="1" r:id="rIdlvwbzgmyntvj_qulkh8ug">
+            <w:hyperlink w:history="1" r:id="rIdweod6dfjqz9zowfmckpt3">
               <w:r>
                 <w:rPr>
                   <w:rFonts w:ascii="Arial" w:cs="Arial" w:eastAsia="Arial" w:hAnsi="Arial"/>
@@ -27104,7 +27104,7 @@
             <w:pPr>
               <w:spacing w:after="20" w:before="0"/>
             </w:pPr>
-            <w:hyperlink w:history="1" r:id="rId-wl6aghjihzbdq7lcdnmc">
+            <w:hyperlink w:history="1" r:id="rIdoqryvbcag2bvgy_fghxb5">
               <w:r>
                 <w:rPr>
                   <w:rFonts w:ascii="Arial" w:cs="Arial" w:eastAsia="Arial" w:hAnsi="Arial"/>
@@ -27137,7 +27137,7 @@
               <w:spacing w:after="10" w:before="0"/>
               <w:ind w:left="120"/>
             </w:pPr>
-            <w:hyperlink w:history="1" r:id="rIdyn0vpdq4l8lu8zls1xgfo">
+            <w:hyperlink w:history="1" r:id="rIdosx2cvv6t_a-ncm_14v6e">
               <w:r>
                 <w:rPr>
                   <w:rFonts w:ascii="Arial" w:cs="Arial" w:eastAsia="Arial" w:hAnsi="Arial"/>
@@ -27182,7 +27182,7 @@
             <w:pPr>
               <w:spacing w:after="20" w:before="0"/>
             </w:pPr>
-            <w:hyperlink w:history="1" r:id="rIdehg55iav5v78ux1ckjf5q">
+            <w:hyperlink w:history="1" r:id="rId2jd72a-hf5jjd7mwzmpym">
               <w:r>
                 <w:rPr>
                   <w:rFonts w:ascii="Arial" w:cs="Arial" w:eastAsia="Arial" w:hAnsi="Arial"/>
@@ -27215,7 +27215,7 @@
               <w:spacing w:after="10" w:before="0"/>
               <w:ind w:left="120"/>
             </w:pPr>
-            <w:hyperlink w:history="1" r:id="rIdm9k38v7ev800zwwxadph3">
+            <w:hyperlink w:history="1" r:id="rId3uw2geubbonfnvxx8xm_e">
               <w:r>
                 <w:rPr>
                   <w:rFonts w:ascii="Arial" w:cs="Arial" w:eastAsia="Arial" w:hAnsi="Arial"/>
@@ -27410,7 +27410,7 @@
             <w:pPr>
               <w:spacing w:after="20" w:before="0"/>
             </w:pPr>
-            <w:hyperlink w:history="1" r:id="rIdz3t8oo-_rtmdfedpcyzgn">
+            <w:hyperlink w:history="1" r:id="rIdzbrvokcpi2bohrauonqof">
               <w:r>
                 <w:rPr>
                   <w:rFonts w:ascii="Arial" w:cs="Arial" w:eastAsia="Arial" w:hAnsi="Arial"/>
@@ -27443,7 +27443,7 @@
               <w:spacing w:after="10" w:before="0"/>
               <w:ind w:left="120"/>
             </w:pPr>
-            <w:hyperlink w:history="1" r:id="rIdhbzgrgyuger5xnctnzssk">
+            <w:hyperlink w:history="1" r:id="rIdtc-cpbzibmpioop2gfjxg">
               <w:r>
                 <w:rPr>
                   <w:rFonts w:ascii="Arial" w:cs="Arial" w:eastAsia="Arial" w:hAnsi="Arial"/>
@@ -27488,7 +27488,7 @@
             <w:pPr>
               <w:spacing w:after="20" w:before="0"/>
             </w:pPr>
-            <w:hyperlink w:history="1" r:id="rIdxjcza_cjyu_foov3hbvjr">
+            <w:hyperlink w:history="1" r:id="rIdmvx-amdqxvunfmhm_l2vi">
               <w:r>
                 <w:rPr>
                   <w:rFonts w:ascii="Arial" w:cs="Arial" w:eastAsia="Arial" w:hAnsi="Arial"/>
@@ -27521,7 +27521,7 @@
               <w:spacing w:after="10" w:before="0"/>
               <w:ind w:left="120"/>
             </w:pPr>
-            <w:hyperlink w:history="1" r:id="rId6qxrcxmuw-uaxxmyybxfi">
+            <w:hyperlink w:history="1" r:id="rId-kxmdiyfmvnqmuvora96v">
               <w:r>
                 <w:rPr>
                   <w:rFonts w:ascii="Arial" w:cs="Arial" w:eastAsia="Arial" w:hAnsi="Arial"/>
@@ -27716,7 +27716,7 @@
             <w:pPr>
               <w:spacing w:after="20" w:before="0"/>
             </w:pPr>
-            <w:hyperlink w:history="1" r:id="rIdrixpbf2qoor9bfnwx3qvj">
+            <w:hyperlink w:history="1" r:id="rIdub9ejhvtwfzprb330jzx8">
               <w:r>
                 <w:rPr>
                   <w:rFonts w:ascii="Arial" w:cs="Arial" w:eastAsia="Arial" w:hAnsi="Arial"/>
@@ -27749,7 +27749,7 @@
               <w:spacing w:after="10" w:before="0"/>
               <w:ind w:left="120"/>
             </w:pPr>
-            <w:hyperlink w:history="1" r:id="rId9rj6gmxruwcwbqkarlgbt">
+            <w:hyperlink w:history="1" r:id="rId4hseafdiy6efpdwp3vq4e">
               <w:r>
                 <w:rPr>
                   <w:rFonts w:ascii="Arial" w:cs="Arial" w:eastAsia="Arial" w:hAnsi="Arial"/>
@@ -27794,7 +27794,7 @@
             <w:pPr>
               <w:spacing w:after="20" w:before="0"/>
             </w:pPr>
-            <w:hyperlink w:history="1" r:id="rIdzzn2cyibfi91b9wzl44c-">
+            <w:hyperlink w:history="1" r:id="rIdu6szyh036sylcxpwkuxac">
               <w:r>
                 <w:rPr>
                   <w:rFonts w:ascii="Arial" w:cs="Arial" w:eastAsia="Arial" w:hAnsi="Arial"/>
@@ -27827,7 +27827,7 @@
               <w:spacing w:after="10" w:before="0"/>
               <w:ind w:left="120"/>
             </w:pPr>
-            <w:hyperlink w:history="1" r:id="rId4s1ittdsnrlrr4-nyxyio">
+            <w:hyperlink w:history="1" r:id="rIdug4b2zo61zghm2nuta1a0">
               <w:r>
                 <w:rPr>
                   <w:rFonts w:ascii="Arial" w:cs="Arial" w:eastAsia="Arial" w:hAnsi="Arial"/>
@@ -29314,7 +29314,7 @@
             <w:pPr>
               <w:spacing w:after="20" w:before="0"/>
             </w:pPr>
-            <w:hyperlink w:history="1" r:id="rIddmzjtdbvojj2ddoeiw6hp">
+            <w:hyperlink w:history="1" r:id="rId2cxpjnhxxj0qpkvpxmppg">
               <w:r>
                 <w:rPr>
                   <w:rFonts w:ascii="Arial" w:cs="Arial" w:eastAsia="Arial" w:hAnsi="Arial"/>
@@ -29347,7 +29347,7 @@
               <w:spacing w:after="10" w:before="0"/>
               <w:ind w:left="120"/>
             </w:pPr>
-            <w:hyperlink w:history="1" r:id="rIduqprshnrxt24dzdzrdlew">
+            <w:hyperlink w:history="1" r:id="rIddnshu5xz_dgnagwfteblq">
               <w:r>
                 <w:rPr>
                   <w:rFonts w:ascii="Arial" w:cs="Arial" w:eastAsia="Arial" w:hAnsi="Arial"/>
@@ -29392,7 +29392,7 @@
             <w:pPr>
               <w:spacing w:after="20" w:before="0"/>
             </w:pPr>
-            <w:hyperlink w:history="1" r:id="rIdh7bnuagol-gap861jacdf">
+            <w:hyperlink w:history="1" r:id="rIdjzntrdxwtgwxoopqpvdfy">
               <w:r>
                 <w:rPr>
                   <w:rFonts w:ascii="Arial" w:cs="Arial" w:eastAsia="Arial" w:hAnsi="Arial"/>
@@ -29425,7 +29425,7 @@
               <w:spacing w:after="10" w:before="0"/>
               <w:ind w:left="120"/>
             </w:pPr>
-            <w:hyperlink w:history="1" r:id="rIdkydxf-enaj_e3wqx3d5zx">
+            <w:hyperlink w:history="1" r:id="rIdoln4mrw4mxh69m1x3yrnv">
               <w:r>
                 <w:rPr>
                   <w:rFonts w:ascii="Arial" w:cs="Arial" w:eastAsia="Arial" w:hAnsi="Arial"/>
@@ -29620,7 +29620,7 @@
             <w:pPr>
               <w:spacing w:after="20" w:before="0"/>
             </w:pPr>
-            <w:hyperlink w:history="1" r:id="rIdc3wxsy9fhukenvvudcz0e">
+            <w:hyperlink w:history="1" r:id="rId0nmbxu1f_c4enebwhzzhm">
               <w:r>
                 <w:rPr>
                   <w:rFonts w:ascii="Arial" w:cs="Arial" w:eastAsia="Arial" w:hAnsi="Arial"/>
@@ -29653,7 +29653,7 @@
               <w:spacing w:after="10" w:before="0"/>
               <w:ind w:left="120"/>
             </w:pPr>
-            <w:hyperlink w:history="1" r:id="rIdibksbescbtfpdw6bdgo50">
+            <w:hyperlink w:history="1" r:id="rIdabwn6n-5bnk6gglcdp1f2">
               <w:r>
                 <w:rPr>
                   <w:rFonts w:ascii="Arial" w:cs="Arial" w:eastAsia="Arial" w:hAnsi="Arial"/>
@@ -29698,7 +29698,7 @@
             <w:pPr>
               <w:spacing w:after="20" w:before="0"/>
             </w:pPr>
-            <w:hyperlink w:history="1" r:id="rIdwtxlwpzdvssor8beekfhp">
+            <w:hyperlink w:history="1" r:id="rIdcfdnojot7d61ceyv9uoev">
               <w:r>
                 <w:rPr>
                   <w:rFonts w:ascii="Arial" w:cs="Arial" w:eastAsia="Arial" w:hAnsi="Arial"/>
@@ -29731,7 +29731,7 @@
               <w:spacing w:after="10" w:before="0"/>
               <w:ind w:left="120"/>
             </w:pPr>
-            <w:hyperlink w:history="1" r:id="rIdcyyrhqdhkdkc_jkw8gaf2">
+            <w:hyperlink w:history="1" r:id="rIds7cfmajql2n7dfhg-layz">
               <w:r>
                 <w:rPr>
                   <w:rFonts w:ascii="Arial" w:cs="Arial" w:eastAsia="Arial" w:hAnsi="Arial"/>
@@ -29926,7 +29926,7 @@
             <w:pPr>
               <w:spacing w:after="20" w:before="0"/>
             </w:pPr>
-            <w:hyperlink w:history="1" r:id="rId0ahwnw3jn02d_jsv_rhg-">
+            <w:hyperlink w:history="1" r:id="rIdkpmsdtzqiw4wmvyynomuv">
               <w:r>
                 <w:rPr>
                   <w:rFonts w:ascii="Arial" w:cs="Arial" w:eastAsia="Arial" w:hAnsi="Arial"/>
@@ -29959,7 +29959,7 @@
               <w:spacing w:after="10" w:before="0"/>
               <w:ind w:left="120"/>
             </w:pPr>
-            <w:hyperlink w:history="1" r:id="rIdrupiac3jnkdjgdnhssqwc">
+            <w:hyperlink w:history="1" r:id="rIdc3ibchpzi0lauqxef6oj-">
               <w:r>
                 <w:rPr>
                   <w:rFonts w:ascii="Arial" w:cs="Arial" w:eastAsia="Arial" w:hAnsi="Arial"/>
@@ -30004,7 +30004,7 @@
             <w:pPr>
               <w:spacing w:after="20" w:before="0"/>
             </w:pPr>
-            <w:hyperlink w:history="1" r:id="rIdp8vuwl_av6yh_n9wzorc0">
+            <w:hyperlink w:history="1" r:id="rIdpfgx6u0r2npxycv2vvxmd">
               <w:r>
                 <w:rPr>
                   <w:rFonts w:ascii="Arial" w:cs="Arial" w:eastAsia="Arial" w:hAnsi="Arial"/>
@@ -30037,7 +30037,7 @@
               <w:spacing w:after="10" w:before="0"/>
               <w:ind w:left="120"/>
             </w:pPr>
-            <w:hyperlink w:history="1" r:id="rIdb19d_ckxkzky2jnbsomyu">
+            <w:hyperlink w:history="1" r:id="rIdspkocqpzfkfteyu7_jq27">
               <w:r>
                 <w:rPr>
                   <w:rFonts w:ascii="Arial" w:cs="Arial" w:eastAsia="Arial" w:hAnsi="Arial"/>
@@ -30232,7 +30232,7 @@
             <w:pPr>
               <w:spacing w:after="20" w:before="0"/>
             </w:pPr>
-            <w:hyperlink w:history="1" r:id="rId-of4hfbk_quzqpsy1tsx-">
+            <w:hyperlink w:history="1" r:id="rId4k_bq6distxg1rmpfmhc9">
               <w:r>
                 <w:rPr>
                   <w:rFonts w:ascii="Arial" w:cs="Arial" w:eastAsia="Arial" w:hAnsi="Arial"/>
@@ -30265,7 +30265,7 @@
               <w:spacing w:after="10" w:before="0"/>
               <w:ind w:left="120"/>
             </w:pPr>
-            <w:hyperlink w:history="1" r:id="rIdo7ch63dmhhnhgmrnn89yr">
+            <w:hyperlink w:history="1" r:id="rIddaywdp1vi5g3hamn39mcz">
               <w:r>
                 <w:rPr>
                   <w:rFonts w:ascii="Arial" w:cs="Arial" w:eastAsia="Arial" w:hAnsi="Arial"/>
@@ -30310,7 +30310,7 @@
             <w:pPr>
               <w:spacing w:after="20" w:before="0"/>
             </w:pPr>
-            <w:hyperlink w:history="1" r:id="rIdkhz90xlt2xheovv25acle">
+            <w:hyperlink w:history="1" r:id="rIdnedzpj5qmajzysk_th7f_">
               <w:r>
                 <w:rPr>
                   <w:rFonts w:ascii="Arial" w:cs="Arial" w:eastAsia="Arial" w:hAnsi="Arial"/>
@@ -30343,7 +30343,7 @@
               <w:spacing w:after="10" w:before="0"/>
               <w:ind w:left="120"/>
             </w:pPr>
-            <w:hyperlink w:history="1" r:id="rIdfnsa4q2q7vzhgcowj630h">
+            <w:hyperlink w:history="1" r:id="rIdfjia9x-gmh8asikqsjgzw">
               <w:r>
                 <w:rPr>
                   <w:rFonts w:ascii="Arial" w:cs="Arial" w:eastAsia="Arial" w:hAnsi="Arial"/>
@@ -30538,7 +30538,7 @@
             <w:pPr>
               <w:spacing w:after="20" w:before="0"/>
             </w:pPr>
-            <w:hyperlink w:history="1" r:id="rIdi5wppa66gkcek-jbqi536">
+            <w:hyperlink w:history="1" r:id="rIdlzbvc9zzzp-d3bjh1kyoc">
               <w:r>
                 <w:rPr>
                   <w:rFonts w:ascii="Arial" w:cs="Arial" w:eastAsia="Arial" w:hAnsi="Arial"/>
@@ -30571,7 +30571,7 @@
               <w:spacing w:after="10" w:before="0"/>
               <w:ind w:left="120"/>
             </w:pPr>
-            <w:hyperlink w:history="1" r:id="rIdqnnmuhwovc1_ev87xkkzu">
+            <w:hyperlink w:history="1" r:id="rIdhxhnvd448mjm4ekej1p_s">
               <w:r>
                 <w:rPr>
                   <w:rFonts w:ascii="Arial" w:cs="Arial" w:eastAsia="Arial" w:hAnsi="Arial"/>
@@ -30616,7 +30616,7 @@
             <w:pPr>
               <w:spacing w:after="20" w:before="0"/>
             </w:pPr>
-            <w:hyperlink w:history="1" r:id="rIdq2hoetgjgfy25_tvo5cxd">
+            <w:hyperlink w:history="1" r:id="rIdrraxviqtop30iimidijb0">
               <w:r>
                 <w:rPr>
                   <w:rFonts w:ascii="Arial" w:cs="Arial" w:eastAsia="Arial" w:hAnsi="Arial"/>
@@ -30649,7 +30649,7 @@
               <w:spacing w:after="10" w:before="0"/>
               <w:ind w:left="120"/>
             </w:pPr>
-            <w:hyperlink w:history="1" r:id="rIdxydwzq4qtutypssjpmdn-">
+            <w:hyperlink w:history="1" r:id="rIduwwsmc7bptigaro_yvlsp">
               <w:r>
                 <w:rPr>
                   <w:rFonts w:ascii="Arial" w:cs="Arial" w:eastAsia="Arial" w:hAnsi="Arial"/>
@@ -32136,7 +32136,7 @@
             <w:pPr>
               <w:spacing w:after="20" w:before="0"/>
             </w:pPr>
-            <w:hyperlink w:history="1" r:id="rIdibpbjtlcjykodtuxhdgaz">
+            <w:hyperlink w:history="1" r:id="rIdzmkqpadju3rvcucf7nyie">
               <w:r>
                 <w:rPr>
                   <w:rFonts w:ascii="Arial" w:cs="Arial" w:eastAsia="Arial" w:hAnsi="Arial"/>
@@ -32169,7 +32169,7 @@
               <w:spacing w:after="10" w:before="0"/>
               <w:ind w:left="120"/>
             </w:pPr>
-            <w:hyperlink w:history="1" r:id="rId3sov87ea4z8jjboyu1abp">
+            <w:hyperlink w:history="1" r:id="rIdedgmjqdrt1mdy2cd8d_ej">
               <w:r>
                 <w:rPr>
                   <w:rFonts w:ascii="Arial" w:cs="Arial" w:eastAsia="Arial" w:hAnsi="Arial"/>
@@ -32214,7 +32214,7 @@
             <w:pPr>
               <w:spacing w:after="20" w:before="0"/>
             </w:pPr>
-            <w:hyperlink w:history="1" r:id="rIdu4gptoltd7f9ehdnc67f7">
+            <w:hyperlink w:history="1" r:id="rIdabgx99svpm51qp_znxoqg">
               <w:r>
                 <w:rPr>
                   <w:rFonts w:ascii="Arial" w:cs="Arial" w:eastAsia="Arial" w:hAnsi="Arial"/>
@@ -32247,7 +32247,7 @@
               <w:spacing w:after="10" w:before="0"/>
               <w:ind w:left="120"/>
             </w:pPr>
-            <w:hyperlink w:history="1" r:id="rIdgkxjs6owu1kflhiwikx02">
+            <w:hyperlink w:history="1" r:id="rIdz9lf0btogwhafpvuvzdov">
               <w:r>
                 <w:rPr>
                   <w:rFonts w:ascii="Arial" w:cs="Arial" w:eastAsia="Arial" w:hAnsi="Arial"/>
@@ -32442,7 +32442,7 @@
             <w:pPr>
               <w:spacing w:after="20" w:before="0"/>
             </w:pPr>
-            <w:hyperlink w:history="1" r:id="rId6ykibilyzlkroactxzucr">
+            <w:hyperlink w:history="1" r:id="rIds7hlwp9xeljd3tunlq44p">
               <w:r>
                 <w:rPr>
                   <w:rFonts w:ascii="Arial" w:cs="Arial" w:eastAsia="Arial" w:hAnsi="Arial"/>
@@ -32475,7 +32475,7 @@
               <w:spacing w:after="10" w:before="0"/>
               <w:ind w:left="120"/>
             </w:pPr>
-            <w:hyperlink w:history="1" r:id="rIdjovmlusp-sqmls-iwtgsv">
+            <w:hyperlink w:history="1" r:id="rIdspxkflqgme-_lo_dheavx">
               <w:r>
                 <w:rPr>
                   <w:rFonts w:ascii="Arial" w:cs="Arial" w:eastAsia="Arial" w:hAnsi="Arial"/>
@@ -32520,7 +32520,7 @@
             <w:pPr>
               <w:spacing w:after="20" w:before="0"/>
             </w:pPr>
-            <w:hyperlink w:history="1" r:id="rIdcj8y7rlhlsvnhiixtswoi">
+            <w:hyperlink w:history="1" r:id="rIdhhpaxtyx2gfxzbn49k0jl">
               <w:r>
                 <w:rPr>
                   <w:rFonts w:ascii="Arial" w:cs="Arial" w:eastAsia="Arial" w:hAnsi="Arial"/>
@@ -32553,7 +32553,7 @@
               <w:spacing w:after="10" w:before="0"/>
               <w:ind w:left="120"/>
             </w:pPr>
-            <w:hyperlink w:history="1" r:id="rIdb-4fysul9dusruuwq8vlg">
+            <w:hyperlink w:history="1" r:id="rIdanaln2ulnogvckl_jx1bo">
               <w:r>
                 <w:rPr>
                   <w:rFonts w:ascii="Arial" w:cs="Arial" w:eastAsia="Arial" w:hAnsi="Arial"/>
@@ -32748,7 +32748,7 @@
             <w:pPr>
               <w:spacing w:after="20" w:before="0"/>
             </w:pPr>
-            <w:hyperlink w:history="1" r:id="rIdmyj--_zcpuwnmbneso7-6">
+            <w:hyperlink w:history="1" r:id="rId0jduknyy-jdctvxpos6ch">
               <w:r>
                 <w:rPr>
                   <w:rFonts w:ascii="Arial" w:cs="Arial" w:eastAsia="Arial" w:hAnsi="Arial"/>
@@ -32781,7 +32781,7 @@
               <w:spacing w:after="10" w:before="0"/>
               <w:ind w:left="120"/>
             </w:pPr>
-            <w:hyperlink w:history="1" r:id="rIdz-l5l9fa5uova4xdbeiyc">
+            <w:hyperlink w:history="1" r:id="rIdej_rb29tw-sz5yssf_smz">
               <w:r>
                 <w:rPr>
                   <w:rFonts w:ascii="Arial" w:cs="Arial" w:eastAsia="Arial" w:hAnsi="Arial"/>
@@ -32826,7 +32826,7 @@
             <w:pPr>
               <w:spacing w:after="20" w:before="0"/>
             </w:pPr>
-            <w:hyperlink w:history="1" r:id="rIdu2iihroyr_t3c7z5lfi5-">
+            <w:hyperlink w:history="1" r:id="rIdq8jk1mxdzwlaf1yfv3tfw">
               <w:r>
                 <w:rPr>
                   <w:rFonts w:ascii="Arial" w:cs="Arial" w:eastAsia="Arial" w:hAnsi="Arial"/>
@@ -32859,7 +32859,7 @@
               <w:spacing w:after="10" w:before="0"/>
               <w:ind w:left="120"/>
             </w:pPr>
-            <w:hyperlink w:history="1" r:id="rId3vtqyzrd_su20zukzg-ix">
+            <w:hyperlink w:history="1" r:id="rIdfi-xt_f7uyf0q0kjvohpf">
               <w:r>
                 <w:rPr>
                   <w:rFonts w:ascii="Arial" w:cs="Arial" w:eastAsia="Arial" w:hAnsi="Arial"/>
@@ -33054,7 +33054,7 @@
             <w:pPr>
               <w:spacing w:after="20" w:before="0"/>
             </w:pPr>
-            <w:hyperlink w:history="1" r:id="rIddehrd3mfnpjgqcganh0bu">
+            <w:hyperlink w:history="1" r:id="rIdyecmpk9mcqrgso1a8hth9">
               <w:r>
                 <w:rPr>
                   <w:rFonts w:ascii="Arial" w:cs="Arial" w:eastAsia="Arial" w:hAnsi="Arial"/>
@@ -33087,7 +33087,7 @@
               <w:spacing w:after="10" w:before="0"/>
               <w:ind w:left="120"/>
             </w:pPr>
-            <w:hyperlink w:history="1" r:id="rId6lsoifhqtulhltfk8asfy">
+            <w:hyperlink w:history="1" r:id="rIdivudaa4qwkgjbgjoy7mad">
               <w:r>
                 <w:rPr>
                   <w:rFonts w:ascii="Arial" w:cs="Arial" w:eastAsia="Arial" w:hAnsi="Arial"/>
@@ -33132,7 +33132,7 @@
             <w:pPr>
               <w:spacing w:after="20" w:before="0"/>
             </w:pPr>
-            <w:hyperlink w:history="1" r:id="rIdkgyyhfsutkkfqoubn8k6_">
+            <w:hyperlink w:history="1" r:id="rIdntnzypfpklryrrnp48wmm">
               <w:r>
                 <w:rPr>
                   <w:rFonts w:ascii="Arial" w:cs="Arial" w:eastAsia="Arial" w:hAnsi="Arial"/>
@@ -33165,7 +33165,7 @@
               <w:spacing w:after="10" w:before="0"/>
               <w:ind w:left="120"/>
             </w:pPr>
-            <w:hyperlink w:history="1" r:id="rIddpf1wojemycupysoehf4n">
+            <w:hyperlink w:history="1" r:id="rId77t5lneva6mvcfuvgzfa7">
               <w:r>
                 <w:rPr>
                   <w:rFonts w:ascii="Arial" w:cs="Arial" w:eastAsia="Arial" w:hAnsi="Arial"/>
@@ -33360,7 +33360,7 @@
             <w:pPr>
               <w:spacing w:after="20" w:before="0"/>
             </w:pPr>
-            <w:hyperlink w:history="1" r:id="rIdognmpnm9-foczfbsbidne">
+            <w:hyperlink w:history="1" r:id="rIdjos6yv26ekdjeoi-wn1xp">
               <w:r>
                 <w:rPr>
                   <w:rFonts w:ascii="Arial" w:cs="Arial" w:eastAsia="Arial" w:hAnsi="Arial"/>
@@ -33393,7 +33393,7 @@
               <w:spacing w:after="10" w:before="0"/>
               <w:ind w:left="120"/>
             </w:pPr>
-            <w:hyperlink w:history="1" r:id="rIduqpnykphd4lwcd91d5lgx">
+            <w:hyperlink w:history="1" r:id="rIdx_j6nhxims9kjsivwktor">
               <w:r>
                 <w:rPr>
                   <w:rFonts w:ascii="Arial" w:cs="Arial" w:eastAsia="Arial" w:hAnsi="Arial"/>
@@ -33438,7 +33438,7 @@
             <w:pPr>
               <w:spacing w:after="20" w:before="0"/>
             </w:pPr>
-            <w:hyperlink w:history="1" r:id="rIdvg3iamis2_htbdhmanrme">
+            <w:hyperlink w:history="1" r:id="rIdukl_viu0zbqmnku8dl4pp">
               <w:r>
                 <w:rPr>
                   <w:rFonts w:ascii="Arial" w:cs="Arial" w:eastAsia="Arial" w:hAnsi="Arial"/>
@@ -33471,7 +33471,7 @@
               <w:spacing w:after="10" w:before="0"/>
               <w:ind w:left="120"/>
             </w:pPr>
-            <w:hyperlink w:history="1" r:id="rId0fi4vo5pckqly8hduzzlo">
+            <w:hyperlink w:history="1" r:id="rIdtvhuvti7zrg9bbyjai9fe">
               <w:r>
                 <w:rPr>
                   <w:rFonts w:ascii="Arial" w:cs="Arial" w:eastAsia="Arial" w:hAnsi="Arial"/>
@@ -34958,7 +34958,7 @@
             <w:pPr>
               <w:spacing w:after="20" w:before="0"/>
             </w:pPr>
-            <w:hyperlink w:history="1" r:id="rIdzt2t6981bq8-lwwm74huz">
+            <w:hyperlink w:history="1" r:id="rIdc-eh6cy9hpvavutr742sl">
               <w:r>
                 <w:rPr>
                   <w:rFonts w:ascii="Arial" w:cs="Arial" w:eastAsia="Arial" w:hAnsi="Arial"/>
@@ -34991,7 +34991,7 @@
               <w:spacing w:after="10" w:before="0"/>
               <w:ind w:left="120"/>
             </w:pPr>
-            <w:hyperlink w:history="1" r:id="rIdqxruyajyx_e-gif1fatyd">
+            <w:hyperlink w:history="1" r:id="rIdmo4partepm9pavnjg5mvm">
               <w:r>
                 <w:rPr>
                   <w:rFonts w:ascii="Arial" w:cs="Arial" w:eastAsia="Arial" w:hAnsi="Arial"/>
@@ -35036,7 +35036,7 @@
             <w:pPr>
               <w:spacing w:after="20" w:before="0"/>
             </w:pPr>
-            <w:hyperlink w:history="1" r:id="rIdkwlpzcmjiolhs5nfkasxu">
+            <w:hyperlink w:history="1" r:id="rIdgv_qnqrjtf41hpdr5tdx7">
               <w:r>
                 <w:rPr>
                   <w:rFonts w:ascii="Arial" w:cs="Arial" w:eastAsia="Arial" w:hAnsi="Arial"/>
@@ -35069,7 +35069,7 @@
               <w:spacing w:after="10" w:before="0"/>
               <w:ind w:left="120"/>
             </w:pPr>
-            <w:hyperlink w:history="1" r:id="rId4gtec7z7cpoyo3pnnamqv">
+            <w:hyperlink w:history="1" r:id="rIdk72zp4zz0ujdkmqb5gi5y">
               <w:r>
                 <w:rPr>
                   <w:rFonts w:ascii="Arial" w:cs="Arial" w:eastAsia="Arial" w:hAnsi="Arial"/>
@@ -35264,7 +35264,7 @@
             <w:pPr>
               <w:spacing w:after="20" w:before="0"/>
             </w:pPr>
-            <w:hyperlink w:history="1" r:id="rIdmg7wzxx1d52-myjjryius">
+            <w:hyperlink w:history="1" r:id="rIdcnhvzmogxvuylgvxbvzrc">
               <w:r>
                 <w:rPr>
                   <w:rFonts w:ascii="Arial" w:cs="Arial" w:eastAsia="Arial" w:hAnsi="Arial"/>
@@ -35297,7 +35297,7 @@
               <w:spacing w:after="10" w:before="0"/>
               <w:ind w:left="120"/>
             </w:pPr>
-            <w:hyperlink w:history="1" r:id="rIdtdwz9t2jpsx4k2vu8yr0q">
+            <w:hyperlink w:history="1" r:id="rIdqbttztbfj_7yjvytongmg">
               <w:r>
                 <w:rPr>
                   <w:rFonts w:ascii="Arial" w:cs="Arial" w:eastAsia="Arial" w:hAnsi="Arial"/>
@@ -35342,7 +35342,7 @@
             <w:pPr>
               <w:spacing w:after="20" w:before="0"/>
             </w:pPr>
-            <w:hyperlink w:history="1" r:id="rIdifbdzy5nmfc1qvmr4fzhd">
+            <w:hyperlink w:history="1" r:id="rIdfnkmpjqbhw14amuoj9jrt">
               <w:r>
                 <w:rPr>
                   <w:rFonts w:ascii="Arial" w:cs="Arial" w:eastAsia="Arial" w:hAnsi="Arial"/>
@@ -35375,7 +35375,7 @@
               <w:spacing w:after="10" w:before="0"/>
               <w:ind w:left="120"/>
             </w:pPr>
-            <w:hyperlink w:history="1" r:id="rIdl65wuqdx6j21e1izndwbf">
+            <w:hyperlink w:history="1" r:id="rIdloa2gkbtnq-o--ponz7fb">
               <w:r>
                 <w:rPr>
                   <w:rFonts w:ascii="Arial" w:cs="Arial" w:eastAsia="Arial" w:hAnsi="Arial"/>
@@ -35570,7 +35570,7 @@
             <w:pPr>
               <w:spacing w:after="20" w:before="0"/>
             </w:pPr>
-            <w:hyperlink w:history="1" r:id="rIdm7oytrmvx66cvixpbb2o6">
+            <w:hyperlink w:history="1" r:id="rIdh5pvf9e4m9b-u_n4c5fte">
               <w:r>
                 <w:rPr>
                   <w:rFonts w:ascii="Arial" w:cs="Arial" w:eastAsia="Arial" w:hAnsi="Arial"/>
@@ -35603,7 +35603,7 @@
               <w:spacing w:after="10" w:before="0"/>
               <w:ind w:left="120"/>
             </w:pPr>
-            <w:hyperlink w:history="1" r:id="rIdmgjyu4zifvfdm_6zzdpcd">
+            <w:hyperlink w:history="1" r:id="rIdyblgzpklmmlwdk_pq8f-o">
               <w:r>
                 <w:rPr>
                   <w:rFonts w:ascii="Arial" w:cs="Arial" w:eastAsia="Arial" w:hAnsi="Arial"/>
@@ -35648,7 +35648,7 @@
             <w:pPr>
               <w:spacing w:after="20" w:before="0"/>
             </w:pPr>
-            <w:hyperlink w:history="1" r:id="rIdmsv8spibqzuacjgjzk5vp">
+            <w:hyperlink w:history="1" r:id="rIdb2p5cqvog2bzo4op-7bs3">
               <w:r>
                 <w:rPr>
                   <w:rFonts w:ascii="Arial" w:cs="Arial" w:eastAsia="Arial" w:hAnsi="Arial"/>
@@ -35681,7 +35681,7 @@
               <w:spacing w:after="10" w:before="0"/>
               <w:ind w:left="120"/>
             </w:pPr>
-            <w:hyperlink w:history="1" r:id="rId4o_cxc8i7ycg4jhl_vsun">
+            <w:hyperlink w:history="1" r:id="rIdzc4iin_auqpivzfonmksa">
               <w:r>
                 <w:rPr>
                   <w:rFonts w:ascii="Arial" w:cs="Arial" w:eastAsia="Arial" w:hAnsi="Arial"/>
@@ -35876,7 +35876,7 @@
             <w:pPr>
               <w:spacing w:after="20" w:before="0"/>
             </w:pPr>
-            <w:hyperlink w:history="1" r:id="rIdw9yv4gdyvkbtx-vs7qp2u">
+            <w:hyperlink w:history="1" r:id="rId3ld3cmhdbchf87nv90kmg">
               <w:r>
                 <w:rPr>
                   <w:rFonts w:ascii="Arial" w:cs="Arial" w:eastAsia="Arial" w:hAnsi="Arial"/>
@@ -35909,7 +35909,7 @@
               <w:spacing w:after="10" w:before="0"/>
               <w:ind w:left="120"/>
             </w:pPr>
-            <w:hyperlink w:history="1" r:id="rIddhvc4apvihigkwugkk32j">
+            <w:hyperlink w:history="1" r:id="rIdaihnii0il7wq3jqoq9ie6">
               <w:r>
                 <w:rPr>
                   <w:rFonts w:ascii="Arial" w:cs="Arial" w:eastAsia="Arial" w:hAnsi="Arial"/>
@@ -35954,7 +35954,7 @@
             <w:pPr>
               <w:spacing w:after="20" w:before="0"/>
             </w:pPr>
-            <w:hyperlink w:history="1" r:id="rIdcytw-mvbvera9fixdwnxh">
+            <w:hyperlink w:history="1" r:id="rIdjvufagtdkf-pvn3_popny">
               <w:r>
                 <w:rPr>
                   <w:rFonts w:ascii="Arial" w:cs="Arial" w:eastAsia="Arial" w:hAnsi="Arial"/>
@@ -35987,7 +35987,7 @@
               <w:spacing w:after="10" w:before="0"/>
               <w:ind w:left="120"/>
             </w:pPr>
-            <w:hyperlink w:history="1" r:id="rIdbnnbhdmwxvrvhzzmmyvod">
+            <w:hyperlink w:history="1" r:id="rIdv0yd3eriarwlvdxcu8ksm">
               <w:r>
                 <w:rPr>
                   <w:rFonts w:ascii="Arial" w:cs="Arial" w:eastAsia="Arial" w:hAnsi="Arial"/>
@@ -36182,7 +36182,7 @@
             <w:pPr>
               <w:spacing w:after="20" w:before="0"/>
             </w:pPr>
-            <w:hyperlink w:history="1" r:id="rId0fgk094tuablylb-bwa7p">
+            <w:hyperlink w:history="1" r:id="rIdzasft9jbfihg8m71hrcnl">
               <w:r>
                 <w:rPr>
                   <w:rFonts w:ascii="Arial" w:cs="Arial" w:eastAsia="Arial" w:hAnsi="Arial"/>
@@ -36215,7 +36215,7 @@
               <w:spacing w:after="10" w:before="0"/>
               <w:ind w:left="120"/>
             </w:pPr>
-            <w:hyperlink w:history="1" r:id="rIdzmez2qyz3pqqqloid6uew">
+            <w:hyperlink w:history="1" r:id="rIddm6prwrkpw3av5xj7rmsx">
               <w:r>
                 <w:rPr>
                   <w:rFonts w:ascii="Arial" w:cs="Arial" w:eastAsia="Arial" w:hAnsi="Arial"/>
@@ -36260,7 +36260,7 @@
             <w:pPr>
               <w:spacing w:after="20" w:before="0"/>
             </w:pPr>
-            <w:hyperlink w:history="1" r:id="rIdxjvkaymm3uzsud1zl8l9h">
+            <w:hyperlink w:history="1" r:id="rIdlaagtrkq0j5iu_ve_ffwi">
               <w:r>
                 <w:rPr>
                   <w:rFonts w:ascii="Arial" w:cs="Arial" w:eastAsia="Arial" w:hAnsi="Arial"/>
@@ -36293,7 +36293,7 @@
               <w:spacing w:after="10" w:before="0"/>
               <w:ind w:left="120"/>
             </w:pPr>
-            <w:hyperlink w:history="1" r:id="rId0hojleaks3vyxpuvnazpa">
+            <w:hyperlink w:history="1" r:id="rIdwy1dywtohg_axotbxhzgi">
               <w:r>
                 <w:rPr>
                   <w:rFonts w:ascii="Arial" w:cs="Arial" w:eastAsia="Arial" w:hAnsi="Arial"/>
